--- a/writing/revision_files/final/DOC files/NATCHEMENG-24061044_response_to_reviewers.docx
+++ b/writing/revision_files/final/DOC files/NATCHEMENG-24061044_response_to_reviewers.docx
@@ -117,6 +117,7 @@
     <w:bookmarkEnd w:id="1"/>
     <w:p>
       <w:pPr>
+        <w:spacing w:after="0"/>
         <w:rPr>
           <w:rFonts w:ascii="Lato" w:eastAsiaTheme="minorHAnsi" w:hAnsi="Lato" w:cs="Arial"/>
           <w:b/>
@@ -325,7 +326,21 @@
           <w:rFonts w:ascii="Lato" w:eastAsia="DengXian" w:hAnsi="Lato" w:cs="Arial"/>
           <w:szCs w:val="20"/>
         </w:rPr>
-        <w:t xml:space="preserve"> We fully agree this is particularly pertinent now as the chemical industry is facing a conversion process and revamping old chemical building blocks might bring a competitive edge. This was one of the motivations of our study, as better highlighted in the revised introduction.</w:t>
+        <w:t xml:space="preserve"> We fully agree this is particularly pertinent now as the chemical industry is facing a conversion process and revamping old chemical building blocks might bring a competitive edge. This was one of the </w:t>
+      </w:r>
+      <w:r>
+        <w:rPr>
+          <w:rFonts w:ascii="Lato" w:eastAsia="DengXian" w:hAnsi="Lato" w:cs="Arial"/>
+          <w:szCs w:val="20"/>
+        </w:rPr>
+        <w:t xml:space="preserve">main </w:t>
+      </w:r>
+      <w:r>
+        <w:rPr>
+          <w:rFonts w:ascii="Lato" w:eastAsia="DengXian" w:hAnsi="Lato" w:cs="Arial"/>
+          <w:szCs w:val="20"/>
+        </w:rPr>
+        <w:t>motivations of our study, as better highlighted in the revised introduction.</w:t>
       </w:r>
     </w:p>
     <w:p>
@@ -401,27 +416,107 @@
           <w:szCs w:val="20"/>
           <w:lang w:eastAsia="zh-CN"/>
         </w:rPr>
-        <w:t xml:space="preserve">We would like to sincerely thank the reviewer for the points raised and helpful suggestions for improving our work. </w:t>
-      </w:r>
-      <w:r>
-        <w:rPr>
-          <w:rFonts w:ascii="Lato" w:eastAsia="DengXian" w:hAnsi="Lato" w:cs="Arial"/>
-          <w:iCs/>
-          <w:color w:val="000000" w:themeColor="text1"/>
-          <w:szCs w:val="20"/>
-          <w:lang w:eastAsia="zh-CN"/>
-        </w:rPr>
-        <w:t>We firmly believe that o</w:t>
-      </w:r>
-      <w:r>
-        <w:rPr>
-          <w:rFonts w:ascii="Lato" w:eastAsia="DengXian" w:hAnsi="Lato" w:cs="Arial"/>
-          <w:iCs/>
-          <w:color w:val="000000" w:themeColor="text1"/>
-          <w:szCs w:val="20"/>
-          <w:lang w:eastAsia="zh-CN"/>
-        </w:rPr>
-        <w:t>ur contribution lies not in merely summarizing past technologies, but in critically analyzing</w:t>
+        <w:t xml:space="preserve">We would like to thank the reviewer for the points raised and helpful suggestions for improving our </w:t>
+      </w:r>
+      <w:r>
+        <w:rPr>
+          <w:rFonts w:ascii="Lato" w:eastAsia="DengXian" w:hAnsi="Lato" w:cs="Arial"/>
+          <w:iCs/>
+          <w:color w:val="000000" w:themeColor="text1"/>
+          <w:szCs w:val="20"/>
+          <w:lang w:eastAsia="zh-CN"/>
+        </w:rPr>
+        <w:t>paper</w:t>
+      </w:r>
+      <w:r>
+        <w:rPr>
+          <w:rFonts w:ascii="Lato" w:eastAsia="DengXian" w:hAnsi="Lato" w:cs="Arial"/>
+          <w:iCs/>
+          <w:color w:val="000000" w:themeColor="text1"/>
+          <w:szCs w:val="20"/>
+          <w:lang w:eastAsia="zh-CN"/>
+        </w:rPr>
+        <w:t xml:space="preserve">. </w:t>
+      </w:r>
+      <w:r>
+        <w:rPr>
+          <w:rFonts w:ascii="Lato" w:eastAsia="DengXian" w:hAnsi="Lato" w:cs="Arial"/>
+          <w:iCs/>
+          <w:color w:val="000000" w:themeColor="text1"/>
+          <w:szCs w:val="20"/>
+          <w:lang w:eastAsia="zh-CN"/>
+        </w:rPr>
+        <w:t>O</w:t>
+      </w:r>
+      <w:r>
+        <w:rPr>
+          <w:rFonts w:ascii="Lato" w:eastAsia="DengXian" w:hAnsi="Lato" w:cs="Arial"/>
+          <w:iCs/>
+          <w:color w:val="000000" w:themeColor="text1"/>
+          <w:szCs w:val="20"/>
+          <w:lang w:eastAsia="zh-CN"/>
+        </w:rPr>
+        <w:t xml:space="preserve">ur contribution </w:t>
+      </w:r>
+      <w:r>
+        <w:rPr>
+          <w:rFonts w:ascii="Lato" w:eastAsia="DengXian" w:hAnsi="Lato" w:cs="Arial"/>
+          <w:iCs/>
+          <w:color w:val="000000" w:themeColor="text1"/>
+          <w:szCs w:val="20"/>
+          <w:lang w:eastAsia="zh-CN"/>
+        </w:rPr>
+        <w:t>does</w:t>
+      </w:r>
+      <w:r>
+        <w:rPr>
+          <w:rFonts w:ascii="Lato" w:eastAsia="DengXian" w:hAnsi="Lato" w:cs="Arial"/>
+          <w:iCs/>
+          <w:color w:val="000000" w:themeColor="text1"/>
+          <w:szCs w:val="20"/>
+          <w:lang w:eastAsia="zh-CN"/>
+        </w:rPr>
+        <w:t xml:space="preserve"> </w:t>
+      </w:r>
+      <w:r>
+        <w:rPr>
+          <w:rFonts w:ascii="Lato" w:eastAsia="DengXian" w:hAnsi="Lato" w:cs="Arial"/>
+          <w:iCs/>
+          <w:color w:val="000000" w:themeColor="text1"/>
+          <w:szCs w:val="20"/>
+          <w:lang w:eastAsia="zh-CN"/>
+        </w:rPr>
+        <w:t>not merely summariz</w:t>
+      </w:r>
+      <w:r>
+        <w:rPr>
+          <w:rFonts w:ascii="Lato" w:eastAsia="DengXian" w:hAnsi="Lato" w:cs="Arial"/>
+          <w:iCs/>
+          <w:color w:val="000000" w:themeColor="text1"/>
+          <w:szCs w:val="20"/>
+          <w:lang w:eastAsia="zh-CN"/>
+        </w:rPr>
+        <w:t>e</w:t>
+      </w:r>
+      <w:r>
+        <w:rPr>
+          <w:rFonts w:ascii="Lato" w:eastAsia="DengXian" w:hAnsi="Lato" w:cs="Arial"/>
+          <w:iCs/>
+          <w:color w:val="000000" w:themeColor="text1"/>
+          <w:szCs w:val="20"/>
+          <w:lang w:eastAsia="zh-CN"/>
+        </w:rPr>
+        <w:t xml:space="preserve"> past technologies, but critically analyz</w:t>
+      </w:r>
+      <w:r>
+        <w:rPr>
+          <w:rFonts w:ascii="Lato" w:eastAsia="DengXian" w:hAnsi="Lato" w:cs="Arial"/>
+          <w:iCs/>
+          <w:color w:val="000000" w:themeColor="text1"/>
+          <w:szCs w:val="20"/>
+          <w:lang w:eastAsia="zh-CN"/>
+        </w:rPr>
+        <w:t>es</w:t>
       </w:r>
       <w:r>
         <w:rPr>
@@ -441,7 +536,47 @@
           <w:szCs w:val="20"/>
           <w:lang w:eastAsia="zh-CN"/>
         </w:rPr>
-        <w:t>existing challenges and, more importantly, outlining a pathway</w:t>
+        <w:t>existing challenges and, more importantly, outlin</w:t>
+      </w:r>
+      <w:r>
+        <w:rPr>
+          <w:rFonts w:ascii="Lato" w:eastAsia="DengXian" w:hAnsi="Lato" w:cs="Arial"/>
+          <w:iCs/>
+          <w:color w:val="000000" w:themeColor="text1"/>
+          <w:szCs w:val="20"/>
+          <w:lang w:eastAsia="zh-CN"/>
+        </w:rPr>
+        <w:t>es</w:t>
+      </w:r>
+      <w:r>
+        <w:rPr>
+          <w:rFonts w:ascii="Lato" w:eastAsia="DengXian" w:hAnsi="Lato" w:cs="Arial"/>
+          <w:iCs/>
+          <w:color w:val="000000" w:themeColor="text1"/>
+          <w:szCs w:val="20"/>
+          <w:lang w:eastAsia="zh-CN"/>
+        </w:rPr>
+        <w:t xml:space="preserve"> a </w:t>
+      </w:r>
+      <w:r>
+        <w:rPr>
+          <w:rFonts w:ascii="Lato" w:eastAsia="DengXian" w:hAnsi="Lato" w:cs="Arial"/>
+          <w:iCs/>
+          <w:color w:val="000000" w:themeColor="text1"/>
+          <w:szCs w:val="20"/>
+          <w:lang w:eastAsia="zh-CN"/>
+        </w:rPr>
+        <w:t xml:space="preserve">data-supported </w:t>
+      </w:r>
+      <w:r>
+        <w:rPr>
+          <w:rFonts w:ascii="Lato" w:eastAsia="DengXian" w:hAnsi="Lato" w:cs="Arial"/>
+          <w:iCs/>
+          <w:color w:val="000000" w:themeColor="text1"/>
+          <w:szCs w:val="20"/>
+          <w:lang w:eastAsia="zh-CN"/>
+        </w:rPr>
+        <w:t>strategy</w:t>
       </w:r>
       <w:r>
         <w:rPr>
@@ -451,126 +586,166 @@
           <w:szCs w:val="20"/>
           <w:lang w:eastAsia="zh-CN"/>
         </w:rPr>
-        <w:t xml:space="preserve"> to rekindle interest</w:t>
-      </w:r>
-      <w:r>
-        <w:rPr>
-          <w:rFonts w:ascii="Lato" w:eastAsia="DengXian" w:hAnsi="Lato" w:cs="Arial"/>
-          <w:iCs/>
-          <w:color w:val="000000" w:themeColor="text1"/>
-          <w:szCs w:val="20"/>
-          <w:lang w:eastAsia="zh-CN"/>
-        </w:rPr>
         <w:t xml:space="preserve"> </w:t>
       </w:r>
       <w:r>
         <w:rPr>
+          <w:rFonts w:ascii="Lato" w:eastAsia="DengXian" w:hAnsi="Lato" w:cs="Arial"/>
+          <w:iCs/>
+          <w:color w:val="000000" w:themeColor="text1"/>
+          <w:szCs w:val="20"/>
+          <w:lang w:eastAsia="zh-CN"/>
+        </w:rPr>
+        <w:t xml:space="preserve">for </w:t>
+      </w:r>
+      <w:r>
+        <w:rPr>
+          <w:rFonts w:ascii="Lato" w:eastAsia="DengXian" w:hAnsi="Lato" w:cs="Arial"/>
+          <w:iCs/>
+          <w:color w:val="000000" w:themeColor="text1"/>
+          <w:szCs w:val="20"/>
+          <w:lang w:eastAsia="zh-CN"/>
+        </w:rPr>
+        <w:t xml:space="preserve">green acetylene production, as </w:t>
+      </w:r>
+      <w:r>
+        <w:rPr>
+          <w:rFonts w:ascii="Lato" w:eastAsia="DengXian" w:hAnsi="Lato" w:cs="Arial"/>
+          <w:iCs/>
+          <w:color w:val="000000" w:themeColor="text1"/>
+          <w:szCs w:val="20"/>
+          <w:lang w:eastAsia="zh-CN"/>
+        </w:rPr>
+        <w:t>effusively acknowledged</w:t>
+      </w:r>
+      <w:r>
+        <w:rPr>
+          <w:rFonts w:ascii="Lato" w:eastAsia="DengXian" w:hAnsi="Lato" w:cs="Arial"/>
+          <w:iCs/>
+          <w:color w:val="000000" w:themeColor="text1"/>
+          <w:szCs w:val="20"/>
+          <w:lang w:eastAsia="zh-CN"/>
+        </w:rPr>
+        <w:t xml:space="preserve"> </w:t>
+      </w:r>
+      <w:r>
+        <w:rPr>
+          <w:rFonts w:ascii="Lato" w:eastAsia="DengXian" w:hAnsi="Lato" w:cs="Arial"/>
+          <w:iCs/>
+          <w:color w:val="000000" w:themeColor="text1"/>
+          <w:szCs w:val="20"/>
+          <w:lang w:eastAsia="zh-CN"/>
+        </w:rPr>
+        <w:t xml:space="preserve">by </w:t>
+      </w:r>
+      <w:r>
+        <w:rPr>
+          <w:rFonts w:ascii="Lato" w:eastAsia="DengXian" w:hAnsi="Lato" w:cs="Arial"/>
+          <w:iCs/>
+          <w:color w:val="000000" w:themeColor="text1"/>
+          <w:szCs w:val="20"/>
+          <w:lang w:eastAsia="zh-CN"/>
+        </w:rPr>
+        <w:t>Re</w:t>
+      </w:r>
+      <w:r>
+        <w:rPr>
+          <w:rFonts w:ascii="Lato" w:eastAsia="DengXian" w:hAnsi="Lato" w:cs="Arial"/>
+          <w:iCs/>
+          <w:color w:val="000000" w:themeColor="text1"/>
+          <w:szCs w:val="20"/>
+          <w:lang w:eastAsia="zh-CN"/>
+        </w:rPr>
+        <w:t>viewer</w:t>
+      </w:r>
+      <w:r>
+        <w:rPr>
+          <w:rFonts w:ascii="Lato" w:eastAsia="DengXian" w:hAnsi="Lato" w:cs="Arial"/>
+          <w:iCs/>
+          <w:color w:val="000000" w:themeColor="text1"/>
+          <w:szCs w:val="20"/>
+          <w:lang w:eastAsia="zh-CN"/>
+        </w:rPr>
+        <w:t>s</w:t>
+      </w:r>
+      <w:r>
+        <w:rPr>
+          <w:rFonts w:ascii="Lato" w:eastAsia="DengXian" w:hAnsi="Lato" w:cs="Arial"/>
+          <w:iCs/>
+          <w:color w:val="000000" w:themeColor="text1"/>
+          <w:szCs w:val="20"/>
+          <w:lang w:eastAsia="zh-CN"/>
+        </w:rPr>
+        <w:t xml:space="preserve"> </w:t>
+      </w:r>
+      <w:r>
+        <w:rPr>
+          <w:rFonts w:ascii="Lato" w:eastAsia="DengXian" w:hAnsi="Lato" w:cs="Arial"/>
+          <w:iCs/>
+          <w:color w:val="000000" w:themeColor="text1"/>
+          <w:szCs w:val="20"/>
+          <w:lang w:eastAsia="zh-CN"/>
+        </w:rPr>
+        <w:t xml:space="preserve">#1 and #3. </w:t>
+      </w:r>
+      <w:r>
+        <w:rPr>
+          <w:rFonts w:ascii="Lato" w:eastAsia="DengXian" w:hAnsi="Lato" w:cs="Arial"/>
+          <w:iCs/>
+          <w:color w:val="000000" w:themeColor="text1"/>
+          <w:szCs w:val="20"/>
+          <w:lang w:eastAsia="zh-CN"/>
+        </w:rPr>
+        <w:t xml:space="preserve">To better emphasize our focus, we have made the </w:t>
+      </w:r>
+      <w:r>
+        <w:rPr>
+          <w:rFonts w:ascii="Lato" w:eastAsia="DengXian" w:hAnsi="Lato" w:cs="Arial"/>
+          <w:iCs/>
+          <w:color w:val="000000" w:themeColor="text1"/>
+          <w:szCs w:val="20"/>
+          <w:lang w:eastAsia="zh-CN"/>
+        </w:rPr>
+        <w:t xml:space="preserve">major </w:t>
+      </w:r>
+      <w:r>
+        <w:rPr>
+          <w:rFonts w:ascii="Lato" w:eastAsia="DengXian" w:hAnsi="Lato" w:cs="Arial"/>
+          <w:iCs/>
+          <w:color w:val="000000" w:themeColor="text1"/>
+          <w:szCs w:val="20"/>
+          <w:lang w:eastAsia="zh-CN"/>
+        </w:rPr>
+        <w:t xml:space="preserve">revisions summarized below. </w:t>
+      </w:r>
+      <w:r>
+        <w:rPr>
+          <w:rFonts w:ascii="Lato" w:eastAsia="DengXian" w:hAnsi="Lato" w:cs="Arial"/>
+          <w:iCs/>
+          <w:color w:val="000000" w:themeColor="text1"/>
+          <w:szCs w:val="20"/>
+          <w:lang w:eastAsia="zh-CN"/>
+        </w:rPr>
+        <w:t xml:space="preserve">We </w:t>
+      </w:r>
+      <w:r>
+        <w:rPr>
+          <w:rFonts w:ascii="Lato" w:eastAsia="DengXian" w:hAnsi="Lato" w:cs="Arial"/>
+          <w:iCs/>
+          <w:color w:val="000000" w:themeColor="text1"/>
+          <w:szCs w:val="20"/>
+          <w:lang w:eastAsia="zh-CN"/>
+        </w:rPr>
+        <w:t xml:space="preserve">are convinced that the revised Perspective </w:t>
+      </w:r>
+      <w:r>
+        <w:rPr>
           <w:rFonts w:ascii="Lato" w:eastAsia="DengXian" w:hAnsi="Lato" w:cs="Arial" w:hint="eastAsia"/>
           <w:iCs/>
           <w:color w:val="000000" w:themeColor="text1"/>
           <w:szCs w:val="20"/>
           <w:lang w:eastAsia="zh-CN"/>
         </w:rPr>
-        <w:t>in</w:t>
-      </w:r>
-      <w:r>
-        <w:rPr>
-          <w:rFonts w:ascii="Lato" w:eastAsia="DengXian" w:hAnsi="Lato" w:cs="Arial"/>
-          <w:iCs/>
-          <w:color w:val="000000" w:themeColor="text1"/>
-          <w:szCs w:val="20"/>
-          <w:lang w:eastAsia="zh-CN"/>
-        </w:rPr>
-        <w:t xml:space="preserve"> future green acetylene production, as highlighted by </w:t>
-      </w:r>
-      <w:r>
-        <w:rPr>
-          <w:rFonts w:ascii="Lato" w:eastAsia="DengXian" w:hAnsi="Lato" w:cs="Arial"/>
-          <w:iCs/>
-          <w:color w:val="000000" w:themeColor="text1"/>
-          <w:szCs w:val="20"/>
-          <w:lang w:eastAsia="zh-CN"/>
-        </w:rPr>
-        <w:t>re</w:t>
-      </w:r>
-      <w:r>
-        <w:rPr>
-          <w:rFonts w:ascii="Lato" w:eastAsia="DengXian" w:hAnsi="Lato" w:cs="Arial"/>
-          <w:iCs/>
-          <w:color w:val="000000" w:themeColor="text1"/>
-          <w:szCs w:val="20"/>
-          <w:lang w:eastAsia="zh-CN"/>
-        </w:rPr>
-        <w:t xml:space="preserve">viewer #1 and #3. </w:t>
-      </w:r>
-      <w:r>
-        <w:rPr>
-          <w:rFonts w:ascii="Lato" w:eastAsia="DengXian" w:hAnsi="Lato" w:cs="Arial"/>
-          <w:iCs/>
-          <w:color w:val="000000" w:themeColor="text1"/>
-          <w:szCs w:val="20"/>
-          <w:lang w:eastAsia="zh-CN"/>
-        </w:rPr>
-        <w:t xml:space="preserve">To better emphasize our focus, we have made the revisions summarized below. </w:t>
-      </w:r>
-      <w:r>
-        <w:rPr>
-          <w:rFonts w:ascii="Lato" w:eastAsia="DengXian" w:hAnsi="Lato" w:cs="Arial"/>
-          <w:iCs/>
-          <w:color w:val="000000" w:themeColor="text1"/>
-          <w:szCs w:val="20"/>
-          <w:lang w:eastAsia="zh-CN"/>
-        </w:rPr>
-        <w:t>We believe this</w:t>
-      </w:r>
-      <w:r>
-        <w:rPr>
-          <w:rFonts w:ascii="Lato" w:eastAsia="DengXian" w:hAnsi="Lato" w:cs="Arial"/>
-          <w:iCs/>
-          <w:color w:val="000000" w:themeColor="text1"/>
-          <w:szCs w:val="20"/>
-          <w:lang w:eastAsia="zh-CN"/>
-        </w:rPr>
-        <w:t xml:space="preserve"> revised</w:t>
-      </w:r>
-      <w:r>
-        <w:rPr>
-          <w:rFonts w:ascii="Lato" w:eastAsia="DengXian" w:hAnsi="Lato" w:cs="Arial"/>
-          <w:iCs/>
-          <w:color w:val="000000" w:themeColor="text1"/>
-          <w:szCs w:val="20"/>
-          <w:lang w:eastAsia="zh-CN"/>
-        </w:rPr>
-        <w:t xml:space="preserve"> </w:t>
-      </w:r>
-      <w:r>
-        <w:rPr>
-          <w:rFonts w:ascii="Lato" w:eastAsia="DengXian" w:hAnsi="Lato" w:cs="Arial" w:hint="eastAsia"/>
-          <w:iCs/>
-          <w:color w:val="000000" w:themeColor="text1"/>
-          <w:szCs w:val="20"/>
-          <w:lang w:eastAsia="zh-CN"/>
-        </w:rPr>
-        <w:t>manuscript</w:t>
-      </w:r>
-      <w:r>
-        <w:rPr>
-          <w:rFonts w:ascii="Lato" w:eastAsia="DengXian" w:hAnsi="Lato" w:cs="Arial"/>
-          <w:iCs/>
-          <w:color w:val="000000" w:themeColor="text1"/>
-          <w:szCs w:val="20"/>
-          <w:lang w:eastAsia="zh-CN"/>
-        </w:rPr>
-        <w:t xml:space="preserve"> </w:t>
-      </w:r>
-      <w:r>
-        <w:rPr>
-          <w:rFonts w:ascii="Lato" w:eastAsia="DengXian" w:hAnsi="Lato" w:cs="Arial" w:hint="eastAsia"/>
-          <w:iCs/>
-          <w:color w:val="000000" w:themeColor="text1"/>
-          <w:szCs w:val="20"/>
-          <w:lang w:eastAsia="zh-CN"/>
-        </w:rPr>
         <w:t>offer</w:t>
       </w:r>
       <w:r>
@@ -581,7 +756,27 @@
           <w:szCs w:val="20"/>
           <w:lang w:eastAsia="zh-CN"/>
         </w:rPr>
-        <w:t>s valuable insights by envisioning a sustainable trajectory for C</w:t>
+        <w:t>s valuable insights by envisioning a sustainable</w:t>
+      </w:r>
+      <w:r>
+        <w:rPr>
+          <w:rFonts w:ascii="Lato" w:eastAsia="DengXian" w:hAnsi="Lato" w:cs="Arial"/>
+          <w:iCs/>
+          <w:color w:val="000000" w:themeColor="text1"/>
+          <w:szCs w:val="20"/>
+          <w:lang w:eastAsia="zh-CN"/>
+        </w:rPr>
+        <w:t xml:space="preserve"> acetylene roadmap</w:t>
+      </w:r>
+      <w:r>
+        <w:rPr>
+          <w:rFonts w:ascii="Lato" w:eastAsia="DengXian" w:hAnsi="Lato" w:cs="Arial"/>
+          <w:iCs/>
+          <w:color w:val="000000" w:themeColor="text1"/>
+          <w:szCs w:val="20"/>
+          <w:lang w:eastAsia="zh-CN"/>
+        </w:rPr>
+        <w:t xml:space="preserve"> trajectory for C</w:t>
       </w:r>
       <w:r>
         <w:rPr>
@@ -623,7 +818,27 @@
           <w:szCs w:val="20"/>
           <w:lang w:eastAsia="zh-CN"/>
         </w:rPr>
-        <w:t xml:space="preserve"> production while encouraging innovation in its </w:t>
+        <w:t xml:space="preserve"> production</w:t>
+      </w:r>
+      <w:r>
+        <w:rPr>
+          <w:rFonts w:ascii="Lato" w:eastAsia="DengXian" w:hAnsi="Lato" w:cs="Arial"/>
+          <w:iCs/>
+          <w:color w:val="000000" w:themeColor="text1"/>
+          <w:szCs w:val="20"/>
+          <w:lang w:eastAsia="zh-CN"/>
+        </w:rPr>
+        <w:t xml:space="preserve"> and use</w:t>
+      </w:r>
+      <w:r>
+        <w:rPr>
+          <w:rFonts w:ascii="Lato" w:eastAsia="DengXian" w:hAnsi="Lato" w:cs="Arial"/>
+          <w:iCs/>
+          <w:color w:val="000000" w:themeColor="text1"/>
+          <w:szCs w:val="20"/>
+          <w:lang w:eastAsia="zh-CN"/>
+        </w:rPr>
+        <w:t xml:space="preserve"> while encouraging innovation in its </w:t>
       </w:r>
       <w:r>
         <w:rPr>
@@ -651,6 +866,7 @@
         <w:spacing w:after="0"/>
         <w:rPr>
           <w:rFonts w:ascii="Lato" w:eastAsia="DengXian" w:hAnsi="Lato" w:cs="Arial"/>
+          <w:bCs/>
           <w:iCs/>
           <w:color w:val="000000" w:themeColor="text1"/>
           <w:szCs w:val="20"/>
@@ -719,7 +935,27 @@
           <w:szCs w:val="20"/>
           <w:lang w:eastAsia="zh-CN"/>
         </w:rPr>
-        <w:t xml:space="preserve">In summary, </w:t>
+        <w:t>Prompted by the reviewer’s comments</w:t>
+      </w:r>
+      <w:r>
+        <w:rPr>
+          <w:rFonts w:ascii="Lato" w:eastAsia="DengXian" w:hAnsi="Lato" w:cs="Arial"/>
+          <w:iCs/>
+          <w:color w:val="000000" w:themeColor="text1"/>
+          <w:szCs w:val="20"/>
+          <w:lang w:eastAsia="zh-CN"/>
+        </w:rPr>
+        <w:t xml:space="preserve"> to sharpen the main novelty of our contribution</w:t>
+      </w:r>
+      <w:r>
+        <w:rPr>
+          <w:rFonts w:ascii="Lato" w:eastAsia="DengXian" w:hAnsi="Lato" w:cs="Arial"/>
+          <w:iCs/>
+          <w:color w:val="000000" w:themeColor="text1"/>
+          <w:szCs w:val="20"/>
+          <w:lang w:eastAsia="zh-CN"/>
+        </w:rPr>
+        <w:t xml:space="preserve">, </w:t>
       </w:r>
       <w:r>
         <w:rPr>
@@ -740,7 +976,51 @@
           <w:szCs w:val="20"/>
           <w:lang w:eastAsia="zh-CN"/>
         </w:rPr>
-        <w:t xml:space="preserve">e have reformatted the manuscript from a ‘Review’ to a ‘Perspective’ with a new title, ‘Towards </w:t>
+        <w:t>e have</w:t>
+      </w:r>
+      <w:r>
+        <w:rPr>
+          <w:rFonts w:ascii="Lato" w:eastAsia="DengXian" w:hAnsi="Lato" w:cs="Arial"/>
+          <w:bCs/>
+          <w:iCs/>
+          <w:color w:val="000000" w:themeColor="text1"/>
+          <w:szCs w:val="20"/>
+          <w:lang w:eastAsia="zh-CN"/>
+        </w:rPr>
+        <w:t xml:space="preserve"> </w:t>
+      </w:r>
+      <w:r>
+        <w:rPr>
+          <w:rFonts w:ascii="Lato" w:eastAsia="DengXian" w:hAnsi="Lato" w:cs="Arial"/>
+          <w:bCs/>
+          <w:iCs/>
+          <w:color w:val="000000" w:themeColor="text1"/>
+          <w:szCs w:val="20"/>
+          <w:lang w:eastAsia="zh-CN"/>
+        </w:rPr>
+        <w:t>transformed</w:t>
+      </w:r>
+      <w:r>
+        <w:rPr>
+          <w:rFonts w:ascii="Lato" w:eastAsia="DengXian" w:hAnsi="Lato" w:cs="Arial"/>
+          <w:bCs/>
+          <w:iCs/>
+          <w:color w:val="000000" w:themeColor="text1"/>
+          <w:szCs w:val="20"/>
+          <w:lang w:eastAsia="zh-CN"/>
+        </w:rPr>
+        <w:t xml:space="preserve"> </w:t>
+      </w:r>
+      <w:r>
+        <w:rPr>
+          <w:rFonts w:ascii="Lato" w:eastAsia="DengXian" w:hAnsi="Lato" w:cs="Arial"/>
+          <w:bCs/>
+          <w:iCs/>
+          <w:color w:val="000000" w:themeColor="text1"/>
+          <w:szCs w:val="20"/>
+          <w:lang w:eastAsia="zh-CN"/>
+        </w:rPr>
+        <w:t xml:space="preserve">the manuscript from a ‘Review’ to a ‘Perspective’ with a new title, ‘Towards </w:t>
       </w:r>
       <w:r>
         <w:rPr>
@@ -973,7 +1253,40 @@
           <w:szCs w:val="20"/>
           <w:lang w:eastAsia="zh-CN"/>
         </w:rPr>
-        <w:t xml:space="preserve">in Section 2, </w:t>
+        <w:t xml:space="preserve">in </w:t>
+      </w:r>
+      <w:r>
+        <w:rPr>
+          <w:rFonts w:ascii="Lato" w:eastAsia="DengXian" w:hAnsi="Lato" w:cs="Arial" w:hint="eastAsia"/>
+          <w:bCs/>
+          <w:iCs/>
+          <w:color w:val="000000" w:themeColor="text1"/>
+          <w:szCs w:val="20"/>
+          <w:lang w:eastAsia="zh-CN"/>
+        </w:rPr>
+        <w:t>Section</w:t>
+      </w:r>
+      <w:r>
+        <w:rPr>
+          <w:rFonts w:ascii="Lato" w:eastAsia="DengXian" w:hAnsi="Lato" w:cs="Arial"/>
+          <w:bCs/>
+          <w:iCs/>
+          <w:color w:val="000000" w:themeColor="text1"/>
+          <w:szCs w:val="20"/>
+          <w:lang w:eastAsia="zh-CN"/>
+        </w:rPr>
+        <w:t> </w:t>
+      </w:r>
+      <w:r>
+        <w:rPr>
+          <w:rFonts w:ascii="Lato" w:eastAsia="DengXian" w:hAnsi="Lato" w:cs="Arial" w:hint="eastAsia"/>
+          <w:bCs/>
+          <w:iCs/>
+          <w:color w:val="000000" w:themeColor="text1"/>
+          <w:szCs w:val="20"/>
+          <w:lang w:eastAsia="zh-CN"/>
+        </w:rPr>
+        <w:t xml:space="preserve">2, </w:t>
       </w:r>
       <w:r>
         <w:rPr>
@@ -1041,7 +1354,40 @@
           <w:szCs w:val="20"/>
           <w:lang w:eastAsia="zh-CN"/>
         </w:rPr>
-        <w:t xml:space="preserve">in Section 3 </w:t>
+        <w:t xml:space="preserve">in </w:t>
+      </w:r>
+      <w:r>
+        <w:rPr>
+          <w:rFonts w:ascii="Lato" w:eastAsia="DengXian" w:hAnsi="Lato" w:cs="Arial" w:hint="eastAsia"/>
+          <w:bCs/>
+          <w:iCs/>
+          <w:color w:val="000000" w:themeColor="text1"/>
+          <w:szCs w:val="20"/>
+          <w:lang w:eastAsia="zh-CN"/>
+        </w:rPr>
+        <w:t>Section</w:t>
+      </w:r>
+      <w:r>
+        <w:rPr>
+          <w:rFonts w:ascii="Lato" w:eastAsia="DengXian" w:hAnsi="Lato" w:cs="Arial"/>
+          <w:bCs/>
+          <w:iCs/>
+          <w:color w:val="000000" w:themeColor="text1"/>
+          <w:szCs w:val="20"/>
+          <w:lang w:eastAsia="zh-CN"/>
+        </w:rPr>
+        <w:t> </w:t>
+      </w:r>
+      <w:r>
+        <w:rPr>
+          <w:rFonts w:ascii="Lato" w:eastAsia="DengXian" w:hAnsi="Lato" w:cs="Arial" w:hint="eastAsia"/>
+          <w:bCs/>
+          <w:iCs/>
+          <w:color w:val="000000" w:themeColor="text1"/>
+          <w:szCs w:val="20"/>
+          <w:lang w:eastAsia="zh-CN"/>
+        </w:rPr>
+        <w:t xml:space="preserve">3 </w:t>
       </w:r>
       <w:r>
         <w:rPr>
@@ -1110,7 +1456,29 @@
           <w:szCs w:val="20"/>
           <w:lang w:eastAsia="zh-CN"/>
         </w:rPr>
-        <w:t xml:space="preserve"> production technologies.</w:t>
+        <w:t xml:space="preserve"> production </w:t>
+      </w:r>
+      <w:r>
+        <w:rPr>
+          <w:rFonts w:ascii="Lato" w:eastAsia="DengXian" w:hAnsi="Lato" w:cs="Arial"/>
+          <w:bCs/>
+          <w:iCs/>
+          <w:color w:val="000000" w:themeColor="text1"/>
+          <w:szCs w:val="20"/>
+          <w:lang w:eastAsia="zh-CN"/>
+        </w:rPr>
+        <w:t>roadmap</w:t>
+      </w:r>
+      <w:r>
+        <w:rPr>
+          <w:rFonts w:ascii="Lato" w:eastAsia="DengXian" w:hAnsi="Lato" w:cs="Arial"/>
+          <w:bCs/>
+          <w:iCs/>
+          <w:color w:val="000000" w:themeColor="text1"/>
+          <w:szCs w:val="20"/>
+          <w:lang w:eastAsia="zh-CN"/>
+        </w:rPr>
+        <w:t>.</w:t>
       </w:r>
       <w:r>
         <w:rPr>
@@ -1148,6 +1516,7 @@
     </w:p>
     <w:p>
       <w:pPr>
+        <w:spacing w:after="80"/>
         <w:rPr>
           <w:rFonts w:ascii="Lato" w:eastAsia="Cambria" w:hAnsi="Lato" w:cs="Arial"/>
           <w:iCs/>
@@ -1164,6 +1533,7 @@
         </w:rPr>
         <w:t>2.1. </w:t>
       </w:r>
+      <w:commentRangeStart w:id="3"/>
       <w:r>
         <w:rPr>
           <w:rFonts w:ascii="Lato" w:eastAsia="Cambria" w:hAnsi="Lato" w:cs="Arial"/>
@@ -1171,7 +1541,23 @@
           <w:color w:val="0000FF"/>
           <w:szCs w:val="20"/>
         </w:rPr>
-        <w:t>As a review article, this manuscript spends the major part to discuss the conventional technologies to produce acetylene, such as CaC</w:t>
+        <w:t>As a review article</w:t>
+      </w:r>
+      <w:commentRangeEnd w:id="3"/>
+      <w:r>
+        <w:rPr>
+          <w:rStyle w:val="CommentReference"/>
+        </w:rPr>
+        <w:commentReference w:id="3"/>
+      </w:r>
+      <w:r>
+        <w:rPr>
+          <w:rFonts w:ascii="Lato" w:eastAsia="Cambria" w:hAnsi="Lato" w:cs="Arial"/>
+          <w:iCs/>
+          <w:color w:val="0000FF"/>
+          <w:szCs w:val="20"/>
+        </w:rPr>
+        <w:t>, this manuscript spends the major part to discuss the conventional technologies to produce acetylene, such as CaC</w:t>
       </w:r>
       <w:r>
         <w:rPr>
@@ -1347,65 +1733,44 @@
     </w:p>
     <w:p>
       <w:pPr>
-        <w:rPr>
-          <w:rFonts w:ascii="Lato" w:eastAsia="DengXian" w:hAnsi="Lato" w:cs="Arial"/>
-          <w:iCs/>
-          <w:color w:val="000000" w:themeColor="text1"/>
-          <w:szCs w:val="20"/>
-          <w:lang w:eastAsia="zh-CN"/>
-        </w:rPr>
-      </w:pPr>
-      <w:r>
-        <w:rPr>
-          <w:rFonts w:ascii="Lato" w:eastAsia="DengXian" w:hAnsi="Lato" w:cs="Arial"/>
-          <w:iCs/>
-          <w:color w:val="000000" w:themeColor="text1"/>
-          <w:szCs w:val="20"/>
-          <w:lang w:eastAsia="zh-CN"/>
-        </w:rPr>
-        <w:t xml:space="preserve">While it is true that current commercial </w:t>
-      </w:r>
-      <w:r>
-        <w:rPr>
-          <w:rFonts w:ascii="Lato" w:eastAsia="DengXian" w:hAnsi="Lato" w:cs="Arial"/>
-          <w:iCs/>
-          <w:color w:val="000000" w:themeColor="text1"/>
-          <w:szCs w:val="20"/>
-          <w:lang w:eastAsia="zh-CN"/>
-        </w:rPr>
-        <w:t>C</w:t>
-      </w:r>
-      <w:r>
-        <w:rPr>
-          <w:rFonts w:ascii="Lato" w:eastAsia="DengXian" w:hAnsi="Lato" w:cs="Arial"/>
-          <w:iCs/>
-          <w:color w:val="000000" w:themeColor="text1"/>
-          <w:szCs w:val="20"/>
-          <w:vertAlign w:val="subscript"/>
-          <w:lang w:eastAsia="zh-CN"/>
-        </w:rPr>
-        <w:t>2</w:t>
-      </w:r>
-      <w:r>
-        <w:rPr>
-          <w:rFonts w:ascii="Lato" w:eastAsia="DengXian" w:hAnsi="Lato" w:cs="Arial"/>
-          <w:iCs/>
-          <w:color w:val="000000" w:themeColor="text1"/>
-          <w:szCs w:val="20"/>
-          <w:lang w:eastAsia="zh-CN"/>
-        </w:rPr>
-        <w:t>H</w:t>
-      </w:r>
-      <w:r>
-        <w:rPr>
-          <w:rFonts w:ascii="Lato" w:eastAsia="DengXian" w:hAnsi="Lato" w:cs="Arial"/>
-          <w:iCs/>
-          <w:color w:val="000000" w:themeColor="text1"/>
-          <w:szCs w:val="20"/>
-          <w:vertAlign w:val="subscript"/>
-          <w:lang w:eastAsia="zh-CN"/>
-        </w:rPr>
-        <w:t>2</w:t>
+        <w:spacing w:after="80"/>
+        <w:rPr>
+          <w:rFonts w:ascii="Lato" w:eastAsia="DengXian" w:hAnsi="Lato" w:cs="Arial"/>
+          <w:iCs/>
+          <w:color w:val="000000" w:themeColor="text1"/>
+          <w:szCs w:val="20"/>
+          <w:lang w:eastAsia="zh-CN"/>
+        </w:rPr>
+      </w:pPr>
+      <w:r>
+        <w:rPr>
+          <w:rFonts w:ascii="Lato" w:eastAsia="DengXian" w:hAnsi="Lato" w:cs="Arial"/>
+          <w:iCs/>
+          <w:color w:val="000000" w:themeColor="text1"/>
+          <w:szCs w:val="20"/>
+          <w:lang w:eastAsia="zh-CN"/>
+        </w:rPr>
+        <w:t>W</w:t>
+      </w:r>
+      <w:r>
+        <w:rPr>
+          <w:rFonts w:ascii="Lato" w:eastAsia="DengXian" w:hAnsi="Lato" w:cs="Arial"/>
+          <w:iCs/>
+          <w:color w:val="000000" w:themeColor="text1"/>
+          <w:szCs w:val="20"/>
+          <w:lang w:eastAsia="zh-CN"/>
+        </w:rPr>
+        <w:t xml:space="preserve">e </w:t>
+      </w:r>
+      <w:r>
+        <w:rPr>
+          <w:rFonts w:ascii="Lato" w:eastAsia="DengXian" w:hAnsi="Lato" w:cs="Arial"/>
+          <w:iCs/>
+          <w:color w:val="000000" w:themeColor="text1"/>
+          <w:szCs w:val="20"/>
+          <w:lang w:eastAsia="zh-CN"/>
+        </w:rPr>
+        <w:t>disagree</w:t>
       </w:r>
       <w:r>
         <w:rPr>
@@ -1425,49 +1790,187 @@
           <w:szCs w:val="20"/>
           <w:lang w:eastAsia="zh-CN"/>
         </w:rPr>
-        <w:t xml:space="preserve">production technologies are not catalysis-driven due to thermodynamic limitations, catalytic </w:t>
-      </w:r>
-      <w:r>
-        <w:rPr>
-          <w:rFonts w:ascii="Lato" w:eastAsia="DengXian" w:hAnsi="Lato" w:cs="Arial"/>
-          <w:iCs/>
-          <w:color w:val="000000" w:themeColor="text1"/>
-          <w:szCs w:val="20"/>
-          <w:lang w:eastAsia="zh-CN"/>
-        </w:rPr>
-        <w:t>C</w:t>
-      </w:r>
-      <w:r>
-        <w:rPr>
-          <w:rFonts w:ascii="Lato" w:eastAsia="DengXian" w:hAnsi="Lato" w:cs="Arial"/>
-          <w:iCs/>
-          <w:color w:val="000000" w:themeColor="text1"/>
-          <w:szCs w:val="20"/>
-          <w:vertAlign w:val="subscript"/>
-          <w:lang w:eastAsia="zh-CN"/>
-        </w:rPr>
-        <w:t>2</w:t>
-      </w:r>
-      <w:r>
-        <w:rPr>
-          <w:rFonts w:ascii="Lato" w:eastAsia="DengXian" w:hAnsi="Lato" w:cs="Arial"/>
-          <w:iCs/>
-          <w:color w:val="000000" w:themeColor="text1"/>
-          <w:szCs w:val="20"/>
-          <w:lang w:eastAsia="zh-CN"/>
-        </w:rPr>
-        <w:t>H</w:t>
-      </w:r>
-      <w:r>
-        <w:rPr>
-          <w:rFonts w:ascii="Lato" w:eastAsia="DengXian" w:hAnsi="Lato" w:cs="Arial"/>
-          <w:iCs/>
-          <w:color w:val="000000" w:themeColor="text1"/>
-          <w:szCs w:val="20"/>
-          <w:vertAlign w:val="subscript"/>
-          <w:lang w:eastAsia="zh-CN"/>
-        </w:rPr>
-        <w:t>2</w:t>
+        <w:t xml:space="preserve">on </w:t>
+      </w:r>
+      <w:r>
+        <w:rPr>
+          <w:rFonts w:ascii="Lato" w:eastAsia="DengXian" w:hAnsi="Lato" w:cs="Arial"/>
+          <w:iCs/>
+          <w:color w:val="000000" w:themeColor="text1"/>
+          <w:szCs w:val="20"/>
+          <w:lang w:eastAsia="zh-CN"/>
+        </w:rPr>
+        <w:t>the</w:t>
+      </w:r>
+      <w:r>
+        <w:rPr>
+          <w:rFonts w:ascii="Lato" w:eastAsia="DengXian" w:hAnsi="Lato" w:cs="Arial"/>
+          <w:iCs/>
+          <w:color w:val="000000" w:themeColor="text1"/>
+          <w:szCs w:val="20"/>
+          <w:lang w:eastAsia="zh-CN"/>
+        </w:rPr>
+        <w:t xml:space="preserve"> assertion that the authors' expertise is limited to </w:t>
+      </w:r>
+      <w:r>
+        <w:rPr>
+          <w:rFonts w:ascii="Lato" w:eastAsia="DengXian" w:hAnsi="Lato" w:cs="Arial"/>
+          <w:iCs/>
+          <w:color w:val="000000" w:themeColor="text1"/>
+          <w:szCs w:val="20"/>
+          <w:lang w:eastAsia="zh-CN"/>
+        </w:rPr>
+        <w:t>‘</w:t>
+      </w:r>
+      <w:r>
+        <w:rPr>
+          <w:rFonts w:ascii="Lato" w:eastAsia="DengXian" w:hAnsi="Lato" w:cs="Arial"/>
+          <w:iCs/>
+          <w:color w:val="000000" w:themeColor="text1"/>
+          <w:szCs w:val="20"/>
+          <w:lang w:eastAsia="zh-CN"/>
+        </w:rPr>
+        <w:t>catalysis</w:t>
+      </w:r>
+      <w:r>
+        <w:rPr>
+          <w:rFonts w:ascii="Lato" w:eastAsia="DengXian" w:hAnsi="Lato" w:cs="Arial"/>
+          <w:iCs/>
+          <w:color w:val="000000" w:themeColor="text1"/>
+          <w:szCs w:val="20"/>
+          <w:lang w:eastAsia="zh-CN"/>
+        </w:rPr>
+        <w:t>’</w:t>
+      </w:r>
+      <w:r>
+        <w:rPr>
+          <w:rFonts w:ascii="Lato" w:eastAsia="DengXian" w:hAnsi="Lato" w:cs="Arial"/>
+          <w:iCs/>
+          <w:color w:val="000000" w:themeColor="text1"/>
+          <w:szCs w:val="20"/>
+          <w:lang w:eastAsia="zh-CN"/>
+        </w:rPr>
+        <w:t xml:space="preserve">, since </w:t>
+      </w:r>
+      <w:r>
+        <w:rPr>
+          <w:rFonts w:ascii="Lato" w:eastAsia="DengXian" w:hAnsi="Lato" w:cs="Arial"/>
+          <w:iCs/>
+          <w:color w:val="000000" w:themeColor="text1"/>
+          <w:szCs w:val="20"/>
+          <w:lang w:eastAsia="zh-CN"/>
+        </w:rPr>
+        <w:t>we</w:t>
+      </w:r>
+      <w:r>
+        <w:rPr>
+          <w:rFonts w:ascii="Lato" w:eastAsia="DengXian" w:hAnsi="Lato" w:cs="Arial"/>
+          <w:iCs/>
+          <w:color w:val="000000" w:themeColor="text1"/>
+          <w:szCs w:val="20"/>
+          <w:lang w:eastAsia="zh-CN"/>
+        </w:rPr>
+        <w:t xml:space="preserve"> also cover </w:t>
+      </w:r>
+      <w:r>
+        <w:rPr>
+          <w:rFonts w:ascii="Lato" w:eastAsia="DengXian" w:hAnsi="Lato" w:cs="Arial"/>
+          <w:iCs/>
+          <w:color w:val="000000" w:themeColor="text1"/>
+          <w:szCs w:val="20"/>
+          <w:lang w:eastAsia="zh-CN"/>
+        </w:rPr>
+        <w:t xml:space="preserve">in a leading fashion </w:t>
+      </w:r>
+      <w:r>
+        <w:rPr>
+          <w:rFonts w:ascii="Lato" w:eastAsia="DengXian" w:hAnsi="Lato" w:cs="Arial"/>
+          <w:iCs/>
+          <w:color w:val="000000" w:themeColor="text1"/>
+          <w:szCs w:val="20"/>
+          <w:lang w:eastAsia="zh-CN"/>
+        </w:rPr>
+        <w:t>the area</w:t>
+      </w:r>
+      <w:r>
+        <w:rPr>
+          <w:rFonts w:ascii="Lato" w:eastAsia="DengXian" w:hAnsi="Lato" w:cs="Arial"/>
+          <w:iCs/>
+          <w:color w:val="000000" w:themeColor="text1"/>
+          <w:szCs w:val="20"/>
+          <w:lang w:eastAsia="zh-CN"/>
+        </w:rPr>
+        <w:t>s</w:t>
+      </w:r>
+      <w:r>
+        <w:rPr>
+          <w:rFonts w:ascii="Lato" w:eastAsia="DengXian" w:hAnsi="Lato" w:cs="Arial"/>
+          <w:iCs/>
+          <w:color w:val="000000" w:themeColor="text1"/>
+          <w:szCs w:val="20"/>
+          <w:lang w:eastAsia="zh-CN"/>
+        </w:rPr>
+        <w:t xml:space="preserve"> of </w:t>
+      </w:r>
+      <w:r>
+        <w:rPr>
+          <w:rFonts w:ascii="Lato" w:eastAsia="DengXian" w:hAnsi="Lato" w:cs="Arial"/>
+          <w:iCs/>
+          <w:color w:val="000000" w:themeColor="text1"/>
+          <w:szCs w:val="20"/>
+          <w:lang w:eastAsia="zh-CN"/>
+        </w:rPr>
+        <w:t>‘sustainability’ and ‘</w:t>
+      </w:r>
+      <w:r>
+        <w:rPr>
+          <w:rFonts w:ascii="Lato" w:eastAsia="DengXian" w:hAnsi="Lato" w:cs="Arial"/>
+          <w:iCs/>
+          <w:color w:val="000000" w:themeColor="text1"/>
+          <w:szCs w:val="20"/>
+          <w:lang w:eastAsia="zh-CN"/>
+        </w:rPr>
+        <w:t>systems engineering</w:t>
+      </w:r>
+      <w:r>
+        <w:rPr>
+          <w:rFonts w:ascii="Lato" w:eastAsia="DengXian" w:hAnsi="Lato" w:cs="Arial"/>
+          <w:iCs/>
+          <w:color w:val="000000" w:themeColor="text1"/>
+          <w:szCs w:val="20"/>
+          <w:lang w:eastAsia="zh-CN"/>
+        </w:rPr>
+        <w:t>’</w:t>
+      </w:r>
+      <w:r>
+        <w:rPr>
+          <w:rFonts w:ascii="Lato" w:eastAsia="DengXian" w:hAnsi="Lato" w:cs="Arial"/>
+          <w:iCs/>
+          <w:color w:val="000000" w:themeColor="text1"/>
+          <w:szCs w:val="20"/>
+          <w:lang w:eastAsia="zh-CN"/>
+        </w:rPr>
+        <w:t xml:space="preserve"> as can be </w:t>
+      </w:r>
+      <w:r>
+        <w:rPr>
+          <w:rFonts w:ascii="Lato" w:eastAsia="DengXian" w:hAnsi="Lato" w:cs="Arial"/>
+          <w:iCs/>
+          <w:color w:val="000000" w:themeColor="text1"/>
+          <w:szCs w:val="20"/>
+          <w:lang w:eastAsia="zh-CN"/>
+        </w:rPr>
+        <w:t>concluded</w:t>
+      </w:r>
+      <w:r>
+        <w:rPr>
+          <w:rFonts w:ascii="Lato" w:eastAsia="DengXian" w:hAnsi="Lato" w:cs="Arial"/>
+          <w:iCs/>
+          <w:color w:val="000000" w:themeColor="text1"/>
+          <w:szCs w:val="20"/>
+          <w:lang w:eastAsia="zh-CN"/>
+        </w:rPr>
+        <w:t xml:space="preserve"> by a</w:t>
       </w:r>
       <w:r>
         <w:rPr>
@@ -1487,160 +1990,97 @@
           <w:szCs w:val="20"/>
           <w:lang w:eastAsia="zh-CN"/>
         </w:rPr>
-        <w:t>synthesis efforts are ongoing, particularly through non</w:t>
-      </w:r>
-      <w:r>
-        <w:rPr>
-          <w:rFonts w:ascii="Lato" w:eastAsia="DengXian" w:hAnsi="Lato" w:cs="Arial"/>
-          <w:iCs/>
-          <w:color w:val="000000" w:themeColor="text1"/>
-          <w:szCs w:val="20"/>
-          <w:lang w:eastAsia="zh-CN"/>
-        </w:rPr>
-        <w:noBreakHyphen/>
-      </w:r>
-      <w:r>
-        <w:rPr>
-          <w:rFonts w:ascii="Lato" w:eastAsia="DengXian" w:hAnsi="Lato" w:cs="Arial"/>
-          <w:iCs/>
-          <w:color w:val="000000" w:themeColor="text1"/>
-          <w:szCs w:val="20"/>
-          <w:lang w:eastAsia="zh-CN"/>
-        </w:rPr>
-        <w:t xml:space="preserve">thermal </w:t>
-      </w:r>
-      <w:r>
-        <w:rPr>
-          <w:rFonts w:ascii="Lato" w:eastAsia="DengXian" w:hAnsi="Lato" w:cs="Arial"/>
-          <w:iCs/>
-          <w:color w:val="000000" w:themeColor="text1"/>
-          <w:szCs w:val="20"/>
-          <w:lang w:eastAsia="zh-CN"/>
-        </w:rPr>
-        <w:t xml:space="preserve">plasma and thermal pyrolysis approaches. As stated in the </w:t>
-      </w:r>
-      <w:r>
-        <w:rPr>
-          <w:rFonts w:ascii="Lato" w:eastAsia="DengXian" w:hAnsi="Lato" w:cs="Arial"/>
-          <w:iCs/>
-          <w:color w:val="000000" w:themeColor="text1"/>
-          <w:szCs w:val="20"/>
-          <w:lang w:eastAsia="zh-CN"/>
-        </w:rPr>
-        <w:t>‘</w:t>
-      </w:r>
-      <w:r>
-        <w:rPr>
-          <w:rFonts w:ascii="Lato" w:eastAsia="DengXian" w:hAnsi="Lato" w:cs="Arial"/>
-          <w:iCs/>
-          <w:color w:val="000000" w:themeColor="text1"/>
-          <w:szCs w:val="20"/>
-          <w:lang w:eastAsia="zh-CN"/>
-        </w:rPr>
-        <w:t>Perspective and Outlook</w:t>
-      </w:r>
-      <w:r>
-        <w:rPr>
-          <w:rFonts w:ascii="Lato" w:eastAsia="DengXian" w:hAnsi="Lato" w:cs="Arial"/>
-          <w:iCs/>
-          <w:color w:val="000000" w:themeColor="text1"/>
-          <w:szCs w:val="20"/>
-          <w:lang w:eastAsia="zh-CN"/>
-        </w:rPr>
-        <w:t>’</w:t>
-      </w:r>
-      <w:r>
-        <w:rPr>
-          <w:rFonts w:ascii="Lato" w:eastAsia="DengXian" w:hAnsi="Lato" w:cs="Arial"/>
-          <w:iCs/>
-          <w:color w:val="000000" w:themeColor="text1"/>
-          <w:szCs w:val="20"/>
-          <w:lang w:eastAsia="zh-CN"/>
-        </w:rPr>
-        <w:t xml:space="preserve"> section</w:t>
-      </w:r>
-      <w:r>
-        <w:rPr>
-          <w:rFonts w:ascii="Lato" w:eastAsia="DengXian" w:hAnsi="Lato" w:cs="Arial"/>
-          <w:iCs/>
-          <w:color w:val="000000" w:themeColor="text1"/>
-          <w:szCs w:val="20"/>
-          <w:lang w:eastAsia="zh-CN"/>
-        </w:rPr>
-        <w:t xml:space="preserve"> (</w:t>
-      </w:r>
-      <w:r>
-        <w:rPr>
-          <w:rFonts w:ascii="Lato" w:eastAsia="DengXian" w:hAnsi="Lato" w:cs="Arial"/>
-          <w:bCs/>
-          <w:iCs/>
-          <w:color w:val="000000" w:themeColor="text1"/>
-          <w:szCs w:val="20"/>
-          <w:lang w:eastAsia="zh-CN"/>
-        </w:rPr>
-        <w:t>page xx, line xx</w:t>
-      </w:r>
-      <w:r>
-        <w:rPr>
-          <w:rFonts w:ascii="Lato" w:eastAsia="DengXian" w:hAnsi="Lato" w:cs="Arial"/>
-          <w:iCs/>
-          <w:color w:val="000000" w:themeColor="text1"/>
-          <w:szCs w:val="20"/>
-          <w:lang w:eastAsia="zh-CN"/>
-        </w:rPr>
-        <w:t>)</w:t>
-      </w:r>
-      <w:r>
-        <w:rPr>
-          <w:rFonts w:ascii="Lato" w:eastAsia="DengXian" w:hAnsi="Lato" w:cs="Arial"/>
-          <w:iCs/>
-          <w:color w:val="000000" w:themeColor="text1"/>
-          <w:szCs w:val="20"/>
-          <w:lang w:eastAsia="zh-CN"/>
-        </w:rPr>
-        <w:t xml:space="preserve">, we propose that the near future of green </w:t>
-      </w:r>
-      <w:r>
-        <w:rPr>
-          <w:rFonts w:ascii="Lato" w:eastAsia="DengXian" w:hAnsi="Lato" w:cs="Arial"/>
-          <w:iCs/>
-          <w:color w:val="000000" w:themeColor="text1"/>
-          <w:szCs w:val="20"/>
-          <w:lang w:eastAsia="zh-CN"/>
-        </w:rPr>
-        <w:t>C</w:t>
-      </w:r>
-      <w:r>
-        <w:rPr>
-          <w:rFonts w:ascii="Lato" w:eastAsia="DengXian" w:hAnsi="Lato" w:cs="Arial"/>
-          <w:iCs/>
-          <w:color w:val="000000" w:themeColor="text1"/>
-          <w:szCs w:val="20"/>
-          <w:vertAlign w:val="subscript"/>
-          <w:lang w:eastAsia="zh-CN"/>
-        </w:rPr>
-        <w:t>2</w:t>
-      </w:r>
-      <w:r>
-        <w:rPr>
-          <w:rFonts w:ascii="Lato" w:eastAsia="DengXian" w:hAnsi="Lato" w:cs="Arial"/>
-          <w:iCs/>
-          <w:color w:val="000000" w:themeColor="text1"/>
-          <w:szCs w:val="20"/>
-          <w:lang w:eastAsia="zh-CN"/>
-        </w:rPr>
-        <w:t>H</w:t>
-      </w:r>
-      <w:r>
-        <w:rPr>
-          <w:rFonts w:ascii="Lato" w:eastAsia="DengXian" w:hAnsi="Lato" w:cs="Arial"/>
-          <w:iCs/>
-          <w:color w:val="000000" w:themeColor="text1"/>
-          <w:szCs w:val="20"/>
-          <w:vertAlign w:val="subscript"/>
-          <w:lang w:eastAsia="zh-CN"/>
-        </w:rPr>
-        <w:t>2</w:t>
+        <w:t xml:space="preserve">simple </w:t>
+      </w:r>
+      <w:r>
+        <w:rPr>
+          <w:rFonts w:ascii="Lato" w:eastAsia="DengXian" w:hAnsi="Lato" w:cs="Arial"/>
+          <w:iCs/>
+          <w:color w:val="000000" w:themeColor="text1"/>
+          <w:szCs w:val="20"/>
+          <w:lang w:eastAsia="zh-CN"/>
+        </w:rPr>
+        <w:t>literature search</w:t>
+      </w:r>
+      <w:r>
+        <w:rPr>
+          <w:rFonts w:ascii="Lato" w:eastAsia="DengXian" w:hAnsi="Lato" w:cs="Arial"/>
+          <w:iCs/>
+          <w:color w:val="000000" w:themeColor="text1"/>
+          <w:szCs w:val="20"/>
+          <w:lang w:eastAsia="zh-CN"/>
+        </w:rPr>
+        <w:t xml:space="preserve"> in the Web of Science</w:t>
+      </w:r>
+      <w:r>
+        <w:rPr>
+          <w:rFonts w:ascii="Lato" w:eastAsia="DengXian" w:hAnsi="Lato" w:cs="Arial"/>
+          <w:iCs/>
+          <w:color w:val="000000" w:themeColor="text1"/>
+          <w:szCs w:val="20"/>
+          <w:lang w:eastAsia="zh-CN"/>
+        </w:rPr>
+        <w:t>.</w:t>
+      </w:r>
+      <w:r>
+        <w:rPr>
+          <w:rFonts w:ascii="Lato" w:eastAsia="DengXian" w:hAnsi="Lato" w:cs="Arial"/>
+          <w:iCs/>
+          <w:color w:val="000000" w:themeColor="text1"/>
+          <w:szCs w:val="20"/>
+          <w:lang w:eastAsia="zh-CN"/>
+        </w:rPr>
+        <w:t xml:space="preserve"> More specifically, we consider it bold and offensive to question our qualification to write this article. </w:t>
+      </w:r>
+      <w:r>
+        <w:rPr>
+          <w:rFonts w:ascii="Lato" w:eastAsia="DengXian" w:hAnsi="Lato" w:cs="Arial"/>
+          <w:iCs/>
+          <w:color w:val="000000" w:themeColor="text1"/>
+          <w:szCs w:val="20"/>
+          <w:lang w:eastAsia="zh-CN"/>
+        </w:rPr>
+        <w:t xml:space="preserve">For example, the corresponding author has demonstrated proficiency in ‘acetylene chemistry’ with at least 35 articles published in this area, not to mention their </w:t>
+      </w:r>
+      <w:r>
+        <w:rPr>
+          <w:rFonts w:ascii="Lato" w:eastAsia="DengXian" w:hAnsi="Lato" w:cs="Arial"/>
+          <w:iCs/>
+          <w:color w:val="000000" w:themeColor="text1"/>
+          <w:szCs w:val="20"/>
+          <w:lang w:eastAsia="zh-CN"/>
+        </w:rPr>
+        <w:t>dozens of</w:t>
+      </w:r>
+      <w:r>
+        <w:rPr>
+          <w:rFonts w:ascii="Lato" w:eastAsia="DengXian" w:hAnsi="Lato" w:cs="Arial"/>
+          <w:iCs/>
+          <w:color w:val="000000" w:themeColor="text1"/>
+          <w:szCs w:val="20"/>
+          <w:lang w:eastAsia="zh-CN"/>
+        </w:rPr>
+        <w:t xml:space="preserve"> studies on ‘alkane activation’ </w:t>
+      </w:r>
+      <w:r>
+        <w:rPr>
+          <w:rFonts w:ascii="Lato" w:eastAsia="DengXian" w:hAnsi="Lato" w:cs="Arial"/>
+          <w:iCs/>
+          <w:color w:val="000000" w:themeColor="text1"/>
+          <w:szCs w:val="20"/>
+          <w:lang w:eastAsia="zh-CN"/>
+        </w:rPr>
+        <w:t>and ‘halogen chemistry’</w:t>
+      </w:r>
+      <w:r>
+        <w:rPr>
+          <w:rFonts w:ascii="Lato" w:eastAsia="DengXian" w:hAnsi="Lato" w:cs="Arial"/>
+          <w:iCs/>
+          <w:color w:val="000000" w:themeColor="text1"/>
+          <w:szCs w:val="20"/>
+          <w:lang w:eastAsia="zh-CN"/>
+        </w:rPr>
+        <w:t>,</w:t>
       </w:r>
       <w:r>
         <w:rPr>
@@ -1660,89 +2100,67 @@
           <w:szCs w:val="20"/>
           <w:lang w:eastAsia="zh-CN"/>
         </w:rPr>
-        <w:t>production lies in the integration of green electricity and renewable</w:t>
-      </w:r>
-      <w:r>
-        <w:rPr>
-          <w:rFonts w:ascii="Lato" w:eastAsia="DengXian" w:hAnsi="Lato" w:cs="Arial"/>
-          <w:iCs/>
-          <w:color w:val="000000" w:themeColor="text1"/>
-          <w:szCs w:val="20"/>
-          <w:lang w:eastAsia="zh-CN"/>
-        </w:rPr>
-        <w:t xml:space="preserve"> carbon feedstocks</w:t>
-      </w:r>
-      <w:r>
-        <w:rPr>
-          <w:rFonts w:ascii="Lato" w:eastAsia="DengXian" w:hAnsi="Lato" w:cs="Arial"/>
-          <w:iCs/>
-          <w:color w:val="000000" w:themeColor="text1"/>
-          <w:szCs w:val="20"/>
-          <w:lang w:eastAsia="zh-CN"/>
-        </w:rPr>
-        <w:t>,</w:t>
-      </w:r>
-      <w:r>
-        <w:rPr>
-          <w:rFonts w:ascii="Lato" w:eastAsia="DengXian" w:hAnsi="Lato" w:cs="Arial"/>
-          <w:iCs/>
-          <w:color w:val="000000" w:themeColor="text1"/>
-          <w:szCs w:val="20"/>
-          <w:lang w:eastAsia="zh-CN"/>
-        </w:rPr>
-        <w:t xml:space="preserve"> unless emerging technologies achieve significant breakthroughs. Our Perspective does not assert that catalytic thermal pyrolysis is the definitive path forward; rather, we aim to highlight the insufficient attention </w:t>
-      </w:r>
-      <w:r>
-        <w:rPr>
-          <w:rFonts w:ascii="Lato" w:eastAsia="DengXian" w:hAnsi="Lato" w:cs="Arial"/>
-          <w:iCs/>
-          <w:color w:val="000000" w:themeColor="text1"/>
-          <w:szCs w:val="20"/>
-          <w:lang w:eastAsia="zh-CN"/>
-        </w:rPr>
-        <w:t xml:space="preserve">given to </w:t>
-      </w:r>
-      <w:r>
-        <w:rPr>
-          <w:rFonts w:ascii="Lato" w:eastAsia="DengXian" w:hAnsi="Lato" w:cs="Arial"/>
-          <w:iCs/>
-          <w:color w:val="000000" w:themeColor="text1"/>
-          <w:szCs w:val="20"/>
-          <w:lang w:eastAsia="zh-CN"/>
-        </w:rPr>
-        <w:t>C</w:t>
-      </w:r>
-      <w:r>
-        <w:rPr>
-          <w:rFonts w:ascii="Lato" w:eastAsia="DengXian" w:hAnsi="Lato" w:cs="Arial"/>
-          <w:iCs/>
-          <w:color w:val="000000" w:themeColor="text1"/>
-          <w:szCs w:val="20"/>
-          <w:vertAlign w:val="subscript"/>
-          <w:lang w:eastAsia="zh-CN"/>
-        </w:rPr>
-        <w:t>2</w:t>
-      </w:r>
-      <w:r>
-        <w:rPr>
-          <w:rFonts w:ascii="Lato" w:eastAsia="DengXian" w:hAnsi="Lato" w:cs="Arial"/>
-          <w:iCs/>
-          <w:color w:val="000000" w:themeColor="text1"/>
-          <w:szCs w:val="20"/>
-          <w:lang w:eastAsia="zh-CN"/>
-        </w:rPr>
-        <w:t>H</w:t>
-      </w:r>
-      <w:r>
-        <w:rPr>
-          <w:rFonts w:ascii="Lato" w:eastAsia="DengXian" w:hAnsi="Lato" w:cs="Arial"/>
-          <w:iCs/>
-          <w:color w:val="000000" w:themeColor="text1"/>
-          <w:szCs w:val="20"/>
-          <w:vertAlign w:val="subscript"/>
-          <w:lang w:eastAsia="zh-CN"/>
-        </w:rPr>
-        <w:t>2</w:t>
+        <w:t xml:space="preserve">which are </w:t>
+      </w:r>
+      <w:r>
+        <w:rPr>
+          <w:rFonts w:ascii="Lato" w:eastAsia="DengXian" w:hAnsi="Lato" w:cs="Arial"/>
+          <w:iCs/>
+          <w:color w:val="000000" w:themeColor="text1"/>
+          <w:szCs w:val="20"/>
+          <w:lang w:eastAsia="zh-CN"/>
+        </w:rPr>
+        <w:t xml:space="preserve">also </w:t>
+      </w:r>
+      <w:r>
+        <w:rPr>
+          <w:rFonts w:ascii="Lato" w:eastAsia="DengXian" w:hAnsi="Lato" w:cs="Arial"/>
+          <w:iCs/>
+          <w:color w:val="000000" w:themeColor="text1"/>
+          <w:szCs w:val="20"/>
+          <w:lang w:eastAsia="zh-CN"/>
+        </w:rPr>
+        <w:t xml:space="preserve">relevant to the chemistry discussed in the </w:t>
+      </w:r>
+      <w:r>
+        <w:rPr>
+          <w:rFonts w:ascii="Lato" w:eastAsia="DengXian" w:hAnsi="Lato" w:cs="Arial"/>
+          <w:iCs/>
+          <w:color w:val="000000" w:themeColor="text1"/>
+          <w:szCs w:val="20"/>
+          <w:lang w:eastAsia="zh-CN"/>
+        </w:rPr>
+        <w:t>P</w:t>
+      </w:r>
+      <w:r>
+        <w:rPr>
+          <w:rFonts w:ascii="Lato" w:eastAsia="DengXian" w:hAnsi="Lato" w:cs="Arial"/>
+          <w:iCs/>
+          <w:color w:val="000000" w:themeColor="text1"/>
+          <w:szCs w:val="20"/>
+          <w:lang w:eastAsia="zh-CN"/>
+        </w:rPr>
+        <w:t>erspective. Thus, w</w:t>
+      </w:r>
+      <w:r>
+        <w:rPr>
+          <w:rFonts w:ascii="Lato" w:eastAsia="DengXian" w:hAnsi="Lato" w:cs="Arial"/>
+          <w:iCs/>
+          <w:color w:val="000000" w:themeColor="text1"/>
+          <w:szCs w:val="20"/>
+          <w:lang w:eastAsia="zh-CN"/>
+        </w:rPr>
+        <w:t xml:space="preserve">e are confident that our expertise </w:t>
+      </w:r>
+      <w:r>
+        <w:rPr>
+          <w:rFonts w:ascii="Lato" w:eastAsia="DengXian" w:hAnsi="Lato" w:cs="Arial"/>
+          <w:iCs/>
+          <w:color w:val="000000" w:themeColor="text1"/>
+          <w:szCs w:val="20"/>
+          <w:lang w:eastAsia="zh-CN"/>
+        </w:rPr>
+        <w:t>makes us suitable to provide valuable insights and forward-looking perspectives in this field.</w:t>
       </w:r>
       <w:r>
         <w:rPr>
@@ -1762,129 +2180,7 @@
           <w:szCs w:val="20"/>
           <w:lang w:eastAsia="zh-CN"/>
         </w:rPr>
-        <w:t xml:space="preserve">research by </w:t>
-      </w:r>
-      <w:r>
-        <w:rPr>
-          <w:rFonts w:ascii="Lato" w:eastAsia="DengXian" w:hAnsi="Lato" w:cs="Arial"/>
-          <w:iCs/>
-          <w:color w:val="000000" w:themeColor="text1"/>
-          <w:szCs w:val="20"/>
-          <w:lang w:eastAsia="zh-CN"/>
-        </w:rPr>
-        <w:t>the catalysis community and inspire greater interest in this field.</w:t>
-      </w:r>
-      <w:r>
-        <w:rPr>
-          <w:rFonts w:ascii="Lato" w:eastAsia="DengXian" w:hAnsi="Lato" w:cs="Arial"/>
-          <w:iCs/>
-          <w:color w:val="000000" w:themeColor="text1"/>
-          <w:szCs w:val="20"/>
-          <w:lang w:eastAsia="zh-CN"/>
-        </w:rPr>
-        <w:t xml:space="preserve"> Additionally, we have made the</w:t>
-      </w:r>
-      <w:r>
-        <w:rPr>
-          <w:rFonts w:ascii="Lato" w:eastAsia="DengXian" w:hAnsi="Lato" w:cs="Arial"/>
-          <w:iCs/>
-          <w:color w:val="000000" w:themeColor="text1"/>
-          <w:szCs w:val="20"/>
-          <w:lang w:eastAsia="zh-CN"/>
-        </w:rPr>
-        <w:t xml:space="preserve"> revisions </w:t>
-      </w:r>
-      <w:r>
-        <w:rPr>
-          <w:rFonts w:ascii="Lato" w:eastAsia="DengXian" w:hAnsi="Lato" w:cs="Arial"/>
-          <w:iCs/>
-          <w:color w:val="000000" w:themeColor="text1"/>
-          <w:szCs w:val="20"/>
-          <w:lang w:eastAsia="zh-CN"/>
-        </w:rPr>
-        <w:t xml:space="preserve">to </w:t>
-      </w:r>
-      <w:r>
-        <w:rPr>
-          <w:rFonts w:ascii="Lato" w:eastAsia="DengXian" w:hAnsi="Lato" w:cs="Arial"/>
-          <w:iCs/>
-          <w:color w:val="000000" w:themeColor="text1"/>
-          <w:szCs w:val="20"/>
-          <w:lang w:eastAsia="zh-CN"/>
-        </w:rPr>
-        <w:t xml:space="preserve">better </w:t>
-      </w:r>
-      <w:r>
-        <w:rPr>
-          <w:rFonts w:ascii="Lato" w:eastAsia="DengXian" w:hAnsi="Lato" w:cs="Arial"/>
-          <w:iCs/>
-          <w:color w:val="000000" w:themeColor="text1"/>
-          <w:szCs w:val="20"/>
-          <w:lang w:eastAsia="zh-CN"/>
-        </w:rPr>
-        <w:t xml:space="preserve">sharpen </w:t>
-      </w:r>
-      <w:r>
-        <w:rPr>
-          <w:rFonts w:ascii="Lato" w:eastAsia="DengXian" w:hAnsi="Lato" w:cs="Arial"/>
-          <w:iCs/>
-          <w:color w:val="000000" w:themeColor="text1"/>
-          <w:szCs w:val="20"/>
-          <w:lang w:eastAsia="zh-CN"/>
-        </w:rPr>
-        <w:t>our</w:t>
-      </w:r>
-      <w:r>
-        <w:rPr>
-          <w:rFonts w:ascii="Lato" w:eastAsia="DengXian" w:hAnsi="Lato" w:cs="Arial"/>
-          <w:iCs/>
-          <w:color w:val="000000" w:themeColor="text1"/>
-          <w:szCs w:val="20"/>
-          <w:lang w:eastAsia="zh-CN"/>
-        </w:rPr>
-        <w:t xml:space="preserve"> focus on future sustainable C</w:t>
-      </w:r>
-      <w:r>
-        <w:rPr>
-          <w:rFonts w:ascii="Lato" w:eastAsia="DengXian" w:hAnsi="Lato" w:cs="Arial"/>
-          <w:iCs/>
-          <w:color w:val="000000" w:themeColor="text1"/>
-          <w:szCs w:val="20"/>
-          <w:vertAlign w:val="subscript"/>
-          <w:lang w:eastAsia="zh-CN"/>
-        </w:rPr>
-        <w:t>2</w:t>
-      </w:r>
-      <w:r>
-        <w:rPr>
-          <w:rFonts w:ascii="Lato" w:eastAsia="DengXian" w:hAnsi="Lato" w:cs="Arial"/>
-          <w:iCs/>
-          <w:color w:val="000000" w:themeColor="text1"/>
-          <w:szCs w:val="20"/>
-          <w:lang w:eastAsia="zh-CN"/>
-        </w:rPr>
-        <w:t>H</w:t>
-      </w:r>
-      <w:r>
-        <w:rPr>
-          <w:rFonts w:ascii="Lato" w:eastAsia="DengXian" w:hAnsi="Lato" w:cs="Arial"/>
-          <w:iCs/>
-          <w:color w:val="000000" w:themeColor="text1"/>
-          <w:szCs w:val="20"/>
-          <w:vertAlign w:val="subscript"/>
-          <w:lang w:eastAsia="zh-CN"/>
-        </w:rPr>
-        <w:t>2</w:t>
-      </w:r>
-      <w:r>
-        <w:rPr>
-          <w:rFonts w:ascii="Lato" w:eastAsia="DengXian" w:hAnsi="Lato" w:cs="Arial"/>
-          <w:iCs/>
-          <w:color w:val="000000" w:themeColor="text1"/>
-          <w:szCs w:val="20"/>
-          <w:lang w:eastAsia="zh-CN"/>
-        </w:rPr>
-        <w:t xml:space="preserve"> production and its potential applications using emerging </w:t>
+        <w:t xml:space="preserve">This is shared unreservedly by Reviewers </w:t>
       </w:r>
       <w:r>
         <w:rPr>
@@ -1895,69 +2191,57 @@
           <w:lang w:eastAsia="zh-CN"/>
         </w:rPr>
         <w:lastRenderedPageBreak/>
-        <w:t>technologies such as electrocatalysis and photocatalysis, as well as novel C</w:t>
-      </w:r>
-      <w:r>
-        <w:rPr>
-          <w:rFonts w:ascii="Lato" w:eastAsia="DengXian" w:hAnsi="Lato" w:cs="Arial"/>
-          <w:iCs/>
-          <w:color w:val="000000" w:themeColor="text1"/>
-          <w:szCs w:val="20"/>
-          <w:vertAlign w:val="subscript"/>
-          <w:lang w:eastAsia="zh-CN"/>
-        </w:rPr>
-        <w:t>2</w:t>
-      </w:r>
-      <w:r>
-        <w:rPr>
-          <w:rFonts w:ascii="Lato" w:eastAsia="DengXian" w:hAnsi="Lato" w:cs="Arial"/>
-          <w:iCs/>
-          <w:color w:val="000000" w:themeColor="text1"/>
-          <w:szCs w:val="20"/>
-          <w:lang w:eastAsia="zh-CN"/>
-        </w:rPr>
-        <w:t>H</w:t>
-      </w:r>
-      <w:r>
-        <w:rPr>
-          <w:rFonts w:ascii="Lato" w:eastAsia="DengXian" w:hAnsi="Lato" w:cs="Arial"/>
-          <w:iCs/>
-          <w:color w:val="000000" w:themeColor="text1"/>
-          <w:szCs w:val="20"/>
-          <w:vertAlign w:val="subscript"/>
-          <w:lang w:eastAsia="zh-CN"/>
-        </w:rPr>
-        <w:t>2</w:t>
-      </w:r>
-      <w:r>
-        <w:rPr>
-          <w:rFonts w:ascii="Lato" w:eastAsia="DengXian" w:hAnsi="Lato" w:cs="Arial"/>
-          <w:iCs/>
-          <w:color w:val="000000" w:themeColor="text1"/>
-          <w:szCs w:val="20"/>
-          <w:lang w:eastAsia="zh-CN"/>
-        </w:rPr>
-        <w:t xml:space="preserve"> chemistries</w:t>
-      </w:r>
-      <w:r>
-        <w:rPr>
-          <w:rFonts w:ascii="Lato" w:eastAsia="DengXian" w:hAnsi="Lato" w:cs="Arial"/>
-          <w:iCs/>
-          <w:color w:val="000000" w:themeColor="text1"/>
-          <w:szCs w:val="20"/>
-          <w:lang w:eastAsia="zh-CN"/>
-        </w:rPr>
-        <w:t xml:space="preserve"> (see Action below for details)</w:t>
-      </w:r>
-      <w:r>
-        <w:rPr>
-          <w:rFonts w:ascii="Lato" w:eastAsia="DengXian" w:hAnsi="Lato" w:cs="Arial"/>
-          <w:iCs/>
-          <w:color w:val="000000" w:themeColor="text1"/>
-          <w:szCs w:val="20"/>
-          <w:lang w:eastAsia="zh-CN"/>
-        </w:rPr>
-        <w:t>.</w:t>
+        <w:t xml:space="preserve">#1 and #3. </w:t>
+      </w:r>
+      <w:r>
+        <w:rPr>
+          <w:rFonts w:ascii="Lato" w:eastAsia="DengXian" w:hAnsi="Lato" w:cs="Arial"/>
+          <w:iCs/>
+          <w:color w:val="000000" w:themeColor="text1"/>
+          <w:szCs w:val="20"/>
+          <w:lang w:eastAsia="zh-CN"/>
+        </w:rPr>
+        <w:t xml:space="preserve">We </w:t>
+      </w:r>
+      <w:r>
+        <w:rPr>
+          <w:rFonts w:ascii="Lato" w:eastAsia="DengXian" w:hAnsi="Lato" w:cs="Arial"/>
+          <w:iCs/>
+          <w:color w:val="000000" w:themeColor="text1"/>
+          <w:szCs w:val="20"/>
+          <w:lang w:eastAsia="zh-CN"/>
+        </w:rPr>
+        <w:t xml:space="preserve">also </w:t>
+      </w:r>
+      <w:r>
+        <w:rPr>
+          <w:rFonts w:ascii="Lato" w:eastAsia="DengXian" w:hAnsi="Lato" w:cs="Arial"/>
+          <w:iCs/>
+          <w:color w:val="000000" w:themeColor="text1"/>
+          <w:szCs w:val="20"/>
+          <w:lang w:eastAsia="zh-CN"/>
+        </w:rPr>
+        <w:t xml:space="preserve">encourage the reviewer to conduct a literature search before </w:t>
+      </w:r>
+      <w:r>
+        <w:rPr>
+          <w:rFonts w:ascii="Lato" w:eastAsia="DengXian" w:hAnsi="Lato" w:cs="Arial"/>
+          <w:iCs/>
+          <w:color w:val="000000" w:themeColor="text1"/>
+          <w:szCs w:val="20"/>
+          <w:lang w:eastAsia="zh-CN"/>
+        </w:rPr>
+        <w:t>venturing</w:t>
+      </w:r>
+      <w:r>
+        <w:rPr>
+          <w:rFonts w:ascii="Lato" w:eastAsia="DengXian" w:hAnsi="Lato" w:cs="Arial"/>
+          <w:iCs/>
+          <w:color w:val="000000" w:themeColor="text1"/>
+          <w:szCs w:val="20"/>
+          <w:lang w:eastAsia="zh-CN"/>
+        </w:rPr>
+        <w:t xml:space="preserve"> into unsubstantiated comments.</w:t>
       </w:r>
     </w:p>
     <w:p>
@@ -1978,57 +2262,27 @@
           <w:szCs w:val="20"/>
           <w:lang w:eastAsia="zh-CN"/>
         </w:rPr>
-        <w:t>Lastly</w:t>
-      </w:r>
-      <w:r>
-        <w:rPr>
-          <w:rFonts w:ascii="Lato" w:eastAsia="DengXian" w:hAnsi="Lato" w:cs="Arial"/>
-          <w:iCs/>
-          <w:color w:val="000000" w:themeColor="text1"/>
-          <w:szCs w:val="20"/>
-          <w:lang w:eastAsia="zh-CN"/>
-        </w:rPr>
-        <w:t xml:space="preserve">, we disagree with the </w:t>
-      </w:r>
-      <w:r>
-        <w:rPr>
-          <w:rFonts w:ascii="Lato" w:eastAsia="DengXian" w:hAnsi="Lato" w:cs="Arial"/>
-          <w:iCs/>
-          <w:color w:val="000000" w:themeColor="text1"/>
-          <w:szCs w:val="20"/>
-          <w:lang w:eastAsia="zh-CN"/>
-        </w:rPr>
-        <w:t>r</w:t>
-      </w:r>
-      <w:r>
-        <w:rPr>
-          <w:rFonts w:ascii="Lato" w:eastAsia="DengXian" w:hAnsi="Lato" w:cs="Arial"/>
-          <w:iCs/>
-          <w:color w:val="000000" w:themeColor="text1"/>
-          <w:szCs w:val="20"/>
-          <w:lang w:eastAsia="zh-CN"/>
-        </w:rPr>
-        <w:t xml:space="preserve">eviewer’s comments on our qualifications to write this </w:t>
-      </w:r>
-      <w:r>
-        <w:rPr>
-          <w:rFonts w:ascii="Lato" w:eastAsia="DengXian" w:hAnsi="Lato" w:cs="Arial"/>
-          <w:iCs/>
-          <w:color w:val="000000" w:themeColor="text1"/>
-          <w:szCs w:val="20"/>
-          <w:lang w:eastAsia="zh-CN"/>
-        </w:rPr>
-        <w:t>p</w:t>
-      </w:r>
-      <w:r>
-        <w:rPr>
-          <w:rFonts w:ascii="Lato" w:eastAsia="DengXian" w:hAnsi="Lato" w:cs="Arial"/>
-          <w:iCs/>
-          <w:color w:val="000000" w:themeColor="text1"/>
-          <w:szCs w:val="20"/>
-          <w:lang w:eastAsia="zh-CN"/>
-        </w:rPr>
-        <w:t xml:space="preserve">erspective. Our group has extensive research experience in the </w:t>
+        <w:t>Focusing on the technical comment</w:t>
+      </w:r>
+      <w:r>
+        <w:rPr>
+          <w:rFonts w:ascii="Lato" w:eastAsia="DengXian" w:hAnsi="Lato" w:cs="Arial"/>
+          <w:iCs/>
+          <w:color w:val="000000" w:themeColor="text1"/>
+          <w:szCs w:val="20"/>
+          <w:lang w:eastAsia="zh-CN"/>
+        </w:rPr>
+        <w:t>, w</w:t>
+      </w:r>
+      <w:r>
+        <w:rPr>
+          <w:rFonts w:ascii="Lato" w:eastAsia="DengXian" w:hAnsi="Lato" w:cs="Arial"/>
+          <w:iCs/>
+          <w:color w:val="000000" w:themeColor="text1"/>
+          <w:szCs w:val="20"/>
+          <w:lang w:eastAsia="zh-CN"/>
+        </w:rPr>
+        <w:t xml:space="preserve">hile it is true that current commercial </w:t>
       </w:r>
       <w:r>
         <w:rPr>
@@ -2090,172 +2344,53 @@
           <w:szCs w:val="20"/>
           <w:lang w:eastAsia="zh-CN"/>
         </w:rPr>
-        <w:t>field, as demonstrated by several recent publications (</w:t>
-      </w:r>
-      <w:r>
-        <w:rPr>
-          <w:rFonts w:ascii="Lato" w:eastAsia="DengXian" w:hAnsi="Lato" w:cs="Arial"/>
-          <w:color w:val="000000" w:themeColor="text1"/>
-          <w:szCs w:val="20"/>
-          <w:lang w:eastAsia="zh-CN"/>
-        </w:rPr>
-        <w:t xml:space="preserve">ACS Catal. </w:t>
-      </w:r>
-      <w:r>
-        <w:rPr>
-          <w:rFonts w:ascii="Lato" w:eastAsia="DengXian" w:hAnsi="Lato" w:cs="Arial"/>
-          <w:iCs/>
-          <w:color w:val="000000" w:themeColor="text1"/>
-          <w:szCs w:val="20"/>
-          <w:lang w:eastAsia="zh-CN"/>
-        </w:rPr>
-        <w:t xml:space="preserve">2024, 14, 13652; </w:t>
-      </w:r>
-      <w:r>
-        <w:rPr>
-          <w:rFonts w:ascii="Lato" w:eastAsia="DengXian" w:hAnsi="Lato" w:cs="Arial"/>
-          <w:color w:val="000000" w:themeColor="text1"/>
-          <w:szCs w:val="20"/>
-          <w:lang w:eastAsia="zh-CN"/>
-        </w:rPr>
-        <w:t>Nat. Commun.</w:t>
-      </w:r>
-      <w:r>
-        <w:rPr>
-          <w:rFonts w:ascii="Lato" w:eastAsia="DengXian" w:hAnsi="Lato" w:cs="Arial"/>
-          <w:iCs/>
-          <w:color w:val="000000" w:themeColor="text1"/>
-          <w:szCs w:val="20"/>
-          <w:lang w:eastAsia="zh-CN"/>
-        </w:rPr>
-        <w:t xml:space="preserve"> 2023, 14, 5557; </w:t>
-      </w:r>
-      <w:r>
-        <w:rPr>
-          <w:rFonts w:ascii="Lato" w:eastAsia="DengXian" w:hAnsi="Lato" w:cs="Arial"/>
-          <w:color w:val="000000" w:themeColor="text1"/>
-          <w:szCs w:val="20"/>
-          <w:lang w:eastAsia="zh-CN"/>
-        </w:rPr>
-        <w:t>Nat. Nanotechnol.</w:t>
-      </w:r>
-      <w:r>
-        <w:rPr>
-          <w:rFonts w:ascii="Lato" w:eastAsia="DengXian" w:hAnsi="Lato" w:cs="Arial"/>
-          <w:iCs/>
-          <w:color w:val="000000" w:themeColor="text1"/>
-          <w:szCs w:val="20"/>
-          <w:lang w:eastAsia="zh-CN"/>
-        </w:rPr>
-        <w:t xml:space="preserve"> 2022, 17, 606; </w:t>
-      </w:r>
-      <w:r>
-        <w:rPr>
-          <w:rFonts w:ascii="Lato" w:eastAsia="DengXian" w:hAnsi="Lato" w:cs="Arial"/>
-          <w:color w:val="000000" w:themeColor="text1"/>
-          <w:szCs w:val="20"/>
-          <w:lang w:eastAsia="zh-CN"/>
-        </w:rPr>
-        <w:t>Nat. Commun.</w:t>
-      </w:r>
-      <w:r>
-        <w:rPr>
-          <w:rFonts w:ascii="Lato" w:eastAsia="DengXian" w:hAnsi="Lato" w:cs="Arial"/>
-          <w:iCs/>
-          <w:color w:val="000000" w:themeColor="text1"/>
-          <w:szCs w:val="20"/>
-          <w:lang w:eastAsia="zh-CN"/>
-        </w:rPr>
-        <w:t xml:space="preserve"> 2021, 12:4016; </w:t>
-      </w:r>
-      <w:r>
-        <w:rPr>
-          <w:rFonts w:ascii="Lato" w:eastAsia="DengXian" w:hAnsi="Lato" w:cs="Arial"/>
-          <w:color w:val="000000" w:themeColor="text1"/>
-          <w:szCs w:val="20"/>
-          <w:lang w:eastAsia="zh-CN"/>
-        </w:rPr>
-        <w:t>Angew. Chem.</w:t>
-      </w:r>
-      <w:r>
-        <w:rPr>
-          <w:rFonts w:ascii="Lato" w:eastAsia="DengXian" w:hAnsi="Lato" w:cs="Arial"/>
-          <w:iCs/>
-          <w:color w:val="000000" w:themeColor="text1"/>
-          <w:szCs w:val="20"/>
-          <w:lang w:eastAsia="zh-CN"/>
-        </w:rPr>
-        <w:t xml:space="preserve"> 2019, 131, 12425; </w:t>
-      </w:r>
-      <w:r>
-        <w:rPr>
-          <w:rFonts w:ascii="Lato" w:eastAsia="DengXian" w:hAnsi="Lato" w:cs="Arial"/>
-          <w:color w:val="000000" w:themeColor="text1"/>
-          <w:szCs w:val="20"/>
-          <w:lang w:eastAsia="zh-CN"/>
-        </w:rPr>
-        <w:t>Chem. Sci.</w:t>
-      </w:r>
-      <w:r>
-        <w:rPr>
-          <w:rFonts w:ascii="Lato" w:eastAsia="DengXian" w:hAnsi="Lato" w:cs="Arial"/>
-          <w:iCs/>
-          <w:color w:val="000000" w:themeColor="text1"/>
-          <w:szCs w:val="20"/>
-          <w:lang w:eastAsia="zh-CN"/>
-        </w:rPr>
-        <w:t xml:space="preserve"> 2019, 10, 359; </w:t>
-      </w:r>
-      <w:r>
-        <w:rPr>
-          <w:rFonts w:ascii="Lato" w:eastAsia="DengXian" w:hAnsi="Lato" w:cs="Arial"/>
-          <w:color w:val="000000" w:themeColor="text1"/>
-          <w:szCs w:val="20"/>
-          <w:lang w:eastAsia="zh-CN"/>
-        </w:rPr>
-        <w:t>ACS Catal.</w:t>
-      </w:r>
-      <w:r>
-        <w:rPr>
-          <w:rFonts w:ascii="Lato" w:eastAsia="DengXian" w:hAnsi="Lato" w:cs="Arial"/>
-          <w:iCs/>
-          <w:color w:val="000000" w:themeColor="text1"/>
-          <w:szCs w:val="20"/>
-          <w:lang w:eastAsia="zh-CN"/>
-        </w:rPr>
-        <w:t xml:space="preserve"> 2018, 8, 1114; </w:t>
-      </w:r>
-      <w:r>
-        <w:rPr>
-          <w:rFonts w:ascii="Lato" w:eastAsia="DengXian" w:hAnsi="Lato" w:cs="Arial"/>
-          <w:color w:val="000000" w:themeColor="text1"/>
-          <w:szCs w:val="20"/>
-          <w:lang w:eastAsia="zh-CN"/>
-        </w:rPr>
-        <w:t>Chem. Rev.</w:t>
-      </w:r>
-      <w:r>
-        <w:rPr>
-          <w:rFonts w:ascii="Lato" w:eastAsia="DengXian" w:hAnsi="Lato" w:cs="Arial"/>
-          <w:iCs/>
-          <w:color w:val="000000" w:themeColor="text1"/>
-          <w:szCs w:val="20"/>
-          <w:lang w:eastAsia="zh-CN"/>
-        </w:rPr>
-        <w:t xml:space="preserve"> 2017, 117, 4185; </w:t>
-      </w:r>
-      <w:r>
-        <w:rPr>
-          <w:rFonts w:ascii="Lato" w:eastAsia="DengXian" w:hAnsi="Lato" w:cs="Arial"/>
-          <w:color w:val="000000" w:themeColor="text1"/>
-          <w:szCs w:val="20"/>
-          <w:lang w:eastAsia="zh-CN"/>
-        </w:rPr>
-        <w:t>Angew. Chem.</w:t>
-      </w:r>
-      <w:r>
-        <w:rPr>
-          <w:rFonts w:ascii="Lato" w:eastAsia="DengXian" w:hAnsi="Lato" w:cs="Cambria"/>
+        <w:t xml:space="preserve">production technologies are not catalysis-driven due to thermodynamic limitations, catalytic </w:t>
+      </w:r>
+      <w:r>
+        <w:rPr>
+          <w:rFonts w:ascii="Lato" w:eastAsia="DengXian" w:hAnsi="Lato" w:cs="Arial"/>
+          <w:iCs/>
+          <w:color w:val="000000" w:themeColor="text1"/>
+          <w:szCs w:val="20"/>
+          <w:lang w:eastAsia="zh-CN"/>
+        </w:rPr>
+        <w:t>C</w:t>
+      </w:r>
+      <w:r>
+        <w:rPr>
+          <w:rFonts w:ascii="Lato" w:eastAsia="DengXian" w:hAnsi="Lato" w:cs="Arial"/>
+          <w:iCs/>
+          <w:color w:val="000000" w:themeColor="text1"/>
+          <w:szCs w:val="20"/>
+          <w:vertAlign w:val="subscript"/>
+          <w:lang w:eastAsia="zh-CN"/>
+        </w:rPr>
+        <w:t>2</w:t>
+      </w:r>
+      <w:r>
+        <w:rPr>
+          <w:rFonts w:ascii="Lato" w:eastAsia="DengXian" w:hAnsi="Lato" w:cs="Arial"/>
+          <w:iCs/>
+          <w:color w:val="000000" w:themeColor="text1"/>
+          <w:szCs w:val="20"/>
+          <w:lang w:eastAsia="zh-CN"/>
+        </w:rPr>
+        <w:t>H</w:t>
+      </w:r>
+      <w:r>
+        <w:rPr>
+          <w:rFonts w:ascii="Lato" w:eastAsia="DengXian" w:hAnsi="Lato" w:cs="Arial"/>
+          <w:iCs/>
+          <w:color w:val="000000" w:themeColor="text1"/>
+          <w:szCs w:val="20"/>
+          <w:vertAlign w:val="subscript"/>
+          <w:lang w:eastAsia="zh-CN"/>
+        </w:rPr>
+        <w:t>2</w:t>
+      </w:r>
+      <w:r>
+        <w:rPr>
+          <w:rFonts w:ascii="Lato" w:eastAsia="DengXian" w:hAnsi="Lato" w:cs="Arial"/>
           <w:iCs/>
           <w:color w:val="000000" w:themeColor="text1"/>
           <w:szCs w:val="20"/>
@@ -2271,37 +2406,462 @@
           <w:szCs w:val="20"/>
           <w:lang w:eastAsia="zh-CN"/>
         </w:rPr>
-        <w:t xml:space="preserve">2017, 129, 10895). We are confident that our expertise enables us to provide valuable insights and forward-looking perspectives </w:t>
-      </w:r>
-      <w:r>
-        <w:rPr>
-          <w:rFonts w:ascii="Lato" w:eastAsia="DengXian" w:hAnsi="Lato" w:cs="Arial"/>
-          <w:iCs/>
-          <w:color w:val="000000" w:themeColor="text1"/>
-          <w:szCs w:val="20"/>
-          <w:lang w:eastAsia="zh-CN"/>
-        </w:rPr>
-        <w:t>in</w:t>
-      </w:r>
-      <w:r>
-        <w:rPr>
-          <w:rFonts w:ascii="Lato" w:eastAsia="DengXian" w:hAnsi="Lato" w:cs="Arial"/>
-          <w:iCs/>
-          <w:color w:val="000000" w:themeColor="text1"/>
-          <w:szCs w:val="20"/>
-          <w:lang w:eastAsia="zh-CN"/>
-        </w:rPr>
-        <w:t xml:space="preserve"> this </w:t>
-      </w:r>
-      <w:r>
-        <w:rPr>
-          <w:rFonts w:ascii="Lato" w:eastAsia="DengXian" w:hAnsi="Lato" w:cs="Arial"/>
-          <w:iCs/>
-          <w:color w:val="000000" w:themeColor="text1"/>
-          <w:szCs w:val="20"/>
-          <w:lang w:eastAsia="zh-CN"/>
-        </w:rPr>
-        <w:t>field</w:t>
+        <w:t>synthesis efforts are ongoing, particularly through non</w:t>
+      </w:r>
+      <w:r>
+        <w:rPr>
+          <w:rFonts w:ascii="Lato" w:eastAsia="DengXian" w:hAnsi="Lato" w:cs="Arial"/>
+          <w:iCs/>
+          <w:color w:val="000000" w:themeColor="text1"/>
+          <w:szCs w:val="20"/>
+          <w:lang w:eastAsia="zh-CN"/>
+        </w:rPr>
+        <w:noBreakHyphen/>
+      </w:r>
+      <w:r>
+        <w:rPr>
+          <w:rFonts w:ascii="Lato" w:eastAsia="DengXian" w:hAnsi="Lato" w:cs="Arial"/>
+          <w:iCs/>
+          <w:color w:val="000000" w:themeColor="text1"/>
+          <w:szCs w:val="20"/>
+          <w:lang w:eastAsia="zh-CN"/>
+        </w:rPr>
+        <w:t xml:space="preserve">thermal </w:t>
+      </w:r>
+      <w:r>
+        <w:rPr>
+          <w:rFonts w:ascii="Lato" w:eastAsia="DengXian" w:hAnsi="Lato" w:cs="Arial"/>
+          <w:iCs/>
+          <w:color w:val="000000" w:themeColor="text1"/>
+          <w:szCs w:val="20"/>
+          <w:lang w:eastAsia="zh-CN"/>
+        </w:rPr>
+        <w:t xml:space="preserve">plasma and thermal pyrolysis approaches. As stated in the </w:t>
+      </w:r>
+      <w:commentRangeStart w:id="4"/>
+      <w:r>
+        <w:rPr>
+          <w:rFonts w:ascii="Lato" w:eastAsia="DengXian" w:hAnsi="Lato" w:cs="Arial"/>
+          <w:iCs/>
+          <w:color w:val="000000" w:themeColor="text1"/>
+          <w:szCs w:val="20"/>
+          <w:lang w:eastAsia="zh-CN"/>
+        </w:rPr>
+        <w:t xml:space="preserve">Outlook </w:t>
+      </w:r>
+      <w:commentRangeEnd w:id="4"/>
+      <w:r>
+        <w:rPr>
+          <w:rStyle w:val="CommentReference"/>
+        </w:rPr>
+        <w:commentReference w:id="4"/>
+      </w:r>
+      <w:r>
+        <w:rPr>
+          <w:rFonts w:ascii="Lato" w:eastAsia="DengXian" w:hAnsi="Lato" w:cs="Arial"/>
+          <w:iCs/>
+          <w:color w:val="000000" w:themeColor="text1"/>
+          <w:szCs w:val="20"/>
+          <w:lang w:eastAsia="zh-CN"/>
+        </w:rPr>
+        <w:t>section</w:t>
+      </w:r>
+      <w:r>
+        <w:rPr>
+          <w:rFonts w:ascii="Lato" w:eastAsia="DengXian" w:hAnsi="Lato" w:cs="Arial"/>
+          <w:iCs/>
+          <w:color w:val="000000" w:themeColor="text1"/>
+          <w:szCs w:val="20"/>
+          <w:lang w:eastAsia="zh-CN"/>
+        </w:rPr>
+        <w:t xml:space="preserve"> (</w:t>
+      </w:r>
+      <w:r>
+        <w:rPr>
+          <w:rFonts w:ascii="Lato" w:eastAsia="DengXian" w:hAnsi="Lato" w:cs="Arial"/>
+          <w:bCs/>
+          <w:iCs/>
+          <w:color w:val="000000" w:themeColor="text1"/>
+          <w:szCs w:val="20"/>
+          <w:lang w:eastAsia="zh-CN"/>
+        </w:rPr>
+        <w:t>page xx, line xx</w:t>
+      </w:r>
+      <w:r>
+        <w:rPr>
+          <w:rFonts w:ascii="Lato" w:eastAsia="DengXian" w:hAnsi="Lato" w:cs="Arial"/>
+          <w:iCs/>
+          <w:color w:val="000000" w:themeColor="text1"/>
+          <w:szCs w:val="20"/>
+          <w:lang w:eastAsia="zh-CN"/>
+        </w:rPr>
+        <w:t>)</w:t>
+      </w:r>
+      <w:r>
+        <w:rPr>
+          <w:rFonts w:ascii="Lato" w:eastAsia="DengXian" w:hAnsi="Lato" w:cs="Arial"/>
+          <w:iCs/>
+          <w:color w:val="000000" w:themeColor="text1"/>
+          <w:szCs w:val="20"/>
+          <w:lang w:eastAsia="zh-CN"/>
+        </w:rPr>
+        <w:t xml:space="preserve">, we propose that the near future of green </w:t>
+      </w:r>
+      <w:r>
+        <w:rPr>
+          <w:rFonts w:ascii="Lato" w:eastAsia="DengXian" w:hAnsi="Lato" w:cs="Arial"/>
+          <w:iCs/>
+          <w:color w:val="000000" w:themeColor="text1"/>
+          <w:szCs w:val="20"/>
+          <w:lang w:eastAsia="zh-CN"/>
+        </w:rPr>
+        <w:t>C</w:t>
+      </w:r>
+      <w:r>
+        <w:rPr>
+          <w:rFonts w:ascii="Lato" w:eastAsia="DengXian" w:hAnsi="Lato" w:cs="Arial"/>
+          <w:iCs/>
+          <w:color w:val="000000" w:themeColor="text1"/>
+          <w:szCs w:val="20"/>
+          <w:vertAlign w:val="subscript"/>
+          <w:lang w:eastAsia="zh-CN"/>
+        </w:rPr>
+        <w:t>2</w:t>
+      </w:r>
+      <w:r>
+        <w:rPr>
+          <w:rFonts w:ascii="Lato" w:eastAsia="DengXian" w:hAnsi="Lato" w:cs="Arial"/>
+          <w:iCs/>
+          <w:color w:val="000000" w:themeColor="text1"/>
+          <w:szCs w:val="20"/>
+          <w:lang w:eastAsia="zh-CN"/>
+        </w:rPr>
+        <w:t>H</w:t>
+      </w:r>
+      <w:r>
+        <w:rPr>
+          <w:rFonts w:ascii="Lato" w:eastAsia="DengXian" w:hAnsi="Lato" w:cs="Arial"/>
+          <w:iCs/>
+          <w:color w:val="000000" w:themeColor="text1"/>
+          <w:szCs w:val="20"/>
+          <w:vertAlign w:val="subscript"/>
+          <w:lang w:eastAsia="zh-CN"/>
+        </w:rPr>
+        <w:t>2</w:t>
+      </w:r>
+      <w:r>
+        <w:rPr>
+          <w:rFonts w:ascii="Lato" w:eastAsia="DengXian" w:hAnsi="Lato" w:cs="Arial"/>
+          <w:iCs/>
+          <w:color w:val="000000" w:themeColor="text1"/>
+          <w:szCs w:val="20"/>
+          <w:lang w:eastAsia="zh-CN"/>
+        </w:rPr>
+        <w:t xml:space="preserve"> </w:t>
+      </w:r>
+      <w:r>
+        <w:rPr>
+          <w:rFonts w:ascii="Lato" w:eastAsia="DengXian" w:hAnsi="Lato" w:cs="Arial"/>
+          <w:iCs/>
+          <w:color w:val="000000" w:themeColor="text1"/>
+          <w:szCs w:val="20"/>
+          <w:lang w:eastAsia="zh-CN"/>
+        </w:rPr>
+        <w:t>production lies in the integration of green electricity and renewable</w:t>
+      </w:r>
+      <w:r>
+        <w:rPr>
+          <w:rFonts w:ascii="Lato" w:eastAsia="DengXian" w:hAnsi="Lato" w:cs="Arial"/>
+          <w:iCs/>
+          <w:color w:val="000000" w:themeColor="text1"/>
+          <w:szCs w:val="20"/>
+          <w:lang w:eastAsia="zh-CN"/>
+        </w:rPr>
+        <w:t xml:space="preserve"> carbon feedstocks</w:t>
+      </w:r>
+      <w:r>
+        <w:rPr>
+          <w:rFonts w:ascii="Lato" w:eastAsia="DengXian" w:hAnsi="Lato" w:cs="Arial"/>
+          <w:iCs/>
+          <w:color w:val="000000" w:themeColor="text1"/>
+          <w:szCs w:val="20"/>
+          <w:lang w:eastAsia="zh-CN"/>
+        </w:rPr>
+        <w:t>,</w:t>
+      </w:r>
+      <w:r>
+        <w:rPr>
+          <w:rFonts w:ascii="Lato" w:eastAsia="DengXian" w:hAnsi="Lato" w:cs="Arial"/>
+          <w:iCs/>
+          <w:color w:val="000000" w:themeColor="text1"/>
+          <w:szCs w:val="20"/>
+          <w:lang w:eastAsia="zh-CN"/>
+        </w:rPr>
+        <w:t xml:space="preserve"> unless emerging technologies achieve significant breakthroughs. Our Perspective does not assert that catalytic thermal pyrolysis is the definitive path forward; rather, we aim to highlight the </w:t>
+      </w:r>
+      <w:r>
+        <w:rPr>
+          <w:rFonts w:ascii="Lato" w:eastAsia="DengXian" w:hAnsi="Lato" w:cs="Arial"/>
+          <w:iCs/>
+          <w:color w:val="000000" w:themeColor="text1"/>
+          <w:szCs w:val="20"/>
+          <w:lang w:eastAsia="zh-CN"/>
+        </w:rPr>
+        <w:t>limited</w:t>
+      </w:r>
+      <w:r>
+        <w:rPr>
+          <w:rFonts w:ascii="Lato" w:eastAsia="DengXian" w:hAnsi="Lato" w:cs="Arial"/>
+          <w:iCs/>
+          <w:color w:val="000000" w:themeColor="text1"/>
+          <w:szCs w:val="20"/>
+          <w:lang w:eastAsia="zh-CN"/>
+        </w:rPr>
+        <w:t xml:space="preserve"> </w:t>
+      </w:r>
+      <w:r>
+        <w:rPr>
+          <w:rFonts w:ascii="Lato" w:eastAsia="DengXian" w:hAnsi="Lato" w:cs="Arial"/>
+          <w:iCs/>
+          <w:color w:val="000000" w:themeColor="text1"/>
+          <w:szCs w:val="20"/>
+          <w:lang w:eastAsia="zh-CN"/>
+        </w:rPr>
+        <w:t xml:space="preserve">attention </w:t>
+      </w:r>
+      <w:r>
+        <w:rPr>
+          <w:rFonts w:ascii="Lato" w:eastAsia="DengXian" w:hAnsi="Lato" w:cs="Arial"/>
+          <w:iCs/>
+          <w:color w:val="000000" w:themeColor="text1"/>
+          <w:szCs w:val="20"/>
+          <w:lang w:eastAsia="zh-CN"/>
+        </w:rPr>
+        <w:t xml:space="preserve">given to </w:t>
+      </w:r>
+      <w:r>
+        <w:rPr>
+          <w:rFonts w:ascii="Lato" w:eastAsia="DengXian" w:hAnsi="Lato" w:cs="Arial"/>
+          <w:iCs/>
+          <w:color w:val="000000" w:themeColor="text1"/>
+          <w:szCs w:val="20"/>
+          <w:lang w:eastAsia="zh-CN"/>
+        </w:rPr>
+        <w:t>acetylene</w:t>
+      </w:r>
+      <w:r>
+        <w:rPr>
+          <w:rFonts w:ascii="Lato" w:eastAsia="DengXian" w:hAnsi="Lato" w:cs="Arial"/>
+          <w:iCs/>
+          <w:color w:val="000000" w:themeColor="text1"/>
+          <w:szCs w:val="20"/>
+          <w:lang w:eastAsia="zh-CN"/>
+        </w:rPr>
+        <w:t xml:space="preserve"> </w:t>
+      </w:r>
+      <w:r>
+        <w:rPr>
+          <w:rFonts w:ascii="Lato" w:eastAsia="DengXian" w:hAnsi="Lato" w:cs="Arial"/>
+          <w:iCs/>
+          <w:color w:val="000000" w:themeColor="text1"/>
+          <w:szCs w:val="20"/>
+          <w:lang w:eastAsia="zh-CN"/>
+        </w:rPr>
+        <w:t xml:space="preserve">research by </w:t>
+      </w:r>
+      <w:r>
+        <w:rPr>
+          <w:rFonts w:ascii="Lato" w:eastAsia="DengXian" w:hAnsi="Lato" w:cs="Arial"/>
+          <w:iCs/>
+          <w:color w:val="000000" w:themeColor="text1"/>
+          <w:szCs w:val="20"/>
+          <w:lang w:eastAsia="zh-CN"/>
+        </w:rPr>
+        <w:t xml:space="preserve">the catalysis community and inspire </w:t>
+      </w:r>
+      <w:r>
+        <w:rPr>
+          <w:rFonts w:ascii="Lato" w:eastAsia="DengXian" w:hAnsi="Lato" w:cs="Arial"/>
+          <w:iCs/>
+          <w:color w:val="000000" w:themeColor="text1"/>
+          <w:szCs w:val="20"/>
+          <w:lang w:eastAsia="zh-CN"/>
+        </w:rPr>
+        <w:t xml:space="preserve">a </w:t>
+      </w:r>
+      <w:r>
+        <w:rPr>
+          <w:rFonts w:ascii="Lato" w:eastAsia="DengXian" w:hAnsi="Lato" w:cs="Arial"/>
+          <w:iCs/>
+          <w:color w:val="000000" w:themeColor="text1"/>
+          <w:szCs w:val="20"/>
+          <w:lang w:eastAsia="zh-CN"/>
+        </w:rPr>
+        <w:t>greater interest in this field.</w:t>
+      </w:r>
+      <w:r>
+        <w:rPr>
+          <w:rFonts w:ascii="Lato" w:eastAsia="DengXian" w:hAnsi="Lato" w:cs="Arial"/>
+          <w:iCs/>
+          <w:color w:val="000000" w:themeColor="text1"/>
+          <w:szCs w:val="20"/>
+          <w:lang w:eastAsia="zh-CN"/>
+        </w:rPr>
+        <w:t xml:space="preserve"> Additionally, we have made the</w:t>
+      </w:r>
+      <w:r>
+        <w:rPr>
+          <w:rFonts w:ascii="Lato" w:eastAsia="DengXian" w:hAnsi="Lato" w:cs="Arial"/>
+          <w:iCs/>
+          <w:color w:val="000000" w:themeColor="text1"/>
+          <w:szCs w:val="20"/>
+          <w:lang w:eastAsia="zh-CN"/>
+        </w:rPr>
+        <w:t xml:space="preserve"> revisions </w:t>
+      </w:r>
+      <w:r>
+        <w:rPr>
+          <w:rFonts w:ascii="Lato" w:eastAsia="DengXian" w:hAnsi="Lato" w:cs="Arial"/>
+          <w:iCs/>
+          <w:color w:val="000000" w:themeColor="text1"/>
+          <w:szCs w:val="20"/>
+          <w:lang w:eastAsia="zh-CN"/>
+        </w:rPr>
+        <w:t xml:space="preserve">to </w:t>
+      </w:r>
+      <w:r>
+        <w:rPr>
+          <w:rFonts w:ascii="Lato" w:eastAsia="DengXian" w:hAnsi="Lato" w:cs="Arial"/>
+          <w:iCs/>
+          <w:color w:val="000000" w:themeColor="text1"/>
+          <w:szCs w:val="20"/>
+          <w:lang w:eastAsia="zh-CN"/>
+        </w:rPr>
+        <w:t xml:space="preserve">better </w:t>
+      </w:r>
+      <w:r>
+        <w:rPr>
+          <w:rFonts w:ascii="Lato" w:eastAsia="DengXian" w:hAnsi="Lato" w:cs="Arial"/>
+          <w:iCs/>
+          <w:color w:val="000000" w:themeColor="text1"/>
+          <w:szCs w:val="20"/>
+          <w:lang w:eastAsia="zh-CN"/>
+        </w:rPr>
+        <w:t xml:space="preserve">sharpen </w:t>
+      </w:r>
+      <w:r>
+        <w:rPr>
+          <w:rFonts w:ascii="Lato" w:eastAsia="DengXian" w:hAnsi="Lato" w:cs="Arial"/>
+          <w:iCs/>
+          <w:color w:val="000000" w:themeColor="text1"/>
+          <w:szCs w:val="20"/>
+          <w:lang w:eastAsia="zh-CN"/>
+        </w:rPr>
+        <w:t>our</w:t>
+      </w:r>
+      <w:r>
+        <w:rPr>
+          <w:rFonts w:ascii="Lato" w:eastAsia="DengXian" w:hAnsi="Lato" w:cs="Arial"/>
+          <w:iCs/>
+          <w:color w:val="000000" w:themeColor="text1"/>
+          <w:szCs w:val="20"/>
+          <w:lang w:eastAsia="zh-CN"/>
+        </w:rPr>
+        <w:t xml:space="preserve"> focus on future sustainable C</w:t>
+      </w:r>
+      <w:r>
+        <w:rPr>
+          <w:rFonts w:ascii="Lato" w:eastAsia="DengXian" w:hAnsi="Lato" w:cs="Arial"/>
+          <w:iCs/>
+          <w:color w:val="000000" w:themeColor="text1"/>
+          <w:szCs w:val="20"/>
+          <w:vertAlign w:val="subscript"/>
+          <w:lang w:eastAsia="zh-CN"/>
+        </w:rPr>
+        <w:t>2</w:t>
+      </w:r>
+      <w:r>
+        <w:rPr>
+          <w:rFonts w:ascii="Lato" w:eastAsia="DengXian" w:hAnsi="Lato" w:cs="Arial"/>
+          <w:iCs/>
+          <w:color w:val="000000" w:themeColor="text1"/>
+          <w:szCs w:val="20"/>
+          <w:lang w:eastAsia="zh-CN"/>
+        </w:rPr>
+        <w:t>H</w:t>
+      </w:r>
+      <w:r>
+        <w:rPr>
+          <w:rFonts w:ascii="Lato" w:eastAsia="DengXian" w:hAnsi="Lato" w:cs="Arial"/>
+          <w:iCs/>
+          <w:color w:val="000000" w:themeColor="text1"/>
+          <w:szCs w:val="20"/>
+          <w:vertAlign w:val="subscript"/>
+          <w:lang w:eastAsia="zh-CN"/>
+        </w:rPr>
+        <w:t>2</w:t>
+      </w:r>
+      <w:r>
+        <w:rPr>
+          <w:rFonts w:ascii="Lato" w:eastAsia="DengXian" w:hAnsi="Lato" w:cs="Arial"/>
+          <w:iCs/>
+          <w:color w:val="000000" w:themeColor="text1"/>
+          <w:szCs w:val="20"/>
+          <w:lang w:eastAsia="zh-CN"/>
+        </w:rPr>
+        <w:t xml:space="preserve"> production and its potential applications using emerging technologies such as electrocatalysis and photocatalysis, as well as novel C</w:t>
+      </w:r>
+      <w:r>
+        <w:rPr>
+          <w:rFonts w:ascii="Lato" w:eastAsia="DengXian" w:hAnsi="Lato" w:cs="Arial"/>
+          <w:iCs/>
+          <w:color w:val="000000" w:themeColor="text1"/>
+          <w:szCs w:val="20"/>
+          <w:vertAlign w:val="subscript"/>
+          <w:lang w:eastAsia="zh-CN"/>
+        </w:rPr>
+        <w:t>2</w:t>
+      </w:r>
+      <w:r>
+        <w:rPr>
+          <w:rFonts w:ascii="Lato" w:eastAsia="DengXian" w:hAnsi="Lato" w:cs="Arial"/>
+          <w:iCs/>
+          <w:color w:val="000000" w:themeColor="text1"/>
+          <w:szCs w:val="20"/>
+          <w:lang w:eastAsia="zh-CN"/>
+        </w:rPr>
+        <w:t>H</w:t>
+      </w:r>
+      <w:r>
+        <w:rPr>
+          <w:rFonts w:ascii="Lato" w:eastAsia="DengXian" w:hAnsi="Lato" w:cs="Arial"/>
+          <w:iCs/>
+          <w:color w:val="000000" w:themeColor="text1"/>
+          <w:szCs w:val="20"/>
+          <w:vertAlign w:val="subscript"/>
+          <w:lang w:eastAsia="zh-CN"/>
+        </w:rPr>
+        <w:t>2</w:t>
+      </w:r>
+      <w:r>
+        <w:rPr>
+          <w:rFonts w:ascii="Lato" w:eastAsia="DengXian" w:hAnsi="Lato" w:cs="Arial"/>
+          <w:iCs/>
+          <w:color w:val="000000" w:themeColor="text1"/>
+          <w:szCs w:val="20"/>
+          <w:lang w:eastAsia="zh-CN"/>
+        </w:rPr>
+        <w:t xml:space="preserve"> chemistries</w:t>
+      </w:r>
+      <w:r>
+        <w:rPr>
+          <w:rFonts w:ascii="Lato" w:eastAsia="DengXian" w:hAnsi="Lato" w:cs="Arial"/>
+          <w:iCs/>
+          <w:color w:val="000000" w:themeColor="text1"/>
+          <w:szCs w:val="20"/>
+          <w:lang w:eastAsia="zh-CN"/>
+        </w:rPr>
+        <w:t xml:space="preserve"> (see Action below for details)</w:t>
       </w:r>
       <w:r>
         <w:rPr>
@@ -2354,7 +2914,35 @@
           <w:color w:val="000000" w:themeColor="text1"/>
           <w:szCs w:val="20"/>
         </w:rPr>
-        <w:t xml:space="preserve">We have significantly condensed Section 2 by merging Fig. </w:t>
+        <w:t xml:space="preserve">We have significantly </w:t>
+      </w:r>
+      <w:commentRangeStart w:id="5"/>
+      <w:r>
+        <w:rPr>
+          <w:rFonts w:ascii="Lato" w:eastAsiaTheme="minorHAnsi" w:hAnsi="Lato" w:cs="Arial"/>
+          <w:bCs/>
+          <w:iCs/>
+          <w:color w:val="000000" w:themeColor="text1"/>
+          <w:szCs w:val="20"/>
+        </w:rPr>
+        <w:t xml:space="preserve">condensed Section 2 </w:t>
+      </w:r>
+      <w:commentRangeEnd w:id="5"/>
+      <w:r>
+        <w:rPr>
+          <w:rStyle w:val="CommentReference"/>
+        </w:rPr>
+        <w:commentReference w:id="5"/>
+      </w:r>
+      <w:r>
+        <w:rPr>
+          <w:rFonts w:ascii="Lato" w:eastAsiaTheme="minorHAnsi" w:hAnsi="Lato" w:cs="Arial"/>
+          <w:bCs/>
+          <w:iCs/>
+          <w:color w:val="000000" w:themeColor="text1"/>
+          <w:szCs w:val="20"/>
+        </w:rPr>
+        <w:t xml:space="preserve">by merging Fig. </w:t>
       </w:r>
       <w:r>
         <w:rPr>
@@ -2733,17 +3321,64 @@
           <w:color w:val="000000" w:themeColor="text1"/>
           <w:szCs w:val="20"/>
         </w:rPr>
-        <w:t>Additionally, as suggested by reviewer #3,</w:t>
-      </w:r>
-      <w:r>
-        <w:rPr>
-          <w:rFonts w:ascii="Lato" w:eastAsiaTheme="minorHAnsi" w:hAnsi="Lato" w:cs="Arial"/>
-          <w:bCs/>
-          <w:iCs/>
-          <w:color w:val="000000" w:themeColor="text1"/>
-          <w:szCs w:val="20"/>
-        </w:rPr>
-        <w:t xml:space="preserve"> we have incorporated recent advancements in C</w:t>
+        <w:t xml:space="preserve">Additionally, as suggested by </w:t>
+      </w:r>
+      <w:r>
+        <w:rPr>
+          <w:rFonts w:ascii="Lato" w:eastAsiaTheme="minorHAnsi" w:hAnsi="Lato" w:cs="Arial"/>
+          <w:iCs/>
+          <w:color w:val="000000" w:themeColor="text1"/>
+          <w:szCs w:val="20"/>
+        </w:rPr>
+        <w:t>R</w:t>
+      </w:r>
+      <w:r>
+        <w:rPr>
+          <w:rFonts w:ascii="Lato" w:eastAsiaTheme="minorHAnsi" w:hAnsi="Lato" w:cs="Arial"/>
+          <w:iCs/>
+          <w:color w:val="000000" w:themeColor="text1"/>
+          <w:szCs w:val="20"/>
+        </w:rPr>
+        <w:t xml:space="preserve">eviewer </w:t>
+      </w:r>
+      <w:r>
+        <w:rPr>
+          <w:rFonts w:ascii="Lato" w:eastAsiaTheme="minorHAnsi" w:hAnsi="Lato" w:cs="Arial"/>
+          <w:iCs/>
+          <w:color w:val="000000" w:themeColor="text1"/>
+          <w:szCs w:val="20"/>
+        </w:rPr>
+        <w:t>#3,</w:t>
+      </w:r>
+      <w:r>
+        <w:rPr>
+          <w:rFonts w:ascii="Lato" w:eastAsiaTheme="minorHAnsi" w:hAnsi="Lato" w:cs="Arial"/>
+          <w:bCs/>
+          <w:iCs/>
+          <w:color w:val="000000" w:themeColor="text1"/>
+          <w:szCs w:val="20"/>
+        </w:rPr>
+        <w:t xml:space="preserve"> we have incorporated recent advance</w:t>
+      </w:r>
+      <w:r>
+        <w:rPr>
+          <w:rFonts w:ascii="Lato" w:eastAsiaTheme="minorHAnsi" w:hAnsi="Lato" w:cs="Arial"/>
+          <w:bCs/>
+          <w:iCs/>
+          <w:color w:val="000000" w:themeColor="text1"/>
+          <w:szCs w:val="20"/>
+        </w:rPr>
+        <w:t>s</w:t>
+      </w:r>
+      <w:r>
+        <w:rPr>
+          <w:rFonts w:ascii="Lato" w:eastAsiaTheme="minorHAnsi" w:hAnsi="Lato" w:cs="Arial"/>
+          <w:bCs/>
+          <w:iCs/>
+          <w:color w:val="000000" w:themeColor="text1"/>
+          <w:szCs w:val="20"/>
+        </w:rPr>
+        <w:t xml:space="preserve"> in C</w:t>
       </w:r>
       <w:r>
         <w:rPr>
@@ -2785,7 +3420,18 @@
           <w:color w:val="000000" w:themeColor="text1"/>
           <w:szCs w:val="20"/>
         </w:rPr>
-        <w:t xml:space="preserve"> applications into Section 3 (page xx, line xx). These include:</w:t>
+        <w:t xml:space="preserve"> applications into Section 3 (page xx, line xx). </w:t>
+      </w:r>
+      <w:commentRangeStart w:id="6"/>
+      <w:r>
+        <w:rPr>
+          <w:rFonts w:ascii="Lato" w:eastAsiaTheme="minorHAnsi" w:hAnsi="Lato" w:cs="Arial"/>
+          <w:bCs/>
+          <w:iCs/>
+          <w:color w:val="000000" w:themeColor="text1"/>
+          <w:szCs w:val="20"/>
+        </w:rPr>
+        <w:t>These include:</w:t>
       </w:r>
       <w:r>
         <w:rPr>
@@ -3186,6 +3832,13 @@
           <w:lang w:eastAsia="zh-CN"/>
         </w:rPr>
         <w:t>.</w:t>
+      </w:r>
+      <w:commentRangeEnd w:id="6"/>
+      <w:r>
+        <w:rPr>
+          <w:rStyle w:val="CommentReference"/>
+        </w:rPr>
+        <w:commentReference w:id="6"/>
       </w:r>
     </w:p>
     <w:p>
@@ -3240,43 +3893,94 @@
     </w:p>
     <w:p>
       <w:pPr>
-        <w:rPr>
-          <w:rFonts w:ascii="Lato" w:eastAsia="DengXian" w:hAnsi="Lato" w:cs="Arial"/>
-          <w:iCs/>
-          <w:color w:val="000000" w:themeColor="text1"/>
-          <w:szCs w:val="20"/>
-          <w:lang w:eastAsia="zh-CN"/>
-        </w:rPr>
-      </w:pPr>
-      <w:r>
-        <w:rPr>
-          <w:rFonts w:ascii="Lato" w:eastAsia="DengXian" w:hAnsi="Lato" w:cs="Arial"/>
-          <w:iCs/>
-          <w:color w:val="000000" w:themeColor="text1"/>
-          <w:szCs w:val="20"/>
-          <w:lang w:eastAsia="zh-CN"/>
-        </w:rPr>
-        <w:t xml:space="preserve">We agree with </w:t>
-      </w:r>
-      <w:r>
-        <w:rPr>
-          <w:rFonts w:ascii="Lato" w:eastAsia="DengXian" w:hAnsi="Lato" w:cs="Arial"/>
-          <w:iCs/>
-          <w:color w:val="000000" w:themeColor="text1"/>
-          <w:szCs w:val="20"/>
-          <w:lang w:eastAsia="zh-CN"/>
-        </w:rPr>
-        <w:t>r</w:t>
-      </w:r>
-      <w:r>
-        <w:rPr>
-          <w:rFonts w:ascii="Lato" w:eastAsia="DengXian" w:hAnsi="Lato" w:cs="Arial"/>
-          <w:iCs/>
-          <w:color w:val="000000" w:themeColor="text1"/>
-          <w:szCs w:val="20"/>
-          <w:lang w:eastAsia="zh-CN"/>
-        </w:rPr>
-        <w:t>eviewer</w:t>
+        <w:spacing w:after="80"/>
+        <w:rPr>
+          <w:rFonts w:ascii="Lato" w:eastAsia="DengXian" w:hAnsi="Lato" w:cs="Arial"/>
+          <w:iCs/>
+          <w:color w:val="000000" w:themeColor="text1"/>
+          <w:szCs w:val="20"/>
+          <w:lang w:eastAsia="zh-CN"/>
+        </w:rPr>
+      </w:pPr>
+      <w:r>
+        <w:rPr>
+          <w:rFonts w:ascii="Lato" w:eastAsia="DengXian" w:hAnsi="Lato" w:cs="Arial"/>
+          <w:iCs/>
+          <w:color w:val="000000" w:themeColor="text1"/>
+          <w:szCs w:val="20"/>
+          <w:lang w:eastAsia="zh-CN"/>
+        </w:rPr>
+        <w:t>Following the superb feedback from Reviewers #1 and #3, w</w:t>
+      </w:r>
+      <w:r>
+        <w:rPr>
+          <w:rFonts w:ascii="Lato" w:eastAsia="DengXian" w:hAnsi="Lato" w:cs="Arial"/>
+          <w:iCs/>
+          <w:color w:val="000000" w:themeColor="text1"/>
+          <w:szCs w:val="20"/>
+          <w:lang w:eastAsia="zh-CN"/>
+        </w:rPr>
+        <w:t xml:space="preserve">e cannot understand on what basis </w:t>
+      </w:r>
+      <w:r>
+        <w:rPr>
+          <w:rFonts w:ascii="Lato" w:eastAsia="DengXian" w:hAnsi="Lato" w:cs="Arial"/>
+          <w:iCs/>
+          <w:color w:val="000000" w:themeColor="text1"/>
+          <w:szCs w:val="20"/>
+          <w:lang w:eastAsia="zh-CN"/>
+        </w:rPr>
+        <w:t>the review</w:t>
+      </w:r>
+      <w:r>
+        <w:rPr>
+          <w:rFonts w:ascii="Lato" w:eastAsia="DengXian" w:hAnsi="Lato" w:cs="Arial"/>
+          <w:iCs/>
+          <w:color w:val="000000" w:themeColor="text1"/>
+          <w:szCs w:val="20"/>
+          <w:lang w:eastAsia="zh-CN"/>
+        </w:rPr>
+        <w:t>er</w:t>
+      </w:r>
+      <w:r>
+        <w:rPr>
+          <w:rFonts w:ascii="Lato" w:eastAsia="DengXian" w:hAnsi="Lato" w:cs="Arial"/>
+          <w:iCs/>
+          <w:color w:val="000000" w:themeColor="text1"/>
+          <w:szCs w:val="20"/>
+          <w:lang w:eastAsia="zh-CN"/>
+        </w:rPr>
+        <w:t xml:space="preserve"> states that o</w:t>
+      </w:r>
+      <w:r>
+        <w:rPr>
+          <w:rFonts w:ascii="Lato" w:eastAsia="DengXian" w:hAnsi="Lato" w:cs="Arial"/>
+          <w:iCs/>
+          <w:color w:val="000000" w:themeColor="text1"/>
+          <w:szCs w:val="20"/>
+          <w:lang w:eastAsia="zh-CN"/>
+        </w:rPr>
+        <w:t xml:space="preserve">ur study is </w:t>
+      </w:r>
+      <w:r>
+        <w:rPr>
+          <w:rFonts w:ascii="Lato" w:eastAsia="DengXian" w:hAnsi="Lato" w:cs="Arial"/>
+          <w:iCs/>
+          <w:color w:val="000000" w:themeColor="text1"/>
+          <w:szCs w:val="20"/>
+          <w:lang w:eastAsia="zh-CN"/>
+        </w:rPr>
+        <w:t>less well</w:t>
+      </w:r>
+      <w:r>
+        <w:rPr>
+          <w:rFonts w:ascii="Lato" w:eastAsia="DengXian" w:hAnsi="Lato" w:cs="Arial"/>
+          <w:iCs/>
+          <w:color w:val="000000" w:themeColor="text1"/>
+          <w:szCs w:val="20"/>
+          <w:lang w:eastAsia="zh-CN"/>
+        </w:rPr>
+        <w:t xml:space="preserve"> written than the literature cited.</w:t>
       </w:r>
       <w:r>
         <w:rPr>
@@ -3296,7 +4000,159 @@
           <w:szCs w:val="20"/>
           <w:lang w:eastAsia="zh-CN"/>
         </w:rPr>
-        <w:t xml:space="preserve">#1 that our </w:t>
+        <w:t xml:space="preserve">What we are sure of is that </w:t>
+      </w:r>
+      <w:r>
+        <w:rPr>
+          <w:rFonts w:ascii="Lato" w:eastAsia="DengXian" w:hAnsi="Lato" w:cs="Arial"/>
+          <w:iCs/>
+          <w:color w:val="000000" w:themeColor="text1"/>
+          <w:szCs w:val="20"/>
+          <w:lang w:eastAsia="zh-CN"/>
+        </w:rPr>
+        <w:t xml:space="preserve">(i) </w:t>
+      </w:r>
+      <w:r>
+        <w:rPr>
+          <w:rFonts w:ascii="Lato" w:eastAsia="DengXian" w:hAnsi="Lato" w:cs="Arial"/>
+          <w:iCs/>
+          <w:color w:val="000000" w:themeColor="text1"/>
+          <w:szCs w:val="20"/>
+          <w:lang w:eastAsia="zh-CN"/>
+        </w:rPr>
+        <w:t xml:space="preserve">these reviews are </w:t>
+      </w:r>
+      <w:r>
+        <w:rPr>
+          <w:rFonts w:ascii="Lato" w:eastAsia="DengXian" w:hAnsi="Lato" w:cs="Arial"/>
+          <w:iCs/>
+          <w:color w:val="000000" w:themeColor="text1"/>
+          <w:szCs w:val="20"/>
+          <w:lang w:eastAsia="zh-CN"/>
+        </w:rPr>
+        <w:t>excellent</w:t>
+      </w:r>
+      <w:r>
+        <w:rPr>
+          <w:rFonts w:ascii="Lato" w:eastAsia="DengXian" w:hAnsi="Lato" w:cs="Arial"/>
+          <w:iCs/>
+          <w:color w:val="000000" w:themeColor="text1"/>
+          <w:szCs w:val="20"/>
+          <w:lang w:eastAsia="zh-CN"/>
+        </w:rPr>
+        <w:t xml:space="preserve"> and (ii) </w:t>
+      </w:r>
+      <w:r>
+        <w:rPr>
+          <w:rFonts w:ascii="Lato" w:eastAsia="DengXian" w:hAnsi="Lato" w:cs="Arial"/>
+          <w:iCs/>
+          <w:color w:val="000000" w:themeColor="text1"/>
+          <w:szCs w:val="20"/>
+          <w:lang w:eastAsia="zh-CN"/>
+        </w:rPr>
+        <w:t xml:space="preserve">the reviewer's constructive criticism has led </w:t>
+      </w:r>
+      <w:r>
+        <w:rPr>
+          <w:rFonts w:ascii="Lato" w:eastAsia="DengXian" w:hAnsi="Lato" w:cs="Arial"/>
+          <w:iCs/>
+          <w:color w:val="000000" w:themeColor="text1"/>
+          <w:szCs w:val="20"/>
+          <w:lang w:eastAsia="zh-CN"/>
+        </w:rPr>
+        <w:t xml:space="preserve">us </w:t>
+      </w:r>
+      <w:r>
+        <w:rPr>
+          <w:rFonts w:ascii="Lato" w:eastAsia="DengXian" w:hAnsi="Lato" w:cs="Arial"/>
+          <w:iCs/>
+          <w:color w:val="000000" w:themeColor="text1"/>
+          <w:szCs w:val="20"/>
+          <w:lang w:eastAsia="zh-CN"/>
+        </w:rPr>
+        <w:t xml:space="preserve">to </w:t>
+      </w:r>
+      <w:r>
+        <w:rPr>
+          <w:rFonts w:ascii="Lato" w:eastAsia="DengXian" w:hAnsi="Lato" w:cs="Arial"/>
+          <w:iCs/>
+          <w:color w:val="000000" w:themeColor="text1"/>
+          <w:szCs w:val="20"/>
+          <w:lang w:eastAsia="zh-CN"/>
+        </w:rPr>
+        <w:t>streamlining better</w:t>
+      </w:r>
+      <w:r>
+        <w:rPr>
+          <w:rFonts w:ascii="Lato" w:eastAsia="DengXian" w:hAnsi="Lato" w:cs="Arial"/>
+          <w:iCs/>
+          <w:color w:val="000000" w:themeColor="text1"/>
+          <w:szCs w:val="20"/>
+          <w:lang w:eastAsia="zh-CN"/>
+        </w:rPr>
+        <w:t xml:space="preserve"> the main novel aspects with respect to the existing literature.</w:t>
+      </w:r>
+    </w:p>
+    <w:p>
+      <w:pPr>
+        <w:spacing w:after="80"/>
+        <w:rPr>
+          <w:rFonts w:ascii="Lato" w:eastAsia="DengXian" w:hAnsi="Lato" w:cs="Arial"/>
+          <w:iCs/>
+          <w:color w:val="000000" w:themeColor="text1"/>
+          <w:szCs w:val="20"/>
+          <w:lang w:eastAsia="zh-CN"/>
+        </w:rPr>
+      </w:pPr>
+      <w:r>
+        <w:rPr>
+          <w:rFonts w:ascii="Lato" w:eastAsia="DengXian" w:hAnsi="Lato" w:cs="Arial"/>
+          <w:iCs/>
+          <w:color w:val="000000" w:themeColor="text1"/>
+          <w:szCs w:val="20"/>
+          <w:lang w:eastAsia="zh-CN"/>
+        </w:rPr>
+        <w:t>R</w:t>
+      </w:r>
+      <w:r>
+        <w:rPr>
+          <w:rFonts w:ascii="Lato" w:eastAsia="DengXian" w:hAnsi="Lato" w:cs="Arial"/>
+          <w:iCs/>
+          <w:color w:val="000000" w:themeColor="text1"/>
+          <w:szCs w:val="20"/>
+          <w:lang w:eastAsia="zh-CN"/>
+        </w:rPr>
+        <w:t xml:space="preserve">eviewer </w:t>
+      </w:r>
+      <w:r>
+        <w:rPr>
+          <w:rFonts w:ascii="Lato" w:eastAsia="DengXian" w:hAnsi="Lato" w:cs="Arial"/>
+          <w:iCs/>
+          <w:color w:val="000000" w:themeColor="text1"/>
+          <w:szCs w:val="20"/>
+          <w:lang w:eastAsia="zh-CN"/>
+        </w:rPr>
+        <w:t xml:space="preserve">#1 </w:t>
+      </w:r>
+      <w:r>
+        <w:rPr>
+          <w:rFonts w:ascii="Lato" w:eastAsia="DengXian" w:hAnsi="Lato" w:cs="Arial"/>
+          <w:iCs/>
+          <w:color w:val="000000" w:themeColor="text1"/>
+          <w:szCs w:val="20"/>
+          <w:lang w:eastAsia="zh-CN"/>
+        </w:rPr>
+        <w:t xml:space="preserve">explicitly states </w:t>
+      </w:r>
+      <w:r>
+        <w:rPr>
+          <w:rFonts w:ascii="Lato" w:eastAsia="DengXian" w:hAnsi="Lato" w:cs="Arial"/>
+          <w:iCs/>
+          <w:color w:val="000000" w:themeColor="text1"/>
+          <w:szCs w:val="20"/>
+          <w:lang w:eastAsia="zh-CN"/>
+        </w:rPr>
+        <w:t xml:space="preserve">that our </w:t>
       </w:r>
       <w:r>
         <w:rPr>
@@ -3395,7 +4251,7 @@
           <w:szCs w:val="20"/>
           <w:lang w:eastAsia="zh-CN"/>
         </w:rPr>
-        <w:t>Chem. Rev. 2014, 114, 1743), it is clear that its focus is restricted to coal</w:t>
+        <w:t>Chem. Rev. 2014, 114, 1743), its focus is restricted to coal</w:t>
       </w:r>
       <w:r>
         <w:rPr>
@@ -3570,8 +4426,6 @@
         </w:rPr>
         <w:t>r</w:t>
       </w:r>
-      <w:bookmarkStart w:id="3" w:name="_GoBack"/>
-      <w:bookmarkEnd w:id="3"/>
       <w:r>
         <w:rPr>
           <w:rFonts w:ascii="Lato" w:eastAsia="DengXian" w:hAnsi="Lato" w:cs="Arial"/>
@@ -3681,6 +4535,16 @@
           <w:lang w:eastAsia="zh-CN"/>
         </w:rPr>
         <w:t>.</w:t>
+      </w:r>
+      <w:r>
+        <w:rPr>
+          <w:rFonts w:ascii="Lato" w:eastAsia="DengXian" w:hAnsi="Lato" w:cs="Arial"/>
+          <w:iCs/>
+          <w:color w:val="000000" w:themeColor="text1"/>
+          <w:szCs w:val="20"/>
+          <w:lang w:eastAsia="zh-CN"/>
+        </w:rPr>
+        <w:t xml:space="preserve"> </w:t>
       </w:r>
     </w:p>
     <w:p>
@@ -3703,6 +4567,7 @@
           <w:szCs w:val="20"/>
           <w:lang w:eastAsia="zh-CN"/>
         </w:rPr>
+        <w:lastRenderedPageBreak/>
         <w:t>Action:</w:t>
       </w:r>
       <w:r>
@@ -4156,7 +5021,7 @@
     </w:p>
     <w:p>
       <w:pPr>
-        <w:spacing w:after="0" w:line="360" w:lineRule="auto"/>
+        <w:spacing w:after="0"/>
         <w:rPr>
           <w:rFonts w:ascii="Lato" w:eastAsia="DengXian" w:hAnsi="Lato" w:cs="Arial"/>
           <w:iCs/>
@@ -4200,7 +5065,7 @@
           <w:color w:val="0000FF"/>
           <w:szCs w:val="20"/>
         </w:rPr>
-        <w:t xml:space="preserve">The difference of this review from the existing reviews in literature would be the emphasis on the green footprint of acetylene production, e.g., changing coal to biochar. Considering the scale of acetylene production in market, this replacement (coal to biochar) is not convincing, and of course not </w:t>
+        <w:t xml:space="preserve">The difference of this review from the existing reviews in literature would be the emphasis on the green footprint of acetylene production, e.g., changing coal to biochar. Considering the scale of acetylene production in market, </w:t>
       </w:r>
       <w:r>
         <w:rPr>
@@ -4208,9 +5073,18 @@
           <w:iCs/>
           <w:color w:val="0000FF"/>
           <w:szCs w:val="20"/>
-        </w:rPr>
-        <w:lastRenderedPageBreak/>
-        <w:t>realistic, especially in China. A possible way to promote the green footprint would be the utilization of renewable energy generated electricity to drive the arc furnace or arc plasma for the high-temperature reaction environment in CaC</w:t>
+          <w:highlight w:val="cyan"/>
+        </w:rPr>
+        <w:t>this replacement (coal to biochar) is not convincing, and of course not realistic, especially in China</w:t>
+      </w:r>
+      <w:r>
+        <w:rPr>
+          <w:rFonts w:ascii="Lato" w:eastAsiaTheme="minorHAnsi" w:hAnsi="Lato" w:cs="Arial"/>
+          <w:iCs/>
+          <w:color w:val="0000FF"/>
+          <w:szCs w:val="20"/>
+        </w:rPr>
+        <w:t>. A possible way to promote the green footprint would be the utilization of renewable energy generated electricity to drive the arc furnace or arc plasma for the high-temperature reaction environment in CaC</w:t>
       </w:r>
       <w:r>
         <w:rPr>
@@ -4234,13 +5108,23 @@
     </w:p>
     <w:p>
       <w:pPr>
-        <w:rPr>
-          <w:rFonts w:ascii="Lato" w:eastAsiaTheme="minorHAnsi" w:hAnsi="Lato" w:cs="Arial"/>
-          <w:iCs/>
-          <w:color w:val="000000" w:themeColor="text1"/>
-          <w:szCs w:val="20"/>
-        </w:rPr>
-      </w:pPr>
+        <w:spacing w:after="80"/>
+        <w:rPr>
+          <w:rFonts w:ascii="Lato" w:eastAsiaTheme="minorHAnsi" w:hAnsi="Lato" w:cs="Arial"/>
+          <w:iCs/>
+          <w:color w:val="000000" w:themeColor="text1"/>
+          <w:szCs w:val="20"/>
+        </w:rPr>
+      </w:pPr>
+      <w:r>
+        <w:rPr>
+          <w:rFonts w:ascii="Lato" w:eastAsiaTheme="minorHAnsi" w:hAnsi="Lato" w:cs="Arial"/>
+          <w:iCs/>
+          <w:color w:val="000000" w:themeColor="text1"/>
+          <w:szCs w:val="20"/>
+        </w:rPr>
+        <w:t xml:space="preserve">We thank the reviewer for the insightful comment. </w:t>
+      </w:r>
       <w:r>
         <w:rPr>
           <w:rFonts w:ascii="Lato" w:eastAsiaTheme="minorHAnsi" w:hAnsi="Lato" w:cs="Arial"/>
@@ -4298,7 +5182,7 @@
         <w:noBreakHyphen/>
         <w:t xml:space="preserve">based downstream production to </w:t>
       </w:r>
-      <w:bookmarkStart w:id="4" w:name="_Hlk183529708"/>
+      <w:bookmarkStart w:id="7" w:name="_Hlk183529708"/>
       <w:r>
         <w:rPr>
           <w:rFonts w:ascii="Lato" w:eastAsiaTheme="minorHAnsi" w:hAnsi="Lato" w:cs="Arial"/>
@@ -4341,7 +5225,7 @@
         </w:rPr>
         <w:t>4</w:t>
       </w:r>
-      <w:bookmarkEnd w:id="4"/>
+      <w:bookmarkEnd w:id="7"/>
       <w:r>
         <w:rPr>
           <w:rFonts w:ascii="Lato" w:eastAsiaTheme="minorHAnsi" w:hAnsi="Lato" w:cs="Arial"/>
@@ -4359,7 +5243,70 @@
           <w:color w:val="000000" w:themeColor="text1"/>
           <w:szCs w:val="20"/>
         </w:rPr>
-        <w:t>(CaC</w:t>
+        <w:t>route.</w:t>
+      </w:r>
+      <w:r>
+        <w:rPr>
+          <w:rFonts w:ascii="Lato" w:eastAsiaTheme="minorHAnsi" w:hAnsi="Lato" w:cs="Arial"/>
+          <w:iCs/>
+          <w:color w:val="000000" w:themeColor="text1"/>
+          <w:szCs w:val="20"/>
+        </w:rPr>
+        <w:t xml:space="preserve"> </w:t>
+      </w:r>
+      <w:r>
+        <w:rPr>
+          <w:rFonts w:ascii="Lato" w:eastAsiaTheme="minorHAnsi" w:hAnsi="Lato" w:cs="Arial"/>
+          <w:iCs/>
+          <w:color w:val="000000" w:themeColor="text1"/>
+          <w:szCs w:val="20"/>
+        </w:rPr>
+        <w:t>Our</w:t>
+      </w:r>
+      <w:r>
+        <w:rPr>
+          <w:rFonts w:ascii="Lato" w:eastAsiaTheme="minorHAnsi" w:hAnsi="Lato" w:cs="Arial"/>
+          <w:iCs/>
+          <w:color w:val="000000" w:themeColor="text1"/>
+          <w:szCs w:val="20"/>
+        </w:rPr>
+        <w:t xml:space="preserve"> </w:t>
+      </w:r>
+      <w:r>
+        <w:rPr>
+          <w:rFonts w:ascii="Lato" w:eastAsiaTheme="minorHAnsi" w:hAnsi="Lato" w:cs="Arial"/>
+          <w:iCs/>
+          <w:color w:val="000000" w:themeColor="text1"/>
+          <w:szCs w:val="20"/>
+        </w:rPr>
+        <w:t>P</w:t>
+      </w:r>
+      <w:r>
+        <w:rPr>
+          <w:rFonts w:ascii="Lato" w:eastAsiaTheme="minorHAnsi" w:hAnsi="Lato" w:cs="Arial"/>
+          <w:iCs/>
+          <w:color w:val="000000" w:themeColor="text1"/>
+          <w:szCs w:val="20"/>
+        </w:rPr>
+        <w:t xml:space="preserve">erspective </w:t>
+      </w:r>
+      <w:r>
+        <w:rPr>
+          <w:rFonts w:ascii="Lato" w:eastAsiaTheme="minorHAnsi" w:hAnsi="Lato" w:cs="Arial"/>
+          <w:iCs/>
+          <w:color w:val="000000" w:themeColor="text1"/>
+          <w:szCs w:val="20"/>
+        </w:rPr>
+        <w:t xml:space="preserve">aims to promote the production of </w:t>
+      </w:r>
+      <w:r>
+        <w:rPr>
+          <w:rFonts w:ascii="Lato" w:eastAsiaTheme="minorHAnsi" w:hAnsi="Lato" w:cs="Arial"/>
+          <w:iCs/>
+          <w:color w:val="000000" w:themeColor="text1"/>
+          <w:szCs w:val="20"/>
+        </w:rPr>
+        <w:t>C</w:t>
       </w:r>
       <w:r>
         <w:rPr>
@@ -4378,34 +5325,7 @@
           <w:color w:val="000000" w:themeColor="text1"/>
           <w:szCs w:val="20"/>
         </w:rPr>
-        <w:t xml:space="preserve">) </w:t>
-      </w:r>
-      <w:r>
-        <w:rPr>
-          <w:rFonts w:ascii="Lato" w:eastAsiaTheme="minorHAnsi" w:hAnsi="Lato" w:cs="Arial"/>
-          <w:iCs/>
-          <w:color w:val="000000" w:themeColor="text1"/>
-          <w:szCs w:val="20"/>
-        </w:rPr>
-        <w:t>route.</w:t>
-      </w:r>
-      <w:r>
-        <w:rPr>
-          <w:rFonts w:ascii="Lato" w:eastAsiaTheme="minorHAnsi" w:hAnsi="Lato" w:cs="Arial"/>
-          <w:iCs/>
-          <w:color w:val="000000" w:themeColor="text1"/>
-          <w:szCs w:val="20"/>
-        </w:rPr>
-        <w:t xml:space="preserve"> This perspective aims to promote the production of </w:t>
-      </w:r>
-      <w:r>
-        <w:rPr>
-          <w:rFonts w:ascii="Lato" w:eastAsiaTheme="minorHAnsi" w:hAnsi="Lato" w:cs="Arial"/>
-          <w:iCs/>
-          <w:color w:val="000000" w:themeColor="text1"/>
-          <w:szCs w:val="20"/>
-        </w:rPr>
-        <w:t>C</w:t>
+        <w:t>H</w:t>
       </w:r>
       <w:r>
         <w:rPr>
@@ -4424,25 +5344,6 @@
           <w:color w:val="000000" w:themeColor="text1"/>
           <w:szCs w:val="20"/>
         </w:rPr>
-        <w:t>H</w:t>
-      </w:r>
-      <w:r>
-        <w:rPr>
-          <w:rFonts w:ascii="Lato" w:eastAsiaTheme="minorHAnsi" w:hAnsi="Lato" w:cs="Arial"/>
-          <w:iCs/>
-          <w:color w:val="000000" w:themeColor="text1"/>
-          <w:szCs w:val="20"/>
-          <w:vertAlign w:val="subscript"/>
-        </w:rPr>
-        <w:t>2</w:t>
-      </w:r>
-      <w:r>
-        <w:rPr>
-          <w:rFonts w:ascii="Lato" w:eastAsiaTheme="minorHAnsi" w:hAnsi="Lato" w:cs="Arial"/>
-          <w:iCs/>
-          <w:color w:val="000000" w:themeColor="text1"/>
-          <w:szCs w:val="20"/>
-        </w:rPr>
         <w:t xml:space="preserve"> </w:t>
       </w:r>
       <w:r>
@@ -4452,7 +5353,33 @@
           <w:color w:val="000000" w:themeColor="text1"/>
           <w:szCs w:val="20"/>
         </w:rPr>
-        <w:t xml:space="preserve">in countries outside China by showcasing how it can be produced in an </w:t>
+        <w:t xml:space="preserve">in countries </w:t>
+      </w:r>
+      <w:commentRangeStart w:id="8"/>
+      <w:r>
+        <w:rPr>
+          <w:rFonts w:ascii="Lato" w:eastAsiaTheme="minorHAnsi" w:hAnsi="Lato" w:cs="Arial"/>
+          <w:iCs/>
+          <w:color w:val="000000" w:themeColor="text1"/>
+          <w:szCs w:val="20"/>
+        </w:rPr>
+        <w:t xml:space="preserve">outside </w:t>
+      </w:r>
+      <w:commentRangeEnd w:id="8"/>
+      <w:r>
+        <w:rPr>
+          <w:rStyle w:val="CommentReference"/>
+        </w:rPr>
+        <w:commentReference w:id="8"/>
+      </w:r>
+      <w:r>
+        <w:rPr>
+          <w:rFonts w:ascii="Lato" w:eastAsiaTheme="minorHAnsi" w:hAnsi="Lato" w:cs="Arial"/>
+          <w:iCs/>
+          <w:color w:val="000000" w:themeColor="text1"/>
+          <w:szCs w:val="20"/>
+        </w:rPr>
+        <w:t xml:space="preserve">China by showcasing how it can be produced in an </w:t>
       </w:r>
       <w:r>
         <w:rPr>
@@ -4475,6 +5402,7 @@
     </w:p>
     <w:p>
       <w:pPr>
+        <w:spacing w:after="80"/>
         <w:rPr>
           <w:rFonts w:ascii="Lato" w:eastAsia="DengXian" w:hAnsi="Lato" w:cs="Arial"/>
           <w:iCs/>
@@ -4531,49 +5459,27 @@
           <w:szCs w:val="20"/>
           <w:lang w:eastAsia="zh-CN"/>
         </w:rPr>
-        <w:t>The current availability of biochar (0.4 Mt per year) and biomethane (0.03 Gt per year) is insufficient to meet the global demand for C</w:t>
-      </w:r>
-      <w:r>
-        <w:rPr>
-          <w:rFonts w:ascii="Lato" w:eastAsia="DengXian" w:hAnsi="Lato" w:cs="Arial"/>
-          <w:iCs/>
-          <w:color w:val="000000" w:themeColor="text1"/>
-          <w:szCs w:val="20"/>
-          <w:vertAlign w:val="subscript"/>
-          <w:lang w:eastAsia="zh-CN"/>
-        </w:rPr>
-        <w:t>2</w:t>
-      </w:r>
-      <w:r>
-        <w:rPr>
-          <w:rFonts w:ascii="Lato" w:eastAsia="DengXian" w:hAnsi="Lato" w:cs="Arial"/>
-          <w:iCs/>
-          <w:color w:val="000000" w:themeColor="text1"/>
-          <w:szCs w:val="20"/>
-          <w:lang w:eastAsia="zh-CN"/>
-        </w:rPr>
-        <w:t>H</w:t>
-      </w:r>
-      <w:r>
-        <w:rPr>
-          <w:rFonts w:ascii="Lato" w:eastAsia="DengXian" w:hAnsi="Lato" w:cs="Arial"/>
-          <w:iCs/>
-          <w:color w:val="000000" w:themeColor="text1"/>
-          <w:szCs w:val="20"/>
-          <w:vertAlign w:val="subscript"/>
-          <w:lang w:eastAsia="zh-CN"/>
-        </w:rPr>
-        <w:t>2</w:t>
-      </w:r>
-      <w:r>
-        <w:rPr>
-          <w:rFonts w:ascii="Lato" w:eastAsia="DengXian" w:hAnsi="Lato" w:cs="Arial"/>
-          <w:iCs/>
-          <w:color w:val="000000" w:themeColor="text1"/>
-          <w:szCs w:val="20"/>
-          <w:lang w:eastAsia="zh-CN"/>
-        </w:rPr>
-        <w:t xml:space="preserve">. </w:t>
+        <w:t xml:space="preserve">The current availability of biochar (0.4 Mt per year) and biomethane (0.03 Gt per year) is insufficient to meet the global </w:t>
+      </w:r>
+      <w:r>
+        <w:rPr>
+          <w:rFonts w:ascii="Lato" w:eastAsia="DengXian" w:hAnsi="Lato" w:cs="Arial"/>
+          <w:iCs/>
+          <w:color w:val="000000" w:themeColor="text1"/>
+          <w:szCs w:val="20"/>
+          <w:lang w:eastAsia="zh-CN"/>
+        </w:rPr>
+        <w:t xml:space="preserve">acetylene </w:t>
+      </w:r>
+      <w:r>
+        <w:rPr>
+          <w:rFonts w:ascii="Lato" w:eastAsia="DengXian" w:hAnsi="Lato" w:cs="Arial"/>
+          <w:iCs/>
+          <w:color w:val="000000" w:themeColor="text1"/>
+          <w:szCs w:val="20"/>
+          <w:lang w:eastAsia="zh-CN"/>
+        </w:rPr>
+        <w:t xml:space="preserve">demand. </w:t>
       </w:r>
       <w:r>
         <w:rPr>
@@ -5370,6 +6276,36 @@
           <w:szCs w:val="20"/>
           <w:lang w:eastAsia="zh-CN"/>
         </w:rPr>
+        <w:t>acetylene</w:t>
+      </w:r>
+      <w:r>
+        <w:rPr>
+          <w:rFonts w:ascii="Lato" w:eastAsia="DengXian" w:hAnsi="Lato" w:cs="Arial"/>
+          <w:iCs/>
+          <w:color w:val="000000" w:themeColor="text1"/>
+          <w:szCs w:val="20"/>
+          <w:lang w:eastAsia="zh-CN"/>
+        </w:rPr>
+        <w:t xml:space="preserve"> </w:t>
+      </w:r>
+      <w:r>
+        <w:rPr>
+          <w:rFonts w:ascii="Lato" w:eastAsia="DengXian" w:hAnsi="Lato" w:cs="Arial"/>
+          <w:iCs/>
+          <w:color w:val="000000" w:themeColor="text1"/>
+          <w:szCs w:val="20"/>
+          <w:lang w:eastAsia="zh-CN"/>
+        </w:rPr>
+        <w:t xml:space="preserve">production. In this context, we highlight the potential future climate change impacts of </w:t>
+      </w:r>
+      <w:r>
+        <w:rPr>
+          <w:rFonts w:ascii="Lato" w:eastAsia="DengXian" w:hAnsi="Lato" w:cs="Arial"/>
+          <w:iCs/>
+          <w:color w:val="000000" w:themeColor="text1"/>
+          <w:szCs w:val="20"/>
+          <w:lang w:eastAsia="zh-CN"/>
+        </w:rPr>
         <w:t>C</w:t>
       </w:r>
       <w:r>
@@ -5422,49 +6358,7 @@
           <w:szCs w:val="20"/>
           <w:lang w:eastAsia="zh-CN"/>
         </w:rPr>
-        <w:t xml:space="preserve">production. In this context, we highlight the potential future climate change impacts of </w:t>
-      </w:r>
-      <w:r>
-        <w:rPr>
-          <w:rFonts w:ascii="Lato" w:eastAsia="DengXian" w:hAnsi="Lato" w:cs="Arial"/>
-          <w:iCs/>
-          <w:color w:val="000000" w:themeColor="text1"/>
-          <w:szCs w:val="20"/>
-          <w:lang w:eastAsia="zh-CN"/>
-        </w:rPr>
-        <w:t>C</w:t>
-      </w:r>
-      <w:r>
-        <w:rPr>
-          <w:rFonts w:ascii="Lato" w:eastAsia="DengXian" w:hAnsi="Lato" w:cs="Arial"/>
-          <w:iCs/>
-          <w:color w:val="000000" w:themeColor="text1"/>
-          <w:szCs w:val="20"/>
-          <w:vertAlign w:val="subscript"/>
-          <w:lang w:eastAsia="zh-CN"/>
-        </w:rPr>
-        <w:t>2</w:t>
-      </w:r>
-      <w:r>
-        <w:rPr>
-          <w:rFonts w:ascii="Lato" w:eastAsia="DengXian" w:hAnsi="Lato" w:cs="Arial"/>
-          <w:iCs/>
-          <w:color w:val="000000" w:themeColor="text1"/>
-          <w:szCs w:val="20"/>
-          <w:lang w:eastAsia="zh-CN"/>
-        </w:rPr>
-        <w:t>H</w:t>
-      </w:r>
-      <w:r>
-        <w:rPr>
-          <w:rFonts w:ascii="Lato" w:eastAsia="DengXian" w:hAnsi="Lato" w:cs="Arial"/>
-          <w:iCs/>
-          <w:color w:val="000000" w:themeColor="text1"/>
-          <w:szCs w:val="20"/>
-          <w:vertAlign w:val="subscript"/>
-          <w:lang w:eastAsia="zh-CN"/>
-        </w:rPr>
-        <w:t>2</w:t>
+        <w:t>production under a decarbonized electricity grid in Fig.</w:t>
       </w:r>
       <w:r>
         <w:rPr>
@@ -5478,13 +6372,43 @@
       </w:r>
       <w:r>
         <w:rPr>
-          <w:rFonts w:ascii="Lato" w:eastAsia="DengXian" w:hAnsi="Lato" w:cs="Arial"/>
-          <w:iCs/>
-          <w:color w:val="000000" w:themeColor="text1"/>
-          <w:szCs w:val="20"/>
-          <w:lang w:eastAsia="zh-CN"/>
-        </w:rPr>
-        <w:t>production under a decarbonized electricity grid in Fig.</w:t>
+          <w:rFonts w:ascii="Lato" w:eastAsia="DengXian" w:hAnsi="Lato" w:cs="Arial" w:hint="eastAsia"/>
+          <w:iCs/>
+          <w:color w:val="000000" w:themeColor="text1"/>
+          <w:szCs w:val="20"/>
+          <w:lang w:eastAsia="zh-CN"/>
+        </w:rPr>
+        <w:t>6</w:t>
+      </w:r>
+      <w:r>
+        <w:rPr>
+          <w:rFonts w:ascii="Lato" w:eastAsia="DengXian" w:hAnsi="Lato" w:cs="Arial"/>
+          <w:iCs/>
+          <w:color w:val="000000" w:themeColor="text1"/>
+          <w:szCs w:val="20"/>
+          <w:lang w:eastAsia="zh-CN"/>
+        </w:rPr>
+        <w:t xml:space="preserve"> of the main manuscript</w:t>
+      </w:r>
+      <w:r>
+        <w:rPr>
+          <w:rFonts w:ascii="Lato" w:eastAsia="DengXian" w:hAnsi="Lato" w:cs="Arial"/>
+          <w:iCs/>
+          <w:color w:val="000000" w:themeColor="text1"/>
+          <w:szCs w:val="20"/>
+          <w:lang w:eastAsia="zh-CN"/>
+        </w:rPr>
+        <w:t xml:space="preserve"> (purple scatter)</w:t>
+      </w:r>
+      <w:r>
+        <w:rPr>
+          <w:rFonts w:ascii="Lato" w:eastAsia="DengXian" w:hAnsi="Lato" w:cs="Arial"/>
+          <w:iCs/>
+          <w:color w:val="000000" w:themeColor="text1"/>
+          <w:szCs w:val="20"/>
+          <w:lang w:eastAsia="zh-CN"/>
+        </w:rPr>
+        <w:t>.</w:t>
       </w:r>
       <w:r>
         <w:rPr>
@@ -5498,56 +6422,6 @@
       </w:r>
       <w:r>
         <w:rPr>
-          <w:rFonts w:ascii="Lato" w:eastAsia="DengXian" w:hAnsi="Lato" w:cs="Arial" w:hint="eastAsia"/>
-          <w:iCs/>
-          <w:color w:val="000000" w:themeColor="text1"/>
-          <w:szCs w:val="20"/>
-          <w:lang w:eastAsia="zh-CN"/>
-        </w:rPr>
-        <w:t>6</w:t>
-      </w:r>
-      <w:r>
-        <w:rPr>
-          <w:rFonts w:ascii="Lato" w:eastAsia="DengXian" w:hAnsi="Lato" w:cs="Arial"/>
-          <w:iCs/>
-          <w:color w:val="000000" w:themeColor="text1"/>
-          <w:szCs w:val="20"/>
-          <w:lang w:eastAsia="zh-CN"/>
-        </w:rPr>
-        <w:t xml:space="preserve"> of the main manuscript</w:t>
-      </w:r>
-      <w:r>
-        <w:rPr>
-          <w:rFonts w:ascii="Lato" w:eastAsia="DengXian" w:hAnsi="Lato" w:cs="Arial"/>
-          <w:iCs/>
-          <w:color w:val="000000" w:themeColor="text1"/>
-          <w:szCs w:val="20"/>
-          <w:lang w:eastAsia="zh-CN"/>
-        </w:rPr>
-        <w:t xml:space="preserve"> (purple scatter)</w:t>
-      </w:r>
-      <w:r>
-        <w:rPr>
-          <w:rFonts w:ascii="Lato" w:eastAsia="DengXian" w:hAnsi="Lato" w:cs="Arial"/>
-          <w:iCs/>
-          <w:color w:val="000000" w:themeColor="text1"/>
-          <w:szCs w:val="20"/>
-          <w:lang w:eastAsia="zh-CN"/>
-        </w:rPr>
-        <w:t>.</w:t>
-      </w:r>
-      <w:r>
-        <w:rPr>
-          <w:rFonts w:ascii="Lato" w:eastAsia="DengXian" w:hAnsi="Lato" w:cs="Arial"/>
-          <w:iCs/>
-          <w:color w:val="000000" w:themeColor="text1"/>
-          <w:szCs w:val="20"/>
-          <w:lang w:eastAsia="zh-CN"/>
-        </w:rPr>
-        <w:t xml:space="preserve"> </w:t>
-      </w:r>
-      <w:r>
-        <w:rPr>
           <w:rFonts w:ascii="Lato" w:eastAsia="DengXian" w:hAnsi="Lato" w:cs="Arial"/>
           <w:iCs/>
           <w:color w:val="000000" w:themeColor="text1"/>
@@ -5555,16 +6429,6 @@
           <w:lang w:eastAsia="zh-CN"/>
         </w:rPr>
         <w:t>It is important to note that these results reflect an optimistic scenario, assuming that the 1.5</w:t>
-      </w:r>
-      <w:r>
-        <w:rPr>
-          <w:rFonts w:ascii="Lato" w:eastAsia="DengXian" w:hAnsi="Lato" w:cs="Arial" w:hint="eastAsia"/>
-          <w:iCs/>
-          <w:color w:val="000000" w:themeColor="text1"/>
-          <w:szCs w:val="20"/>
-          <w:lang w:eastAsia="zh-CN"/>
-        </w:rPr>
-        <w:t xml:space="preserve"> </w:t>
       </w:r>
       <w:r>
         <w:rPr>
@@ -5650,7 +6514,7 @@
     </w:p>
     <w:p>
       <w:pPr>
-        <w:spacing w:after="0" w:line="360" w:lineRule="auto"/>
+        <w:spacing w:after="0"/>
         <w:rPr>
           <w:rFonts w:ascii="Lato" w:eastAsia="DengXian" w:hAnsi="Lato" w:cs="Arial"/>
           <w:iCs/>
@@ -5676,6 +6540,7 @@
           <w:color w:val="0000FF"/>
           <w:szCs w:val="20"/>
         </w:rPr>
+        <w:lastRenderedPageBreak/>
         <w:t>2.4.</w:t>
       </w:r>
       <w:r>
@@ -5771,14 +6636,24 @@
           <w:color w:val="0000FF"/>
           <w:szCs w:val="20"/>
         </w:rPr>
-        <w:t>-VCM-PVC is indeed an important value chain, for instance, in China. However, this product chain can be totally substituted by C</w:t>
-      </w:r>
+        <w:t xml:space="preserve">-VCM-PVC is indeed an important value chain, for instance, in China. However, this product chain </w:t>
+      </w:r>
+      <w:commentRangeStart w:id="9"/>
       <w:r>
         <w:rPr>
           <w:rFonts w:ascii="Lato" w:eastAsiaTheme="minorHAnsi" w:hAnsi="Lato" w:cs="Arial"/>
           <w:iCs/>
           <w:color w:val="0000FF"/>
           <w:szCs w:val="20"/>
+        </w:rPr>
+        <w:t>can be totally substituted by C</w:t>
+      </w:r>
+      <w:r>
+        <w:rPr>
+          <w:rFonts w:ascii="Lato" w:eastAsiaTheme="minorHAnsi" w:hAnsi="Lato" w:cs="Arial"/>
+          <w:iCs/>
+          <w:color w:val="0000FF"/>
+          <w:szCs w:val="20"/>
           <w:vertAlign w:val="subscript"/>
         </w:rPr>
         <w:t>2</w:t>
@@ -5809,7 +6684,23 @@
           <w:color w:val="0000FF"/>
           <w:szCs w:val="20"/>
         </w:rPr>
-        <w:t>-PVC route. One of the reasons for China to have to produce C</w:t>
+        <w:t>-PVC route</w:t>
+      </w:r>
+      <w:commentRangeEnd w:id="9"/>
+      <w:r>
+        <w:rPr>
+          <w:rStyle w:val="CommentReference"/>
+        </w:rPr>
+        <w:commentReference w:id="9"/>
+      </w:r>
+      <w:r>
+        <w:rPr>
+          <w:rFonts w:ascii="Lato" w:eastAsiaTheme="minorHAnsi" w:hAnsi="Lato" w:cs="Arial"/>
+          <w:iCs/>
+          <w:color w:val="0000FF"/>
+          <w:szCs w:val="20"/>
+        </w:rPr>
+        <w:t>. One of the reasons for China to have to produce C</w:t>
       </w:r>
       <w:r>
         <w:rPr>
@@ -5904,7 +6795,6 @@
           <w:szCs w:val="20"/>
           <w:lang w:eastAsia="zh-CN"/>
         </w:rPr>
-        <w:lastRenderedPageBreak/>
         <w:t xml:space="preserve">We agree that the </w:t>
       </w:r>
       <w:r>
@@ -6062,12 +6952,150 @@
           <w:szCs w:val="20"/>
           <w:lang w:eastAsia="zh-CN"/>
         </w:rPr>
+        <w:t>ethylene</w:t>
+      </w:r>
+      <w:r>
+        <w:rPr>
+          <w:rFonts w:ascii="Lato" w:eastAsia="DengXian" w:hAnsi="Lato" w:cs="Arial"/>
+          <w:color w:val="000000" w:themeColor="text1"/>
+          <w:szCs w:val="20"/>
+          <w:lang w:eastAsia="zh-CN"/>
+        </w:rPr>
+        <w:t xml:space="preserve">. As the </w:t>
+      </w:r>
+      <w:r>
+        <w:rPr>
+          <w:rFonts w:ascii="Lato" w:eastAsia="DengXian" w:hAnsi="Lato" w:cs="Arial"/>
+          <w:color w:val="000000" w:themeColor="text1"/>
+          <w:szCs w:val="20"/>
+          <w:lang w:eastAsia="zh-CN"/>
+        </w:rPr>
+        <w:t>r</w:t>
+      </w:r>
+      <w:r>
+        <w:rPr>
+          <w:rFonts w:ascii="Lato" w:eastAsia="DengXian" w:hAnsi="Lato" w:cs="Arial"/>
+          <w:color w:val="000000" w:themeColor="text1"/>
+          <w:szCs w:val="20"/>
+          <w:lang w:eastAsia="zh-CN"/>
+        </w:rPr>
+        <w:t xml:space="preserve">eviewer </w:t>
+      </w:r>
+      <w:r>
+        <w:rPr>
+          <w:rFonts w:ascii="Lato" w:eastAsia="DengXian" w:hAnsi="Lato" w:cs="Arial"/>
+          <w:color w:val="000000" w:themeColor="text1"/>
+          <w:szCs w:val="20"/>
+          <w:lang w:eastAsia="zh-CN"/>
+        </w:rPr>
+        <w:t xml:space="preserve">noted, in regions with limited </w:t>
+      </w:r>
+      <w:r>
+        <w:rPr>
+          <w:rFonts w:ascii="Lato" w:eastAsia="DengXian" w:hAnsi="Lato" w:cs="Arial" w:hint="eastAsia"/>
+          <w:color w:val="000000" w:themeColor="text1"/>
+          <w:szCs w:val="20"/>
+          <w:lang w:eastAsia="zh-CN"/>
+        </w:rPr>
+        <w:t xml:space="preserve">or expensive </w:t>
+      </w:r>
+      <w:r>
+        <w:rPr>
+          <w:rFonts w:ascii="Lato" w:eastAsia="DengXian" w:hAnsi="Lato" w:cs="Arial"/>
+          <w:color w:val="000000" w:themeColor="text1"/>
+          <w:szCs w:val="20"/>
+          <w:lang w:eastAsia="zh-CN"/>
+        </w:rPr>
+        <w:t xml:space="preserve">petroleum resources, such as China, the </w:t>
+      </w:r>
+      <w:r>
+        <w:rPr>
+          <w:rFonts w:ascii="Lato" w:eastAsia="DengXian" w:hAnsi="Lato" w:cs="Arial"/>
+          <w:iCs/>
+          <w:color w:val="000000" w:themeColor="text1"/>
+          <w:szCs w:val="20"/>
+          <w:lang w:eastAsia="zh-CN"/>
+        </w:rPr>
+        <w:t>acetylene</w:t>
+      </w:r>
+      <w:r>
+        <w:rPr>
+          <w:rFonts w:ascii="Lato" w:eastAsia="DengXian" w:hAnsi="Lato" w:cs="Arial"/>
+          <w:iCs/>
+          <w:color w:val="000000" w:themeColor="text1"/>
+          <w:szCs w:val="20"/>
+          <w:lang w:eastAsia="zh-CN"/>
+        </w:rPr>
+        <w:t xml:space="preserve"> </w:t>
+      </w:r>
+      <w:r>
+        <w:rPr>
+          <w:rFonts w:ascii="Lato" w:eastAsia="DengXian" w:hAnsi="Lato" w:cs="Arial"/>
+          <w:color w:val="000000" w:themeColor="text1"/>
+          <w:szCs w:val="20"/>
+          <w:lang w:eastAsia="zh-CN"/>
+        </w:rPr>
+        <w:t xml:space="preserve">route remains economically more viable, regardless of environmental considerations. Although the </w:t>
+      </w:r>
+      <w:r>
+        <w:rPr>
+          <w:rFonts w:ascii="Lato" w:eastAsia="DengXian" w:hAnsi="Lato" w:cs="Arial"/>
+          <w:color w:val="000000" w:themeColor="text1"/>
+          <w:szCs w:val="20"/>
+          <w:lang w:eastAsia="zh-CN"/>
+        </w:rPr>
+        <w:t>latter</w:t>
+      </w:r>
+      <w:r>
+        <w:rPr>
+          <w:rFonts w:ascii="Lato" w:eastAsia="DengXian" w:hAnsi="Lato" w:cs="Arial"/>
+          <w:iCs/>
+          <w:color w:val="000000" w:themeColor="text1"/>
+          <w:szCs w:val="20"/>
+          <w:lang w:eastAsia="zh-CN"/>
+        </w:rPr>
+        <w:t xml:space="preserve"> </w:t>
+      </w:r>
+      <w:r>
+        <w:rPr>
+          <w:rFonts w:ascii="Lato" w:eastAsia="DengXian" w:hAnsi="Lato" w:cs="Arial"/>
+          <w:color w:val="000000" w:themeColor="text1"/>
+          <w:szCs w:val="20"/>
+          <w:lang w:eastAsia="zh-CN"/>
+        </w:rPr>
+        <w:t>route has been largely phased out outside of China,</w:t>
+      </w:r>
+      <w:r>
+        <w:rPr>
+          <w:rFonts w:ascii="Lato" w:eastAsia="DengXian" w:hAnsi="Lato" w:cs="Arial" w:hint="eastAsia"/>
+          <w:color w:val="000000" w:themeColor="text1"/>
+          <w:szCs w:val="20"/>
+          <w:lang w:eastAsia="zh-CN"/>
+        </w:rPr>
+        <w:t xml:space="preserve"> we believe that</w:t>
+      </w:r>
+      <w:r>
+        <w:rPr>
+          <w:rFonts w:ascii="Lato" w:eastAsia="DengXian" w:hAnsi="Lato" w:cs="Arial"/>
+          <w:color w:val="000000" w:themeColor="text1"/>
+          <w:szCs w:val="20"/>
+          <w:lang w:eastAsia="zh-CN"/>
+        </w:rPr>
+        <w:t xml:space="preserve"> it cannot be ruled out as a potential option in the future, particularly with the advent of green </w:t>
+      </w:r>
+      <w:r>
+        <w:rPr>
+          <w:rFonts w:ascii="Lato" w:eastAsia="DengXian" w:hAnsi="Lato" w:cs="Arial"/>
+          <w:iCs/>
+          <w:color w:val="000000" w:themeColor="text1"/>
+          <w:szCs w:val="20"/>
+          <w:lang w:eastAsia="zh-CN"/>
+        </w:rPr>
         <w:t>C</w:t>
       </w:r>
       <w:r>
         <w:rPr>
           <w:rFonts w:ascii="Lato" w:eastAsia="DengXian" w:hAnsi="Lato" w:cs="Arial"/>
-          <w:bCs/>
           <w:iCs/>
           <w:color w:val="000000" w:themeColor="text1"/>
           <w:szCs w:val="20"/>
@@ -6079,7 +7107,6 @@
       <w:r>
         <w:rPr>
           <w:rFonts w:ascii="Lato" w:eastAsia="DengXian" w:hAnsi="Lato" w:cs="Arial"/>
-          <w:bCs/>
           <w:iCs/>
           <w:color w:val="000000" w:themeColor="text1"/>
           <w:szCs w:val="20"/>
@@ -6090,82 +7117,6 @@
       <w:r>
         <w:rPr>
           <w:rFonts w:ascii="Lato" w:eastAsia="DengXian" w:hAnsi="Lato" w:cs="Arial"/>
-          <w:bCs/>
-          <w:iCs/>
-          <w:color w:val="000000" w:themeColor="text1"/>
-          <w:szCs w:val="20"/>
-          <w:vertAlign w:val="subscript"/>
-          <w:lang w:eastAsia="zh-CN"/>
-        </w:rPr>
-        <w:t>4</w:t>
-      </w:r>
-      <w:r>
-        <w:rPr>
-          <w:rFonts w:ascii="Lato" w:eastAsia="DengXian" w:hAnsi="Lato" w:cs="Arial"/>
-          <w:color w:val="000000" w:themeColor="text1"/>
-          <w:szCs w:val="20"/>
-          <w:lang w:eastAsia="zh-CN"/>
-        </w:rPr>
-        <w:t xml:space="preserve">. As the </w:t>
-      </w:r>
-      <w:r>
-        <w:rPr>
-          <w:rFonts w:ascii="Lato" w:eastAsia="DengXian" w:hAnsi="Lato" w:cs="Arial"/>
-          <w:color w:val="000000" w:themeColor="text1"/>
-          <w:szCs w:val="20"/>
-          <w:lang w:eastAsia="zh-CN"/>
-        </w:rPr>
-        <w:t>r</w:t>
-      </w:r>
-      <w:r>
-        <w:rPr>
-          <w:rFonts w:ascii="Lato" w:eastAsia="DengXian" w:hAnsi="Lato" w:cs="Arial"/>
-          <w:color w:val="000000" w:themeColor="text1"/>
-          <w:szCs w:val="20"/>
-          <w:lang w:eastAsia="zh-CN"/>
-        </w:rPr>
-        <w:t xml:space="preserve">eviewer </w:t>
-      </w:r>
-      <w:r>
-        <w:rPr>
-          <w:rFonts w:ascii="Lato" w:eastAsia="DengXian" w:hAnsi="Lato" w:cs="Arial"/>
-          <w:color w:val="000000" w:themeColor="text1"/>
-          <w:szCs w:val="20"/>
-          <w:lang w:eastAsia="zh-CN"/>
-        </w:rPr>
-        <w:t xml:space="preserve">noted, in regions with limited </w:t>
-      </w:r>
-      <w:r>
-        <w:rPr>
-          <w:rFonts w:ascii="Lato" w:eastAsia="DengXian" w:hAnsi="Lato" w:cs="Arial" w:hint="eastAsia"/>
-          <w:color w:val="000000" w:themeColor="text1"/>
-          <w:szCs w:val="20"/>
-          <w:lang w:eastAsia="zh-CN"/>
-        </w:rPr>
-        <w:t xml:space="preserve">or expensive </w:t>
-      </w:r>
-      <w:r>
-        <w:rPr>
-          <w:rFonts w:ascii="Lato" w:eastAsia="DengXian" w:hAnsi="Lato" w:cs="Arial"/>
-          <w:color w:val="000000" w:themeColor="text1"/>
-          <w:szCs w:val="20"/>
-          <w:lang w:eastAsia="zh-CN"/>
-        </w:rPr>
-        <w:t xml:space="preserve">petroleum resources, such as China, the </w:t>
-      </w:r>
-      <w:r>
-        <w:rPr>
-          <w:rFonts w:ascii="Lato" w:eastAsia="DengXian" w:hAnsi="Lato" w:cs="Arial"/>
-          <w:iCs/>
-          <w:color w:val="000000" w:themeColor="text1"/>
-          <w:szCs w:val="20"/>
-          <w:lang w:eastAsia="zh-CN"/>
-        </w:rPr>
-        <w:t>C</w:t>
-      </w:r>
-      <w:r>
-        <w:rPr>
-          <w:rFonts w:ascii="Lato" w:eastAsia="DengXian" w:hAnsi="Lato" w:cs="Arial"/>
           <w:iCs/>
           <w:color w:val="000000" w:themeColor="text1"/>
           <w:szCs w:val="20"/>
@@ -6182,27 +7133,6 @@
           <w:szCs w:val="20"/>
           <w:lang w:eastAsia="zh-CN"/>
         </w:rPr>
-        <w:t>H</w:t>
-      </w:r>
-      <w:r>
-        <w:rPr>
-          <w:rFonts w:ascii="Lato" w:eastAsia="DengXian" w:hAnsi="Lato" w:cs="Arial"/>
-          <w:iCs/>
-          <w:color w:val="000000" w:themeColor="text1"/>
-          <w:szCs w:val="20"/>
-          <w:vertAlign w:val="subscript"/>
-          <w:lang w:eastAsia="zh-CN"/>
-        </w:rPr>
-        <w:t>2</w:t>
-      </w:r>
-      <w:r>
-        <w:rPr>
-          <w:rFonts w:ascii="Lato" w:eastAsia="DengXian" w:hAnsi="Lato" w:cs="Arial"/>
-          <w:iCs/>
-          <w:color w:val="000000" w:themeColor="text1"/>
-          <w:szCs w:val="20"/>
-          <w:lang w:eastAsia="zh-CN"/>
-        </w:rPr>
         <w:t xml:space="preserve"> </w:t>
       </w:r>
       <w:r>
@@ -6212,54 +7142,11 @@
           <w:szCs w:val="20"/>
           <w:lang w:eastAsia="zh-CN"/>
         </w:rPr>
-        <w:t xml:space="preserve">route remains economically more viable, regardless of environmental considerations. Although the </w:t>
-      </w:r>
-      <w:r>
-        <w:rPr>
-          <w:rFonts w:ascii="Lato" w:eastAsia="DengXian" w:hAnsi="Lato" w:cs="Arial"/>
-          <w:iCs/>
-          <w:color w:val="000000" w:themeColor="text1"/>
-          <w:szCs w:val="20"/>
-          <w:lang w:eastAsia="zh-CN"/>
-        </w:rPr>
-        <w:t>C</w:t>
-      </w:r>
-      <w:r>
-        <w:rPr>
-          <w:rFonts w:ascii="Lato" w:eastAsia="DengXian" w:hAnsi="Lato" w:cs="Arial"/>
-          <w:iCs/>
-          <w:color w:val="000000" w:themeColor="text1"/>
-          <w:szCs w:val="20"/>
-          <w:vertAlign w:val="subscript"/>
-          <w:lang w:eastAsia="zh-CN"/>
-        </w:rPr>
-        <w:t>2</w:t>
-      </w:r>
-      <w:r>
-        <w:rPr>
-          <w:rFonts w:ascii="Lato" w:eastAsia="DengXian" w:hAnsi="Lato" w:cs="Arial"/>
-          <w:iCs/>
-          <w:color w:val="000000" w:themeColor="text1"/>
-          <w:szCs w:val="20"/>
-          <w:lang w:eastAsia="zh-CN"/>
-        </w:rPr>
-        <w:t>H</w:t>
-      </w:r>
-      <w:r>
-        <w:rPr>
-          <w:rFonts w:ascii="Lato" w:eastAsia="DengXian" w:hAnsi="Lato" w:cs="Arial"/>
-          <w:iCs/>
-          <w:color w:val="000000" w:themeColor="text1"/>
-          <w:szCs w:val="20"/>
-          <w:vertAlign w:val="subscript"/>
-          <w:lang w:eastAsia="zh-CN"/>
-        </w:rPr>
-        <w:t>2</w:t>
-      </w:r>
-      <w:r>
-        <w:rPr>
-          <w:rFonts w:ascii="Lato" w:eastAsia="DengXian" w:hAnsi="Lato" w:cs="Arial"/>
-          <w:iCs/>
+        <w:t>production technologies.</w:t>
+      </w:r>
+      <w:r>
+        <w:rPr>
+          <w:rFonts w:ascii="Lato" w:eastAsia="DengXian" w:hAnsi="Lato" w:cs="Arial"/>
           <w:color w:val="000000" w:themeColor="text1"/>
           <w:szCs w:val="20"/>
           <w:lang w:eastAsia="zh-CN"/>
@@ -6271,92 +7158,35 @@
           <w:rFonts w:ascii="Lato" w:eastAsia="DengXian" w:hAnsi="Lato" w:cs="Arial"/>
           <w:color w:val="000000" w:themeColor="text1"/>
           <w:szCs w:val="20"/>
-          <w:lang w:eastAsia="zh-CN"/>
-        </w:rPr>
-        <w:t>route has been largely phased out outside of China,</w:t>
-      </w:r>
-      <w:r>
-        <w:rPr>
-          <w:rFonts w:ascii="Lato" w:eastAsia="DengXian" w:hAnsi="Lato" w:cs="Arial" w:hint="eastAsia"/>
-          <w:color w:val="000000" w:themeColor="text1"/>
-          <w:szCs w:val="20"/>
-          <w:lang w:eastAsia="zh-CN"/>
-        </w:rPr>
-        <w:t xml:space="preserve"> we believe that</w:t>
-      </w:r>
-      <w:r>
-        <w:rPr>
-          <w:rFonts w:ascii="Lato" w:eastAsia="DengXian" w:hAnsi="Lato" w:cs="Arial"/>
-          <w:color w:val="000000" w:themeColor="text1"/>
-          <w:szCs w:val="20"/>
-          <w:lang w:eastAsia="zh-CN"/>
-        </w:rPr>
-        <w:t xml:space="preserve"> it cannot be ruled out as a potential option in the future, particularly with the advent of green </w:t>
-      </w:r>
-      <w:r>
-        <w:rPr>
-          <w:rFonts w:ascii="Lato" w:eastAsia="DengXian" w:hAnsi="Lato" w:cs="Arial"/>
-          <w:iCs/>
-          <w:color w:val="000000" w:themeColor="text1"/>
-          <w:szCs w:val="20"/>
-          <w:lang w:eastAsia="zh-CN"/>
-        </w:rPr>
-        <w:t>C</w:t>
-      </w:r>
-      <w:r>
-        <w:rPr>
-          <w:rFonts w:ascii="Lato" w:eastAsia="DengXian" w:hAnsi="Lato" w:cs="Arial"/>
-          <w:iCs/>
-          <w:color w:val="000000" w:themeColor="text1"/>
-          <w:szCs w:val="20"/>
-          <w:vertAlign w:val="subscript"/>
-          <w:lang w:eastAsia="zh-CN"/>
-        </w:rPr>
-        <w:t>2</w:t>
-      </w:r>
-      <w:r>
-        <w:rPr>
-          <w:rFonts w:ascii="Lato" w:eastAsia="DengXian" w:hAnsi="Lato" w:cs="Arial"/>
-          <w:iCs/>
-          <w:color w:val="000000" w:themeColor="text1"/>
-          <w:szCs w:val="20"/>
-          <w:lang w:eastAsia="zh-CN"/>
-        </w:rPr>
-        <w:t>H</w:t>
-      </w:r>
-      <w:r>
-        <w:rPr>
-          <w:rFonts w:ascii="Lato" w:eastAsia="DengXian" w:hAnsi="Lato" w:cs="Arial"/>
-          <w:iCs/>
-          <w:color w:val="000000" w:themeColor="text1"/>
-          <w:szCs w:val="20"/>
-          <w:vertAlign w:val="subscript"/>
-          <w:lang w:eastAsia="zh-CN"/>
-        </w:rPr>
-        <w:t>2</w:t>
-      </w:r>
-      <w:r>
-        <w:rPr>
-          <w:rFonts w:ascii="Lato" w:eastAsia="DengXian" w:hAnsi="Lato" w:cs="Arial"/>
-          <w:iCs/>
-          <w:color w:val="000000" w:themeColor="text1"/>
-          <w:szCs w:val="20"/>
-          <w:lang w:eastAsia="zh-CN"/>
-        </w:rPr>
-        <w:t xml:space="preserve"> </w:t>
-      </w:r>
-      <w:r>
-        <w:rPr>
-          <w:rFonts w:ascii="Lato" w:eastAsia="DengXian" w:hAnsi="Lato" w:cs="Arial"/>
-          <w:color w:val="000000" w:themeColor="text1"/>
-          <w:szCs w:val="20"/>
-          <w:lang w:eastAsia="zh-CN"/>
-        </w:rPr>
-        <w:t>production technologies.</w:t>
+          <w:highlight w:val="cyan"/>
+          <w:lang w:eastAsia="zh-CN"/>
+        </w:rPr>
+        <w:t xml:space="preserve">[your answer is </w:t>
+      </w:r>
+      <w:r>
+        <w:rPr>
+          <w:rFonts w:ascii="Lato" w:eastAsia="DengXian" w:hAnsi="Lato" w:cs="Arial"/>
+          <w:color w:val="000000" w:themeColor="text1"/>
+          <w:szCs w:val="20"/>
+          <w:highlight w:val="cyan"/>
+          <w:lang w:eastAsia="zh-CN"/>
+        </w:rPr>
+        <w:t xml:space="preserve">solid </w:t>
+      </w:r>
+      <w:r>
+        <w:rPr>
+          <w:rFonts w:ascii="Lato" w:eastAsia="DengXian" w:hAnsi="Lato" w:cs="Arial"/>
+          <w:color w:val="000000" w:themeColor="text1"/>
+          <w:szCs w:val="20"/>
+          <w:highlight w:val="cyan"/>
+          <w:lang w:eastAsia="zh-CN"/>
+        </w:rPr>
+        <w:t>but lacks punch, the perspective is that a shift can happen in the other direction, season it a bit more]</w:t>
       </w:r>
     </w:p>
     <w:p>
       <w:pPr>
+        <w:spacing w:after="80"/>
         <w:rPr>
           <w:rFonts w:ascii="Lato" w:eastAsia="DengXian" w:hAnsi="Lato" w:cs="Arial"/>
           <w:color w:val="000000" w:themeColor="text1"/>
@@ -6513,39 +7343,7 @@
           <w:szCs w:val="20"/>
           <w:lang w:eastAsia="zh-CN"/>
         </w:rPr>
-        <w:t>C</w:t>
-      </w:r>
-      <w:r>
-        <w:rPr>
-          <w:rFonts w:ascii="Lato" w:eastAsia="DengXian" w:hAnsi="Lato" w:cs="Arial"/>
-          <w:iCs/>
-          <w:color w:val="000000" w:themeColor="text1"/>
-          <w:szCs w:val="20"/>
-          <w:vertAlign w:val="subscript"/>
-          <w:lang w:eastAsia="zh-CN"/>
-        </w:rPr>
-        <w:t>2</w:t>
-      </w:r>
-      <w:r>
-        <w:rPr>
-          <w:rFonts w:ascii="Lato" w:eastAsia="DengXian" w:hAnsi="Lato" w:cs="Arial"/>
-          <w:iCs/>
-          <w:color w:val="000000" w:themeColor="text1"/>
-          <w:szCs w:val="20"/>
-          <w:lang w:eastAsia="zh-CN"/>
-        </w:rPr>
-        <w:t>H</w:t>
-      </w:r>
-      <w:r>
-        <w:rPr>
-          <w:rFonts w:ascii="Lato" w:eastAsia="DengXian" w:hAnsi="Lato" w:cs="Arial"/>
-          <w:iCs/>
-          <w:color w:val="000000" w:themeColor="text1"/>
-          <w:szCs w:val="20"/>
-          <w:vertAlign w:val="subscript"/>
-          <w:lang w:eastAsia="zh-CN"/>
-        </w:rPr>
-        <w:t>2</w:t>
+        <w:t>acetylene</w:t>
       </w:r>
       <w:r>
         <w:rPr>
@@ -7092,7 +7890,7 @@
     </w:p>
     <w:p>
       <w:pPr>
-        <w:spacing w:after="0" w:line="360" w:lineRule="auto"/>
+        <w:spacing w:after="0"/>
         <w:rPr>
           <w:rFonts w:ascii="Lato" w:eastAsia="DengXian" w:hAnsi="Lato" w:cs="Arial"/>
           <w:color w:val="000000" w:themeColor="text1"/>
@@ -7103,6 +7901,7 @@
     </w:p>
     <w:p>
       <w:pPr>
+        <w:spacing w:after="80"/>
         <w:rPr>
           <w:rFonts w:ascii="Lato" w:eastAsiaTheme="minorHAnsi" w:hAnsi="Lato" w:cs="Arial"/>
           <w:iCs/>
@@ -7235,6 +8034,7 @@
     </w:p>
     <w:p>
       <w:pPr>
+        <w:spacing w:after="80"/>
         <w:rPr>
           <w:rFonts w:ascii="Lato" w:eastAsia="DengXian" w:hAnsi="Lato" w:cs="Arial"/>
           <w:iCs/>
@@ -7388,6 +8188,7 @@
     </w:p>
     <w:p>
       <w:pPr>
+        <w:spacing w:after="80"/>
         <w:rPr>
           <w:rFonts w:ascii="Lato" w:eastAsia="DengXian" w:hAnsi="Lato" w:cs="Arial"/>
           <w:iCs/>
@@ -7404,6 +8205,7 @@
           <w:szCs w:val="20"/>
           <w:lang w:val="en-GB" w:eastAsia="zh-CN"/>
         </w:rPr>
+        <w:lastRenderedPageBreak/>
         <w:t>We would like to emphasize that the system boundary for this analysis has been defined exclusively as the C</w:t>
       </w:r>
       <w:r>
@@ -7649,6 +8451,7 @@
     </w:p>
     <w:p>
       <w:pPr>
+        <w:spacing w:after="80"/>
         <w:rPr>
           <w:rFonts w:ascii="Lato" w:eastAsia="DengXian" w:hAnsi="Lato" w:cs="Arial"/>
           <w:iCs/>
@@ -7717,18 +8520,7 @@
           <w:szCs w:val="20"/>
           <w:lang w:eastAsia="zh-CN"/>
         </w:rPr>
-        <w:t xml:space="preserve"> production, as highlighted in the response to comment 2.3, our analysis includes a climate change impact assessment based on the assumption of a </w:t>
-      </w:r>
-      <w:r>
-        <w:rPr>
-          <w:rFonts w:ascii="Lato" w:eastAsia="DengXian" w:hAnsi="Lato" w:cs="Arial"/>
-          <w:iCs/>
-          <w:color w:val="000000" w:themeColor="text1"/>
-          <w:szCs w:val="20"/>
-          <w:lang w:eastAsia="zh-CN"/>
-        </w:rPr>
-        <w:lastRenderedPageBreak/>
-        <w:t>decarbonized (green) electricity in 2050, as shown in Fig. 6 (purple scatter). However, recognizing that no single solution fits all scenarios, we expand our focus beyond green electricity for sustainable C</w:t>
+        <w:t xml:space="preserve"> production, as highlighted in the response to comment 2.3, our analysis includes a climate change impact assessment based on the assumption of a decarbonized (green) electricity in 2050, as shown in Fig. 6 (purple scatter). However, recognizing that no single solution fits all scenarios, we expand our focus beyond green electricity for sustainable C</w:t>
       </w:r>
       <w:r>
         <w:rPr>
@@ -7828,7 +8620,7 @@
     </w:p>
     <w:p>
       <w:pPr>
-        <w:spacing w:after="0" w:line="360" w:lineRule="auto"/>
+        <w:spacing w:after="0"/>
         <w:rPr>
           <w:rFonts w:ascii="Lato" w:eastAsia="DengXian" w:hAnsi="Lato" w:cs="Arial"/>
           <w:iCs/>
@@ -7840,6 +8632,7 @@
     </w:p>
     <w:p>
       <w:pPr>
+        <w:spacing w:after="80"/>
         <w:rPr>
           <w:rFonts w:ascii="Lato" w:eastAsiaTheme="minorHAnsi" w:hAnsi="Lato" w:cs="Arial"/>
           <w:iCs/>
@@ -7937,465 +8730,116 @@
     </w:p>
     <w:p>
       <w:pPr>
-        <w:rPr>
-          <w:rFonts w:ascii="Lato" w:eastAsiaTheme="minorHAnsi" w:hAnsi="Lato" w:cs="Arial"/>
-          <w:iCs/>
-          <w:color w:val="0000FF"/>
-          <w:szCs w:val="20"/>
-        </w:rPr>
-      </w:pPr>
-      <w:r>
-        <w:rPr>
-          <w:rFonts w:ascii="Lato" w:eastAsiaTheme="minorHAnsi" w:hAnsi="Lato" w:cs="Arial"/>
-          <w:iCs/>
-          <w:color w:val="0000FF"/>
-          <w:szCs w:val="20"/>
-        </w:rPr>
-        <w:t>2.7.</w:t>
-      </w:r>
-      <w:r>
-        <w:rPr>
-          <w:rFonts w:ascii="Lato" w:eastAsiaTheme="minorHAnsi" w:hAnsi="Lato" w:cs="Arial"/>
-          <w:iCs/>
-          <w:color w:val="0000FF"/>
-          <w:szCs w:val="20"/>
-        </w:rPr>
-        <w:t xml:space="preserve"> </w:t>
-      </w:r>
-      <w:r>
-        <w:rPr>
-          <w:rFonts w:ascii="Lato" w:eastAsiaTheme="minorHAnsi" w:hAnsi="Lato" w:cs="Arial"/>
-          <w:iCs/>
-          <w:color w:val="0000FF"/>
-          <w:szCs w:val="20"/>
-        </w:rPr>
-        <w:t>Figure 1 gives some historical information. However, why does not anticipate the near future, e.g., extend the timeline to 2050?</w:t>
-      </w:r>
+        <w:jc w:val="center"/>
+        <w:rPr>
+          <w:rFonts w:ascii="Lato" w:eastAsia="Cambria" w:hAnsi="Lato" w:cs="Arial"/>
+          <w:szCs w:val="20"/>
+        </w:rPr>
+      </w:pPr>
     </w:p>
     <w:p>
       <w:pPr>
-        <w:rPr>
-          <w:rFonts w:ascii="Lato" w:eastAsia="DengXian" w:hAnsi="Lato" w:cs="Arial"/>
-          <w:color w:val="000000" w:themeColor="text1"/>
-          <w:szCs w:val="20"/>
-          <w:lang w:eastAsia="zh-CN"/>
-        </w:rPr>
-      </w:pPr>
-      <w:r>
-        <w:rPr>
-          <w:rFonts w:ascii="Lato" w:eastAsia="DengXian" w:hAnsi="Lato" w:cs="Arial"/>
-          <w:color w:val="000000" w:themeColor="text1"/>
-          <w:szCs w:val="20"/>
-          <w:lang w:eastAsia="zh-CN"/>
-        </w:rPr>
-        <w:t xml:space="preserve">Predicting </w:t>
-      </w:r>
-      <w:r>
-        <w:rPr>
-          <w:rFonts w:ascii="Lato" w:eastAsia="DengXian" w:hAnsi="Lato" w:cs="Arial"/>
-          <w:iCs/>
-          <w:color w:val="000000" w:themeColor="text1"/>
-          <w:szCs w:val="20"/>
-          <w:lang w:eastAsia="zh-CN"/>
-        </w:rPr>
-        <w:t>C</w:t>
-      </w:r>
-      <w:r>
-        <w:rPr>
-          <w:rFonts w:ascii="Lato" w:eastAsia="DengXian" w:hAnsi="Lato" w:cs="Arial"/>
-          <w:iCs/>
-          <w:color w:val="000000" w:themeColor="text1"/>
-          <w:szCs w:val="20"/>
-          <w:vertAlign w:val="subscript"/>
-          <w:lang w:eastAsia="zh-CN"/>
-        </w:rPr>
-        <w:t>2</w:t>
-      </w:r>
-      <w:r>
-        <w:rPr>
-          <w:rFonts w:ascii="Lato" w:eastAsia="DengXian" w:hAnsi="Lato" w:cs="Arial"/>
-          <w:iCs/>
-          <w:color w:val="000000" w:themeColor="text1"/>
-          <w:szCs w:val="20"/>
-          <w:lang w:eastAsia="zh-CN"/>
-        </w:rPr>
-        <w:t>H</w:t>
-      </w:r>
-      <w:r>
-        <w:rPr>
-          <w:rFonts w:ascii="Lato" w:eastAsia="DengXian" w:hAnsi="Lato" w:cs="Arial"/>
-          <w:iCs/>
-          <w:color w:val="000000" w:themeColor="text1"/>
-          <w:szCs w:val="20"/>
-          <w:vertAlign w:val="subscript"/>
-          <w:lang w:eastAsia="zh-CN"/>
-        </w:rPr>
-        <w:t>2</w:t>
-      </w:r>
-      <w:r>
-        <w:rPr>
-          <w:rFonts w:ascii="Lato" w:eastAsia="DengXian" w:hAnsi="Lato" w:cs="Arial"/>
-          <w:iCs/>
-          <w:color w:val="000000" w:themeColor="text1"/>
-          <w:szCs w:val="20"/>
-          <w:lang w:eastAsia="zh-CN"/>
+        <w:spacing w:after="80"/>
+        <w:rPr>
+          <w:rFonts w:ascii="Lato" w:eastAsiaTheme="minorHAnsi" w:hAnsi="Lato" w:cs="Arial"/>
+          <w:iCs/>
+          <w:color w:val="0000FF"/>
+          <w:szCs w:val="20"/>
+        </w:rPr>
+      </w:pPr>
+      <w:r>
+        <w:rPr>
+          <w:rFonts w:ascii="Lato" w:eastAsiaTheme="minorHAnsi" w:hAnsi="Lato" w:cs="Arial"/>
+          <w:iCs/>
+          <w:color w:val="0000FF"/>
+          <w:szCs w:val="20"/>
+        </w:rPr>
+        <w:t>2.7.</w:t>
+      </w:r>
+      <w:r>
+        <w:rPr>
+          <w:rFonts w:ascii="Lato" w:eastAsiaTheme="minorHAnsi" w:hAnsi="Lato" w:cs="Arial"/>
+          <w:iCs/>
+          <w:color w:val="0000FF"/>
+          <w:szCs w:val="20"/>
         </w:rPr>
         <w:t xml:space="preserve"> </w:t>
       </w:r>
       <w:r>
         <w:rPr>
-          <w:rFonts w:ascii="Lato" w:eastAsia="DengXian" w:hAnsi="Lato" w:cs="Arial"/>
-          <w:color w:val="000000" w:themeColor="text1"/>
-          <w:szCs w:val="20"/>
-          <w:lang w:eastAsia="zh-CN"/>
-        </w:rPr>
-        <w:t xml:space="preserve">production in 2050 is challenging due to numerous variables, including advancements in </w:t>
-      </w:r>
-      <w:r>
-        <w:rPr>
-          <w:rFonts w:ascii="Lato" w:eastAsia="DengXian" w:hAnsi="Lato" w:cs="Arial"/>
-          <w:iCs/>
-          <w:color w:val="000000" w:themeColor="text1"/>
-          <w:szCs w:val="20"/>
-          <w:lang w:eastAsia="zh-CN"/>
-        </w:rPr>
-        <w:t>C</w:t>
-      </w:r>
-      <w:r>
-        <w:rPr>
-          <w:rFonts w:ascii="Lato" w:eastAsia="DengXian" w:hAnsi="Lato" w:cs="Arial"/>
-          <w:iCs/>
-          <w:color w:val="000000" w:themeColor="text1"/>
-          <w:szCs w:val="20"/>
-          <w:vertAlign w:val="subscript"/>
-          <w:lang w:eastAsia="zh-CN"/>
-        </w:rPr>
-        <w:t>2</w:t>
-      </w:r>
-      <w:r>
-        <w:rPr>
-          <w:rFonts w:ascii="Lato" w:eastAsia="DengXian" w:hAnsi="Lato" w:cs="Arial"/>
-          <w:iCs/>
-          <w:color w:val="000000" w:themeColor="text1"/>
-          <w:szCs w:val="20"/>
-          <w:lang w:eastAsia="zh-CN"/>
-        </w:rPr>
-        <w:t>H</w:t>
-      </w:r>
-      <w:r>
-        <w:rPr>
-          <w:rFonts w:ascii="Lato" w:eastAsia="DengXian" w:hAnsi="Lato" w:cs="Arial"/>
-          <w:iCs/>
-          <w:color w:val="000000" w:themeColor="text1"/>
-          <w:szCs w:val="20"/>
-          <w:vertAlign w:val="subscript"/>
-          <w:lang w:eastAsia="zh-CN"/>
-        </w:rPr>
-        <w:t>2</w:t>
-      </w:r>
-      <w:r>
-        <w:rPr>
-          <w:rFonts w:ascii="Lato" w:eastAsia="DengXian" w:hAnsi="Lato" w:cs="Arial"/>
-          <w:iCs/>
-          <w:color w:val="000000" w:themeColor="text1"/>
-          <w:szCs w:val="20"/>
-          <w:lang w:eastAsia="zh-CN"/>
-        </w:rPr>
-        <w:t xml:space="preserve"> </w:t>
-      </w:r>
-      <w:r>
-        <w:rPr>
-          <w:rFonts w:ascii="Lato" w:eastAsia="DengXian" w:hAnsi="Lato" w:cs="Arial"/>
-          <w:color w:val="000000" w:themeColor="text1"/>
-          <w:szCs w:val="20"/>
-          <w:lang w:eastAsia="zh-CN"/>
-        </w:rPr>
-        <w:t xml:space="preserve">production technologies, the development of competing renewable </w:t>
-      </w:r>
-      <w:r>
-        <w:rPr>
-          <w:rFonts w:ascii="Lato" w:eastAsia="DengXian" w:hAnsi="Lato" w:cs="Arial"/>
-          <w:bCs/>
-          <w:iCs/>
-          <w:color w:val="000000" w:themeColor="text1"/>
-          <w:szCs w:val="20"/>
-          <w:lang w:eastAsia="zh-CN"/>
-        </w:rPr>
-        <w:t>C</w:t>
-      </w:r>
-      <w:r>
-        <w:rPr>
-          <w:rFonts w:ascii="Lato" w:eastAsia="DengXian" w:hAnsi="Lato" w:cs="Arial"/>
-          <w:bCs/>
-          <w:iCs/>
-          <w:color w:val="000000" w:themeColor="text1"/>
-          <w:szCs w:val="20"/>
-          <w:vertAlign w:val="subscript"/>
-          <w:lang w:eastAsia="zh-CN"/>
-        </w:rPr>
-        <w:t>2</w:t>
-      </w:r>
-      <w:r>
-        <w:rPr>
-          <w:rFonts w:ascii="Lato" w:eastAsia="DengXian" w:hAnsi="Lato" w:cs="Arial"/>
-          <w:bCs/>
-          <w:iCs/>
-          <w:color w:val="000000" w:themeColor="text1"/>
-          <w:szCs w:val="20"/>
-          <w:lang w:eastAsia="zh-CN"/>
-        </w:rPr>
-        <w:t>H</w:t>
-      </w:r>
-      <w:r>
-        <w:rPr>
-          <w:rFonts w:ascii="Lato" w:eastAsia="DengXian" w:hAnsi="Lato" w:cs="Arial"/>
-          <w:bCs/>
-          <w:iCs/>
-          <w:color w:val="000000" w:themeColor="text1"/>
-          <w:szCs w:val="20"/>
-          <w:vertAlign w:val="subscript"/>
-          <w:lang w:eastAsia="zh-CN"/>
-        </w:rPr>
-        <w:t>4</w:t>
-      </w:r>
-      <w:r>
-        <w:rPr>
-          <w:rFonts w:ascii="Lato" w:eastAsia="DengXian" w:hAnsi="Lato" w:cs="Arial"/>
-          <w:color w:val="000000" w:themeColor="text1"/>
-          <w:szCs w:val="20"/>
-          <w:lang w:eastAsia="zh-CN"/>
-        </w:rPr>
-        <w:t xml:space="preserve"> production pathways, the availability of renewable </w:t>
-      </w:r>
-      <w:r>
-        <w:rPr>
-          <w:rFonts w:ascii="Lato" w:eastAsia="DengXian" w:hAnsi="Lato" w:cs="Arial"/>
-          <w:color w:val="000000" w:themeColor="text1"/>
-          <w:szCs w:val="20"/>
-          <w:lang w:eastAsia="zh-CN"/>
-        </w:rPr>
-        <w:t>carbon feedstocks, and differing environmental policies across countries. Additionally, the Introduction and Fig</w:t>
-      </w:r>
-      <w:r>
-        <w:rPr>
-          <w:rFonts w:ascii="Lato" w:eastAsia="DengXian" w:hAnsi="Lato" w:cs="Arial"/>
-          <w:color w:val="000000" w:themeColor="text1"/>
-          <w:szCs w:val="20"/>
-          <w:lang w:eastAsia="zh-CN"/>
-        </w:rPr>
-        <w:t>.</w:t>
-      </w:r>
-      <w:r>
-        <w:rPr>
-          <w:rFonts w:ascii="Lato" w:eastAsia="DengXian" w:hAnsi="Lato" w:cs="Arial"/>
-          <w:color w:val="000000" w:themeColor="text1"/>
-          <w:szCs w:val="20"/>
-          <w:lang w:eastAsia="zh-CN"/>
-        </w:rPr>
-        <w:t xml:space="preserve"> </w:t>
-      </w:r>
-      <w:r>
-        <w:rPr>
-          <w:rFonts w:ascii="Lato" w:eastAsia="DengXian" w:hAnsi="Lato" w:cs="Arial"/>
-          <w:color w:val="000000" w:themeColor="text1"/>
-          <w:szCs w:val="20"/>
-          <w:lang w:eastAsia="zh-CN"/>
-        </w:rPr>
-        <w:t xml:space="preserve">1 primarily focus on historical </w:t>
-      </w:r>
-      <w:r>
-        <w:rPr>
-          <w:rFonts w:ascii="Lato" w:eastAsia="DengXian" w:hAnsi="Lato" w:cs="Arial"/>
-          <w:color w:val="000000" w:themeColor="text1"/>
-          <w:szCs w:val="20"/>
-          <w:lang w:eastAsia="zh-CN"/>
-        </w:rPr>
-        <w:t>data</w:t>
-      </w:r>
-      <w:r>
-        <w:rPr>
-          <w:rFonts w:ascii="Lato" w:eastAsia="DengXian" w:hAnsi="Lato" w:cs="Arial"/>
-          <w:color w:val="000000" w:themeColor="text1"/>
-          <w:szCs w:val="20"/>
-          <w:lang w:eastAsia="zh-CN"/>
-        </w:rPr>
-        <w:t xml:space="preserve"> and outline the potential direction for green </w:t>
-      </w:r>
-      <w:r>
-        <w:rPr>
-          <w:rFonts w:ascii="Lato" w:eastAsia="DengXian" w:hAnsi="Lato" w:cs="Arial"/>
-          <w:iCs/>
-          <w:color w:val="000000" w:themeColor="text1"/>
-          <w:szCs w:val="20"/>
-          <w:lang w:eastAsia="zh-CN"/>
-        </w:rPr>
-        <w:t>C</w:t>
-      </w:r>
-      <w:r>
-        <w:rPr>
-          <w:rFonts w:ascii="Lato" w:eastAsia="DengXian" w:hAnsi="Lato" w:cs="Arial"/>
-          <w:iCs/>
-          <w:color w:val="000000" w:themeColor="text1"/>
-          <w:szCs w:val="20"/>
-          <w:vertAlign w:val="subscript"/>
-          <w:lang w:eastAsia="zh-CN"/>
-        </w:rPr>
-        <w:t>2</w:t>
-      </w:r>
-      <w:r>
-        <w:rPr>
-          <w:rFonts w:ascii="Lato" w:eastAsia="DengXian" w:hAnsi="Lato" w:cs="Arial"/>
-          <w:iCs/>
-          <w:color w:val="000000" w:themeColor="text1"/>
-          <w:szCs w:val="20"/>
-          <w:lang w:eastAsia="zh-CN"/>
-        </w:rPr>
-        <w:t>H</w:t>
-      </w:r>
-      <w:r>
-        <w:rPr>
-          <w:rFonts w:ascii="Lato" w:eastAsia="DengXian" w:hAnsi="Lato" w:cs="Arial"/>
-          <w:iCs/>
-          <w:color w:val="000000" w:themeColor="text1"/>
-          <w:szCs w:val="20"/>
-          <w:vertAlign w:val="subscript"/>
-          <w:lang w:eastAsia="zh-CN"/>
-        </w:rPr>
-        <w:t>2</w:t>
-      </w:r>
-      <w:r>
-        <w:rPr>
-          <w:rFonts w:ascii="Lato" w:eastAsia="DengXian" w:hAnsi="Lato" w:cs="Arial"/>
-          <w:iCs/>
-          <w:color w:val="000000" w:themeColor="text1"/>
-          <w:szCs w:val="20"/>
-          <w:lang w:eastAsia="zh-CN"/>
-        </w:rPr>
-        <w:t xml:space="preserve"> </w:t>
-      </w:r>
-      <w:r>
-        <w:rPr>
-          <w:rFonts w:ascii="Lato" w:eastAsia="DengXian" w:hAnsi="Lato" w:cs="Arial"/>
-          <w:color w:val="000000" w:themeColor="text1"/>
-          <w:szCs w:val="20"/>
-          <w:lang w:eastAsia="zh-CN"/>
-        </w:rPr>
-        <w:t xml:space="preserve">production. </w:t>
-      </w:r>
-      <w:r>
-        <w:rPr>
-          <w:rFonts w:ascii="Lato" w:eastAsia="DengXian" w:hAnsi="Lato" w:cs="Arial"/>
-          <w:color w:val="000000" w:themeColor="text1"/>
-          <w:szCs w:val="20"/>
-          <w:lang w:eastAsia="zh-CN"/>
-        </w:rPr>
-        <w:t xml:space="preserve">Therefore, it would be </w:t>
-      </w:r>
-      <w:r>
-        <w:rPr>
-          <w:rFonts w:ascii="Lato" w:eastAsia="DengXian" w:hAnsi="Lato" w:cs="Arial" w:hint="eastAsia"/>
-          <w:color w:val="000000" w:themeColor="text1"/>
-          <w:szCs w:val="20"/>
-          <w:lang w:eastAsia="zh-CN"/>
-        </w:rPr>
-        <w:t>in</w:t>
-      </w:r>
-      <w:r>
-        <w:rPr>
-          <w:rFonts w:ascii="Lato" w:eastAsia="DengXian" w:hAnsi="Lato" w:cs="Arial"/>
-          <w:color w:val="000000" w:themeColor="text1"/>
-          <w:szCs w:val="20"/>
-          <w:lang w:eastAsia="zh-CN"/>
-        </w:rPr>
-        <w:t xml:space="preserve">appropriate to include a prediction for </w:t>
-      </w:r>
-      <w:r>
-        <w:rPr>
-          <w:rFonts w:ascii="Lato" w:eastAsia="DengXian" w:hAnsi="Lato" w:cs="Arial"/>
-          <w:iCs/>
-          <w:color w:val="000000" w:themeColor="text1"/>
-          <w:szCs w:val="20"/>
-          <w:lang w:eastAsia="zh-CN"/>
-        </w:rPr>
-        <w:t>C</w:t>
-      </w:r>
-      <w:r>
-        <w:rPr>
-          <w:rFonts w:ascii="Lato" w:eastAsia="DengXian" w:hAnsi="Lato" w:cs="Arial"/>
-          <w:iCs/>
-          <w:color w:val="000000" w:themeColor="text1"/>
-          <w:szCs w:val="20"/>
-          <w:vertAlign w:val="subscript"/>
-          <w:lang w:eastAsia="zh-CN"/>
-        </w:rPr>
-        <w:t>2</w:t>
-      </w:r>
-      <w:r>
-        <w:rPr>
-          <w:rFonts w:ascii="Lato" w:eastAsia="DengXian" w:hAnsi="Lato" w:cs="Arial"/>
-          <w:iCs/>
-          <w:color w:val="000000" w:themeColor="text1"/>
-          <w:szCs w:val="20"/>
-          <w:lang w:eastAsia="zh-CN"/>
-        </w:rPr>
-        <w:t>H</w:t>
-      </w:r>
-      <w:r>
-        <w:rPr>
-          <w:rFonts w:ascii="Lato" w:eastAsia="DengXian" w:hAnsi="Lato" w:cs="Arial"/>
-          <w:iCs/>
-          <w:color w:val="000000" w:themeColor="text1"/>
-          <w:szCs w:val="20"/>
-          <w:vertAlign w:val="subscript"/>
-          <w:lang w:eastAsia="zh-CN"/>
-        </w:rPr>
-        <w:t>2</w:t>
-      </w:r>
-      <w:r>
-        <w:rPr>
-          <w:rFonts w:ascii="Lato" w:eastAsia="DengXian" w:hAnsi="Lato" w:cs="Arial"/>
-          <w:iCs/>
-          <w:color w:val="000000" w:themeColor="text1"/>
-          <w:szCs w:val="20"/>
-          <w:lang w:eastAsia="zh-CN"/>
-        </w:rPr>
-        <w:t xml:space="preserve"> </w:t>
-      </w:r>
-      <w:r>
-        <w:rPr>
-          <w:rFonts w:ascii="Lato" w:eastAsia="DengXian" w:hAnsi="Lato" w:cs="Arial"/>
-          <w:color w:val="000000" w:themeColor="text1"/>
-          <w:szCs w:val="20"/>
-          <w:lang w:eastAsia="zh-CN"/>
-        </w:rPr>
-        <w:t>production in 2050 in Fig. 1.</w:t>
+          <w:rFonts w:ascii="Lato" w:eastAsiaTheme="minorHAnsi" w:hAnsi="Lato" w:cs="Arial"/>
+          <w:iCs/>
+          <w:color w:val="0000FF"/>
+          <w:szCs w:val="20"/>
+        </w:rPr>
+        <w:t>Figure 1 gives some historical information. However, why does not anticipate the near future, e.g., extend the timeline to 2050?</w:t>
       </w:r>
     </w:p>
     <w:p>
       <w:pPr>
-        <w:spacing w:after="0"/>
-        <w:rPr>
-          <w:rFonts w:ascii="Lato" w:eastAsia="DengXian" w:hAnsi="Lato" w:cs="Arial"/>
-          <w:b/>
-          <w:bCs/>
-          <w:color w:val="000000" w:themeColor="text1"/>
-          <w:szCs w:val="20"/>
-          <w:lang w:eastAsia="zh-CN"/>
-        </w:rPr>
-      </w:pPr>
-      <w:r>
-        <w:rPr>
-          <w:rFonts w:ascii="Lato" w:eastAsia="DengXian" w:hAnsi="Lato" w:cs="Arial"/>
-          <w:b/>
-          <w:color w:val="000000" w:themeColor="text1"/>
-          <w:szCs w:val="20"/>
-          <w:lang w:eastAsia="zh-CN"/>
-        </w:rPr>
-        <w:t>Action:</w:t>
-      </w:r>
-      <w:r>
-        <w:rPr>
-          <w:rFonts w:ascii="Lato" w:eastAsia="DengXian" w:hAnsi="Lato" w:cs="Arial"/>
+        <w:spacing w:after="80"/>
+        <w:rPr>
+          <w:rFonts w:ascii="Lato" w:eastAsia="DengXian" w:hAnsi="Lato" w:cs="Arial"/>
+          <w:color w:val="000000" w:themeColor="text1"/>
+          <w:szCs w:val="20"/>
+          <w:lang w:eastAsia="zh-CN"/>
+        </w:rPr>
+      </w:pPr>
+      <w:r>
+        <w:rPr>
+          <w:rFonts w:ascii="Lato" w:eastAsia="DengXian" w:hAnsi="Lato" w:cs="Arial"/>
+          <w:color w:val="000000" w:themeColor="text1"/>
+          <w:szCs w:val="20"/>
+          <w:lang w:eastAsia="zh-CN"/>
+        </w:rPr>
+        <w:t xml:space="preserve">Predicting </w:t>
+      </w:r>
+      <w:r>
+        <w:rPr>
+          <w:rFonts w:ascii="Lato" w:eastAsia="DengXian" w:hAnsi="Lato" w:cs="Arial"/>
+          <w:iCs/>
+          <w:color w:val="000000" w:themeColor="text1"/>
+          <w:szCs w:val="20"/>
+          <w:lang w:eastAsia="zh-CN"/>
+        </w:rPr>
+        <w:t>C</w:t>
+      </w:r>
+      <w:r>
+        <w:rPr>
+          <w:rFonts w:ascii="Lato" w:eastAsia="DengXian" w:hAnsi="Lato" w:cs="Arial"/>
+          <w:iCs/>
+          <w:color w:val="000000" w:themeColor="text1"/>
+          <w:szCs w:val="20"/>
+          <w:vertAlign w:val="subscript"/>
+          <w:lang w:eastAsia="zh-CN"/>
+        </w:rPr>
+        <w:t>2</w:t>
+      </w:r>
+      <w:r>
+        <w:rPr>
+          <w:rFonts w:ascii="Lato" w:eastAsia="DengXian" w:hAnsi="Lato" w:cs="Arial"/>
+          <w:iCs/>
+          <w:color w:val="000000" w:themeColor="text1"/>
+          <w:szCs w:val="20"/>
+          <w:lang w:eastAsia="zh-CN"/>
+        </w:rPr>
+        <w:t>H</w:t>
+      </w:r>
+      <w:r>
+        <w:rPr>
+          <w:rFonts w:ascii="Lato" w:eastAsia="DengXian" w:hAnsi="Lato" w:cs="Arial"/>
+          <w:iCs/>
+          <w:color w:val="000000" w:themeColor="text1"/>
+          <w:szCs w:val="20"/>
+          <w:vertAlign w:val="subscript"/>
+          <w:lang w:eastAsia="zh-CN"/>
+        </w:rPr>
+        <w:t>2</w:t>
+      </w:r>
+      <w:r>
+        <w:rPr>
+          <w:rFonts w:ascii="Lato" w:eastAsia="DengXian" w:hAnsi="Lato" w:cs="Arial"/>
+          <w:iCs/>
           <w:color w:val="000000" w:themeColor="text1"/>
           <w:szCs w:val="20"/>
           <w:lang w:eastAsia="zh-CN"/>
@@ -8409,11 +8853,54 @@
           <w:szCs w:val="20"/>
           <w:lang w:eastAsia="zh-CN"/>
         </w:rPr>
-        <w:t>Instead</w:t>
-      </w:r>
-      <w:r>
-        <w:rPr>
-          <w:rFonts w:ascii="Lato" w:eastAsia="DengXian" w:hAnsi="Lato" w:cs="Arial"/>
+        <w:t xml:space="preserve">production in 2050 is challenging due to numerous variables, including advancements in </w:t>
+      </w:r>
+      <w:r>
+        <w:rPr>
+          <w:rFonts w:ascii="Lato" w:eastAsia="DengXian" w:hAnsi="Lato" w:cs="Arial"/>
+          <w:iCs/>
+          <w:color w:val="000000" w:themeColor="text1"/>
+          <w:szCs w:val="20"/>
+          <w:lang w:eastAsia="zh-CN"/>
+        </w:rPr>
+        <w:t>C</w:t>
+      </w:r>
+      <w:r>
+        <w:rPr>
+          <w:rFonts w:ascii="Lato" w:eastAsia="DengXian" w:hAnsi="Lato" w:cs="Arial"/>
+          <w:iCs/>
+          <w:color w:val="000000" w:themeColor="text1"/>
+          <w:szCs w:val="20"/>
+          <w:vertAlign w:val="subscript"/>
+          <w:lang w:eastAsia="zh-CN"/>
+        </w:rPr>
+        <w:t>2</w:t>
+      </w:r>
+      <w:r>
+        <w:rPr>
+          <w:rFonts w:ascii="Lato" w:eastAsia="DengXian" w:hAnsi="Lato" w:cs="Arial"/>
+          <w:iCs/>
+          <w:color w:val="000000" w:themeColor="text1"/>
+          <w:szCs w:val="20"/>
+          <w:lang w:eastAsia="zh-CN"/>
+        </w:rPr>
+        <w:t>H</w:t>
+      </w:r>
+      <w:r>
+        <w:rPr>
+          <w:rFonts w:ascii="Lato" w:eastAsia="DengXian" w:hAnsi="Lato" w:cs="Arial"/>
+          <w:iCs/>
+          <w:color w:val="000000" w:themeColor="text1"/>
+          <w:szCs w:val="20"/>
+          <w:vertAlign w:val="subscript"/>
+          <w:lang w:eastAsia="zh-CN"/>
+        </w:rPr>
+        <w:t>2</w:t>
+      </w:r>
+      <w:r>
+        <w:rPr>
+          <w:rFonts w:ascii="Lato" w:eastAsia="DengXian" w:hAnsi="Lato" w:cs="Arial"/>
+          <w:iCs/>
           <w:color w:val="000000" w:themeColor="text1"/>
           <w:szCs w:val="20"/>
           <w:lang w:eastAsia="zh-CN"/>
@@ -8427,46 +8914,7 @@
           <w:szCs w:val="20"/>
           <w:lang w:eastAsia="zh-CN"/>
         </w:rPr>
-        <w:t>of predicting the future of acetylene</w:t>
-      </w:r>
-      <w:r>
-        <w:rPr>
-          <w:rFonts w:ascii="Lato" w:eastAsia="DengXian" w:hAnsi="Lato" w:cs="Arial"/>
-          <w:color w:val="000000" w:themeColor="text1"/>
-          <w:szCs w:val="20"/>
-          <w:lang w:eastAsia="zh-CN"/>
-        </w:rPr>
-        <w:t xml:space="preserve">, </w:t>
-      </w:r>
-      <w:r>
-        <w:rPr>
-          <w:rFonts w:ascii="Lato" w:eastAsia="DengXian" w:hAnsi="Lato" w:cs="Arial"/>
-          <w:bCs/>
-          <w:color w:val="000000" w:themeColor="text1"/>
-          <w:szCs w:val="20"/>
-          <w:lang w:eastAsia="zh-CN"/>
-        </w:rPr>
-        <w:t xml:space="preserve">we have incorporated </w:t>
-      </w:r>
-      <w:r>
-        <w:rPr>
-          <w:rFonts w:ascii="Lato" w:eastAsia="DengXian" w:hAnsi="Lato" w:cs="Arial"/>
-          <w:bCs/>
-          <w:color w:val="000000" w:themeColor="text1"/>
-          <w:szCs w:val="20"/>
-          <w:lang w:eastAsia="zh-CN"/>
-        </w:rPr>
-        <w:t xml:space="preserve">a discussion on </w:t>
-      </w:r>
-      <w:r>
-        <w:rPr>
-          <w:rFonts w:ascii="Lato" w:eastAsia="DengXian" w:hAnsi="Lato" w:cs="Arial"/>
-          <w:bCs/>
-          <w:color w:val="000000" w:themeColor="text1"/>
-          <w:szCs w:val="20"/>
-          <w:lang w:eastAsia="zh-CN"/>
-        </w:rPr>
-        <w:t xml:space="preserve">the anticipated availability of renewable carbon feedstocks for green </w:t>
+        <w:t xml:space="preserve">production technologies, the development of competing renewable </w:t>
       </w:r>
       <w:r>
         <w:rPr>
@@ -8512,12 +8960,116 @@
           <w:vertAlign w:val="subscript"/>
           <w:lang w:eastAsia="zh-CN"/>
         </w:rPr>
+        <w:t>4</w:t>
+      </w:r>
+      <w:r>
+        <w:rPr>
+          <w:rFonts w:ascii="Lato" w:eastAsia="DengXian" w:hAnsi="Lato" w:cs="Arial"/>
+          <w:color w:val="000000" w:themeColor="text1"/>
+          <w:szCs w:val="20"/>
+          <w:lang w:eastAsia="zh-CN"/>
+        </w:rPr>
+        <w:t xml:space="preserve"> production pathways, the availability of renewable </w:t>
+      </w:r>
+      <w:r>
+        <w:rPr>
+          <w:rFonts w:ascii="Lato" w:eastAsia="DengXian" w:hAnsi="Lato" w:cs="Arial"/>
+          <w:color w:val="000000" w:themeColor="text1"/>
+          <w:szCs w:val="20"/>
+          <w:lang w:eastAsia="zh-CN"/>
+        </w:rPr>
+        <w:t>carbon feedstocks, and differing environmental policies across countries. Additionally, the Introduction and Fig</w:t>
+      </w:r>
+      <w:r>
+        <w:rPr>
+          <w:rFonts w:ascii="Lato" w:eastAsia="DengXian" w:hAnsi="Lato" w:cs="Arial"/>
+          <w:color w:val="000000" w:themeColor="text1"/>
+          <w:szCs w:val="20"/>
+          <w:lang w:eastAsia="zh-CN"/>
+        </w:rPr>
+        <w:t>.</w:t>
+      </w:r>
+      <w:r>
+        <w:rPr>
+          <w:rFonts w:ascii="Lato" w:eastAsia="DengXian" w:hAnsi="Lato" w:cs="Arial"/>
+          <w:color w:val="000000" w:themeColor="text1"/>
+          <w:szCs w:val="20"/>
+          <w:lang w:eastAsia="zh-CN"/>
+        </w:rPr>
+        <w:t xml:space="preserve"> </w:t>
+      </w:r>
+      <w:r>
+        <w:rPr>
+          <w:rFonts w:ascii="Lato" w:eastAsia="DengXian" w:hAnsi="Lato" w:cs="Arial"/>
+          <w:color w:val="000000" w:themeColor="text1"/>
+          <w:szCs w:val="20"/>
+          <w:lang w:eastAsia="zh-CN"/>
+        </w:rPr>
+        <w:t xml:space="preserve">1 primarily focus on historical </w:t>
+      </w:r>
+      <w:r>
+        <w:rPr>
+          <w:rFonts w:ascii="Lato" w:eastAsia="DengXian" w:hAnsi="Lato" w:cs="Arial"/>
+          <w:color w:val="000000" w:themeColor="text1"/>
+          <w:szCs w:val="20"/>
+          <w:lang w:eastAsia="zh-CN"/>
+        </w:rPr>
+        <w:t>data</w:t>
+      </w:r>
+      <w:r>
+        <w:rPr>
+          <w:rFonts w:ascii="Lato" w:eastAsia="DengXian" w:hAnsi="Lato" w:cs="Arial"/>
+          <w:color w:val="000000" w:themeColor="text1"/>
+          <w:szCs w:val="20"/>
+          <w:lang w:eastAsia="zh-CN"/>
+        </w:rPr>
+        <w:t xml:space="preserve"> and outline the potential direction for green </w:t>
+      </w:r>
+      <w:r>
+        <w:rPr>
+          <w:rFonts w:ascii="Lato" w:eastAsia="DengXian" w:hAnsi="Lato" w:cs="Arial"/>
+          <w:iCs/>
+          <w:color w:val="000000" w:themeColor="text1"/>
+          <w:szCs w:val="20"/>
+          <w:lang w:eastAsia="zh-CN"/>
+        </w:rPr>
+        <w:t>C</w:t>
+      </w:r>
+      <w:r>
+        <w:rPr>
+          <w:rFonts w:ascii="Lato" w:eastAsia="DengXian" w:hAnsi="Lato" w:cs="Arial"/>
+          <w:iCs/>
+          <w:color w:val="000000" w:themeColor="text1"/>
+          <w:szCs w:val="20"/>
+          <w:vertAlign w:val="subscript"/>
+          <w:lang w:eastAsia="zh-CN"/>
+        </w:rPr>
         <w:t>2</w:t>
       </w:r>
       <w:r>
         <w:rPr>
           <w:rFonts w:ascii="Lato" w:eastAsia="DengXian" w:hAnsi="Lato" w:cs="Arial"/>
-          <w:bCs/>
+          <w:iCs/>
+          <w:color w:val="000000" w:themeColor="text1"/>
+          <w:szCs w:val="20"/>
+          <w:lang w:eastAsia="zh-CN"/>
+        </w:rPr>
+        <w:t>H</w:t>
+      </w:r>
+      <w:r>
+        <w:rPr>
+          <w:rFonts w:ascii="Lato" w:eastAsia="DengXian" w:hAnsi="Lato" w:cs="Arial"/>
+          <w:iCs/>
+          <w:color w:val="000000" w:themeColor="text1"/>
+          <w:szCs w:val="20"/>
+          <w:vertAlign w:val="subscript"/>
+          <w:lang w:eastAsia="zh-CN"/>
+        </w:rPr>
+        <w:t>2</w:t>
+      </w:r>
+      <w:r>
+        <w:rPr>
+          <w:rFonts w:ascii="Lato" w:eastAsia="DengXian" w:hAnsi="Lato" w:cs="Arial"/>
           <w:iCs/>
           <w:color w:val="000000" w:themeColor="text1"/>
           <w:szCs w:val="20"/>
@@ -8528,17 +9080,85 @@
       <w:r>
         <w:rPr>
           <w:rFonts w:ascii="Lato" w:eastAsia="DengXian" w:hAnsi="Lato" w:cs="Arial"/>
-          <w:bCs/>
-          <w:color w:val="000000" w:themeColor="text1"/>
-          <w:szCs w:val="20"/>
-          <w:lang w:eastAsia="zh-CN"/>
-        </w:rPr>
-        <w:t>production by 2050, such as biochar and biomethane, in Section</w:t>
-      </w:r>
-      <w:r>
-        <w:rPr>
-          <w:rFonts w:ascii="Lato" w:eastAsia="DengXian" w:hAnsi="Lato" w:cs="Arial"/>
-          <w:bCs/>
+          <w:color w:val="000000" w:themeColor="text1"/>
+          <w:szCs w:val="20"/>
+          <w:lang w:eastAsia="zh-CN"/>
+        </w:rPr>
+        <w:t xml:space="preserve">production. </w:t>
+      </w:r>
+      <w:r>
+        <w:rPr>
+          <w:rFonts w:ascii="Lato" w:eastAsia="DengXian" w:hAnsi="Lato" w:cs="Arial"/>
+          <w:color w:val="000000" w:themeColor="text1"/>
+          <w:szCs w:val="20"/>
+          <w:lang w:eastAsia="zh-CN"/>
+        </w:rPr>
+        <w:t xml:space="preserve">Therefore, it would be </w:t>
+      </w:r>
+      <w:r>
+        <w:rPr>
+          <w:rFonts w:ascii="Lato" w:eastAsia="DengXian" w:hAnsi="Lato" w:cs="Arial" w:hint="eastAsia"/>
+          <w:color w:val="000000" w:themeColor="text1"/>
+          <w:szCs w:val="20"/>
+          <w:lang w:eastAsia="zh-CN"/>
+        </w:rPr>
+        <w:t>in</w:t>
+      </w:r>
+      <w:r>
+        <w:rPr>
+          <w:rFonts w:ascii="Lato" w:eastAsia="DengXian" w:hAnsi="Lato" w:cs="Arial"/>
+          <w:color w:val="000000" w:themeColor="text1"/>
+          <w:szCs w:val="20"/>
+          <w:lang w:eastAsia="zh-CN"/>
+        </w:rPr>
+        <w:t xml:space="preserve">appropriate to include a prediction for </w:t>
+      </w:r>
+      <w:r>
+        <w:rPr>
+          <w:rFonts w:ascii="Lato" w:eastAsia="DengXian" w:hAnsi="Lato" w:cs="Arial"/>
+          <w:iCs/>
+          <w:color w:val="000000" w:themeColor="text1"/>
+          <w:szCs w:val="20"/>
+          <w:lang w:eastAsia="zh-CN"/>
+        </w:rPr>
+        <w:t>C</w:t>
+      </w:r>
+      <w:r>
+        <w:rPr>
+          <w:rFonts w:ascii="Lato" w:eastAsia="DengXian" w:hAnsi="Lato" w:cs="Arial"/>
+          <w:iCs/>
+          <w:color w:val="000000" w:themeColor="text1"/>
+          <w:szCs w:val="20"/>
+          <w:vertAlign w:val="subscript"/>
+          <w:lang w:eastAsia="zh-CN"/>
+        </w:rPr>
+        <w:t>2</w:t>
+      </w:r>
+      <w:r>
+        <w:rPr>
+          <w:rFonts w:ascii="Lato" w:eastAsia="DengXian" w:hAnsi="Lato" w:cs="Arial"/>
+          <w:iCs/>
+          <w:color w:val="000000" w:themeColor="text1"/>
+          <w:szCs w:val="20"/>
+          <w:lang w:eastAsia="zh-CN"/>
+        </w:rPr>
+        <w:t>H</w:t>
+      </w:r>
+      <w:r>
+        <w:rPr>
+          <w:rFonts w:ascii="Lato" w:eastAsia="DengXian" w:hAnsi="Lato" w:cs="Arial"/>
+          <w:iCs/>
+          <w:color w:val="000000" w:themeColor="text1"/>
+          <w:szCs w:val="20"/>
+          <w:vertAlign w:val="subscript"/>
+          <w:lang w:eastAsia="zh-CN"/>
+        </w:rPr>
+        <w:t>2</w:t>
+      </w:r>
+      <w:r>
+        <w:rPr>
+          <w:rFonts w:ascii="Lato" w:eastAsia="DengXian" w:hAnsi="Lato" w:cs="Arial"/>
+          <w:iCs/>
           <w:color w:val="000000" w:themeColor="text1"/>
           <w:szCs w:val="20"/>
           <w:lang w:eastAsia="zh-CN"/>
@@ -8548,82 +9168,11 @@
       <w:r>
         <w:rPr>
           <w:rFonts w:ascii="Lato" w:eastAsia="DengXian" w:hAnsi="Lato" w:cs="Arial"/>
-          <w:bCs/>
-          <w:color w:val="000000" w:themeColor="text1"/>
-          <w:szCs w:val="20"/>
-          <w:lang w:eastAsia="zh-CN"/>
-        </w:rPr>
-        <w:t>4</w:t>
-      </w:r>
-      <w:r>
-        <w:rPr>
-          <w:rFonts w:ascii="Lato" w:eastAsia="DengXian" w:hAnsi="Lato" w:cs="Arial"/>
-          <w:bCs/>
-          <w:color w:val="000000" w:themeColor="text1"/>
-          <w:szCs w:val="20"/>
-          <w:lang w:eastAsia="zh-CN"/>
-        </w:rPr>
-        <w:t xml:space="preserve"> </w:t>
-      </w:r>
-      <w:r>
-        <w:rPr>
-          <w:rFonts w:ascii="Lato" w:eastAsia="DengXian" w:hAnsi="Lato" w:cs="Arial"/>
-          <w:iCs/>
-          <w:color w:val="000000" w:themeColor="text1"/>
-          <w:szCs w:val="20"/>
-          <w:lang w:eastAsia="zh-CN"/>
-        </w:rPr>
-        <w:t>(page</w:t>
-      </w:r>
-      <w:r>
-        <w:rPr>
-          <w:rFonts w:ascii="Lato" w:eastAsia="DengXian" w:hAnsi="Lato" w:cs="Arial"/>
-          <w:iCs/>
-          <w:color w:val="000000" w:themeColor="text1"/>
-          <w:szCs w:val="20"/>
-          <w:lang w:eastAsia="zh-CN"/>
-        </w:rPr>
-        <w:t xml:space="preserve"> </w:t>
-      </w:r>
-      <w:r>
-        <w:rPr>
-          <w:rFonts w:ascii="Lato" w:eastAsia="DengXian" w:hAnsi="Lato" w:cs="Arial"/>
-          <w:iCs/>
-          <w:color w:val="000000" w:themeColor="text1"/>
-          <w:szCs w:val="20"/>
-          <w:lang w:eastAsia="zh-CN"/>
-        </w:rPr>
-        <w:t>xx, line</w:t>
-      </w:r>
-      <w:r>
-        <w:rPr>
-          <w:rFonts w:ascii="Lato" w:eastAsia="DengXian" w:hAnsi="Lato" w:cs="Arial"/>
-          <w:iCs/>
-          <w:color w:val="000000" w:themeColor="text1"/>
-          <w:szCs w:val="20"/>
-          <w:lang w:eastAsia="zh-CN"/>
-        </w:rPr>
-        <w:t xml:space="preserve"> </w:t>
-      </w:r>
-      <w:r>
-        <w:rPr>
-          <w:rFonts w:ascii="Lato" w:eastAsia="DengXian" w:hAnsi="Lato" w:cs="Arial"/>
-          <w:iCs/>
-          <w:color w:val="000000" w:themeColor="text1"/>
-          <w:szCs w:val="20"/>
-          <w:lang w:eastAsia="zh-CN"/>
-        </w:rPr>
-        <w:t>xx)</w:t>
-      </w:r>
-      <w:r>
-        <w:rPr>
-          <w:rFonts w:ascii="Lato" w:eastAsia="DengXian" w:hAnsi="Lato" w:cs="Arial"/>
-          <w:bCs/>
-          <w:color w:val="000000" w:themeColor="text1"/>
-          <w:szCs w:val="20"/>
-          <w:lang w:eastAsia="zh-CN"/>
-        </w:rPr>
-        <w:t>.</w:t>
+          <w:color w:val="000000" w:themeColor="text1"/>
+          <w:szCs w:val="20"/>
+          <w:lang w:eastAsia="zh-CN"/>
+        </w:rPr>
+        <w:t>production in 2050 in Fig. 1.</w:t>
       </w:r>
     </w:p>
     <w:p>
@@ -8638,384 +9187,442 @@
           <w:lang w:eastAsia="zh-CN"/>
         </w:rPr>
       </w:pPr>
+      <w:r>
+        <w:rPr>
+          <w:rFonts w:ascii="Lato" w:eastAsia="DengXian" w:hAnsi="Lato" w:cs="Arial"/>
+          <w:b/>
+          <w:color w:val="000000" w:themeColor="text1"/>
+          <w:szCs w:val="20"/>
+          <w:lang w:eastAsia="zh-CN"/>
+        </w:rPr>
+        <w:t>Action:</w:t>
+      </w:r>
+      <w:r>
+        <w:rPr>
+          <w:rFonts w:ascii="Lato" w:eastAsia="DengXian" w:hAnsi="Lato" w:cs="Arial"/>
+          <w:color w:val="000000" w:themeColor="text1"/>
+          <w:szCs w:val="20"/>
+          <w:lang w:eastAsia="zh-CN"/>
+        </w:rPr>
+        <w:t xml:space="preserve"> </w:t>
+      </w:r>
+      <w:r>
+        <w:rPr>
+          <w:rFonts w:ascii="Lato" w:eastAsia="DengXian" w:hAnsi="Lato" w:cs="Arial"/>
+          <w:color w:val="000000" w:themeColor="text1"/>
+          <w:szCs w:val="20"/>
+          <w:lang w:eastAsia="zh-CN"/>
+        </w:rPr>
+        <w:t>Instead</w:t>
+      </w:r>
+      <w:r>
+        <w:rPr>
+          <w:rFonts w:ascii="Lato" w:eastAsia="DengXian" w:hAnsi="Lato" w:cs="Arial"/>
+          <w:color w:val="000000" w:themeColor="text1"/>
+          <w:szCs w:val="20"/>
+          <w:lang w:eastAsia="zh-CN"/>
+        </w:rPr>
+        <w:t xml:space="preserve"> </w:t>
+      </w:r>
+      <w:r>
+        <w:rPr>
+          <w:rFonts w:ascii="Lato" w:eastAsia="DengXian" w:hAnsi="Lato" w:cs="Arial"/>
+          <w:color w:val="000000" w:themeColor="text1"/>
+          <w:szCs w:val="20"/>
+          <w:lang w:eastAsia="zh-CN"/>
+        </w:rPr>
+        <w:t>of predicting the future of acetylene</w:t>
+      </w:r>
+      <w:r>
+        <w:rPr>
+          <w:rFonts w:ascii="Lato" w:eastAsia="DengXian" w:hAnsi="Lato" w:cs="Arial"/>
+          <w:color w:val="000000" w:themeColor="text1"/>
+          <w:szCs w:val="20"/>
+          <w:lang w:eastAsia="zh-CN"/>
+        </w:rPr>
+        <w:t xml:space="preserve">, </w:t>
+      </w:r>
+      <w:r>
+        <w:rPr>
+          <w:rFonts w:ascii="Lato" w:eastAsia="DengXian" w:hAnsi="Lato" w:cs="Arial"/>
+          <w:bCs/>
+          <w:color w:val="000000" w:themeColor="text1"/>
+          <w:szCs w:val="20"/>
+          <w:lang w:eastAsia="zh-CN"/>
+        </w:rPr>
+        <w:t xml:space="preserve">we have incorporated </w:t>
+      </w:r>
+      <w:r>
+        <w:rPr>
+          <w:rFonts w:ascii="Lato" w:eastAsia="DengXian" w:hAnsi="Lato" w:cs="Arial"/>
+          <w:bCs/>
+          <w:color w:val="000000" w:themeColor="text1"/>
+          <w:szCs w:val="20"/>
+          <w:lang w:eastAsia="zh-CN"/>
+        </w:rPr>
+        <w:t xml:space="preserve">a discussion on </w:t>
+      </w:r>
+      <w:r>
+        <w:rPr>
+          <w:rFonts w:ascii="Lato" w:eastAsia="DengXian" w:hAnsi="Lato" w:cs="Arial"/>
+          <w:bCs/>
+          <w:color w:val="000000" w:themeColor="text1"/>
+          <w:szCs w:val="20"/>
+          <w:lang w:eastAsia="zh-CN"/>
+        </w:rPr>
+        <w:t xml:space="preserve">the anticipated availability of renewable carbon feedstocks for green </w:t>
+      </w:r>
+      <w:r>
+        <w:rPr>
+          <w:rFonts w:ascii="Lato" w:eastAsia="DengXian" w:hAnsi="Lato" w:cs="Arial"/>
+          <w:bCs/>
+          <w:iCs/>
+          <w:color w:val="000000" w:themeColor="text1"/>
+          <w:szCs w:val="20"/>
+          <w:lang w:eastAsia="zh-CN"/>
+        </w:rPr>
+        <w:t>C</w:t>
+      </w:r>
+      <w:r>
+        <w:rPr>
+          <w:rFonts w:ascii="Lato" w:eastAsia="DengXian" w:hAnsi="Lato" w:cs="Arial"/>
+          <w:bCs/>
+          <w:iCs/>
+          <w:color w:val="000000" w:themeColor="text1"/>
+          <w:szCs w:val="20"/>
+          <w:vertAlign w:val="subscript"/>
+          <w:lang w:eastAsia="zh-CN"/>
+        </w:rPr>
+        <w:t>2</w:t>
+      </w:r>
+      <w:r>
+        <w:rPr>
+          <w:rFonts w:ascii="Lato" w:eastAsia="DengXian" w:hAnsi="Lato" w:cs="Arial"/>
+          <w:bCs/>
+          <w:iCs/>
+          <w:color w:val="000000" w:themeColor="text1"/>
+          <w:szCs w:val="20"/>
+          <w:lang w:eastAsia="zh-CN"/>
+        </w:rPr>
+        <w:t>H</w:t>
+      </w:r>
+      <w:r>
+        <w:rPr>
+          <w:rFonts w:ascii="Lato" w:eastAsia="DengXian" w:hAnsi="Lato" w:cs="Arial"/>
+          <w:bCs/>
+          <w:iCs/>
+          <w:color w:val="000000" w:themeColor="text1"/>
+          <w:szCs w:val="20"/>
+          <w:vertAlign w:val="subscript"/>
+          <w:lang w:eastAsia="zh-CN"/>
+        </w:rPr>
+        <w:t>2</w:t>
+      </w:r>
+      <w:r>
+        <w:rPr>
+          <w:rFonts w:ascii="Lato" w:eastAsia="DengXian" w:hAnsi="Lato" w:cs="Arial"/>
+          <w:bCs/>
+          <w:iCs/>
+          <w:color w:val="000000" w:themeColor="text1"/>
+          <w:szCs w:val="20"/>
+          <w:lang w:eastAsia="zh-CN"/>
+        </w:rPr>
+        <w:t xml:space="preserve"> </w:t>
+      </w:r>
+      <w:r>
+        <w:rPr>
+          <w:rFonts w:ascii="Lato" w:eastAsia="DengXian" w:hAnsi="Lato" w:cs="Arial"/>
+          <w:bCs/>
+          <w:color w:val="000000" w:themeColor="text1"/>
+          <w:szCs w:val="20"/>
+          <w:lang w:eastAsia="zh-CN"/>
+        </w:rPr>
+        <w:t>production by 2050, such as biochar and biomethane, in Section</w:t>
+      </w:r>
+      <w:r>
+        <w:rPr>
+          <w:rFonts w:ascii="Lato" w:eastAsia="DengXian" w:hAnsi="Lato" w:cs="Arial"/>
+          <w:bCs/>
+          <w:color w:val="000000" w:themeColor="text1"/>
+          <w:szCs w:val="20"/>
+          <w:lang w:eastAsia="zh-CN"/>
+        </w:rPr>
+        <w:t xml:space="preserve"> </w:t>
+      </w:r>
+      <w:r>
+        <w:rPr>
+          <w:rFonts w:ascii="Lato" w:eastAsia="DengXian" w:hAnsi="Lato" w:cs="Arial"/>
+          <w:bCs/>
+          <w:color w:val="000000" w:themeColor="text1"/>
+          <w:szCs w:val="20"/>
+          <w:lang w:eastAsia="zh-CN"/>
+        </w:rPr>
+        <w:t>4</w:t>
+      </w:r>
+      <w:r>
+        <w:rPr>
+          <w:rFonts w:ascii="Lato" w:eastAsia="DengXian" w:hAnsi="Lato" w:cs="Arial"/>
+          <w:bCs/>
+          <w:color w:val="000000" w:themeColor="text1"/>
+          <w:szCs w:val="20"/>
+          <w:lang w:eastAsia="zh-CN"/>
+        </w:rPr>
+        <w:t xml:space="preserve"> </w:t>
+      </w:r>
+      <w:r>
+        <w:rPr>
+          <w:rFonts w:ascii="Lato" w:eastAsia="DengXian" w:hAnsi="Lato" w:cs="Arial"/>
+          <w:iCs/>
+          <w:color w:val="000000" w:themeColor="text1"/>
+          <w:szCs w:val="20"/>
+          <w:lang w:eastAsia="zh-CN"/>
+        </w:rPr>
+        <w:t>(page</w:t>
+      </w:r>
+      <w:r>
+        <w:rPr>
+          <w:rFonts w:ascii="Lato" w:eastAsia="DengXian" w:hAnsi="Lato" w:cs="Arial"/>
+          <w:iCs/>
+          <w:color w:val="000000" w:themeColor="text1"/>
+          <w:szCs w:val="20"/>
+          <w:lang w:eastAsia="zh-CN"/>
+        </w:rPr>
+        <w:t xml:space="preserve"> </w:t>
+      </w:r>
+      <w:r>
+        <w:rPr>
+          <w:rFonts w:ascii="Lato" w:eastAsia="DengXian" w:hAnsi="Lato" w:cs="Arial"/>
+          <w:iCs/>
+          <w:color w:val="000000" w:themeColor="text1"/>
+          <w:szCs w:val="20"/>
+          <w:lang w:eastAsia="zh-CN"/>
+        </w:rPr>
+        <w:t>xx, line</w:t>
+      </w:r>
+      <w:r>
+        <w:rPr>
+          <w:rFonts w:ascii="Lato" w:eastAsia="DengXian" w:hAnsi="Lato" w:cs="Arial"/>
+          <w:iCs/>
+          <w:color w:val="000000" w:themeColor="text1"/>
+          <w:szCs w:val="20"/>
+          <w:lang w:eastAsia="zh-CN"/>
+        </w:rPr>
+        <w:t xml:space="preserve"> </w:t>
+      </w:r>
+      <w:r>
+        <w:rPr>
+          <w:rFonts w:ascii="Lato" w:eastAsia="DengXian" w:hAnsi="Lato" w:cs="Arial"/>
+          <w:iCs/>
+          <w:color w:val="000000" w:themeColor="text1"/>
+          <w:szCs w:val="20"/>
+          <w:lang w:eastAsia="zh-CN"/>
+        </w:rPr>
+        <w:t>xx)</w:t>
+      </w:r>
+      <w:r>
+        <w:rPr>
+          <w:rFonts w:ascii="Lato" w:eastAsia="DengXian" w:hAnsi="Lato" w:cs="Arial"/>
+          <w:bCs/>
+          <w:color w:val="000000" w:themeColor="text1"/>
+          <w:szCs w:val="20"/>
+          <w:lang w:eastAsia="zh-CN"/>
+        </w:rPr>
+        <w:t>.</w:t>
+      </w:r>
     </w:p>
     <w:p>
       <w:pPr>
-        <w:rPr>
-          <w:rFonts w:ascii="Lato" w:eastAsiaTheme="minorHAnsi" w:hAnsi="Lato" w:cs="Arial"/>
-          <w:iCs/>
-          <w:color w:val="0000FF"/>
-          <w:szCs w:val="20"/>
-        </w:rPr>
-      </w:pPr>
-      <w:r>
-        <w:rPr>
-          <w:rFonts w:ascii="Lato" w:eastAsiaTheme="minorHAnsi" w:hAnsi="Lato" w:cs="Arial"/>
-          <w:iCs/>
-          <w:color w:val="0000FF"/>
-          <w:szCs w:val="20"/>
-        </w:rPr>
-        <w:t>2.8.</w:t>
-      </w:r>
-      <w:r>
-        <w:rPr>
-          <w:rFonts w:ascii="Lato" w:eastAsiaTheme="minorHAnsi" w:hAnsi="Lato" w:cs="Arial"/>
-          <w:iCs/>
-          <w:color w:val="0000FF"/>
-          <w:szCs w:val="20"/>
-        </w:rPr>
-        <w:t xml:space="preserve"> </w:t>
-      </w:r>
-      <w:r>
-        <w:rPr>
-          <w:rFonts w:ascii="Lato" w:eastAsiaTheme="minorHAnsi" w:hAnsi="Lato" w:cs="Arial"/>
-          <w:iCs/>
-          <w:color w:val="0000FF"/>
-          <w:szCs w:val="20"/>
-        </w:rPr>
-        <w:t>Figure 2 provides the C</w:t>
-      </w:r>
-      <w:r>
-        <w:rPr>
-          <w:rFonts w:ascii="Lato" w:eastAsiaTheme="minorHAnsi" w:hAnsi="Lato" w:cs="Arial"/>
-          <w:iCs/>
-          <w:color w:val="0000FF"/>
-          <w:szCs w:val="20"/>
-          <w:vertAlign w:val="subscript"/>
-        </w:rPr>
-        <w:t>2</w:t>
-      </w:r>
-      <w:r>
-        <w:rPr>
-          <w:rFonts w:ascii="Lato" w:eastAsiaTheme="minorHAnsi" w:hAnsi="Lato" w:cs="Arial"/>
-          <w:iCs/>
-          <w:color w:val="0000FF"/>
-          <w:szCs w:val="20"/>
-        </w:rPr>
-        <w:t>H</w:t>
-      </w:r>
-      <w:r>
-        <w:rPr>
-          <w:rFonts w:ascii="Lato" w:eastAsiaTheme="minorHAnsi" w:hAnsi="Lato" w:cs="Arial"/>
-          <w:iCs/>
-          <w:color w:val="0000FF"/>
-          <w:szCs w:val="20"/>
-          <w:vertAlign w:val="subscript"/>
-        </w:rPr>
-        <w:t>2</w:t>
-      </w:r>
-      <w:r>
-        <w:rPr>
-          <w:rFonts w:ascii="Lato" w:eastAsiaTheme="minorHAnsi" w:hAnsi="Lato" w:cs="Arial"/>
-          <w:iCs/>
-          <w:color w:val="0000FF"/>
-          <w:szCs w:val="20"/>
-        </w:rPr>
-        <w:t xml:space="preserve"> production routes, involving past and current applications. However, trial routes and abandoned routes are not that justified. On feedstock, why not add the biomethane/biochar in? On products, why not predict possible market from the C</w:t>
-      </w:r>
-      <w:r>
-        <w:rPr>
-          <w:rFonts w:ascii="Lato" w:eastAsiaTheme="minorHAnsi" w:hAnsi="Lato" w:cs="Arial"/>
-          <w:iCs/>
-          <w:color w:val="0000FF"/>
-          <w:szCs w:val="20"/>
-          <w:vertAlign w:val="subscript"/>
-        </w:rPr>
-        <w:t>2</w:t>
-      </w:r>
-      <w:r>
-        <w:rPr>
-          <w:rFonts w:ascii="Lato" w:eastAsiaTheme="minorHAnsi" w:hAnsi="Lato" w:cs="Arial"/>
-          <w:iCs/>
-          <w:color w:val="0000FF"/>
-          <w:szCs w:val="20"/>
-        </w:rPr>
-        <w:t>H</w:t>
-      </w:r>
-      <w:r>
-        <w:rPr>
-          <w:rFonts w:ascii="Lato" w:eastAsiaTheme="minorHAnsi" w:hAnsi="Lato" w:cs="Arial"/>
-          <w:iCs/>
-          <w:color w:val="0000FF"/>
-          <w:szCs w:val="20"/>
-          <w:vertAlign w:val="subscript"/>
-        </w:rPr>
-        <w:t>2</w:t>
-      </w:r>
-      <w:r>
-        <w:rPr>
-          <w:rFonts w:ascii="Lato" w:eastAsiaTheme="minorHAnsi" w:hAnsi="Lato" w:cs="Arial"/>
-          <w:iCs/>
-          <w:color w:val="0000FF"/>
-          <w:szCs w:val="20"/>
-        </w:rPr>
-        <w:t xml:space="preserve"> chemistry for near future?</w:t>
-      </w:r>
+        <w:spacing w:after="0"/>
+        <w:rPr>
+          <w:rFonts w:ascii="Lato" w:eastAsia="DengXian" w:hAnsi="Lato" w:cs="Arial"/>
+          <w:color w:val="000000" w:themeColor="text1"/>
+          <w:szCs w:val="20"/>
+          <w:lang w:eastAsia="zh-CN"/>
+        </w:rPr>
+      </w:pPr>
     </w:p>
     <w:p>
       <w:pPr>
-        <w:rPr>
-          <w:rFonts w:ascii="Lato" w:eastAsia="DengXian" w:hAnsi="Lato" w:cs="Arial"/>
-          <w:color w:val="000000" w:themeColor="text1"/>
-          <w:szCs w:val="20"/>
-          <w:lang w:eastAsia="zh-CN"/>
-        </w:rPr>
-      </w:pPr>
-      <w:r>
-        <w:rPr>
-          <w:rFonts w:ascii="Lato" w:eastAsia="DengXian" w:hAnsi="Lato" w:cs="Arial"/>
-          <w:color w:val="000000" w:themeColor="text1"/>
-          <w:szCs w:val="20"/>
-          <w:lang w:eastAsia="zh-CN"/>
-        </w:rPr>
-        <w:t xml:space="preserve">The abandoned </w:t>
-      </w:r>
-      <w:r>
-        <w:rPr>
-          <w:rFonts w:ascii="Lato" w:eastAsia="DengXian" w:hAnsi="Lato" w:cs="Arial"/>
-          <w:iCs/>
-          <w:color w:val="000000" w:themeColor="text1"/>
-          <w:szCs w:val="20"/>
-          <w:lang w:eastAsia="zh-CN"/>
-        </w:rPr>
-        <w:t>C</w:t>
-      </w:r>
-      <w:r>
-        <w:rPr>
-          <w:rFonts w:ascii="Lato" w:eastAsia="DengXian" w:hAnsi="Lato" w:cs="Arial"/>
-          <w:iCs/>
-          <w:color w:val="000000" w:themeColor="text1"/>
-          <w:szCs w:val="20"/>
-          <w:vertAlign w:val="subscript"/>
-          <w:lang w:eastAsia="zh-CN"/>
+        <w:spacing w:after="80"/>
+        <w:rPr>
+          <w:rFonts w:ascii="Lato" w:eastAsiaTheme="minorHAnsi" w:hAnsi="Lato" w:cs="Arial"/>
+          <w:iCs/>
+          <w:color w:val="0000FF"/>
+          <w:szCs w:val="20"/>
+        </w:rPr>
+      </w:pPr>
+      <w:r>
+        <w:rPr>
+          <w:rFonts w:ascii="Lato" w:eastAsiaTheme="minorHAnsi" w:hAnsi="Lato" w:cs="Arial"/>
+          <w:iCs/>
+          <w:color w:val="0000FF"/>
+          <w:szCs w:val="20"/>
+        </w:rPr>
+        <w:t>2.8.</w:t>
+      </w:r>
+      <w:r>
+        <w:rPr>
+          <w:rFonts w:ascii="Lato" w:eastAsiaTheme="minorHAnsi" w:hAnsi="Lato" w:cs="Arial"/>
+          <w:iCs/>
+          <w:color w:val="0000FF"/>
+          <w:szCs w:val="20"/>
+        </w:rPr>
+        <w:t xml:space="preserve"> </w:t>
+      </w:r>
+      <w:r>
+        <w:rPr>
+          <w:rFonts w:ascii="Lato" w:eastAsiaTheme="minorHAnsi" w:hAnsi="Lato" w:cs="Arial"/>
+          <w:iCs/>
+          <w:color w:val="0000FF"/>
+          <w:szCs w:val="20"/>
+        </w:rPr>
+        <w:t>Figure 2 provides the C</w:t>
+      </w:r>
+      <w:r>
+        <w:rPr>
+          <w:rFonts w:ascii="Lato" w:eastAsiaTheme="minorHAnsi" w:hAnsi="Lato" w:cs="Arial"/>
+          <w:iCs/>
+          <w:color w:val="0000FF"/>
+          <w:szCs w:val="20"/>
+          <w:vertAlign w:val="subscript"/>
         </w:rPr>
         <w:t>2</w:t>
       </w:r>
       <w:r>
         <w:rPr>
-          <w:rFonts w:ascii="Lato" w:eastAsia="DengXian" w:hAnsi="Lato" w:cs="Arial"/>
-          <w:iCs/>
-          <w:color w:val="000000" w:themeColor="text1"/>
-          <w:szCs w:val="20"/>
-          <w:lang w:eastAsia="zh-CN"/>
+          <w:rFonts w:ascii="Lato" w:eastAsiaTheme="minorHAnsi" w:hAnsi="Lato" w:cs="Arial"/>
+          <w:iCs/>
+          <w:color w:val="0000FF"/>
+          <w:szCs w:val="20"/>
         </w:rPr>
         <w:t>H</w:t>
       </w:r>
       <w:r>
         <w:rPr>
-          <w:rFonts w:ascii="Lato" w:eastAsia="DengXian" w:hAnsi="Lato" w:cs="Arial"/>
-          <w:iCs/>
-          <w:color w:val="000000" w:themeColor="text1"/>
-          <w:szCs w:val="20"/>
-          <w:vertAlign w:val="subscript"/>
-          <w:lang w:eastAsia="zh-CN"/>
+          <w:rFonts w:ascii="Lato" w:eastAsiaTheme="minorHAnsi" w:hAnsi="Lato" w:cs="Arial"/>
+          <w:iCs/>
+          <w:color w:val="0000FF"/>
+          <w:szCs w:val="20"/>
+          <w:vertAlign w:val="subscript"/>
         </w:rPr>
         <w:t>2</w:t>
       </w:r>
       <w:r>
         <w:rPr>
-          <w:rFonts w:ascii="Lato" w:eastAsia="DengXian" w:hAnsi="Lato" w:cs="Arial"/>
-          <w:iCs/>
-          <w:color w:val="000000" w:themeColor="text1"/>
-          <w:szCs w:val="20"/>
-          <w:lang w:eastAsia="zh-CN"/>
-        </w:rPr>
-        <w:t xml:space="preserve"> </w:t>
-      </w:r>
-      <w:r>
-        <w:rPr>
-          <w:rFonts w:ascii="Lato" w:eastAsia="DengXian" w:hAnsi="Lato" w:cs="Arial"/>
-          <w:color w:val="000000" w:themeColor="text1"/>
-          <w:szCs w:val="20"/>
-          <w:lang w:eastAsia="zh-CN"/>
-        </w:rPr>
-        <w:t xml:space="preserve">production and application routes provide valuable context for understanding the history of </w:t>
-      </w:r>
-      <w:r>
-        <w:rPr>
-          <w:rFonts w:ascii="Lato" w:eastAsia="DengXian" w:hAnsi="Lato" w:cs="Arial"/>
-          <w:iCs/>
-          <w:color w:val="000000" w:themeColor="text1"/>
-          <w:szCs w:val="20"/>
-          <w:lang w:eastAsia="zh-CN"/>
-        </w:rPr>
-        <w:t>C</w:t>
-      </w:r>
-      <w:r>
-        <w:rPr>
-          <w:rFonts w:ascii="Lato" w:eastAsia="DengXian" w:hAnsi="Lato" w:cs="Arial"/>
-          <w:iCs/>
-          <w:color w:val="000000" w:themeColor="text1"/>
-          <w:szCs w:val="20"/>
-          <w:vertAlign w:val="subscript"/>
-          <w:lang w:eastAsia="zh-CN"/>
+          <w:rFonts w:ascii="Lato" w:eastAsiaTheme="minorHAnsi" w:hAnsi="Lato" w:cs="Arial"/>
+          <w:iCs/>
+          <w:color w:val="0000FF"/>
+          <w:szCs w:val="20"/>
+        </w:rPr>
+        <w:t xml:space="preserve"> production routes, involving past and current applications. However, trial routes and abandoned routes are not that justified. On feedstock, why not add the biomethane/biochar in? On products, why not predict possible market from the C</w:t>
+      </w:r>
+      <w:r>
+        <w:rPr>
+          <w:rFonts w:ascii="Lato" w:eastAsiaTheme="minorHAnsi" w:hAnsi="Lato" w:cs="Arial"/>
+          <w:iCs/>
+          <w:color w:val="0000FF"/>
+          <w:szCs w:val="20"/>
+          <w:vertAlign w:val="subscript"/>
         </w:rPr>
         <w:t>2</w:t>
       </w:r>
       <w:r>
         <w:rPr>
-          <w:rFonts w:ascii="Lato" w:eastAsia="DengXian" w:hAnsi="Lato" w:cs="Arial"/>
-          <w:iCs/>
-          <w:color w:val="000000" w:themeColor="text1"/>
-          <w:szCs w:val="20"/>
-          <w:lang w:eastAsia="zh-CN"/>
+          <w:rFonts w:ascii="Lato" w:eastAsiaTheme="minorHAnsi" w:hAnsi="Lato" w:cs="Arial"/>
+          <w:iCs/>
+          <w:color w:val="0000FF"/>
+          <w:szCs w:val="20"/>
         </w:rPr>
         <w:t>H</w:t>
       </w:r>
       <w:r>
         <w:rPr>
-          <w:rFonts w:ascii="Lato" w:eastAsia="DengXian" w:hAnsi="Lato" w:cs="Arial"/>
-          <w:iCs/>
-          <w:color w:val="000000" w:themeColor="text1"/>
-          <w:szCs w:val="20"/>
-          <w:vertAlign w:val="subscript"/>
-          <w:lang w:eastAsia="zh-CN"/>
+          <w:rFonts w:ascii="Lato" w:eastAsiaTheme="minorHAnsi" w:hAnsi="Lato" w:cs="Arial"/>
+          <w:iCs/>
+          <w:color w:val="0000FF"/>
+          <w:szCs w:val="20"/>
+          <w:vertAlign w:val="subscript"/>
         </w:rPr>
         <w:t>2</w:t>
       </w:r>
       <w:r>
         <w:rPr>
-          <w:rFonts w:ascii="Lato" w:eastAsia="DengXian" w:hAnsi="Lato" w:cs="Arial"/>
-          <w:iCs/>
-          <w:color w:val="000000" w:themeColor="text1"/>
-          <w:szCs w:val="20"/>
-          <w:lang w:eastAsia="zh-CN"/>
-        </w:rPr>
-        <w:t xml:space="preserve"> </w:t>
-      </w:r>
-      <w:r>
-        <w:rPr>
-          <w:rFonts w:ascii="Lato" w:eastAsia="DengXian" w:hAnsi="Lato" w:cs="Arial"/>
-          <w:color w:val="000000" w:themeColor="text1"/>
-          <w:szCs w:val="20"/>
-          <w:lang w:eastAsia="zh-CN"/>
-        </w:rPr>
-        <w:t>development. Retaining these routes in Fig.</w:t>
-      </w:r>
-      <w:r>
-        <w:rPr>
-          <w:rFonts w:ascii="Lato" w:eastAsia="DengXian" w:hAnsi="Lato" w:cs="Arial"/>
-          <w:color w:val="000000" w:themeColor="text1"/>
-          <w:szCs w:val="20"/>
-          <w:lang w:eastAsia="zh-CN"/>
-        </w:rPr>
-        <w:t xml:space="preserve"> </w:t>
-      </w:r>
-      <w:r>
-        <w:rPr>
-          <w:rFonts w:ascii="Lato" w:eastAsia="DengXian" w:hAnsi="Lato" w:cs="Arial"/>
-          <w:color w:val="000000" w:themeColor="text1"/>
-          <w:szCs w:val="20"/>
-          <w:lang w:eastAsia="zh-CN"/>
-        </w:rPr>
-        <w:t xml:space="preserve">2 while emphasizing current technologies </w:t>
-      </w:r>
-      <w:r>
-        <w:rPr>
-          <w:rFonts w:ascii="Lato" w:eastAsia="DengXian" w:hAnsi="Lato" w:cs="Arial"/>
-          <w:color w:val="000000" w:themeColor="text1"/>
-          <w:szCs w:val="20"/>
-          <w:lang w:eastAsia="zh-CN"/>
-        </w:rPr>
-        <w:t xml:space="preserve">is therefore beneficial. </w:t>
-      </w:r>
-      <w:r>
-        <w:rPr>
-          <w:rFonts w:ascii="Lato" w:eastAsia="DengXian" w:hAnsi="Lato" w:cs="Arial"/>
-          <w:color w:val="000000" w:themeColor="text1"/>
-          <w:szCs w:val="20"/>
-          <w:lang w:eastAsia="zh-CN"/>
-        </w:rPr>
-        <w:t xml:space="preserve">As mentioned in our response to comment 2.7, predicting the future scale of </w:t>
-      </w:r>
-      <w:r>
-        <w:rPr>
-          <w:rFonts w:ascii="Lato" w:eastAsia="DengXian" w:hAnsi="Lato" w:cs="Arial"/>
-          <w:iCs/>
-          <w:color w:val="000000" w:themeColor="text1"/>
-          <w:szCs w:val="20"/>
-          <w:lang w:eastAsia="zh-CN"/>
-        </w:rPr>
-        <w:t>C</w:t>
-      </w:r>
-      <w:r>
-        <w:rPr>
-          <w:rFonts w:ascii="Lato" w:eastAsia="DengXian" w:hAnsi="Lato" w:cs="Arial"/>
-          <w:iCs/>
-          <w:color w:val="000000" w:themeColor="text1"/>
-          <w:szCs w:val="20"/>
-          <w:vertAlign w:val="subscript"/>
-          <w:lang w:eastAsia="zh-CN"/>
-        </w:rPr>
-        <w:t>2</w:t>
-      </w:r>
-      <w:r>
-        <w:rPr>
-          <w:rFonts w:ascii="Lato" w:eastAsia="DengXian" w:hAnsi="Lato" w:cs="Arial"/>
-          <w:iCs/>
-          <w:color w:val="000000" w:themeColor="text1"/>
-          <w:szCs w:val="20"/>
-          <w:lang w:eastAsia="zh-CN"/>
-        </w:rPr>
-        <w:t>H</w:t>
-      </w:r>
-      <w:r>
-        <w:rPr>
-          <w:rFonts w:ascii="Lato" w:eastAsia="DengXian" w:hAnsi="Lato" w:cs="Arial"/>
-          <w:iCs/>
-          <w:color w:val="000000" w:themeColor="text1"/>
-          <w:szCs w:val="20"/>
-          <w:vertAlign w:val="subscript"/>
-          <w:lang w:eastAsia="zh-CN"/>
-        </w:rPr>
-        <w:t>2</w:t>
-      </w:r>
-      <w:r>
-        <w:rPr>
-          <w:rFonts w:ascii="Lato" w:eastAsia="DengXian" w:hAnsi="Lato" w:cs="Arial"/>
-          <w:iCs/>
-          <w:color w:val="000000" w:themeColor="text1"/>
-          <w:szCs w:val="20"/>
-          <w:lang w:eastAsia="zh-CN"/>
-        </w:rPr>
-        <w:t xml:space="preserve"> </w:t>
-      </w:r>
-      <w:r>
-        <w:rPr>
-          <w:rFonts w:ascii="Lato" w:eastAsia="DengXian" w:hAnsi="Lato" w:cs="Arial"/>
-          <w:color w:val="000000" w:themeColor="text1"/>
-          <w:szCs w:val="20"/>
-          <w:lang w:eastAsia="zh-CN"/>
-        </w:rPr>
-        <w:t>production and its market potential remains highly uncertain due to various influencing factors.</w:t>
+          <w:rFonts w:ascii="Lato" w:eastAsiaTheme="minorHAnsi" w:hAnsi="Lato" w:cs="Arial"/>
+          <w:iCs/>
+          <w:color w:val="0000FF"/>
+          <w:szCs w:val="20"/>
+        </w:rPr>
+        <w:t xml:space="preserve"> chemistry for near future?</w:t>
       </w:r>
     </w:p>
     <w:p>
       <w:pPr>
-        <w:spacing w:after="0"/>
-        <w:rPr>
-          <w:rFonts w:ascii="Lato" w:eastAsia="Cambria" w:hAnsi="Lato" w:cs="Arial"/>
-          <w:color w:val="000000" w:themeColor="text1"/>
-          <w:szCs w:val="20"/>
-          <w:lang w:eastAsia="x-none"/>
-        </w:rPr>
-      </w:pPr>
-      <w:r>
-        <w:rPr>
-          <w:rFonts w:ascii="Lato" w:eastAsia="Cambria" w:hAnsi="Lato" w:cs="Arial"/>
-          <w:b/>
-          <w:color w:val="000000" w:themeColor="text1"/>
-          <w:szCs w:val="20"/>
-          <w:lang w:eastAsia="x-none"/>
-        </w:rPr>
-        <w:t>Action:</w:t>
-      </w:r>
-      <w:r>
-        <w:rPr>
-          <w:rFonts w:ascii="Lato" w:eastAsia="Cambria" w:hAnsi="Lato" w:cs="Arial"/>
-          <w:color w:val="000000" w:themeColor="text1"/>
-          <w:szCs w:val="20"/>
-          <w:lang w:eastAsia="x-none"/>
+        <w:spacing w:after="80"/>
+        <w:rPr>
+          <w:rFonts w:ascii="Lato" w:eastAsia="DengXian" w:hAnsi="Lato" w:cs="Arial"/>
+          <w:color w:val="000000" w:themeColor="text1"/>
+          <w:szCs w:val="20"/>
+          <w:lang w:eastAsia="zh-CN"/>
+        </w:rPr>
+      </w:pPr>
+      <w:r>
+        <w:rPr>
+          <w:rFonts w:ascii="Lato" w:eastAsia="DengXian" w:hAnsi="Lato" w:cs="Arial"/>
+          <w:color w:val="000000" w:themeColor="text1"/>
+          <w:szCs w:val="20"/>
+          <w:lang w:eastAsia="zh-CN"/>
+        </w:rPr>
+        <w:t xml:space="preserve">The abandoned </w:t>
+      </w:r>
+      <w:r>
+        <w:rPr>
+          <w:rFonts w:ascii="Lato" w:eastAsia="DengXian" w:hAnsi="Lato" w:cs="Arial"/>
+          <w:iCs/>
+          <w:color w:val="000000" w:themeColor="text1"/>
+          <w:szCs w:val="20"/>
+          <w:lang w:eastAsia="zh-CN"/>
+        </w:rPr>
+        <w:t>C</w:t>
+      </w:r>
+      <w:r>
+        <w:rPr>
+          <w:rFonts w:ascii="Lato" w:eastAsia="DengXian" w:hAnsi="Lato" w:cs="Arial"/>
+          <w:iCs/>
+          <w:color w:val="000000" w:themeColor="text1"/>
+          <w:szCs w:val="20"/>
+          <w:vertAlign w:val="subscript"/>
+          <w:lang w:eastAsia="zh-CN"/>
+        </w:rPr>
+        <w:t>2</w:t>
+      </w:r>
+      <w:r>
+        <w:rPr>
+          <w:rFonts w:ascii="Lato" w:eastAsia="DengXian" w:hAnsi="Lato" w:cs="Arial"/>
+          <w:iCs/>
+          <w:color w:val="000000" w:themeColor="text1"/>
+          <w:szCs w:val="20"/>
+          <w:lang w:eastAsia="zh-CN"/>
+        </w:rPr>
+        <w:t>H</w:t>
+      </w:r>
+      <w:r>
+        <w:rPr>
+          <w:rFonts w:ascii="Lato" w:eastAsia="DengXian" w:hAnsi="Lato" w:cs="Arial"/>
+          <w:iCs/>
+          <w:color w:val="000000" w:themeColor="text1"/>
+          <w:szCs w:val="20"/>
+          <w:vertAlign w:val="subscript"/>
+          <w:lang w:eastAsia="zh-CN"/>
+        </w:rPr>
+        <w:t>2</w:t>
+      </w:r>
+      <w:r>
+        <w:rPr>
+          <w:rFonts w:ascii="Lato" w:eastAsia="DengXian" w:hAnsi="Lato" w:cs="Arial"/>
+          <w:iCs/>
+          <w:color w:val="000000" w:themeColor="text1"/>
+          <w:szCs w:val="20"/>
+          <w:lang w:eastAsia="zh-CN"/>
         </w:rPr>
         <w:t xml:space="preserve"> </w:t>
       </w:r>
@@ -9026,7 +9633,7 @@
           <w:szCs w:val="20"/>
           <w:lang w:eastAsia="zh-CN"/>
         </w:rPr>
-        <w:t xml:space="preserve">Fig. 2 now serves as a comprehensive analysis of both past and present </w:t>
+        <w:t xml:space="preserve">production and application routes provide valuable context for understanding the history of </w:t>
       </w:r>
       <w:r>
         <w:rPr>
@@ -9087,7 +9694,7 @@
           <w:szCs w:val="20"/>
           <w:lang w:eastAsia="zh-CN"/>
         </w:rPr>
-        <w:t>production and applications, with the associated challenges for each technology discussed in Section 2.</w:t>
+        <w:t>development. Retaining these routes in Fig.</w:t>
       </w:r>
       <w:r>
         <w:rPr>
@@ -9105,7 +9712,25 @@
           <w:szCs w:val="20"/>
           <w:lang w:eastAsia="zh-CN"/>
         </w:rPr>
-        <w:t xml:space="preserve">These challenges highlight the need for exploring green </w:t>
+        <w:t xml:space="preserve">2 while emphasizing current technologies </w:t>
+      </w:r>
+      <w:r>
+        <w:rPr>
+          <w:rFonts w:ascii="Lato" w:eastAsia="DengXian" w:hAnsi="Lato" w:cs="Arial"/>
+          <w:color w:val="000000" w:themeColor="text1"/>
+          <w:szCs w:val="20"/>
+          <w:lang w:eastAsia="zh-CN"/>
+        </w:rPr>
+        <w:t xml:space="preserve">is therefore beneficial. </w:t>
+      </w:r>
+      <w:r>
+        <w:rPr>
+          <w:rFonts w:ascii="Lato" w:eastAsia="DengXian" w:hAnsi="Lato" w:cs="Arial"/>
+          <w:color w:val="000000" w:themeColor="text1"/>
+          <w:szCs w:val="20"/>
+          <w:lang w:eastAsia="zh-CN"/>
+        </w:rPr>
+        <w:t xml:space="preserve">As mentioned in our response to comment 2.7, predicting the future scale of </w:t>
       </w:r>
       <w:r>
         <w:rPr>
@@ -9166,229 +9791,7 @@
           <w:szCs w:val="20"/>
           <w:lang w:eastAsia="zh-CN"/>
         </w:rPr>
-        <w:t>production in the future, such as using biomethane or biochar as feedstocks, which we address thoroughly in Fig. 5 and the corresponding discussions.</w:t>
-      </w:r>
-      <w:r>
-        <w:rPr>
-          <w:rFonts w:ascii="Lato" w:eastAsia="DengXian" w:hAnsi="Lato" w:cs="Arial"/>
-          <w:color w:val="000000" w:themeColor="text1"/>
-          <w:szCs w:val="20"/>
-          <w:lang w:eastAsia="zh-CN"/>
-        </w:rPr>
-        <w:t xml:space="preserve"> </w:t>
-      </w:r>
-      <w:r>
-        <w:rPr>
-          <w:rFonts w:ascii="Lato" w:eastAsia="DengXian" w:hAnsi="Lato" w:cs="Arial"/>
-          <w:color w:val="000000" w:themeColor="text1"/>
-          <w:szCs w:val="20"/>
-          <w:lang w:eastAsia="zh-CN"/>
-        </w:rPr>
-        <w:t>W</w:t>
-      </w:r>
-      <w:r>
-        <w:rPr>
-          <w:rFonts w:ascii="Lato" w:eastAsia="DengXian" w:hAnsi="Lato" w:cs="Arial"/>
-          <w:bCs/>
-          <w:color w:val="000000" w:themeColor="text1"/>
-          <w:szCs w:val="20"/>
-          <w:lang w:eastAsia="zh-CN"/>
-        </w:rPr>
-        <w:t xml:space="preserve">e have </w:t>
-      </w:r>
-      <w:r>
-        <w:rPr>
-          <w:rFonts w:ascii="Lato" w:eastAsia="DengXian" w:hAnsi="Lato" w:cs="Arial"/>
-          <w:bCs/>
-          <w:color w:val="000000" w:themeColor="text1"/>
-          <w:szCs w:val="20"/>
-          <w:lang w:eastAsia="zh-CN"/>
-        </w:rPr>
-        <w:t xml:space="preserve">also </w:t>
-      </w:r>
-      <w:r>
-        <w:rPr>
-          <w:rFonts w:ascii="Lato" w:eastAsia="DengXian" w:hAnsi="Lato" w:cs="Arial"/>
-          <w:bCs/>
-          <w:color w:val="000000" w:themeColor="text1"/>
-          <w:szCs w:val="20"/>
-          <w:lang w:eastAsia="zh-CN"/>
-        </w:rPr>
-        <w:t xml:space="preserve">shortened the discussion of </w:t>
-      </w:r>
-      <w:r>
-        <w:rPr>
-          <w:rFonts w:ascii="Lato" w:eastAsia="DengXian" w:hAnsi="Lato" w:cs="Arial"/>
-          <w:bCs/>
-          <w:color w:val="000000" w:themeColor="text1"/>
-          <w:szCs w:val="20"/>
-          <w:lang w:eastAsia="zh-CN"/>
-        </w:rPr>
-        <w:t>commercial</w:t>
-      </w:r>
-      <w:r>
-        <w:rPr>
-          <w:rFonts w:ascii="Lato" w:eastAsia="DengXian" w:hAnsi="Lato" w:cs="Arial"/>
-          <w:bCs/>
-          <w:color w:val="000000" w:themeColor="text1"/>
-          <w:szCs w:val="20"/>
-          <w:lang w:eastAsia="zh-CN"/>
-        </w:rPr>
-        <w:t xml:space="preserve"> and discontinued routes in Section 2.1</w:t>
-      </w:r>
-      <w:r>
-        <w:rPr>
-          <w:rFonts w:ascii="Lato" w:eastAsia="DengXian" w:hAnsi="Lato" w:cs="Arial"/>
-          <w:color w:val="000000" w:themeColor="text1"/>
-          <w:szCs w:val="20"/>
-          <w:lang w:eastAsia="zh-CN"/>
-        </w:rPr>
-        <w:t xml:space="preserve">. </w:t>
-      </w:r>
-      <w:r>
-        <w:rPr>
-          <w:rFonts w:ascii="Lato" w:eastAsia="DengXian" w:hAnsi="Lato" w:cs="Arial"/>
-          <w:color w:val="000000" w:themeColor="text1"/>
-          <w:szCs w:val="20"/>
-          <w:lang w:eastAsia="zh-CN"/>
-        </w:rPr>
-        <w:t>Moreover, w</w:t>
-      </w:r>
-      <w:r>
-        <w:rPr>
-          <w:rFonts w:ascii="Lato" w:eastAsia="Cambria" w:hAnsi="Lato" w:cs="Arial"/>
-          <w:bCs/>
-          <w:color w:val="000000" w:themeColor="text1"/>
-          <w:szCs w:val="20"/>
-          <w:lang w:eastAsia="x-none"/>
-        </w:rPr>
-        <w:t>e have included discussions on rece</w:t>
-      </w:r>
-      <w:r>
-        <w:rPr>
-          <w:rFonts w:ascii="Lato" w:eastAsia="Cambria" w:hAnsi="Lato" w:cs="Arial"/>
-          <w:bCs/>
-          <w:color w:val="000000" w:themeColor="text1"/>
-          <w:szCs w:val="20"/>
-          <w:lang w:eastAsia="x-none"/>
-        </w:rPr>
-        <w:t>nt</w:t>
-      </w:r>
-      <w:r>
-        <w:rPr>
-          <w:rFonts w:ascii="Lato" w:eastAsia="Cambria" w:hAnsi="Lato" w:cs="Arial"/>
-          <w:bCs/>
-          <w:color w:val="000000" w:themeColor="text1"/>
-          <w:szCs w:val="20"/>
-          <w:lang w:eastAsia="x-none"/>
-        </w:rPr>
-        <w:t xml:space="preserve"> emerging </w:t>
-      </w:r>
-      <w:r>
-        <w:rPr>
-          <w:rFonts w:ascii="Lato" w:eastAsia="Cambria" w:hAnsi="Lato" w:cs="Arial"/>
-          <w:bCs/>
-          <w:iCs/>
-          <w:color w:val="000000" w:themeColor="text1"/>
-          <w:szCs w:val="20"/>
-          <w:lang w:eastAsia="x-none"/>
-        </w:rPr>
-        <w:t>C</w:t>
-      </w:r>
-      <w:r>
-        <w:rPr>
-          <w:rFonts w:ascii="Lato" w:eastAsia="Cambria" w:hAnsi="Lato" w:cs="Arial"/>
-          <w:bCs/>
-          <w:iCs/>
-          <w:color w:val="000000" w:themeColor="text1"/>
-          <w:szCs w:val="20"/>
-          <w:vertAlign w:val="subscript"/>
-          <w:lang w:eastAsia="x-none"/>
-        </w:rPr>
-        <w:t>2</w:t>
-      </w:r>
-      <w:r>
-        <w:rPr>
-          <w:rFonts w:ascii="Lato" w:eastAsia="Cambria" w:hAnsi="Lato" w:cs="Arial"/>
-          <w:bCs/>
-          <w:iCs/>
-          <w:color w:val="000000" w:themeColor="text1"/>
-          <w:szCs w:val="20"/>
-          <w:lang w:eastAsia="x-none"/>
-        </w:rPr>
-        <w:t>H</w:t>
-      </w:r>
-      <w:r>
-        <w:rPr>
-          <w:rFonts w:ascii="Lato" w:eastAsia="Cambria" w:hAnsi="Lato" w:cs="Arial"/>
-          <w:bCs/>
-          <w:iCs/>
-          <w:color w:val="000000" w:themeColor="text1"/>
-          <w:szCs w:val="20"/>
-          <w:vertAlign w:val="subscript"/>
-          <w:lang w:eastAsia="x-none"/>
-        </w:rPr>
-        <w:t>2</w:t>
-      </w:r>
-      <w:r>
-        <w:rPr>
-          <w:rFonts w:ascii="Lato" w:eastAsia="Cambria" w:hAnsi="Lato" w:cs="Arial"/>
-          <w:bCs/>
-          <w:iCs/>
-          <w:color w:val="000000" w:themeColor="text1"/>
-          <w:szCs w:val="20"/>
-          <w:lang w:eastAsia="x-none"/>
-        </w:rPr>
-        <w:t xml:space="preserve"> </w:t>
-      </w:r>
-      <w:r>
-        <w:rPr>
-          <w:rFonts w:ascii="Lato" w:eastAsia="Cambria" w:hAnsi="Lato" w:cs="Arial"/>
-          <w:bCs/>
-          <w:color w:val="000000" w:themeColor="text1"/>
-          <w:szCs w:val="20"/>
-          <w:lang w:eastAsia="x-none"/>
-        </w:rPr>
-        <w:t xml:space="preserve">applications </w:t>
-      </w:r>
-      <w:r>
-        <w:rPr>
-          <w:rFonts w:ascii="Lato" w:eastAsia="Cambria" w:hAnsi="Lato" w:cs="Arial"/>
-          <w:bCs/>
-          <w:color w:val="000000" w:themeColor="text1"/>
-          <w:szCs w:val="20"/>
-          <w:lang w:eastAsia="x-none"/>
-        </w:rPr>
-        <w:t>in Section 3</w:t>
-      </w:r>
-      <w:r>
-        <w:rPr>
-          <w:rFonts w:ascii="Lato" w:eastAsia="Cambria" w:hAnsi="Lato" w:cs="Arial"/>
-          <w:bCs/>
-          <w:color w:val="000000" w:themeColor="text1"/>
-          <w:szCs w:val="20"/>
-          <w:lang w:eastAsia="x-none"/>
-        </w:rPr>
-        <w:t xml:space="preserve"> </w:t>
-      </w:r>
-      <w:r>
-        <w:rPr>
-          <w:rFonts w:ascii="Lato" w:eastAsia="Cambria" w:hAnsi="Lato" w:cs="Arial"/>
-          <w:bCs/>
-          <w:color w:val="000000" w:themeColor="text1"/>
-          <w:szCs w:val="20"/>
-          <w:lang w:eastAsia="x-none"/>
-        </w:rPr>
-        <w:t>(page xx, line xx).</w:t>
-      </w:r>
-      <w:r>
-        <w:rPr>
-          <w:rFonts w:ascii="Lato" w:eastAsia="Cambria" w:hAnsi="Lato" w:cs="Arial"/>
-          <w:color w:val="000000" w:themeColor="text1"/>
-          <w:szCs w:val="20"/>
-          <w:lang w:eastAsia="x-none"/>
-        </w:rPr>
-        <w:t xml:space="preserve"> Further details can be found in the response to comment 2.1.</w:t>
+        <w:t>production and its market potential remains highly uncertain due to various influencing factors.</w:t>
       </w:r>
     </w:p>
     <w:p>
@@ -9401,160 +9804,412 @@
           <w:lang w:eastAsia="x-none"/>
         </w:rPr>
       </w:pPr>
+      <w:r>
+        <w:rPr>
+          <w:rFonts w:ascii="Lato" w:eastAsia="Cambria" w:hAnsi="Lato" w:cs="Arial"/>
+          <w:b/>
+          <w:color w:val="000000" w:themeColor="text1"/>
+          <w:szCs w:val="20"/>
+          <w:lang w:eastAsia="x-none"/>
+        </w:rPr>
+        <w:lastRenderedPageBreak/>
+        <w:t>Action:</w:t>
+      </w:r>
+      <w:r>
+        <w:rPr>
+          <w:rFonts w:ascii="Lato" w:eastAsia="Cambria" w:hAnsi="Lato" w:cs="Arial"/>
+          <w:color w:val="000000" w:themeColor="text1"/>
+          <w:szCs w:val="20"/>
+          <w:lang w:eastAsia="x-none"/>
+        </w:rPr>
+        <w:t xml:space="preserve"> </w:t>
+      </w:r>
+      <w:r>
+        <w:rPr>
+          <w:rFonts w:ascii="Lato" w:eastAsia="DengXian" w:hAnsi="Lato" w:cs="Arial"/>
+          <w:color w:val="000000" w:themeColor="text1"/>
+          <w:szCs w:val="20"/>
+          <w:lang w:eastAsia="zh-CN"/>
+        </w:rPr>
+        <w:t xml:space="preserve">Fig. 2 now serves as a comprehensive analysis of both past and present </w:t>
+      </w:r>
+      <w:r>
+        <w:rPr>
+          <w:rFonts w:ascii="Lato" w:eastAsia="DengXian" w:hAnsi="Lato" w:cs="Arial"/>
+          <w:iCs/>
+          <w:color w:val="000000" w:themeColor="text1"/>
+          <w:szCs w:val="20"/>
+          <w:lang w:eastAsia="zh-CN"/>
+        </w:rPr>
+        <w:t>C</w:t>
+      </w:r>
+      <w:r>
+        <w:rPr>
+          <w:rFonts w:ascii="Lato" w:eastAsia="DengXian" w:hAnsi="Lato" w:cs="Arial"/>
+          <w:iCs/>
+          <w:color w:val="000000" w:themeColor="text1"/>
+          <w:szCs w:val="20"/>
+          <w:vertAlign w:val="subscript"/>
+          <w:lang w:eastAsia="zh-CN"/>
+        </w:rPr>
+        <w:t>2</w:t>
+      </w:r>
+      <w:r>
+        <w:rPr>
+          <w:rFonts w:ascii="Lato" w:eastAsia="DengXian" w:hAnsi="Lato" w:cs="Arial"/>
+          <w:iCs/>
+          <w:color w:val="000000" w:themeColor="text1"/>
+          <w:szCs w:val="20"/>
+          <w:lang w:eastAsia="zh-CN"/>
+        </w:rPr>
+        <w:t>H</w:t>
+      </w:r>
+      <w:r>
+        <w:rPr>
+          <w:rFonts w:ascii="Lato" w:eastAsia="DengXian" w:hAnsi="Lato" w:cs="Arial"/>
+          <w:iCs/>
+          <w:color w:val="000000" w:themeColor="text1"/>
+          <w:szCs w:val="20"/>
+          <w:vertAlign w:val="subscript"/>
+          <w:lang w:eastAsia="zh-CN"/>
+        </w:rPr>
+        <w:t>2</w:t>
+      </w:r>
+      <w:r>
+        <w:rPr>
+          <w:rFonts w:ascii="Lato" w:eastAsia="DengXian" w:hAnsi="Lato" w:cs="Arial"/>
+          <w:iCs/>
+          <w:color w:val="000000" w:themeColor="text1"/>
+          <w:szCs w:val="20"/>
+          <w:lang w:eastAsia="zh-CN"/>
+        </w:rPr>
+        <w:t xml:space="preserve"> </w:t>
+      </w:r>
+      <w:r>
+        <w:rPr>
+          <w:rFonts w:ascii="Lato" w:eastAsia="DengXian" w:hAnsi="Lato" w:cs="Arial"/>
+          <w:color w:val="000000" w:themeColor="text1"/>
+          <w:szCs w:val="20"/>
+          <w:lang w:eastAsia="zh-CN"/>
+        </w:rPr>
+        <w:t>production and applications, with the associated challenges for each technology discussed in Section 2.</w:t>
+      </w:r>
+      <w:r>
+        <w:rPr>
+          <w:rFonts w:ascii="Lato" w:eastAsia="DengXian" w:hAnsi="Lato" w:cs="Arial"/>
+          <w:color w:val="000000" w:themeColor="text1"/>
+          <w:szCs w:val="20"/>
+          <w:lang w:eastAsia="zh-CN"/>
+        </w:rPr>
+        <w:t xml:space="preserve"> </w:t>
+      </w:r>
+      <w:r>
+        <w:rPr>
+          <w:rFonts w:ascii="Lato" w:eastAsia="DengXian" w:hAnsi="Lato" w:cs="Arial"/>
+          <w:color w:val="000000" w:themeColor="text1"/>
+          <w:szCs w:val="20"/>
+          <w:lang w:eastAsia="zh-CN"/>
+        </w:rPr>
+        <w:t xml:space="preserve">These challenges highlight the need for exploring green </w:t>
+      </w:r>
+      <w:r>
+        <w:rPr>
+          <w:rFonts w:ascii="Lato" w:eastAsia="DengXian" w:hAnsi="Lato" w:cs="Arial"/>
+          <w:iCs/>
+          <w:color w:val="000000" w:themeColor="text1"/>
+          <w:szCs w:val="20"/>
+          <w:lang w:eastAsia="zh-CN"/>
+        </w:rPr>
+        <w:t>C</w:t>
+      </w:r>
+      <w:r>
+        <w:rPr>
+          <w:rFonts w:ascii="Lato" w:eastAsia="DengXian" w:hAnsi="Lato" w:cs="Arial"/>
+          <w:iCs/>
+          <w:color w:val="000000" w:themeColor="text1"/>
+          <w:szCs w:val="20"/>
+          <w:vertAlign w:val="subscript"/>
+          <w:lang w:eastAsia="zh-CN"/>
+        </w:rPr>
+        <w:t>2</w:t>
+      </w:r>
+      <w:r>
+        <w:rPr>
+          <w:rFonts w:ascii="Lato" w:eastAsia="DengXian" w:hAnsi="Lato" w:cs="Arial"/>
+          <w:iCs/>
+          <w:color w:val="000000" w:themeColor="text1"/>
+          <w:szCs w:val="20"/>
+          <w:lang w:eastAsia="zh-CN"/>
+        </w:rPr>
+        <w:t>H</w:t>
+      </w:r>
+      <w:r>
+        <w:rPr>
+          <w:rFonts w:ascii="Lato" w:eastAsia="DengXian" w:hAnsi="Lato" w:cs="Arial"/>
+          <w:iCs/>
+          <w:color w:val="000000" w:themeColor="text1"/>
+          <w:szCs w:val="20"/>
+          <w:vertAlign w:val="subscript"/>
+          <w:lang w:eastAsia="zh-CN"/>
+        </w:rPr>
+        <w:t>2</w:t>
+      </w:r>
+      <w:r>
+        <w:rPr>
+          <w:rFonts w:ascii="Lato" w:eastAsia="DengXian" w:hAnsi="Lato" w:cs="Arial"/>
+          <w:iCs/>
+          <w:color w:val="000000" w:themeColor="text1"/>
+          <w:szCs w:val="20"/>
+          <w:lang w:eastAsia="zh-CN"/>
+        </w:rPr>
+        <w:t xml:space="preserve"> </w:t>
+      </w:r>
+      <w:r>
+        <w:rPr>
+          <w:rFonts w:ascii="Lato" w:eastAsia="DengXian" w:hAnsi="Lato" w:cs="Arial"/>
+          <w:color w:val="000000" w:themeColor="text1"/>
+          <w:szCs w:val="20"/>
+          <w:lang w:eastAsia="zh-CN"/>
+        </w:rPr>
+        <w:t>production in the future, such as using biomethane or biochar as feedstocks, which we address thoroughly in Fig. 5 and the corresponding discussions.</w:t>
+      </w:r>
+      <w:r>
+        <w:rPr>
+          <w:rFonts w:ascii="Lato" w:eastAsia="DengXian" w:hAnsi="Lato" w:cs="Arial"/>
+          <w:color w:val="000000" w:themeColor="text1"/>
+          <w:szCs w:val="20"/>
+          <w:lang w:eastAsia="zh-CN"/>
+        </w:rPr>
+        <w:t xml:space="preserve"> </w:t>
+      </w:r>
+      <w:r>
+        <w:rPr>
+          <w:rFonts w:ascii="Lato" w:eastAsia="DengXian" w:hAnsi="Lato" w:cs="Arial"/>
+          <w:color w:val="000000" w:themeColor="text1"/>
+          <w:szCs w:val="20"/>
+          <w:lang w:eastAsia="zh-CN"/>
+        </w:rPr>
+        <w:t>W</w:t>
+      </w:r>
+      <w:r>
+        <w:rPr>
+          <w:rFonts w:ascii="Lato" w:eastAsia="DengXian" w:hAnsi="Lato" w:cs="Arial"/>
+          <w:bCs/>
+          <w:color w:val="000000" w:themeColor="text1"/>
+          <w:szCs w:val="20"/>
+          <w:lang w:eastAsia="zh-CN"/>
+        </w:rPr>
+        <w:t xml:space="preserve">e have </w:t>
+      </w:r>
+      <w:r>
+        <w:rPr>
+          <w:rFonts w:ascii="Lato" w:eastAsia="DengXian" w:hAnsi="Lato" w:cs="Arial"/>
+          <w:bCs/>
+          <w:color w:val="000000" w:themeColor="text1"/>
+          <w:szCs w:val="20"/>
+          <w:lang w:eastAsia="zh-CN"/>
+        </w:rPr>
+        <w:t xml:space="preserve">also </w:t>
+      </w:r>
+      <w:r>
+        <w:rPr>
+          <w:rFonts w:ascii="Lato" w:eastAsia="DengXian" w:hAnsi="Lato" w:cs="Arial"/>
+          <w:bCs/>
+          <w:color w:val="000000" w:themeColor="text1"/>
+          <w:szCs w:val="20"/>
+          <w:lang w:eastAsia="zh-CN"/>
+        </w:rPr>
+        <w:t xml:space="preserve">shortened the discussion of </w:t>
+      </w:r>
+      <w:r>
+        <w:rPr>
+          <w:rFonts w:ascii="Lato" w:eastAsia="DengXian" w:hAnsi="Lato" w:cs="Arial"/>
+          <w:bCs/>
+          <w:color w:val="000000" w:themeColor="text1"/>
+          <w:szCs w:val="20"/>
+          <w:lang w:eastAsia="zh-CN"/>
+        </w:rPr>
+        <w:t>commercial</w:t>
+      </w:r>
+      <w:r>
+        <w:rPr>
+          <w:rFonts w:ascii="Lato" w:eastAsia="DengXian" w:hAnsi="Lato" w:cs="Arial"/>
+          <w:bCs/>
+          <w:color w:val="000000" w:themeColor="text1"/>
+          <w:szCs w:val="20"/>
+          <w:lang w:eastAsia="zh-CN"/>
+        </w:rPr>
+        <w:t xml:space="preserve"> and discontinued routes in Section 2.1</w:t>
+      </w:r>
+      <w:r>
+        <w:rPr>
+          <w:rFonts w:ascii="Lato" w:eastAsia="DengXian" w:hAnsi="Lato" w:cs="Arial"/>
+          <w:color w:val="000000" w:themeColor="text1"/>
+          <w:szCs w:val="20"/>
+          <w:lang w:eastAsia="zh-CN"/>
+        </w:rPr>
+        <w:t xml:space="preserve">. </w:t>
+      </w:r>
+      <w:r>
+        <w:rPr>
+          <w:rFonts w:ascii="Lato" w:eastAsia="DengXian" w:hAnsi="Lato" w:cs="Arial"/>
+          <w:color w:val="000000" w:themeColor="text1"/>
+          <w:szCs w:val="20"/>
+          <w:lang w:eastAsia="zh-CN"/>
+        </w:rPr>
+        <w:t>Moreover, w</w:t>
+      </w:r>
+      <w:r>
+        <w:rPr>
+          <w:rFonts w:ascii="Lato" w:eastAsia="Cambria" w:hAnsi="Lato" w:cs="Arial"/>
+          <w:bCs/>
+          <w:color w:val="000000" w:themeColor="text1"/>
+          <w:szCs w:val="20"/>
+          <w:lang w:eastAsia="x-none"/>
+        </w:rPr>
+        <w:t>e have included discussions on rece</w:t>
+      </w:r>
+      <w:r>
+        <w:rPr>
+          <w:rFonts w:ascii="Lato" w:eastAsia="Cambria" w:hAnsi="Lato" w:cs="Arial"/>
+          <w:bCs/>
+          <w:color w:val="000000" w:themeColor="text1"/>
+          <w:szCs w:val="20"/>
+          <w:lang w:eastAsia="x-none"/>
+        </w:rPr>
+        <w:t>nt</w:t>
+      </w:r>
+      <w:r>
+        <w:rPr>
+          <w:rFonts w:ascii="Lato" w:eastAsia="Cambria" w:hAnsi="Lato" w:cs="Arial"/>
+          <w:bCs/>
+          <w:color w:val="000000" w:themeColor="text1"/>
+          <w:szCs w:val="20"/>
+          <w:lang w:eastAsia="x-none"/>
+        </w:rPr>
+        <w:t xml:space="preserve"> emerging </w:t>
+      </w:r>
+      <w:r>
+        <w:rPr>
+          <w:rFonts w:ascii="Lato" w:eastAsia="Cambria" w:hAnsi="Lato" w:cs="Arial"/>
+          <w:bCs/>
+          <w:iCs/>
+          <w:color w:val="000000" w:themeColor="text1"/>
+          <w:szCs w:val="20"/>
+          <w:lang w:eastAsia="x-none"/>
+        </w:rPr>
+        <w:t>C</w:t>
+      </w:r>
+      <w:r>
+        <w:rPr>
+          <w:rFonts w:ascii="Lato" w:eastAsia="Cambria" w:hAnsi="Lato" w:cs="Arial"/>
+          <w:bCs/>
+          <w:iCs/>
+          <w:color w:val="000000" w:themeColor="text1"/>
+          <w:szCs w:val="20"/>
+          <w:vertAlign w:val="subscript"/>
+          <w:lang w:eastAsia="x-none"/>
+        </w:rPr>
+        <w:t>2</w:t>
+      </w:r>
+      <w:r>
+        <w:rPr>
+          <w:rFonts w:ascii="Lato" w:eastAsia="Cambria" w:hAnsi="Lato" w:cs="Arial"/>
+          <w:bCs/>
+          <w:iCs/>
+          <w:color w:val="000000" w:themeColor="text1"/>
+          <w:szCs w:val="20"/>
+          <w:lang w:eastAsia="x-none"/>
+        </w:rPr>
+        <w:t>H</w:t>
+      </w:r>
+      <w:r>
+        <w:rPr>
+          <w:rFonts w:ascii="Lato" w:eastAsia="Cambria" w:hAnsi="Lato" w:cs="Arial"/>
+          <w:bCs/>
+          <w:iCs/>
+          <w:color w:val="000000" w:themeColor="text1"/>
+          <w:szCs w:val="20"/>
+          <w:vertAlign w:val="subscript"/>
+          <w:lang w:eastAsia="x-none"/>
+        </w:rPr>
+        <w:t>2</w:t>
+      </w:r>
+      <w:r>
+        <w:rPr>
+          <w:rFonts w:ascii="Lato" w:eastAsia="Cambria" w:hAnsi="Lato" w:cs="Arial"/>
+          <w:bCs/>
+          <w:iCs/>
+          <w:color w:val="000000" w:themeColor="text1"/>
+          <w:szCs w:val="20"/>
+          <w:lang w:eastAsia="x-none"/>
+        </w:rPr>
+        <w:t xml:space="preserve"> </w:t>
+      </w:r>
+      <w:r>
+        <w:rPr>
+          <w:rFonts w:ascii="Lato" w:eastAsia="Cambria" w:hAnsi="Lato" w:cs="Arial"/>
+          <w:bCs/>
+          <w:color w:val="000000" w:themeColor="text1"/>
+          <w:szCs w:val="20"/>
+          <w:lang w:eastAsia="x-none"/>
+        </w:rPr>
+        <w:t xml:space="preserve">applications </w:t>
+      </w:r>
+      <w:r>
+        <w:rPr>
+          <w:rFonts w:ascii="Lato" w:eastAsia="Cambria" w:hAnsi="Lato" w:cs="Arial"/>
+          <w:bCs/>
+          <w:color w:val="000000" w:themeColor="text1"/>
+          <w:szCs w:val="20"/>
+          <w:lang w:eastAsia="x-none"/>
+        </w:rPr>
+        <w:t>in Section 3</w:t>
+      </w:r>
+      <w:r>
+        <w:rPr>
+          <w:rFonts w:ascii="Lato" w:eastAsia="Cambria" w:hAnsi="Lato" w:cs="Arial"/>
+          <w:bCs/>
+          <w:color w:val="000000" w:themeColor="text1"/>
+          <w:szCs w:val="20"/>
+          <w:lang w:eastAsia="x-none"/>
+        </w:rPr>
+        <w:t xml:space="preserve"> </w:t>
+      </w:r>
+      <w:r>
+        <w:rPr>
+          <w:rFonts w:ascii="Lato" w:eastAsia="Cambria" w:hAnsi="Lato" w:cs="Arial"/>
+          <w:bCs/>
+          <w:color w:val="000000" w:themeColor="text1"/>
+          <w:szCs w:val="20"/>
+          <w:lang w:eastAsia="x-none"/>
+        </w:rPr>
+        <w:t>(page xx, line xx).</w:t>
+      </w:r>
+      <w:r>
+        <w:rPr>
+          <w:rFonts w:ascii="Lato" w:eastAsia="Cambria" w:hAnsi="Lato" w:cs="Arial"/>
+          <w:color w:val="000000" w:themeColor="text1"/>
+          <w:szCs w:val="20"/>
+          <w:lang w:eastAsia="x-none"/>
+        </w:rPr>
+        <w:t xml:space="preserve"> Further details can be found in the response to comment 2.1.</w:t>
+      </w:r>
     </w:p>
     <w:p>
       <w:pPr>
-        <w:rPr>
-          <w:rFonts w:ascii="Lato" w:eastAsiaTheme="minorHAnsi" w:hAnsi="Lato" w:cs="Arial"/>
-          <w:iCs/>
-          <w:color w:val="0000FF"/>
-          <w:szCs w:val="20"/>
-        </w:rPr>
-      </w:pPr>
-      <w:r>
-        <w:rPr>
-          <w:rFonts w:ascii="Lato" w:eastAsiaTheme="minorHAnsi" w:hAnsi="Lato" w:cs="Arial"/>
-          <w:iCs/>
-          <w:color w:val="0000FF"/>
-          <w:szCs w:val="20"/>
-        </w:rPr>
-        <w:lastRenderedPageBreak/>
-        <w:t>2.9.</w:t>
-      </w:r>
-      <w:r>
-        <w:rPr>
-          <w:rFonts w:ascii="Lato" w:eastAsiaTheme="minorHAnsi" w:hAnsi="Lato" w:cs="Arial"/>
-          <w:iCs/>
-          <w:color w:val="0000FF"/>
-          <w:szCs w:val="20"/>
-        </w:rPr>
-        <w:t xml:space="preserve"> </w:t>
-      </w:r>
-      <w:r>
-        <w:rPr>
-          <w:rFonts w:ascii="Lato" w:eastAsiaTheme="minorHAnsi" w:hAnsi="Lato" w:cs="Arial"/>
-          <w:iCs/>
-          <w:color w:val="0000FF"/>
-          <w:szCs w:val="20"/>
-        </w:rPr>
-        <w:t>Figure 3: in 3(a), some technical words are not appropriate, such as dryer, carbon, C</w:t>
-      </w:r>
-      <w:r>
-        <w:rPr>
-          <w:rFonts w:ascii="Lato" w:eastAsiaTheme="minorHAnsi" w:hAnsi="Lato" w:cs="Arial"/>
-          <w:iCs/>
-          <w:color w:val="0000FF"/>
-          <w:szCs w:val="20"/>
-          <w:vertAlign w:val="subscript"/>
-        </w:rPr>
-        <w:t>2</w:t>
-      </w:r>
-      <w:r>
-        <w:rPr>
-          <w:rFonts w:ascii="Lato" w:eastAsiaTheme="minorHAnsi" w:hAnsi="Lato" w:cs="Arial"/>
-          <w:iCs/>
-          <w:color w:val="0000FF"/>
-          <w:szCs w:val="20"/>
-        </w:rPr>
-        <w:t>H</w:t>
-      </w:r>
-      <w:r>
-        <w:rPr>
-          <w:rFonts w:ascii="Lato" w:eastAsiaTheme="minorHAnsi" w:hAnsi="Lato" w:cs="Arial"/>
-          <w:iCs/>
-          <w:color w:val="0000FF"/>
-          <w:szCs w:val="20"/>
-          <w:vertAlign w:val="subscript"/>
-        </w:rPr>
-        <w:t>2</w:t>
-      </w:r>
-      <w:r>
-        <w:rPr>
-          <w:rFonts w:ascii="Lato" w:eastAsiaTheme="minorHAnsi" w:hAnsi="Lato" w:cs="Arial"/>
-          <w:iCs/>
-          <w:color w:val="0000FF"/>
-          <w:szCs w:val="20"/>
-        </w:rPr>
-        <w:t xml:space="preserve"> furnace(?), CO</w:t>
-      </w:r>
-      <w:r>
-        <w:rPr>
-          <w:rFonts w:ascii="Lato" w:eastAsiaTheme="minorHAnsi" w:hAnsi="Lato" w:cs="Times New Roman"/>
-          <w:iCs/>
-          <w:color w:val="0000FF"/>
-          <w:szCs w:val="20"/>
-        </w:rPr>
-        <w:t>→</w:t>
-      </w:r>
-      <w:r>
-        <w:rPr>
-          <w:rFonts w:ascii="Lato" w:eastAsiaTheme="minorHAnsi" w:hAnsi="Lato" w:cs="Arial"/>
-          <w:iCs/>
-          <w:color w:val="0000FF"/>
-          <w:szCs w:val="20"/>
-        </w:rPr>
-        <w:t>CO</w:t>
-      </w:r>
-      <w:r>
-        <w:rPr>
-          <w:rFonts w:ascii="Lato" w:eastAsiaTheme="minorHAnsi" w:hAnsi="Lato" w:cs="Arial"/>
-          <w:iCs/>
-          <w:color w:val="0000FF"/>
-          <w:szCs w:val="20"/>
-          <w:vertAlign w:val="subscript"/>
-        </w:rPr>
-        <w:t>2</w:t>
-      </w:r>
-      <w:r>
-        <w:rPr>
-          <w:rFonts w:ascii="Lato" w:eastAsiaTheme="minorHAnsi" w:hAnsi="Lato" w:cs="Arial"/>
-          <w:iCs/>
-          <w:color w:val="0000FF"/>
-          <w:szCs w:val="20"/>
-        </w:rPr>
-        <w:t>(?), etc., 3(b) is not informative at all; in 3(c) the numbers are not representative, which should be specified with the corresponding C</w:t>
-      </w:r>
-      <w:r>
-        <w:rPr>
-          <w:rFonts w:ascii="Lato" w:eastAsiaTheme="minorHAnsi" w:hAnsi="Lato" w:cs="Arial"/>
-          <w:iCs/>
-          <w:color w:val="0000FF"/>
-          <w:szCs w:val="20"/>
-          <w:vertAlign w:val="subscript"/>
-        </w:rPr>
-        <w:t>2</w:t>
-      </w:r>
-      <w:r>
-        <w:rPr>
-          <w:rFonts w:ascii="Lato" w:eastAsiaTheme="minorHAnsi" w:hAnsi="Lato" w:cs="Arial"/>
-          <w:iCs/>
-          <w:color w:val="0000FF"/>
-          <w:szCs w:val="20"/>
-        </w:rPr>
-        <w:t>H</w:t>
-      </w:r>
-      <w:r>
-        <w:rPr>
-          <w:rFonts w:ascii="Lato" w:eastAsiaTheme="minorHAnsi" w:hAnsi="Lato" w:cs="Arial"/>
-          <w:iCs/>
-          <w:color w:val="0000FF"/>
-          <w:szCs w:val="20"/>
-          <w:vertAlign w:val="subscript"/>
-        </w:rPr>
-        <w:t>2</w:t>
-      </w:r>
-      <w:r>
-        <w:rPr>
-          <w:rFonts w:ascii="Lato" w:eastAsiaTheme="minorHAnsi" w:hAnsi="Lato" w:cs="Arial"/>
-          <w:iCs/>
-          <w:color w:val="0000FF"/>
-          <w:szCs w:val="20"/>
-        </w:rPr>
-        <w:t xml:space="preserve"> plant.</w:t>
-      </w:r>
+        <w:spacing w:after="0"/>
+        <w:rPr>
+          <w:rFonts w:ascii="Lato" w:eastAsia="Cambria" w:hAnsi="Lato" w:cs="Arial"/>
+          <w:color w:val="000000" w:themeColor="text1"/>
+          <w:szCs w:val="20"/>
+          <w:lang w:eastAsia="x-none"/>
+        </w:rPr>
+      </w:pPr>
     </w:p>
     <w:p>
       <w:pPr>
+        <w:spacing w:after="80"/>
         <w:rPr>
           <w:rFonts w:ascii="Lato" w:eastAsiaTheme="minorHAnsi" w:hAnsi="Lato" w:cs="Arial"/>
           <w:iCs/>
@@ -9569,7 +10224,7 @@
           <w:color w:val="0000FF"/>
           <w:szCs w:val="20"/>
         </w:rPr>
-        <w:t>2.10.</w:t>
+        <w:t>2.9.</w:t>
       </w:r>
       <w:r>
         <w:rPr>
@@ -9587,347 +10242,384 @@
           <w:color w:val="0000FF"/>
           <w:szCs w:val="20"/>
         </w:rPr>
-        <w:t>Figure 4: 4(a) has been in many existing references; 4(b) is a bit redundant with 4(a); 4(c) is not very informative at all.</w:t>
+        <w:t>Figure 3: in 3(a), some technical words are not appropriate, such as dryer, carbon, C</w:t>
+      </w:r>
+      <w:r>
+        <w:rPr>
+          <w:rFonts w:ascii="Lato" w:eastAsiaTheme="minorHAnsi" w:hAnsi="Lato" w:cs="Arial"/>
+          <w:iCs/>
+          <w:color w:val="0000FF"/>
+          <w:szCs w:val="20"/>
+          <w:vertAlign w:val="subscript"/>
+        </w:rPr>
+        <w:t>2</w:t>
+      </w:r>
+      <w:r>
+        <w:rPr>
+          <w:rFonts w:ascii="Lato" w:eastAsiaTheme="minorHAnsi" w:hAnsi="Lato" w:cs="Arial"/>
+          <w:iCs/>
+          <w:color w:val="0000FF"/>
+          <w:szCs w:val="20"/>
+        </w:rPr>
+        <w:t>H</w:t>
+      </w:r>
+      <w:r>
+        <w:rPr>
+          <w:rFonts w:ascii="Lato" w:eastAsiaTheme="minorHAnsi" w:hAnsi="Lato" w:cs="Arial"/>
+          <w:iCs/>
+          <w:color w:val="0000FF"/>
+          <w:szCs w:val="20"/>
+          <w:vertAlign w:val="subscript"/>
+        </w:rPr>
+        <w:t>2</w:t>
+      </w:r>
+      <w:r>
+        <w:rPr>
+          <w:rFonts w:ascii="Lato" w:eastAsiaTheme="minorHAnsi" w:hAnsi="Lato" w:cs="Arial"/>
+          <w:iCs/>
+          <w:color w:val="0000FF"/>
+          <w:szCs w:val="20"/>
+        </w:rPr>
+        <w:t xml:space="preserve"> furnace(?), CO</w:t>
+      </w:r>
+      <w:r>
+        <w:rPr>
+          <w:rFonts w:ascii="Lato" w:eastAsiaTheme="minorHAnsi" w:hAnsi="Lato" w:cs="Times New Roman"/>
+          <w:iCs/>
+          <w:color w:val="0000FF"/>
+          <w:szCs w:val="20"/>
+        </w:rPr>
+        <w:t>→</w:t>
+      </w:r>
+      <w:r>
+        <w:rPr>
+          <w:rFonts w:ascii="Lato" w:eastAsiaTheme="minorHAnsi" w:hAnsi="Lato" w:cs="Arial"/>
+          <w:iCs/>
+          <w:color w:val="0000FF"/>
+          <w:szCs w:val="20"/>
+        </w:rPr>
+        <w:t>CO</w:t>
+      </w:r>
+      <w:r>
+        <w:rPr>
+          <w:rFonts w:ascii="Lato" w:eastAsiaTheme="minorHAnsi" w:hAnsi="Lato" w:cs="Arial"/>
+          <w:iCs/>
+          <w:color w:val="0000FF"/>
+          <w:szCs w:val="20"/>
+          <w:vertAlign w:val="subscript"/>
+        </w:rPr>
+        <w:t>2</w:t>
+      </w:r>
+      <w:r>
+        <w:rPr>
+          <w:rFonts w:ascii="Lato" w:eastAsiaTheme="minorHAnsi" w:hAnsi="Lato" w:cs="Arial"/>
+          <w:iCs/>
+          <w:color w:val="0000FF"/>
+          <w:szCs w:val="20"/>
+        </w:rPr>
+        <w:t>(?), etc., 3(b) is not informative at all; in 3(c) the numbers are not representative, which should be specified with the corresponding C</w:t>
+      </w:r>
+      <w:r>
+        <w:rPr>
+          <w:rFonts w:ascii="Lato" w:eastAsiaTheme="minorHAnsi" w:hAnsi="Lato" w:cs="Arial"/>
+          <w:iCs/>
+          <w:color w:val="0000FF"/>
+          <w:szCs w:val="20"/>
+          <w:vertAlign w:val="subscript"/>
+        </w:rPr>
+        <w:t>2</w:t>
+      </w:r>
+      <w:r>
+        <w:rPr>
+          <w:rFonts w:ascii="Lato" w:eastAsiaTheme="minorHAnsi" w:hAnsi="Lato" w:cs="Arial"/>
+          <w:iCs/>
+          <w:color w:val="0000FF"/>
+          <w:szCs w:val="20"/>
+        </w:rPr>
+        <w:t>H</w:t>
+      </w:r>
+      <w:r>
+        <w:rPr>
+          <w:rFonts w:ascii="Lato" w:eastAsiaTheme="minorHAnsi" w:hAnsi="Lato" w:cs="Arial"/>
+          <w:iCs/>
+          <w:color w:val="0000FF"/>
+          <w:szCs w:val="20"/>
+          <w:vertAlign w:val="subscript"/>
+        </w:rPr>
+        <w:t>2</w:t>
+      </w:r>
+      <w:r>
+        <w:rPr>
+          <w:rFonts w:ascii="Lato" w:eastAsiaTheme="minorHAnsi" w:hAnsi="Lato" w:cs="Arial"/>
+          <w:iCs/>
+          <w:color w:val="0000FF"/>
+          <w:szCs w:val="20"/>
+        </w:rPr>
+        <w:t xml:space="preserve"> plant.</w:t>
       </w:r>
     </w:p>
     <w:p>
       <w:pPr>
-        <w:rPr>
-          <w:rFonts w:ascii="Lato" w:eastAsia="DengXian" w:hAnsi="Lato" w:cs="Arial"/>
-          <w:b/>
-          <w:bCs/>
-          <w:iCs/>
-          <w:color w:val="000000" w:themeColor="text1"/>
-          <w:szCs w:val="20"/>
-          <w:lang w:eastAsia="zh-CN"/>
-        </w:rPr>
-      </w:pPr>
-      <w:r>
-        <w:rPr>
-          <w:rFonts w:ascii="Lato" w:eastAsia="DengXian" w:hAnsi="Lato" w:cs="Arial"/>
-          <w:bCs/>
-          <w:iCs/>
-          <w:color w:val="000000" w:themeColor="text1"/>
-          <w:szCs w:val="20"/>
-          <w:lang w:eastAsia="zh-CN"/>
-        </w:rPr>
-        <w:t>Regarding comment</w:t>
-      </w:r>
-      <w:r>
-        <w:rPr>
-          <w:rFonts w:ascii="Lato" w:eastAsia="DengXian" w:hAnsi="Lato" w:cs="Arial"/>
-          <w:bCs/>
-          <w:iCs/>
-          <w:color w:val="000000" w:themeColor="text1"/>
-          <w:szCs w:val="20"/>
-          <w:lang w:eastAsia="zh-CN"/>
-        </w:rPr>
-        <w:t>s</w:t>
-      </w:r>
-      <w:r>
-        <w:rPr>
-          <w:rFonts w:ascii="Lato" w:eastAsia="DengXian" w:hAnsi="Lato" w:cs="Arial"/>
-          <w:bCs/>
-          <w:iCs/>
-          <w:color w:val="000000" w:themeColor="text1"/>
-          <w:szCs w:val="20"/>
-          <w:lang w:eastAsia="zh-CN"/>
-        </w:rPr>
-        <w:t xml:space="preserve"> 2.9 and 2.10</w:t>
-      </w:r>
-      <w:r>
-        <w:rPr>
-          <w:rFonts w:ascii="Lato" w:eastAsia="DengXian" w:hAnsi="Lato" w:cs="Arial"/>
-          <w:bCs/>
-          <w:iCs/>
-          <w:color w:val="000000" w:themeColor="text1"/>
-          <w:szCs w:val="20"/>
-          <w:lang w:eastAsia="zh-CN"/>
-        </w:rPr>
-        <w:t xml:space="preserve">: </w:t>
-      </w:r>
-      <w:r>
-        <w:rPr>
-          <w:rFonts w:ascii="Lato" w:eastAsia="DengXian" w:hAnsi="Lato" w:cs="Arial"/>
-          <w:iCs/>
-          <w:color w:val="000000" w:themeColor="text1"/>
-          <w:szCs w:val="20"/>
-          <w:lang w:eastAsia="zh-CN"/>
-        </w:rPr>
-        <w:t xml:space="preserve">The data in Fig. 3c are directly </w:t>
-      </w:r>
-      <w:r>
-        <w:rPr>
-          <w:rFonts w:ascii="Lato" w:eastAsia="DengXian" w:hAnsi="Lato" w:cs="Arial"/>
-          <w:iCs/>
-          <w:color w:val="000000" w:themeColor="text1"/>
-          <w:szCs w:val="20"/>
-          <w:lang w:eastAsia="zh-CN"/>
-        </w:rPr>
-        <w:t>linked to</w:t>
-      </w:r>
-      <w:r>
-        <w:rPr>
-          <w:rFonts w:ascii="Lato" w:eastAsia="DengXian" w:hAnsi="Lato" w:cs="Arial"/>
-          <w:iCs/>
-          <w:color w:val="000000" w:themeColor="text1"/>
-          <w:szCs w:val="20"/>
-          <w:lang w:eastAsia="zh-CN"/>
-        </w:rPr>
-        <w:t xml:space="preserve"> an C</w:t>
-      </w:r>
-      <w:r>
-        <w:rPr>
-          <w:rFonts w:ascii="Lato" w:eastAsia="DengXian" w:hAnsi="Lato" w:cs="Arial"/>
-          <w:iCs/>
-          <w:color w:val="000000" w:themeColor="text1"/>
-          <w:szCs w:val="20"/>
-          <w:vertAlign w:val="subscript"/>
-          <w:lang w:eastAsia="zh-CN"/>
-        </w:rPr>
-        <w:t>2</w:t>
-      </w:r>
-      <w:r>
-        <w:rPr>
-          <w:rFonts w:ascii="Lato" w:eastAsia="DengXian" w:hAnsi="Lato" w:cs="Arial"/>
-          <w:iCs/>
-          <w:color w:val="000000" w:themeColor="text1"/>
-          <w:szCs w:val="20"/>
-          <w:lang w:eastAsia="zh-CN"/>
-        </w:rPr>
-        <w:t>H</w:t>
-      </w:r>
-      <w:r>
-        <w:rPr>
-          <w:rFonts w:ascii="Lato" w:eastAsia="DengXian" w:hAnsi="Lato" w:cs="Arial"/>
-          <w:iCs/>
-          <w:color w:val="000000" w:themeColor="text1"/>
-          <w:szCs w:val="20"/>
-          <w:vertAlign w:val="subscript"/>
-          <w:lang w:eastAsia="zh-CN"/>
-        </w:rPr>
-        <w:t>2</w:t>
-      </w:r>
-      <w:r>
-        <w:rPr>
-          <w:rFonts w:ascii="Lato" w:eastAsia="DengXian" w:hAnsi="Lato" w:cs="Arial"/>
-          <w:iCs/>
-          <w:color w:val="000000" w:themeColor="text1"/>
-          <w:szCs w:val="20"/>
-          <w:lang w:eastAsia="zh-CN"/>
-        </w:rPr>
-        <w:t xml:space="preserve"> plant in China (</w:t>
-      </w:r>
-      <w:r>
-        <w:rPr>
-          <w:rFonts w:ascii="Lato" w:hAnsi="Lato" w:cs="Arial"/>
-          <w:iCs/>
-          <w:szCs w:val="20"/>
-        </w:rPr>
-        <w:t>J. Clean. Prod.</w:t>
-      </w:r>
-      <w:r>
-        <w:rPr>
-          <w:rFonts w:ascii="Lato" w:hAnsi="Lato" w:cs="Arial"/>
+        <w:spacing w:after="80"/>
+        <w:rPr>
+          <w:rFonts w:ascii="Lato" w:eastAsiaTheme="minorHAnsi" w:hAnsi="Lato" w:cs="Arial"/>
+          <w:iCs/>
+          <w:color w:val="0000FF"/>
+          <w:szCs w:val="20"/>
+        </w:rPr>
+      </w:pPr>
+      <w:r>
+        <w:rPr>
+          <w:rFonts w:ascii="Lato" w:eastAsiaTheme="minorHAnsi" w:hAnsi="Lato" w:cs="Arial"/>
+          <w:iCs/>
+          <w:color w:val="0000FF"/>
+          <w:szCs w:val="20"/>
+        </w:rPr>
+        <w:t>2.10.</w:t>
+      </w:r>
+      <w:r>
+        <w:rPr>
+          <w:rFonts w:ascii="Lato" w:eastAsiaTheme="minorHAnsi" w:hAnsi="Lato" w:cs="Arial"/>
+          <w:iCs/>
+          <w:color w:val="0000FF"/>
           <w:szCs w:val="20"/>
         </w:rPr>
         <w:t xml:space="preserve"> </w:t>
       </w:r>
       <w:r>
         <w:rPr>
-          <w:rFonts w:ascii="Lato" w:hAnsi="Lato" w:cs="Arial"/>
-          <w:szCs w:val="20"/>
-          <w:lang w:eastAsia="zh-CN"/>
-        </w:rPr>
-        <w:t xml:space="preserve">2021, </w:t>
-      </w:r>
-      <w:r>
-        <w:rPr>
-          <w:rFonts w:ascii="Lato" w:hAnsi="Lato" w:cs="Arial"/>
-          <w:bCs/>
-          <w:szCs w:val="20"/>
-        </w:rPr>
-        <w:t>322</w:t>
-      </w:r>
-      <w:r>
-        <w:rPr>
-          <w:rFonts w:ascii="Lato" w:hAnsi="Lato" w:cs="Arial"/>
-          <w:szCs w:val="20"/>
-        </w:rPr>
-        <w:t>, 129055)</w:t>
-      </w:r>
-      <w:r>
-        <w:rPr>
-          <w:rFonts w:ascii="Lato" w:hAnsi="Lato" w:cs="Arial"/>
-          <w:szCs w:val="20"/>
-          <w:lang w:eastAsia="zh-CN"/>
-        </w:rPr>
-        <w:t>.</w:t>
-      </w:r>
-      <w:r>
-        <w:rPr>
-          <w:rFonts w:ascii="Lato" w:hAnsi="Lato" w:cs="Arial"/>
-          <w:szCs w:val="20"/>
-          <w:lang w:eastAsia="zh-CN"/>
-        </w:rPr>
-        <w:t xml:space="preserve"> </w:t>
-      </w:r>
-      <w:r>
-        <w:rPr>
-          <w:rFonts w:ascii="Lato" w:hAnsi="Lato" w:cs="Arial"/>
-          <w:szCs w:val="20"/>
-          <w:lang w:eastAsia="zh-CN"/>
-        </w:rPr>
-        <w:t>We chose to retain Fig. 4a, despite its presence in other references, because the thermodynamic curve it presents is essential for helping readers</w:t>
-      </w:r>
-      <w:r>
-        <w:rPr>
-          <w:rFonts w:ascii="Lato" w:hAnsi="Lato" w:cs="Arial" w:hint="eastAsia"/>
-          <w:szCs w:val="20"/>
-          <w:lang w:eastAsia="zh-CN"/>
-        </w:rPr>
-        <w:t>, particularly</w:t>
-      </w:r>
-      <w:r>
-        <w:rPr>
-          <w:rFonts w:ascii="Lato" w:hAnsi="Lato" w:cs="Arial"/>
-          <w:szCs w:val="20"/>
-          <w:lang w:eastAsia="zh-CN"/>
-        </w:rPr>
-        <w:t xml:space="preserve"> outside the field</w:t>
-      </w:r>
-      <w:r>
-        <w:rPr>
-          <w:rFonts w:ascii="Lato" w:hAnsi="Lato" w:cs="Arial" w:hint="eastAsia"/>
-          <w:szCs w:val="20"/>
-          <w:lang w:eastAsia="zh-CN"/>
-        </w:rPr>
-        <w:t>,</w:t>
-      </w:r>
-      <w:r>
-        <w:rPr>
-          <w:rFonts w:ascii="Lato" w:hAnsi="Lato" w:cs="Arial"/>
-          <w:szCs w:val="20"/>
-          <w:lang w:eastAsia="zh-CN"/>
-        </w:rPr>
-        <w:t xml:space="preserve"> quickly grasp why </w:t>
-      </w:r>
-      <w:r>
-        <w:rPr>
-          <w:rFonts w:ascii="Lato" w:hAnsi="Lato" w:cs="Arial"/>
-          <w:iCs/>
-          <w:szCs w:val="20"/>
-          <w:lang w:eastAsia="zh-CN"/>
-        </w:rPr>
-        <w:t>C</w:t>
-      </w:r>
-      <w:r>
-        <w:rPr>
-          <w:rFonts w:ascii="Lato" w:hAnsi="Lato" w:cs="Arial"/>
-          <w:iCs/>
-          <w:szCs w:val="20"/>
-          <w:vertAlign w:val="subscript"/>
-          <w:lang w:eastAsia="zh-CN"/>
-        </w:rPr>
-        <w:t>2</w:t>
-      </w:r>
-      <w:r>
-        <w:rPr>
-          <w:rFonts w:ascii="Lato" w:hAnsi="Lato" w:cs="Arial"/>
-          <w:iCs/>
-          <w:szCs w:val="20"/>
-          <w:lang w:eastAsia="zh-CN"/>
-        </w:rPr>
-        <w:t>H</w:t>
-      </w:r>
-      <w:r>
-        <w:rPr>
-          <w:rFonts w:ascii="Lato" w:hAnsi="Lato" w:cs="Arial"/>
-          <w:iCs/>
-          <w:szCs w:val="20"/>
-          <w:vertAlign w:val="subscript"/>
-          <w:lang w:eastAsia="zh-CN"/>
-        </w:rPr>
-        <w:t>2</w:t>
-      </w:r>
-      <w:r>
-        <w:rPr>
-          <w:rFonts w:ascii="Lato" w:hAnsi="Lato" w:cs="Arial"/>
-          <w:iCs/>
-          <w:szCs w:val="20"/>
-          <w:lang w:eastAsia="zh-CN"/>
-        </w:rPr>
-        <w:t xml:space="preserve"> </w:t>
-      </w:r>
-      <w:r>
-        <w:rPr>
-          <w:rFonts w:ascii="Lato" w:hAnsi="Lato" w:cs="Arial"/>
-          <w:szCs w:val="20"/>
-          <w:lang w:eastAsia="zh-CN"/>
-        </w:rPr>
-        <w:t>production from hydrocarbons at low temperatures is challenging.</w:t>
+          <w:rFonts w:ascii="Lato" w:eastAsiaTheme="minorHAnsi" w:hAnsi="Lato" w:cs="Arial"/>
+          <w:iCs/>
+          <w:color w:val="0000FF"/>
+          <w:szCs w:val="20"/>
+        </w:rPr>
+        <w:t>Figure 4: 4(a) has been in many existing references; 4(b) is a bit redundant with 4(a); 4(c) is not very informative at all.</w:t>
       </w:r>
     </w:p>
     <w:p>
       <w:pPr>
-        <w:spacing w:after="0"/>
+        <w:spacing w:after="80"/>
+        <w:rPr>
+          <w:rFonts w:ascii="Lato" w:eastAsia="DengXian" w:hAnsi="Lato" w:cs="Arial"/>
+          <w:b/>
+          <w:bCs/>
+          <w:iCs/>
+          <w:color w:val="000000" w:themeColor="text1"/>
+          <w:szCs w:val="20"/>
+          <w:lang w:eastAsia="zh-CN"/>
+        </w:rPr>
+      </w:pPr>
+      <w:r>
+        <w:rPr>
+          <w:rFonts w:ascii="Lato" w:eastAsia="DengXian" w:hAnsi="Lato" w:cs="Arial"/>
+          <w:bCs/>
+          <w:iCs/>
+          <w:color w:val="000000" w:themeColor="text1"/>
+          <w:szCs w:val="20"/>
+          <w:lang w:eastAsia="zh-CN"/>
+        </w:rPr>
+        <w:t>In relation to the</w:t>
+      </w:r>
+      <w:r>
+        <w:rPr>
+          <w:rFonts w:ascii="Lato" w:eastAsia="DengXian" w:hAnsi="Lato" w:cs="Arial"/>
+          <w:bCs/>
+          <w:iCs/>
+          <w:color w:val="000000" w:themeColor="text1"/>
+          <w:szCs w:val="20"/>
+          <w:lang w:eastAsia="zh-CN"/>
+        </w:rPr>
+        <w:t xml:space="preserve"> </w:t>
+      </w:r>
+      <w:r>
+        <w:rPr>
+          <w:rFonts w:ascii="Lato" w:eastAsia="DengXian" w:hAnsi="Lato" w:cs="Arial"/>
+          <w:bCs/>
+          <w:iCs/>
+          <w:color w:val="000000" w:themeColor="text1"/>
+          <w:szCs w:val="20"/>
+          <w:lang w:eastAsia="zh-CN"/>
+        </w:rPr>
+        <w:t>comment</w:t>
+      </w:r>
+      <w:r>
+        <w:rPr>
+          <w:rFonts w:ascii="Lato" w:eastAsia="DengXian" w:hAnsi="Lato" w:cs="Arial"/>
+          <w:bCs/>
+          <w:iCs/>
+          <w:color w:val="000000" w:themeColor="text1"/>
+          <w:szCs w:val="20"/>
+          <w:lang w:eastAsia="zh-CN"/>
+        </w:rPr>
+        <w:t>s</w:t>
+      </w:r>
+      <w:r>
+        <w:rPr>
+          <w:rFonts w:ascii="Lato" w:eastAsia="DengXian" w:hAnsi="Lato" w:cs="Arial"/>
+          <w:bCs/>
+          <w:iCs/>
+          <w:color w:val="000000" w:themeColor="text1"/>
+          <w:szCs w:val="20"/>
+          <w:lang w:eastAsia="zh-CN"/>
+        </w:rPr>
+        <w:t xml:space="preserve"> 2.9 and 2.10</w:t>
+      </w:r>
+      <w:r>
+        <w:rPr>
+          <w:rFonts w:ascii="Lato" w:eastAsia="DengXian" w:hAnsi="Lato" w:cs="Arial"/>
+          <w:bCs/>
+          <w:iCs/>
+          <w:color w:val="000000" w:themeColor="text1"/>
+          <w:szCs w:val="20"/>
+          <w:lang w:eastAsia="zh-CN"/>
+        </w:rPr>
+        <w:t>, t</w:t>
+      </w:r>
+      <w:r>
+        <w:rPr>
+          <w:rFonts w:ascii="Lato" w:eastAsia="DengXian" w:hAnsi="Lato" w:cs="Arial"/>
+          <w:iCs/>
+          <w:color w:val="000000" w:themeColor="text1"/>
+          <w:szCs w:val="20"/>
+          <w:lang w:eastAsia="zh-CN"/>
+        </w:rPr>
+        <w:t xml:space="preserve">he data in Fig. 3c are directly </w:t>
+      </w:r>
+      <w:r>
+        <w:rPr>
+          <w:rFonts w:ascii="Lato" w:eastAsia="DengXian" w:hAnsi="Lato" w:cs="Arial"/>
+          <w:iCs/>
+          <w:color w:val="000000" w:themeColor="text1"/>
+          <w:szCs w:val="20"/>
+          <w:lang w:eastAsia="zh-CN"/>
+        </w:rPr>
+        <w:t>linked to</w:t>
+      </w:r>
+      <w:r>
+        <w:rPr>
+          <w:rFonts w:ascii="Lato" w:eastAsia="DengXian" w:hAnsi="Lato" w:cs="Arial"/>
+          <w:iCs/>
+          <w:color w:val="000000" w:themeColor="text1"/>
+          <w:szCs w:val="20"/>
+          <w:lang w:eastAsia="zh-CN"/>
+        </w:rPr>
+        <w:t xml:space="preserve"> an C</w:t>
+      </w:r>
+      <w:r>
+        <w:rPr>
+          <w:rFonts w:ascii="Lato" w:eastAsia="DengXian" w:hAnsi="Lato" w:cs="Arial"/>
+          <w:iCs/>
+          <w:color w:val="000000" w:themeColor="text1"/>
+          <w:szCs w:val="20"/>
+          <w:vertAlign w:val="subscript"/>
+          <w:lang w:eastAsia="zh-CN"/>
+        </w:rPr>
+        <w:t>2</w:t>
+      </w:r>
+      <w:r>
+        <w:rPr>
+          <w:rFonts w:ascii="Lato" w:eastAsia="DengXian" w:hAnsi="Lato" w:cs="Arial"/>
+          <w:iCs/>
+          <w:color w:val="000000" w:themeColor="text1"/>
+          <w:szCs w:val="20"/>
+          <w:lang w:eastAsia="zh-CN"/>
+        </w:rPr>
+        <w:t>H</w:t>
+      </w:r>
+      <w:r>
+        <w:rPr>
+          <w:rFonts w:ascii="Lato" w:eastAsia="DengXian" w:hAnsi="Lato" w:cs="Arial"/>
+          <w:iCs/>
+          <w:color w:val="000000" w:themeColor="text1"/>
+          <w:szCs w:val="20"/>
+          <w:vertAlign w:val="subscript"/>
+          <w:lang w:eastAsia="zh-CN"/>
+        </w:rPr>
+        <w:t>2</w:t>
+      </w:r>
+      <w:r>
+        <w:rPr>
+          <w:rFonts w:ascii="Lato" w:eastAsia="DengXian" w:hAnsi="Lato" w:cs="Arial"/>
+          <w:iCs/>
+          <w:color w:val="000000" w:themeColor="text1"/>
+          <w:szCs w:val="20"/>
+          <w:lang w:eastAsia="zh-CN"/>
+        </w:rPr>
+        <w:t xml:space="preserve"> plant in China (</w:t>
+      </w:r>
+      <w:r>
         <w:rPr>
           <w:rFonts w:ascii="Lato" w:hAnsi="Lato" w:cs="Arial"/>
-          <w:szCs w:val="20"/>
-          <w:lang w:eastAsia="zh-CN"/>
-        </w:rPr>
-      </w:pPr>
-      <w:r>
-        <w:rPr>
-          <w:rFonts w:ascii="Lato" w:eastAsia="DengXian" w:hAnsi="Lato" w:cs="Arial"/>
-          <w:b/>
-          <w:bCs/>
-          <w:iCs/>
-          <w:color w:val="000000" w:themeColor="text1"/>
-          <w:szCs w:val="20"/>
-          <w:lang w:eastAsia="zh-CN"/>
-        </w:rPr>
-        <w:t>Action:</w:t>
-      </w:r>
-      <w:r>
-        <w:rPr>
-          <w:rFonts w:ascii="Lato" w:eastAsia="DengXian" w:hAnsi="Lato" w:cs="Arial"/>
-          <w:bCs/>
-          <w:iCs/>
-          <w:color w:val="000000" w:themeColor="text1"/>
-          <w:szCs w:val="20"/>
-          <w:lang w:eastAsia="zh-CN"/>
+          <w:iCs/>
+          <w:szCs w:val="20"/>
+        </w:rPr>
+        <w:t>J</w:t>
+      </w:r>
+      <w:r>
+        <w:rPr>
+          <w:rFonts w:ascii="Lato" w:hAnsi="Lato" w:cs="Arial"/>
+          <w:iCs/>
+          <w:szCs w:val="20"/>
+        </w:rPr>
+        <w:t>.</w:t>
+      </w:r>
+      <w:r>
+        <w:rPr>
+          <w:rFonts w:ascii="Lato" w:hAnsi="Lato" w:cs="Arial"/>
+          <w:iCs/>
+          <w:szCs w:val="20"/>
+        </w:rPr>
+        <w:t> </w:t>
+      </w:r>
+      <w:r>
+        <w:rPr>
+          <w:rFonts w:ascii="Lato" w:hAnsi="Lato" w:cs="Arial"/>
+          <w:iCs/>
+          <w:szCs w:val="20"/>
+        </w:rPr>
+        <w:t>Clean. Prod.</w:t>
+      </w:r>
+      <w:r>
+        <w:rPr>
+          <w:rFonts w:ascii="Lato" w:hAnsi="Lato" w:cs="Arial"/>
+          <w:szCs w:val="20"/>
         </w:rPr>
         <w:t xml:space="preserve"> </w:t>
       </w:r>
       <w:r>
         <w:rPr>
-          <w:rFonts w:ascii="Lato" w:eastAsia="DengXian" w:hAnsi="Lato" w:cs="Arial"/>
-          <w:bCs/>
-          <w:iCs/>
-          <w:color w:val="000000" w:themeColor="text1"/>
-          <w:szCs w:val="20"/>
-          <w:lang w:eastAsia="zh-CN"/>
-        </w:rPr>
-        <w:t>W</w:t>
-      </w:r>
-      <w:r>
-        <w:rPr>
-          <w:rFonts w:ascii="Lato" w:eastAsia="DengXian" w:hAnsi="Lato" w:cs="Arial"/>
-          <w:bCs/>
-          <w:iCs/>
-          <w:color w:val="000000" w:themeColor="text1"/>
-          <w:szCs w:val="20"/>
-          <w:lang w:eastAsia="zh-CN"/>
-        </w:rPr>
-        <w:t>e have significantly shortened Sections</w:t>
-      </w:r>
-      <w:r>
-        <w:rPr>
-          <w:rFonts w:ascii="Lato" w:eastAsia="DengXian" w:hAnsi="Lato" w:cs="Arial"/>
-          <w:bCs/>
-          <w:iCs/>
-          <w:color w:val="000000" w:themeColor="text1"/>
+          <w:rFonts w:ascii="Lato" w:hAnsi="Lato" w:cs="Arial"/>
+          <w:szCs w:val="20"/>
+          <w:lang w:eastAsia="zh-CN"/>
+        </w:rPr>
+        <w:t xml:space="preserve">2021, </w:t>
+      </w:r>
+      <w:r>
+        <w:rPr>
+          <w:rFonts w:ascii="Lato" w:hAnsi="Lato" w:cs="Arial"/>
+          <w:bCs/>
+          <w:szCs w:val="20"/>
+        </w:rPr>
+        <w:t>322</w:t>
+      </w:r>
+      <w:r>
+        <w:rPr>
+          <w:rFonts w:ascii="Lato" w:hAnsi="Lato" w:cs="Arial"/>
+          <w:szCs w:val="20"/>
+        </w:rPr>
+        <w:t>, 129055)</w:t>
+      </w:r>
+      <w:r>
+        <w:rPr>
+          <w:rFonts w:ascii="Lato" w:hAnsi="Lato" w:cs="Arial"/>
+          <w:szCs w:val="20"/>
+          <w:lang w:eastAsia="zh-CN"/>
+        </w:rPr>
+        <w:t>.</w:t>
+      </w:r>
+      <w:r>
+        <w:rPr>
+          <w:rFonts w:ascii="Lato" w:hAnsi="Lato" w:cs="Arial"/>
           <w:szCs w:val="20"/>
           <w:lang w:eastAsia="zh-CN"/>
         </w:rPr>
@@ -9935,21 +10627,86 @@
       </w:r>
       <w:r>
         <w:rPr>
-          <w:rFonts w:ascii="Lato" w:eastAsia="DengXian" w:hAnsi="Lato" w:cs="Arial"/>
-          <w:bCs/>
-          <w:iCs/>
-          <w:color w:val="000000" w:themeColor="text1"/>
-          <w:szCs w:val="20"/>
-          <w:lang w:eastAsia="zh-CN"/>
-        </w:rPr>
-        <w:t>2.1–2.3 and consolidated Fig.</w:t>
-      </w:r>
-      <w:r>
-        <w:rPr>
-          <w:rFonts w:ascii="Lato" w:eastAsia="DengXian" w:hAnsi="Lato" w:cs="Arial"/>
-          <w:bCs/>
-          <w:iCs/>
-          <w:color w:val="000000" w:themeColor="text1"/>
+          <w:rFonts w:ascii="Lato" w:hAnsi="Lato" w:cs="Arial"/>
+          <w:szCs w:val="20"/>
+          <w:lang w:eastAsia="zh-CN"/>
+        </w:rPr>
+        <w:t>We chose to retain Fig. 4a, despite its presence in other references, because the thermodynamic curve it presents is essential for helping readers</w:t>
+      </w:r>
+      <w:r>
+        <w:rPr>
+          <w:rFonts w:ascii="Lato" w:hAnsi="Lato" w:cs="Arial" w:hint="eastAsia"/>
+          <w:szCs w:val="20"/>
+          <w:lang w:eastAsia="zh-CN"/>
+        </w:rPr>
+        <w:t>, particularly</w:t>
+      </w:r>
+      <w:r>
+        <w:rPr>
+          <w:rFonts w:ascii="Lato" w:hAnsi="Lato" w:cs="Arial"/>
+          <w:szCs w:val="20"/>
+          <w:lang w:eastAsia="zh-CN"/>
+        </w:rPr>
+        <w:t xml:space="preserve"> outside the field</w:t>
+      </w:r>
+      <w:r>
+        <w:rPr>
+          <w:rFonts w:ascii="Lato" w:hAnsi="Lato" w:cs="Arial" w:hint="eastAsia"/>
+          <w:szCs w:val="20"/>
+          <w:lang w:eastAsia="zh-CN"/>
+        </w:rPr>
+        <w:t>,</w:t>
+      </w:r>
+      <w:r>
+        <w:rPr>
+          <w:rFonts w:ascii="Lato" w:hAnsi="Lato" w:cs="Arial"/>
+          <w:szCs w:val="20"/>
+          <w:lang w:eastAsia="zh-CN"/>
+        </w:rPr>
+        <w:t xml:space="preserve"> quickly grasp why </w:t>
+      </w:r>
+      <w:r>
+        <w:rPr>
+          <w:rFonts w:ascii="Lato" w:hAnsi="Lato" w:cs="Arial"/>
+          <w:iCs/>
+          <w:szCs w:val="20"/>
+          <w:lang w:eastAsia="zh-CN"/>
+        </w:rPr>
+        <w:t>C</w:t>
+      </w:r>
+      <w:r>
+        <w:rPr>
+          <w:rFonts w:ascii="Lato" w:hAnsi="Lato" w:cs="Arial"/>
+          <w:iCs/>
+          <w:szCs w:val="20"/>
+          <w:vertAlign w:val="subscript"/>
+          <w:lang w:eastAsia="zh-CN"/>
+        </w:rPr>
+        <w:t>2</w:t>
+      </w:r>
+      <w:r>
+        <w:rPr>
+          <w:rFonts w:ascii="Lato" w:hAnsi="Lato" w:cs="Arial"/>
+          <w:iCs/>
+          <w:szCs w:val="20"/>
+          <w:lang w:eastAsia="zh-CN"/>
+        </w:rPr>
+        <w:t>H</w:t>
+      </w:r>
+      <w:r>
+        <w:rPr>
+          <w:rFonts w:ascii="Lato" w:hAnsi="Lato" w:cs="Arial"/>
+          <w:iCs/>
+          <w:szCs w:val="20"/>
+          <w:vertAlign w:val="subscript"/>
+          <w:lang w:eastAsia="zh-CN"/>
+        </w:rPr>
+        <w:t>2</w:t>
+      </w:r>
+      <w:r>
+        <w:rPr>
+          <w:rFonts w:ascii="Lato" w:hAnsi="Lato" w:cs="Arial"/>
+          <w:iCs/>
           <w:szCs w:val="20"/>
           <w:lang w:eastAsia="zh-CN"/>
         </w:rPr>
@@ -9957,195 +10714,323 @@
       </w:r>
       <w:r>
         <w:rPr>
-          <w:rFonts w:ascii="Lato" w:eastAsia="DengXian" w:hAnsi="Lato" w:cs="Arial"/>
-          <w:bCs/>
-          <w:iCs/>
-          <w:color w:val="000000" w:themeColor="text1"/>
-          <w:szCs w:val="20"/>
-          <w:lang w:eastAsia="zh-CN"/>
-        </w:rPr>
-        <w:t xml:space="preserve">3c, 4a, and 4d into a new </w:t>
-      </w:r>
-      <w:r>
-        <w:rPr>
-          <w:rFonts w:ascii="Lato" w:eastAsia="DengXian" w:hAnsi="Lato" w:cs="Arial"/>
-          <w:bCs/>
-          <w:iCs/>
-          <w:color w:val="000000" w:themeColor="text1"/>
-          <w:szCs w:val="20"/>
-          <w:lang w:eastAsia="zh-CN"/>
-        </w:rPr>
-        <w:t>Fig. 3</w:t>
-      </w:r>
-      <w:r>
-        <w:rPr>
-          <w:rFonts w:ascii="Lato" w:eastAsia="DengXian" w:hAnsi="Lato" w:cs="Arial"/>
-          <w:bCs/>
-          <w:iCs/>
-          <w:color w:val="000000" w:themeColor="text1"/>
-          <w:szCs w:val="20"/>
-          <w:lang w:eastAsia="zh-CN"/>
-        </w:rPr>
-        <w:t>, removing all other components from the original Fig.</w:t>
-      </w:r>
-      <w:r>
-        <w:rPr>
-          <w:rFonts w:ascii="Lato" w:eastAsia="DengXian" w:hAnsi="Lato" w:cs="Arial"/>
-          <w:bCs/>
-          <w:iCs/>
-          <w:color w:val="000000" w:themeColor="text1"/>
-          <w:szCs w:val="20"/>
-          <w:lang w:eastAsia="zh-CN"/>
-        </w:rPr>
-        <w:t xml:space="preserve"> </w:t>
-      </w:r>
-      <w:r>
-        <w:rPr>
-          <w:rFonts w:ascii="Lato" w:eastAsia="DengXian" w:hAnsi="Lato" w:cs="Arial"/>
-          <w:bCs/>
-          <w:iCs/>
-          <w:color w:val="000000" w:themeColor="text1"/>
-          <w:szCs w:val="20"/>
-          <w:lang w:eastAsia="zh-CN"/>
-        </w:rPr>
-        <w:t xml:space="preserve">3 and 4. </w:t>
-      </w:r>
-      <w:r>
-        <w:rPr>
-          <w:rFonts w:ascii="Lato" w:eastAsia="DengXian" w:hAnsi="Lato" w:cs="Arial"/>
-          <w:iCs/>
-          <w:color w:val="000000" w:themeColor="text1"/>
-          <w:szCs w:val="20"/>
-          <w:lang w:eastAsia="zh-CN"/>
-        </w:rPr>
-        <w:t>This adjustment reduces redundancy with existing literature.</w:t>
+          <w:rFonts w:ascii="Lato" w:hAnsi="Lato" w:cs="Arial"/>
+          <w:szCs w:val="20"/>
+          <w:lang w:eastAsia="zh-CN"/>
+        </w:rPr>
+        <w:t>production from hydrocarbons at low temperatures is challenging.</w:t>
       </w:r>
     </w:p>
     <w:p>
       <w:pPr>
-        <w:spacing w:after="0" w:line="360" w:lineRule="auto"/>
+        <w:spacing w:after="0"/>
         <w:rPr>
           <w:rFonts w:ascii="Lato" w:hAnsi="Lato" w:cs="Arial"/>
           <w:szCs w:val="20"/>
           <w:lang w:eastAsia="zh-CN"/>
         </w:rPr>
       </w:pPr>
+      <w:r>
+        <w:rPr>
+          <w:rFonts w:ascii="Lato" w:eastAsia="DengXian" w:hAnsi="Lato" w:cs="Arial"/>
+          <w:b/>
+          <w:bCs/>
+          <w:iCs/>
+          <w:color w:val="000000" w:themeColor="text1"/>
+          <w:szCs w:val="20"/>
+          <w:lang w:eastAsia="zh-CN"/>
+        </w:rPr>
+        <w:t>Action:</w:t>
+      </w:r>
+      <w:r>
+        <w:rPr>
+          <w:rFonts w:ascii="Lato" w:eastAsia="DengXian" w:hAnsi="Lato" w:cs="Arial"/>
+          <w:bCs/>
+          <w:iCs/>
+          <w:color w:val="000000" w:themeColor="text1"/>
+          <w:szCs w:val="20"/>
+          <w:lang w:eastAsia="zh-CN"/>
+        </w:rPr>
+        <w:t xml:space="preserve"> </w:t>
+      </w:r>
+      <w:r>
+        <w:rPr>
+          <w:rFonts w:ascii="Lato" w:eastAsia="DengXian" w:hAnsi="Lato" w:cs="Arial"/>
+          <w:bCs/>
+          <w:iCs/>
+          <w:color w:val="000000" w:themeColor="text1"/>
+          <w:szCs w:val="20"/>
+          <w:lang w:eastAsia="zh-CN"/>
+        </w:rPr>
+        <w:t>W</w:t>
+      </w:r>
+      <w:r>
+        <w:rPr>
+          <w:rFonts w:ascii="Lato" w:eastAsia="DengXian" w:hAnsi="Lato" w:cs="Arial"/>
+          <w:bCs/>
+          <w:iCs/>
+          <w:color w:val="000000" w:themeColor="text1"/>
+          <w:szCs w:val="20"/>
+          <w:lang w:eastAsia="zh-CN"/>
+        </w:rPr>
+        <w:t>e have significantly shortened Sections</w:t>
+      </w:r>
+      <w:r>
+        <w:rPr>
+          <w:rFonts w:ascii="Lato" w:eastAsia="DengXian" w:hAnsi="Lato" w:cs="Arial"/>
+          <w:bCs/>
+          <w:iCs/>
+          <w:color w:val="000000" w:themeColor="text1"/>
+          <w:szCs w:val="20"/>
+          <w:lang w:eastAsia="zh-CN"/>
+        </w:rPr>
+        <w:t xml:space="preserve"> </w:t>
+      </w:r>
+      <w:r>
+        <w:rPr>
+          <w:rFonts w:ascii="Lato" w:eastAsia="DengXian" w:hAnsi="Lato" w:cs="Arial"/>
+          <w:bCs/>
+          <w:iCs/>
+          <w:color w:val="000000" w:themeColor="text1"/>
+          <w:szCs w:val="20"/>
+          <w:lang w:eastAsia="zh-CN"/>
+        </w:rPr>
+        <w:t>2.1–2.3 and consolidated Fig.</w:t>
+      </w:r>
+      <w:r>
+        <w:rPr>
+          <w:rFonts w:ascii="Lato" w:eastAsia="DengXian" w:hAnsi="Lato" w:cs="Arial"/>
+          <w:bCs/>
+          <w:iCs/>
+          <w:color w:val="000000" w:themeColor="text1"/>
+          <w:szCs w:val="20"/>
+          <w:lang w:eastAsia="zh-CN"/>
+        </w:rPr>
+        <w:t xml:space="preserve"> </w:t>
+      </w:r>
+      <w:r>
+        <w:rPr>
+          <w:rFonts w:ascii="Lato" w:eastAsia="DengXian" w:hAnsi="Lato" w:cs="Arial"/>
+          <w:bCs/>
+          <w:iCs/>
+          <w:color w:val="000000" w:themeColor="text1"/>
+          <w:szCs w:val="20"/>
+          <w:lang w:eastAsia="zh-CN"/>
+        </w:rPr>
+        <w:t xml:space="preserve">3c, 4a, and 4d into a new </w:t>
+      </w:r>
+      <w:r>
+        <w:rPr>
+          <w:rFonts w:ascii="Lato" w:eastAsia="DengXian" w:hAnsi="Lato" w:cs="Arial"/>
+          <w:bCs/>
+          <w:iCs/>
+          <w:color w:val="000000" w:themeColor="text1"/>
+          <w:szCs w:val="20"/>
+          <w:lang w:eastAsia="zh-CN"/>
+        </w:rPr>
+        <w:t>Fig. 3</w:t>
+      </w:r>
+      <w:r>
+        <w:rPr>
+          <w:rFonts w:ascii="Lato" w:eastAsia="DengXian" w:hAnsi="Lato" w:cs="Arial"/>
+          <w:bCs/>
+          <w:iCs/>
+          <w:color w:val="000000" w:themeColor="text1"/>
+          <w:szCs w:val="20"/>
+          <w:lang w:eastAsia="zh-CN"/>
+        </w:rPr>
+        <w:t>, removing all other components from the original Fig.</w:t>
+      </w:r>
+      <w:r>
+        <w:rPr>
+          <w:rFonts w:ascii="Lato" w:eastAsia="DengXian" w:hAnsi="Lato" w:cs="Arial"/>
+          <w:bCs/>
+          <w:iCs/>
+          <w:color w:val="000000" w:themeColor="text1"/>
+          <w:szCs w:val="20"/>
+          <w:lang w:eastAsia="zh-CN"/>
+        </w:rPr>
+        <w:t xml:space="preserve"> </w:t>
+      </w:r>
+      <w:r>
+        <w:rPr>
+          <w:rFonts w:ascii="Lato" w:eastAsia="DengXian" w:hAnsi="Lato" w:cs="Arial"/>
+          <w:bCs/>
+          <w:iCs/>
+          <w:color w:val="000000" w:themeColor="text1"/>
+          <w:szCs w:val="20"/>
+          <w:lang w:eastAsia="zh-CN"/>
+        </w:rPr>
+        <w:t xml:space="preserve">3 and 4. </w:t>
+      </w:r>
+      <w:r>
+        <w:rPr>
+          <w:rFonts w:ascii="Lato" w:eastAsia="DengXian" w:hAnsi="Lato" w:cs="Arial"/>
+          <w:iCs/>
+          <w:color w:val="000000" w:themeColor="text1"/>
+          <w:szCs w:val="20"/>
+          <w:lang w:eastAsia="zh-CN"/>
+        </w:rPr>
+        <w:t xml:space="preserve">This adjustment reduces </w:t>
+      </w:r>
+      <w:r>
+        <w:rPr>
+          <w:rFonts w:ascii="Lato" w:eastAsia="DengXian" w:hAnsi="Lato" w:cs="Arial"/>
+          <w:iCs/>
+          <w:color w:val="000000" w:themeColor="text1"/>
+          <w:szCs w:val="20"/>
+          <w:lang w:eastAsia="zh-CN"/>
+        </w:rPr>
+        <w:t>overlapping</w:t>
+      </w:r>
+      <w:r>
+        <w:rPr>
+          <w:rFonts w:ascii="Lato" w:eastAsia="DengXian" w:hAnsi="Lato" w:cs="Arial"/>
+          <w:iCs/>
+          <w:color w:val="000000" w:themeColor="text1"/>
+          <w:szCs w:val="20"/>
+          <w:lang w:eastAsia="zh-CN"/>
+        </w:rPr>
+        <w:t xml:space="preserve"> </w:t>
+      </w:r>
+      <w:r>
+        <w:rPr>
+          <w:rFonts w:ascii="Lato" w:eastAsia="DengXian" w:hAnsi="Lato" w:cs="Arial"/>
+          <w:iCs/>
+          <w:color w:val="000000" w:themeColor="text1"/>
+          <w:szCs w:val="20"/>
+          <w:lang w:eastAsia="zh-CN"/>
+        </w:rPr>
+        <w:t>with existing literature.</w:t>
+      </w:r>
     </w:p>
     <w:p>
       <w:pPr>
-        <w:rPr>
-          <w:rFonts w:ascii="Lato" w:eastAsiaTheme="minorHAnsi" w:hAnsi="Lato" w:cs="Arial"/>
-          <w:iCs/>
-          <w:color w:val="0000FF"/>
-          <w:szCs w:val="20"/>
-        </w:rPr>
-      </w:pPr>
-      <w:r>
-        <w:rPr>
-          <w:rFonts w:ascii="Lato" w:eastAsiaTheme="minorHAnsi" w:hAnsi="Lato" w:cs="Arial"/>
-          <w:iCs/>
-          <w:color w:val="0000FF"/>
-          <w:szCs w:val="20"/>
-        </w:rPr>
-        <w:t>2.11.</w:t>
-      </w:r>
-      <w:r>
-        <w:rPr>
-          <w:rFonts w:ascii="Lato" w:eastAsiaTheme="minorHAnsi" w:hAnsi="Lato" w:cs="Arial"/>
-          <w:iCs/>
-          <w:color w:val="0000FF"/>
-          <w:szCs w:val="20"/>
-        </w:rPr>
-        <w:t xml:space="preserve"> </w:t>
-      </w:r>
-      <w:r>
-        <w:rPr>
-          <w:rFonts w:ascii="Lato" w:eastAsiaTheme="minorHAnsi" w:hAnsi="Lato" w:cs="Arial"/>
-          <w:iCs/>
-          <w:color w:val="0000FF"/>
-          <w:szCs w:val="20"/>
-        </w:rPr>
-        <w:t>Figure 5: 5(a) is somewhat like a textbook or a slide of PPTs; 5(b) has little valued information; 5(c), such a plot (conversion vs. selectivity) can be often seen for comparing catalyst performance, however, it does not fit for C</w:t>
-      </w:r>
-      <w:r>
-        <w:rPr>
-          <w:rFonts w:ascii="Lato" w:eastAsiaTheme="minorHAnsi" w:hAnsi="Lato" w:cs="Arial"/>
-          <w:iCs/>
-          <w:color w:val="0000FF"/>
-          <w:szCs w:val="20"/>
-          <w:vertAlign w:val="subscript"/>
-        </w:rPr>
-        <w:t>2</w:t>
-      </w:r>
-      <w:r>
-        <w:rPr>
-          <w:rFonts w:ascii="Lato" w:eastAsiaTheme="minorHAnsi" w:hAnsi="Lato" w:cs="Arial"/>
-          <w:iCs/>
-          <w:color w:val="0000FF"/>
-          <w:szCs w:val="20"/>
-        </w:rPr>
-        <w:t>H</w:t>
-      </w:r>
-      <w:r>
-        <w:rPr>
-          <w:rFonts w:ascii="Lato" w:eastAsiaTheme="minorHAnsi" w:hAnsi="Lato" w:cs="Arial"/>
-          <w:iCs/>
-          <w:color w:val="0000FF"/>
-          <w:szCs w:val="20"/>
-          <w:vertAlign w:val="subscript"/>
-        </w:rPr>
-        <w:t>2</w:t>
-      </w:r>
-      <w:r>
-        <w:rPr>
-          <w:rFonts w:ascii="Lato" w:eastAsiaTheme="minorHAnsi" w:hAnsi="Lato" w:cs="Arial"/>
-          <w:iCs/>
-          <w:color w:val="0000FF"/>
-          <w:szCs w:val="20"/>
-        </w:rPr>
-        <w:t xml:space="preserve"> production via partial oxidation or thermal pyrolysis; 5(d) is not an appropriate evaluation for C</w:t>
-      </w:r>
-      <w:r>
-        <w:rPr>
-          <w:rFonts w:ascii="Lato" w:eastAsiaTheme="minorHAnsi" w:hAnsi="Lato" w:cs="Arial"/>
-          <w:iCs/>
-          <w:color w:val="0000FF"/>
-          <w:szCs w:val="20"/>
-          <w:vertAlign w:val="subscript"/>
-        </w:rPr>
-        <w:t>2</w:t>
-      </w:r>
-      <w:r>
-        <w:rPr>
-          <w:rFonts w:ascii="Lato" w:eastAsiaTheme="minorHAnsi" w:hAnsi="Lato" w:cs="Arial"/>
-          <w:iCs/>
-          <w:color w:val="0000FF"/>
-          <w:szCs w:val="20"/>
-        </w:rPr>
-        <w:t>H</w:t>
-      </w:r>
-      <w:r>
-        <w:rPr>
-          <w:rFonts w:ascii="Lato" w:eastAsiaTheme="minorHAnsi" w:hAnsi="Lato" w:cs="Arial"/>
-          <w:iCs/>
-          <w:color w:val="0000FF"/>
-          <w:szCs w:val="20"/>
-          <w:vertAlign w:val="subscript"/>
-        </w:rPr>
-        <w:t>2</w:t>
-      </w:r>
-      <w:r>
-        <w:rPr>
-          <w:rFonts w:ascii="Lato" w:eastAsiaTheme="minorHAnsi" w:hAnsi="Lato" w:cs="Arial"/>
-          <w:iCs/>
-          <w:color w:val="0000FF"/>
-          <w:szCs w:val="20"/>
-        </w:rPr>
-        <w:t xml:space="preserve"> production</w:t>
-      </w:r>
+        <w:spacing w:after="0"/>
+        <w:rPr>
+          <w:rFonts w:ascii="Lato" w:hAnsi="Lato" w:cs="Arial"/>
+          <w:szCs w:val="20"/>
+          <w:lang w:eastAsia="zh-CN"/>
+        </w:rPr>
+      </w:pPr>
     </w:p>
     <w:p>
       <w:pPr>
+        <w:spacing w:after="80"/>
+        <w:rPr>
+          <w:rFonts w:ascii="Lato" w:eastAsiaTheme="minorHAnsi" w:hAnsi="Lato" w:cs="Arial"/>
+          <w:iCs/>
+          <w:color w:val="0000FF"/>
+          <w:szCs w:val="20"/>
+        </w:rPr>
+      </w:pPr>
+      <w:r>
+        <w:rPr>
+          <w:rFonts w:ascii="Lato" w:eastAsiaTheme="minorHAnsi" w:hAnsi="Lato" w:cs="Arial"/>
+          <w:iCs/>
+          <w:color w:val="0000FF"/>
+          <w:szCs w:val="20"/>
+        </w:rPr>
+        <w:t>2.11.</w:t>
+      </w:r>
+      <w:r>
+        <w:rPr>
+          <w:rFonts w:ascii="Lato" w:eastAsiaTheme="minorHAnsi" w:hAnsi="Lato" w:cs="Arial"/>
+          <w:iCs/>
+          <w:color w:val="0000FF"/>
+          <w:szCs w:val="20"/>
+        </w:rPr>
+        <w:t xml:space="preserve"> </w:t>
+      </w:r>
+      <w:r>
+        <w:rPr>
+          <w:rFonts w:ascii="Lato" w:eastAsiaTheme="minorHAnsi" w:hAnsi="Lato" w:cs="Arial"/>
+          <w:iCs/>
+          <w:color w:val="0000FF"/>
+          <w:szCs w:val="20"/>
+        </w:rPr>
+        <w:t>Figure 5: 5(a) is somewhat like a textbook or a slide of PPTs; 5(b) has little valued information; 5(c), such a plot (conversion vs. selectivity) can be often seen for comparing catalyst performance, however, it does not fit for C</w:t>
+      </w:r>
+      <w:r>
+        <w:rPr>
+          <w:rFonts w:ascii="Lato" w:eastAsiaTheme="minorHAnsi" w:hAnsi="Lato" w:cs="Arial"/>
+          <w:iCs/>
+          <w:color w:val="0000FF"/>
+          <w:szCs w:val="20"/>
+          <w:vertAlign w:val="subscript"/>
+        </w:rPr>
+        <w:t>2</w:t>
+      </w:r>
+      <w:r>
+        <w:rPr>
+          <w:rFonts w:ascii="Lato" w:eastAsiaTheme="minorHAnsi" w:hAnsi="Lato" w:cs="Arial"/>
+          <w:iCs/>
+          <w:color w:val="0000FF"/>
+          <w:szCs w:val="20"/>
+        </w:rPr>
+        <w:t>H</w:t>
+      </w:r>
+      <w:r>
+        <w:rPr>
+          <w:rFonts w:ascii="Lato" w:eastAsiaTheme="minorHAnsi" w:hAnsi="Lato" w:cs="Arial"/>
+          <w:iCs/>
+          <w:color w:val="0000FF"/>
+          <w:szCs w:val="20"/>
+          <w:vertAlign w:val="subscript"/>
+        </w:rPr>
+        <w:t>2</w:t>
+      </w:r>
+      <w:r>
+        <w:rPr>
+          <w:rFonts w:ascii="Lato" w:eastAsiaTheme="minorHAnsi" w:hAnsi="Lato" w:cs="Arial"/>
+          <w:iCs/>
+          <w:color w:val="0000FF"/>
+          <w:szCs w:val="20"/>
+        </w:rPr>
+        <w:t xml:space="preserve"> production via partial oxidation or thermal pyrolysis; 5(d) is not an appropriate evaluation for C</w:t>
+      </w:r>
+      <w:r>
+        <w:rPr>
+          <w:rFonts w:ascii="Lato" w:eastAsiaTheme="minorHAnsi" w:hAnsi="Lato" w:cs="Arial"/>
+          <w:iCs/>
+          <w:color w:val="0000FF"/>
+          <w:szCs w:val="20"/>
+          <w:vertAlign w:val="subscript"/>
+        </w:rPr>
+        <w:t>2</w:t>
+      </w:r>
+      <w:r>
+        <w:rPr>
+          <w:rFonts w:ascii="Lato" w:eastAsiaTheme="minorHAnsi" w:hAnsi="Lato" w:cs="Arial"/>
+          <w:iCs/>
+          <w:color w:val="0000FF"/>
+          <w:szCs w:val="20"/>
+        </w:rPr>
+        <w:t>H</w:t>
+      </w:r>
+      <w:r>
+        <w:rPr>
+          <w:rFonts w:ascii="Lato" w:eastAsiaTheme="minorHAnsi" w:hAnsi="Lato" w:cs="Arial"/>
+          <w:iCs/>
+          <w:color w:val="0000FF"/>
+          <w:szCs w:val="20"/>
+          <w:vertAlign w:val="subscript"/>
+        </w:rPr>
+        <w:t>2</w:t>
+      </w:r>
+      <w:r>
+        <w:rPr>
+          <w:rFonts w:ascii="Lato" w:eastAsiaTheme="minorHAnsi" w:hAnsi="Lato" w:cs="Arial"/>
+          <w:iCs/>
+          <w:color w:val="0000FF"/>
+          <w:szCs w:val="20"/>
+        </w:rPr>
+        <w:t xml:space="preserve"> production</w:t>
+      </w:r>
+    </w:p>
+    <w:p>
+      <w:pPr>
+        <w:spacing w:after="80"/>
         <w:rPr>
           <w:rFonts w:ascii="Lato" w:eastAsia="Cambria" w:hAnsi="Lato" w:cs="Arial"/>
           <w:color w:val="000000" w:themeColor="text1"/>
@@ -10535,6 +11420,7 @@
           <w:ilvl w:val="0"/>
           <w:numId w:val="23"/>
         </w:numPr>
+        <w:spacing w:after="80"/>
         <w:rPr>
           <w:rFonts w:ascii="Lato" w:eastAsia="Cambria" w:hAnsi="Lato" w:cs="Arial"/>
           <w:color w:val="000000" w:themeColor="text1"/>
@@ -10576,7 +11462,7 @@
         </w:rPr>
         <w:t xml:space="preserve"> uniquely presents </w:t>
       </w:r>
-      <w:bookmarkStart w:id="5" w:name="_Hlk183529658"/>
+      <w:bookmarkStart w:id="10" w:name="_Hlk183529658"/>
       <w:r>
         <w:rPr>
           <w:rFonts w:ascii="Lato" w:eastAsia="Cambria" w:hAnsi="Lato" w:cs="Arial"/>
@@ -10602,7 +11488,7 @@
         </w:rPr>
         <w:t xml:space="preserve"> </w:t>
       </w:r>
-      <w:bookmarkEnd w:id="5"/>
+      <w:bookmarkEnd w:id="10"/>
       <w:r>
         <w:rPr>
           <w:rFonts w:ascii="Lato" w:eastAsia="Cambria" w:hAnsi="Lato" w:cs="Arial"/>
@@ -10807,7 +11693,7 @@
     </w:p>
     <w:p>
       <w:pPr>
-        <w:spacing w:after="0" w:line="360" w:lineRule="auto"/>
+        <w:spacing w:after="0"/>
         <w:rPr>
           <w:rFonts w:ascii="Lato" w:eastAsia="Cambria" w:hAnsi="Lato" w:cs="Arial"/>
           <w:color w:val="000000" w:themeColor="text1"/>
@@ -10817,6 +11703,7 @@
     </w:p>
     <w:p>
       <w:pPr>
+        <w:spacing w:after="80"/>
         <w:rPr>
           <w:rFonts w:ascii="Lato" w:eastAsiaTheme="minorHAnsi" w:hAnsi="Lato" w:cs="Arial"/>
           <w:b/>
@@ -10934,6 +11821,7 @@
           <w:iCs/>
           <w:szCs w:val="20"/>
         </w:rPr>
+        <w:lastRenderedPageBreak/>
         <w:t>In the context of the ambitious targets set by global frameworks such as the Paris Climate Agreement and the United Nations Sustainable Development Goals (SDGs), sustainability is a critical issue for all industries, and particularly for the chemical industry due to its heavy reliance on fossil fuels for feedstock and as an energy vector. This reliance makes the chemical industry one of the most difficult sectors to decarbonize, accounting for approximately 5.6</w:t>
       </w:r>
       <w:r>
@@ -11007,17 +11895,7 @@
           <w:iCs/>
           <w:szCs w:val="20"/>
         </w:rPr>
-        <w:t xml:space="preserve">, or 10% of global emissions (Curr. Opin. Chem. </w:t>
-      </w:r>
-      <w:r>
-        <w:rPr>
-          <w:rFonts w:ascii="Lato" w:eastAsiaTheme="minorHAnsi" w:hAnsi="Lato" w:cs="Arial"/>
-          <w:bCs/>
-          <w:iCs/>
-          <w:szCs w:val="20"/>
-        </w:rPr>
-        <w:lastRenderedPageBreak/>
-        <w:t>Eng.</w:t>
+        <w:t>, or 10% of global emissions (Curr. Opin. Chem. Eng.</w:t>
       </w:r>
       <w:r>
         <w:rPr>
@@ -11197,7 +12075,7 @@
     </w:p>
     <w:p>
       <w:pPr>
-        <w:spacing w:after="0" w:line="360" w:lineRule="auto"/>
+        <w:spacing w:after="0"/>
         <w:rPr>
           <w:rFonts w:ascii="Lato" w:eastAsia="DengXian" w:hAnsi="Lato" w:cs="Arial"/>
           <w:bCs/>
@@ -11237,6 +12115,7 @@
     </w:p>
     <w:p>
       <w:pPr>
+        <w:spacing w:after="80"/>
         <w:rPr>
           <w:rFonts w:ascii="Lato" w:eastAsiaTheme="minorHAnsi" w:hAnsi="Lato" w:cs="Arial"/>
           <w:iCs/>
@@ -11452,7 +12331,7 @@
     </w:p>
     <w:p>
       <w:pPr>
-        <w:spacing w:after="0" w:line="360" w:lineRule="auto"/>
+        <w:spacing w:after="0"/>
         <w:rPr>
           <w:rFonts w:ascii="Lato" w:eastAsia="DengXian" w:hAnsi="Lato" w:cs="Arial"/>
           <w:color w:val="000000" w:themeColor="text1"/>
@@ -11463,6 +12342,7 @@
     </w:p>
     <w:p>
       <w:pPr>
+        <w:spacing w:after="80"/>
         <w:rPr>
           <w:rFonts w:ascii="Lato" w:eastAsiaTheme="minorHAnsi" w:hAnsi="Lato" w:cs="Arial"/>
           <w:iCs/>
@@ -11731,7 +12611,7 @@
     </w:p>
     <w:p>
       <w:pPr>
-        <w:spacing w:after="0" w:line="360" w:lineRule="auto"/>
+        <w:spacing w:after="0"/>
         <w:rPr>
           <w:rFonts w:ascii="Lato" w:eastAsia="DengXian" w:hAnsi="Lato" w:cs="Arial"/>
           <w:bCs/>
@@ -11744,6 +12624,7 @@
     </w:p>
     <w:p>
       <w:pPr>
+        <w:spacing w:after="80"/>
         <w:rPr>
           <w:rFonts w:ascii="Lato" w:eastAsia="DengXian" w:hAnsi="Lato" w:cs="Arial"/>
           <w:iCs/>
@@ -11834,7 +12715,17 @@
           <w:color w:val="0000FF"/>
           <w:szCs w:val="20"/>
         </w:rPr>
-        <w:t xml:space="preserve"> conversion and acetylene selectivity are not as good as in the thermal plasma approach. Thus, despite the savings in the quenching, non-thermal plasma technology should be far less economical than thermal plasma technology at this time. So, if this is viewed as a promising technology, what are the drivers for its development? What are the current key technical barriers? What technological breakthroughs are needed to industrialize it? At present the authors seem to be merely talk about the results reported in the literature, but not point out and analyze these issues clearly.</w:t>
+        <w:t xml:space="preserve"> conversion and acetylene selectivity are not as good as in the thermal plasma approach. Thus, despite the savings in the quenching, non-thermal plasma technology should be far less economical than thermal plasma technology at this time. So, if this is viewed as a promising technology, what are the drivers for its development? What are the current key technical barriers? What technological breakthroughs are </w:t>
+      </w:r>
+      <w:r>
+        <w:rPr>
+          <w:rFonts w:ascii="Lato" w:eastAsiaTheme="minorHAnsi" w:hAnsi="Lato" w:cs="Arial"/>
+          <w:iCs/>
+          <w:color w:val="0000FF"/>
+          <w:szCs w:val="20"/>
+        </w:rPr>
+        <w:lastRenderedPageBreak/>
+        <w:t>needed to industrialize it? At present the authors seem to be merely talk about the results reported in the literature, but not point out and analyze these issues clearly.</w:t>
       </w:r>
     </w:p>
     <w:p>
@@ -11851,16 +12742,7 @@
           <w:szCs w:val="20"/>
           <w:lang w:eastAsia="zh-CN"/>
         </w:rPr>
-        <w:t xml:space="preserve">Non-thermal plasma is fundamentally different from thermal plasma in its generation process. Unlike thermal plasma, where all species (electrons, ions, and neutrals) are in thermal equilibrium, non-thermal </w:t>
-      </w:r>
-      <w:r>
-        <w:rPr>
-          <w:rFonts w:ascii="Lato" w:eastAsia="DengXian" w:hAnsi="Lato" w:cs="Arial"/>
-          <w:szCs w:val="20"/>
-          <w:lang w:eastAsia="zh-CN"/>
-        </w:rPr>
-        <w:lastRenderedPageBreak/>
-        <w:t>plasma generates high-energy electrons while maintaining a relatively low bulk gas temperature. This characteristic potentially opens up new reaction pathways that are not accessible in thermal equilibrium systems. As shown in Fig.</w:t>
+        <w:t>Non-thermal plasma is fundamentally different from thermal plasma in its generation process. Unlike thermal plasma, where all species (electrons, ions, and neutrals) are in thermal equilibrium, non-thermal plasma generates high-energy electrons while maintaining a relatively low bulk gas temperature. This characteristic potentially opens up new reaction pathways that are not accessible in thermal equilibrium systems. As shown in Fig.</w:t>
       </w:r>
       <w:r>
         <w:rPr>
@@ -12572,7 +13454,7 @@
     </w:p>
     <w:p>
       <w:pPr>
-        <w:spacing w:after="0" w:line="360" w:lineRule="auto"/>
+        <w:spacing w:after="0"/>
         <w:rPr>
           <w:rFonts w:ascii="Lato" w:eastAsia="DengXian" w:hAnsi="Lato" w:cs="Arial"/>
           <w:iCs/>
@@ -12583,6 +13465,7 @@
     </w:p>
     <w:p>
       <w:pPr>
+        <w:spacing w:after="80"/>
         <w:rPr>
           <w:rFonts w:ascii="Lato" w:eastAsiaTheme="minorHAnsi" w:hAnsi="Lato" w:cs="Arial"/>
           <w:iCs/>
@@ -13246,7 +14129,7 @@
     </w:p>
     <w:p>
       <w:pPr>
-        <w:spacing w:after="0" w:line="360" w:lineRule="auto"/>
+        <w:spacing w:after="0"/>
         <w:rPr>
           <w:rFonts w:ascii="Lato" w:eastAsia="DengXian" w:hAnsi="Lato" w:cs="Arial"/>
           <w:szCs w:val="20"/>
@@ -13256,6 +14139,7 @@
     </w:p>
     <w:p>
       <w:pPr>
+        <w:spacing w:after="80"/>
         <w:rPr>
           <w:rFonts w:ascii="Lato" w:eastAsia="DengXian" w:hAnsi="Lato" w:cs="Arial"/>
           <w:iCs/>
@@ -13326,17 +14210,28 @@
           <w:szCs w:val="20"/>
           <w:lang w:val="en-GB"/>
         </w:rPr>
-        <w:t xml:space="preserve">In section 3, the authors argue that the adoption of bio-based feedstocks for the production of acetylene, and hence PVC, could be an important driver for the revival of acetylene. However, the fact that more than 45% of the market for PVC is held by China, and that this PVC is mainly produced from calcium carbide acetylene, implies that the ATV pathway would have had an importance comparable to that of EBP. Therefore, in terms of VCM or PVC production, it needs further consideration to whether the topic about the </w:t>
-      </w:r>
-      <w:r>
-        <w:rPr>
-          <w:rFonts w:ascii="Lato" w:eastAsiaTheme="minorHAnsi" w:hAnsi="Lato" w:cs="Arial"/>
-          <w:bCs/>
+        <w:t xml:space="preserve">In section 3, the authors argue that the adoption of bio-based feedstocks for the production of acetylene, and hence PVC, could be an important driver for the revival of acetylene. However, the fact that more than 45% of the market for PVC is held by China, and that this PVC is mainly produced from </w:t>
+      </w:r>
+      <w:r>
+        <w:rPr>
+          <w:rFonts w:ascii="Lato" w:eastAsiaTheme="minorHAnsi" w:hAnsi="Lato" w:cs="Arial"/>
           <w:iCs/>
           <w:color w:val="0000FF"/>
           <w:szCs w:val="20"/>
           <w:lang w:val="en-GB"/>
         </w:rPr>
+        <w:lastRenderedPageBreak/>
+        <w:t xml:space="preserve">calcium carbide acetylene, implies that the ATV pathway would have had an importance comparable to that of EBP. Therefore, in terms of VCM or PVC production, it needs further consideration to whether the topic about the </w:t>
+      </w:r>
+      <w:r>
+        <w:rPr>
+          <w:rFonts w:ascii="Lato" w:eastAsiaTheme="minorHAnsi" w:hAnsi="Lato" w:cs="Arial"/>
+          <w:bCs/>
+          <w:iCs/>
+          <w:color w:val="0000FF"/>
+          <w:szCs w:val="20"/>
+          <w:lang w:val="en-GB"/>
+        </w:rPr>
         <w:t>revival</w:t>
       </w:r>
       <w:r>
@@ -13359,22 +14254,12 @@
           <w:szCs w:val="20"/>
           <w:lang w:val="en-GB"/>
         </w:rPr>
-        <w:t xml:space="preserve">of acetylene exist. In addition, it is suggested that the production and </w:t>
-      </w:r>
-      <w:r>
-        <w:rPr>
-          <w:rFonts w:ascii="Lato" w:eastAsiaTheme="minorHAnsi" w:hAnsi="Lato" w:cs="Arial"/>
-          <w:iCs/>
-          <w:color w:val="0000FF"/>
-          <w:szCs w:val="20"/>
-          <w:lang w:val="en-GB"/>
-        </w:rPr>
-        <w:lastRenderedPageBreak/>
-        <w:t>environmental costs of the four methods in Figure 6 (i.e., fossil and green ATV or EBP) be put together in order to visualize the advantages of green ATV when combining production and environmental costs.</w:t>
+        <w:t>of acetylene exist. In addition, it is suggested that the production and environmental costs of the four methods in Figure 6 (i.e., fossil and green ATV or EBP) be put together in order to visualize the advantages of green ATV when combining production and environmental costs.</w:t>
       </w:r>
     </w:p>
     <w:p>
       <w:pPr>
+        <w:spacing w:after="80"/>
         <w:rPr>
           <w:rFonts w:ascii="Lato" w:eastAsia="DengXian" w:hAnsi="Lato" w:cs="Arial"/>
           <w:bCs/>
@@ -13723,6 +14608,7 @@
     </w:p>
     <w:p>
       <w:pPr>
+        <w:spacing w:after="80"/>
         <w:rPr>
           <w:rFonts w:ascii="Lato" w:eastAsia="DengXian" w:hAnsi="Lato" w:cs="Arial"/>
           <w:bCs/>
@@ -13927,7 +14813,34 @@
           <w:szCs w:val="20"/>
           <w:lang w:eastAsia="zh-CN"/>
         </w:rPr>
-        <w:t xml:space="preserve">into Section 3, </w:t>
+        <w:t xml:space="preserve">into </w:t>
+      </w:r>
+      <w:r>
+        <w:rPr>
+          <w:rFonts w:ascii="Lato" w:eastAsia="DengXian" w:hAnsi="Lato" w:cs="Arial"/>
+          <w:bCs/>
+          <w:szCs w:val="20"/>
+          <w:lang w:eastAsia="zh-CN"/>
+        </w:rPr>
+        <w:t>Section</w:t>
+      </w:r>
+      <w:r>
+        <w:rPr>
+          <w:rFonts w:ascii="Lato" w:eastAsia="DengXian" w:hAnsi="Lato" w:cs="Arial"/>
+          <w:bCs/>
+          <w:szCs w:val="20"/>
+          <w:lang w:eastAsia="zh-CN"/>
+        </w:rPr>
+        <w:t> </w:t>
+      </w:r>
+      <w:r>
+        <w:rPr>
+          <w:rFonts w:ascii="Lato" w:eastAsia="DengXian" w:hAnsi="Lato" w:cs="Arial"/>
+          <w:bCs/>
+          <w:szCs w:val="20"/>
+          <w:lang w:eastAsia="zh-CN"/>
+        </w:rPr>
+        <w:t xml:space="preserve">3, </w:t>
       </w:r>
       <w:r>
         <w:rPr>
@@ -13945,7 +14858,7 @@
           <w:szCs w:val="20"/>
           <w:lang w:eastAsia="zh-CN"/>
         </w:rPr>
-        <w:t>r</w:t>
+        <w:t>R</w:t>
       </w:r>
       <w:r>
         <w:rPr>
@@ -13968,7 +14881,7 @@
     </w:p>
     <w:p>
       <w:pPr>
-        <w:spacing w:after="0" w:line="360" w:lineRule="auto"/>
+        <w:spacing w:after="0"/>
         <w:rPr>
           <w:rFonts w:ascii="Lato" w:eastAsia="DengXian" w:hAnsi="Lato" w:cs="Arial"/>
           <w:bCs/>
@@ -13979,6 +14892,7 @@
     </w:p>
     <w:p>
       <w:pPr>
+        <w:spacing w:after="80"/>
         <w:rPr>
           <w:rFonts w:ascii="Lato" w:eastAsia="DengXian" w:hAnsi="Lato" w:cs="Arial"/>
           <w:color w:val="0000FF"/>
@@ -14132,6 +15046,7 @@
         </w:rPr>
         <w:t xml:space="preserve"> analysis of </w:t>
       </w:r>
+      <w:commentRangeStart w:id="11"/>
       <w:r>
         <w:rPr>
           <w:rFonts w:ascii="Lato" w:eastAsia="DengXian" w:hAnsi="Lato" w:cs="Arial"/>
@@ -14184,6 +15099,13 @@
         </w:rPr>
         <w:t xml:space="preserve"> </w:t>
       </w:r>
+      <w:commentRangeEnd w:id="11"/>
+      <w:r>
+        <w:rPr>
+          <w:rStyle w:val="CommentReference"/>
+        </w:rPr>
+        <w:commentReference w:id="11"/>
+      </w:r>
       <w:r>
         <w:rPr>
           <w:rFonts w:ascii="Lato" w:eastAsia="DengXian" w:hAnsi="Lato" w:cs="Arial"/>
@@ -14389,7 +15311,18 @@
           <w:szCs w:val="20"/>
           <w:lang w:eastAsia="zh-CN"/>
         </w:rPr>
-        <w:t>based routes is their high carbon footprint, a concern mentioned throughout the</w:t>
+        <w:t>based routes is their high c</w:t>
+      </w:r>
+      <w:bookmarkStart w:id="12" w:name="_GoBack"/>
+      <w:bookmarkEnd w:id="12"/>
+      <w:r>
+        <w:rPr>
+          <w:rFonts w:ascii="Lato" w:eastAsia="DengXian" w:hAnsi="Lato" w:cs="Arial"/>
+          <w:bCs/>
+          <w:szCs w:val="20"/>
+          <w:lang w:eastAsia="zh-CN"/>
+        </w:rPr>
+        <w:t>arbon footprint, a concern mentioned throughout the</w:t>
       </w:r>
       <w:r>
         <w:rPr>
@@ -14448,6 +15381,7 @@
         </w:rPr>
         <w:t xml:space="preserve"> </w:t>
       </w:r>
+      <w:commentRangeStart w:id="13"/>
       <w:r>
         <w:rPr>
           <w:rFonts w:ascii="Lato" w:eastAsia="DengXian" w:hAnsi="Lato" w:cs="Arial"/>
@@ -14509,23 +15443,7 @@
           <w:szCs w:val="20"/>
           <w:lang w:eastAsia="zh-CN"/>
         </w:rPr>
-        <w:t>applications</w:t>
-      </w:r>
-      <w:r>
-        <w:rPr>
-          <w:rFonts w:ascii="Lato" w:eastAsia="DengXian" w:hAnsi="Lato" w:cs="Arial" w:hint="eastAsia"/>
-          <w:szCs w:val="20"/>
-          <w:lang w:eastAsia="zh-CN"/>
-        </w:rPr>
-        <w:t>,</w:t>
-      </w:r>
-      <w:r>
-        <w:rPr>
-          <w:rFonts w:ascii="Lato" w:eastAsia="DengXian" w:hAnsi="Lato" w:cs="Arial"/>
-          <w:szCs w:val="20"/>
-          <w:lang w:eastAsia="zh-CN"/>
-        </w:rPr>
-        <w:t xml:space="preserve"> as suggested. Moreover, following the discussion of substitution in Section 2.1, we have included the main advantages of using </w:t>
+        <w:t xml:space="preserve">applications. Moreover, following the discussion of substitution in Section 2.1, we have included the main advantages of using </w:t>
       </w:r>
       <w:r>
         <w:rPr>
@@ -14580,12 +15498,27 @@
           <w:szCs w:val="20"/>
           <w:lang w:eastAsia="zh-CN"/>
         </w:rPr>
-        <w:t>as a building block (page xx, line xx). These advantages stem from its unique C≡C triple bond, which typically enables more streamlined downstream synthesis.</w:t>
+        <w:t>as a building block (page xx, line xx). These advantages stem from its unique C≡C triple bond, which typically enables more streamlined downstream synthesis</w:t>
+      </w:r>
+      <w:commentRangeEnd w:id="13"/>
+      <w:r>
+        <w:rPr>
+          <w:rStyle w:val="CommentReference"/>
+        </w:rPr>
+        <w:commentReference w:id="13"/>
+      </w:r>
+      <w:r>
+        <w:rPr>
+          <w:rFonts w:ascii="Lato" w:eastAsia="DengXian" w:hAnsi="Lato" w:cs="Arial"/>
+          <w:szCs w:val="20"/>
+          <w:lang w:eastAsia="zh-CN"/>
+        </w:rPr>
+        <w:t>.</w:t>
       </w:r>
     </w:p>
     <w:p>
       <w:pPr>
-        <w:spacing w:after="0" w:line="360" w:lineRule="auto"/>
+        <w:spacing w:after="0"/>
         <w:rPr>
           <w:rFonts w:ascii="Lato" w:eastAsia="DengXian" w:hAnsi="Lato" w:cs="Arial"/>
           <w:b/>
@@ -14596,6 +15529,7 @@
     </w:p>
     <w:p>
       <w:pPr>
+        <w:spacing w:after="80"/>
         <w:rPr>
           <w:rFonts w:ascii="Lato" w:eastAsia="DengXian" w:hAnsi="Lato" w:cs="Arial"/>
           <w:b/>
@@ -14820,7 +15754,7 @@
     </w:p>
     <w:p>
       <w:pPr>
-        <w:spacing w:after="0" w:line="360" w:lineRule="auto"/>
+        <w:spacing w:after="0"/>
         <w:rPr>
           <w:rFonts w:ascii="Lato" w:eastAsia="DengXian" w:hAnsi="Lato" w:cs="Arial"/>
           <w:szCs w:val="20"/>
@@ -14830,6 +15764,7 @@
     </w:p>
     <w:p>
       <w:pPr>
+        <w:spacing w:after="80"/>
         <w:rPr>
           <w:rFonts w:ascii="Lato" w:eastAsia="DengXian" w:hAnsi="Lato" w:cs="Arial"/>
           <w:b/>
@@ -14850,22 +15785,50 @@
     </w:p>
     <w:p>
       <w:pPr>
-        <w:rPr>
-          <w:rFonts w:ascii="Lato" w:eastAsia="DengXian" w:hAnsi="Lato" w:cs="Arial"/>
-          <w:bCs/>
-          <w:iCs/>
-          <w:szCs w:val="20"/>
-          <w:lang w:eastAsia="zh-CN"/>
-        </w:rPr>
-      </w:pPr>
-      <w:r>
-        <w:rPr>
-          <w:rFonts w:ascii="Lato" w:eastAsia="DengXian" w:hAnsi="Lato" w:cs="Arial"/>
-          <w:iCs/>
-          <w:szCs w:val="20"/>
-          <w:lang w:eastAsia="zh-CN"/>
-        </w:rPr>
-        <w:t xml:space="preserve">We agree that safety is a critical consideration in </w:t>
+        <w:spacing w:after="80"/>
+        <w:rPr>
+          <w:rFonts w:ascii="Lato" w:eastAsia="DengXian" w:hAnsi="Lato" w:cs="Arial"/>
+          <w:bCs/>
+          <w:iCs/>
+          <w:szCs w:val="20"/>
+          <w:lang w:eastAsia="zh-CN"/>
+        </w:rPr>
+      </w:pPr>
+      <w:r>
+        <w:rPr>
+          <w:rFonts w:ascii="Lato" w:eastAsia="DengXian" w:hAnsi="Lato" w:cs="Arial"/>
+          <w:iCs/>
+          <w:szCs w:val="20"/>
+          <w:lang w:eastAsia="zh-CN"/>
+        </w:rPr>
+        <w:t xml:space="preserve">We </w:t>
+      </w:r>
+      <w:r>
+        <w:rPr>
+          <w:rFonts w:ascii="Lato" w:eastAsia="DengXian" w:hAnsi="Lato" w:cs="Arial"/>
+          <w:iCs/>
+          <w:szCs w:val="20"/>
+          <w:lang w:eastAsia="zh-CN"/>
+        </w:rPr>
+        <w:t xml:space="preserve">fully </w:t>
+      </w:r>
+      <w:r>
+        <w:rPr>
+          <w:rFonts w:ascii="Lato" w:eastAsia="DengXian" w:hAnsi="Lato" w:cs="Arial"/>
+          <w:iCs/>
+          <w:szCs w:val="20"/>
+          <w:lang w:eastAsia="zh-CN"/>
+        </w:rPr>
+        <w:t xml:space="preserve">agree that safety is a critical consideration in </w:t>
+      </w:r>
+      <w:r>
+        <w:rPr>
+          <w:rFonts w:ascii="Lato" w:eastAsia="DengXian" w:hAnsi="Lato" w:cs="Arial"/>
+          <w:iCs/>
+          <w:szCs w:val="20"/>
+          <w:lang w:eastAsia="zh-CN"/>
+        </w:rPr>
+        <w:t xml:space="preserve">the synthesis of </w:t>
       </w:r>
       <w:r>
         <w:rPr>
@@ -14921,7 +15884,43 @@
           <w:szCs w:val="20"/>
           <w:lang w:eastAsia="zh-CN"/>
         </w:rPr>
-        <w:t>synthesis due to its high flammability, explosive nature, and susceptibility to decomposition under specific conditions.</w:t>
+        <w:t>(</w:t>
+      </w:r>
+      <w:r>
+        <w:rPr>
+          <w:rFonts w:ascii="Lato" w:eastAsia="DengXian" w:hAnsi="Lato" w:cs="Arial"/>
+          <w:iCs/>
+          <w:szCs w:val="20"/>
+          <w:lang w:eastAsia="zh-CN"/>
+        </w:rPr>
+        <w:t>and generally in any</w:t>
+      </w:r>
+      <w:r>
+        <w:rPr>
+          <w:rFonts w:ascii="Lato" w:eastAsia="DengXian" w:hAnsi="Lato" w:cs="Arial"/>
+          <w:iCs/>
+          <w:szCs w:val="20"/>
+          <w:lang w:eastAsia="zh-CN"/>
+        </w:rPr>
+        <w:t xml:space="preserve"> other chemical)</w:t>
+      </w:r>
+      <w:r>
+        <w:rPr>
+          <w:rFonts w:ascii="Lato" w:eastAsia="DengXian" w:hAnsi="Lato" w:cs="Arial"/>
+          <w:iCs/>
+          <w:szCs w:val="20"/>
+          <w:lang w:eastAsia="zh-CN"/>
+        </w:rPr>
+        <w:t xml:space="preserve"> </w:t>
+      </w:r>
+      <w:r>
+        <w:rPr>
+          <w:rFonts w:ascii="Lato" w:eastAsia="DengXian" w:hAnsi="Lato" w:cs="Arial"/>
+          <w:iCs/>
+          <w:szCs w:val="20"/>
+          <w:lang w:eastAsia="zh-CN"/>
+        </w:rPr>
+        <w:t>due to its high flammability, explosive nature, and susceptibility to decomposition under specific conditions.</w:t>
       </w:r>
       <w:r>
         <w:rPr>
@@ -15004,26 +16003,25 @@
           <w:szCs w:val="20"/>
           <w:lang w:eastAsia="zh-CN"/>
         </w:rPr>
-        <w:t>CaC</w:t>
-      </w:r>
-      <w:r>
-        <w:rPr>
-          <w:rFonts w:ascii="Lato" w:eastAsia="DengXian" w:hAnsi="Lato" w:cs="Arial"/>
-          <w:iCs/>
-          <w:szCs w:val="20"/>
-          <w:vertAlign w:val="subscript"/>
-          <w:lang w:eastAsia="zh-CN"/>
-        </w:rPr>
-        <w:t>2</w:t>
-      </w:r>
-      <w:r>
-        <w:rPr>
-          <w:rFonts w:ascii="Lato" w:eastAsia="DengXian" w:hAnsi="Lato" w:cs="Arial"/>
-          <w:iCs/>
-          <w:szCs w:val="20"/>
-          <w:lang w:eastAsia="zh-CN"/>
-        </w:rPr>
-        <w:t xml:space="preserve"> process, </w:t>
+        <w:t>calcium carbide</w:t>
+      </w:r>
+      <w:r>
+        <w:rPr>
+          <w:rFonts w:ascii="Lato" w:eastAsia="DengXian" w:hAnsi="Lato" w:cs="Arial"/>
+          <w:iCs/>
+          <w:szCs w:val="20"/>
+          <w:lang w:eastAsia="zh-CN"/>
+        </w:rPr>
+        <w:t xml:space="preserve"> </w:t>
+      </w:r>
+      <w:r>
+        <w:rPr>
+          <w:rFonts w:ascii="Lato" w:eastAsia="DengXian" w:hAnsi="Lato" w:cs="Arial"/>
+          <w:iCs/>
+          <w:szCs w:val="20"/>
+          <w:lang w:eastAsia="zh-CN"/>
+        </w:rPr>
+        <w:t xml:space="preserve">process, </w:t>
       </w:r>
       <w:r>
         <w:rPr>
@@ -15150,6 +16148,7 @@
     </w:p>
     <w:p>
       <w:pPr>
+        <w:spacing w:after="80"/>
         <w:rPr>
           <w:rFonts w:ascii="Lato" w:eastAsia="DengXian" w:hAnsi="Lato" w:cs="Arial"/>
           <w:bCs/>
@@ -15215,7 +16214,16 @@
           <w:szCs w:val="20"/>
           <w:lang w:eastAsia="zh-CN"/>
         </w:rPr>
-        <w:t>Supplementary Note 3</w:t>
+        <w:t>Supplementary </w:t>
+      </w:r>
+      <w:r>
+        <w:rPr>
+          <w:rFonts w:ascii="Lato" w:eastAsia="DengXian" w:hAnsi="Lato" w:cs="Arial"/>
+          <w:iCs/>
+          <w:szCs w:val="20"/>
+          <w:lang w:eastAsia="zh-CN"/>
+        </w:rPr>
+        <w:t>Note 3</w:t>
       </w:r>
       <w:r>
         <w:rPr>
@@ -15323,7 +16331,7 @@
           <w:color w:val="000000" w:themeColor="text1"/>
           <w:szCs w:val="20"/>
         </w:rPr>
-        <w:t>endorsement of our study</w:t>
+        <w:t>endorsement</w:t>
       </w:r>
       <w:r>
         <w:rPr>
@@ -15524,7 +16532,7 @@
           <w:szCs w:val="20"/>
           <w:lang w:eastAsia="x-none"/>
         </w:rPr>
-        <w:t xml:space="preserve">We thank the </w:t>
+        <w:t>E</w:t>
       </w:r>
       <w:r>
         <w:rPr>
@@ -15533,7 +16541,7 @@
           <w:szCs w:val="20"/>
           <w:lang w:eastAsia="x-none"/>
         </w:rPr>
-        <w:t>r</w:t>
+        <w:t>nvironmental and economic analys</w:t>
       </w:r>
       <w:r>
         <w:rPr>
@@ -15542,7 +16550,7 @@
           <w:szCs w:val="20"/>
           <w:lang w:eastAsia="x-none"/>
         </w:rPr>
-        <w:t xml:space="preserve">eviewer for the suggestion. </w:t>
+        <w:t>e</w:t>
       </w:r>
       <w:r>
         <w:rPr>
@@ -15551,7 +16559,7 @@
           <w:szCs w:val="20"/>
           <w:lang w:eastAsia="x-none"/>
         </w:rPr>
-        <w:t>E</w:t>
+        <w:t>s</w:t>
       </w:r>
       <w:r>
         <w:rPr>
@@ -15560,7 +16568,7 @@
           <w:szCs w:val="20"/>
           <w:lang w:eastAsia="x-none"/>
         </w:rPr>
-        <w:t>nvironmental and economic analys</w:t>
+        <w:t xml:space="preserve"> in </w:t>
       </w:r>
       <w:r>
         <w:rPr>
@@ -15569,7 +16577,7 @@
           <w:szCs w:val="20"/>
           <w:lang w:eastAsia="x-none"/>
         </w:rPr>
-        <w:t>e</w:t>
+        <w:t>Section</w:t>
       </w:r>
       <w:r>
         <w:rPr>
@@ -15578,7 +16586,7 @@
           <w:szCs w:val="20"/>
           <w:lang w:eastAsia="x-none"/>
         </w:rPr>
-        <w:t>s</w:t>
+        <w:t> </w:t>
       </w:r>
       <w:r>
         <w:rPr>
@@ -15587,7 +16595,7 @@
           <w:szCs w:val="20"/>
           <w:lang w:eastAsia="x-none"/>
         </w:rPr>
-        <w:t xml:space="preserve"> in Section 3 </w:t>
+        <w:t xml:space="preserve">3 </w:t>
       </w:r>
       <w:r>
         <w:rPr>
@@ -15845,16 +16853,34 @@
           <w:szCs w:val="20"/>
           <w:lang w:eastAsia="x-none"/>
         </w:rPr>
-        <w:t xml:space="preserve">utilization in VCM production, underscoring its expanding role in the chemical industry. As suggested, emphasizing emerging technologies for </w:t>
-      </w:r>
-      <w:r>
-        <w:rPr>
-          <w:rFonts w:ascii="Lato" w:eastAsia="Cambria" w:hAnsi="Lato" w:cs="Arial"/>
-          <w:iCs/>
+        <w:t>utilization in VCM production, underscoring its expanding role in the chemical industry. As suggested</w:t>
+      </w:r>
+      <w:r>
+        <w:rPr>
+          <w:rFonts w:ascii="Lato" w:eastAsia="Cambria" w:hAnsi="Lato" w:cs="Arial"/>
           <w:color w:val="000000" w:themeColor="text1"/>
           <w:szCs w:val="20"/>
           <w:lang w:eastAsia="x-none"/>
         </w:rPr>
+        <w:t xml:space="preserve"> by the reviewer</w:t>
+      </w:r>
+      <w:r>
+        <w:rPr>
+          <w:rFonts w:ascii="Lato" w:eastAsia="Cambria" w:hAnsi="Lato" w:cs="Arial"/>
+          <w:color w:val="000000" w:themeColor="text1"/>
+          <w:szCs w:val="20"/>
+          <w:lang w:eastAsia="x-none"/>
+        </w:rPr>
+        <w:t xml:space="preserve">, emphasizing emerging </w:t>
+      </w:r>
+      <w:r>
+        <w:rPr>
+          <w:rFonts w:ascii="Lato" w:eastAsia="Cambria" w:hAnsi="Lato" w:cs="Arial"/>
+          <w:iCs/>
+          <w:color w:val="000000" w:themeColor="text1"/>
+          <w:szCs w:val="20"/>
+          <w:lang w:eastAsia="x-none"/>
+        </w:rPr>
         <w:t>C</w:t>
       </w:r>
       <w:r>
@@ -15915,7 +16941,16 @@
           <w:szCs w:val="20"/>
           <w:lang w:eastAsia="x-none"/>
         </w:rPr>
-        <w:t xml:space="preserve">in </w:t>
+        <w:t>using</w:t>
+      </w:r>
+      <w:r>
+        <w:rPr>
+          <w:rFonts w:ascii="Lato" w:eastAsia="Cambria" w:hAnsi="Lato" w:cs="Arial"/>
+          <w:color w:val="000000" w:themeColor="text1"/>
+          <w:szCs w:val="20"/>
+          <w:lang w:eastAsia="x-none"/>
+        </w:rPr>
+        <w:t xml:space="preserve"> </w:t>
       </w:r>
       <w:r>
         <w:rPr>
@@ -16532,7 +17567,7 @@
           <w:szCs w:val="20"/>
           <w:lang w:eastAsia="x-none"/>
         </w:rPr>
-        <w:t xml:space="preserve"> catalysts are widely recognized for enhanc</w:t>
+        <w:t xml:space="preserve"> catalysts enhanc</w:t>
       </w:r>
       <w:r>
         <w:rPr>
@@ -16542,7 +17577,7 @@
           <w:szCs w:val="20"/>
           <w:lang w:eastAsia="x-none"/>
         </w:rPr>
-        <w:t>ing</w:t>
+        <w:t>e</w:t>
       </w:r>
       <w:r>
         <w:rPr>
@@ -16605,7 +17640,7 @@
           <w:lang w:eastAsia="x-none"/>
         </w:rPr>
         <w:noBreakHyphen/>
-        <w:t xml:space="preserve">thermal plasma and thermal pyrolysis processes; however, these catalysts </w:t>
+        <w:t xml:space="preserve">thermal plasma and thermal pyrolysis processes; however, </w:t>
       </w:r>
       <w:r>
         <w:rPr>
@@ -16615,7 +17650,7 @@
           <w:szCs w:val="20"/>
           <w:lang w:eastAsia="x-none"/>
         </w:rPr>
-        <w:t>are</w:t>
+        <w:t xml:space="preserve">but their </w:t>
       </w:r>
       <w:r>
         <w:rPr>
@@ -16625,7 +17660,27 @@
           <w:szCs w:val="20"/>
           <w:lang w:eastAsia="x-none"/>
         </w:rPr>
-        <w:t xml:space="preserve"> yet to be implemented on an industrial scale. </w:t>
+        <w:t>efficiency</w:t>
+      </w:r>
+      <w:r>
+        <w:rPr>
+          <w:rFonts w:ascii="Lato" w:eastAsia="Times New Roman" w:hAnsi="Lato" w:cs="Arial"/>
+          <w:iCs/>
+          <w:color w:val="000000" w:themeColor="text1"/>
+          <w:szCs w:val="20"/>
+          <w:lang w:eastAsia="x-none"/>
+        </w:rPr>
+        <w:t xml:space="preserve"> is still insufficient to implementation at</w:t>
+      </w:r>
+      <w:r>
+        <w:rPr>
+          <w:rFonts w:ascii="Lato" w:eastAsia="Times New Roman" w:hAnsi="Lato" w:cs="Arial"/>
+          <w:iCs/>
+          <w:color w:val="000000" w:themeColor="text1"/>
+          <w:szCs w:val="20"/>
+          <w:lang w:eastAsia="x-none"/>
+        </w:rPr>
+        <w:t xml:space="preserve"> industrial scale. </w:t>
       </w:r>
       <w:r>
         <w:rPr>
@@ -16789,7 +17844,7 @@
           <w:szCs w:val="20"/>
           <w:lang w:eastAsia="x-none"/>
         </w:rPr>
-        <w:t>enabling</w:t>
+        <w:t>for</w:t>
       </w:r>
       <w:r>
         <w:rPr>
@@ -16803,63 +17858,261 @@
       <w:r>
         <w:rPr>
           <w:rFonts w:ascii="Lato" w:eastAsia="Cambria" w:hAnsi="Lato" w:cs="Arial"/>
+          <w:iCs/>
           <w:color w:val="000000" w:themeColor="text1"/>
           <w:szCs w:val="20"/>
           <w:lang w:eastAsia="x-none"/>
         </w:rPr>
+        <w:t>C</w:t>
+      </w:r>
+      <w:r>
+        <w:rPr>
+          <w:rFonts w:ascii="Lato" w:eastAsia="Cambria" w:hAnsi="Lato" w:cs="Arial"/>
+          <w:iCs/>
+          <w:color w:val="000000" w:themeColor="text1"/>
+          <w:szCs w:val="20"/>
+          <w:vertAlign w:val="subscript"/>
+          <w:lang w:eastAsia="x-none"/>
+        </w:rPr>
+        <w:t>2</w:t>
+      </w:r>
+      <w:r>
+        <w:rPr>
+          <w:rFonts w:ascii="Lato" w:eastAsia="Cambria" w:hAnsi="Lato" w:cs="Arial"/>
+          <w:iCs/>
+          <w:color w:val="000000" w:themeColor="text1"/>
+          <w:szCs w:val="20"/>
+          <w:lang w:eastAsia="x-none"/>
+        </w:rPr>
+        <w:t>H</w:t>
+      </w:r>
+      <w:r>
+        <w:rPr>
+          <w:rFonts w:ascii="Lato" w:eastAsia="Cambria" w:hAnsi="Lato" w:cs="Arial"/>
+          <w:iCs/>
+          <w:color w:val="000000" w:themeColor="text1"/>
+          <w:szCs w:val="20"/>
+          <w:vertAlign w:val="subscript"/>
+          <w:lang w:eastAsia="x-none"/>
+        </w:rPr>
+        <w:t>2</w:t>
+      </w:r>
+      <w:r>
+        <w:rPr>
+          <w:rFonts w:ascii="Lato" w:eastAsia="Cambria" w:hAnsi="Lato" w:cs="Arial"/>
+          <w:iCs/>
+          <w:color w:val="000000" w:themeColor="text1"/>
+          <w:szCs w:val="20"/>
+          <w:lang w:eastAsia="x-none"/>
+        </w:rPr>
+        <w:t xml:space="preserve"> </w:t>
+      </w:r>
+      <w:r>
+        <w:rPr>
+          <w:rFonts w:ascii="Lato" w:eastAsia="Cambria" w:hAnsi="Lato" w:cs="Arial"/>
+          <w:color w:val="000000" w:themeColor="text1"/>
+          <w:szCs w:val="20"/>
+          <w:lang w:eastAsia="x-none"/>
+        </w:rPr>
+        <w:t>production remains complex and insufficiently explored.</w:t>
+      </w:r>
+      <w:r>
+        <w:rPr>
+          <w:rFonts w:ascii="Lato" w:eastAsia="Cambria" w:hAnsi="Lato" w:cs="Arial" w:hint="eastAsia"/>
+          <w:color w:val="000000" w:themeColor="text1"/>
+          <w:szCs w:val="20"/>
+          <w:lang w:eastAsia="x-none"/>
+        </w:rPr>
+        <w:t xml:space="preserve"> </w:t>
+      </w:r>
+      <w:r>
+        <w:rPr>
+          <w:rFonts w:ascii="Lato" w:eastAsia="Cambria" w:hAnsi="Lato" w:cs="Arial"/>
+          <w:color w:val="000000" w:themeColor="text1"/>
+          <w:szCs w:val="20"/>
+          <w:lang w:eastAsia="x-none"/>
+        </w:rPr>
+        <w:t xml:space="preserve">On the other hand, in </w:t>
+      </w:r>
+      <w:r>
+        <w:rPr>
+          <w:rFonts w:ascii="Lato" w:eastAsia="Cambria" w:hAnsi="Lato" w:cs="Arial"/>
+          <w:iCs/>
+          <w:color w:val="000000" w:themeColor="text1"/>
+          <w:szCs w:val="20"/>
+          <w:lang w:eastAsia="x-none"/>
+        </w:rPr>
+        <w:t>c</w:t>
+      </w:r>
+      <w:r>
+        <w:rPr>
+          <w:rFonts w:ascii="Lato" w:eastAsia="Cambria" w:hAnsi="Lato" w:cs="Arial"/>
+          <w:iCs/>
+          <w:color w:val="000000" w:themeColor="text1"/>
+          <w:szCs w:val="20"/>
+          <w:lang w:eastAsia="x-none"/>
+        </w:rPr>
+        <w:t>atalytic thermal pyrolysis</w:t>
+      </w:r>
+      <w:r>
+        <w:rPr>
+          <w:rFonts w:ascii="Lato" w:eastAsia="Cambria" w:hAnsi="Lato" w:cs="Arial"/>
+          <w:color w:val="000000" w:themeColor="text1"/>
+          <w:szCs w:val="20"/>
+          <w:lang w:eastAsia="x-none"/>
+        </w:rPr>
+        <w:t xml:space="preserve">, </w:t>
+      </w:r>
+      <w:r>
+        <w:rPr>
+          <w:rFonts w:ascii="Lato" w:eastAsia="Cambria" w:hAnsi="Lato" w:cs="Arial"/>
+          <w:iCs/>
+          <w:color w:val="000000" w:themeColor="text1"/>
+          <w:szCs w:val="20"/>
+          <w:lang w:eastAsia="x-none"/>
+        </w:rPr>
+        <w:t>C</w:t>
+      </w:r>
+      <w:r>
+        <w:rPr>
+          <w:rFonts w:ascii="Lato" w:eastAsia="Cambria" w:hAnsi="Lato" w:cs="Arial"/>
+          <w:iCs/>
+          <w:color w:val="000000" w:themeColor="text1"/>
+          <w:szCs w:val="20"/>
+          <w:vertAlign w:val="subscript"/>
+          <w:lang w:eastAsia="x-none"/>
+        </w:rPr>
+        <w:t>2</w:t>
+      </w:r>
+      <w:r>
+        <w:rPr>
+          <w:rFonts w:ascii="Lato" w:eastAsia="Cambria" w:hAnsi="Lato" w:cs="Arial"/>
+          <w:iCs/>
+          <w:color w:val="000000" w:themeColor="text1"/>
+          <w:szCs w:val="20"/>
+          <w:lang w:eastAsia="x-none"/>
+        </w:rPr>
+        <w:t>H</w:t>
+      </w:r>
+      <w:r>
+        <w:rPr>
+          <w:rFonts w:ascii="Lato" w:eastAsia="Cambria" w:hAnsi="Lato" w:cs="Arial"/>
+          <w:iCs/>
+          <w:color w:val="000000" w:themeColor="text1"/>
+          <w:szCs w:val="20"/>
+          <w:vertAlign w:val="subscript"/>
+          <w:lang w:eastAsia="x-none"/>
+        </w:rPr>
+        <w:t>2</w:t>
+      </w:r>
+      <w:r>
+        <w:rPr>
+          <w:rFonts w:ascii="Lato" w:eastAsia="Cambria" w:hAnsi="Lato" w:cs="Arial"/>
+          <w:iCs/>
+          <w:color w:val="000000" w:themeColor="text1"/>
+          <w:szCs w:val="20"/>
+          <w:lang w:eastAsia="x-none"/>
+        </w:rPr>
+        <w:t xml:space="preserve"> </w:t>
+      </w:r>
+      <w:r>
+        <w:rPr>
+          <w:rFonts w:ascii="Lato" w:eastAsia="Cambria" w:hAnsi="Lato" w:cs="Arial"/>
+          <w:color w:val="000000" w:themeColor="text1"/>
+          <w:szCs w:val="20"/>
+          <w:lang w:eastAsia="x-none"/>
+        </w:rPr>
+        <w:t>selectivity</w:t>
+      </w:r>
+      <w:r>
+        <w:rPr>
+          <w:rFonts w:ascii="Lato" w:eastAsia="Cambria" w:hAnsi="Lato" w:cs="Arial"/>
+          <w:color w:val="000000" w:themeColor="text1"/>
+          <w:szCs w:val="20"/>
+          <w:lang w:eastAsia="x-none"/>
+        </w:rPr>
+        <w:t xml:space="preserve"> is </w:t>
+      </w:r>
+      <w:r>
+        <w:rPr>
+          <w:rFonts w:ascii="Lato" w:eastAsia="Cambria" w:hAnsi="Lato" w:cs="Arial"/>
+          <w:color w:val="000000" w:themeColor="text1"/>
+          <w:szCs w:val="20"/>
+          <w:lang w:eastAsia="x-none"/>
+        </w:rPr>
         <w:lastRenderedPageBreak/>
-        <w:t xml:space="preserve">durable </w:t>
-      </w:r>
-      <w:r>
-        <w:rPr>
-          <w:rFonts w:ascii="Lato" w:eastAsia="Cambria" w:hAnsi="Lato" w:cs="Arial"/>
-          <w:iCs/>
+        <w:t xml:space="preserve">limited to </w:t>
+      </w:r>
+      <w:r>
+        <w:rPr>
+          <w:rFonts w:ascii="Lato" w:eastAsia="Cambria" w:hAnsi="Lato" w:cs="Arial"/>
           <w:color w:val="000000" w:themeColor="text1"/>
           <w:szCs w:val="20"/>
           <w:lang w:eastAsia="x-none"/>
         </w:rPr>
-        <w:t>C</w:t>
-      </w:r>
-      <w:r>
-        <w:rPr>
-          <w:rFonts w:ascii="Lato" w:eastAsia="Cambria" w:hAnsi="Lato" w:cs="Arial"/>
-          <w:iCs/>
-          <w:color w:val="000000" w:themeColor="text1"/>
-          <w:szCs w:val="20"/>
-          <w:vertAlign w:val="subscript"/>
+        <w:t>ca. </w:t>
+      </w:r>
+      <w:r>
+        <w:rPr>
+          <w:rFonts w:ascii="Lato" w:eastAsia="Cambria" w:hAnsi="Lato" w:cs="Arial"/>
+          <w:color w:val="000000" w:themeColor="text1"/>
+          <w:szCs w:val="20"/>
           <w:lang w:eastAsia="x-none"/>
         </w:rPr>
-        <w:t>2</w:t>
-      </w:r>
-      <w:r>
-        <w:rPr>
-          <w:rFonts w:ascii="Lato" w:eastAsia="Cambria" w:hAnsi="Lato" w:cs="Arial"/>
-          <w:iCs/>
+        <w:t>35% due to the competitive formation of other hydrocarbons and cok</w:t>
+      </w:r>
+      <w:r>
+        <w:rPr>
+          <w:rFonts w:ascii="Lato" w:eastAsia="Cambria" w:hAnsi="Lato" w:cs="Arial"/>
           <w:color w:val="000000" w:themeColor="text1"/>
           <w:szCs w:val="20"/>
           <w:lang w:eastAsia="x-none"/>
         </w:rPr>
-        <w:t>H</w:t>
-      </w:r>
-      <w:r>
-        <w:rPr>
-          <w:rFonts w:ascii="Lato" w:eastAsia="Cambria" w:hAnsi="Lato" w:cs="Arial"/>
-          <w:iCs/>
-          <w:color w:val="000000" w:themeColor="text1"/>
-          <w:szCs w:val="20"/>
-          <w:vertAlign w:val="subscript"/>
+        <w:t>ing</w:t>
+      </w:r>
+      <w:r>
+        <w:rPr>
+          <w:rFonts w:ascii="Lato" w:eastAsia="Cambria" w:hAnsi="Lato" w:cs="Arial"/>
+          <w:color w:val="000000" w:themeColor="text1"/>
+          <w:szCs w:val="20"/>
           <w:lang w:eastAsia="x-none"/>
         </w:rPr>
-        <w:t>2</w:t>
-      </w:r>
-      <w:r>
-        <w:rPr>
-          <w:rFonts w:ascii="Lato" w:eastAsia="Cambria" w:hAnsi="Lato" w:cs="Arial"/>
-          <w:iCs/>
+        <w:t xml:space="preserve">. Consequently, catalytic thermal pyrolysis </w:t>
+      </w:r>
+      <w:r>
+        <w:rPr>
+          <w:rFonts w:ascii="Lato" w:eastAsia="Cambria" w:hAnsi="Lato" w:cs="Arial"/>
           <w:color w:val="000000" w:themeColor="text1"/>
           <w:szCs w:val="20"/>
           <w:lang w:eastAsia="x-none"/>
         </w:rPr>
+        <w:t>is not yet</w:t>
+      </w:r>
+      <w:r>
+        <w:rPr>
+          <w:rFonts w:ascii="Lato" w:eastAsia="Cambria" w:hAnsi="Lato" w:cs="Arial"/>
+          <w:color w:val="000000" w:themeColor="text1"/>
+          <w:szCs w:val="20"/>
+          <w:lang w:eastAsia="x-none"/>
+        </w:rPr>
+        <w:t xml:space="preserve"> industrial</w:t>
+      </w:r>
+      <w:r>
+        <w:rPr>
+          <w:rFonts w:ascii="Lato" w:eastAsia="Cambria" w:hAnsi="Lato" w:cs="Arial"/>
+          <w:color w:val="000000" w:themeColor="text1"/>
+          <w:szCs w:val="20"/>
+          <w:lang w:eastAsia="x-none"/>
+        </w:rPr>
+        <w:t>ly</w:t>
+      </w:r>
+      <w:r>
+        <w:rPr>
+          <w:rFonts w:ascii="Lato" w:eastAsia="Cambria" w:hAnsi="Lato" w:cs="Arial"/>
+          <w:color w:val="000000" w:themeColor="text1"/>
+          <w:szCs w:val="20"/>
+          <w:lang w:eastAsia="x-none"/>
+        </w:rPr>
         <w:t xml:space="preserve"> </w:t>
       </w:r>
       <w:r>
@@ -16869,16 +18122,16 @@
           <w:szCs w:val="20"/>
           <w:lang w:eastAsia="x-none"/>
         </w:rPr>
-        <w:t>production remains complex and insufficiently explored.</w:t>
-      </w:r>
-      <w:r>
-        <w:rPr>
-          <w:rFonts w:ascii="Lato" w:eastAsia="Cambria" w:hAnsi="Lato" w:cs="Arial" w:hint="eastAsia"/>
+        <w:t>viable</w:t>
+      </w:r>
+      <w:r>
+        <w:rPr>
+          <w:rFonts w:ascii="Lato" w:eastAsia="Cambria" w:hAnsi="Lato" w:cs="Arial"/>
           <w:color w:val="000000" w:themeColor="text1"/>
           <w:szCs w:val="20"/>
           <w:lang w:eastAsia="x-none"/>
         </w:rPr>
-        <w:t xml:space="preserve"> </w:t>
+        <w:t xml:space="preserve">, </w:t>
       </w:r>
       <w:r>
         <w:rPr>
@@ -16887,187 +18140,25 @@
           <w:szCs w:val="20"/>
           <w:lang w:eastAsia="x-none"/>
         </w:rPr>
-        <w:t xml:space="preserve">On the other hand, in </w:t>
-      </w:r>
-      <w:r>
-        <w:rPr>
-          <w:rFonts w:ascii="Lato" w:eastAsia="Cambria" w:hAnsi="Lato" w:cs="Arial"/>
-          <w:iCs/>
+        <w:t xml:space="preserve">calling for research efforts on </w:t>
+      </w:r>
+      <w:r>
+        <w:rPr>
+          <w:rFonts w:ascii="Lato" w:eastAsia="Cambria" w:hAnsi="Lato" w:cs="Arial"/>
           <w:color w:val="000000" w:themeColor="text1"/>
           <w:szCs w:val="20"/>
           <w:lang w:eastAsia="x-none"/>
         </w:rPr>
-        <w:t>c</w:t>
-      </w:r>
-      <w:r>
-        <w:rPr>
-          <w:rFonts w:ascii="Lato" w:eastAsia="Cambria" w:hAnsi="Lato" w:cs="Arial"/>
-          <w:iCs/>
+        <w:t>catalyst and reactor</w:t>
+      </w:r>
+      <w:r>
+        <w:rPr>
+          <w:rFonts w:ascii="Lato" w:eastAsia="Cambria" w:hAnsi="Lato" w:cs="Arial"/>
           <w:color w:val="000000" w:themeColor="text1"/>
           <w:szCs w:val="20"/>
           <w:lang w:eastAsia="x-none"/>
         </w:rPr>
-        <w:t>atalytic thermal pyrolysis</w:t>
-      </w:r>
-      <w:r>
-        <w:rPr>
-          <w:rFonts w:ascii="Lato" w:eastAsia="Cambria" w:hAnsi="Lato" w:cs="Arial"/>
-          <w:color w:val="000000" w:themeColor="text1"/>
-          <w:szCs w:val="20"/>
-          <w:lang w:eastAsia="x-none"/>
-        </w:rPr>
-        <w:t xml:space="preserve">, </w:t>
-      </w:r>
-      <w:r>
-        <w:rPr>
-          <w:rFonts w:ascii="Lato" w:eastAsia="Cambria" w:hAnsi="Lato" w:cs="Arial"/>
-          <w:iCs/>
-          <w:color w:val="000000" w:themeColor="text1"/>
-          <w:szCs w:val="20"/>
-          <w:lang w:eastAsia="x-none"/>
-        </w:rPr>
-        <w:t>C</w:t>
-      </w:r>
-      <w:r>
-        <w:rPr>
-          <w:rFonts w:ascii="Lato" w:eastAsia="Cambria" w:hAnsi="Lato" w:cs="Arial"/>
-          <w:iCs/>
-          <w:color w:val="000000" w:themeColor="text1"/>
-          <w:szCs w:val="20"/>
-          <w:vertAlign w:val="subscript"/>
-          <w:lang w:eastAsia="x-none"/>
-        </w:rPr>
-        <w:t>2</w:t>
-      </w:r>
-      <w:r>
-        <w:rPr>
-          <w:rFonts w:ascii="Lato" w:eastAsia="Cambria" w:hAnsi="Lato" w:cs="Arial"/>
-          <w:iCs/>
-          <w:color w:val="000000" w:themeColor="text1"/>
-          <w:szCs w:val="20"/>
-          <w:lang w:eastAsia="x-none"/>
-        </w:rPr>
-        <w:t>H</w:t>
-      </w:r>
-      <w:r>
-        <w:rPr>
-          <w:rFonts w:ascii="Lato" w:eastAsia="Cambria" w:hAnsi="Lato" w:cs="Arial"/>
-          <w:iCs/>
-          <w:color w:val="000000" w:themeColor="text1"/>
-          <w:szCs w:val="20"/>
-          <w:vertAlign w:val="subscript"/>
-          <w:lang w:eastAsia="x-none"/>
-        </w:rPr>
-        <w:t>2</w:t>
-      </w:r>
-      <w:r>
-        <w:rPr>
-          <w:rFonts w:ascii="Lato" w:eastAsia="Cambria" w:hAnsi="Lato" w:cs="Arial"/>
-          <w:iCs/>
-          <w:color w:val="000000" w:themeColor="text1"/>
-          <w:szCs w:val="20"/>
-          <w:lang w:eastAsia="x-none"/>
-        </w:rPr>
-        <w:t xml:space="preserve"> </w:t>
-      </w:r>
-      <w:r>
-        <w:rPr>
-          <w:rFonts w:ascii="Lato" w:eastAsia="Cambria" w:hAnsi="Lato" w:cs="Arial"/>
-          <w:color w:val="000000" w:themeColor="text1"/>
-          <w:szCs w:val="20"/>
-          <w:lang w:eastAsia="x-none"/>
-        </w:rPr>
-        <w:t>selectivity</w:t>
-      </w:r>
-      <w:r>
-        <w:rPr>
-          <w:rFonts w:ascii="Lato" w:eastAsia="Cambria" w:hAnsi="Lato" w:cs="Arial"/>
-          <w:color w:val="000000" w:themeColor="text1"/>
-          <w:szCs w:val="20"/>
-          <w:lang w:eastAsia="x-none"/>
-        </w:rPr>
-        <w:t xml:space="preserve"> is limited to </w:t>
-      </w:r>
-      <w:r>
-        <w:rPr>
-          <w:rFonts w:ascii="Lato" w:eastAsia="Cambria" w:hAnsi="Lato" w:cs="Arial"/>
-          <w:color w:val="000000" w:themeColor="text1"/>
-          <w:szCs w:val="20"/>
-          <w:lang w:eastAsia="x-none"/>
-        </w:rPr>
-        <w:t>ca. </w:t>
-      </w:r>
-      <w:r>
-        <w:rPr>
-          <w:rFonts w:ascii="Lato" w:eastAsia="Cambria" w:hAnsi="Lato" w:cs="Arial"/>
-          <w:color w:val="000000" w:themeColor="text1"/>
-          <w:szCs w:val="20"/>
-          <w:lang w:eastAsia="x-none"/>
-        </w:rPr>
-        <w:t>35% due to the competitive formation of other hydrocarbons and cok</w:t>
-      </w:r>
-      <w:r>
-        <w:rPr>
-          <w:rFonts w:ascii="Lato" w:eastAsia="Cambria" w:hAnsi="Lato" w:cs="Arial"/>
-          <w:color w:val="000000" w:themeColor="text1"/>
-          <w:szCs w:val="20"/>
-          <w:lang w:eastAsia="x-none"/>
-        </w:rPr>
-        <w:t>ing</w:t>
-      </w:r>
-      <w:r>
-        <w:rPr>
-          <w:rFonts w:ascii="Lato" w:eastAsia="Cambria" w:hAnsi="Lato" w:cs="Arial"/>
-          <w:color w:val="000000" w:themeColor="text1"/>
-          <w:szCs w:val="20"/>
-          <w:lang w:eastAsia="x-none"/>
-        </w:rPr>
-        <w:t xml:space="preserve">. Consequently, catalytic thermal pyrolysis remains far from industrial viability, </w:t>
-      </w:r>
-      <w:r>
-        <w:rPr>
-          <w:rFonts w:ascii="Lato" w:eastAsia="Cambria" w:hAnsi="Lato" w:cs="Arial"/>
-          <w:color w:val="000000" w:themeColor="text1"/>
-          <w:szCs w:val="20"/>
-          <w:lang w:eastAsia="x-none"/>
-        </w:rPr>
-        <w:t>with the primary challenge for future research being the mitigation of coke formation through kinetic inhibition, achieved by designing suitable catalysts and reactor</w:t>
-      </w:r>
-      <w:r>
-        <w:rPr>
-          <w:rFonts w:ascii="Lato" w:eastAsia="Cambria" w:hAnsi="Lato" w:cs="Arial" w:hint="eastAsia"/>
-          <w:color w:val="000000" w:themeColor="text1"/>
-          <w:szCs w:val="20"/>
-          <w:lang w:eastAsia="x-none"/>
-        </w:rPr>
-        <w:t xml:space="preserve"> </w:t>
-      </w:r>
-      <w:r>
-        <w:rPr>
-          <w:rFonts w:ascii="Lato" w:eastAsia="Cambria" w:hAnsi="Lato" w:cs="Arial"/>
-          <w:color w:val="000000" w:themeColor="text1"/>
-          <w:szCs w:val="20"/>
-          <w:lang w:eastAsia="x-none"/>
-        </w:rPr>
-        <w:t>configur</w:t>
-      </w:r>
-      <w:r>
-        <w:rPr>
-          <w:rFonts w:ascii="Lato" w:eastAsia="Cambria" w:hAnsi="Lato" w:cs="Arial" w:hint="eastAsia"/>
-          <w:color w:val="000000" w:themeColor="text1"/>
-          <w:szCs w:val="20"/>
-          <w:lang w:eastAsia="x-none"/>
-        </w:rPr>
-        <w:t>ation</w:t>
-      </w:r>
-      <w:r>
-        <w:rPr>
-          <w:rFonts w:ascii="Lato" w:eastAsia="Cambria" w:hAnsi="Lato" w:cs="Arial"/>
-          <w:color w:val="000000" w:themeColor="text1"/>
-          <w:szCs w:val="20"/>
-          <w:lang w:eastAsia="x-none"/>
-        </w:rPr>
-        <w:t>s</w:t>
+        <w:t xml:space="preserve"> design</w:t>
       </w:r>
       <w:r>
         <w:rPr>
@@ -17174,8 +18265,8 @@
       </w:r>
     </w:p>
     <w:sectPr>
-      <w:footerReference w:type="default" r:id="rId8"/>
-      <w:footerReference w:type="first" r:id="rId9"/>
+      <w:footerReference w:type="default" r:id="rId11"/>
+      <w:footerReference w:type="first" r:id="rId12"/>
       <w:pgSz w:w="11906" w:h="16838"/>
       <w:pgMar w:top="1417" w:right="1417" w:bottom="1134" w:left="1417" w:header="708" w:footer="708" w:gutter="0"/>
       <w:cols w:space="708"/>
@@ -17185,10 +18276,209 @@
 </w:document>
 </file>
 
+<file path=word/comments.xml><?xml version="1.0" encoding="utf-8"?>
+<w:comments xmlns:wpc="http://schemas.microsoft.com/office/word/2010/wordprocessingCanvas" xmlns:cx="http://schemas.microsoft.com/office/drawing/2014/chartex" xmlns:cx1="http://schemas.microsoft.com/office/drawing/2015/9/8/chartex" xmlns:cx2="http://schemas.microsoft.com/office/drawing/2015/10/21/chartex" xmlns:cx3="http://schemas.microsoft.com/office/drawing/2016/5/9/chartex" xmlns:cx4="http://schemas.microsoft.com/office/drawing/2016/5/10/chartex" xmlns:cx5="http://schemas.microsoft.com/office/drawing/2016/5/11/chartex" xmlns:cx6="http://schemas.microsoft.com/office/drawing/2016/5/12/chartex" xmlns:cx7="http://schemas.microsoft.com/office/drawing/2016/5/13/chartex" xmlns:cx8="http://schemas.microsoft.com/office/drawing/2016/5/14/chartex" xmlns:mc="http://schemas.openxmlformats.org/markup-compatibility/2006" xmlns:aink="http://schemas.microsoft.com/office/drawing/2016/ink" xmlns:am3d="http://schemas.microsoft.com/office/drawing/2017/model3d" xmlns:o="urn:schemas-microsoft-com:office:office" xmlns:r="http://schemas.openxmlformats.org/officeDocument/2006/relationships" xmlns:m="http://schemas.openxmlformats.org/officeDocument/2006/math" xmlns:v="urn:schemas-microsoft-com:vml" xmlns:wp14="http://schemas.microsoft.com/office/word/2010/wordprocessingDrawing" xmlns:wp="http://schemas.openxmlformats.org/drawingml/2006/wordprocessingDrawing" xmlns:w10="urn:schemas-microsoft-com:office:word" xmlns:w="http://schemas.openxmlformats.org/wordprocessingml/2006/main" xmlns:w14="http://schemas.microsoft.com/office/word/2010/wordml" xmlns:w15="http://schemas.microsoft.com/office/word/2012/wordml" xmlns:w16cid="http://schemas.microsoft.com/office/word/2016/wordml/cid" xmlns:w16se="http://schemas.microsoft.com/office/word/2015/wordml/symex" xmlns:wpg="http://schemas.microsoft.com/office/word/2010/wordprocessingGroup" xmlns:wpi="http://schemas.microsoft.com/office/word/2010/wordprocessingInk" xmlns:wne="http://schemas.microsoft.com/office/word/2006/wordml" xmlns:wps="http://schemas.microsoft.com/office/word/2010/wordprocessingShape" mc:Ignorable="w14 w15 w16se w16cid wp14">
+  <w:comment w:id="3" w:author="Pérez-Ramirez  Javier" w:date="2024-12-01T09:21:00Z" w:initials="JPR">
+    <w:p>
+      <w:pPr>
+        <w:jc w:val="left"/>
+      </w:pPr>
+      <w:r>
+        <w:rPr>
+          <w:rStyle w:val="CommentReference"/>
+        </w:rPr>
+        <w:annotationRef/>
+      </w:r>
+      <w:r>
+        <w:rPr>
+          <w:color w:val="000000"/>
+          <w:szCs w:val="20"/>
+        </w:rPr>
+        <w:t>what we don't mention in the second paragraph is that we recognize that the structure of the original MS might not have emphasize our aim (Perspective), your goes to the technical discussion without describing how the reviewer changed our views. Please reassess.</w:t>
+      </w:r>
+    </w:p>
+  </w:comment>
+  <w:comment w:id="4" w:author="Pérez-Ramirez  Javier" w:date="2024-12-01T09:13:00Z" w:initials="JPR">
+    <w:p>
+      <w:pPr>
+        <w:jc w:val="left"/>
+      </w:pPr>
+      <w:r>
+        <w:rPr>
+          <w:rStyle w:val="CommentReference"/>
+        </w:rPr>
+        <w:annotationRef/>
+      </w:r>
+      <w:r>
+        <w:rPr>
+          <w:color w:val="000000"/>
+          <w:szCs w:val="20"/>
+        </w:rPr>
+        <w:t>since we are writing a Perspective, we can simply call the section Outlook</w:t>
+      </w:r>
+    </w:p>
+  </w:comment>
+  <w:comment w:id="5" w:author="Pérez-Ramirez  Javier" w:date="2024-12-01T09:21:00Z" w:initials="JPR">
+    <w:p>
+      <w:pPr>
+        <w:jc w:val="left"/>
+      </w:pPr>
+      <w:r>
+        <w:rPr>
+          <w:rStyle w:val="CommentReference"/>
+        </w:rPr>
+        <w:annotationRef/>
+      </w:r>
+      <w:r>
+        <w:rPr>
+          <w:color w:val="000000"/>
+          <w:szCs w:val="20"/>
+        </w:rPr>
+        <w:t>but above we do not mention why, see email exchange with Editor</w:t>
+      </w:r>
+    </w:p>
+  </w:comment>
+  <w:comment w:id="6" w:author="Pérez-Ramirez  Javier" w:date="2024-12-01T09:24:00Z" w:initials="JPR">
+    <w:p>
+      <w:pPr>
+        <w:jc w:val="left"/>
+      </w:pPr>
+      <w:r>
+        <w:rPr>
+          <w:rStyle w:val="CommentReference"/>
+        </w:rPr>
+        <w:annotationRef/>
+      </w:r>
+      <w:r>
+        <w:rPr>
+          <w:color w:val="000000"/>
+          <w:szCs w:val="20"/>
+        </w:rPr>
+        <w:t>the action reads well and I think it is reasonable. But, do you think it really tackles what the reviewer is stressing? Read their comment well and touch upon that specifically</w:t>
+      </w:r>
+    </w:p>
+  </w:comment>
+  <w:comment w:id="8" w:author="Pérez-Ramirez  Javier" w:date="2024-12-01T09:54:00Z" w:initials="JPR">
+    <w:p>
+      <w:pPr>
+        <w:jc w:val="left"/>
+      </w:pPr>
+      <w:r>
+        <w:rPr>
+          <w:rStyle w:val="CommentReference"/>
+        </w:rPr>
+        <w:annotationRef/>
+      </w:r>
+      <w:r>
+        <w:rPr>
+          <w:color w:val="000000"/>
+          <w:szCs w:val="20"/>
+        </w:rPr>
+        <w:t>outside or beyond China? I won't exclude a shift in China either even if unrealistic today</w:t>
+      </w:r>
+    </w:p>
+  </w:comment>
+  <w:comment w:id="9" w:author="Pérez-Ramirez  Javier" w:date="2024-12-01T09:56:00Z" w:initials="JPR">
+    <w:p>
+      <w:pPr>
+        <w:jc w:val="left"/>
+      </w:pPr>
+      <w:r>
+        <w:rPr>
+          <w:rStyle w:val="CommentReference"/>
+        </w:rPr>
+        <w:annotationRef/>
+      </w:r>
+      <w:r>
+        <w:rPr>
+          <w:color w:val="000000"/>
+          <w:szCs w:val="20"/>
+        </w:rPr>
+        <w:t>or viceversa ;-)</w:t>
+      </w:r>
+    </w:p>
+  </w:comment>
+  <w:comment w:id="11" w:author="Pérez-Ramirez  Javier" w:date="2024-12-01T10:32:00Z" w:initials="JPR">
+    <w:p>
+      <w:pPr>
+        <w:jc w:val="left"/>
+      </w:pPr>
+      <w:r>
+        <w:rPr>
+          <w:rStyle w:val="CommentReference"/>
+        </w:rPr>
+        <w:annotationRef/>
+      </w:r>
+      <w:r>
+        <w:rPr>
+          <w:color w:val="000000"/>
+          <w:szCs w:val="20"/>
+        </w:rPr>
+        <w:t>your writing is not elegant enough. 4 times C2H2 in a 6 page paragraph. You should clearly try to avoid repetition, merging sentences or using acetylene more often</w:t>
+      </w:r>
+    </w:p>
+  </w:comment>
+  <w:comment w:id="13" w:author="Pérez-Ramirez  Javier" w:date="2024-12-01T10:34:00Z" w:initials="JPR">
+    <w:p>
+      <w:pPr>
+        <w:jc w:val="left"/>
+      </w:pPr>
+      <w:r>
+        <w:rPr>
+          <w:rStyle w:val="CommentReference"/>
+        </w:rPr>
+        <w:annotationRef/>
+      </w:r>
+      <w:r>
+        <w:rPr>
+          <w:color w:val="000000"/>
+          <w:szCs w:val="20"/>
+        </w:rPr>
+        <w:t>arghh.... the writing is suboptimal. Formulate sharper sentences, i.e. don't use words (verbs) that weaken the paper</w:t>
+      </w:r>
+    </w:p>
+  </w:comment>
+</w:comments>
+</file>
+
+<file path=word/commentsExtended.xml><?xml version="1.0" encoding="utf-8"?>
+<w15:commentsEx xmlns:wpc="http://schemas.microsoft.com/office/word/2010/wordprocessingCanvas" xmlns:cx="http://schemas.microsoft.com/office/drawing/2014/chartex" xmlns:cx1="http://schemas.microsoft.com/office/drawing/2015/9/8/chartex" xmlns:cx2="http://schemas.microsoft.com/office/drawing/2015/10/21/chartex" xmlns:cx3="http://schemas.microsoft.com/office/drawing/2016/5/9/chartex" xmlns:cx4="http://schemas.microsoft.com/office/drawing/2016/5/10/chartex" xmlns:cx5="http://schemas.microsoft.com/office/drawing/2016/5/11/chartex" xmlns:cx6="http://schemas.microsoft.com/office/drawing/2016/5/12/chartex" xmlns:cx7="http://schemas.microsoft.com/office/drawing/2016/5/13/chartex" xmlns:cx8="http://schemas.microsoft.com/office/drawing/2016/5/14/chartex" xmlns:mc="http://schemas.openxmlformats.org/markup-compatibility/2006" xmlns:aink="http://schemas.microsoft.com/office/drawing/2016/ink" xmlns:am3d="http://schemas.microsoft.com/office/drawing/2017/model3d" xmlns:o="urn:schemas-microsoft-com:office:office" xmlns:r="http://schemas.openxmlformats.org/officeDocument/2006/relationships" xmlns:m="http://schemas.openxmlformats.org/officeDocument/2006/math" xmlns:v="urn:schemas-microsoft-com:vml" xmlns:wp14="http://schemas.microsoft.com/office/word/2010/wordprocessingDrawing" xmlns:wp="http://schemas.openxmlformats.org/drawingml/2006/wordprocessingDrawing" xmlns:w10="urn:schemas-microsoft-com:office:word" xmlns:w="http://schemas.openxmlformats.org/wordprocessingml/2006/main" xmlns:w14="http://schemas.microsoft.com/office/word/2010/wordml" xmlns:w15="http://schemas.microsoft.com/office/word/2012/wordml" xmlns:w16cid="http://schemas.microsoft.com/office/word/2016/wordml/cid" xmlns:w16se="http://schemas.microsoft.com/office/word/2015/wordml/symex" xmlns:wpg="http://schemas.microsoft.com/office/word/2010/wordprocessingGroup" xmlns:wpi="http://schemas.microsoft.com/office/word/2010/wordprocessingInk" xmlns:wne="http://schemas.microsoft.com/office/word/2006/wordml" xmlns:wps="http://schemas.microsoft.com/office/word/2010/wordprocessingShape" mc:Ignorable="w14 w15 w16se w16cid wp14">
+  <w15:commentEx w15:paraId="34A2EC47" w15:done="0"/>
+  <w15:commentEx w15:paraId="2F8E4207" w15:done="0"/>
+  <w15:commentEx w15:paraId="2E26640B" w15:done="0"/>
+  <w15:commentEx w15:paraId="180E9520" w15:done="0"/>
+  <w15:commentEx w15:paraId="5406D4D4" w15:done="0"/>
+  <w15:commentEx w15:paraId="6D2DB379" w15:done="0"/>
+  <w15:commentEx w15:paraId="3C765FDC" w15:done="0"/>
+  <w15:commentEx w15:paraId="539AAC50" w15:done="0"/>
+</w15:commentsEx>
+</file>
+
 <file path=word/commentsExtensible.xml><?xml version="1.0" encoding="utf-8"?>
 <w16cex:commentsExtensible xmlns:wpc="http://schemas.microsoft.com/office/word/2010/wordprocessingCanvas" xmlns:cx="http://schemas.microsoft.com/office/drawing/2014/chartex" xmlns:cx1="http://schemas.microsoft.com/office/drawing/2015/9/8/chartex" xmlns:cx2="http://schemas.microsoft.com/office/drawing/2015/10/21/chartex" xmlns:cx3="http://schemas.microsoft.com/office/drawing/2016/5/9/chartex" xmlns:cx4="http://schemas.microsoft.com/office/drawing/2016/5/10/chartex" xmlns:cx5="http://schemas.microsoft.com/office/drawing/2016/5/11/chartex" xmlns:cx6="http://schemas.microsoft.com/office/drawing/2016/5/12/chartex" xmlns:cx7="http://schemas.microsoft.com/office/drawing/2016/5/13/chartex" xmlns:cx8="http://schemas.microsoft.com/office/drawing/2016/5/14/chartex" xmlns:cr="http://schemas.microsoft.com/office/comments/2020/reactions" xmlns:mc="http://schemas.openxmlformats.org/markup-compatibility/2006" xmlns:aink="http://schemas.microsoft.com/office/drawing/2016/ink" xmlns:am3d="http://schemas.microsoft.com/office/drawing/2017/model3d" xmlns:o="urn:schemas-microsoft-com:office:office" xmlns:oel="http://schemas.microsoft.com/office/2019/extlst" xmlns:r="http://schemas.openxmlformats.org/officeDocument/2006/relationships" xmlns:m="http://schemas.openxmlformats.org/officeDocument/2006/math" xmlns:v="urn:schemas-microsoft-com:vml" xmlns:wp14="http://schemas.microsoft.com/office/word/2010/wordprocessingDrawing" xmlns:wp="http://schemas.openxmlformats.org/drawingml/2006/wordprocessingDrawing" xmlns:w10="urn:schemas-microsoft-com:office:word" xmlns:w="http://schemas.openxmlformats.org/wordprocessingml/2006/main" xmlns:w14="http://schemas.microsoft.com/office/word/2010/wordml" xmlns:w15="http://schemas.microsoft.com/office/word/2012/wordml" xmlns:w16cex="http://schemas.microsoft.com/office/word/2018/wordml/cex" xmlns:w16cid="http://schemas.microsoft.com/office/word/2016/wordml/cid" xmlns:w16="http://schemas.microsoft.com/office/word/2018/wordml" xmlns:w16du="http://schemas.microsoft.com/office/word/2023/wordml/word16du" xmlns:w16sdtdh="http://schemas.microsoft.com/office/word/2020/wordml/sdtdatahash" xmlns:w16se="http://schemas.microsoft.com/office/word/2015/wordml/symex" xmlns:wpg="http://schemas.microsoft.com/office/word/2010/wordprocessingGroup" xmlns:wpi="http://schemas.microsoft.com/office/word/2010/wordprocessingInk" xmlns:wne="http://schemas.microsoft.com/office/word/2006/wordml" xmlns:wps="http://schemas.microsoft.com/office/word/2010/wordprocessingShape" mc:Ignorable="w14 w15 w16se w16cid w16 w16cex w16sdtdh cr w16du wp14">
-  <w16cex:commentExtensible w16cex:durableId="70CB7493" w16cex:dateUtc="2024-11-29T04:25:00Z"/>
+  <w16cex:commentExtensible w16cex:durableId="29091E8F" w16cex:dateUtc="2024-12-01T08:21:00Z"/>
+  <w16cex:commentExtensible w16cex:durableId="72E24BF3" w16cex:dateUtc="2024-12-01T08:13:00Z"/>
+  <w16cex:commentExtensible w16cex:durableId="7859B8F0" w16cex:dateUtc="2024-12-01T08:21:00Z"/>
+  <w16cex:commentExtensible w16cex:durableId="0E3745D7" w16cex:dateUtc="2024-12-01T08:24:00Z"/>
+  <w16cex:commentExtensible w16cex:durableId="0B4902F3" w16cex:dateUtc="2024-12-01T08:54:00Z"/>
+  <w16cex:commentExtensible w16cex:durableId="78D59227" w16cex:dateUtc="2024-12-01T08:56:00Z"/>
+  <w16cex:commentExtensible w16cex:durableId="17D0EF96" w16cex:dateUtc="2024-12-01T09:30:00Z"/>
+  <w16cex:commentExtensible w16cex:durableId="0CAC1D64" w16cex:dateUtc="2024-12-01T09:32:00Z"/>
+  <w16cex:commentExtensible w16cex:durableId="63884744" w16cex:dateUtc="2024-12-01T09:34:00Z"/>
 </w16cex:commentsExtensible>
+</file>
+
+<file path=word/commentsIds.xml><?xml version="1.0" encoding="utf-8"?>
+<w16cid:commentsIds xmlns:wpc="http://schemas.microsoft.com/office/word/2010/wordprocessingCanvas" xmlns:cx="http://schemas.microsoft.com/office/drawing/2014/chartex" xmlns:cx1="http://schemas.microsoft.com/office/drawing/2015/9/8/chartex" xmlns:cx2="http://schemas.microsoft.com/office/drawing/2015/10/21/chartex" xmlns:cx3="http://schemas.microsoft.com/office/drawing/2016/5/9/chartex" xmlns:cx4="http://schemas.microsoft.com/office/drawing/2016/5/10/chartex" xmlns:cx5="http://schemas.microsoft.com/office/drawing/2016/5/11/chartex" xmlns:cx6="http://schemas.microsoft.com/office/drawing/2016/5/12/chartex" xmlns:cx7="http://schemas.microsoft.com/office/drawing/2016/5/13/chartex" xmlns:cx8="http://schemas.microsoft.com/office/drawing/2016/5/14/chartex" xmlns:mc="http://schemas.openxmlformats.org/markup-compatibility/2006" xmlns:aink="http://schemas.microsoft.com/office/drawing/2016/ink" xmlns:am3d="http://schemas.microsoft.com/office/drawing/2017/model3d" xmlns:o="urn:schemas-microsoft-com:office:office" xmlns:r="http://schemas.openxmlformats.org/officeDocument/2006/relationships" xmlns:m="http://schemas.openxmlformats.org/officeDocument/2006/math" xmlns:v="urn:schemas-microsoft-com:vml" xmlns:wp14="http://schemas.microsoft.com/office/word/2010/wordprocessingDrawing" xmlns:wp="http://schemas.openxmlformats.org/drawingml/2006/wordprocessingDrawing" xmlns:w10="urn:schemas-microsoft-com:office:word" xmlns:w="http://schemas.openxmlformats.org/wordprocessingml/2006/main" xmlns:w14="http://schemas.microsoft.com/office/word/2010/wordml" xmlns:w15="http://schemas.microsoft.com/office/word/2012/wordml" xmlns:w16cid="http://schemas.microsoft.com/office/word/2016/wordml/cid" xmlns:w16se="http://schemas.microsoft.com/office/word/2015/wordml/symex" xmlns:wpg="http://schemas.microsoft.com/office/word/2010/wordprocessingGroup" xmlns:wpi="http://schemas.microsoft.com/office/word/2010/wordprocessingInk" xmlns:wne="http://schemas.microsoft.com/office/word/2006/wordml" xmlns:wps="http://schemas.microsoft.com/office/word/2010/wordprocessingShape" mc:Ignorable="w14 w15 w16se w16cid wp14">
+  <w16cid:commentId w16cid:paraId="34A2EC47" w16cid:durableId="29091E8F"/>
+  <w16cid:commentId w16cid:paraId="2F8E4207" w16cid:durableId="72E24BF3"/>
+  <w16cid:commentId w16cid:paraId="2E26640B" w16cid:durableId="7859B8F0"/>
+  <w16cid:commentId w16cid:paraId="180E9520" w16cid:durableId="0E3745D7"/>
+  <w16cid:commentId w16cid:paraId="5406D4D4" w16cid:durableId="0B4902F3"/>
+  <w16cid:commentId w16cid:paraId="6D2DB379" w16cid:durableId="78D59227"/>
+  <w16cid:commentId w16cid:paraId="3C765FDC" w16cid:durableId="0CAC1D64"/>
+  <w16cid:commentId w16cid:paraId="539AAC50" w16cid:durableId="63884744"/>
+</w16cid:commentsIds>
 </file>
 
 <file path=word/endnotes.xml><?xml version="1.0" encoding="utf-8"?>
@@ -20130,6 +21420,14 @@
     <w:abstractNumId w:val="19"/>
   </w:num>
 </w:numbering>
+</file>
+
+<file path=word/people.xml><?xml version="1.0" encoding="utf-8"?>
+<w15:people xmlns:wpc="http://schemas.microsoft.com/office/word/2010/wordprocessingCanvas" xmlns:cx="http://schemas.microsoft.com/office/drawing/2014/chartex" xmlns:cx1="http://schemas.microsoft.com/office/drawing/2015/9/8/chartex" xmlns:cx2="http://schemas.microsoft.com/office/drawing/2015/10/21/chartex" xmlns:cx3="http://schemas.microsoft.com/office/drawing/2016/5/9/chartex" xmlns:cx4="http://schemas.microsoft.com/office/drawing/2016/5/10/chartex" xmlns:cx5="http://schemas.microsoft.com/office/drawing/2016/5/11/chartex" xmlns:cx6="http://schemas.microsoft.com/office/drawing/2016/5/12/chartex" xmlns:cx7="http://schemas.microsoft.com/office/drawing/2016/5/13/chartex" xmlns:cx8="http://schemas.microsoft.com/office/drawing/2016/5/14/chartex" xmlns:mc="http://schemas.openxmlformats.org/markup-compatibility/2006" xmlns:aink="http://schemas.microsoft.com/office/drawing/2016/ink" xmlns:am3d="http://schemas.microsoft.com/office/drawing/2017/model3d" xmlns:o="urn:schemas-microsoft-com:office:office" xmlns:r="http://schemas.openxmlformats.org/officeDocument/2006/relationships" xmlns:m="http://schemas.openxmlformats.org/officeDocument/2006/math" xmlns:v="urn:schemas-microsoft-com:vml" xmlns:wp14="http://schemas.microsoft.com/office/word/2010/wordprocessingDrawing" xmlns:wp="http://schemas.openxmlformats.org/drawingml/2006/wordprocessingDrawing" xmlns:w10="urn:schemas-microsoft-com:office:word" xmlns:w="http://schemas.openxmlformats.org/wordprocessingml/2006/main" xmlns:w14="http://schemas.microsoft.com/office/word/2010/wordml" xmlns:w15="http://schemas.microsoft.com/office/word/2012/wordml" xmlns:w16cid="http://schemas.microsoft.com/office/word/2016/wordml/cid" xmlns:w16se="http://schemas.microsoft.com/office/word/2015/wordml/symex" xmlns:wpg="http://schemas.microsoft.com/office/word/2010/wordprocessingGroup" xmlns:wpi="http://schemas.microsoft.com/office/word/2010/wordprocessingInk" xmlns:wne="http://schemas.microsoft.com/office/word/2006/wordml" xmlns:wps="http://schemas.microsoft.com/office/word/2010/wordprocessingShape" mc:Ignorable="w14 w15 w16se w16cid wp14">
+  <w15:person w15:author="Pérez-Ramirez  Javier">
+    <w15:presenceInfo w15:providerId="AD" w15:userId="S::jpr@ethz.ch::592cf504-c664-4b26-b115-e9ff9989dc69"/>
+  </w15:person>
+</w15:people>
 </file>
 
 <file path=word/styles.xml><?xml version="1.0" encoding="utf-8"?>
@@ -21701,7 +22999,7 @@
 </file>
 
 <file path=customXml/itemProps1.xml><?xml version="1.0" encoding="utf-8"?>
-<ds:datastoreItem xmlns:ds="http://schemas.openxmlformats.org/officeDocument/2006/customXml" ds:itemID="{33E97CE0-49E9-462B-AFF0-2C1A44A6151B}">
+<ds:datastoreItem xmlns:ds="http://schemas.openxmlformats.org/officeDocument/2006/customXml" ds:itemID="{40A7C029-9083-44F2-8BB4-C3646DFE5B11}">
   <ds:schemaRefs>
     <ds:schemaRef ds:uri="http://schemas.openxmlformats.org/officeDocument/2006/bibliography"/>
   </ds:schemaRefs>

--- a/writing/revision_files/final/DOC files/NATCHEMENG-24061044_response_to_reviewers.docx
+++ b/writing/revision_files/final/DOC files/NATCHEMENG-24061044_response_to_reviewers.docx
@@ -3257,106 +3257,190 @@
           <w:szCs w:val="20"/>
           <w:lang w:eastAsia="x-none"/>
         </w:rPr>
-        <w:t xml:space="preserve">Nat. </w:t>
-      </w:r>
-      <w:proofErr w:type="spellStart"/>
-      <w:r>
-        <w:rPr>
-          <w:rFonts w:ascii="Lato" w:eastAsia="Cambria" w:hAnsi="Lato" w:cs="Arial"/>
-          <w:bCs/>
-          <w:iCs/>
+        <w:t>Nat. Catal</w:t>
+      </w:r>
+      <w:r>
+        <w:rPr>
+          <w:rFonts w:ascii="Lato" w:eastAsia="Cambria" w:hAnsi="Lato" w:cs="Arial"/>
+          <w:bCs/>
           <w:color w:val="000000" w:themeColor="text1"/>
           <w:szCs w:val="20"/>
           <w:lang w:eastAsia="x-none"/>
         </w:rPr>
-        <w:t>Catal</w:t>
-      </w:r>
-      <w:proofErr w:type="spellEnd"/>
-      <w:r>
-        <w:rPr>
-          <w:rFonts w:ascii="Lato" w:eastAsia="Cambria" w:hAnsi="Lato" w:cs="Arial"/>
-          <w:bCs/>
-          <w:color w:val="000000" w:themeColor="text1"/>
-          <w:szCs w:val="20"/>
+        <w:t>. 2024, doi.org/10.1038/s41929-024-01250-0) or ethylene (C</w:t>
+      </w:r>
+      <w:r>
+        <w:rPr>
+          <w:rFonts w:ascii="Lato" w:eastAsia="Cambria" w:hAnsi="Lato" w:cs="Arial"/>
+          <w:bCs/>
+          <w:color w:val="000000" w:themeColor="text1"/>
+          <w:szCs w:val="20"/>
+          <w:vertAlign w:val="subscript"/>
           <w:lang w:eastAsia="x-none"/>
         </w:rPr>
-        <w:t>. 2024, doi.org/10.1038/s41929-024-01250-0) or ethylene (C</w:t>
-      </w:r>
-      <w:r>
-        <w:rPr>
-          <w:rFonts w:ascii="Lato" w:eastAsia="Cambria" w:hAnsi="Lato" w:cs="Arial"/>
-          <w:bCs/>
-          <w:color w:val="000000" w:themeColor="text1"/>
-          <w:szCs w:val="20"/>
-          <w:vertAlign w:val="subscript"/>
+        <w:t>2</w:t>
+      </w:r>
+      <w:r>
+        <w:rPr>
+          <w:rFonts w:ascii="Lato" w:eastAsia="Cambria" w:hAnsi="Lato" w:cs="Arial"/>
+          <w:bCs/>
+          <w:color w:val="000000" w:themeColor="text1"/>
+          <w:szCs w:val="20"/>
           <w:lang w:eastAsia="x-none"/>
         </w:rPr>
-        <w:t>2</w:t>
-      </w:r>
-      <w:r>
-        <w:rPr>
-          <w:rFonts w:ascii="Lato" w:eastAsia="Cambria" w:hAnsi="Lato" w:cs="Arial"/>
-          <w:bCs/>
-          <w:color w:val="000000" w:themeColor="text1"/>
-          <w:szCs w:val="20"/>
+        <w:t>H</w:t>
+      </w:r>
+      <w:r>
+        <w:rPr>
+          <w:rFonts w:ascii="Lato" w:eastAsia="Cambria" w:hAnsi="Lato" w:cs="Arial"/>
+          <w:bCs/>
+          <w:color w:val="000000" w:themeColor="text1"/>
+          <w:szCs w:val="20"/>
+          <w:vertAlign w:val="subscript"/>
           <w:lang w:eastAsia="x-none"/>
         </w:rPr>
+        <w:t>4</w:t>
+      </w:r>
+      <w:r>
+        <w:rPr>
+          <w:rFonts w:ascii="Lato" w:eastAsia="Cambria" w:hAnsi="Lato" w:cs="Arial"/>
+          <w:bCs/>
+          <w:color w:val="000000" w:themeColor="text1"/>
+          <w:szCs w:val="20"/>
+          <w:lang w:eastAsia="x-none"/>
+        </w:rPr>
+        <w:t>) (</w:t>
+      </w:r>
+      <w:r>
+        <w:rPr>
+          <w:rFonts w:ascii="Lato" w:eastAsia="Cambria" w:hAnsi="Lato" w:cs="Arial"/>
+          <w:bCs/>
+          <w:iCs/>
+          <w:color w:val="000000" w:themeColor="text1"/>
+          <w:szCs w:val="20"/>
+          <w:lang w:eastAsia="x-none"/>
+        </w:rPr>
+        <w:t>Nat. Sustain</w:t>
+      </w:r>
+      <w:r>
+        <w:rPr>
+          <w:rFonts w:ascii="Lato" w:eastAsia="Cambria" w:hAnsi="Lato" w:cs="Arial"/>
+          <w:bCs/>
+          <w:color w:val="000000" w:themeColor="text1"/>
+          <w:szCs w:val="20"/>
+          <w:lang w:eastAsia="x-none"/>
+        </w:rPr>
+        <w:t xml:space="preserve">. 2023, 6, 827; </w:t>
+      </w:r>
+      <w:r>
+        <w:rPr>
+          <w:rFonts w:ascii="Lato" w:eastAsia="Cambria" w:hAnsi="Lato" w:cs="Arial"/>
+          <w:bCs/>
+          <w:iCs/>
+          <w:color w:val="000000" w:themeColor="text1"/>
+          <w:szCs w:val="20"/>
+          <w:lang w:eastAsia="x-none"/>
+        </w:rPr>
+        <w:t>Nat. Catal</w:t>
+      </w:r>
+      <w:r>
+        <w:rPr>
+          <w:rFonts w:ascii="Lato" w:eastAsia="Cambria" w:hAnsi="Lato" w:cs="Arial"/>
+          <w:bCs/>
+          <w:color w:val="000000" w:themeColor="text1"/>
+          <w:szCs w:val="20"/>
+          <w:lang w:eastAsia="x-none"/>
+        </w:rPr>
+        <w:t xml:space="preserve">. 2021, 4, 565) via electrocatalysis; (2) </w:t>
+      </w:r>
+      <w:r>
+        <w:rPr>
+          <w:rFonts w:ascii="Lato" w:eastAsia="Cambria" w:hAnsi="Lato" w:cs="Arial"/>
+          <w:bCs/>
+          <w:iCs/>
+          <w:color w:val="000000" w:themeColor="text1"/>
+          <w:szCs w:val="20"/>
+          <w:lang w:eastAsia="x-none"/>
+        </w:rPr>
+        <w:t>C</w:t>
+      </w:r>
+      <w:r>
+        <w:rPr>
+          <w:rFonts w:ascii="Lato" w:eastAsia="Cambria" w:hAnsi="Lato" w:cs="Arial"/>
+          <w:bCs/>
+          <w:iCs/>
+          <w:color w:val="000000" w:themeColor="text1"/>
+          <w:szCs w:val="20"/>
+          <w:vertAlign w:val="subscript"/>
+          <w:lang w:eastAsia="x-none"/>
+        </w:rPr>
+        <w:t>2</w:t>
+      </w:r>
+      <w:r>
+        <w:rPr>
+          <w:rFonts w:ascii="Lato" w:eastAsia="Cambria" w:hAnsi="Lato" w:cs="Arial"/>
+          <w:bCs/>
+          <w:iCs/>
+          <w:color w:val="000000" w:themeColor="text1"/>
+          <w:szCs w:val="20"/>
+          <w:lang w:eastAsia="x-none"/>
+        </w:rPr>
         <w:t>H</w:t>
       </w:r>
       <w:r>
         <w:rPr>
           <w:rFonts w:ascii="Lato" w:eastAsia="Cambria" w:hAnsi="Lato" w:cs="Arial"/>
           <w:bCs/>
+          <w:iCs/>
           <w:color w:val="000000" w:themeColor="text1"/>
           <w:szCs w:val="20"/>
           <w:vertAlign w:val="subscript"/>
           <w:lang w:eastAsia="x-none"/>
         </w:rPr>
-        <w:t>4</w:t>
-      </w:r>
-      <w:r>
-        <w:rPr>
-          <w:rFonts w:ascii="Lato" w:eastAsia="Cambria" w:hAnsi="Lato" w:cs="Arial"/>
-          <w:bCs/>
+        <w:t>2</w:t>
+      </w:r>
+      <w:r>
+        <w:rPr>
+          <w:rFonts w:ascii="Lato" w:eastAsia="Cambria" w:hAnsi="Lato" w:cs="Arial"/>
+          <w:bCs/>
+          <w:iCs/>
           <w:color w:val="000000" w:themeColor="text1"/>
           <w:szCs w:val="20"/>
           <w:lang w:eastAsia="x-none"/>
         </w:rPr>
-        <w:t>) (</w:t>
-      </w:r>
-      <w:r>
-        <w:rPr>
-          <w:rFonts w:ascii="Lato" w:eastAsia="Cambria" w:hAnsi="Lato" w:cs="Arial"/>
-          <w:bCs/>
-          <w:iCs/>
+        <w:t xml:space="preserve"> </w:t>
+      </w:r>
+      <w:r>
+        <w:rPr>
+          <w:rFonts w:ascii="Lato" w:eastAsia="Cambria" w:hAnsi="Lato" w:cs="Arial"/>
+          <w:bCs/>
           <w:color w:val="000000" w:themeColor="text1"/>
           <w:szCs w:val="20"/>
           <w:lang w:eastAsia="x-none"/>
         </w:rPr>
-        <w:t>Nat. Sustain</w:t>
-      </w:r>
-      <w:r>
-        <w:rPr>
-          <w:rFonts w:ascii="Lato" w:eastAsia="Cambria" w:hAnsi="Lato" w:cs="Arial"/>
-          <w:bCs/>
+        <w:t>hydrochlorination to VCM via photocatalysis (</w:t>
+      </w:r>
+      <w:r>
+        <w:rPr>
+          <w:rFonts w:ascii="Lato" w:eastAsia="Cambria" w:hAnsi="Lato" w:cs="Arial"/>
+          <w:bCs/>
+          <w:iCs/>
           <w:color w:val="000000" w:themeColor="text1"/>
           <w:szCs w:val="20"/>
           <w:lang w:eastAsia="x-none"/>
         </w:rPr>
-        <w:t xml:space="preserve">. 2023, 6, 827; </w:t>
-      </w:r>
-      <w:r>
-        <w:rPr>
-          <w:rFonts w:ascii="Lato" w:eastAsia="Cambria" w:hAnsi="Lato" w:cs="Arial"/>
-          <w:bCs/>
-          <w:iCs/>
+        <w:t>J. Am. Chem. Soc.</w:t>
+      </w:r>
+      <w:r>
+        <w:rPr>
+          <w:rFonts w:ascii="Lato" w:eastAsia="Cambria" w:hAnsi="Lato" w:cs="Arial"/>
+          <w:bCs/>
           <w:color w:val="000000" w:themeColor="text1"/>
           <w:szCs w:val="20"/>
           <w:lang w:eastAsia="x-none"/>
         </w:rPr>
-        <w:t xml:space="preserve">Nat. </w:t>
-      </w:r>
-      <w:proofErr w:type="spellStart"/>
+        <w:t xml:space="preserve"> 2024, 146, 29441); and (3) the coupling of </w:t>
+      </w:r>
       <w:r>
         <w:rPr>
           <w:rFonts w:ascii="Lato" w:eastAsia="Cambria" w:hAnsi="Lato" w:cs="Arial"/>
@@ -3366,18 +3450,19 @@
           <w:szCs w:val="20"/>
           <w:lang w:eastAsia="x-none"/>
         </w:rPr>
-        <w:t>Catal</w:t>
-      </w:r>
-      <w:proofErr w:type="spellEnd"/>
-      <w:r>
-        <w:rPr>
-          <w:rFonts w:ascii="Lato" w:eastAsia="Cambria" w:hAnsi="Lato" w:cs="Arial"/>
-          <w:bCs/>
-          <w:color w:val="000000" w:themeColor="text1"/>
-          <w:szCs w:val="20"/>
+        <w:t>C</w:t>
+      </w:r>
+      <w:r>
+        <w:rPr>
+          <w:rFonts w:ascii="Lato" w:eastAsia="Cambria" w:hAnsi="Lato" w:cs="Arial"/>
+          <w:bCs/>
+          <w:iCs/>
+          <w:color w:val="000000" w:themeColor="text1"/>
+          <w:szCs w:val="20"/>
+          <w:vertAlign w:val="subscript"/>
           <w:lang w:eastAsia="x-none"/>
         </w:rPr>
-        <w:t xml:space="preserve">. 2021, 4, 565) via electrocatalysis; (2) </w:t>
+        <w:t>2</w:t>
       </w:r>
       <w:r>
         <w:rPr>
@@ -3388,7 +3473,7 @@
           <w:szCs w:val="20"/>
           <w:lang w:eastAsia="x-none"/>
         </w:rPr>
-        <w:t>C</w:t>
+        <w:t>H</w:t>
       </w:r>
       <w:r>
         <w:rPr>
@@ -3411,19 +3496,17 @@
           <w:szCs w:val="20"/>
           <w:lang w:eastAsia="x-none"/>
         </w:rPr>
-        <w:t>H</w:t>
-      </w:r>
-      <w:r>
-        <w:rPr>
-          <w:rFonts w:ascii="Lato" w:eastAsia="Cambria" w:hAnsi="Lato" w:cs="Arial"/>
-          <w:bCs/>
-          <w:iCs/>
-          <w:color w:val="000000" w:themeColor="text1"/>
-          <w:szCs w:val="20"/>
-          <w:vertAlign w:val="subscript"/>
+        <w:t xml:space="preserve"> </w:t>
+      </w:r>
+      <w:r>
+        <w:rPr>
+          <w:rFonts w:ascii="Lato" w:eastAsia="Cambria" w:hAnsi="Lato" w:cs="Arial"/>
+          <w:bCs/>
+          <w:color w:val="000000" w:themeColor="text1"/>
+          <w:szCs w:val="20"/>
           <w:lang w:eastAsia="x-none"/>
         </w:rPr>
-        <w:t>2</w:t>
+        <w:t>with CO into ester or acid products via thermocatalysis (</w:t>
       </w:r>
       <w:r>
         <w:rPr>
@@ -3434,7 +3517,7 @@
           <w:szCs w:val="20"/>
           <w:lang w:eastAsia="x-none"/>
         </w:rPr>
-        <w:t xml:space="preserve"> </w:t>
+        <w:t>Molecules</w:t>
       </w:r>
       <w:r>
         <w:rPr>
@@ -3444,7 +3527,7 @@
           <w:szCs w:val="20"/>
           <w:lang w:eastAsia="x-none"/>
         </w:rPr>
-        <w:t>hydrochlorination to VCM via photocatalysis (</w:t>
+        <w:t xml:space="preserve"> 2024, 29, 1987; </w:t>
       </w:r>
       <w:r>
         <w:rPr>
@@ -3455,151 +3538,7 @@
           <w:szCs w:val="20"/>
           <w:lang w:eastAsia="x-none"/>
         </w:rPr>
-        <w:t>J. Am. Chem. Soc.</w:t>
-      </w:r>
-      <w:r>
-        <w:rPr>
-          <w:rFonts w:ascii="Lato" w:eastAsia="Cambria" w:hAnsi="Lato" w:cs="Arial"/>
-          <w:bCs/>
-          <w:color w:val="000000" w:themeColor="text1"/>
-          <w:szCs w:val="20"/>
-          <w:lang w:eastAsia="x-none"/>
-        </w:rPr>
-        <w:t xml:space="preserve"> 2024, 146, 29441); and (3) the coupling of </w:t>
-      </w:r>
-      <w:r>
-        <w:rPr>
-          <w:rFonts w:ascii="Lato" w:eastAsia="Cambria" w:hAnsi="Lato" w:cs="Arial"/>
-          <w:bCs/>
-          <w:iCs/>
-          <w:color w:val="000000" w:themeColor="text1"/>
-          <w:szCs w:val="20"/>
-          <w:lang w:eastAsia="x-none"/>
-        </w:rPr>
-        <w:t>C</w:t>
-      </w:r>
-      <w:r>
-        <w:rPr>
-          <w:rFonts w:ascii="Lato" w:eastAsia="Cambria" w:hAnsi="Lato" w:cs="Arial"/>
-          <w:bCs/>
-          <w:iCs/>
-          <w:color w:val="000000" w:themeColor="text1"/>
-          <w:szCs w:val="20"/>
-          <w:vertAlign w:val="subscript"/>
-          <w:lang w:eastAsia="x-none"/>
-        </w:rPr>
-        <w:t>2</w:t>
-      </w:r>
-      <w:r>
-        <w:rPr>
-          <w:rFonts w:ascii="Lato" w:eastAsia="Cambria" w:hAnsi="Lato" w:cs="Arial"/>
-          <w:bCs/>
-          <w:iCs/>
-          <w:color w:val="000000" w:themeColor="text1"/>
-          <w:szCs w:val="20"/>
-          <w:lang w:eastAsia="x-none"/>
-        </w:rPr>
-        <w:t>H</w:t>
-      </w:r>
-      <w:r>
-        <w:rPr>
-          <w:rFonts w:ascii="Lato" w:eastAsia="Cambria" w:hAnsi="Lato" w:cs="Arial"/>
-          <w:bCs/>
-          <w:iCs/>
-          <w:color w:val="000000" w:themeColor="text1"/>
-          <w:szCs w:val="20"/>
-          <w:vertAlign w:val="subscript"/>
-          <w:lang w:eastAsia="x-none"/>
-        </w:rPr>
-        <w:t>2</w:t>
-      </w:r>
-      <w:r>
-        <w:rPr>
-          <w:rFonts w:ascii="Lato" w:eastAsia="Cambria" w:hAnsi="Lato" w:cs="Arial"/>
-          <w:bCs/>
-          <w:iCs/>
-          <w:color w:val="000000" w:themeColor="text1"/>
-          <w:szCs w:val="20"/>
-          <w:lang w:eastAsia="x-none"/>
-        </w:rPr>
-        <w:t xml:space="preserve"> </w:t>
-      </w:r>
-      <w:r>
-        <w:rPr>
-          <w:rFonts w:ascii="Lato" w:eastAsia="Cambria" w:hAnsi="Lato" w:cs="Arial"/>
-          <w:bCs/>
-          <w:color w:val="000000" w:themeColor="text1"/>
-          <w:szCs w:val="20"/>
-          <w:lang w:eastAsia="x-none"/>
-        </w:rPr>
-        <w:t xml:space="preserve">with CO into ester or acid products via </w:t>
-      </w:r>
-      <w:proofErr w:type="spellStart"/>
-      <w:r>
-        <w:rPr>
-          <w:rFonts w:ascii="Lato" w:eastAsia="Cambria" w:hAnsi="Lato" w:cs="Arial"/>
-          <w:bCs/>
-          <w:color w:val="000000" w:themeColor="text1"/>
-          <w:szCs w:val="20"/>
-          <w:lang w:eastAsia="x-none"/>
-        </w:rPr>
-        <w:t>thermocatalysis</w:t>
-      </w:r>
-      <w:proofErr w:type="spellEnd"/>
-      <w:r>
-        <w:rPr>
-          <w:rFonts w:ascii="Lato" w:eastAsia="Cambria" w:hAnsi="Lato" w:cs="Arial"/>
-          <w:bCs/>
-          <w:color w:val="000000" w:themeColor="text1"/>
-          <w:szCs w:val="20"/>
-          <w:lang w:eastAsia="x-none"/>
-        </w:rPr>
-        <w:t xml:space="preserve"> (</w:t>
-      </w:r>
-      <w:r>
-        <w:rPr>
-          <w:rFonts w:ascii="Lato" w:eastAsia="Cambria" w:hAnsi="Lato" w:cs="Arial"/>
-          <w:bCs/>
-          <w:iCs/>
-          <w:color w:val="000000" w:themeColor="text1"/>
-          <w:szCs w:val="20"/>
-          <w:lang w:eastAsia="x-none"/>
-        </w:rPr>
-        <w:t>Molecules</w:t>
-      </w:r>
-      <w:r>
-        <w:rPr>
-          <w:rFonts w:ascii="Lato" w:eastAsia="Cambria" w:hAnsi="Lato" w:cs="Arial"/>
-          <w:bCs/>
-          <w:color w:val="000000" w:themeColor="text1"/>
-          <w:szCs w:val="20"/>
-          <w:lang w:eastAsia="x-none"/>
-        </w:rPr>
-        <w:t xml:space="preserve"> 2024, 29, 1987; </w:t>
-      </w:r>
-      <w:proofErr w:type="spellStart"/>
-      <w:r>
-        <w:rPr>
-          <w:rFonts w:ascii="Lato" w:eastAsia="Cambria" w:hAnsi="Lato" w:cs="Arial"/>
-          <w:bCs/>
-          <w:iCs/>
-          <w:color w:val="000000" w:themeColor="text1"/>
-          <w:szCs w:val="20"/>
-          <w:lang w:eastAsia="x-none"/>
-        </w:rPr>
-        <w:t>Angew</w:t>
-      </w:r>
-      <w:proofErr w:type="spellEnd"/>
-      <w:r>
-        <w:rPr>
-          <w:rFonts w:ascii="Lato" w:eastAsia="Cambria" w:hAnsi="Lato" w:cs="Arial"/>
-          <w:bCs/>
-          <w:iCs/>
-          <w:color w:val="000000" w:themeColor="text1"/>
-          <w:szCs w:val="20"/>
-          <w:lang w:eastAsia="x-none"/>
-        </w:rPr>
-        <w:t>. Chem. Int. Ed.</w:t>
+        <w:t>Angew. Chem. Int. Ed.</w:t>
       </w:r>
       <w:r>
         <w:rPr>
@@ -7439,7 +7378,6 @@
         </w:rPr>
         <w:t>-to-BDO process in China. This process has significantly reduced market prices and now accounts for over 55% of the world’s capacity and 40% of global production (</w:t>
       </w:r>
-      <w:proofErr w:type="spellStart"/>
       <w:r>
         <w:rPr>
           <w:rFonts w:ascii="Lato" w:eastAsia="DengXian" w:hAnsi="Lato" w:cs="Arial"/>
@@ -7450,7 +7388,6 @@
         </w:rPr>
         <w:t>ChemCatChem</w:t>
       </w:r>
-      <w:proofErr w:type="spellEnd"/>
       <w:r>
         <w:rPr>
           <w:rFonts w:ascii="Lato" w:eastAsia="DengXian" w:hAnsi="Lato" w:cs="Arial"/>
@@ -8196,58 +8133,7 @@
           <w:lang w:eastAsia="zh-CN"/>
         </w:rPr>
         <w:noBreakHyphen/>
-        <w:t xml:space="preserve">alkali industry, we would like to emphasize that the system boundary for this analysis has been set on the acetylene production process, assuming that transportation impacts are negligible. </w:t>
-      </w:r>
-      <w:r>
-        <w:rPr>
-          <w:rFonts w:ascii="Lato" w:eastAsia="DengXian" w:hAnsi="Lato" w:cs="Arial"/>
-          <w:iCs/>
-          <w:color w:val="000000" w:themeColor="text1"/>
-          <w:szCs w:val="20"/>
-          <w:lang w:eastAsia="zh-CN"/>
-        </w:rPr>
-        <w:t>However</w:t>
-      </w:r>
-      <w:r>
-        <w:rPr>
-          <w:rFonts w:ascii="Lato" w:eastAsia="DengXian" w:hAnsi="Lato" w:cs="Arial"/>
-          <w:iCs/>
-          <w:color w:val="000000" w:themeColor="text1"/>
-          <w:szCs w:val="20"/>
-          <w:lang w:eastAsia="zh-CN"/>
-        </w:rPr>
-        <w:t xml:space="preserve">, </w:t>
-      </w:r>
-      <w:r>
-        <w:rPr>
-          <w:rFonts w:ascii="Lato" w:eastAsia="DengXian" w:hAnsi="Lato" w:cs="Arial"/>
-          <w:iCs/>
-          <w:color w:val="000000" w:themeColor="text1"/>
-          <w:szCs w:val="20"/>
-          <w:lang w:eastAsia="zh-CN"/>
-        </w:rPr>
-        <w:t>we agree that</w:t>
-      </w:r>
-      <w:r>
-        <w:rPr>
-          <w:rFonts w:ascii="Lato" w:eastAsia="DengXian" w:hAnsi="Lato" w:cs="Arial"/>
-          <w:iCs/>
-          <w:color w:val="000000" w:themeColor="text1"/>
-          <w:szCs w:val="20"/>
-          <w:lang w:eastAsia="zh-CN"/>
-        </w:rPr>
-        <w:t xml:space="preserve"> the transportation of acetylene to the respective VCM production facility (the latter being connected to the chlor</w:t>
-      </w:r>
-      <w:r>
-        <w:rPr>
-          <w:rFonts w:ascii="Lato" w:eastAsia="DengXian" w:hAnsi="Lato" w:cs="Arial"/>
-          <w:iCs/>
-          <w:color w:val="000000" w:themeColor="text1"/>
-          <w:szCs w:val="20"/>
-          <w:lang w:eastAsia="zh-CN"/>
-        </w:rPr>
-        <w:noBreakHyphen/>
-        <w:t>alkali industry) needs to be considered. As a representative case, we calculated the climate change impacts including the transportation of acetylene produced from biochar in China, (the country with the largest projected biochar potential), to F</w:t>
+        <w:t>alkali industry, we currently assume that the biochar, calcium carbide, and acetylene production facilities are located in close pro</w:t>
       </w:r>
       <w:bookmarkStart w:id="5" w:name="_GoBack"/>
       <w:bookmarkEnd w:id="5"/>
@@ -8259,17 +8145,28 @@
           <w:szCs w:val="20"/>
           <w:lang w:eastAsia="zh-CN"/>
         </w:rPr>
-        <w:t xml:space="preserve">rance. Considering ship as the mode, we modeled the transport using the </w:t>
-      </w:r>
-      <w:r>
-        <w:rPr>
-          <w:rFonts w:ascii="Lato" w:eastAsia="DengXian" w:hAnsi="Lato" w:cs="Arial"/>
-          <w:iCs/>
-          <w:color w:val="000000" w:themeColor="text1"/>
-          <w:szCs w:val="20"/>
-          <w:lang w:eastAsia="zh-CN"/>
-        </w:rPr>
-        <w:t>global average</w:t>
+        <w:t>ximity, thereby excluding transport</w:t>
+      </w:r>
+      <w:r>
+        <w:rPr>
+          <w:rFonts w:ascii="Lato" w:eastAsia="DengXian" w:hAnsi="Lato" w:cs="Arial"/>
+          <w:iCs/>
+          <w:color w:val="000000" w:themeColor="text1"/>
+          <w:szCs w:val="20"/>
+          <w:lang w:eastAsia="zh-CN"/>
+        </w:rPr>
+        <w:noBreakHyphen/>
+        <w:t xml:space="preserve">related impacts. However, as a representative case, we have calculated the climate change impacts including the transportation of biochar over a distance of </w:t>
+      </w:r>
+      <w:r>
+        <w:rPr>
+          <w:rFonts w:ascii="Lato" w:eastAsia="DengXian" w:hAnsi="Lato" w:cs="Arial"/>
+          <w:iCs/>
+          <w:color w:val="000000" w:themeColor="text1"/>
+          <w:szCs w:val="20"/>
+          <w:lang w:eastAsia="zh-CN"/>
+        </w:rPr>
+        <w:t>up to</w:t>
       </w:r>
       <w:r>
         <w:rPr>
@@ -8289,177 +8186,27 @@
           <w:szCs w:val="20"/>
           <w:lang w:eastAsia="zh-CN"/>
         </w:rPr>
-        <w:t>‘</w:t>
-      </w:r>
-      <w:r>
-        <w:rPr>
-          <w:rFonts w:ascii="Lato" w:eastAsia="DengXian" w:hAnsi="Lato" w:cs="Arial"/>
-          <w:iCs/>
-          <w:color w:val="000000" w:themeColor="text1"/>
-          <w:szCs w:val="20"/>
-          <w:lang w:eastAsia="zh-CN"/>
-        </w:rPr>
-        <w:t xml:space="preserve">market for transport, freight, sea, </w:t>
-      </w:r>
-      <w:r>
-        <w:rPr>
-          <w:rFonts w:ascii="Lato" w:eastAsia="DengXian" w:hAnsi="Lato" w:cs="Arial"/>
-          <w:iCs/>
-          <w:color w:val="000000" w:themeColor="text1"/>
-          <w:szCs w:val="20"/>
-          <w:lang w:eastAsia="zh-CN"/>
-        </w:rPr>
-        <w:t>container ship’</w:t>
-      </w:r>
-      <w:r>
-        <w:rPr>
-          <w:rFonts w:ascii="Lato" w:eastAsia="DengXian" w:hAnsi="Lato" w:cs="Arial"/>
-          <w:iCs/>
-          <w:color w:val="000000" w:themeColor="text1"/>
-          <w:szCs w:val="20"/>
-          <w:lang w:eastAsia="zh-CN"/>
-        </w:rPr>
-        <w:t xml:space="preserve"> </w:t>
-      </w:r>
-      <w:r>
-        <w:rPr>
-          <w:rFonts w:ascii="Lato" w:eastAsia="DengXian" w:hAnsi="Lato" w:cs="Arial"/>
-          <w:iCs/>
-          <w:color w:val="000000" w:themeColor="text1"/>
-          <w:szCs w:val="20"/>
-          <w:lang w:eastAsia="zh-CN"/>
-        </w:rPr>
-        <w:t xml:space="preserve">activity </w:t>
-      </w:r>
-      <w:r>
-        <w:rPr>
-          <w:rFonts w:ascii="Lato" w:eastAsia="DengXian" w:hAnsi="Lato" w:cs="Arial"/>
-          <w:iCs/>
-          <w:color w:val="000000" w:themeColor="text1"/>
-          <w:szCs w:val="20"/>
-          <w:lang w:eastAsia="zh-CN"/>
-        </w:rPr>
-        <w:t xml:space="preserve">in </w:t>
-      </w:r>
-      <w:r>
-        <w:rPr>
-          <w:rFonts w:ascii="Lato" w:eastAsia="DengXian" w:hAnsi="Lato" w:cs="Arial"/>
-          <w:iCs/>
-          <w:color w:val="000000" w:themeColor="text1"/>
-          <w:szCs w:val="20"/>
-          <w:lang w:eastAsia="zh-CN"/>
-        </w:rPr>
-        <w:t>E</w:t>
-      </w:r>
-      <w:r>
-        <w:rPr>
-          <w:rFonts w:ascii="Lato" w:eastAsia="DengXian" w:hAnsi="Lato" w:cs="Arial"/>
-          <w:iCs/>
-          <w:color w:val="000000" w:themeColor="text1"/>
-          <w:szCs w:val="20"/>
-          <w:lang w:eastAsia="zh-CN"/>
-        </w:rPr>
-        <w:t>coinvent</w:t>
-      </w:r>
-      <w:r>
-        <w:rPr>
-          <w:rFonts w:ascii="Lato" w:eastAsia="DengXian" w:hAnsi="Lato" w:cs="Arial"/>
-          <w:iCs/>
-          <w:color w:val="000000" w:themeColor="text1"/>
-          <w:szCs w:val="20"/>
-          <w:lang w:eastAsia="zh-CN"/>
-        </w:rPr>
-        <w:t> </w:t>
-      </w:r>
-      <w:r>
-        <w:rPr>
-          <w:rFonts w:ascii="Lato" w:eastAsia="DengXian" w:hAnsi="Lato" w:cs="Arial"/>
-          <w:iCs/>
-          <w:color w:val="000000" w:themeColor="text1"/>
-          <w:szCs w:val="20"/>
-          <w:lang w:eastAsia="zh-CN"/>
-        </w:rPr>
-        <w:t>v3.</w:t>
-      </w:r>
-      <w:r>
-        <w:rPr>
-          <w:rFonts w:ascii="Lato" w:eastAsia="DengXian" w:hAnsi="Lato" w:cs="Arial"/>
-          <w:iCs/>
-          <w:color w:val="000000" w:themeColor="text1"/>
-          <w:szCs w:val="20"/>
-          <w:lang w:eastAsia="zh-CN"/>
-        </w:rPr>
-        <w:t>10</w:t>
-      </w:r>
-      <w:r>
-        <w:rPr>
-          <w:rFonts w:ascii="Lato" w:eastAsia="DengXian" w:hAnsi="Lato" w:cs="Arial"/>
-          <w:iCs/>
-          <w:color w:val="000000" w:themeColor="text1"/>
-          <w:szCs w:val="20"/>
-          <w:lang w:eastAsia="zh-CN"/>
-        </w:rPr>
-        <w:t>. Here, we consider a distance of approximately 15,000</w:t>
-      </w:r>
-      <w:r>
-        <w:rPr>
-          <w:rFonts w:ascii="Lato" w:eastAsia="DengXian" w:hAnsi="Lato" w:cs="Arial"/>
-          <w:iCs/>
-          <w:color w:val="000000" w:themeColor="text1"/>
-          <w:szCs w:val="20"/>
-          <w:lang w:eastAsia="zh-CN"/>
-        </w:rPr>
-        <w:t> </w:t>
-      </w:r>
-      <w:r>
-        <w:rPr>
-          <w:rFonts w:ascii="Lato" w:eastAsia="DengXian" w:hAnsi="Lato" w:cs="Arial"/>
-          <w:iCs/>
-          <w:color w:val="000000" w:themeColor="text1"/>
-          <w:szCs w:val="20"/>
-          <w:lang w:eastAsia="zh-CN"/>
-        </w:rPr>
-        <w:t xml:space="preserve">km, as calculated using the minimum possible sea distance between the ports </w:t>
-      </w:r>
-      <w:r>
-        <w:rPr>
-          <w:rFonts w:ascii="Lato" w:eastAsia="DengXian" w:hAnsi="Lato" w:cs="Arial"/>
-          <w:iCs/>
-          <w:color w:val="000000" w:themeColor="text1"/>
-          <w:szCs w:val="20"/>
-          <w:lang w:eastAsia="zh-CN"/>
-        </w:rPr>
-        <w:t>Zhanjiang</w:t>
-      </w:r>
-      <w:r>
-        <w:rPr>
-          <w:rFonts w:ascii="Lato" w:eastAsia="DengXian" w:hAnsi="Lato" w:cs="Arial"/>
-          <w:iCs/>
-          <w:color w:val="000000" w:themeColor="text1"/>
-          <w:szCs w:val="20"/>
-          <w:lang w:eastAsia="zh-CN"/>
-        </w:rPr>
-        <w:t xml:space="preserve"> and </w:t>
-      </w:r>
-      <w:r>
-        <w:rPr>
-          <w:rFonts w:ascii="Lato" w:eastAsia="DengXian" w:hAnsi="Lato" w:cs="Arial"/>
-          <w:iCs/>
-          <w:color w:val="000000" w:themeColor="text1"/>
-          <w:szCs w:val="20"/>
-          <w:lang w:eastAsia="zh-CN"/>
-        </w:rPr>
-        <w:t>Marseilles</w:t>
-      </w:r>
-      <w:r>
-        <w:rPr>
-          <w:rFonts w:ascii="Lato" w:eastAsia="DengXian" w:hAnsi="Lato" w:cs="Arial"/>
-          <w:iCs/>
-          <w:color w:val="000000" w:themeColor="text1"/>
-          <w:szCs w:val="20"/>
-          <w:lang w:eastAsia="zh-CN"/>
-        </w:rPr>
-        <w:t xml:space="preserve"> in China and France, respectively. Adding the impact of transport, we observed an increase of only about 5% in climate change impacts of acetylene production. Therefore, our assumption that transportation </w:t>
+        <w:t>2</w:t>
+      </w:r>
+      <w:r>
+        <w:rPr>
+          <w:rFonts w:ascii="Lato" w:eastAsia="DengXian" w:hAnsi="Lato" w:cs="Arial"/>
+          <w:iCs/>
+          <w:color w:val="000000" w:themeColor="text1"/>
+          <w:szCs w:val="20"/>
+          <w:lang w:eastAsia="zh-CN"/>
+        </w:rPr>
+        <w:t xml:space="preserve">000 km. Our results indicate that, regardless of the mode of transport, transportation increases the climate change impacts of acetylene production by less than 5%. Similarly, for biomethane, the impacts associated with transportation through pipelines, including system leakages, are already accounted for in our analysis. </w:t>
+      </w:r>
+      <w:r>
+        <w:rPr>
+          <w:rFonts w:ascii="Lato" w:eastAsia="DengXian" w:hAnsi="Lato" w:cs="Arial"/>
+          <w:iCs/>
+          <w:color w:val="000000" w:themeColor="text1"/>
+          <w:szCs w:val="20"/>
+          <w:lang w:eastAsia="zh-CN"/>
+        </w:rPr>
+        <w:t xml:space="preserve">Therefore, our assumption that transportation </w:t>
       </w:r>
       <w:r>
         <w:rPr>
@@ -8892,7 +8639,6 @@
           <w:color w:val="0000FF"/>
           <w:szCs w:val="20"/>
         </w:rPr>
-        <w:lastRenderedPageBreak/>
         <w:t>2.6.</w:t>
       </w:r>
       <w:r>
@@ -8989,6 +8735,7 @@
           <w:color w:val="0000FF"/>
           <w:szCs w:val="20"/>
         </w:rPr>
+        <w:lastRenderedPageBreak/>
         <w:t>2.7.</w:t>
       </w:r>
       <w:r>
@@ -10828,7 +10575,6 @@
           <w:szCs w:val="20"/>
           <w:lang w:eastAsia="zh-CN"/>
         </w:rPr>
-        <w:lastRenderedPageBreak/>
         <w:t>Action:</w:t>
       </w:r>
       <w:r>
@@ -11028,7 +10774,17 @@
           <w:color w:val="0000FF"/>
           <w:szCs w:val="20"/>
         </w:rPr>
-        <w:t>Figure 5: 5(a) is somewhat like a textbook or a slide of PPTs; 5(b) has little valued information; 5(c), such a plot (conversion vs. selectivity) can be often seen for comparing catalyst performance, however, it does not fit for C</w:t>
+        <w:t xml:space="preserve">Figure 5: 5(a) is somewhat like a textbook or a slide of PPTs; 5(b) has little valued information; 5(c), such a plot (conversion vs. selectivity) can be often seen for comparing catalyst performance, however, </w:t>
+      </w:r>
+      <w:r>
+        <w:rPr>
+          <w:rFonts w:ascii="Lato" w:eastAsiaTheme="minorHAnsi" w:hAnsi="Lato" w:cs="Arial"/>
+          <w:iCs/>
+          <w:color w:val="0000FF"/>
+          <w:szCs w:val="20"/>
+        </w:rPr>
+        <w:lastRenderedPageBreak/>
+        <w:t>it does not fit for C</w:t>
       </w:r>
       <w:r>
         <w:rPr>
@@ -11974,27 +11730,7 @@
           <w:iCs/>
           <w:szCs w:val="20"/>
         </w:rPr>
-        <w:t xml:space="preserve">100881). As a result, the chemical industry is undergoing a major transition to achieve sustainable production by utilizing </w:t>
-      </w:r>
-      <w:proofErr w:type="spellStart"/>
-      <w:r>
-        <w:rPr>
-          <w:rFonts w:ascii="Lato" w:eastAsiaTheme="minorHAnsi" w:hAnsi="Lato" w:cs="Arial"/>
-          <w:bCs/>
-          <w:iCs/>
-          <w:szCs w:val="20"/>
-        </w:rPr>
-        <w:t>defossilized</w:t>
-      </w:r>
-      <w:proofErr w:type="spellEnd"/>
-      <w:r>
-        <w:rPr>
-          <w:rFonts w:ascii="Lato" w:eastAsiaTheme="minorHAnsi" w:hAnsi="Lato" w:cs="Arial"/>
-          <w:bCs/>
-          <w:iCs/>
-          <w:szCs w:val="20"/>
-        </w:rPr>
-        <w:t xml:space="preserve"> feedstocks and </w:t>
+        <w:t xml:space="preserve">100881). As a result, the chemical industry is undergoing a major transition to achieve sustainable production by utilizing defossilized feedstocks and </w:t>
       </w:r>
       <w:r>
         <w:rPr>
@@ -12247,17 +11983,7 @@
           <w:color w:val="0000FF"/>
           <w:szCs w:val="20"/>
         </w:rPr>
-        <w:t xml:space="preserve"> Schobert H. Production of acetylene and acetylene-</w:t>
-      </w:r>
-      <w:r>
-        <w:rPr>
-          <w:rFonts w:ascii="Lato" w:eastAsiaTheme="minorHAnsi" w:hAnsi="Lato" w:cs="Arial"/>
-          <w:iCs/>
-          <w:color w:val="0000FF"/>
-          <w:szCs w:val="20"/>
-        </w:rPr>
-        <w:lastRenderedPageBreak/>
-        <w:t>based chemicals from coal[J]. Chemical Reviews, 2013, 114(3):1743-1760.</w:t>
+        <w:t xml:space="preserve"> Schobert H. Production of acetylene and acetylene-based chemicals from coal[J]. Chemical Reviews, 2013, 114(3):1743-1760.</w:t>
       </w:r>
       <w:r>
         <w:rPr>
@@ -12366,7 +12092,18 @@
           <w:szCs w:val="20"/>
           <w:lang w:eastAsia="zh-CN"/>
         </w:rPr>
-        <w:t xml:space="preserve"> production methods discussed in this section have experienced little to no significant development over the past decade. By emphasizing the future rather than the past, this streamlined description serves as an essential primer for readers, helping them familiarize themselves with the field and understand our motivation for pursuing sustainable green C</w:t>
+        <w:t xml:space="preserve"> production methods discussed in this section have experienced little to no significant development over the past decade. By </w:t>
+      </w:r>
+      <w:r>
+        <w:rPr>
+          <w:rFonts w:ascii="Lato" w:eastAsia="DengXian" w:hAnsi="Lato" w:cs="Arial"/>
+          <w:bCs/>
+          <w:color w:val="000000" w:themeColor="text1"/>
+          <w:szCs w:val="20"/>
+          <w:lang w:eastAsia="zh-CN"/>
+        </w:rPr>
+        <w:lastRenderedPageBreak/>
+        <w:t>emphasizing the future rather than the past, this streamlined description serves as an essential primer for readers, helping them familiarize themselves with the field and understand our motivation for pursuing sustainable green C</w:t>
       </w:r>
       <w:r>
         <w:rPr>
@@ -13203,16 +12940,7 @@
           <w:lang w:eastAsia="zh-CN"/>
         </w:rPr>
         <w:noBreakHyphen/>
-        <w:t xml:space="preserve">thermal plasma technologies show performance close to that of commercial thermal </w:t>
-      </w:r>
-      <w:r>
-        <w:rPr>
-          <w:rFonts w:ascii="Lato" w:eastAsia="DengXian" w:hAnsi="Lato" w:cs="Arial"/>
-          <w:szCs w:val="20"/>
-          <w:lang w:eastAsia="zh-CN"/>
-        </w:rPr>
-        <w:lastRenderedPageBreak/>
-        <w:t xml:space="preserve">plasma but typically require higher energy input and more complex equipment. While catalysts can favor </w:t>
+        <w:t xml:space="preserve">thermal plasma technologies show performance close to that of commercial thermal plasma but typically require higher energy input and more complex equipment. While catalysts can favor </w:t>
       </w:r>
       <w:r>
         <w:rPr>
@@ -13497,7 +13225,16 @@
           <w:szCs w:val="20"/>
           <w:lang w:eastAsia="zh-CN"/>
         </w:rPr>
-        <w:t xml:space="preserve">decomposition and eliminating costly cooling processes, while warm plasma usually achieves higher </w:t>
+        <w:t xml:space="preserve">decomposition and eliminating costly cooling processes, while warm </w:t>
+      </w:r>
+      <w:r>
+        <w:rPr>
+          <w:rFonts w:ascii="Lato" w:eastAsia="DengXian" w:hAnsi="Lato" w:cs="Arial"/>
+          <w:szCs w:val="20"/>
+          <w:lang w:eastAsia="zh-CN"/>
+        </w:rPr>
+        <w:lastRenderedPageBreak/>
+        <w:t xml:space="preserve">plasma usually achieves higher </w:t>
       </w:r>
       <w:r>
         <w:rPr>
@@ -13896,27 +13633,7 @@
           <w:szCs w:val="20"/>
           <w:lang w:eastAsia="zh-CN"/>
         </w:rPr>
-        <w:t xml:space="preserve"> century. Since 2014, Zhejiang University and Xinjiang </w:t>
-      </w:r>
-      <w:proofErr w:type="spellStart"/>
-      <w:r>
-        <w:rPr>
-          <w:rFonts w:ascii="Lato" w:eastAsia="DengXian" w:hAnsi="Lato" w:cs="Arial"/>
-          <w:bCs/>
-          <w:szCs w:val="20"/>
-          <w:lang w:eastAsia="zh-CN"/>
-        </w:rPr>
-        <w:t>Yuehetai</w:t>
-      </w:r>
-      <w:proofErr w:type="spellEnd"/>
-      <w:r>
-        <w:rPr>
-          <w:rFonts w:ascii="Lato" w:eastAsia="DengXian" w:hAnsi="Lato" w:cs="Arial"/>
-          <w:bCs/>
-          <w:szCs w:val="20"/>
-          <w:lang w:eastAsia="zh-CN"/>
-        </w:rPr>
-        <w:t xml:space="preserve"> Chemical Technology Co. Ltd. have </w:t>
+        <w:t xml:space="preserve"> century. Since 2014, Zhejiang University and Xinjiang Yuehetai Chemical Technology Co. Ltd. have </w:t>
       </w:r>
       <w:r>
         <w:rPr>
@@ -14067,27 +13784,7 @@
           <w:szCs w:val="20"/>
           <w:lang w:eastAsia="zh-CN"/>
         </w:rPr>
-        <w:t xml:space="preserve">J. </w:t>
-      </w:r>
-      <w:proofErr w:type="spellStart"/>
-      <w:r>
-        <w:rPr>
-          <w:rFonts w:ascii="Lato" w:eastAsia="DengXian" w:hAnsi="Lato" w:cs="Arial"/>
-          <w:iCs/>
-          <w:szCs w:val="20"/>
-          <w:lang w:eastAsia="zh-CN"/>
-        </w:rPr>
-        <w:t>Theor</w:t>
-      </w:r>
-      <w:proofErr w:type="spellEnd"/>
-      <w:r>
-        <w:rPr>
-          <w:rFonts w:ascii="Lato" w:eastAsia="DengXian" w:hAnsi="Lato" w:cs="Arial"/>
-          <w:iCs/>
-          <w:szCs w:val="20"/>
-          <w:lang w:eastAsia="zh-CN"/>
-        </w:rPr>
-        <w:t>. Appl. Mech.</w:t>
+        <w:t>J. Theor. Appl. Mech.</w:t>
       </w:r>
       <w:r>
         <w:rPr>
@@ -14141,25 +13838,14 @@
         </w:rPr>
         <w:t xml:space="preserve"> </w:t>
       </w:r>
-      <w:proofErr w:type="spellStart"/>
-      <w:r>
-        <w:rPr>
-          <w:rFonts w:ascii="Lato" w:eastAsia="DengXian" w:hAnsi="Lato" w:cs="Arial"/>
-          <w:bCs/>
-          <w:szCs w:val="20"/>
-          <w:lang w:eastAsia="zh-CN"/>
-        </w:rPr>
-        <w:t>kt</w:t>
-      </w:r>
-      <w:proofErr w:type="spellEnd"/>
-      <w:r>
-        <w:rPr>
-          <w:rFonts w:ascii="Lato" w:eastAsia="DengXian" w:hAnsi="Lato" w:cs="Arial"/>
-          <w:bCs/>
-          <w:szCs w:val="20"/>
-          <w:lang w:eastAsia="zh-CN"/>
-        </w:rPr>
-        <w:t xml:space="preserve">, with costs over 20% lower than conventional </w:t>
+      <w:r>
+        <w:rPr>
+          <w:rFonts w:ascii="Lato" w:eastAsia="DengXian" w:hAnsi="Lato" w:cs="Arial"/>
+          <w:bCs/>
+          <w:szCs w:val="20"/>
+          <w:lang w:eastAsia="zh-CN"/>
+        </w:rPr>
+        <w:t xml:space="preserve">kt, with costs over 20% lower than conventional </w:t>
       </w:r>
       <w:r>
         <w:rPr>
@@ -14694,7 +14380,6 @@
           <w:szCs w:val="20"/>
           <w:lang w:eastAsia="zh-CN"/>
         </w:rPr>
-        <w:lastRenderedPageBreak/>
         <w:t>Action:</w:t>
       </w:r>
       <w:r>
@@ -14896,7 +14581,17 @@
           <w:szCs w:val="20"/>
           <w:lang w:eastAsia="zh-CN"/>
         </w:rPr>
-        <w:t>The second half of section 2.1 (Summary of acetylene production routes and its applications) puts too much emphasis on the substitution of acetylene applications, contrary to the main theme which calls attention to the reuse of acetylene. Suggests that the fact that acetylene applications have been replaced is coupled with the main advantages of using acetylene for synthesis and the problems that need to be overcome.</w:t>
+        <w:t xml:space="preserve">The second half of section 2.1 (Summary of acetylene production routes and its applications) puts too much emphasis on the substitution of acetylene applications, contrary to the main theme which calls </w:t>
+      </w:r>
+      <w:r>
+        <w:rPr>
+          <w:rFonts w:ascii="Lato" w:eastAsia="DengXian" w:hAnsi="Lato" w:cs="Arial"/>
+          <w:color w:val="0000FF"/>
+          <w:szCs w:val="20"/>
+          <w:lang w:eastAsia="zh-CN"/>
+        </w:rPr>
+        <w:lastRenderedPageBreak/>
+        <w:t>attention to the reuse of acetylene. Suggests that the fact that acetylene applications have been replaced is coupled with the main advantages of using acetylene for synthesis and the problems that need to be overcome.</w:t>
       </w:r>
     </w:p>
     <w:p>
@@ -16014,7 +15709,6 @@
           <w:szCs w:val="20"/>
           <w:lang w:eastAsia="zh-CN"/>
         </w:rPr>
-        <w:lastRenderedPageBreak/>
         <w:t>Action:</w:t>
       </w:r>
       <w:r>
@@ -17029,9 +16723,8 @@
           <w:szCs w:val="20"/>
           <w:lang w:eastAsia="x-none"/>
         </w:rPr>
-        <w:t xml:space="preserve">Nat. </w:t>
-      </w:r>
-      <w:proofErr w:type="spellStart"/>
+        <w:t>Nat. Catal. 2024, doi.org/10.1038/s41929-024-01250-0</w:t>
+      </w:r>
       <w:r>
         <w:rPr>
           <w:rFonts w:ascii="Lato" w:eastAsia="Cambria" w:hAnsi="Lato" w:cs="Arial"/>
@@ -17040,28 +16733,30 @@
           <w:szCs w:val="20"/>
           <w:lang w:eastAsia="x-none"/>
         </w:rPr>
-        <w:t>Catal</w:t>
-      </w:r>
-      <w:proofErr w:type="spellEnd"/>
-      <w:r>
-        <w:rPr>
-          <w:rFonts w:ascii="Lato" w:eastAsia="Cambria" w:hAnsi="Lato" w:cs="Arial"/>
-          <w:bCs/>
+        <w:t xml:space="preserve">) or </w:t>
+      </w:r>
+      <w:r>
+        <w:rPr>
+          <w:rFonts w:ascii="Lato" w:eastAsia="Cambria" w:hAnsi="Lato" w:cs="Arial"/>
+          <w:bCs/>
+          <w:iCs/>
           <w:color w:val="000000" w:themeColor="text1"/>
           <w:szCs w:val="20"/>
           <w:lang w:eastAsia="x-none"/>
         </w:rPr>
-        <w:t>. 2024, doi.org/10.1038/s41929-024-01250-0</w:t>
-      </w:r>
-      <w:r>
-        <w:rPr>
-          <w:rFonts w:ascii="Lato" w:eastAsia="Cambria" w:hAnsi="Lato" w:cs="Arial"/>
-          <w:bCs/>
-          <w:color w:val="000000" w:themeColor="text1"/>
-          <w:szCs w:val="20"/>
+        <w:t>C</w:t>
+      </w:r>
+      <w:r>
+        <w:rPr>
+          <w:rFonts w:ascii="Lato" w:eastAsia="Cambria" w:hAnsi="Lato" w:cs="Arial"/>
+          <w:bCs/>
+          <w:iCs/>
+          <w:color w:val="000000" w:themeColor="text1"/>
+          <w:szCs w:val="20"/>
+          <w:vertAlign w:val="subscript"/>
           <w:lang w:eastAsia="x-none"/>
         </w:rPr>
-        <w:t xml:space="preserve">) or </w:t>
+        <w:t>2</w:t>
       </w:r>
       <w:r>
         <w:rPr>
@@ -17072,6 +16767,79 @@
           <w:szCs w:val="20"/>
           <w:lang w:eastAsia="x-none"/>
         </w:rPr>
+        <w:t>H</w:t>
+      </w:r>
+      <w:r>
+        <w:rPr>
+          <w:rFonts w:ascii="Lato" w:eastAsia="Cambria" w:hAnsi="Lato" w:cs="Arial"/>
+          <w:bCs/>
+          <w:iCs/>
+          <w:color w:val="000000" w:themeColor="text1"/>
+          <w:szCs w:val="20"/>
+          <w:vertAlign w:val="subscript"/>
+          <w:lang w:eastAsia="x-none"/>
+        </w:rPr>
+        <w:t>4</w:t>
+      </w:r>
+      <w:r>
+        <w:rPr>
+          <w:rFonts w:ascii="Lato" w:eastAsia="Cambria" w:hAnsi="Lato" w:cs="Arial"/>
+          <w:bCs/>
+          <w:color w:val="000000" w:themeColor="text1"/>
+          <w:szCs w:val="20"/>
+          <w:lang w:eastAsia="x-none"/>
+        </w:rPr>
+        <w:t xml:space="preserve"> </w:t>
+      </w:r>
+      <w:r>
+        <w:rPr>
+          <w:rFonts w:ascii="Lato" w:eastAsia="Cambria" w:hAnsi="Lato" w:cs="Arial"/>
+          <w:bCs/>
+          <w:color w:val="000000" w:themeColor="text1"/>
+          <w:szCs w:val="20"/>
+          <w:lang w:eastAsia="x-none"/>
+        </w:rPr>
+        <w:t>(</w:t>
+      </w:r>
+      <w:r>
+        <w:rPr>
+          <w:rFonts w:ascii="Lato" w:eastAsia="Cambria" w:hAnsi="Lato" w:cs="Arial"/>
+          <w:bCs/>
+          <w:color w:val="000000" w:themeColor="text1"/>
+          <w:szCs w:val="20"/>
+          <w:lang w:eastAsia="x-none"/>
+        </w:rPr>
+        <w:t>Nat. Sustain. 2023, 6, 827; Nat. Catal. 2021, 4, 565</w:t>
+      </w:r>
+      <w:r>
+        <w:rPr>
+          <w:rFonts w:ascii="Lato" w:eastAsia="Cambria" w:hAnsi="Lato" w:cs="Arial"/>
+          <w:bCs/>
+          <w:color w:val="000000" w:themeColor="text1"/>
+          <w:szCs w:val="20"/>
+          <w:lang w:eastAsia="x-none"/>
+        </w:rPr>
+        <w:t>)</w:t>
+      </w:r>
+      <w:r>
+        <w:rPr>
+          <w:rFonts w:ascii="Lato" w:eastAsia="Cambria" w:hAnsi="Lato" w:cs="Arial"/>
+          <w:bCs/>
+          <w:color w:val="000000" w:themeColor="text1"/>
+          <w:szCs w:val="20"/>
+          <w:lang w:eastAsia="x-none"/>
+        </w:rPr>
+        <w:t xml:space="preserve"> via electrocatalysis; (2) </w:t>
+      </w:r>
+      <w:r>
+        <w:rPr>
+          <w:rFonts w:ascii="Lato" w:eastAsia="Cambria" w:hAnsi="Lato" w:cs="Arial"/>
+          <w:bCs/>
+          <w:iCs/>
+          <w:color w:val="000000" w:themeColor="text1"/>
+          <w:szCs w:val="20"/>
+          <w:lang w:eastAsia="x-none"/>
+        </w:rPr>
         <w:t>C</w:t>
       </w:r>
       <w:r>
@@ -17107,12 +16875,13 @@
           <w:vertAlign w:val="subscript"/>
           <w:lang w:eastAsia="x-none"/>
         </w:rPr>
-        <w:t>4</w:t>
-      </w:r>
-      <w:r>
-        <w:rPr>
-          <w:rFonts w:ascii="Lato" w:eastAsia="Cambria" w:hAnsi="Lato" w:cs="Arial"/>
-          <w:bCs/>
+        <w:t>2</w:t>
+      </w:r>
+      <w:r>
+        <w:rPr>
+          <w:rFonts w:ascii="Lato" w:eastAsia="Cambria" w:hAnsi="Lato" w:cs="Arial"/>
+          <w:bCs/>
+          <w:iCs/>
           <w:color w:val="000000" w:themeColor="text1"/>
           <w:szCs w:val="20"/>
           <w:lang w:eastAsia="x-none"/>
@@ -17127,237 +16896,74 @@
           <w:szCs w:val="20"/>
           <w:lang w:eastAsia="x-none"/>
         </w:rPr>
-        <w:t>(</w:t>
-      </w:r>
-      <w:r>
-        <w:rPr>
-          <w:rFonts w:ascii="Lato" w:eastAsia="Cambria" w:hAnsi="Lato" w:cs="Arial"/>
-          <w:bCs/>
+        <w:t xml:space="preserve">hydrochlorination to VCM via photocatalysis (J. Am. Chem. Soc. 2024, 146, 29441); and (3) the coupling of </w:t>
+      </w:r>
+      <w:r>
+        <w:rPr>
+          <w:rFonts w:ascii="Lato" w:eastAsia="Cambria" w:hAnsi="Lato" w:cs="Arial"/>
+          <w:bCs/>
+          <w:iCs/>
           <w:color w:val="000000" w:themeColor="text1"/>
           <w:szCs w:val="20"/>
           <w:lang w:eastAsia="x-none"/>
         </w:rPr>
-        <w:t xml:space="preserve">Nat. Sustain. 2023, 6, 827; Nat. </w:t>
-      </w:r>
-      <w:proofErr w:type="spellStart"/>
-      <w:r>
-        <w:rPr>
-          <w:rFonts w:ascii="Lato" w:eastAsia="Cambria" w:hAnsi="Lato" w:cs="Arial"/>
-          <w:bCs/>
-          <w:color w:val="000000" w:themeColor="text1"/>
-          <w:szCs w:val="20"/>
+        <w:t>C</w:t>
+      </w:r>
+      <w:r>
+        <w:rPr>
+          <w:rFonts w:ascii="Lato" w:eastAsia="Cambria" w:hAnsi="Lato" w:cs="Arial"/>
+          <w:bCs/>
+          <w:iCs/>
+          <w:color w:val="000000" w:themeColor="text1"/>
+          <w:szCs w:val="20"/>
+          <w:vertAlign w:val="subscript"/>
           <w:lang w:eastAsia="x-none"/>
         </w:rPr>
-        <w:t>Catal</w:t>
-      </w:r>
-      <w:proofErr w:type="spellEnd"/>
-      <w:r>
-        <w:rPr>
-          <w:rFonts w:ascii="Lato" w:eastAsia="Cambria" w:hAnsi="Lato" w:cs="Arial"/>
-          <w:bCs/>
+        <w:t>2</w:t>
+      </w:r>
+      <w:r>
+        <w:rPr>
+          <w:rFonts w:ascii="Lato" w:eastAsia="Cambria" w:hAnsi="Lato" w:cs="Arial"/>
+          <w:bCs/>
+          <w:iCs/>
           <w:color w:val="000000" w:themeColor="text1"/>
           <w:szCs w:val="20"/>
           <w:lang w:eastAsia="x-none"/>
         </w:rPr>
-        <w:t>. 2021, 4, 565</w:t>
-      </w:r>
-      <w:r>
-        <w:rPr>
-          <w:rFonts w:ascii="Lato" w:eastAsia="Cambria" w:hAnsi="Lato" w:cs="Arial"/>
-          <w:bCs/>
-          <w:color w:val="000000" w:themeColor="text1"/>
-          <w:szCs w:val="20"/>
+        <w:t>H</w:t>
+      </w:r>
+      <w:r>
+        <w:rPr>
+          <w:rFonts w:ascii="Lato" w:eastAsia="Cambria" w:hAnsi="Lato" w:cs="Arial"/>
+          <w:bCs/>
+          <w:iCs/>
+          <w:color w:val="000000" w:themeColor="text1"/>
+          <w:szCs w:val="20"/>
+          <w:vertAlign w:val="subscript"/>
           <w:lang w:eastAsia="x-none"/>
         </w:rPr>
-        <w:t>)</w:t>
-      </w:r>
-      <w:r>
-        <w:rPr>
-          <w:rFonts w:ascii="Lato" w:eastAsia="Cambria" w:hAnsi="Lato" w:cs="Arial"/>
-          <w:bCs/>
+        <w:t>2</w:t>
+      </w:r>
+      <w:r>
+        <w:rPr>
+          <w:rFonts w:ascii="Lato" w:eastAsia="Cambria" w:hAnsi="Lato" w:cs="Arial"/>
+          <w:bCs/>
+          <w:iCs/>
           <w:color w:val="000000" w:themeColor="text1"/>
           <w:szCs w:val="20"/>
           <w:lang w:eastAsia="x-none"/>
         </w:rPr>
-        <w:t xml:space="preserve"> via electrocatalysis; (2) </w:t>
-      </w:r>
-      <w:r>
-        <w:rPr>
-          <w:rFonts w:ascii="Lato" w:eastAsia="Cambria" w:hAnsi="Lato" w:cs="Arial"/>
-          <w:bCs/>
-          <w:iCs/>
+        <w:t xml:space="preserve"> </w:t>
+      </w:r>
+      <w:r>
+        <w:rPr>
+          <w:rFonts w:ascii="Lato" w:eastAsia="Cambria" w:hAnsi="Lato" w:cs="Arial"/>
+          <w:bCs/>
           <w:color w:val="000000" w:themeColor="text1"/>
           <w:szCs w:val="20"/>
           <w:lang w:eastAsia="x-none"/>
         </w:rPr>
-        <w:t>C</w:t>
-      </w:r>
-      <w:r>
-        <w:rPr>
-          <w:rFonts w:ascii="Lato" w:eastAsia="Cambria" w:hAnsi="Lato" w:cs="Arial"/>
-          <w:bCs/>
-          <w:iCs/>
-          <w:color w:val="000000" w:themeColor="text1"/>
-          <w:szCs w:val="20"/>
-          <w:vertAlign w:val="subscript"/>
-          <w:lang w:eastAsia="x-none"/>
-        </w:rPr>
-        <w:t>2</w:t>
-      </w:r>
-      <w:r>
-        <w:rPr>
-          <w:rFonts w:ascii="Lato" w:eastAsia="Cambria" w:hAnsi="Lato" w:cs="Arial"/>
-          <w:bCs/>
-          <w:iCs/>
-          <w:color w:val="000000" w:themeColor="text1"/>
-          <w:szCs w:val="20"/>
-          <w:lang w:eastAsia="x-none"/>
-        </w:rPr>
-        <w:t>H</w:t>
-      </w:r>
-      <w:r>
-        <w:rPr>
-          <w:rFonts w:ascii="Lato" w:eastAsia="Cambria" w:hAnsi="Lato" w:cs="Arial"/>
-          <w:bCs/>
-          <w:iCs/>
-          <w:color w:val="000000" w:themeColor="text1"/>
-          <w:szCs w:val="20"/>
-          <w:vertAlign w:val="subscript"/>
-          <w:lang w:eastAsia="x-none"/>
-        </w:rPr>
-        <w:t>2</w:t>
-      </w:r>
-      <w:r>
-        <w:rPr>
-          <w:rFonts w:ascii="Lato" w:eastAsia="Cambria" w:hAnsi="Lato" w:cs="Arial"/>
-          <w:bCs/>
-          <w:iCs/>
-          <w:color w:val="000000" w:themeColor="text1"/>
-          <w:szCs w:val="20"/>
-          <w:lang w:eastAsia="x-none"/>
-        </w:rPr>
-        <w:t xml:space="preserve"> </w:t>
-      </w:r>
-      <w:r>
-        <w:rPr>
-          <w:rFonts w:ascii="Lato" w:eastAsia="Cambria" w:hAnsi="Lato" w:cs="Arial"/>
-          <w:bCs/>
-          <w:color w:val="000000" w:themeColor="text1"/>
-          <w:szCs w:val="20"/>
-          <w:lang w:eastAsia="x-none"/>
-        </w:rPr>
-        <w:t xml:space="preserve">hydrochlorination to VCM via photocatalysis (J. Am. Chem. Soc. 2024, 146, 29441); and (3) the coupling of </w:t>
-      </w:r>
-      <w:r>
-        <w:rPr>
-          <w:rFonts w:ascii="Lato" w:eastAsia="Cambria" w:hAnsi="Lato" w:cs="Arial"/>
-          <w:bCs/>
-          <w:iCs/>
-          <w:color w:val="000000" w:themeColor="text1"/>
-          <w:szCs w:val="20"/>
-          <w:lang w:eastAsia="x-none"/>
-        </w:rPr>
-        <w:t>C</w:t>
-      </w:r>
-      <w:r>
-        <w:rPr>
-          <w:rFonts w:ascii="Lato" w:eastAsia="Cambria" w:hAnsi="Lato" w:cs="Arial"/>
-          <w:bCs/>
-          <w:iCs/>
-          <w:color w:val="000000" w:themeColor="text1"/>
-          <w:szCs w:val="20"/>
-          <w:vertAlign w:val="subscript"/>
-          <w:lang w:eastAsia="x-none"/>
-        </w:rPr>
-        <w:t>2</w:t>
-      </w:r>
-      <w:r>
-        <w:rPr>
-          <w:rFonts w:ascii="Lato" w:eastAsia="Cambria" w:hAnsi="Lato" w:cs="Arial"/>
-          <w:bCs/>
-          <w:iCs/>
-          <w:color w:val="000000" w:themeColor="text1"/>
-          <w:szCs w:val="20"/>
-          <w:lang w:eastAsia="x-none"/>
-        </w:rPr>
-        <w:t>H</w:t>
-      </w:r>
-      <w:r>
-        <w:rPr>
-          <w:rFonts w:ascii="Lato" w:eastAsia="Cambria" w:hAnsi="Lato" w:cs="Arial"/>
-          <w:bCs/>
-          <w:iCs/>
-          <w:color w:val="000000" w:themeColor="text1"/>
-          <w:szCs w:val="20"/>
-          <w:vertAlign w:val="subscript"/>
-          <w:lang w:eastAsia="x-none"/>
-        </w:rPr>
-        <w:t>2</w:t>
-      </w:r>
-      <w:r>
-        <w:rPr>
-          <w:rFonts w:ascii="Lato" w:eastAsia="Cambria" w:hAnsi="Lato" w:cs="Arial"/>
-          <w:bCs/>
-          <w:iCs/>
-          <w:color w:val="000000" w:themeColor="text1"/>
-          <w:szCs w:val="20"/>
-          <w:lang w:eastAsia="x-none"/>
-        </w:rPr>
-        <w:t xml:space="preserve"> </w:t>
-      </w:r>
-      <w:r>
-        <w:rPr>
-          <w:rFonts w:ascii="Lato" w:eastAsia="Cambria" w:hAnsi="Lato" w:cs="Arial"/>
-          <w:bCs/>
-          <w:color w:val="000000" w:themeColor="text1"/>
-          <w:szCs w:val="20"/>
-          <w:lang w:eastAsia="x-none"/>
-        </w:rPr>
-        <w:t xml:space="preserve">with CO into ester or acid products via </w:t>
-      </w:r>
-      <w:proofErr w:type="spellStart"/>
-      <w:r>
-        <w:rPr>
-          <w:rFonts w:ascii="Lato" w:eastAsia="Cambria" w:hAnsi="Lato" w:cs="Arial"/>
-          <w:bCs/>
-          <w:color w:val="000000" w:themeColor="text1"/>
-          <w:szCs w:val="20"/>
-          <w:lang w:eastAsia="x-none"/>
-        </w:rPr>
-        <w:t>thermocatalysis</w:t>
-      </w:r>
-      <w:proofErr w:type="spellEnd"/>
-      <w:r>
-        <w:rPr>
-          <w:rFonts w:ascii="Lato" w:eastAsia="Cambria" w:hAnsi="Lato" w:cs="Arial"/>
-          <w:bCs/>
-          <w:color w:val="000000" w:themeColor="text1"/>
-          <w:szCs w:val="20"/>
-          <w:lang w:eastAsia="x-none"/>
-        </w:rPr>
-        <w:t xml:space="preserve"> (Molecules 2024, 29, 1987; </w:t>
-      </w:r>
-      <w:proofErr w:type="spellStart"/>
-      <w:r>
-        <w:rPr>
-          <w:rFonts w:ascii="Lato" w:eastAsia="Cambria" w:hAnsi="Lato" w:cs="Arial"/>
-          <w:bCs/>
-          <w:color w:val="000000" w:themeColor="text1"/>
-          <w:szCs w:val="20"/>
-          <w:lang w:eastAsia="x-none"/>
-        </w:rPr>
-        <w:t>Angew</w:t>
-      </w:r>
-      <w:proofErr w:type="spellEnd"/>
-      <w:r>
-        <w:rPr>
-          <w:rFonts w:ascii="Lato" w:eastAsia="Cambria" w:hAnsi="Lato" w:cs="Arial"/>
-          <w:bCs/>
-          <w:color w:val="000000" w:themeColor="text1"/>
-          <w:szCs w:val="20"/>
-          <w:lang w:eastAsia="x-none"/>
-        </w:rPr>
-        <w:t>. Chem. Int. Ed. 2023, 52, e202307570).</w:t>
+        <w:t>with CO into ester or acid products via thermocatalysis (Molecules 2024, 29, 1987; Angew. Chem. Int. Ed. 2023, 52, e202307570).</w:t>
       </w:r>
     </w:p>
     <w:p>
@@ -22664,7 +22270,7 @@
 </file>
 
 <file path=customXml/itemProps1.xml><?xml version="1.0" encoding="utf-8"?>
-<ds:datastoreItem xmlns:ds="http://schemas.openxmlformats.org/officeDocument/2006/customXml" ds:itemID="{A6A470C1-750D-4E48-9864-5CAC03FEB503}">
+<ds:datastoreItem xmlns:ds="http://schemas.openxmlformats.org/officeDocument/2006/customXml" ds:itemID="{BFA4F6E2-69AB-436B-B4B9-D37720F0BCBB}">
   <ds:schemaRefs>
     <ds:schemaRef ds:uri="http://schemas.openxmlformats.org/officeDocument/2006/bibliography"/>
   </ds:schemaRefs>

--- a/writing/revision_files/final/DOC files/NATCHEMENG-24061044_response_to_reviewers.docx
+++ b/writing/revision_files/final/DOC files/NATCHEMENG-24061044_response_to_reviewers.docx
@@ -169,7 +169,18 @@
           <w:color w:val="0000FF"/>
           <w:szCs w:val="20"/>
         </w:rPr>
-        <w:t>There is not much to say about this manuscript: it is a very well written, comprehensive review about acetylene production with some comments also on downstream processes, including comments on sustainability and cost of the different pathways. As a review, it doesn't provide new discoveries, but it provides an interesting angle on a somewhat neglected topic. It is timely, since the chemical industry is facing a conversion process, in which acetylene could play a more important role again, and there are no recent comparable papers available, as far as I am aware. It has a very different focus compared to the review by Trotus et al., which is already ten years old. Within the scope of the review, all relevant aspects are adequately covered, the references are also appropriate. Thus, I suggest acceptance of the manuscript, I would require no changes. Whether this review format fits the scope of Nature Chemical Engineering as a recently launched journal is a question the editors have to answer - for me it would be an interesting supplement to the other papers that Nature Chemical Engineering carries.</w:t>
+        <w:t>There is not much to say about this manuscript: it is a very well written, comprehensive review about acetylen</w:t>
+      </w:r>
+      <w:bookmarkStart w:id="3" w:name="_GoBack"/>
+      <w:bookmarkEnd w:id="3"/>
+      <w:r>
+        <w:rPr>
+          <w:rFonts w:ascii="Lato" w:eastAsiaTheme="minorHAnsi" w:hAnsi="Lato" w:cs="Arial"/>
+          <w:iCs/>
+          <w:color w:val="0000FF"/>
+          <w:szCs w:val="20"/>
+        </w:rPr>
+        <w:t>e production with some comments also on downstream processes, including comments on sustainability and cost of the different pathways. As a review, it doesn't provide new discoveries, but it provides an interesting angle on a somewhat neglected topic. It is timely, since the chemical industry is facing a conversion process, in which acetylene could play a more important role again, and there are no recent comparable papers available, as far as I am aware. It has a very different focus compared to the review by Trotus et al., which is already ten years old. Within the scope of the review, all relevant aspects are adequately covered, the references are also appropriate. Thus, I suggest acceptance of the manuscript, I would require no changes. Whether this review format fits the scope of Nature Chemical Engineering as a recently launched journal is a question the editors have to answer - for me it would be an interesting supplement to the other papers that Nature Chemical Engineering carries.</w:t>
       </w:r>
     </w:p>
     <w:p>
@@ -4763,7 +4774,7 @@
         <w:noBreakHyphen/>
         <w:t xml:space="preserve">based downstream production to </w:t>
       </w:r>
-      <w:bookmarkStart w:id="3" w:name="_Hlk183529708"/>
+      <w:bookmarkStart w:id="4" w:name="_Hlk183529708"/>
       <w:r>
         <w:rPr>
           <w:rFonts w:ascii="Lato" w:eastAsiaTheme="minorHAnsi" w:hAnsi="Lato" w:cs="Arial"/>
@@ -4806,7 +4817,7 @@
         </w:rPr>
         <w:t>4</w:t>
       </w:r>
-      <w:bookmarkEnd w:id="3"/>
+      <w:bookmarkEnd w:id="4"/>
       <w:r>
         <w:rPr>
           <w:rFonts w:ascii="Lato" w:eastAsiaTheme="minorHAnsi" w:hAnsi="Lato" w:cs="Arial"/>
@@ -6030,7 +6041,7 @@
         </w:rPr>
         <w:t>It is important to note that these results reflect an optimistic scenario, assuming that the 1.5</w:t>
       </w:r>
-      <w:bookmarkStart w:id="4" w:name="_Hlk184115216"/>
+      <w:bookmarkStart w:id="5" w:name="_Hlk184115216"/>
       <w:r>
         <w:rPr>
           <w:rFonts w:ascii="Lato" w:eastAsiaTheme="minorEastAsia" w:hAnsi="Lato" w:cs="Arial"/>
@@ -6049,7 +6060,7 @@
         </w:rPr>
         <w:t xml:space="preserve">C </w:t>
       </w:r>
-      <w:bookmarkEnd w:id="4"/>
+      <w:bookmarkEnd w:id="5"/>
       <w:r>
         <w:rPr>
           <w:rFonts w:ascii="Lato" w:eastAsia="DengXian" w:hAnsi="Lato" w:cs="Arial"/>
@@ -8133,19 +8144,7 @@
           <w:lang w:eastAsia="zh-CN"/>
         </w:rPr>
         <w:noBreakHyphen/>
-        <w:t>alkali industry, we currently assume that the biochar, calcium carbide, and acetylene production facilities are located in close pro</w:t>
-      </w:r>
-      <w:bookmarkStart w:id="5" w:name="_GoBack"/>
-      <w:bookmarkEnd w:id="5"/>
-      <w:r>
-        <w:rPr>
-          <w:rFonts w:ascii="Lato" w:eastAsia="DengXian" w:hAnsi="Lato" w:cs="Arial"/>
-          <w:iCs/>
-          <w:color w:val="000000" w:themeColor="text1"/>
-          <w:szCs w:val="20"/>
-          <w:lang w:eastAsia="zh-CN"/>
-        </w:rPr>
-        <w:t>ximity, thereby excluding transport</w:t>
+        <w:t>alkali industry, we currently assume that the biochar, calcium carbide, and acetylene production facilities are located in close proximity, thereby excluding transport</w:t>
       </w:r>
       <w:r>
         <w:rPr>
@@ -22270,7 +22269,7 @@
 </file>
 
 <file path=customXml/itemProps1.xml><?xml version="1.0" encoding="utf-8"?>
-<ds:datastoreItem xmlns:ds="http://schemas.openxmlformats.org/officeDocument/2006/customXml" ds:itemID="{BFA4F6E2-69AB-436B-B4B9-D37720F0BCBB}">
+<ds:datastoreItem xmlns:ds="http://schemas.openxmlformats.org/officeDocument/2006/customXml" ds:itemID="{6809D85B-04B9-4750-B431-CEB0C8347208}">
   <ds:schemaRefs>
     <ds:schemaRef ds:uri="http://schemas.openxmlformats.org/officeDocument/2006/bibliography"/>
   </ds:schemaRefs>

--- a/writing/revision_files/final/DOC files/NATCHEMENG-24061044_response_to_reviewers.docx
+++ b/writing/revision_files/final/DOC files/NATCHEMENG-24061044_response_to_reviewers.docx
@@ -169,18 +169,7 @@
           <w:color w:val="0000FF"/>
           <w:szCs w:val="20"/>
         </w:rPr>
-        <w:t>There is not much to say about this manuscript: it is a very well written, comprehensive review about acetylen</w:t>
-      </w:r>
-      <w:bookmarkStart w:id="3" w:name="_GoBack"/>
-      <w:bookmarkEnd w:id="3"/>
-      <w:r>
-        <w:rPr>
-          <w:rFonts w:ascii="Lato" w:eastAsiaTheme="minorHAnsi" w:hAnsi="Lato" w:cs="Arial"/>
-          <w:iCs/>
-          <w:color w:val="0000FF"/>
-          <w:szCs w:val="20"/>
-        </w:rPr>
-        <w:t>e production with some comments also on downstream processes, including comments on sustainability and cost of the different pathways. As a review, it doesn't provide new discoveries, but it provides an interesting angle on a somewhat neglected topic. It is timely, since the chemical industry is facing a conversion process, in which acetylene could play a more important role again, and there are no recent comparable papers available, as far as I am aware. It has a very different focus compared to the review by Trotus et al., which is already ten years old. Within the scope of the review, all relevant aspects are adequately covered, the references are also appropriate. Thus, I suggest acceptance of the manuscript, I would require no changes. Whether this review format fits the scope of Nature Chemical Engineering as a recently launched journal is a question the editors have to answer - for me it would be an interesting supplement to the other papers that Nature Chemical Engineering carries.</w:t>
+        <w:t>There is not much to say about this manuscript: it is a very well written, comprehensive review about acetylene production with some comments also on downstream processes, including comments on sustainability and cost of the different pathways. As a review, it doesn't provide new discoveries, but it provides an interesting angle on a somewhat neglected topic. It is timely, since the chemical industry is facing a conversion process, in which acetylene could play a more important role again, and there are no recent comparable papers available, as far as I am aware. It has a very different focus compared to the review by Trotus et al., which is already ten years old. Within the scope of the review, all relevant aspects are adequately covered, the references are also appropriate. Thus, I suggest acceptance of the manuscript, I would require no changes. Whether this review format fits the scope of Nature Chemical Engineering as a recently launched journal is a question the editors have to answer - for me it would be an interesting supplement to the other papers that Nature Chemical Engineering carries.</w:t>
       </w:r>
     </w:p>
     <w:p>
@@ -4774,7 +4763,7 @@
         <w:noBreakHyphen/>
         <w:t xml:space="preserve">based downstream production to </w:t>
       </w:r>
-      <w:bookmarkStart w:id="4" w:name="_Hlk183529708"/>
+      <w:bookmarkStart w:id="3" w:name="_Hlk183529708"/>
       <w:r>
         <w:rPr>
           <w:rFonts w:ascii="Lato" w:eastAsiaTheme="minorHAnsi" w:hAnsi="Lato" w:cs="Arial"/>
@@ -4817,7 +4806,7 @@
         </w:rPr>
         <w:t>4</w:t>
       </w:r>
-      <w:bookmarkEnd w:id="4"/>
+      <w:bookmarkEnd w:id="3"/>
       <w:r>
         <w:rPr>
           <w:rFonts w:ascii="Lato" w:eastAsiaTheme="minorHAnsi" w:hAnsi="Lato" w:cs="Arial"/>
@@ -6041,7 +6030,7 @@
         </w:rPr>
         <w:t>It is important to note that these results reflect an optimistic scenario, assuming that the 1.5</w:t>
       </w:r>
-      <w:bookmarkStart w:id="5" w:name="_Hlk184115216"/>
+      <w:bookmarkStart w:id="4" w:name="_Hlk184115216"/>
       <w:r>
         <w:rPr>
           <w:rFonts w:ascii="Lato" w:eastAsiaTheme="minorEastAsia" w:hAnsi="Lato" w:cs="Arial"/>
@@ -6060,7 +6049,7 @@
         </w:rPr>
         <w:t xml:space="preserve">C </w:t>
       </w:r>
-      <w:bookmarkEnd w:id="5"/>
+      <w:bookmarkEnd w:id="4"/>
       <w:r>
         <w:rPr>
           <w:rFonts w:ascii="Lato" w:eastAsia="DengXian" w:hAnsi="Lato" w:cs="Arial"/>
@@ -10393,7 +10382,19 @@
           <w:szCs w:val="20"/>
           <w:lang w:eastAsia="zh-CN"/>
         </w:rPr>
-        <w:t>he data in Fig. 3c are directly linked to an C</w:t>
+        <w:t>he data in Fig. 3c</w:t>
+      </w:r>
+      <w:bookmarkStart w:id="5" w:name="_GoBack"/>
+      <w:bookmarkEnd w:id="5"/>
+      <w:r>
+        <w:rPr>
+          <w:rFonts w:ascii="Lato" w:eastAsia="DengXian" w:hAnsi="Lato" w:cs="Arial"/>
+          <w:iCs/>
+          <w:color w:val="000000" w:themeColor="text1"/>
+          <w:szCs w:val="20"/>
+          <w:lang w:eastAsia="zh-CN"/>
+        </w:rPr>
+        <w:t xml:space="preserve"> are directly linked to an C</w:t>
       </w:r>
       <w:r>
         <w:rPr>
@@ -10715,7 +10716,7 @@
           <w:szCs w:val="20"/>
           <w:lang w:eastAsia="zh-CN"/>
         </w:rPr>
-        <w:t xml:space="preserve">overlapping </w:t>
+        <w:t xml:space="preserve">overlap </w:t>
       </w:r>
       <w:r>
         <w:rPr>
@@ -22269,7 +22270,7 @@
 </file>
 
 <file path=customXml/itemProps1.xml><?xml version="1.0" encoding="utf-8"?>
-<ds:datastoreItem xmlns:ds="http://schemas.openxmlformats.org/officeDocument/2006/customXml" ds:itemID="{6809D85B-04B9-4750-B431-CEB0C8347208}">
+<ds:datastoreItem xmlns:ds="http://schemas.openxmlformats.org/officeDocument/2006/customXml" ds:itemID="{CB51759A-CBC9-4EE2-9328-3E7EB12FA1B4}">
   <ds:schemaRefs>
     <ds:schemaRef ds:uri="http://schemas.openxmlformats.org/officeDocument/2006/bibliography"/>
   </ds:schemaRefs>

--- a/writing/revision_files/final/DOC files/NATCHEMENG-24061044_response_to_reviewers.docx
+++ b/writing/revision_files/final/DOC files/NATCHEMENG-24061044_response_to_reviewers.docx
@@ -169,7 +169,18 @@
           <w:color w:val="0000FF"/>
           <w:szCs w:val="20"/>
         </w:rPr>
-        <w:t>There is not much to say about this manuscript: it is a very well written, comprehensive review about acetylene production with some comments also on downstream processes, including comments on sustainability and cost of the different pathways. As a review, it doesn't provide new discoveries, but it provides an interesting angle on a somewhat neglected topic. It is timely, since the chemical industry is facing a conversion process, in which acetylene could play a more important role again, and there are no recent comparable papers available, as far as I am aware. It has a very different focus compared to the review by Trotus et al., which is already ten years old. Within the scope of the review, all relevant aspects are adequately covered, the references are also appropriate. Thus, I suggest acceptance of the manuscript, I would require no changes. Whether this review format fits the scope of Nature Chemical Engineering as a recently launched journal is a question the editors have to answer - for me it would be an interesting supplement to the other papers that Nature Chemical Engineering carries.</w:t>
+        <w:t>There is not much to say about this manuscript: it is a very well written, comprehensive review about acetylene production with some comments also on downstream processes, including comments on sustainability and cost of the different pathways. As a review, it doesn't provide new discoveries, but it provides an interesting angle on a somewhat neglected topic. It is timely, since the chemical industry is facing a conversion process, in which acetylene could play a more important role again, and there are no recent comparable papers available, as far as I am aware. It has a very different focus compared to the review by Trotus et al., which is already ten years old. Within the s</w:t>
+      </w:r>
+      <w:bookmarkStart w:id="3" w:name="_GoBack"/>
+      <w:bookmarkEnd w:id="3"/>
+      <w:r>
+        <w:rPr>
+          <w:rFonts w:ascii="Lato" w:eastAsiaTheme="minorHAnsi" w:hAnsi="Lato" w:cs="Arial"/>
+          <w:iCs/>
+          <w:color w:val="0000FF"/>
+          <w:szCs w:val="20"/>
+        </w:rPr>
+        <w:t>cope of the review, all relevant aspects are adequately covered, the references are also appropriate. Thus, I suggest acceptance of the manuscript, I would require no changes. Whether this review format fits the scope of Nature Chemical Engineering as a recently launched journal is a question the editors have to answer - for me it would be an interesting supplement to the other papers that Nature Chemical Engineering carries.</w:t>
       </w:r>
     </w:p>
     <w:p>
@@ -421,23 +432,44 @@
     </w:p>
     <w:p>
       <w:pPr>
-        <w:rPr>
-          <w:rFonts w:ascii="Lato" w:eastAsia="DengXian" w:hAnsi="Lato" w:cs="Arial"/>
-          <w:iCs/>
-          <w:color w:val="000000" w:themeColor="text1"/>
-          <w:szCs w:val="20"/>
-          <w:lang w:eastAsia="zh-CN"/>
-        </w:rPr>
-      </w:pPr>
-      <w:r>
-        <w:rPr>
-          <w:rFonts w:ascii="Lato" w:eastAsia="DengXian" w:hAnsi="Lato" w:cs="Arial"/>
-          <w:iCs/>
-          <w:color w:val="000000" w:themeColor="text1"/>
-          <w:szCs w:val="20"/>
-          <w:lang w:eastAsia="zh-CN"/>
-        </w:rPr>
-        <w:t xml:space="preserve">We would like to thank the reviewer for the points raised and helpful suggestions for improving our </w:t>
+        <w:spacing w:after="80"/>
+        <w:rPr>
+          <w:rFonts w:ascii="Lato" w:eastAsia="DengXian" w:hAnsi="Lato" w:cs="Arial"/>
+          <w:iCs/>
+          <w:color w:val="000000" w:themeColor="text1"/>
+          <w:szCs w:val="20"/>
+          <w:lang w:eastAsia="zh-CN"/>
+        </w:rPr>
+      </w:pPr>
+      <w:r>
+        <w:rPr>
+          <w:rFonts w:ascii="Lato" w:eastAsia="DengXian" w:hAnsi="Lato" w:cs="Arial"/>
+          <w:iCs/>
+          <w:color w:val="000000" w:themeColor="text1"/>
+          <w:szCs w:val="20"/>
+          <w:lang w:eastAsia="zh-CN"/>
+        </w:rPr>
+        <w:t xml:space="preserve">We would like to thank the reviewer for </w:t>
+      </w:r>
+      <w:r>
+        <w:rPr>
+          <w:rFonts w:ascii="Lato" w:eastAsia="DengXian" w:hAnsi="Lato" w:cs="Arial"/>
+          <w:iCs/>
+          <w:color w:val="000000" w:themeColor="text1"/>
+          <w:szCs w:val="20"/>
+          <w:lang w:eastAsia="zh-CN"/>
+        </w:rPr>
+        <w:t>their feedback</w:t>
+      </w:r>
+      <w:r>
+        <w:rPr>
+          <w:rFonts w:ascii="Lato" w:eastAsia="DengXian" w:hAnsi="Lato" w:cs="Arial"/>
+          <w:iCs/>
+          <w:color w:val="000000" w:themeColor="text1"/>
+          <w:szCs w:val="20"/>
+          <w:lang w:eastAsia="zh-CN"/>
+        </w:rPr>
+        <w:t xml:space="preserve"> and helpful suggestions for improving our </w:t>
       </w:r>
       <w:r>
         <w:rPr>
@@ -477,27 +509,27 @@
           <w:szCs w:val="20"/>
           <w:lang w:eastAsia="zh-CN"/>
         </w:rPr>
-        <w:t xml:space="preserve">ur contribution </w:t>
-      </w:r>
-      <w:r>
-        <w:rPr>
-          <w:rFonts w:ascii="Lato" w:eastAsia="DengXian" w:hAnsi="Lato" w:cs="Arial"/>
-          <w:iCs/>
-          <w:color w:val="000000" w:themeColor="text1"/>
-          <w:szCs w:val="20"/>
-          <w:lang w:eastAsia="zh-CN"/>
-        </w:rPr>
-        <w:t xml:space="preserve">does </w:t>
-      </w:r>
-      <w:r>
-        <w:rPr>
-          <w:rFonts w:ascii="Lato" w:eastAsia="DengXian" w:hAnsi="Lato" w:cs="Arial"/>
-          <w:iCs/>
-          <w:color w:val="000000" w:themeColor="text1"/>
-          <w:szCs w:val="20"/>
-          <w:lang w:eastAsia="zh-CN"/>
-        </w:rPr>
-        <w:t>not merely summariz</w:t>
+        <w:t xml:space="preserve">ur </w:t>
+      </w:r>
+      <w:r>
+        <w:rPr>
+          <w:rFonts w:ascii="Lato" w:eastAsia="DengXian" w:hAnsi="Lato" w:cs="Arial"/>
+          <w:iCs/>
+          <w:color w:val="000000" w:themeColor="text1"/>
+          <w:szCs w:val="20"/>
+          <w:lang w:eastAsia="zh-CN"/>
+        </w:rPr>
+        <w:t>aim is not only to</w:t>
+      </w:r>
+      <w:r>
+        <w:rPr>
+          <w:rFonts w:ascii="Lato" w:eastAsia="DengXian" w:hAnsi="Lato" w:cs="Arial"/>
+          <w:iCs/>
+          <w:color w:val="000000" w:themeColor="text1"/>
+          <w:szCs w:val="20"/>
+          <w:lang w:eastAsia="zh-CN"/>
+        </w:rPr>
+        <w:t xml:space="preserve"> summariz</w:t>
       </w:r>
       <w:r>
         <w:rPr>
@@ -517,47 +549,107 @@
           <w:szCs w:val="20"/>
           <w:lang w:eastAsia="zh-CN"/>
         </w:rPr>
-        <w:t xml:space="preserve"> past technologies, but critically analyz</w:t>
-      </w:r>
-      <w:r>
-        <w:rPr>
-          <w:rFonts w:ascii="Lato" w:eastAsia="DengXian" w:hAnsi="Lato" w:cs="Arial"/>
-          <w:iCs/>
-          <w:color w:val="000000" w:themeColor="text1"/>
-          <w:szCs w:val="20"/>
-          <w:lang w:eastAsia="zh-CN"/>
-        </w:rPr>
-        <w:t>es</w:t>
-      </w:r>
-      <w:r>
-        <w:rPr>
-          <w:rFonts w:ascii="Lato" w:eastAsia="DengXian" w:hAnsi="Lato" w:cs="Arial"/>
-          <w:iCs/>
-          <w:color w:val="000000" w:themeColor="text1"/>
-          <w:szCs w:val="20"/>
-          <w:lang w:eastAsia="zh-CN"/>
-        </w:rPr>
-        <w:t xml:space="preserve"> existing challenges and, more importantly, outlin</w:t>
-      </w:r>
-      <w:r>
-        <w:rPr>
-          <w:rFonts w:ascii="Lato" w:eastAsia="DengXian" w:hAnsi="Lato" w:cs="Arial"/>
-          <w:iCs/>
-          <w:color w:val="000000" w:themeColor="text1"/>
-          <w:szCs w:val="20"/>
-          <w:lang w:eastAsia="zh-CN"/>
-        </w:rPr>
-        <w:t>es</w:t>
-      </w:r>
-      <w:r>
-        <w:rPr>
-          <w:rFonts w:ascii="Lato" w:eastAsia="DengXian" w:hAnsi="Lato" w:cs="Arial"/>
-          <w:iCs/>
-          <w:color w:val="000000" w:themeColor="text1"/>
-          <w:szCs w:val="20"/>
-          <w:lang w:eastAsia="zh-CN"/>
-        </w:rPr>
-        <w:t xml:space="preserve"> a </w:t>
+        <w:t xml:space="preserve"> </w:t>
+      </w:r>
+      <w:r>
+        <w:rPr>
+          <w:rFonts w:ascii="Lato" w:eastAsia="DengXian" w:hAnsi="Lato" w:cs="Arial"/>
+          <w:iCs/>
+          <w:color w:val="000000" w:themeColor="text1"/>
+          <w:szCs w:val="20"/>
+          <w:lang w:eastAsia="zh-CN"/>
+        </w:rPr>
+        <w:t>existing</w:t>
+      </w:r>
+      <w:r>
+        <w:rPr>
+          <w:rFonts w:ascii="Lato" w:eastAsia="DengXian" w:hAnsi="Lato" w:cs="Arial"/>
+          <w:iCs/>
+          <w:color w:val="000000" w:themeColor="text1"/>
+          <w:szCs w:val="20"/>
+          <w:lang w:eastAsia="zh-CN"/>
+        </w:rPr>
+        <w:t xml:space="preserve"> </w:t>
+      </w:r>
+      <w:r>
+        <w:rPr>
+          <w:rFonts w:ascii="Lato" w:eastAsia="DengXian" w:hAnsi="Lato" w:cs="Arial"/>
+          <w:iCs/>
+          <w:color w:val="000000" w:themeColor="text1"/>
+          <w:szCs w:val="20"/>
+          <w:lang w:eastAsia="zh-CN"/>
+        </w:rPr>
+        <w:t xml:space="preserve">technologies, but </w:t>
+      </w:r>
+      <w:r>
+        <w:rPr>
+          <w:rFonts w:ascii="Lato" w:eastAsia="DengXian" w:hAnsi="Lato" w:cs="Arial"/>
+          <w:iCs/>
+          <w:color w:val="000000" w:themeColor="text1"/>
+          <w:szCs w:val="20"/>
+          <w:lang w:eastAsia="zh-CN"/>
+        </w:rPr>
+        <w:t xml:space="preserve">to </w:t>
+      </w:r>
+      <w:r>
+        <w:rPr>
+          <w:rFonts w:ascii="Lato" w:eastAsia="DengXian" w:hAnsi="Lato" w:cs="Arial"/>
+          <w:iCs/>
+          <w:color w:val="000000" w:themeColor="text1"/>
+          <w:szCs w:val="20"/>
+          <w:lang w:eastAsia="zh-CN"/>
+        </w:rPr>
+        <w:t>critically analyz</w:t>
+      </w:r>
+      <w:r>
+        <w:rPr>
+          <w:rFonts w:ascii="Lato" w:eastAsia="DengXian" w:hAnsi="Lato" w:cs="Arial"/>
+          <w:iCs/>
+          <w:color w:val="000000" w:themeColor="text1"/>
+          <w:szCs w:val="20"/>
+          <w:lang w:eastAsia="zh-CN"/>
+        </w:rPr>
+        <w:t>e</w:t>
+      </w:r>
+      <w:r>
+        <w:rPr>
+          <w:rFonts w:ascii="Lato" w:eastAsia="DengXian" w:hAnsi="Lato" w:cs="Arial"/>
+          <w:iCs/>
+          <w:color w:val="000000" w:themeColor="text1"/>
+          <w:szCs w:val="20"/>
+          <w:lang w:eastAsia="zh-CN"/>
+        </w:rPr>
+        <w:t xml:space="preserve"> existing challenges and, more importantly, </w:t>
+      </w:r>
+      <w:r>
+        <w:rPr>
+          <w:rFonts w:ascii="Lato" w:eastAsia="DengXian" w:hAnsi="Lato" w:cs="Arial"/>
+          <w:iCs/>
+          <w:color w:val="000000" w:themeColor="text1"/>
+          <w:szCs w:val="20"/>
+          <w:lang w:eastAsia="zh-CN"/>
+        </w:rPr>
+        <w:t>present</w:t>
+      </w:r>
+      <w:r>
+        <w:rPr>
+          <w:rFonts w:ascii="Lato" w:eastAsia="DengXian" w:hAnsi="Lato" w:cs="Arial"/>
+          <w:iCs/>
+          <w:color w:val="000000" w:themeColor="text1"/>
+          <w:szCs w:val="20"/>
+          <w:lang w:eastAsia="zh-CN"/>
+        </w:rPr>
+        <w:t xml:space="preserve"> </w:t>
+      </w:r>
+      <w:r>
+        <w:rPr>
+          <w:rFonts w:ascii="Lato" w:eastAsia="DengXian" w:hAnsi="Lato" w:cs="Arial"/>
+          <w:iCs/>
+          <w:color w:val="000000" w:themeColor="text1"/>
+          <w:szCs w:val="20"/>
+          <w:lang w:eastAsia="zh-CN"/>
+        </w:rPr>
+        <w:t xml:space="preserve">a </w:t>
       </w:r>
       <w:r>
         <w:rPr>
@@ -587,17 +679,17 @@
           <w:szCs w:val="20"/>
           <w:lang w:eastAsia="zh-CN"/>
         </w:rPr>
-        <w:t xml:space="preserve">green acetylene production, as </w:t>
-      </w:r>
-      <w:r>
-        <w:rPr>
-          <w:rFonts w:ascii="Lato" w:eastAsia="DengXian" w:hAnsi="Lato" w:cs="Arial"/>
-          <w:iCs/>
-          <w:color w:val="000000" w:themeColor="text1"/>
-          <w:szCs w:val="20"/>
-          <w:lang w:eastAsia="zh-CN"/>
-        </w:rPr>
-        <w:t xml:space="preserve">effusively acknowledged </w:t>
+        <w:t>green acetylene production</w:t>
+      </w:r>
+      <w:r>
+        <w:rPr>
+          <w:rFonts w:ascii="Lato" w:eastAsia="DengXian" w:hAnsi="Lato" w:cs="Arial"/>
+          <w:iCs/>
+          <w:color w:val="000000" w:themeColor="text1"/>
+          <w:szCs w:val="20"/>
+          <w:lang w:eastAsia="zh-CN"/>
+        </w:rPr>
+        <w:t xml:space="preserve">. The contribution was widely appreciated as an innovative contribution </w:t>
       </w:r>
       <w:r>
         <w:rPr>
@@ -697,7 +789,27 @@
           <w:szCs w:val="20"/>
           <w:lang w:eastAsia="zh-CN"/>
         </w:rPr>
-        <w:t>s valuable insights by envisioning a sustainable</w:t>
+        <w:t xml:space="preserve">s valuable insights </w:t>
+      </w:r>
+      <w:r>
+        <w:rPr>
+          <w:rFonts w:ascii="Lato" w:eastAsia="DengXian" w:hAnsi="Lato" w:cs="Arial"/>
+          <w:iCs/>
+          <w:color w:val="000000" w:themeColor="text1"/>
+          <w:szCs w:val="20"/>
+          <w:lang w:eastAsia="zh-CN"/>
+        </w:rPr>
+        <w:t xml:space="preserve">for chemical engineers </w:t>
+      </w:r>
+      <w:r>
+        <w:rPr>
+          <w:rFonts w:ascii="Lato" w:eastAsia="DengXian" w:hAnsi="Lato" w:cs="Arial"/>
+          <w:iCs/>
+          <w:color w:val="000000" w:themeColor="text1"/>
+          <w:szCs w:val="20"/>
+          <w:lang w:eastAsia="zh-CN"/>
+        </w:rPr>
+        <w:t>by envisioning a sustainable</w:t>
       </w:r>
       <w:r>
         <w:rPr>
@@ -960,7 +1072,7 @@
           <w:szCs w:val="20"/>
           <w:lang w:eastAsia="zh-CN"/>
         </w:rPr>
-        <w:t xml:space="preserve">the manuscript from a ‘Review’ to a ‘Perspective’ with a new title, ‘Towards green acetylene synthesis and application’. We have also modified the Introduction part, significantly condensed the discussion on conventional </w:t>
+        <w:t xml:space="preserve">the manuscript from a ‘Review’ to a ‘Perspective’ with a new title, ‘Towards green acetylene synthesis and application’. We have also modified the Introduction, significantly condensed the discussion on conventional </w:t>
       </w:r>
       <w:r>
         <w:rPr>
@@ -1118,7 +1230,40 @@
           <w:szCs w:val="20"/>
           <w:lang w:eastAsia="zh-CN"/>
         </w:rPr>
-        <w:t>3 to highlight our forward</w:t>
+        <w:t xml:space="preserve">3 to </w:t>
+      </w:r>
+      <w:r>
+        <w:rPr>
+          <w:rFonts w:ascii="Lato" w:eastAsia="DengXian" w:hAnsi="Lato" w:cs="Arial"/>
+          <w:bCs/>
+          <w:iCs/>
+          <w:color w:val="000000" w:themeColor="text1"/>
+          <w:szCs w:val="20"/>
+          <w:lang w:eastAsia="zh-CN"/>
+        </w:rPr>
+        <w:t>better reflect</w:t>
+      </w:r>
+      <w:r>
+        <w:rPr>
+          <w:rFonts w:ascii="Lato" w:eastAsia="DengXian" w:hAnsi="Lato" w:cs="Arial"/>
+          <w:bCs/>
+          <w:iCs/>
+          <w:color w:val="000000" w:themeColor="text1"/>
+          <w:szCs w:val="20"/>
+          <w:lang w:eastAsia="zh-CN"/>
+        </w:rPr>
+        <w:t xml:space="preserve"> </w:t>
+      </w:r>
+      <w:r>
+        <w:rPr>
+          <w:rFonts w:ascii="Lato" w:eastAsia="DengXian" w:hAnsi="Lato" w:cs="Arial"/>
+          <w:bCs/>
+          <w:iCs/>
+          <w:color w:val="000000" w:themeColor="text1"/>
+          <w:szCs w:val="20"/>
+          <w:lang w:eastAsia="zh-CN"/>
+        </w:rPr>
+        <w:t>our forward</w:t>
       </w:r>
       <w:r>
         <w:rPr>
@@ -1130,7 +1275,29 @@
           <w:lang w:eastAsia="zh-CN"/>
         </w:rPr>
         <w:noBreakHyphen/>
-        <w:t xml:space="preserve">looking focus. Furthermore, we have incorporated data on the predicted availability of renewable feedstocks, including biochar and biogas, by 2050, to </w:t>
+        <w:t xml:space="preserve">looking focus. </w:t>
+      </w:r>
+      <w:r>
+        <w:rPr>
+          <w:rFonts w:ascii="Lato" w:eastAsia="DengXian" w:hAnsi="Lato" w:cs="Arial"/>
+          <w:bCs/>
+          <w:iCs/>
+          <w:color w:val="000000" w:themeColor="text1"/>
+          <w:szCs w:val="20"/>
+          <w:lang w:eastAsia="zh-CN"/>
+        </w:rPr>
+        <w:t>Additionally</w:t>
+      </w:r>
+      <w:r>
+        <w:rPr>
+          <w:rFonts w:ascii="Lato" w:eastAsia="DengXian" w:hAnsi="Lato" w:cs="Arial"/>
+          <w:bCs/>
+          <w:iCs/>
+          <w:color w:val="000000" w:themeColor="text1"/>
+          <w:szCs w:val="20"/>
+          <w:lang w:eastAsia="zh-CN"/>
+        </w:rPr>
+        <w:t xml:space="preserve">, we have incorporated data on the predicted availability of renewable feedstocks, including biochar and biogas, by 2050, to </w:t>
       </w:r>
       <w:r>
         <w:rPr>
@@ -1537,7 +1704,17 @@
           <w:szCs w:val="20"/>
           <w:lang w:eastAsia="zh-CN"/>
         </w:rPr>
-        <w:t xml:space="preserve">on </w:t>
+        <w:t>with</w:t>
+      </w:r>
+      <w:r>
+        <w:rPr>
+          <w:rFonts w:ascii="Lato" w:eastAsia="DengXian" w:hAnsi="Lato" w:cs="Arial"/>
+          <w:iCs/>
+          <w:color w:val="000000" w:themeColor="text1"/>
+          <w:szCs w:val="20"/>
+          <w:lang w:eastAsia="zh-CN"/>
+        </w:rPr>
+        <w:t xml:space="preserve"> </w:t>
       </w:r>
       <w:r>
         <w:rPr>
@@ -1557,77 +1734,147 @@
           <w:szCs w:val="20"/>
           <w:lang w:eastAsia="zh-CN"/>
         </w:rPr>
-        <w:t xml:space="preserve"> assertion that the authors' expertise is limited to ‘catalysis’, since </w:t>
-      </w:r>
-      <w:r>
-        <w:rPr>
-          <w:rFonts w:ascii="Lato" w:eastAsia="DengXian" w:hAnsi="Lato" w:cs="Arial"/>
-          <w:iCs/>
-          <w:color w:val="000000" w:themeColor="text1"/>
-          <w:szCs w:val="20"/>
-          <w:lang w:eastAsia="zh-CN"/>
-        </w:rPr>
-        <w:t>we</w:t>
-      </w:r>
-      <w:r>
-        <w:rPr>
-          <w:rFonts w:ascii="Lato" w:eastAsia="DengXian" w:hAnsi="Lato" w:cs="Arial"/>
-          <w:iCs/>
-          <w:color w:val="000000" w:themeColor="text1"/>
-          <w:szCs w:val="20"/>
-          <w:lang w:eastAsia="zh-CN"/>
-        </w:rPr>
-        <w:t xml:space="preserve"> also cover in a leading fashion the areas of ‘sustainability’ and ‘systems engineering’ as can be concluded by a </w:t>
-      </w:r>
-      <w:r>
-        <w:rPr>
-          <w:rFonts w:ascii="Lato" w:eastAsia="DengXian" w:hAnsi="Lato" w:cs="Arial"/>
-          <w:iCs/>
-          <w:color w:val="000000" w:themeColor="text1"/>
-          <w:szCs w:val="20"/>
-          <w:lang w:eastAsia="zh-CN"/>
-        </w:rPr>
-        <w:t xml:space="preserve">simple </w:t>
-      </w:r>
-      <w:r>
-        <w:rPr>
-          <w:rFonts w:ascii="Lato" w:eastAsia="DengXian" w:hAnsi="Lato" w:cs="Arial"/>
-          <w:iCs/>
-          <w:color w:val="000000" w:themeColor="text1"/>
-          <w:szCs w:val="20"/>
-          <w:lang w:eastAsia="zh-CN"/>
-        </w:rPr>
-        <w:t xml:space="preserve">literature search in the Web of Science. More specifically, we consider it bold and offensive to question our qualification to write this article. </w:t>
-      </w:r>
-      <w:r>
-        <w:rPr>
-          <w:rFonts w:ascii="Lato" w:eastAsia="DengXian" w:hAnsi="Lato" w:cs="Arial"/>
-          <w:iCs/>
-          <w:color w:val="000000" w:themeColor="text1"/>
-          <w:szCs w:val="20"/>
-          <w:lang w:eastAsia="zh-CN"/>
-        </w:rPr>
-        <w:t xml:space="preserve">For example, the corresponding author has demonstrated proficiency in ‘acetylene chemistry’ with at least 35 articles published in this area, not to mention their </w:t>
-      </w:r>
-      <w:r>
-        <w:rPr>
-          <w:rFonts w:ascii="Lato" w:eastAsia="DengXian" w:hAnsi="Lato" w:cs="Arial"/>
-          <w:iCs/>
-          <w:color w:val="000000" w:themeColor="text1"/>
-          <w:szCs w:val="20"/>
-          <w:lang w:eastAsia="zh-CN"/>
-        </w:rPr>
-        <w:t>dozens of</w:t>
-      </w:r>
-      <w:r>
-        <w:rPr>
-          <w:rFonts w:ascii="Lato" w:eastAsia="DengXian" w:hAnsi="Lato" w:cs="Arial"/>
-          <w:iCs/>
-          <w:color w:val="000000" w:themeColor="text1"/>
-          <w:szCs w:val="20"/>
-          <w:lang w:eastAsia="zh-CN"/>
-        </w:rPr>
-        <w:t xml:space="preserve"> studies on ‘alkane activation’ </w:t>
+        <w:t xml:space="preserve"> assertion that the authors expertise is limited to ‘catalysis’</w:t>
+      </w:r>
+      <w:r>
+        <w:rPr>
+          <w:rFonts w:ascii="Lato" w:eastAsia="DengXian" w:hAnsi="Lato" w:cs="Arial"/>
+          <w:iCs/>
+          <w:color w:val="000000" w:themeColor="text1"/>
+          <w:szCs w:val="20"/>
+          <w:lang w:eastAsia="zh-CN"/>
+        </w:rPr>
+        <w:t>. Our</w:t>
+      </w:r>
+      <w:r>
+        <w:rPr>
+          <w:rFonts w:ascii="Lato" w:eastAsia="DengXian" w:hAnsi="Lato" w:cs="Arial"/>
+          <w:iCs/>
+          <w:color w:val="000000" w:themeColor="text1"/>
+          <w:szCs w:val="20"/>
+          <w:lang w:eastAsia="zh-CN"/>
+        </w:rPr>
+        <w:t xml:space="preserve"> </w:t>
+      </w:r>
+      <w:r>
+        <w:rPr>
+          <w:rFonts w:ascii="Lato" w:eastAsia="DengXian" w:hAnsi="Lato" w:cs="Arial"/>
+          <w:iCs/>
+          <w:color w:val="000000" w:themeColor="text1"/>
+          <w:szCs w:val="20"/>
+          <w:lang w:eastAsia="zh-CN"/>
+        </w:rPr>
+        <w:t>team also contains leaders in</w:t>
+      </w:r>
+      <w:r>
+        <w:rPr>
+          <w:rFonts w:ascii="Lato" w:eastAsia="DengXian" w:hAnsi="Lato" w:cs="Arial"/>
+          <w:iCs/>
+          <w:color w:val="000000" w:themeColor="text1"/>
+          <w:szCs w:val="20"/>
+          <w:lang w:eastAsia="zh-CN"/>
+        </w:rPr>
+        <w:t xml:space="preserve"> the areas of ‘sustainability’ and ‘systems engineering’ as </w:t>
+      </w:r>
+      <w:r>
+        <w:rPr>
+          <w:rFonts w:ascii="Lato" w:eastAsia="DengXian" w:hAnsi="Lato" w:cs="Arial"/>
+          <w:iCs/>
+          <w:color w:val="000000" w:themeColor="text1"/>
+          <w:szCs w:val="20"/>
+          <w:lang w:eastAsia="zh-CN"/>
+        </w:rPr>
+        <w:t>evidenced by our publications</w:t>
+      </w:r>
+      <w:r>
+        <w:rPr>
+          <w:rFonts w:ascii="Lato" w:eastAsia="DengXian" w:hAnsi="Lato" w:cs="Arial"/>
+          <w:iCs/>
+          <w:color w:val="000000" w:themeColor="text1"/>
+          <w:szCs w:val="20"/>
+          <w:lang w:eastAsia="zh-CN"/>
+        </w:rPr>
+        <w:t xml:space="preserve">. </w:t>
+      </w:r>
+      <w:r>
+        <w:rPr>
+          <w:rFonts w:ascii="Lato" w:eastAsia="DengXian" w:hAnsi="Lato" w:cs="Arial"/>
+          <w:iCs/>
+          <w:color w:val="000000" w:themeColor="text1"/>
+          <w:szCs w:val="20"/>
+          <w:lang w:eastAsia="zh-CN"/>
+        </w:rPr>
+        <w:t>T</w:t>
+      </w:r>
+      <w:r>
+        <w:rPr>
+          <w:rFonts w:ascii="Lato" w:eastAsia="DengXian" w:hAnsi="Lato" w:cs="Arial"/>
+          <w:iCs/>
+          <w:color w:val="000000" w:themeColor="text1"/>
+          <w:szCs w:val="20"/>
+          <w:lang w:eastAsia="zh-CN"/>
+        </w:rPr>
+        <w:t>he corresponding author</w:t>
+      </w:r>
+      <w:r>
+        <w:rPr>
+          <w:rFonts w:ascii="Lato" w:eastAsia="DengXian" w:hAnsi="Lato" w:cs="Arial"/>
+          <w:iCs/>
+          <w:color w:val="000000" w:themeColor="text1"/>
+          <w:szCs w:val="20"/>
+          <w:lang w:eastAsia="zh-CN"/>
+        </w:rPr>
+        <w:t xml:space="preserve"> alone</w:t>
+      </w:r>
+      <w:r>
+        <w:rPr>
+          <w:rFonts w:ascii="Lato" w:eastAsia="DengXian" w:hAnsi="Lato" w:cs="Arial"/>
+          <w:iCs/>
+          <w:color w:val="000000" w:themeColor="text1"/>
+          <w:szCs w:val="20"/>
+          <w:lang w:eastAsia="zh-CN"/>
+        </w:rPr>
+        <w:t xml:space="preserve"> has </w:t>
+      </w:r>
+      <w:r>
+        <w:rPr>
+          <w:rFonts w:ascii="Lato" w:eastAsia="DengXian" w:hAnsi="Lato" w:cs="Arial"/>
+          <w:iCs/>
+          <w:color w:val="000000" w:themeColor="text1"/>
+          <w:szCs w:val="20"/>
+          <w:lang w:eastAsia="zh-CN"/>
+        </w:rPr>
+        <w:t>published over 35 articles directly related to</w:t>
+      </w:r>
+      <w:r>
+        <w:rPr>
+          <w:rFonts w:ascii="Lato" w:eastAsia="DengXian" w:hAnsi="Lato" w:cs="Arial"/>
+          <w:iCs/>
+          <w:color w:val="000000" w:themeColor="text1"/>
+          <w:szCs w:val="20"/>
+          <w:lang w:eastAsia="zh-CN"/>
+        </w:rPr>
+        <w:t xml:space="preserve"> ‘acetylene chemistry’, </w:t>
+      </w:r>
+      <w:r>
+        <w:rPr>
+          <w:rFonts w:ascii="Lato" w:eastAsia="DengXian" w:hAnsi="Lato" w:cs="Arial"/>
+          <w:iCs/>
+          <w:color w:val="000000" w:themeColor="text1"/>
+          <w:szCs w:val="20"/>
+          <w:lang w:eastAsia="zh-CN"/>
+        </w:rPr>
+        <w:t>in addition to extensive contributions on</w:t>
+      </w:r>
+      <w:r>
+        <w:rPr>
+          <w:rFonts w:ascii="Lato" w:eastAsia="DengXian" w:hAnsi="Lato" w:cs="Arial"/>
+          <w:iCs/>
+          <w:color w:val="000000" w:themeColor="text1"/>
+          <w:szCs w:val="20"/>
+          <w:lang w:eastAsia="zh-CN"/>
+        </w:rPr>
+        <w:t xml:space="preserve"> on ‘alkane activation’ </w:t>
       </w:r>
       <w:r>
         <w:rPr>
@@ -1667,27 +1914,57 @@
           <w:szCs w:val="20"/>
           <w:lang w:eastAsia="zh-CN"/>
         </w:rPr>
-        <w:t xml:space="preserve">which are </w:t>
-      </w:r>
-      <w:r>
-        <w:rPr>
-          <w:rFonts w:ascii="Lato" w:eastAsia="DengXian" w:hAnsi="Lato" w:cs="Arial"/>
-          <w:iCs/>
-          <w:color w:val="000000" w:themeColor="text1"/>
-          <w:szCs w:val="20"/>
-          <w:lang w:eastAsia="zh-CN"/>
-        </w:rPr>
-        <w:t xml:space="preserve">also </w:t>
-      </w:r>
-      <w:r>
-        <w:rPr>
-          <w:rFonts w:ascii="Lato" w:eastAsia="DengXian" w:hAnsi="Lato" w:cs="Arial"/>
-          <w:iCs/>
-          <w:color w:val="000000" w:themeColor="text1"/>
-          <w:szCs w:val="20"/>
-          <w:lang w:eastAsia="zh-CN"/>
-        </w:rPr>
-        <w:t xml:space="preserve">relevant to the chemistry discussed in the </w:t>
+        <w:t>areas highly</w:t>
+      </w:r>
+      <w:r>
+        <w:rPr>
+          <w:rFonts w:ascii="Lato" w:eastAsia="DengXian" w:hAnsi="Lato" w:cs="Arial"/>
+          <w:iCs/>
+          <w:color w:val="000000" w:themeColor="text1"/>
+          <w:szCs w:val="20"/>
+          <w:lang w:eastAsia="zh-CN"/>
+        </w:rPr>
+        <w:t xml:space="preserve"> </w:t>
+      </w:r>
+      <w:r>
+        <w:rPr>
+          <w:rFonts w:ascii="Lato" w:eastAsia="DengXian" w:hAnsi="Lato" w:cs="Arial"/>
+          <w:iCs/>
+          <w:color w:val="000000" w:themeColor="text1"/>
+          <w:szCs w:val="20"/>
+          <w:lang w:eastAsia="zh-CN"/>
+        </w:rPr>
+        <w:t xml:space="preserve">relevant to the chemistry discussed in </w:t>
+      </w:r>
+      <w:r>
+        <w:rPr>
+          <w:rFonts w:ascii="Lato" w:eastAsia="DengXian" w:hAnsi="Lato" w:cs="Arial"/>
+          <w:iCs/>
+          <w:color w:val="000000" w:themeColor="text1"/>
+          <w:szCs w:val="20"/>
+          <w:lang w:eastAsia="zh-CN"/>
+        </w:rPr>
+        <w:t>th</w:t>
+      </w:r>
+      <w:r>
+        <w:rPr>
+          <w:rFonts w:ascii="Lato" w:eastAsia="DengXian" w:hAnsi="Lato" w:cs="Arial"/>
+          <w:iCs/>
+          <w:color w:val="000000" w:themeColor="text1"/>
+          <w:szCs w:val="20"/>
+          <w:lang w:eastAsia="zh-CN"/>
+        </w:rPr>
+        <w:t>is</w:t>
+      </w:r>
+      <w:r>
+        <w:rPr>
+          <w:rFonts w:ascii="Lato" w:eastAsia="DengXian" w:hAnsi="Lato" w:cs="Arial"/>
+          <w:iCs/>
+          <w:color w:val="000000" w:themeColor="text1"/>
+          <w:szCs w:val="20"/>
+          <w:lang w:eastAsia="zh-CN"/>
+        </w:rPr>
+        <w:t xml:space="preserve"> </w:t>
       </w:r>
       <w:r>
         <w:rPr>
@@ -1707,58 +1984,99 @@
           <w:szCs w:val="20"/>
           <w:lang w:eastAsia="zh-CN"/>
         </w:rPr>
-        <w:t xml:space="preserve">erspective. Thus, we are confident that our expertise makes us suitable to provide valuable insights and forward-looking perspectives in this field. </w:t>
-      </w:r>
-      <w:r>
-        <w:rPr>
-          <w:rFonts w:ascii="Lato" w:eastAsia="DengXian" w:hAnsi="Lato" w:cs="Arial"/>
-          <w:iCs/>
-          <w:color w:val="000000" w:themeColor="text1"/>
-          <w:szCs w:val="20"/>
-          <w:lang w:eastAsia="zh-CN"/>
-        </w:rPr>
-        <w:t xml:space="preserve">This is shared unreservedly by Reviewers </w:t>
-      </w:r>
-      <w:r>
-        <w:rPr>
-          <w:rFonts w:ascii="Lato" w:eastAsia="DengXian" w:hAnsi="Lato" w:cs="Arial"/>
-          <w:iCs/>
-          <w:color w:val="000000" w:themeColor="text1"/>
-          <w:szCs w:val="20"/>
-          <w:lang w:eastAsia="zh-CN"/>
-        </w:rPr>
-        <w:lastRenderedPageBreak/>
-        <w:t xml:space="preserve">#1 and #3. </w:t>
-      </w:r>
-      <w:r>
-        <w:rPr>
-          <w:rFonts w:ascii="Lato" w:eastAsia="DengXian" w:hAnsi="Lato" w:cs="Arial"/>
-          <w:iCs/>
-          <w:color w:val="000000" w:themeColor="text1"/>
-          <w:szCs w:val="20"/>
-          <w:lang w:eastAsia="zh-CN"/>
-        </w:rPr>
-        <w:t>We also encourage the reviewer to conduct a literature search before venturing into unsubstantiated comments.</w:t>
+        <w:t xml:space="preserve">erspective. Thus, we are confident </w:t>
+      </w:r>
+      <w:r>
+        <w:rPr>
+          <w:rFonts w:ascii="Lato" w:eastAsia="DengXian" w:hAnsi="Lato" w:cs="Arial"/>
+          <w:iCs/>
+          <w:color w:val="000000" w:themeColor="text1"/>
+          <w:szCs w:val="20"/>
+          <w:lang w:eastAsia="zh-CN"/>
+        </w:rPr>
+        <w:t>in our qualifications</w:t>
+      </w:r>
+      <w:r>
+        <w:rPr>
+          <w:rFonts w:ascii="Lato" w:eastAsia="DengXian" w:hAnsi="Lato" w:cs="Arial"/>
+          <w:iCs/>
+          <w:color w:val="000000" w:themeColor="text1"/>
+          <w:szCs w:val="20"/>
+          <w:lang w:eastAsia="zh-CN"/>
+        </w:rPr>
+        <w:t xml:space="preserve"> to provide </w:t>
+      </w:r>
+      <w:r>
+        <w:rPr>
+          <w:rFonts w:ascii="Lato" w:eastAsia="DengXian" w:hAnsi="Lato" w:cs="Arial"/>
+          <w:iCs/>
+          <w:color w:val="000000" w:themeColor="text1"/>
+          <w:szCs w:val="20"/>
+          <w:lang w:eastAsia="zh-CN"/>
+        </w:rPr>
+        <w:t>meaningful</w:t>
+      </w:r>
+      <w:r>
+        <w:rPr>
+          <w:rFonts w:ascii="Lato" w:eastAsia="DengXian" w:hAnsi="Lato" w:cs="Arial"/>
+          <w:iCs/>
+          <w:color w:val="000000" w:themeColor="text1"/>
+          <w:szCs w:val="20"/>
+          <w:lang w:eastAsia="zh-CN"/>
+        </w:rPr>
+        <w:t xml:space="preserve"> forward-looking perspectives in this field</w:t>
+      </w:r>
+      <w:r>
+        <w:rPr>
+          <w:rFonts w:ascii="Lato" w:eastAsia="DengXian" w:hAnsi="Lato" w:cs="Arial"/>
+          <w:iCs/>
+          <w:color w:val="000000" w:themeColor="text1"/>
+          <w:szCs w:val="20"/>
+          <w:lang w:eastAsia="zh-CN"/>
+        </w:rPr>
+        <w:t>, a sentiment</w:t>
+      </w:r>
+      <w:r>
+        <w:rPr>
+          <w:rFonts w:ascii="Lato" w:eastAsia="DengXian" w:hAnsi="Lato" w:cs="Arial"/>
+          <w:iCs/>
+          <w:color w:val="000000" w:themeColor="text1"/>
+          <w:szCs w:val="20"/>
+          <w:lang w:eastAsia="zh-CN"/>
+        </w:rPr>
+        <w:t xml:space="preserve"> shared unreservedly by Reviewers #1 and #3. </w:t>
+      </w:r>
+      <w:r>
+        <w:rPr>
+          <w:rFonts w:ascii="Lato" w:eastAsia="DengXian" w:hAnsi="Lato" w:cs="Arial"/>
+          <w:iCs/>
+          <w:color w:val="000000" w:themeColor="text1"/>
+          <w:szCs w:val="20"/>
+          <w:lang w:eastAsia="zh-CN"/>
+        </w:rPr>
+        <w:t>We encourage the reviewer to conduct a literature search before venturing into unsubstantiated comments.</w:t>
       </w:r>
     </w:p>
     <w:p>
       <w:pPr>
-        <w:rPr>
-          <w:rFonts w:ascii="Lato" w:eastAsia="DengXian" w:hAnsi="Lato" w:cs="Arial"/>
-          <w:iCs/>
-          <w:color w:val="000000" w:themeColor="text1"/>
-          <w:szCs w:val="20"/>
-          <w:lang w:eastAsia="zh-CN"/>
-        </w:rPr>
-      </w:pPr>
-      <w:r>
-        <w:rPr>
-          <w:rFonts w:ascii="Lato" w:eastAsia="DengXian" w:hAnsi="Lato" w:cs="Arial"/>
-          <w:iCs/>
-          <w:color w:val="000000" w:themeColor="text1"/>
-          <w:szCs w:val="20"/>
-          <w:lang w:eastAsia="zh-CN"/>
-        </w:rPr>
+        <w:spacing w:after="80"/>
+        <w:rPr>
+          <w:rFonts w:ascii="Lato" w:eastAsia="DengXian" w:hAnsi="Lato" w:cs="Arial"/>
+          <w:iCs/>
+          <w:color w:val="000000" w:themeColor="text1"/>
+          <w:szCs w:val="20"/>
+          <w:lang w:eastAsia="zh-CN"/>
+        </w:rPr>
+      </w:pPr>
+      <w:r>
+        <w:rPr>
+          <w:rFonts w:ascii="Lato" w:eastAsia="DengXian" w:hAnsi="Lato" w:cs="Arial"/>
+          <w:iCs/>
+          <w:color w:val="000000" w:themeColor="text1"/>
+          <w:szCs w:val="20"/>
+          <w:lang w:eastAsia="zh-CN"/>
+        </w:rPr>
+        <w:lastRenderedPageBreak/>
         <w:t xml:space="preserve">We </w:t>
       </w:r>
       <w:r>
@@ -1789,7 +2107,27 @@
           <w:szCs w:val="20"/>
           <w:lang w:eastAsia="zh-CN"/>
         </w:rPr>
-        <w:t xml:space="preserve">, with </w:t>
+        <w:t xml:space="preserve">, </w:t>
+      </w:r>
+      <w:r>
+        <w:rPr>
+          <w:rFonts w:ascii="Lato" w:eastAsia="DengXian" w:hAnsi="Lato" w:cs="Arial"/>
+          <w:iCs/>
+          <w:color w:val="000000" w:themeColor="text1"/>
+          <w:szCs w:val="20"/>
+          <w:lang w:eastAsia="zh-CN"/>
+        </w:rPr>
+        <w:t>particularly</w:t>
+      </w:r>
+      <w:r>
+        <w:rPr>
+          <w:rFonts w:ascii="Lato" w:eastAsia="DengXian" w:hAnsi="Lato" w:cs="Arial"/>
+          <w:iCs/>
+          <w:color w:val="000000" w:themeColor="text1"/>
+          <w:szCs w:val="20"/>
+          <w:lang w:eastAsia="zh-CN"/>
+        </w:rPr>
+        <w:t xml:space="preserve"> </w:t>
       </w:r>
       <w:r>
         <w:rPr>
@@ -1819,7 +2157,7 @@
           <w:szCs w:val="20"/>
           <w:lang w:eastAsia="zh-CN"/>
         </w:rPr>
-        <w:t xml:space="preserve"> the conventional acetylene production technologies</w:t>
+        <w:t xml:space="preserve"> conventional acetylene production technologies</w:t>
       </w:r>
       <w:r>
         <w:rPr>
@@ -1869,7 +2207,27 @@
           <w:szCs w:val="20"/>
           <w:lang w:eastAsia="zh-CN"/>
         </w:rPr>
-        <w:t xml:space="preserve"> might </w:t>
+        <w:t xml:space="preserve"> </w:t>
+      </w:r>
+      <w:r>
+        <w:rPr>
+          <w:rFonts w:ascii="Lato" w:eastAsia="DengXian" w:hAnsi="Lato" w:cs="Arial"/>
+          <w:iCs/>
+          <w:color w:val="000000" w:themeColor="text1"/>
+          <w:szCs w:val="20"/>
+          <w:lang w:eastAsia="zh-CN"/>
+        </w:rPr>
+        <w:t>may</w:t>
+      </w:r>
+      <w:r>
+        <w:rPr>
+          <w:rFonts w:ascii="Lato" w:eastAsia="DengXian" w:hAnsi="Lato" w:cs="Arial"/>
+          <w:iCs/>
+          <w:color w:val="000000" w:themeColor="text1"/>
+          <w:szCs w:val="20"/>
+          <w:lang w:eastAsia="zh-CN"/>
+        </w:rPr>
+        <w:t xml:space="preserve"> </w:t>
       </w:r>
       <w:r>
         <w:rPr>
@@ -1899,16 +2257,6 @@
           <w:szCs w:val="20"/>
           <w:lang w:eastAsia="zh-CN"/>
         </w:rPr>
-        <w:t xml:space="preserve">partially </w:t>
-      </w:r>
-      <w:r>
-        <w:rPr>
-          <w:rFonts w:ascii="Lato" w:eastAsia="DengXian" w:hAnsi="Lato" w:cs="Arial"/>
-          <w:iCs/>
-          <w:color w:val="000000" w:themeColor="text1"/>
-          <w:szCs w:val="20"/>
-          <w:lang w:eastAsia="zh-CN"/>
-        </w:rPr>
         <w:t>overlapped</w:t>
       </w:r>
       <w:r>
@@ -1949,36 +2297,6 @@
           <w:szCs w:val="20"/>
           <w:lang w:eastAsia="zh-CN"/>
         </w:rPr>
-        <w:t xml:space="preserve">, as </w:t>
-      </w:r>
-      <w:r>
-        <w:rPr>
-          <w:rFonts w:ascii="Lato" w:eastAsia="DengXian" w:hAnsi="Lato" w:cs="Arial"/>
-          <w:iCs/>
-          <w:color w:val="000000" w:themeColor="text1"/>
-          <w:szCs w:val="20"/>
-          <w:lang w:eastAsia="zh-CN"/>
-        </w:rPr>
-        <w:t xml:space="preserve">noted by </w:t>
-      </w:r>
-      <w:r>
-        <w:rPr>
-          <w:rFonts w:ascii="Lato" w:eastAsia="DengXian" w:hAnsi="Lato" w:cs="Arial"/>
-          <w:iCs/>
-          <w:color w:val="000000" w:themeColor="text1"/>
-          <w:szCs w:val="20"/>
-          <w:lang w:eastAsia="zh-CN"/>
-        </w:rPr>
-        <w:t>the reviewer</w:t>
-      </w:r>
-      <w:r>
-        <w:rPr>
-          <w:rFonts w:ascii="Lato" w:eastAsia="DengXian" w:hAnsi="Lato" w:cs="Arial"/>
-          <w:iCs/>
-          <w:color w:val="000000" w:themeColor="text1"/>
-          <w:szCs w:val="20"/>
-          <w:lang w:eastAsia="zh-CN"/>
-        </w:rPr>
         <w:t>.</w:t>
       </w:r>
       <w:r>
@@ -2042,7 +2360,7 @@
           <w:szCs w:val="20"/>
           <w:lang w:eastAsia="zh-CN"/>
         </w:rPr>
-        <w:t xml:space="preserve"> ‘Perspective’ and </w:t>
+        <w:t xml:space="preserve"> Perspective and </w:t>
       </w:r>
       <w:r>
         <w:rPr>
@@ -2112,6 +2430,17 @@
       <w:r>
         <w:rPr>
           <w:rFonts w:ascii="Lato" w:eastAsia="DengXian" w:hAnsi="Lato" w:cs="Arial"/>
+          <w:bCs/>
+          <w:iCs/>
+          <w:color w:val="000000" w:themeColor="text1"/>
+          <w:szCs w:val="20"/>
+          <w:lang w:eastAsia="zh-CN"/>
+        </w:rPr>
+        <w:t xml:space="preserve"> to better align with the future-oriented scope of the article</w:t>
+      </w:r>
+      <w:r>
+        <w:rPr>
+          <w:rFonts w:ascii="Lato" w:eastAsia="DengXian" w:hAnsi="Lato" w:cs="Arial"/>
           <w:iCs/>
           <w:color w:val="000000" w:themeColor="text1"/>
           <w:szCs w:val="20"/>
@@ -2137,7 +2466,7 @@
           <w:szCs w:val="20"/>
           <w:lang w:eastAsia="zh-CN"/>
         </w:rPr>
-        <w:t>Focusing on the technical comment</w:t>
+        <w:t>Technologically</w:t>
       </w:r>
       <w:r>
         <w:rPr>
@@ -2219,7 +2548,138 @@
           <w:szCs w:val="20"/>
           <w:lang w:eastAsia="zh-CN"/>
         </w:rPr>
-        <w:t xml:space="preserve">production technologies are not catalysis-driven due to thermodynamic limitations, catalytic </w:t>
+        <w:t xml:space="preserve">production technologies are not catalysis-driven due to thermodynamic limitations, </w:t>
+      </w:r>
+      <w:r>
+        <w:rPr>
+          <w:rFonts w:ascii="Lato" w:eastAsia="DengXian" w:hAnsi="Lato" w:cs="Arial"/>
+          <w:iCs/>
+          <w:color w:val="000000" w:themeColor="text1"/>
+          <w:szCs w:val="20"/>
+          <w:lang w:eastAsia="zh-CN"/>
+        </w:rPr>
+        <w:t xml:space="preserve">ongoing efforts in </w:t>
+      </w:r>
+      <w:r>
+        <w:rPr>
+          <w:rFonts w:ascii="Lato" w:eastAsia="DengXian" w:hAnsi="Lato" w:cs="Arial"/>
+          <w:iCs/>
+          <w:color w:val="000000" w:themeColor="text1"/>
+          <w:szCs w:val="20"/>
+          <w:lang w:eastAsia="zh-CN"/>
+        </w:rPr>
+        <w:t>non</w:t>
+      </w:r>
+      <w:r>
+        <w:rPr>
+          <w:rFonts w:ascii="Lato" w:eastAsia="DengXian" w:hAnsi="Lato" w:cs="Arial"/>
+          <w:iCs/>
+          <w:color w:val="000000" w:themeColor="text1"/>
+          <w:szCs w:val="20"/>
+          <w:lang w:eastAsia="zh-CN"/>
+        </w:rPr>
+        <w:noBreakHyphen/>
+      </w:r>
+      <w:r>
+        <w:rPr>
+          <w:rFonts w:ascii="Lato" w:eastAsia="DengXian" w:hAnsi="Lato" w:cs="Arial"/>
+          <w:iCs/>
+          <w:color w:val="000000" w:themeColor="text1"/>
+          <w:szCs w:val="20"/>
+          <w:lang w:eastAsia="zh-CN"/>
+        </w:rPr>
+        <w:t>thermal plasma and thermal pyrolysis approaches</w:t>
+      </w:r>
+      <w:r>
+        <w:rPr>
+          <w:rFonts w:ascii="Lato" w:eastAsia="DengXian" w:hAnsi="Lato" w:cs="Arial"/>
+          <w:iCs/>
+          <w:color w:val="000000" w:themeColor="text1"/>
+          <w:szCs w:val="20"/>
+          <w:lang w:eastAsia="zh-CN"/>
+        </w:rPr>
+        <w:t xml:space="preserve"> highlight the potential of catalysis in this domain</w:t>
+      </w:r>
+      <w:r>
+        <w:rPr>
+          <w:rFonts w:ascii="Lato" w:eastAsia="DengXian" w:hAnsi="Lato" w:cs="Arial"/>
+          <w:iCs/>
+          <w:color w:val="000000" w:themeColor="text1"/>
+          <w:szCs w:val="20"/>
+          <w:lang w:eastAsia="zh-CN"/>
+        </w:rPr>
+        <w:t xml:space="preserve">. As </w:t>
+      </w:r>
+      <w:r>
+        <w:rPr>
+          <w:rFonts w:ascii="Lato" w:eastAsia="DengXian" w:hAnsi="Lato" w:cs="Arial"/>
+          <w:iCs/>
+          <w:color w:val="000000" w:themeColor="text1"/>
+          <w:szCs w:val="20"/>
+          <w:lang w:eastAsia="zh-CN"/>
+        </w:rPr>
+        <w:t>discussed</w:t>
+      </w:r>
+      <w:r>
+        <w:rPr>
+          <w:rFonts w:ascii="Lato" w:eastAsia="DengXian" w:hAnsi="Lato" w:cs="Arial"/>
+          <w:iCs/>
+          <w:color w:val="000000" w:themeColor="text1"/>
+          <w:szCs w:val="20"/>
+          <w:lang w:eastAsia="zh-CN"/>
+        </w:rPr>
+        <w:t xml:space="preserve"> </w:t>
+      </w:r>
+      <w:r>
+        <w:rPr>
+          <w:rFonts w:ascii="Lato" w:eastAsia="DengXian" w:hAnsi="Lato" w:cs="Arial"/>
+          <w:iCs/>
+          <w:color w:val="000000" w:themeColor="text1"/>
+          <w:szCs w:val="20"/>
+          <w:lang w:eastAsia="zh-CN"/>
+        </w:rPr>
+        <w:t>in the Outlook section</w:t>
+      </w:r>
+      <w:r>
+        <w:rPr>
+          <w:rFonts w:ascii="Lato" w:eastAsia="DengXian" w:hAnsi="Lato" w:cs="Arial"/>
+          <w:iCs/>
+          <w:color w:val="000000" w:themeColor="text1"/>
+          <w:szCs w:val="20"/>
+          <w:lang w:eastAsia="zh-CN"/>
+        </w:rPr>
+        <w:t xml:space="preserve"> (</w:t>
+      </w:r>
+      <w:r>
+        <w:rPr>
+          <w:rFonts w:ascii="Lato" w:eastAsia="DengXian" w:hAnsi="Lato" w:cs="Arial"/>
+          <w:bCs/>
+          <w:iCs/>
+          <w:color w:val="000000" w:themeColor="text1"/>
+          <w:szCs w:val="20"/>
+          <w:lang w:eastAsia="zh-CN"/>
+        </w:rPr>
+        <w:t>page xx, line xx</w:t>
+      </w:r>
+      <w:r>
+        <w:rPr>
+          <w:rFonts w:ascii="Lato" w:eastAsia="DengXian" w:hAnsi="Lato" w:cs="Arial"/>
+          <w:iCs/>
+          <w:color w:val="000000" w:themeColor="text1"/>
+          <w:szCs w:val="20"/>
+          <w:lang w:eastAsia="zh-CN"/>
+        </w:rPr>
+        <w:t>)</w:t>
+      </w:r>
+      <w:r>
+        <w:rPr>
+          <w:rFonts w:ascii="Lato" w:eastAsia="DengXian" w:hAnsi="Lato" w:cs="Arial"/>
+          <w:iCs/>
+          <w:color w:val="000000" w:themeColor="text1"/>
+          <w:szCs w:val="20"/>
+          <w:lang w:eastAsia="zh-CN"/>
+        </w:rPr>
+        <w:t xml:space="preserve">, we propose that green </w:t>
       </w:r>
       <w:r>
         <w:rPr>
@@ -2281,78 +2741,417 @@
           <w:szCs w:val="20"/>
           <w:lang w:eastAsia="zh-CN"/>
         </w:rPr>
-        <w:t>synthesis efforts are ongoing, particularly through non</w:t>
-      </w:r>
-      <w:r>
-        <w:rPr>
-          <w:rFonts w:ascii="Lato" w:eastAsia="DengXian" w:hAnsi="Lato" w:cs="Arial"/>
-          <w:iCs/>
-          <w:color w:val="000000" w:themeColor="text1"/>
-          <w:szCs w:val="20"/>
-          <w:lang w:eastAsia="zh-CN"/>
-        </w:rPr>
-        <w:noBreakHyphen/>
-      </w:r>
-      <w:r>
-        <w:rPr>
-          <w:rFonts w:ascii="Lato" w:eastAsia="DengXian" w:hAnsi="Lato" w:cs="Arial"/>
-          <w:iCs/>
-          <w:color w:val="000000" w:themeColor="text1"/>
-          <w:szCs w:val="20"/>
-          <w:lang w:eastAsia="zh-CN"/>
-        </w:rPr>
-        <w:t>thermal plasma and thermal pyrolysis approaches. As stated in the Outlook section</w:t>
-      </w:r>
-      <w:r>
-        <w:rPr>
-          <w:rFonts w:ascii="Lato" w:eastAsia="DengXian" w:hAnsi="Lato" w:cs="Arial"/>
-          <w:iCs/>
-          <w:color w:val="000000" w:themeColor="text1"/>
-          <w:szCs w:val="20"/>
-          <w:lang w:eastAsia="zh-CN"/>
-        </w:rPr>
-        <w:t xml:space="preserve"> (</w:t>
-      </w:r>
-      <w:r>
-        <w:rPr>
-          <w:rFonts w:ascii="Lato" w:eastAsia="DengXian" w:hAnsi="Lato" w:cs="Arial"/>
-          <w:bCs/>
-          <w:iCs/>
-          <w:color w:val="000000" w:themeColor="text1"/>
-          <w:szCs w:val="20"/>
-          <w:lang w:eastAsia="zh-CN"/>
-        </w:rPr>
-        <w:t>page xx, line xx</w:t>
-      </w:r>
-      <w:r>
-        <w:rPr>
-          <w:rFonts w:ascii="Lato" w:eastAsia="DengXian" w:hAnsi="Lato" w:cs="Arial"/>
-          <w:iCs/>
-          <w:color w:val="000000" w:themeColor="text1"/>
-          <w:szCs w:val="20"/>
-          <w:lang w:eastAsia="zh-CN"/>
-        </w:rPr>
-        <w:t>)</w:t>
-      </w:r>
-      <w:r>
-        <w:rPr>
-          <w:rFonts w:ascii="Lato" w:eastAsia="DengXian" w:hAnsi="Lato" w:cs="Arial"/>
-          <w:iCs/>
-          <w:color w:val="000000" w:themeColor="text1"/>
-          <w:szCs w:val="20"/>
-          <w:lang w:eastAsia="zh-CN"/>
-        </w:rPr>
-        <w:t xml:space="preserve">, we propose that the near future of green </w:t>
-      </w:r>
-      <w:r>
-        <w:rPr>
-          <w:rFonts w:ascii="Lato" w:eastAsia="DengXian" w:hAnsi="Lato" w:cs="Arial"/>
-          <w:iCs/>
-          <w:color w:val="000000" w:themeColor="text1"/>
-          <w:szCs w:val="20"/>
-          <w:lang w:eastAsia="zh-CN"/>
-        </w:rPr>
-        <w:t>C</w:t>
+        <w:t>production</w:t>
+      </w:r>
+      <w:r>
+        <w:rPr>
+          <w:rFonts w:ascii="Lato" w:eastAsia="DengXian" w:hAnsi="Lato" w:cs="Arial"/>
+          <w:iCs/>
+          <w:color w:val="000000" w:themeColor="text1"/>
+          <w:szCs w:val="20"/>
+          <w:lang w:eastAsia="zh-CN"/>
+        </w:rPr>
+        <w:t xml:space="preserve"> could emerge in the near future</w:t>
+      </w:r>
+      <w:r>
+        <w:rPr>
+          <w:rFonts w:ascii="Lato" w:eastAsia="DengXian" w:hAnsi="Lato" w:cs="Arial"/>
+          <w:iCs/>
+          <w:color w:val="000000" w:themeColor="text1"/>
+          <w:szCs w:val="20"/>
+          <w:lang w:eastAsia="zh-CN"/>
+        </w:rPr>
+        <w:t xml:space="preserve"> </w:t>
+      </w:r>
+      <w:r>
+        <w:rPr>
+          <w:rFonts w:ascii="Lato" w:eastAsia="DengXian" w:hAnsi="Lato" w:cs="Arial"/>
+          <w:iCs/>
+          <w:color w:val="000000" w:themeColor="text1"/>
+          <w:szCs w:val="20"/>
+          <w:lang w:eastAsia="zh-CN"/>
+        </w:rPr>
+        <w:t>from</w:t>
+      </w:r>
+      <w:r>
+        <w:rPr>
+          <w:rFonts w:ascii="Lato" w:eastAsia="DengXian" w:hAnsi="Lato" w:cs="Arial"/>
+          <w:iCs/>
+          <w:color w:val="000000" w:themeColor="text1"/>
+          <w:szCs w:val="20"/>
+          <w:lang w:eastAsia="zh-CN"/>
+        </w:rPr>
+        <w:t xml:space="preserve"> integrat</w:t>
+      </w:r>
+      <w:r>
+        <w:rPr>
+          <w:rFonts w:ascii="Lato" w:eastAsia="DengXian" w:hAnsi="Lato" w:cs="Arial"/>
+          <w:iCs/>
+          <w:color w:val="000000" w:themeColor="text1"/>
+          <w:szCs w:val="20"/>
+          <w:lang w:eastAsia="zh-CN"/>
+        </w:rPr>
+        <w:t>ing</w:t>
+      </w:r>
+      <w:r>
+        <w:rPr>
+          <w:rFonts w:ascii="Lato" w:eastAsia="DengXian" w:hAnsi="Lato" w:cs="Arial"/>
+          <w:iCs/>
+          <w:color w:val="000000" w:themeColor="text1"/>
+          <w:szCs w:val="20"/>
+          <w:lang w:eastAsia="zh-CN"/>
+        </w:rPr>
+        <w:t xml:space="preserve"> green electricity and renewable carbon feedstocks</w:t>
+      </w:r>
+      <w:r>
+        <w:rPr>
+          <w:rFonts w:ascii="Lato" w:eastAsia="DengXian" w:hAnsi="Lato" w:cs="Arial"/>
+          <w:iCs/>
+          <w:color w:val="000000" w:themeColor="text1"/>
+          <w:szCs w:val="20"/>
+          <w:lang w:eastAsia="zh-CN"/>
+        </w:rPr>
+        <w:t>,</w:t>
+      </w:r>
+      <w:r>
+        <w:rPr>
+          <w:rFonts w:ascii="Lato" w:eastAsia="DengXian" w:hAnsi="Lato" w:cs="Arial"/>
+          <w:iCs/>
+          <w:color w:val="000000" w:themeColor="text1"/>
+          <w:szCs w:val="20"/>
+          <w:lang w:eastAsia="zh-CN"/>
+        </w:rPr>
+        <w:t xml:space="preserve"> </w:t>
+      </w:r>
+      <w:r>
+        <w:rPr>
+          <w:rFonts w:ascii="Lato" w:eastAsia="DengXian" w:hAnsi="Lato" w:cs="Arial"/>
+          <w:iCs/>
+          <w:color w:val="000000" w:themeColor="text1"/>
+          <w:szCs w:val="20"/>
+          <w:lang w:eastAsia="zh-CN"/>
+        </w:rPr>
+        <w:t>provided</w:t>
+      </w:r>
+      <w:r>
+        <w:rPr>
+          <w:rFonts w:ascii="Lato" w:eastAsia="DengXian" w:hAnsi="Lato" w:cs="Arial"/>
+          <w:iCs/>
+          <w:color w:val="000000" w:themeColor="text1"/>
+          <w:szCs w:val="20"/>
+          <w:lang w:eastAsia="zh-CN"/>
+        </w:rPr>
+        <w:t xml:space="preserve"> </w:t>
+      </w:r>
+      <w:r>
+        <w:rPr>
+          <w:rFonts w:ascii="Lato" w:eastAsia="DengXian" w:hAnsi="Lato" w:cs="Arial"/>
+          <w:iCs/>
+          <w:color w:val="000000" w:themeColor="text1"/>
+          <w:szCs w:val="20"/>
+          <w:lang w:eastAsia="zh-CN"/>
+        </w:rPr>
+        <w:t>sufficient</w:t>
+      </w:r>
+      <w:r>
+        <w:rPr>
+          <w:rFonts w:ascii="Lato" w:eastAsia="DengXian" w:hAnsi="Lato" w:cs="Arial"/>
+          <w:iCs/>
+          <w:color w:val="000000" w:themeColor="text1"/>
+          <w:szCs w:val="20"/>
+          <w:lang w:eastAsia="zh-CN"/>
+        </w:rPr>
+        <w:t xml:space="preserve"> breakthroughs</w:t>
+      </w:r>
+      <w:r>
+        <w:rPr>
+          <w:rFonts w:ascii="Lato" w:eastAsia="DengXian" w:hAnsi="Lato" w:cs="Arial"/>
+          <w:iCs/>
+          <w:color w:val="000000" w:themeColor="text1"/>
+          <w:szCs w:val="20"/>
+          <w:lang w:eastAsia="zh-CN"/>
+        </w:rPr>
+        <w:t xml:space="preserve"> occur</w:t>
+      </w:r>
+      <w:r>
+        <w:rPr>
+          <w:rFonts w:ascii="Lato" w:eastAsia="DengXian" w:hAnsi="Lato" w:cs="Arial"/>
+          <w:iCs/>
+          <w:color w:val="000000" w:themeColor="text1"/>
+          <w:szCs w:val="20"/>
+          <w:lang w:eastAsia="zh-CN"/>
+        </w:rPr>
+        <w:t xml:space="preserve">. Our Perspective does not </w:t>
+      </w:r>
+      <w:r>
+        <w:rPr>
+          <w:rFonts w:ascii="Lato" w:eastAsia="DengXian" w:hAnsi="Lato" w:cs="Arial"/>
+          <w:iCs/>
+          <w:color w:val="000000" w:themeColor="text1"/>
+          <w:szCs w:val="20"/>
+          <w:lang w:eastAsia="zh-CN"/>
+        </w:rPr>
+        <w:t>claim</w:t>
+      </w:r>
+      <w:r>
+        <w:rPr>
+          <w:rFonts w:ascii="Lato" w:eastAsia="DengXian" w:hAnsi="Lato" w:cs="Arial"/>
+          <w:iCs/>
+          <w:color w:val="000000" w:themeColor="text1"/>
+          <w:szCs w:val="20"/>
+          <w:lang w:eastAsia="zh-CN"/>
+        </w:rPr>
+        <w:t xml:space="preserve"> </w:t>
+      </w:r>
+      <w:r>
+        <w:rPr>
+          <w:rFonts w:ascii="Lato" w:eastAsia="DengXian" w:hAnsi="Lato" w:cs="Arial"/>
+          <w:iCs/>
+          <w:color w:val="000000" w:themeColor="text1"/>
+          <w:szCs w:val="20"/>
+          <w:lang w:eastAsia="zh-CN"/>
+        </w:rPr>
+        <w:t xml:space="preserve">catalytic thermal pyrolysis </w:t>
+      </w:r>
+      <w:r>
+        <w:rPr>
+          <w:rFonts w:ascii="Lato" w:eastAsia="DengXian" w:hAnsi="Lato" w:cs="Arial"/>
+          <w:iCs/>
+          <w:color w:val="000000" w:themeColor="text1"/>
+          <w:szCs w:val="20"/>
+          <w:lang w:eastAsia="zh-CN"/>
+        </w:rPr>
+        <w:t>a</w:t>
+      </w:r>
+      <w:r>
+        <w:rPr>
+          <w:rFonts w:ascii="Lato" w:eastAsia="DengXian" w:hAnsi="Lato" w:cs="Arial"/>
+          <w:iCs/>
+          <w:color w:val="000000" w:themeColor="text1"/>
+          <w:szCs w:val="20"/>
+          <w:lang w:eastAsia="zh-CN"/>
+        </w:rPr>
+        <w:t xml:space="preserve">s </w:t>
+      </w:r>
+      <w:r>
+        <w:rPr>
+          <w:rFonts w:ascii="Lato" w:eastAsia="DengXian" w:hAnsi="Lato" w:cs="Arial"/>
+          <w:iCs/>
+          <w:color w:val="000000" w:themeColor="text1"/>
+          <w:szCs w:val="20"/>
+          <w:lang w:eastAsia="zh-CN"/>
+        </w:rPr>
+        <w:t xml:space="preserve">the definitive path forward; rather, we </w:t>
+      </w:r>
+      <w:r>
+        <w:rPr>
+          <w:rFonts w:ascii="Lato" w:eastAsia="DengXian" w:hAnsi="Lato" w:cs="Arial"/>
+          <w:iCs/>
+          <w:color w:val="000000" w:themeColor="text1"/>
+          <w:szCs w:val="20"/>
+          <w:lang w:eastAsia="zh-CN"/>
+        </w:rPr>
+        <w:t>seek</w:t>
+      </w:r>
+      <w:r>
+        <w:rPr>
+          <w:rFonts w:ascii="Lato" w:eastAsia="DengXian" w:hAnsi="Lato" w:cs="Arial"/>
+          <w:iCs/>
+          <w:color w:val="000000" w:themeColor="text1"/>
+          <w:szCs w:val="20"/>
+          <w:lang w:eastAsia="zh-CN"/>
+        </w:rPr>
+        <w:t xml:space="preserve"> </w:t>
+      </w:r>
+      <w:r>
+        <w:rPr>
+          <w:rFonts w:ascii="Lato" w:eastAsia="DengXian" w:hAnsi="Lato" w:cs="Arial"/>
+          <w:iCs/>
+          <w:color w:val="000000" w:themeColor="text1"/>
+          <w:szCs w:val="20"/>
+          <w:lang w:eastAsia="zh-CN"/>
+        </w:rPr>
+        <w:t xml:space="preserve">to highlight the </w:t>
+      </w:r>
+      <w:r>
+        <w:rPr>
+          <w:rFonts w:ascii="Lato" w:eastAsia="DengXian" w:hAnsi="Lato" w:cs="Arial"/>
+          <w:iCs/>
+          <w:color w:val="000000" w:themeColor="text1"/>
+          <w:szCs w:val="20"/>
+          <w:lang w:eastAsia="zh-CN"/>
+        </w:rPr>
+        <w:t xml:space="preserve">limited </w:t>
+      </w:r>
+      <w:r>
+        <w:rPr>
+          <w:rFonts w:ascii="Lato" w:eastAsia="DengXian" w:hAnsi="Lato" w:cs="Arial"/>
+          <w:iCs/>
+          <w:color w:val="000000" w:themeColor="text1"/>
+          <w:szCs w:val="20"/>
+          <w:lang w:eastAsia="zh-CN"/>
+        </w:rPr>
+        <w:t xml:space="preserve">attention </w:t>
+      </w:r>
+      <w:r>
+        <w:rPr>
+          <w:rFonts w:ascii="Lato" w:eastAsia="DengXian" w:hAnsi="Lato" w:cs="Arial"/>
+          <w:iCs/>
+          <w:color w:val="000000" w:themeColor="text1"/>
+          <w:szCs w:val="20"/>
+          <w:lang w:eastAsia="zh-CN"/>
+        </w:rPr>
+        <w:t xml:space="preserve">given to </w:t>
+      </w:r>
+      <w:r>
+        <w:rPr>
+          <w:rFonts w:ascii="Lato" w:eastAsia="DengXian" w:hAnsi="Lato" w:cs="Arial"/>
+          <w:iCs/>
+          <w:color w:val="000000" w:themeColor="text1"/>
+          <w:szCs w:val="20"/>
+          <w:lang w:eastAsia="zh-CN"/>
+        </w:rPr>
+        <w:t xml:space="preserve">acetylene </w:t>
+      </w:r>
+      <w:r>
+        <w:rPr>
+          <w:rFonts w:ascii="Lato" w:eastAsia="DengXian" w:hAnsi="Lato" w:cs="Arial"/>
+          <w:iCs/>
+          <w:color w:val="000000" w:themeColor="text1"/>
+          <w:szCs w:val="20"/>
+          <w:lang w:eastAsia="zh-CN"/>
+        </w:rPr>
+        <w:t xml:space="preserve">research by </w:t>
+      </w:r>
+      <w:r>
+        <w:rPr>
+          <w:rFonts w:ascii="Lato" w:eastAsia="DengXian" w:hAnsi="Lato" w:cs="Arial"/>
+          <w:iCs/>
+          <w:color w:val="000000" w:themeColor="text1"/>
+          <w:szCs w:val="20"/>
+          <w:lang w:eastAsia="zh-CN"/>
+        </w:rPr>
+        <w:t>and inspire</w:t>
+      </w:r>
+      <w:r>
+        <w:rPr>
+          <w:rFonts w:ascii="Lato" w:eastAsia="DengXian" w:hAnsi="Lato" w:cs="Arial"/>
+          <w:iCs/>
+          <w:color w:val="000000" w:themeColor="text1"/>
+          <w:szCs w:val="20"/>
+          <w:lang w:eastAsia="zh-CN"/>
+        </w:rPr>
+        <w:t xml:space="preserve"> </w:t>
+      </w:r>
+      <w:r>
+        <w:rPr>
+          <w:rFonts w:ascii="Lato" w:eastAsia="DengXian" w:hAnsi="Lato" w:cs="Arial"/>
+          <w:iCs/>
+          <w:color w:val="000000" w:themeColor="text1"/>
+          <w:szCs w:val="20"/>
+          <w:lang w:eastAsia="zh-CN"/>
+        </w:rPr>
+        <w:t>the catalysis community</w:t>
+      </w:r>
+      <w:r>
+        <w:rPr>
+          <w:rFonts w:ascii="Lato" w:eastAsia="DengXian" w:hAnsi="Lato" w:cs="Arial"/>
+          <w:iCs/>
+          <w:color w:val="000000" w:themeColor="text1"/>
+          <w:szCs w:val="20"/>
+          <w:lang w:eastAsia="zh-CN"/>
+        </w:rPr>
+        <w:t xml:space="preserve"> </w:t>
+      </w:r>
+      <w:r>
+        <w:rPr>
+          <w:rFonts w:ascii="Lato" w:eastAsia="DengXian" w:hAnsi="Lato" w:cs="Arial"/>
+          <w:iCs/>
+          <w:color w:val="000000" w:themeColor="text1"/>
+          <w:szCs w:val="20"/>
+          <w:lang w:eastAsia="zh-CN"/>
+        </w:rPr>
+        <w:t>to explore this interesting</w:t>
+      </w:r>
+      <w:r>
+        <w:rPr>
+          <w:rFonts w:ascii="Lato" w:eastAsia="DengXian" w:hAnsi="Lato" w:cs="Arial"/>
+          <w:iCs/>
+          <w:color w:val="000000" w:themeColor="text1"/>
+          <w:szCs w:val="20"/>
+          <w:lang w:eastAsia="zh-CN"/>
+        </w:rPr>
+        <w:t xml:space="preserve"> field.</w:t>
+      </w:r>
+      <w:r>
+        <w:rPr>
+          <w:rFonts w:ascii="Lato" w:eastAsia="DengXian" w:hAnsi="Lato" w:cs="Arial"/>
+          <w:iCs/>
+          <w:color w:val="000000" w:themeColor="text1"/>
+          <w:szCs w:val="20"/>
+          <w:lang w:eastAsia="zh-CN"/>
+        </w:rPr>
+        <w:t xml:space="preserve"> </w:t>
+      </w:r>
+      <w:r>
+        <w:rPr>
+          <w:rFonts w:ascii="Lato" w:eastAsia="DengXian" w:hAnsi="Lato" w:cs="Arial"/>
+          <w:iCs/>
+          <w:color w:val="000000" w:themeColor="text1"/>
+          <w:szCs w:val="20"/>
+          <w:lang w:eastAsia="zh-CN"/>
+        </w:rPr>
+        <w:t>We have also revised the manuscript to</w:t>
+      </w:r>
+      <w:r>
+        <w:rPr>
+          <w:rFonts w:ascii="Lato" w:eastAsia="DengXian" w:hAnsi="Lato" w:cs="Arial"/>
+          <w:iCs/>
+          <w:color w:val="000000" w:themeColor="text1"/>
+          <w:szCs w:val="20"/>
+          <w:lang w:eastAsia="zh-CN"/>
+        </w:rPr>
+        <w:t xml:space="preserve"> </w:t>
+      </w:r>
+      <w:r>
+        <w:rPr>
+          <w:rFonts w:ascii="Lato" w:eastAsia="DengXian" w:hAnsi="Lato" w:cs="Arial"/>
+          <w:iCs/>
+          <w:color w:val="000000" w:themeColor="text1"/>
+          <w:szCs w:val="20"/>
+          <w:lang w:eastAsia="zh-CN"/>
+        </w:rPr>
+        <w:t>emphasize</w:t>
+      </w:r>
+      <w:r>
+        <w:rPr>
+          <w:rFonts w:ascii="Lato" w:eastAsia="DengXian" w:hAnsi="Lato" w:cs="Arial"/>
+          <w:iCs/>
+          <w:color w:val="000000" w:themeColor="text1"/>
+          <w:szCs w:val="20"/>
+          <w:lang w:eastAsia="zh-CN"/>
+        </w:rPr>
+        <w:t xml:space="preserve"> future </w:t>
+      </w:r>
+      <w:r>
+        <w:rPr>
+          <w:rFonts w:ascii="Lato" w:eastAsia="DengXian" w:hAnsi="Lato" w:cs="Arial"/>
+          <w:iCs/>
+          <w:color w:val="000000" w:themeColor="text1"/>
+          <w:szCs w:val="20"/>
+          <w:lang w:eastAsia="zh-CN"/>
+        </w:rPr>
+        <w:t xml:space="preserve">directions for </w:t>
+      </w:r>
+      <w:r>
+        <w:rPr>
+          <w:rFonts w:ascii="Lato" w:eastAsia="DengXian" w:hAnsi="Lato" w:cs="Arial"/>
+          <w:iCs/>
+          <w:color w:val="000000" w:themeColor="text1"/>
+          <w:szCs w:val="20"/>
+          <w:lang w:eastAsia="zh-CN"/>
+        </w:rPr>
+        <w:t>sustainable C</w:t>
       </w:r>
       <w:r>
         <w:rPr>
@@ -2394,147 +3193,7 @@
           <w:szCs w:val="20"/>
           <w:lang w:eastAsia="zh-CN"/>
         </w:rPr>
-        <w:t xml:space="preserve"> </w:t>
-      </w:r>
-      <w:r>
-        <w:rPr>
-          <w:rFonts w:ascii="Lato" w:eastAsia="DengXian" w:hAnsi="Lato" w:cs="Arial"/>
-          <w:iCs/>
-          <w:color w:val="000000" w:themeColor="text1"/>
-          <w:szCs w:val="20"/>
-          <w:lang w:eastAsia="zh-CN"/>
-        </w:rPr>
-        <w:t>production lies in the integration of green electricity and renewable carbon feedstocks</w:t>
-      </w:r>
-      <w:r>
-        <w:rPr>
-          <w:rFonts w:ascii="Lato" w:eastAsia="DengXian" w:hAnsi="Lato" w:cs="Arial"/>
-          <w:iCs/>
-          <w:color w:val="000000" w:themeColor="text1"/>
-          <w:szCs w:val="20"/>
-          <w:lang w:eastAsia="zh-CN"/>
-        </w:rPr>
-        <w:t>,</w:t>
-      </w:r>
-      <w:r>
-        <w:rPr>
-          <w:rFonts w:ascii="Lato" w:eastAsia="DengXian" w:hAnsi="Lato" w:cs="Arial"/>
-          <w:iCs/>
-          <w:color w:val="000000" w:themeColor="text1"/>
-          <w:szCs w:val="20"/>
-          <w:lang w:eastAsia="zh-CN"/>
-        </w:rPr>
-        <w:t xml:space="preserve"> unless emerging technologies achieve significant breakthroughs. Our Perspective does not assert that catalytic thermal pyrolysis is the definitive path forward; rather, we aim to highlight the </w:t>
-      </w:r>
-      <w:r>
-        <w:rPr>
-          <w:rFonts w:ascii="Lato" w:eastAsia="DengXian" w:hAnsi="Lato" w:cs="Arial"/>
-          <w:iCs/>
-          <w:color w:val="000000" w:themeColor="text1"/>
-          <w:szCs w:val="20"/>
-          <w:lang w:eastAsia="zh-CN"/>
-        </w:rPr>
-        <w:t xml:space="preserve">limited </w:t>
-      </w:r>
-      <w:r>
-        <w:rPr>
-          <w:rFonts w:ascii="Lato" w:eastAsia="DengXian" w:hAnsi="Lato" w:cs="Arial"/>
-          <w:iCs/>
-          <w:color w:val="000000" w:themeColor="text1"/>
-          <w:szCs w:val="20"/>
-          <w:lang w:eastAsia="zh-CN"/>
-        </w:rPr>
-        <w:t xml:space="preserve">attention </w:t>
-      </w:r>
-      <w:r>
-        <w:rPr>
-          <w:rFonts w:ascii="Lato" w:eastAsia="DengXian" w:hAnsi="Lato" w:cs="Arial"/>
-          <w:iCs/>
-          <w:color w:val="000000" w:themeColor="text1"/>
-          <w:szCs w:val="20"/>
-          <w:lang w:eastAsia="zh-CN"/>
-        </w:rPr>
-        <w:t xml:space="preserve">given to </w:t>
-      </w:r>
-      <w:r>
-        <w:rPr>
-          <w:rFonts w:ascii="Lato" w:eastAsia="DengXian" w:hAnsi="Lato" w:cs="Arial"/>
-          <w:iCs/>
-          <w:color w:val="000000" w:themeColor="text1"/>
-          <w:szCs w:val="20"/>
-          <w:lang w:eastAsia="zh-CN"/>
-        </w:rPr>
-        <w:t xml:space="preserve">acetylene </w:t>
-      </w:r>
-      <w:r>
-        <w:rPr>
-          <w:rFonts w:ascii="Lato" w:eastAsia="DengXian" w:hAnsi="Lato" w:cs="Arial"/>
-          <w:iCs/>
-          <w:color w:val="000000" w:themeColor="text1"/>
-          <w:szCs w:val="20"/>
-          <w:lang w:eastAsia="zh-CN"/>
-        </w:rPr>
-        <w:t xml:space="preserve">research by </w:t>
-      </w:r>
-      <w:r>
-        <w:rPr>
-          <w:rFonts w:ascii="Lato" w:eastAsia="DengXian" w:hAnsi="Lato" w:cs="Arial"/>
-          <w:iCs/>
-          <w:color w:val="000000" w:themeColor="text1"/>
-          <w:szCs w:val="20"/>
-          <w:lang w:eastAsia="zh-CN"/>
-        </w:rPr>
-        <w:t xml:space="preserve">the catalysis community and inspire </w:t>
-      </w:r>
-      <w:r>
-        <w:rPr>
-          <w:rFonts w:ascii="Lato" w:eastAsia="DengXian" w:hAnsi="Lato" w:cs="Arial"/>
-          <w:iCs/>
-          <w:color w:val="000000" w:themeColor="text1"/>
-          <w:szCs w:val="20"/>
-          <w:lang w:eastAsia="zh-CN"/>
-        </w:rPr>
-        <w:t xml:space="preserve">a </w:t>
-      </w:r>
-      <w:r>
-        <w:rPr>
-          <w:rFonts w:ascii="Lato" w:eastAsia="DengXian" w:hAnsi="Lato" w:cs="Arial"/>
-          <w:iCs/>
-          <w:color w:val="000000" w:themeColor="text1"/>
-          <w:szCs w:val="20"/>
-          <w:lang w:eastAsia="zh-CN"/>
-        </w:rPr>
-        <w:t>greater interest in this field.</w:t>
-      </w:r>
-      <w:r>
-        <w:rPr>
-          <w:rFonts w:ascii="Lato" w:eastAsia="DengXian" w:hAnsi="Lato" w:cs="Arial"/>
-          <w:iCs/>
-          <w:color w:val="000000" w:themeColor="text1"/>
-          <w:szCs w:val="20"/>
-          <w:lang w:eastAsia="zh-CN"/>
-        </w:rPr>
-        <w:t xml:space="preserve"> Additionally, we have made the revisions to </w:t>
-      </w:r>
-      <w:r>
-        <w:rPr>
-          <w:rFonts w:ascii="Lato" w:eastAsia="DengXian" w:hAnsi="Lato" w:cs="Arial"/>
-          <w:iCs/>
-          <w:color w:val="000000" w:themeColor="text1"/>
-          <w:szCs w:val="20"/>
-          <w:lang w:eastAsia="zh-CN"/>
-        </w:rPr>
-        <w:t xml:space="preserve">better </w:t>
-      </w:r>
-      <w:r>
-        <w:rPr>
-          <w:rFonts w:ascii="Lato" w:eastAsia="DengXian" w:hAnsi="Lato" w:cs="Arial"/>
-          <w:iCs/>
-          <w:color w:val="000000" w:themeColor="text1"/>
-          <w:szCs w:val="20"/>
-          <w:lang w:eastAsia="zh-CN"/>
-        </w:rPr>
-        <w:t>sharpen our focus on future sustainable C</w:t>
+        <w:t xml:space="preserve"> production and its potential applications using emerging technologies such as electrocatalysis and photocatalysis, as well as novel C</w:t>
       </w:r>
       <w:r>
         <w:rPr>
@@ -2576,48 +3235,6 @@
           <w:szCs w:val="20"/>
           <w:lang w:eastAsia="zh-CN"/>
         </w:rPr>
-        <w:t xml:space="preserve"> production and its potential applications using emerging technologies such as electrocatalysis and photocatalysis, as well as novel C</w:t>
-      </w:r>
-      <w:r>
-        <w:rPr>
-          <w:rFonts w:ascii="Lato" w:eastAsia="DengXian" w:hAnsi="Lato" w:cs="Arial"/>
-          <w:iCs/>
-          <w:color w:val="000000" w:themeColor="text1"/>
-          <w:szCs w:val="20"/>
-          <w:vertAlign w:val="subscript"/>
-          <w:lang w:eastAsia="zh-CN"/>
-        </w:rPr>
-        <w:t>2</w:t>
-      </w:r>
-      <w:r>
-        <w:rPr>
-          <w:rFonts w:ascii="Lato" w:eastAsia="DengXian" w:hAnsi="Lato" w:cs="Arial"/>
-          <w:iCs/>
-          <w:color w:val="000000" w:themeColor="text1"/>
-          <w:szCs w:val="20"/>
-          <w:lang w:eastAsia="zh-CN"/>
-        </w:rPr>
-        <w:t>H</w:t>
-      </w:r>
-      <w:r>
-        <w:rPr>
-          <w:rFonts w:ascii="Lato" w:eastAsia="DengXian" w:hAnsi="Lato" w:cs="Arial"/>
-          <w:iCs/>
-          <w:color w:val="000000" w:themeColor="text1"/>
-          <w:szCs w:val="20"/>
-          <w:vertAlign w:val="subscript"/>
-          <w:lang w:eastAsia="zh-CN"/>
-        </w:rPr>
-        <w:t>2</w:t>
-      </w:r>
-      <w:r>
-        <w:rPr>
-          <w:rFonts w:ascii="Lato" w:eastAsia="DengXian" w:hAnsi="Lato" w:cs="Arial"/>
-          <w:iCs/>
-          <w:color w:val="000000" w:themeColor="text1"/>
-          <w:szCs w:val="20"/>
-          <w:lang w:eastAsia="zh-CN"/>
-        </w:rPr>
         <w:t xml:space="preserve"> chemistries</w:t>
       </w:r>
       <w:r>
@@ -2628,7 +3245,27 @@
           <w:szCs w:val="20"/>
           <w:lang w:eastAsia="zh-CN"/>
         </w:rPr>
-        <w:t xml:space="preserve">. We also </w:t>
+        <w:t xml:space="preserve">. </w:t>
+      </w:r>
+      <w:r>
+        <w:rPr>
+          <w:rFonts w:ascii="Lato" w:eastAsia="DengXian" w:hAnsi="Lato" w:cs="Arial"/>
+          <w:iCs/>
+          <w:color w:val="000000" w:themeColor="text1"/>
+          <w:szCs w:val="20"/>
+          <w:lang w:eastAsia="zh-CN"/>
+        </w:rPr>
+        <w:t>Additionally, w</w:t>
+      </w:r>
+      <w:r>
+        <w:rPr>
+          <w:rFonts w:ascii="Lato" w:eastAsia="DengXian" w:hAnsi="Lato" w:cs="Arial"/>
+          <w:iCs/>
+          <w:color w:val="000000" w:themeColor="text1"/>
+          <w:szCs w:val="20"/>
+          <w:lang w:eastAsia="zh-CN"/>
+        </w:rPr>
+        <w:t xml:space="preserve">e </w:t>
       </w:r>
       <w:r>
         <w:rPr>
@@ -3713,7 +4350,7 @@
     </w:p>
     <w:p>
       <w:pPr>
-        <w:spacing w:after="0" w:line="360" w:lineRule="auto"/>
+        <w:spacing w:after="0"/>
         <w:rPr>
           <w:rFonts w:ascii="Lato" w:eastAsia="DengXian" w:hAnsi="Lato" w:cs="Arial"/>
           <w:iCs/>
@@ -3780,7 +4417,27 @@
           <w:szCs w:val="20"/>
           <w:lang w:eastAsia="zh-CN"/>
         </w:rPr>
-        <w:t>Following the superb feedback from Reviewers #1 and #3, w</w:t>
+        <w:t>Following the superb feedback from Reviewers</w:t>
+      </w:r>
+      <w:r>
+        <w:rPr>
+          <w:rFonts w:ascii="Lato" w:eastAsia="DengXian" w:hAnsi="Lato" w:cs="Arial"/>
+          <w:iCs/>
+          <w:color w:val="000000" w:themeColor="text1"/>
+          <w:szCs w:val="20"/>
+          <w:lang w:eastAsia="zh-CN"/>
+        </w:rPr>
+        <w:t> </w:t>
+      </w:r>
+      <w:r>
+        <w:rPr>
+          <w:rFonts w:ascii="Lato" w:eastAsia="DengXian" w:hAnsi="Lato" w:cs="Arial"/>
+          <w:iCs/>
+          <w:color w:val="000000" w:themeColor="text1"/>
+          <w:szCs w:val="20"/>
+          <w:lang w:eastAsia="zh-CN"/>
+        </w:rPr>
+        <w:t>#1 and #3, w</w:t>
       </w:r>
       <w:r>
         <w:rPr>
@@ -3810,47 +4467,37 @@
           <w:szCs w:val="20"/>
           <w:lang w:eastAsia="zh-CN"/>
         </w:rPr>
-        <w:t xml:space="preserve"> states that our study is less well written than the literature cited. What we are sure of is that </w:t>
-      </w:r>
-      <w:r>
-        <w:rPr>
-          <w:rFonts w:ascii="Lato" w:eastAsia="DengXian" w:hAnsi="Lato" w:cs="Arial"/>
-          <w:iCs/>
-          <w:color w:val="000000" w:themeColor="text1"/>
-          <w:szCs w:val="20"/>
-          <w:lang w:eastAsia="zh-CN"/>
-        </w:rPr>
-        <w:t xml:space="preserve">(i) </w:t>
-      </w:r>
-      <w:r>
-        <w:rPr>
-          <w:rFonts w:ascii="Lato" w:eastAsia="DengXian" w:hAnsi="Lato" w:cs="Arial"/>
-          <w:iCs/>
-          <w:color w:val="000000" w:themeColor="text1"/>
-          <w:szCs w:val="20"/>
-          <w:lang w:eastAsia="zh-CN"/>
-        </w:rPr>
-        <w:t xml:space="preserve">these reviews are </w:t>
-      </w:r>
-      <w:r>
-        <w:rPr>
-          <w:rFonts w:ascii="Lato" w:eastAsia="DengXian" w:hAnsi="Lato" w:cs="Arial"/>
-          <w:iCs/>
-          <w:color w:val="000000" w:themeColor="text1"/>
-          <w:szCs w:val="20"/>
-          <w:lang w:eastAsia="zh-CN"/>
-        </w:rPr>
-        <w:t>excellent</w:t>
-      </w:r>
-      <w:r>
-        <w:rPr>
-          <w:rFonts w:ascii="Lato" w:eastAsia="DengXian" w:hAnsi="Lato" w:cs="Arial"/>
-          <w:iCs/>
-          <w:color w:val="000000" w:themeColor="text1"/>
-          <w:szCs w:val="20"/>
-          <w:lang w:eastAsia="zh-CN"/>
-        </w:rPr>
-        <w:t xml:space="preserve"> and (ii) the reviewer's constructive criticism has led us to streamlining better the main novel aspects with respect to the existing literature.</w:t>
+        <w:t xml:space="preserve"> states that our study is less well written than the literature cited. </w:t>
+      </w:r>
+      <w:r>
+        <w:rPr>
+          <w:rFonts w:ascii="Lato" w:eastAsia="DengXian" w:hAnsi="Lato" w:cs="Arial"/>
+          <w:iCs/>
+          <w:color w:val="000000" w:themeColor="text1"/>
+          <w:szCs w:val="20"/>
+          <w:lang w:eastAsia="zh-CN"/>
+        </w:rPr>
+        <w:t>While we agree that the referenced work are excellent and have contributed to the field, our manuscript offers a distinct perspective, a</w:t>
+      </w:r>
+      <w:r>
+        <w:rPr>
+          <w:rFonts w:ascii="Lato" w:eastAsia="DengXian" w:hAnsi="Lato" w:cs="Arial"/>
+          <w:iCs/>
+          <w:color w:val="000000" w:themeColor="text1"/>
+          <w:szCs w:val="20"/>
+          <w:lang w:eastAsia="zh-CN"/>
+        </w:rPr>
+        <w:t>s</w:t>
+      </w:r>
+      <w:r>
+        <w:rPr>
+          <w:rFonts w:ascii="Lato" w:eastAsia="DengXian" w:hAnsi="Lato" w:cs="Arial"/>
+          <w:iCs/>
+          <w:color w:val="000000" w:themeColor="text1"/>
+          <w:szCs w:val="20"/>
+          <w:lang w:eastAsia="zh-CN"/>
+        </w:rPr>
+        <w:t xml:space="preserve"> also highlighted by Reviewer #1, who explicitly recognizes its value in addressing a critical gap in recent literature.</w:t>
       </w:r>
     </w:p>
     <w:p>
@@ -3872,82 +4519,62 @@
           <w:szCs w:val="20"/>
           <w:lang w:eastAsia="zh-CN"/>
         </w:rPr>
-        <w:lastRenderedPageBreak/>
-        <w:t xml:space="preserve">Reviewer </w:t>
-      </w:r>
-      <w:r>
-        <w:rPr>
-          <w:rFonts w:ascii="Lato" w:eastAsia="DengXian" w:hAnsi="Lato" w:cs="Arial"/>
-          <w:iCs/>
-          <w:color w:val="000000" w:themeColor="text1"/>
-          <w:szCs w:val="20"/>
-          <w:lang w:eastAsia="zh-CN"/>
-        </w:rPr>
-        <w:t xml:space="preserve">#1 </w:t>
-      </w:r>
-      <w:r>
-        <w:rPr>
-          <w:rFonts w:ascii="Lato" w:eastAsia="DengXian" w:hAnsi="Lato" w:cs="Arial"/>
-          <w:iCs/>
-          <w:color w:val="000000" w:themeColor="text1"/>
-          <w:szCs w:val="20"/>
-          <w:lang w:eastAsia="zh-CN"/>
-        </w:rPr>
-        <w:t xml:space="preserve">explicitly states </w:t>
-      </w:r>
-      <w:r>
-        <w:rPr>
-          <w:rFonts w:ascii="Lato" w:eastAsia="DengXian" w:hAnsi="Lato" w:cs="Arial"/>
-          <w:iCs/>
-          <w:color w:val="000000" w:themeColor="text1"/>
-          <w:szCs w:val="20"/>
-          <w:lang w:eastAsia="zh-CN"/>
-        </w:rPr>
-        <w:t xml:space="preserve">that our </w:t>
-      </w:r>
-      <w:r>
-        <w:rPr>
-          <w:rFonts w:ascii="Lato" w:eastAsia="DengXian" w:hAnsi="Lato" w:cs="Arial"/>
-          <w:iCs/>
-          <w:color w:val="000000" w:themeColor="text1"/>
-          <w:szCs w:val="20"/>
-          <w:lang w:eastAsia="zh-CN"/>
-        </w:rPr>
-        <w:t>work</w:t>
-      </w:r>
-      <w:r>
-        <w:rPr>
-          <w:rFonts w:ascii="Lato" w:eastAsia="DengXian" w:hAnsi="Lato" w:cs="Arial"/>
-          <w:iCs/>
-          <w:color w:val="000000" w:themeColor="text1"/>
-          <w:szCs w:val="20"/>
-          <w:lang w:eastAsia="zh-CN"/>
-        </w:rPr>
-        <w:t xml:space="preserve"> significantly differs from the decade-old work by Trotus et</w:t>
-      </w:r>
-      <w:r>
-        <w:rPr>
-          <w:rFonts w:ascii="Lato" w:eastAsia="DengXian" w:hAnsi="Lato" w:cs="Arial"/>
-          <w:iCs/>
-          <w:color w:val="000000" w:themeColor="text1"/>
-          <w:szCs w:val="20"/>
-          <w:lang w:eastAsia="zh-CN"/>
-        </w:rPr>
-        <w:t> </w:t>
-      </w:r>
-      <w:r>
-        <w:rPr>
-          <w:rFonts w:ascii="Lato" w:eastAsia="DengXian" w:hAnsi="Lato" w:cs="Arial"/>
-          <w:iCs/>
-          <w:color w:val="000000" w:themeColor="text1"/>
-          <w:szCs w:val="20"/>
-          <w:lang w:eastAsia="zh-CN"/>
-        </w:rPr>
-        <w:t xml:space="preserve">al. (Chem. Rev. 2014, </w:t>
-      </w:r>
-      <w:r>
-        <w:rPr>
-          <w:rFonts w:ascii="Lato" w:eastAsia="DengXian" w:hAnsi="Lato" w:cs="Arial"/>
+        <w:t>Specifically, t</w:t>
+      </w:r>
+      <w:r>
+        <w:rPr>
+          <w:rFonts w:ascii="Lato" w:eastAsia="DengXian" w:hAnsi="Lato" w:cs="Arial"/>
+          <w:iCs/>
+          <w:color w:val="000000" w:themeColor="text1"/>
+          <w:szCs w:val="20"/>
+          <w:lang w:eastAsia="zh-CN"/>
+        </w:rPr>
+        <w:t>he review by Trotu</w:t>
+      </w:r>
+      <w:r>
+        <w:rPr>
+          <w:rFonts w:ascii="Lato" w:eastAsia="DengXian" w:hAnsi="Lato" w:cs="Arial"/>
+          <w:iCs/>
+          <w:color w:val="000000" w:themeColor="text1"/>
+          <w:szCs w:val="20"/>
+          <w:lang w:eastAsia="zh-CN"/>
+        </w:rPr>
+        <w:t>s</w:t>
+      </w:r>
+      <w:r>
+        <w:rPr>
+          <w:rFonts w:ascii="Lato" w:eastAsia="DengXian" w:hAnsi="Lato" w:cs="Arial"/>
+          <w:iCs/>
+          <w:color w:val="000000" w:themeColor="text1"/>
+          <w:szCs w:val="20"/>
+          <w:lang w:eastAsia="zh-CN"/>
+        </w:rPr>
+        <w:t xml:space="preserve"> et al. (</w:t>
+      </w:r>
+      <w:r>
+        <w:rPr>
+          <w:rFonts w:ascii="Lato" w:eastAsia="DengXian" w:hAnsi="Lato" w:cs="Arial"/>
+          <w:color w:val="000000" w:themeColor="text1"/>
+          <w:szCs w:val="20"/>
+          <w:lang w:eastAsia="zh-CN"/>
+        </w:rPr>
+        <w:t xml:space="preserve">Chem. Rev. </w:t>
+      </w:r>
+      <w:r>
+        <w:rPr>
+          <w:rFonts w:ascii="Lato" w:eastAsia="DengXian" w:hAnsi="Lato" w:cs="Arial"/>
+          <w:iCs/>
+          <w:color w:val="000000" w:themeColor="text1"/>
+          <w:szCs w:val="20"/>
+          <w:lang w:eastAsia="zh-CN"/>
+        </w:rPr>
+        <w:t xml:space="preserve">2014, </w:t>
+      </w:r>
+      <w:r>
+        <w:rPr>
+          <w:rFonts w:ascii="Lato" w:eastAsia="DengXian" w:hAnsi="Lato" w:cs="Arial"/>
+          <w:i/>
+          <w:iCs/>
           <w:color w:val="000000" w:themeColor="text1"/>
           <w:szCs w:val="20"/>
           <w:lang w:eastAsia="zh-CN"/>
@@ -3962,27 +4589,47 @@
           <w:szCs w:val="20"/>
           <w:lang w:eastAsia="zh-CN"/>
         </w:rPr>
-        <w:t xml:space="preserve">, 1761) and addresses a gap left by the absence of recent comparable </w:t>
-      </w:r>
-      <w:r>
-        <w:rPr>
-          <w:rFonts w:ascii="Lato" w:eastAsia="DengXian" w:hAnsi="Lato" w:cs="Arial"/>
-          <w:iCs/>
-          <w:color w:val="000000" w:themeColor="text1"/>
-          <w:szCs w:val="20"/>
-          <w:lang w:eastAsia="zh-CN"/>
-        </w:rPr>
-        <w:t>works</w:t>
-      </w:r>
-      <w:r>
-        <w:rPr>
-          <w:rFonts w:ascii="Lato" w:eastAsia="DengXian" w:hAnsi="Lato" w:cs="Arial"/>
-          <w:iCs/>
-          <w:color w:val="000000" w:themeColor="text1"/>
-          <w:szCs w:val="20"/>
-          <w:lang w:eastAsia="zh-CN"/>
-        </w:rPr>
-        <w:t xml:space="preserve">. Regarding the review </w:t>
+        <w:t>, 1761) primarily discusses catalytic reactions of acetylene but does not engage with modern sustainability challenges or explore pathways for green acetylene production.</w:t>
+      </w:r>
+      <w:r>
+        <w:rPr>
+          <w:rFonts w:ascii="Lato" w:eastAsia="DengXian" w:hAnsi="Lato" w:cs="Arial"/>
+          <w:iCs/>
+          <w:color w:val="000000" w:themeColor="text1"/>
+          <w:szCs w:val="20"/>
+          <w:lang w:eastAsia="zh-CN"/>
+        </w:rPr>
+        <w:t xml:space="preserve"> T</w:t>
+      </w:r>
+      <w:r>
+        <w:rPr>
+          <w:rFonts w:ascii="Lato" w:eastAsia="DengXian" w:hAnsi="Lato" w:cs="Arial"/>
+          <w:iCs/>
+          <w:color w:val="000000" w:themeColor="text1"/>
+          <w:szCs w:val="20"/>
+          <w:lang w:eastAsia="zh-CN"/>
+        </w:rPr>
+        <w:t>he review</w:t>
+      </w:r>
+      <w:r>
+        <w:rPr>
+          <w:rFonts w:ascii="Lato" w:eastAsia="DengXian" w:hAnsi="Lato" w:cs="Arial"/>
+          <w:iCs/>
+          <w:color w:val="000000" w:themeColor="text1"/>
+          <w:szCs w:val="20"/>
+          <w:lang w:eastAsia="zh-CN"/>
+        </w:rPr>
+        <w:t xml:space="preserve"> by Schobert</w:t>
+      </w:r>
+      <w:r>
+        <w:rPr>
+          <w:rFonts w:ascii="Lato" w:eastAsia="DengXian" w:hAnsi="Lato" w:cs="Arial"/>
+          <w:iCs/>
+          <w:color w:val="000000" w:themeColor="text1"/>
+          <w:szCs w:val="20"/>
+          <w:lang w:eastAsia="zh-CN"/>
+        </w:rPr>
+        <w:t xml:space="preserve"> </w:t>
       </w:r>
       <w:r>
         <w:rPr>
@@ -4002,7 +4649,47 @@
           <w:szCs w:val="20"/>
           <w:lang w:eastAsia="zh-CN"/>
         </w:rPr>
-        <w:t>Chem. Rev. 2014, 114, 1743), its focus is restricted to coal</w:t>
+        <w:t>Chem. Rev. 2014, 114, 1743)</w:t>
+      </w:r>
+      <w:r>
+        <w:rPr>
+          <w:rFonts w:ascii="Lato" w:eastAsia="DengXian" w:hAnsi="Lato" w:cs="Arial"/>
+          <w:iCs/>
+          <w:color w:val="000000" w:themeColor="text1"/>
+          <w:szCs w:val="20"/>
+          <w:lang w:eastAsia="zh-CN"/>
+        </w:rPr>
+        <w:t xml:space="preserve"> </w:t>
+      </w:r>
+      <w:r>
+        <w:rPr>
+          <w:rFonts w:ascii="Lato" w:eastAsia="DengXian" w:hAnsi="Lato" w:cs="Arial"/>
+          <w:iCs/>
+          <w:color w:val="000000" w:themeColor="text1"/>
+          <w:szCs w:val="20"/>
+          <w:lang w:eastAsia="zh-CN"/>
+        </w:rPr>
+        <w:t>focus</w:t>
+      </w:r>
+      <w:r>
+        <w:rPr>
+          <w:rFonts w:ascii="Lato" w:eastAsia="DengXian" w:hAnsi="Lato" w:cs="Arial"/>
+          <w:iCs/>
+          <w:color w:val="000000" w:themeColor="text1"/>
+          <w:szCs w:val="20"/>
+          <w:lang w:eastAsia="zh-CN"/>
+        </w:rPr>
+        <w:t>es on</w:t>
+      </w:r>
+      <w:r>
+        <w:rPr>
+          <w:rFonts w:ascii="Lato" w:eastAsia="DengXian" w:hAnsi="Lato" w:cs="Arial"/>
+          <w:iCs/>
+          <w:color w:val="000000" w:themeColor="text1"/>
+          <w:szCs w:val="20"/>
+          <w:lang w:eastAsia="zh-CN"/>
+        </w:rPr>
+        <w:t xml:space="preserve"> coal</w:t>
       </w:r>
       <w:r>
         <w:rPr>
@@ -4075,7 +4762,17 @@
           <w:szCs w:val="20"/>
           <w:lang w:eastAsia="zh-CN"/>
         </w:rPr>
-        <w:t>production, which is not the primary subject of our work.</w:t>
+        <w:t xml:space="preserve">production, which is </w:t>
+      </w:r>
+      <w:r>
+        <w:rPr>
+          <w:rFonts w:ascii="Lato" w:eastAsia="DengXian" w:hAnsi="Lato" w:cs="Arial"/>
+          <w:iCs/>
+          <w:color w:val="000000" w:themeColor="text1"/>
+          <w:szCs w:val="20"/>
+          <w:lang w:eastAsia="zh-CN"/>
+        </w:rPr>
+        <w:t>outside</w:t>
       </w:r>
       <w:r>
         <w:rPr>
@@ -4095,7 +4792,17 @@
           <w:szCs w:val="20"/>
           <w:lang w:eastAsia="zh-CN"/>
         </w:rPr>
-        <w:t>We acknowledge some overlap with the recent review (ChemPlusChem 2024, e202400247), which offers valuable insights into past technologies;</w:t>
+        <w:t xml:space="preserve">the primary </w:t>
+      </w:r>
+      <w:r>
+        <w:rPr>
+          <w:rFonts w:ascii="Lato" w:eastAsia="DengXian" w:hAnsi="Lato" w:cs="Arial"/>
+          <w:iCs/>
+          <w:color w:val="000000" w:themeColor="text1"/>
+          <w:szCs w:val="20"/>
+          <w:lang w:eastAsia="zh-CN"/>
+        </w:rPr>
+        <w:t>scope</w:t>
       </w:r>
       <w:r>
         <w:rPr>
@@ -4115,37 +4822,7 @@
           <w:szCs w:val="20"/>
           <w:lang w:eastAsia="zh-CN"/>
         </w:rPr>
-        <w:t>however, ou</w:t>
-      </w:r>
-      <w:r>
-        <w:rPr>
-          <w:rFonts w:ascii="Lato" w:eastAsia="DengXian" w:hAnsi="Lato" w:cs="Arial"/>
-          <w:iCs/>
-          <w:color w:val="000000" w:themeColor="text1"/>
-          <w:szCs w:val="20"/>
-          <w:lang w:eastAsia="zh-CN"/>
-        </w:rPr>
-        <w:t>r</w:t>
-      </w:r>
-      <w:r>
-        <w:rPr>
-          <w:rFonts w:ascii="Lato" w:eastAsia="DengXian" w:hAnsi="Lato" w:cs="Arial"/>
-          <w:iCs/>
-          <w:color w:val="000000" w:themeColor="text1"/>
-          <w:szCs w:val="20"/>
-          <w:lang w:eastAsia="zh-CN"/>
-        </w:rPr>
-        <w:t xml:space="preserve"> work stands out by critically analyzing existing challenges and outlining a pathway to rekindle interest in future green acetylene production</w:t>
-      </w:r>
-      <w:r>
-        <w:rPr>
-          <w:rFonts w:ascii="Lato" w:eastAsia="DengXian" w:hAnsi="Lato" w:cs="Arial"/>
-          <w:iCs/>
-          <w:color w:val="000000" w:themeColor="text1"/>
-          <w:szCs w:val="20"/>
-          <w:lang w:eastAsia="zh-CN"/>
-        </w:rPr>
-        <w:t>.</w:t>
+        <w:t>of our work.</w:t>
       </w:r>
       <w:r>
         <w:rPr>
@@ -4156,6 +4833,109 @@
           <w:lang w:eastAsia="zh-CN"/>
         </w:rPr>
         <w:t xml:space="preserve"> </w:t>
+      </w:r>
+      <w:r>
+        <w:rPr>
+          <w:rFonts w:ascii="Lato" w:eastAsia="DengXian" w:hAnsi="Lato" w:cs="Arial"/>
+          <w:iCs/>
+          <w:color w:val="000000" w:themeColor="text1"/>
+          <w:szCs w:val="20"/>
+          <w:lang w:eastAsia="zh-CN"/>
+        </w:rPr>
+        <w:t>Finally,</w:t>
+      </w:r>
+      <w:r>
+        <w:rPr>
+          <w:rFonts w:ascii="Lato" w:eastAsia="DengXian" w:hAnsi="Lato" w:cs="Arial"/>
+          <w:iCs/>
+          <w:color w:val="000000" w:themeColor="text1"/>
+          <w:szCs w:val="20"/>
+          <w:lang w:eastAsia="zh-CN"/>
+        </w:rPr>
+        <w:t xml:space="preserve"> the recent review</w:t>
+      </w:r>
+      <w:r>
+        <w:rPr>
+          <w:rFonts w:ascii="Lato" w:eastAsia="DengXian" w:hAnsi="Lato" w:cs="Arial"/>
+          <w:iCs/>
+          <w:color w:val="000000" w:themeColor="text1"/>
+          <w:szCs w:val="20"/>
+          <w:lang w:eastAsia="zh-CN"/>
+        </w:rPr>
+        <w:t xml:space="preserve"> by </w:t>
+      </w:r>
+      <w:proofErr w:type="spellStart"/>
+      <w:r>
+        <w:rPr>
+          <w:rFonts w:ascii="Lato" w:eastAsia="DengXian" w:hAnsi="Lato" w:cs="Arial"/>
+          <w:iCs/>
+          <w:color w:val="000000" w:themeColor="text1"/>
+          <w:szCs w:val="20"/>
+          <w:lang w:eastAsia="zh-CN"/>
+        </w:rPr>
+        <w:t>Gyrdymova</w:t>
+      </w:r>
+      <w:proofErr w:type="spellEnd"/>
+      <w:r>
+        <w:rPr>
+          <w:rFonts w:ascii="Lato" w:eastAsia="DengXian" w:hAnsi="Lato" w:cs="Arial"/>
+          <w:iCs/>
+          <w:color w:val="000000" w:themeColor="text1"/>
+          <w:szCs w:val="20"/>
+          <w:lang w:eastAsia="zh-CN"/>
+        </w:rPr>
+        <w:t xml:space="preserve"> et </w:t>
+      </w:r>
+      <w:r>
+        <w:rPr>
+          <w:rFonts w:ascii="Lato" w:eastAsia="DengXian" w:hAnsi="Lato" w:cs="Arial"/>
+          <w:iCs/>
+          <w:color w:val="000000" w:themeColor="text1"/>
+          <w:szCs w:val="20"/>
+          <w:lang w:eastAsia="zh-CN"/>
+        </w:rPr>
+        <w:lastRenderedPageBreak/>
+        <w:t>al.</w:t>
+      </w:r>
+      <w:r>
+        <w:rPr>
+          <w:rFonts w:ascii="Lato" w:eastAsia="DengXian" w:hAnsi="Lato" w:cs="Arial"/>
+          <w:iCs/>
+          <w:color w:val="000000" w:themeColor="text1"/>
+          <w:szCs w:val="20"/>
+          <w:lang w:eastAsia="zh-CN"/>
+        </w:rPr>
+        <w:t xml:space="preserve"> (ChemPlusChem 2024, e202400247), offers valuable </w:t>
+      </w:r>
+      <w:r>
+        <w:rPr>
+          <w:rFonts w:ascii="Lato" w:eastAsia="DengXian" w:hAnsi="Lato" w:cs="Arial"/>
+          <w:iCs/>
+          <w:color w:val="000000" w:themeColor="text1"/>
+          <w:szCs w:val="20"/>
+          <w:lang w:eastAsia="zh-CN"/>
+        </w:rPr>
+        <w:t xml:space="preserve">historical </w:t>
+      </w:r>
+      <w:r>
+        <w:rPr>
+          <w:rFonts w:ascii="Lato" w:eastAsia="DengXian" w:hAnsi="Lato" w:cs="Arial"/>
+          <w:iCs/>
+          <w:color w:val="000000" w:themeColor="text1"/>
+          <w:szCs w:val="20"/>
+          <w:lang w:eastAsia="zh-CN"/>
+        </w:rPr>
+        <w:t xml:space="preserve">insights </w:t>
+      </w:r>
+      <w:r>
+        <w:rPr>
+          <w:rFonts w:ascii="Lato" w:eastAsia="DengXian" w:hAnsi="Lato" w:cs="Arial"/>
+          <w:iCs/>
+          <w:color w:val="000000" w:themeColor="text1"/>
+          <w:szCs w:val="20"/>
+          <w:lang w:eastAsia="zh-CN"/>
+        </w:rPr>
+        <w:t>but does not emphasize future technologies of green synthesis pathways, which are central to our manuscript.</w:t>
       </w:r>
     </w:p>
     <w:p>
@@ -4633,6 +5413,7 @@
     </w:p>
     <w:p>
       <w:pPr>
+        <w:spacing w:after="80"/>
         <w:rPr>
           <w:rFonts w:ascii="Lato" w:eastAsiaTheme="minorHAnsi" w:hAnsi="Lato" w:cs="Arial"/>
           <w:iCs/>
@@ -4713,16 +5494,7 @@
           <w:color w:val="000000" w:themeColor="text1"/>
           <w:szCs w:val="20"/>
         </w:rPr>
-        <w:t xml:space="preserve">Countries other than China have largely transitioned from </w:t>
-      </w:r>
-      <w:r>
-        <w:rPr>
-          <w:rFonts w:ascii="Lato" w:eastAsiaTheme="minorHAnsi" w:hAnsi="Lato" w:cs="Arial"/>
-          <w:iCs/>
-          <w:color w:val="000000" w:themeColor="text1"/>
-          <w:szCs w:val="20"/>
-        </w:rPr>
-        <w:t>C</w:t>
+        <w:t>While the conventional calcium carbide (CaC</w:t>
       </w:r>
       <w:r>
         <w:rPr>
@@ -4741,6 +5513,25 @@
           <w:color w:val="000000" w:themeColor="text1"/>
           <w:szCs w:val="20"/>
         </w:rPr>
+        <w:t>) route has high environmental impact, prompting many countries to transition from C</w:t>
+      </w:r>
+      <w:r>
+        <w:rPr>
+          <w:rFonts w:ascii="Lato" w:eastAsiaTheme="minorHAnsi" w:hAnsi="Lato" w:cs="Arial"/>
+          <w:iCs/>
+          <w:color w:val="000000" w:themeColor="text1"/>
+          <w:szCs w:val="20"/>
+          <w:vertAlign w:val="subscript"/>
+        </w:rPr>
+        <w:t>2</w:t>
+      </w:r>
+      <w:r>
+        <w:rPr>
+          <w:rFonts w:ascii="Lato" w:eastAsiaTheme="minorHAnsi" w:hAnsi="Lato" w:cs="Arial"/>
+          <w:iCs/>
+          <w:color w:val="000000" w:themeColor="text1"/>
+          <w:szCs w:val="20"/>
+        </w:rPr>
         <w:t>H</w:t>
       </w:r>
       <w:r>
@@ -4760,24 +5551,11 @@
           <w:color w:val="000000" w:themeColor="text1"/>
           <w:szCs w:val="20"/>
         </w:rPr>
-        <w:noBreakHyphen/>
-        <w:t xml:space="preserve">based downstream production to </w:t>
-      </w:r>
-      <w:bookmarkStart w:id="3" w:name="_Hlk183529708"/>
-      <w:r>
-        <w:rPr>
-          <w:rFonts w:ascii="Lato" w:eastAsiaTheme="minorHAnsi" w:hAnsi="Lato" w:cs="Arial"/>
-          <w:bCs/>
-          <w:iCs/>
-          <w:color w:val="000000" w:themeColor="text1"/>
-          <w:szCs w:val="20"/>
-        </w:rPr>
-        <w:t>C</w:t>
-      </w:r>
-      <w:r>
-        <w:rPr>
-          <w:rFonts w:ascii="Lato" w:eastAsiaTheme="minorHAnsi" w:hAnsi="Lato" w:cs="Arial"/>
-          <w:bCs/>
+        <w:t xml:space="preserve"> to C</w:t>
+      </w:r>
+      <w:r>
+        <w:rPr>
+          <w:rFonts w:ascii="Lato" w:eastAsiaTheme="minorHAnsi" w:hAnsi="Lato" w:cs="Arial"/>
           <w:iCs/>
           <w:color w:val="000000" w:themeColor="text1"/>
           <w:szCs w:val="20"/>
@@ -4788,7 +5566,6 @@
       <w:r>
         <w:rPr>
           <w:rFonts w:ascii="Lato" w:eastAsiaTheme="minorHAnsi" w:hAnsi="Lato" w:cs="Arial"/>
-          <w:bCs/>
           <w:iCs/>
           <w:color w:val="000000" w:themeColor="text1"/>
           <w:szCs w:val="20"/>
@@ -4798,7 +5575,6 @@
       <w:r>
         <w:rPr>
           <w:rFonts w:ascii="Lato" w:eastAsiaTheme="minorHAnsi" w:hAnsi="Lato" w:cs="Arial"/>
-          <w:bCs/>
           <w:iCs/>
           <w:color w:val="000000" w:themeColor="text1"/>
           <w:szCs w:val="20"/>
@@ -4806,136 +5582,41 @@
         </w:rPr>
         <w:t>4</w:t>
       </w:r>
-      <w:bookmarkEnd w:id="3"/>
-      <w:r>
-        <w:rPr>
-          <w:rFonts w:ascii="Lato" w:eastAsiaTheme="minorHAnsi" w:hAnsi="Lato" w:cs="Arial"/>
-          <w:iCs/>
-          <w:color w:val="000000" w:themeColor="text1"/>
-          <w:szCs w:val="20"/>
-        </w:rPr>
-        <w:noBreakHyphen/>
-        <w:t xml:space="preserve">based production, primarily due to the higher environmental impact of conventional calcium carbide </w:t>
-      </w:r>
-      <w:r>
-        <w:rPr>
-          <w:rFonts w:ascii="Lato" w:eastAsiaTheme="minorHAnsi" w:hAnsi="Lato" w:cs="Arial"/>
-          <w:iCs/>
-          <w:color w:val="000000" w:themeColor="text1"/>
-          <w:szCs w:val="20"/>
-        </w:rPr>
-        <w:t>route.</w:t>
-      </w:r>
-      <w:r>
-        <w:rPr>
-          <w:rFonts w:ascii="Lato" w:eastAsiaTheme="minorHAnsi" w:hAnsi="Lato" w:cs="Arial"/>
-          <w:iCs/>
-          <w:color w:val="000000" w:themeColor="text1"/>
-          <w:szCs w:val="20"/>
-        </w:rPr>
-        <w:t xml:space="preserve"> </w:t>
-      </w:r>
-      <w:r>
-        <w:rPr>
-          <w:rFonts w:ascii="Lato" w:eastAsiaTheme="minorHAnsi" w:hAnsi="Lato" w:cs="Arial"/>
-          <w:iCs/>
-          <w:color w:val="000000" w:themeColor="text1"/>
-          <w:szCs w:val="20"/>
-        </w:rPr>
-        <w:t xml:space="preserve">Our Perspective </w:t>
-      </w:r>
-      <w:r>
-        <w:rPr>
-          <w:rFonts w:ascii="Lato" w:eastAsiaTheme="minorHAnsi" w:hAnsi="Lato" w:cs="Arial"/>
-          <w:iCs/>
-          <w:color w:val="000000" w:themeColor="text1"/>
-          <w:szCs w:val="20"/>
-        </w:rPr>
-        <w:t xml:space="preserve">aims to promote the production of </w:t>
-      </w:r>
-      <w:r>
-        <w:rPr>
-          <w:rFonts w:ascii="Lato" w:eastAsiaTheme="minorHAnsi" w:hAnsi="Lato" w:cs="Arial"/>
-          <w:iCs/>
-          <w:color w:val="000000" w:themeColor="text1"/>
-          <w:szCs w:val="20"/>
-        </w:rPr>
-        <w:t>C</w:t>
-      </w:r>
-      <w:r>
-        <w:rPr>
-          <w:rFonts w:ascii="Lato" w:eastAsiaTheme="minorHAnsi" w:hAnsi="Lato" w:cs="Arial"/>
-          <w:iCs/>
-          <w:color w:val="000000" w:themeColor="text1"/>
-          <w:szCs w:val="20"/>
-          <w:vertAlign w:val="subscript"/>
-        </w:rPr>
-        <w:t>2</w:t>
-      </w:r>
-      <w:r>
-        <w:rPr>
-          <w:rFonts w:ascii="Lato" w:eastAsiaTheme="minorHAnsi" w:hAnsi="Lato" w:cs="Arial"/>
-          <w:iCs/>
-          <w:color w:val="000000" w:themeColor="text1"/>
-          <w:szCs w:val="20"/>
-        </w:rPr>
-        <w:t>H</w:t>
-      </w:r>
-      <w:r>
-        <w:rPr>
-          <w:rFonts w:ascii="Lato" w:eastAsiaTheme="minorHAnsi" w:hAnsi="Lato" w:cs="Arial"/>
-          <w:iCs/>
-          <w:color w:val="000000" w:themeColor="text1"/>
-          <w:szCs w:val="20"/>
-          <w:vertAlign w:val="subscript"/>
-        </w:rPr>
-        <w:t>2</w:t>
-      </w:r>
-      <w:r>
-        <w:rPr>
-          <w:rFonts w:ascii="Lato" w:eastAsiaTheme="minorHAnsi" w:hAnsi="Lato" w:cs="Arial"/>
-          <w:iCs/>
-          <w:color w:val="000000" w:themeColor="text1"/>
-          <w:szCs w:val="20"/>
-        </w:rPr>
-        <w:t xml:space="preserve"> </w:t>
-      </w:r>
-      <w:r>
-        <w:rPr>
-          <w:rFonts w:ascii="Lato" w:eastAsiaTheme="minorHAnsi" w:hAnsi="Lato" w:cs="Arial"/>
-          <w:iCs/>
-          <w:color w:val="000000" w:themeColor="text1"/>
-          <w:szCs w:val="20"/>
-        </w:rPr>
-        <w:t xml:space="preserve">in countries </w:t>
-      </w:r>
-      <w:r>
-        <w:rPr>
-          <w:rFonts w:ascii="Lato" w:eastAsia="DengXian" w:hAnsi="Lato" w:cs="Arial"/>
-          <w:iCs/>
-          <w:color w:val="000000" w:themeColor="text1"/>
-          <w:szCs w:val="20"/>
-          <w:lang w:eastAsia="zh-CN"/>
-        </w:rPr>
-        <w:t>beyond</w:t>
-      </w:r>
-      <w:r>
-        <w:rPr>
-          <w:rFonts w:ascii="Lato" w:eastAsiaTheme="minorHAnsi" w:hAnsi="Lato" w:cs="Arial"/>
-          <w:iCs/>
-          <w:color w:val="000000" w:themeColor="text1"/>
-          <w:szCs w:val="20"/>
-        </w:rPr>
-        <w:t xml:space="preserve"> </w:t>
-      </w:r>
-      <w:r>
-        <w:rPr>
-          <w:rFonts w:ascii="Lato" w:eastAsiaTheme="minorHAnsi" w:hAnsi="Lato" w:cs="Arial"/>
-          <w:iCs/>
-          <w:color w:val="000000" w:themeColor="text1"/>
-          <w:szCs w:val="20"/>
-        </w:rPr>
-        <w:t xml:space="preserve">China by showcasing how it can be produced in an </w:t>
+      <w:r>
+        <w:rPr>
+          <w:rFonts w:ascii="Lato" w:eastAsiaTheme="minorHAnsi" w:hAnsi="Lato" w:cs="Arial"/>
+          <w:iCs/>
+          <w:color w:val="000000" w:themeColor="text1"/>
+          <w:szCs w:val="20"/>
+        </w:rPr>
+        <w:t xml:space="preserve">-based production, </w:t>
+      </w:r>
+      <w:r>
+        <w:rPr>
+          <w:rFonts w:ascii="Lato" w:eastAsiaTheme="minorHAnsi" w:hAnsi="Lato" w:cs="Arial"/>
+          <w:iCs/>
+          <w:color w:val="000000" w:themeColor="text1"/>
+          <w:szCs w:val="20"/>
+        </w:rPr>
+        <w:t>o</w:t>
+      </w:r>
+      <w:r>
+        <w:rPr>
+          <w:rFonts w:ascii="Lato" w:eastAsiaTheme="minorHAnsi" w:hAnsi="Lato" w:cs="Arial"/>
+          <w:iCs/>
+          <w:color w:val="000000" w:themeColor="text1"/>
+          <w:szCs w:val="20"/>
+        </w:rPr>
+        <w:t xml:space="preserve">ur Perspective </w:t>
+      </w:r>
+      <w:r>
+        <w:rPr>
+          <w:rFonts w:ascii="Lato" w:eastAsiaTheme="minorHAnsi" w:hAnsi="Lato" w:cs="Arial"/>
+          <w:iCs/>
+          <w:color w:val="000000" w:themeColor="text1"/>
+          <w:szCs w:val="20"/>
+        </w:rPr>
+        <w:t xml:space="preserve">aims to promote </w:t>
       </w:r>
       <w:r>
         <w:rPr>
@@ -4953,7 +5634,25 @@
           <w:color w:val="000000" w:themeColor="text1"/>
           <w:szCs w:val="20"/>
         </w:rPr>
-        <w:t>environmentally sustainable manner. Different markets, depending on the country, may respond differently to the adoption of such technologies.</w:t>
+        <w:t xml:space="preserve">environmentally sustainable </w:t>
+      </w:r>
+      <w:r>
+        <w:rPr>
+          <w:rFonts w:ascii="Lato" w:eastAsiaTheme="minorHAnsi" w:hAnsi="Lato" w:cs="Arial"/>
+          <w:iCs/>
+          <w:color w:val="000000" w:themeColor="text1"/>
+          <w:szCs w:val="20"/>
+        </w:rPr>
+        <w:t>acetylene production, particularly in markets outside China where these technologies may find greater</w:t>
+      </w:r>
+      <w:r>
+        <w:rPr>
+          <w:rFonts w:ascii="Lato" w:eastAsiaTheme="minorHAnsi" w:hAnsi="Lato" w:cs="Arial"/>
+          <w:iCs/>
+          <w:color w:val="000000" w:themeColor="text1"/>
+          <w:szCs w:val="20"/>
+        </w:rPr>
+        <w:t xml:space="preserve"> adoption.</w:t>
       </w:r>
     </w:p>
     <w:p>
@@ -4995,7 +5694,77 @@
           <w:szCs w:val="20"/>
           <w:lang w:eastAsia="zh-CN"/>
         </w:rPr>
-        <w:t xml:space="preserve">concern regarding the availability of biochar and biomethane. </w:t>
+        <w:t xml:space="preserve">concern regarding the </w:t>
+      </w:r>
+      <w:r>
+        <w:rPr>
+          <w:rFonts w:ascii="Lato" w:eastAsia="DengXian" w:hAnsi="Lato" w:cs="Arial"/>
+          <w:iCs/>
+          <w:color w:val="000000" w:themeColor="text1"/>
+          <w:szCs w:val="20"/>
+          <w:lang w:eastAsia="zh-CN"/>
+        </w:rPr>
+        <w:t>feasibility</w:t>
+      </w:r>
+      <w:r>
+        <w:rPr>
+          <w:rFonts w:ascii="Lato" w:eastAsia="DengXian" w:hAnsi="Lato" w:cs="Arial"/>
+          <w:iCs/>
+          <w:color w:val="000000" w:themeColor="text1"/>
+          <w:szCs w:val="20"/>
+          <w:lang w:eastAsia="zh-CN"/>
+        </w:rPr>
+        <w:t xml:space="preserve"> </w:t>
+      </w:r>
+      <w:r>
+        <w:rPr>
+          <w:rFonts w:ascii="Lato" w:eastAsia="DengXian" w:hAnsi="Lato" w:cs="Arial"/>
+          <w:iCs/>
+          <w:color w:val="000000" w:themeColor="text1"/>
+          <w:szCs w:val="20"/>
+          <w:lang w:eastAsia="zh-CN"/>
+        </w:rPr>
+        <w:t>of</w:t>
+      </w:r>
+      <w:r>
+        <w:rPr>
+          <w:rFonts w:ascii="Lato" w:eastAsia="DengXian" w:hAnsi="Lato" w:cs="Arial"/>
+          <w:iCs/>
+          <w:color w:val="000000" w:themeColor="text1"/>
+          <w:szCs w:val="20"/>
+          <w:lang w:eastAsia="zh-CN"/>
+        </w:rPr>
+        <w:t xml:space="preserve"> using</w:t>
+      </w:r>
+      <w:r>
+        <w:rPr>
+          <w:rFonts w:ascii="Lato" w:eastAsia="DengXian" w:hAnsi="Lato" w:cs="Arial"/>
+          <w:iCs/>
+          <w:color w:val="000000" w:themeColor="text1"/>
+          <w:szCs w:val="20"/>
+          <w:lang w:eastAsia="zh-CN"/>
+        </w:rPr>
+        <w:t xml:space="preserve"> biochar and biomethane</w:t>
+      </w:r>
+      <w:r>
+        <w:rPr>
+          <w:rFonts w:ascii="Lato" w:eastAsia="DengXian" w:hAnsi="Lato" w:cs="Arial"/>
+          <w:iCs/>
+          <w:color w:val="000000" w:themeColor="text1"/>
+          <w:szCs w:val="20"/>
+          <w:lang w:eastAsia="zh-CN"/>
+        </w:rPr>
+        <w:t xml:space="preserve"> at scale</w:t>
+      </w:r>
+      <w:r>
+        <w:rPr>
+          <w:rFonts w:ascii="Lato" w:eastAsia="DengXian" w:hAnsi="Lato" w:cs="Arial"/>
+          <w:iCs/>
+          <w:color w:val="000000" w:themeColor="text1"/>
+          <w:szCs w:val="20"/>
+          <w:lang w:eastAsia="zh-CN"/>
+        </w:rPr>
+        <w:t xml:space="preserve">. </w:t>
       </w:r>
       <w:r>
         <w:rPr>
@@ -5075,17 +5844,17 @@
           <w:szCs w:val="20"/>
           <w:lang w:eastAsia="zh-CN"/>
         </w:rPr>
-        <w:t>However, numerous research studies have highlighted the environmental benefits of biochar and biomethane, leading to optimistic projections for their future availability. Specifically</w:t>
-      </w:r>
-      <w:r>
-        <w:rPr>
-          <w:rFonts w:ascii="Lato" w:eastAsia="DengXian" w:hAnsi="Lato" w:cs="Arial"/>
-          <w:iCs/>
-          <w:color w:val="000000" w:themeColor="text1"/>
-          <w:szCs w:val="20"/>
-          <w:lang w:eastAsia="zh-CN"/>
-        </w:rPr>
-        <w:t>, future projections indicate that by 2050, the annual availability of biochar will range from approximately 0.3 to 0.5</w:t>
+        <w:t xml:space="preserve">However, </w:t>
+      </w:r>
+      <w:r>
+        <w:rPr>
+          <w:rFonts w:ascii="Lato" w:eastAsia="DengXian" w:hAnsi="Lato" w:cs="Arial"/>
+          <w:iCs/>
+          <w:color w:val="000000" w:themeColor="text1"/>
+          <w:szCs w:val="20"/>
+          <w:lang w:eastAsia="zh-CN"/>
+        </w:rPr>
+        <w:t>projections indicate that by 2050, the annual availability of biochar will range from approximately 0.3 to 0.5</w:t>
       </w:r>
       <w:r>
         <w:rPr>
@@ -5809,24 +6578,34 @@
     </w:p>
     <w:p>
       <w:pPr>
-        <w:rPr>
-          <w:rFonts w:ascii="Lato" w:eastAsia="DengXian" w:hAnsi="Lato" w:cs="Arial"/>
-          <w:iCs/>
-          <w:color w:val="000000" w:themeColor="text1"/>
-          <w:szCs w:val="20"/>
-          <w:lang w:eastAsia="zh-CN"/>
-        </w:rPr>
-      </w:pPr>
-      <w:r>
-        <w:rPr>
-          <w:rFonts w:ascii="Lato" w:eastAsia="DengXian" w:hAnsi="Lato" w:cs="Arial"/>
-          <w:iCs/>
-          <w:color w:val="000000" w:themeColor="text1"/>
-          <w:szCs w:val="20"/>
-          <w:lang w:eastAsia="zh-CN"/>
-        </w:rPr>
-        <w:lastRenderedPageBreak/>
-        <w:t xml:space="preserve">As highlighted by the </w:t>
+        <w:spacing w:after="80"/>
+        <w:rPr>
+          <w:rFonts w:ascii="Lato" w:eastAsia="DengXian" w:hAnsi="Lato" w:cs="Arial"/>
+          <w:iCs/>
+          <w:color w:val="000000" w:themeColor="text1"/>
+          <w:szCs w:val="20"/>
+          <w:lang w:eastAsia="zh-CN"/>
+        </w:rPr>
+      </w:pPr>
+      <w:r>
+        <w:rPr>
+          <w:rFonts w:ascii="Lato" w:eastAsia="DengXian" w:hAnsi="Lato" w:cs="Arial"/>
+          <w:iCs/>
+          <w:color w:val="000000" w:themeColor="text1"/>
+          <w:szCs w:val="20"/>
+          <w:lang w:eastAsia="zh-CN"/>
+        </w:rPr>
+        <w:t xml:space="preserve">We also fully agree with </w:t>
+      </w:r>
+      <w:r>
+        <w:rPr>
+          <w:rFonts w:ascii="Lato" w:eastAsia="DengXian" w:hAnsi="Lato" w:cs="Arial"/>
+          <w:iCs/>
+          <w:color w:val="000000" w:themeColor="text1"/>
+          <w:szCs w:val="20"/>
+          <w:lang w:eastAsia="zh-CN"/>
+        </w:rPr>
+        <w:t xml:space="preserve">the </w:t>
       </w:r>
       <w:r>
         <w:rPr>
@@ -5846,37 +6625,17 @@
           <w:szCs w:val="20"/>
           <w:lang w:eastAsia="zh-CN"/>
         </w:rPr>
-        <w:t>, t</w:t>
-      </w:r>
-      <w:r>
-        <w:rPr>
-          <w:rFonts w:ascii="Lato" w:eastAsia="DengXian" w:hAnsi="Lato" w:cs="Arial"/>
-          <w:iCs/>
-          <w:color w:val="000000" w:themeColor="text1"/>
-          <w:szCs w:val="20"/>
-          <w:lang w:eastAsia="zh-CN"/>
-        </w:rPr>
-        <w:t>he prospects of using green or decarbonized electricity represent</w:t>
-      </w:r>
-      <w:r>
-        <w:rPr>
-          <w:rFonts w:ascii="Lato" w:eastAsia="DengXian" w:hAnsi="Lato" w:cs="Arial"/>
-          <w:iCs/>
-          <w:color w:val="000000" w:themeColor="text1"/>
-          <w:szCs w:val="20"/>
-          <w:lang w:eastAsia="zh-CN"/>
-        </w:rPr>
-        <w:t>s</w:t>
-      </w:r>
-      <w:r>
-        <w:rPr>
-          <w:rFonts w:ascii="Lato" w:eastAsia="DengXian" w:hAnsi="Lato" w:cs="Arial"/>
-          <w:iCs/>
-          <w:color w:val="000000" w:themeColor="text1"/>
-          <w:szCs w:val="20"/>
-          <w:lang w:eastAsia="zh-CN"/>
-        </w:rPr>
-        <w:t xml:space="preserve"> one of the most promising technologies for enhancing the environmental sustainability of </w:t>
+        <w:t xml:space="preserve"> on the potential</w:t>
+      </w:r>
+      <w:r>
+        <w:rPr>
+          <w:rFonts w:ascii="Lato" w:eastAsia="DengXian" w:hAnsi="Lato" w:cs="Arial"/>
+          <w:iCs/>
+          <w:color w:val="000000" w:themeColor="text1"/>
+          <w:szCs w:val="20"/>
+          <w:lang w:eastAsia="zh-CN"/>
+        </w:rPr>
+        <w:t xml:space="preserve"> of using green or decarbonized electricity for enhancing the environmental sustainability of </w:t>
       </w:r>
       <w:r>
         <w:rPr>
@@ -6028,7 +6787,27 @@
           <w:szCs w:val="20"/>
           <w:lang w:eastAsia="zh-CN"/>
         </w:rPr>
-        <w:t>It is important to note that these results reflect an optimistic scenario, assuming that the 1.5</w:t>
+        <w:t>It is important to note that these results reflect an optimistic scenario</w:t>
+      </w:r>
+      <w:r>
+        <w:rPr>
+          <w:rFonts w:ascii="Lato" w:eastAsia="DengXian" w:hAnsi="Lato" w:cs="Arial"/>
+          <w:iCs/>
+          <w:color w:val="000000" w:themeColor="text1"/>
+          <w:szCs w:val="20"/>
+          <w:lang w:eastAsia="zh-CN"/>
+        </w:rPr>
+        <w:t xml:space="preserve"> (i.e. achieving the</w:t>
+      </w:r>
+      <w:r>
+        <w:rPr>
+          <w:rFonts w:ascii="Lato" w:eastAsia="DengXian" w:hAnsi="Lato" w:cs="Arial"/>
+          <w:iCs/>
+          <w:color w:val="000000" w:themeColor="text1"/>
+          <w:szCs w:val="20"/>
+          <w:lang w:eastAsia="zh-CN"/>
+        </w:rPr>
+        <w:t xml:space="preserve"> 1.5</w:t>
       </w:r>
       <w:bookmarkStart w:id="4" w:name="_Hlk184115216"/>
       <w:r>
@@ -6058,17 +6837,17 @@
           <w:szCs w:val="20"/>
           <w:lang w:eastAsia="zh-CN"/>
         </w:rPr>
-        <w:t>temperature target is achieved by 2050</w:t>
-      </w:r>
-      <w:r>
-        <w:rPr>
-          <w:rFonts w:ascii="Lato" w:eastAsia="DengXian" w:hAnsi="Lato" w:cs="Arial"/>
-          <w:iCs/>
-          <w:color w:val="000000" w:themeColor="text1"/>
-          <w:szCs w:val="20"/>
-          <w:lang w:eastAsia="zh-CN"/>
-        </w:rPr>
-        <w:t>, which is questionable</w:t>
+        <w:t>target by 2050</w:t>
+      </w:r>
+      <w:r>
+        <w:rPr>
+          <w:rFonts w:ascii="Lato" w:eastAsia="DengXian" w:hAnsi="Lato" w:cs="Arial"/>
+          <w:iCs/>
+          <w:color w:val="000000" w:themeColor="text1"/>
+          <w:szCs w:val="20"/>
+          <w:lang w:eastAsia="zh-CN"/>
+        </w:rPr>
+        <w:t>)</w:t>
       </w:r>
       <w:r>
         <w:rPr>
@@ -6088,7 +6867,37 @@
           <w:szCs w:val="20"/>
           <w:lang w:eastAsia="zh-CN"/>
         </w:rPr>
-        <w:t>However, it is important to note that these results are based on a global average to provide a general overview. Regional electricity grids, however, can vary significantly depending on the specific scenario and location, with some power mixes expected to achieve very high decarbonization rates.</w:t>
+        <w:t>We also recognize that</w:t>
+      </w:r>
+      <w:r>
+        <w:rPr>
+          <w:rFonts w:ascii="Lato" w:eastAsia="DengXian" w:hAnsi="Lato" w:cs="Arial"/>
+          <w:iCs/>
+          <w:color w:val="000000" w:themeColor="text1"/>
+          <w:szCs w:val="20"/>
+          <w:lang w:eastAsia="zh-CN"/>
+        </w:rPr>
+        <w:t xml:space="preserve"> these results are based on a global average</w:t>
+      </w:r>
+      <w:r>
+        <w:rPr>
+          <w:rFonts w:ascii="Lato" w:eastAsia="DengXian" w:hAnsi="Lato" w:cs="Arial"/>
+          <w:iCs/>
+          <w:color w:val="000000" w:themeColor="text1"/>
+          <w:szCs w:val="20"/>
+          <w:lang w:eastAsia="zh-CN"/>
+        </w:rPr>
+        <w:t>, and do not capture the effects of variability in r</w:t>
+      </w:r>
+      <w:r>
+        <w:rPr>
+          <w:rFonts w:ascii="Lato" w:eastAsia="DengXian" w:hAnsi="Lato" w:cs="Arial"/>
+          <w:iCs/>
+          <w:color w:val="000000" w:themeColor="text1"/>
+          <w:szCs w:val="20"/>
+          <w:lang w:eastAsia="zh-CN"/>
+        </w:rPr>
+        <w:t>egional electricity grids.</w:t>
       </w:r>
     </w:p>
     <w:p>
@@ -6158,6 +6967,7 @@
     </w:p>
     <w:p>
       <w:pPr>
+        <w:spacing w:after="80"/>
         <w:rPr>
           <w:rFonts w:ascii="Lato" w:eastAsiaTheme="minorHAnsi" w:hAnsi="Lato" w:cs="Arial"/>
           <w:iCs/>
@@ -6343,7 +7153,17 @@
           <w:color w:val="0000FF"/>
           <w:szCs w:val="20"/>
         </w:rPr>
-        <w:t xml:space="preserve"> for PVC is the balance of the chlorine from the chlor-alkali industry during the production of a large amount of alkali. Another reason would be the limited petroleum resources, which further limit the application of C</w:t>
+        <w:t xml:space="preserve"> for </w:t>
+      </w:r>
+      <w:r>
+        <w:rPr>
+          <w:rFonts w:ascii="Lato" w:eastAsiaTheme="minorHAnsi" w:hAnsi="Lato" w:cs="Arial"/>
+          <w:iCs/>
+          <w:color w:val="0000FF"/>
+          <w:szCs w:val="20"/>
+        </w:rPr>
+        <w:lastRenderedPageBreak/>
+        <w:t>PVC is the balance of the chlorine from the chlor-alkali industry during the production of a large amount of alkali. Another reason would be the limited petroleum resources, which further limit the application of C</w:t>
       </w:r>
       <w:r>
         <w:rPr>
@@ -6386,6 +7206,7 @@
     </w:p>
     <w:p>
       <w:pPr>
+        <w:spacing w:after="80"/>
         <w:rPr>
           <w:rFonts w:ascii="Lato" w:eastAsia="DengXian" w:hAnsi="Lato" w:cs="Arial"/>
           <w:color w:val="000000" w:themeColor="text1"/>
@@ -6546,7 +7367,52 @@
           <w:szCs w:val="20"/>
           <w:lang w:eastAsia="zh-CN"/>
         </w:rPr>
-        <w:t xml:space="preserve"> outside of China, such as in Europe and the United States. However, it is important to recognize that this shift was primarily driven by the long-term availability of inexpensive petroleum, which facilitates the production of low-cost </w:t>
+        <w:t xml:space="preserve"> outside of China, such as in Europe and the United States</w:t>
+      </w:r>
+      <w:r>
+        <w:rPr>
+          <w:rFonts w:ascii="Lato" w:eastAsia="DengXian" w:hAnsi="Lato" w:cs="Arial"/>
+          <w:color w:val="000000" w:themeColor="text1"/>
+          <w:szCs w:val="20"/>
+          <w:lang w:eastAsia="zh-CN"/>
+        </w:rPr>
+        <w:t>, where</w:t>
+      </w:r>
+      <w:r>
+        <w:rPr>
+          <w:rFonts w:ascii="Lato" w:eastAsia="DengXian" w:hAnsi="Lato" w:cs="Arial"/>
+          <w:color w:val="000000" w:themeColor="text1"/>
+          <w:szCs w:val="20"/>
+          <w:lang w:eastAsia="zh-CN"/>
+        </w:rPr>
+        <w:t xml:space="preserve"> inexpensive petroleum </w:t>
+      </w:r>
+      <w:r>
+        <w:rPr>
+          <w:rFonts w:ascii="Lato" w:eastAsia="DengXian" w:hAnsi="Lato" w:cs="Arial"/>
+          <w:color w:val="000000" w:themeColor="text1"/>
+          <w:szCs w:val="20"/>
+          <w:lang w:eastAsia="zh-CN"/>
+        </w:rPr>
+        <w:t>ensures</w:t>
+      </w:r>
+      <w:r>
+        <w:rPr>
+          <w:rFonts w:ascii="Lato" w:eastAsia="DengXian" w:hAnsi="Lato" w:cs="Arial"/>
+          <w:color w:val="000000" w:themeColor="text1"/>
+          <w:szCs w:val="20"/>
+          <w:lang w:eastAsia="zh-CN"/>
+        </w:rPr>
+        <w:t xml:space="preserve"> </w:t>
+      </w:r>
+      <w:r>
+        <w:rPr>
+          <w:rFonts w:ascii="Lato" w:eastAsia="DengXian" w:hAnsi="Lato" w:cs="Arial"/>
+          <w:color w:val="000000" w:themeColor="text1"/>
+          <w:szCs w:val="20"/>
+          <w:lang w:eastAsia="zh-CN"/>
+        </w:rPr>
+        <w:t xml:space="preserve">low-cost </w:t>
       </w:r>
       <w:r>
         <w:rPr>
@@ -6562,6 +7428,17 @@
       <w:r>
         <w:rPr>
           <w:rFonts w:ascii="Lato" w:eastAsia="DengXian" w:hAnsi="Lato" w:cs="Arial"/>
+          <w:bCs/>
+          <w:iCs/>
+          <w:color w:val="000000" w:themeColor="text1"/>
+          <w:szCs w:val="20"/>
+          <w:lang w:eastAsia="zh-CN"/>
+        </w:rPr>
+        <w:t xml:space="preserve"> production</w:t>
+      </w:r>
+      <w:r>
+        <w:rPr>
+          <w:rFonts w:ascii="Lato" w:eastAsia="DengXian" w:hAnsi="Lato" w:cs="Arial"/>
           <w:color w:val="000000" w:themeColor="text1"/>
           <w:szCs w:val="20"/>
           <w:lang w:eastAsia="zh-CN"/>
@@ -6584,25 +7461,25 @@
           <w:szCs w:val="20"/>
           <w:lang w:eastAsia="zh-CN"/>
         </w:rPr>
-        <w:t xml:space="preserve">noted, in regions with limited </w:t>
-      </w:r>
-      <w:r>
-        <w:rPr>
-          <w:rFonts w:ascii="Lato" w:eastAsia="DengXian" w:hAnsi="Lato" w:cs="Arial"/>
-          <w:color w:val="000000" w:themeColor="text1"/>
-          <w:szCs w:val="20"/>
-          <w:lang w:eastAsia="zh-CN"/>
-        </w:rPr>
-        <w:t xml:space="preserve">or expensive </w:t>
-      </w:r>
-      <w:r>
-        <w:rPr>
-          <w:rFonts w:ascii="Lato" w:eastAsia="DengXian" w:hAnsi="Lato" w:cs="Arial"/>
-          <w:color w:val="000000" w:themeColor="text1"/>
-          <w:szCs w:val="20"/>
-          <w:lang w:eastAsia="zh-CN"/>
-        </w:rPr>
-        <w:t xml:space="preserve">petroleum resources, such as China, the </w:t>
+        <w:t>note</w:t>
+      </w:r>
+      <w:r>
+        <w:rPr>
+          <w:rFonts w:ascii="Lato" w:eastAsia="DengXian" w:hAnsi="Lato" w:cs="Arial"/>
+          <w:color w:val="000000" w:themeColor="text1"/>
+          <w:szCs w:val="20"/>
+          <w:lang w:eastAsia="zh-CN"/>
+        </w:rPr>
+        <w:t>s</w:t>
+      </w:r>
+      <w:r>
+        <w:rPr>
+          <w:rFonts w:ascii="Lato" w:eastAsia="DengXian" w:hAnsi="Lato" w:cs="Arial"/>
+          <w:color w:val="000000" w:themeColor="text1"/>
+          <w:szCs w:val="20"/>
+          <w:lang w:eastAsia="zh-CN"/>
+        </w:rPr>
+        <w:t xml:space="preserve">, in regions with limited petroleum resources, such as China, the </w:t>
       </w:r>
       <w:r>
         <w:rPr>
@@ -6621,16 +7498,43 @@
           <w:szCs w:val="20"/>
           <w:lang w:eastAsia="zh-CN"/>
         </w:rPr>
-        <w:t xml:space="preserve">route remains economically more viable, regardless of environmental considerations. </w:t>
-      </w:r>
-      <w:r>
-        <w:rPr>
-          <w:rFonts w:ascii="Lato" w:eastAsia="DengXian" w:hAnsi="Lato" w:cs="Arial"/>
-          <w:color w:val="000000" w:themeColor="text1"/>
-          <w:szCs w:val="20"/>
-          <w:lang w:eastAsia="zh-CN"/>
-        </w:rPr>
-        <w:t xml:space="preserve">The </w:t>
+        <w:t xml:space="preserve">route remains economically more viable, </w:t>
+      </w:r>
+      <w:r>
+        <w:rPr>
+          <w:rFonts w:ascii="Lato" w:eastAsia="DengXian" w:hAnsi="Lato" w:cs="Arial"/>
+          <w:color w:val="000000" w:themeColor="text1"/>
+          <w:szCs w:val="20"/>
+          <w:lang w:eastAsia="zh-CN"/>
+        </w:rPr>
+        <w:t>due to local constraints like the need to balance chlorine from the chlor-alkali industry</w:t>
+      </w:r>
+      <w:r>
+        <w:rPr>
+          <w:rFonts w:ascii="Lato" w:eastAsia="DengXian" w:hAnsi="Lato" w:cs="Arial"/>
+          <w:color w:val="000000" w:themeColor="text1"/>
+          <w:szCs w:val="20"/>
+          <w:lang w:eastAsia="zh-CN"/>
+        </w:rPr>
+        <w:t xml:space="preserve">. </w:t>
+      </w:r>
+      <w:r>
+        <w:rPr>
+          <w:rFonts w:ascii="Lato" w:eastAsia="DengXian" w:hAnsi="Lato" w:cs="Arial"/>
+          <w:color w:val="000000" w:themeColor="text1"/>
+          <w:szCs w:val="20"/>
+          <w:lang w:eastAsia="zh-CN"/>
+        </w:rPr>
+        <w:t>Importantly, t</w:t>
+      </w:r>
+      <w:r>
+        <w:rPr>
+          <w:rFonts w:ascii="Lato" w:eastAsia="DengXian" w:hAnsi="Lato" w:cs="Arial"/>
+          <w:color w:val="000000" w:themeColor="text1"/>
+          <w:szCs w:val="20"/>
+          <w:lang w:eastAsia="zh-CN"/>
+        </w:rPr>
+        <w:t xml:space="preserve">he </w:t>
       </w:r>
       <w:r>
         <w:rPr>
@@ -6858,7 +7762,43 @@
           <w:szCs w:val="20"/>
           <w:lang w:eastAsia="zh-CN"/>
         </w:rPr>
-        <w:t xml:space="preserve">production chains. This implies that the </w:t>
+        <w:t xml:space="preserve">production chains. </w:t>
+      </w:r>
+      <w:r>
+        <w:rPr>
+          <w:rFonts w:ascii="Lato" w:eastAsia="DengXian" w:hAnsi="Lato" w:cs="Arial"/>
+          <w:color w:val="000000" w:themeColor="text1"/>
+          <w:szCs w:val="20"/>
+          <w:lang w:eastAsia="zh-CN"/>
+        </w:rPr>
+        <w:t>Should green</w:t>
+      </w:r>
+      <w:r>
+        <w:rPr>
+          <w:rFonts w:ascii="Lato" w:eastAsia="DengXian" w:hAnsi="Lato" w:cs="Arial"/>
+          <w:color w:val="000000" w:themeColor="text1"/>
+          <w:szCs w:val="20"/>
+          <w:lang w:eastAsia="zh-CN"/>
+        </w:rPr>
+        <w:t xml:space="preserve"> acetylene production becomes economically feasible and/or environmentally friendly</w:t>
+      </w:r>
+      <w:r>
+        <w:rPr>
+          <w:rFonts w:ascii="Lato" w:eastAsia="DengXian" w:hAnsi="Lato" w:cs="Arial"/>
+          <w:color w:val="000000" w:themeColor="text1"/>
+          <w:szCs w:val="20"/>
+          <w:lang w:eastAsia="zh-CN"/>
+        </w:rPr>
+        <w:t>,</w:t>
+      </w:r>
+      <w:r>
+        <w:rPr>
+          <w:rFonts w:ascii="Lato" w:eastAsia="DengXian" w:hAnsi="Lato" w:cs="Arial"/>
+          <w:color w:val="000000" w:themeColor="text1"/>
+          <w:szCs w:val="20"/>
+          <w:lang w:eastAsia="zh-CN"/>
+        </w:rPr>
+        <w:t xml:space="preserve"> the </w:t>
       </w:r>
       <w:r>
         <w:rPr>
@@ -6900,7 +7840,7 @@
           <w:vertAlign w:val="subscript"/>
           <w:lang w:eastAsia="zh-CN"/>
         </w:rPr>
-        <w:t>4</w:t>
+        <w:t>2</w:t>
       </w:r>
       <w:r>
         <w:rPr>
@@ -6910,17 +7850,61 @@
           <w:lang w:eastAsia="zh-CN"/>
         </w:rPr>
         <w:noBreakHyphen/>
-        <w:t xml:space="preserve">PVC route could be replaced by the </w:t>
-      </w:r>
-      <w:r>
-        <w:rPr>
-          <w:rFonts w:ascii="Lato" w:eastAsia="DengXian" w:hAnsi="Lato" w:cs="Arial"/>
-          <w:iCs/>
-          <w:color w:val="000000" w:themeColor="text1"/>
-          <w:szCs w:val="20"/>
-          <w:lang w:eastAsia="zh-CN"/>
-        </w:rPr>
-        <w:t>C</w:t>
+        <w:t xml:space="preserve">PVC route </w:t>
+      </w:r>
+      <w:r>
+        <w:rPr>
+          <w:rFonts w:ascii="Lato" w:eastAsia="DengXian" w:hAnsi="Lato" w:cs="Arial"/>
+          <w:color w:val="000000" w:themeColor="text1"/>
+          <w:szCs w:val="20"/>
+          <w:lang w:eastAsia="zh-CN"/>
+        </w:rPr>
+        <w:t>could regain relevance even outside of China</w:t>
+      </w:r>
+      <w:r>
+        <w:rPr>
+          <w:rFonts w:ascii="Lato" w:eastAsia="DengXian" w:hAnsi="Lato" w:cs="Arial"/>
+          <w:color w:val="000000" w:themeColor="text1"/>
+          <w:szCs w:val="20"/>
+          <w:lang w:eastAsia="zh-CN"/>
+        </w:rPr>
+        <w:t xml:space="preserve">. </w:t>
+      </w:r>
+      <w:r>
+        <w:rPr>
+          <w:rFonts w:ascii="Lato" w:eastAsia="DengXian" w:hAnsi="Lato" w:cs="Arial"/>
+          <w:color w:val="000000" w:themeColor="text1"/>
+          <w:szCs w:val="20"/>
+          <w:lang w:eastAsia="zh-CN"/>
+        </w:rPr>
+        <w:t xml:space="preserve">We believe that this warrants continued exploration of its </w:t>
+      </w:r>
+      <w:r>
+        <w:rPr>
+          <w:rFonts w:ascii="Lato" w:eastAsia="DengXian" w:hAnsi="Lato" w:cs="Arial"/>
+          <w:color w:val="000000" w:themeColor="text1"/>
+          <w:szCs w:val="20"/>
+          <w:lang w:eastAsia="zh-CN"/>
+        </w:rPr>
+        <w:t xml:space="preserve">potential </w:t>
+      </w:r>
+      <w:r>
+        <w:rPr>
+          <w:rFonts w:ascii="Lato" w:eastAsia="DengXian" w:hAnsi="Lato" w:cs="Arial"/>
+          <w:color w:val="000000" w:themeColor="text1"/>
+          <w:szCs w:val="20"/>
+          <w:lang w:eastAsia="zh-CN"/>
+        </w:rPr>
+        <w:t>in the context</w:t>
+      </w:r>
+      <w:r>
+        <w:rPr>
+          <w:rFonts w:ascii="Lato" w:eastAsia="DengXian" w:hAnsi="Lato" w:cs="Arial"/>
+          <w:color w:val="000000" w:themeColor="text1"/>
+          <w:szCs w:val="20"/>
+          <w:lang w:eastAsia="zh-CN"/>
+        </w:rPr>
+        <w:t xml:space="preserve"> of green</w:t>
       </w:r>
       <w:r>
         <w:rPr>
@@ -6931,116 +7915,6 @@
           <w:vertAlign w:val="subscript"/>
           <w:lang w:eastAsia="zh-CN"/>
         </w:rPr>
-        <w:t>2</w:t>
-      </w:r>
-      <w:r>
-        <w:rPr>
-          <w:rFonts w:ascii="Lato" w:eastAsia="DengXian" w:hAnsi="Lato" w:cs="Arial"/>
-          <w:iCs/>
-          <w:color w:val="000000" w:themeColor="text1"/>
-          <w:szCs w:val="20"/>
-          <w:lang w:eastAsia="zh-CN"/>
-        </w:rPr>
-        <w:t>H</w:t>
-      </w:r>
-      <w:r>
-        <w:rPr>
-          <w:rFonts w:ascii="Lato" w:eastAsia="DengXian" w:hAnsi="Lato" w:cs="Arial"/>
-          <w:iCs/>
-          <w:color w:val="000000" w:themeColor="text1"/>
-          <w:szCs w:val="20"/>
-          <w:vertAlign w:val="subscript"/>
-          <w:lang w:eastAsia="zh-CN"/>
-        </w:rPr>
-        <w:t>2</w:t>
-      </w:r>
-      <w:r>
-        <w:rPr>
-          <w:rFonts w:ascii="Lato" w:eastAsia="DengXian" w:hAnsi="Lato" w:cs="Arial"/>
-          <w:color w:val="000000" w:themeColor="text1"/>
-          <w:szCs w:val="20"/>
-          <w:lang w:eastAsia="zh-CN"/>
-        </w:rPr>
-        <w:noBreakHyphen/>
-        <w:t>PVC route if acetylene production becomes economically feasible and/or environmentally friendly</w:t>
-      </w:r>
-      <w:r>
-        <w:rPr>
-          <w:rFonts w:ascii="Lato" w:eastAsia="DengXian" w:hAnsi="Lato" w:cs="Arial"/>
-          <w:color w:val="000000" w:themeColor="text1"/>
-          <w:szCs w:val="20"/>
-          <w:lang w:eastAsia="zh-CN"/>
-        </w:rPr>
-        <w:t xml:space="preserve">. </w:t>
-      </w:r>
-      <w:r>
-        <w:rPr>
-          <w:rFonts w:ascii="Lato" w:eastAsia="DengXian" w:hAnsi="Lato" w:cs="Arial"/>
-          <w:color w:val="000000" w:themeColor="text1"/>
-          <w:szCs w:val="20"/>
-          <w:lang w:eastAsia="zh-CN"/>
-        </w:rPr>
-        <w:t xml:space="preserve">Therefore, the </w:t>
-      </w:r>
-      <w:r>
-        <w:rPr>
-          <w:rFonts w:ascii="Lato" w:eastAsia="DengXian" w:hAnsi="Lato" w:cs="Arial"/>
-          <w:iCs/>
-          <w:color w:val="000000" w:themeColor="text1"/>
-          <w:szCs w:val="20"/>
-          <w:lang w:eastAsia="zh-CN"/>
-        </w:rPr>
-        <w:t>C</w:t>
-      </w:r>
-      <w:r>
-        <w:rPr>
-          <w:rFonts w:ascii="Lato" w:eastAsia="DengXian" w:hAnsi="Lato" w:cs="Arial"/>
-          <w:iCs/>
-          <w:color w:val="000000" w:themeColor="text1"/>
-          <w:szCs w:val="20"/>
-          <w:vertAlign w:val="subscript"/>
-          <w:lang w:eastAsia="zh-CN"/>
-        </w:rPr>
-        <w:t>2</w:t>
-      </w:r>
-      <w:r>
-        <w:rPr>
-          <w:rFonts w:ascii="Lato" w:eastAsia="DengXian" w:hAnsi="Lato" w:cs="Arial"/>
-          <w:iCs/>
-          <w:color w:val="000000" w:themeColor="text1"/>
-          <w:szCs w:val="20"/>
-          <w:lang w:eastAsia="zh-CN"/>
-        </w:rPr>
-        <w:t>H</w:t>
-      </w:r>
-      <w:r>
-        <w:rPr>
-          <w:rFonts w:ascii="Lato" w:eastAsia="DengXian" w:hAnsi="Lato" w:cs="Arial"/>
-          <w:iCs/>
-          <w:color w:val="000000" w:themeColor="text1"/>
-          <w:szCs w:val="20"/>
-          <w:vertAlign w:val="subscript"/>
-          <w:lang w:eastAsia="zh-CN"/>
-        </w:rPr>
-        <w:t>2</w:t>
-      </w:r>
-      <w:r>
-        <w:rPr>
-          <w:rFonts w:ascii="Lato" w:eastAsia="DengXian" w:hAnsi="Lato" w:cs="Arial"/>
-          <w:color w:val="000000" w:themeColor="text1"/>
-          <w:szCs w:val="20"/>
-          <w:lang w:eastAsia="zh-CN"/>
-        </w:rPr>
-        <w:noBreakHyphen/>
-        <w:t>PVC route</w:t>
-      </w:r>
-      <w:r>
-        <w:rPr>
-          <w:rFonts w:ascii="Lato" w:eastAsia="DengXian" w:hAnsi="Lato" w:cs="Arial"/>
-          <w:color w:val="000000" w:themeColor="text1"/>
-          <w:szCs w:val="20"/>
-          <w:lang w:eastAsia="zh-CN"/>
-        </w:rPr>
         <w:t xml:space="preserve"> </w:t>
       </w:r>
       <w:r>
@@ -7050,24 +7924,14 @@
           <w:szCs w:val="20"/>
           <w:lang w:eastAsia="zh-CN"/>
         </w:rPr>
-        <w:t>should not be dismissed</w:t>
-      </w:r>
-      <w:r>
-        <w:rPr>
-          <w:rFonts w:ascii="Lato" w:eastAsia="DengXian" w:hAnsi="Lato" w:cs="Arial"/>
-          <w:color w:val="000000" w:themeColor="text1"/>
-          <w:szCs w:val="20"/>
-          <w:lang w:eastAsia="zh-CN"/>
-        </w:rPr>
-        <w:t xml:space="preserve"> as a potential option in the future, particularly with the advent of green</w:t>
-      </w:r>
-      <w:r>
-        <w:rPr>
-          <w:rFonts w:ascii="Lato" w:eastAsia="DengXian" w:hAnsi="Lato" w:cs="Arial"/>
-          <w:iCs/>
-          <w:color w:val="000000" w:themeColor="text1"/>
-          <w:szCs w:val="20"/>
-          <w:vertAlign w:val="subscript"/>
+        <w:t>acetylene</w:t>
+      </w:r>
+      <w:r>
+        <w:rPr>
+          <w:rFonts w:ascii="Lato" w:eastAsia="DengXian" w:hAnsi="Lato" w:cs="Arial"/>
+          <w:iCs/>
+          <w:color w:val="000000" w:themeColor="text1"/>
+          <w:szCs w:val="20"/>
           <w:lang w:eastAsia="zh-CN"/>
         </w:rPr>
         <w:t xml:space="preserve"> </w:t>
@@ -7079,35 +7943,7 @@
           <w:szCs w:val="20"/>
           <w:lang w:eastAsia="zh-CN"/>
         </w:rPr>
-        <w:t>acetylene</w:t>
-      </w:r>
-      <w:r>
-        <w:rPr>
-          <w:rFonts w:ascii="Lato" w:eastAsia="DengXian" w:hAnsi="Lato" w:cs="Arial"/>
-          <w:iCs/>
-          <w:color w:val="000000" w:themeColor="text1"/>
-          <w:szCs w:val="20"/>
-          <w:lang w:eastAsia="zh-CN"/>
-        </w:rPr>
-        <w:t xml:space="preserve"> </w:t>
-      </w:r>
-      <w:r>
-        <w:rPr>
-          <w:rFonts w:ascii="Lato" w:eastAsia="DengXian" w:hAnsi="Lato" w:cs="Arial"/>
-          <w:color w:val="000000" w:themeColor="text1"/>
-          <w:szCs w:val="20"/>
-          <w:lang w:eastAsia="zh-CN"/>
-        </w:rPr>
         <w:t>production technologies.</w:t>
-      </w:r>
-      <w:r>
-        <w:rPr>
-          <w:rFonts w:ascii="Lato" w:eastAsia="DengXian" w:hAnsi="Lato" w:cs="Arial"/>
-          <w:color w:val="000000" w:themeColor="text1"/>
-          <w:szCs w:val="20"/>
-          <w:lang w:eastAsia="zh-CN"/>
-        </w:rPr>
-        <w:t xml:space="preserve"> </w:t>
       </w:r>
     </w:p>
     <w:p>
@@ -7127,6 +7963,15 @@
           <w:szCs w:val="20"/>
           <w:lang w:eastAsia="zh-CN"/>
         </w:rPr>
+        <w:t xml:space="preserve">Concerning </w:t>
+      </w:r>
+      <w:r>
+        <w:rPr>
+          <w:rFonts w:ascii="Lato" w:eastAsia="DengXian" w:hAnsi="Lato" w:cs="Arial"/>
+          <w:color w:val="000000" w:themeColor="text1"/>
+          <w:szCs w:val="20"/>
+          <w:lang w:eastAsia="zh-CN"/>
+        </w:rPr>
         <w:t>1,4</w:t>
       </w:r>
       <w:r>
@@ -7137,7 +7982,61 @@
           <w:lang w:eastAsia="zh-CN"/>
         </w:rPr>
         <w:noBreakHyphen/>
-        <w:t xml:space="preserve">Butanediol (BDO) was initially commercialized using </w:t>
+        <w:t>Butanediol (BDO)</w:t>
+      </w:r>
+      <w:r>
+        <w:rPr>
+          <w:rFonts w:ascii="Lato" w:eastAsia="DengXian" w:hAnsi="Lato" w:cs="Arial"/>
+          <w:color w:val="000000" w:themeColor="text1"/>
+          <w:szCs w:val="20"/>
+          <w:lang w:eastAsia="zh-CN"/>
+        </w:rPr>
+        <w:t xml:space="preserve">, we agree that global </w:t>
+      </w:r>
+      <w:r>
+        <w:rPr>
+          <w:rFonts w:ascii="Lato" w:eastAsia="DengXian" w:hAnsi="Lato" w:cs="Arial"/>
+          <w:color w:val="000000" w:themeColor="text1"/>
+          <w:szCs w:val="20"/>
+          <w:lang w:eastAsia="zh-CN"/>
+        </w:rPr>
+        <w:t>production is currently in a state of overcapacity</w:t>
+      </w:r>
+      <w:r>
+        <w:rPr>
+          <w:rFonts w:ascii="Lato" w:eastAsia="DengXian" w:hAnsi="Lato" w:cs="Arial"/>
+          <w:color w:val="000000" w:themeColor="text1"/>
+          <w:szCs w:val="20"/>
+          <w:lang w:eastAsia="zh-CN"/>
+        </w:rPr>
+        <w:t xml:space="preserve">, </w:t>
+      </w:r>
+      <w:r>
+        <w:rPr>
+          <w:rFonts w:ascii="Lato" w:eastAsia="DengXian" w:hAnsi="Lato" w:cs="Arial"/>
+          <w:color w:val="000000" w:themeColor="text1"/>
+          <w:szCs w:val="20"/>
+          <w:lang w:eastAsia="zh-CN"/>
+        </w:rPr>
+        <w:t>driven</w:t>
+      </w:r>
+      <w:r>
+        <w:rPr>
+          <w:rFonts w:ascii="Lato" w:eastAsia="DengXian" w:hAnsi="Lato" w:cs="Arial"/>
+          <w:color w:val="000000" w:themeColor="text1"/>
+          <w:szCs w:val="20"/>
+          <w:lang w:eastAsia="zh-CN"/>
+        </w:rPr>
+        <w:t xml:space="preserve"> largely</w:t>
+      </w:r>
+      <w:r>
+        <w:rPr>
+          <w:rFonts w:ascii="Lato" w:eastAsia="DengXian" w:hAnsi="Lato" w:cs="Arial"/>
+          <w:color w:val="000000" w:themeColor="text1"/>
+          <w:szCs w:val="20"/>
+          <w:lang w:eastAsia="zh-CN"/>
+        </w:rPr>
+        <w:t xml:space="preserve"> by the recent development of a more cost-effective </w:t>
       </w:r>
       <w:r>
         <w:rPr>
@@ -7184,10 +8083,54 @@
       <w:r>
         <w:rPr>
           <w:rFonts w:ascii="Lato" w:eastAsia="DengXian" w:hAnsi="Lato" w:cs="Arial"/>
-          <w:iCs/>
-          <w:color w:val="000000" w:themeColor="text1"/>
-          <w:szCs w:val="20"/>
-          <w:lang w:eastAsia="zh-CN"/>
+          <w:color w:val="000000" w:themeColor="text1"/>
+          <w:szCs w:val="20"/>
+          <w:lang w:eastAsia="zh-CN"/>
+        </w:rPr>
+        <w:t xml:space="preserve">-to-BDO process in China. </w:t>
+      </w:r>
+      <w:r>
+        <w:rPr>
+          <w:rFonts w:ascii="Lato" w:eastAsia="DengXian" w:hAnsi="Lato" w:cs="Arial"/>
+          <w:color w:val="000000" w:themeColor="text1"/>
+          <w:szCs w:val="20"/>
+          <w:lang w:eastAsia="zh-CN"/>
+        </w:rPr>
+        <w:t>This process has significantly reduced market prices and now accounts for over 55% of the world’s capacity and 40% of global production (</w:t>
+      </w:r>
+      <w:proofErr w:type="spellStart"/>
+      <w:r>
+        <w:rPr>
+          <w:rFonts w:ascii="Lato" w:eastAsia="DengXian" w:hAnsi="Lato" w:cs="Arial"/>
+          <w:iCs/>
+          <w:color w:val="000000" w:themeColor="text1"/>
+          <w:szCs w:val="20"/>
+          <w:lang w:eastAsia="zh-CN"/>
+        </w:rPr>
+        <w:t>ChemCatChem</w:t>
+      </w:r>
+      <w:proofErr w:type="spellEnd"/>
+      <w:r>
+        <w:rPr>
+          <w:rFonts w:ascii="Lato" w:eastAsia="DengXian" w:hAnsi="Lato" w:cs="Arial"/>
+          <w:color w:val="000000" w:themeColor="text1"/>
+          <w:szCs w:val="20"/>
+          <w:lang w:eastAsia="zh-CN"/>
+        </w:rPr>
+        <w:t xml:space="preserve"> 2020, 12, 2859; </w:t>
+      </w:r>
+      <w:r>
+        <w:rPr>
+          <w:rFonts w:ascii="Lato" w:hAnsi="Lato" w:cs="Arial"/>
+          <w:iCs/>
+          <w:szCs w:val="20"/>
+        </w:rPr>
+        <w:t>J. Adv. Manuf. Process.</w:t>
+      </w:r>
+      <w:r>
+        <w:rPr>
+          <w:rFonts w:ascii="Lato" w:hAnsi="Lato" w:cs="Arial"/>
+          <w:szCs w:val="20"/>
         </w:rPr>
         <w:t xml:space="preserve"> </w:t>
       </w:r>
@@ -7198,87 +8141,85 @@
           <w:szCs w:val="20"/>
           <w:lang w:eastAsia="zh-CN"/>
         </w:rPr>
-        <w:t>as the feedstock through classical Reppe chemistry. Over time, several complex, multi</w:t>
-      </w:r>
-      <w:r>
-        <w:rPr>
-          <w:rFonts w:ascii="Lato" w:eastAsia="DengXian" w:hAnsi="Lato" w:cs="Arial"/>
-          <w:color w:val="000000" w:themeColor="text1"/>
-          <w:szCs w:val="20"/>
-          <w:lang w:eastAsia="zh-CN"/>
-        </w:rPr>
-        <w:noBreakHyphen/>
-        <w:t xml:space="preserve">step alternative routes emerged, partially replacing the </w:t>
-      </w:r>
-      <w:r>
-        <w:rPr>
-          <w:rFonts w:ascii="Lato" w:eastAsia="DengXian" w:hAnsi="Lato" w:cs="Arial"/>
-          <w:iCs/>
-          <w:color w:val="000000" w:themeColor="text1"/>
-          <w:szCs w:val="20"/>
-          <w:lang w:eastAsia="zh-CN"/>
-        </w:rPr>
-        <w:t>C</w:t>
-      </w:r>
-      <w:r>
-        <w:rPr>
-          <w:rFonts w:ascii="Lato" w:eastAsia="DengXian" w:hAnsi="Lato" w:cs="Arial"/>
-          <w:iCs/>
-          <w:color w:val="000000" w:themeColor="text1"/>
-          <w:szCs w:val="20"/>
-          <w:vertAlign w:val="subscript"/>
-          <w:lang w:eastAsia="zh-CN"/>
-        </w:rPr>
-        <w:t>2</w:t>
-      </w:r>
-      <w:r>
-        <w:rPr>
-          <w:rFonts w:ascii="Lato" w:eastAsia="DengXian" w:hAnsi="Lato" w:cs="Arial"/>
-          <w:iCs/>
-          <w:color w:val="000000" w:themeColor="text1"/>
-          <w:szCs w:val="20"/>
-          <w:lang w:eastAsia="zh-CN"/>
-        </w:rPr>
-        <w:t>H</w:t>
-      </w:r>
-      <w:r>
-        <w:rPr>
-          <w:rFonts w:ascii="Lato" w:eastAsia="DengXian" w:hAnsi="Lato" w:cs="Arial"/>
-          <w:iCs/>
-          <w:color w:val="000000" w:themeColor="text1"/>
-          <w:szCs w:val="20"/>
-          <w:vertAlign w:val="subscript"/>
-          <w:lang w:eastAsia="zh-CN"/>
-        </w:rPr>
-        <w:t>2</w:t>
-      </w:r>
-      <w:r>
-        <w:rPr>
-          <w:rFonts w:ascii="Lato" w:eastAsia="DengXian" w:hAnsi="Lato" w:cs="Arial"/>
-          <w:color w:val="000000" w:themeColor="text1"/>
-          <w:szCs w:val="20"/>
-          <w:lang w:eastAsia="zh-CN"/>
-        </w:rPr>
-        <w:t xml:space="preserve">-based process in regions with limited </w:t>
-      </w:r>
-      <w:r>
-        <w:rPr>
-          <w:rFonts w:ascii="Lato" w:eastAsia="DengXian" w:hAnsi="Lato" w:cs="Arial"/>
-          <w:iCs/>
-          <w:color w:val="000000" w:themeColor="text1"/>
-          <w:szCs w:val="20"/>
-          <w:lang w:eastAsia="zh-CN"/>
-        </w:rPr>
-        <w:t xml:space="preserve">acetylene </w:t>
-      </w:r>
-      <w:r>
-        <w:rPr>
-          <w:rFonts w:ascii="Lato" w:eastAsia="DengXian" w:hAnsi="Lato" w:cs="Arial"/>
-          <w:color w:val="000000" w:themeColor="text1"/>
-          <w:szCs w:val="20"/>
-          <w:lang w:eastAsia="zh-CN"/>
-        </w:rPr>
-        <w:t>availability. These alternatives use intermediates such as maleic anhydride or 1,4</w:t>
+        <w:t>2020, 2,</w:t>
+      </w:r>
+      <w:r>
+        <w:rPr>
+          <w:rFonts w:ascii="Lato" w:hAnsi="Lato" w:cs="Arial"/>
+          <w:szCs w:val="20"/>
+          <w:lang w:eastAsia="zh-CN"/>
+        </w:rPr>
+        <w:t xml:space="preserve"> </w:t>
+      </w:r>
+      <w:r>
+        <w:rPr>
+          <w:rFonts w:ascii="Lato" w:hAnsi="Lato" w:cs="Arial"/>
+          <w:szCs w:val="20"/>
+        </w:rPr>
+        <w:t>e10054</w:t>
+      </w:r>
+      <w:r>
+        <w:rPr>
+          <w:rFonts w:ascii="Lato" w:eastAsia="DengXian" w:hAnsi="Lato" w:cs="Arial"/>
+          <w:color w:val="000000" w:themeColor="text1"/>
+          <w:szCs w:val="20"/>
+          <w:lang w:eastAsia="zh-CN"/>
+        </w:rPr>
+        <w:t>).</w:t>
+      </w:r>
+      <w:r>
+        <w:rPr>
+          <w:rFonts w:ascii="Lato" w:eastAsia="DengXian" w:hAnsi="Lato" w:cs="Arial"/>
+          <w:color w:val="000000" w:themeColor="text1"/>
+          <w:szCs w:val="20"/>
+          <w:lang w:eastAsia="zh-CN"/>
+        </w:rPr>
+        <w:t xml:space="preserve"> While </w:t>
+      </w:r>
+      <w:r>
+        <w:rPr>
+          <w:rFonts w:ascii="Lato" w:eastAsia="DengXian" w:hAnsi="Lato" w:cs="Arial"/>
+          <w:color w:val="000000" w:themeColor="text1"/>
+          <w:szCs w:val="20"/>
+          <w:lang w:eastAsia="zh-CN"/>
+        </w:rPr>
+        <w:t>alternative</w:t>
+      </w:r>
+      <w:r>
+        <w:rPr>
+          <w:rFonts w:ascii="Lato" w:eastAsia="DengXian" w:hAnsi="Lato" w:cs="Arial"/>
+          <w:color w:val="000000" w:themeColor="text1"/>
+          <w:szCs w:val="20"/>
+          <w:lang w:eastAsia="zh-CN"/>
+        </w:rPr>
+        <w:t xml:space="preserve"> routes</w:t>
+      </w:r>
+      <w:r>
+        <w:rPr>
+          <w:rFonts w:ascii="Lato" w:eastAsia="DengXian" w:hAnsi="Lato" w:cs="Arial"/>
+          <w:color w:val="000000" w:themeColor="text1"/>
+          <w:szCs w:val="20"/>
+          <w:lang w:eastAsia="zh-CN"/>
+        </w:rPr>
+        <w:t xml:space="preserve"> u</w:t>
+      </w:r>
+      <w:r>
+        <w:rPr>
+          <w:rFonts w:ascii="Lato" w:eastAsia="DengXian" w:hAnsi="Lato" w:cs="Arial"/>
+          <w:color w:val="000000" w:themeColor="text1"/>
+          <w:szCs w:val="20"/>
+          <w:lang w:eastAsia="zh-CN"/>
+        </w:rPr>
+        <w:t>sing</w:t>
+      </w:r>
+      <w:r>
+        <w:rPr>
+          <w:rFonts w:ascii="Lato" w:eastAsia="DengXian" w:hAnsi="Lato" w:cs="Arial"/>
+          <w:color w:val="000000" w:themeColor="text1"/>
+          <w:szCs w:val="20"/>
+          <w:lang w:eastAsia="zh-CN"/>
+        </w:rPr>
+        <w:t xml:space="preserve"> intermediates such as maleic anhydride or 1,4</w:t>
       </w:r>
       <w:r>
         <w:rPr>
@@ -7308,24 +8249,16 @@
           <w:lang w:eastAsia="zh-CN"/>
         </w:rPr>
         <w:noBreakHyphen/>
-        <w:t>butene.</w:t>
-      </w:r>
-      <w:r>
-        <w:rPr>
-          <w:rFonts w:ascii="Lato" w:eastAsia="Times New Roman" w:hAnsi="Lato" w:cs="Times New Roman"/>
-          <w:szCs w:val="20"/>
-          <w:lang w:eastAsia="zh-CN"/>
-        </w:rPr>
-        <w:t xml:space="preserve"> </w:t>
-      </w:r>
-      <w:r>
-        <w:rPr>
-          <w:rFonts w:ascii="Lato" w:eastAsia="DengXian" w:hAnsi="Lato" w:cs="Arial"/>
-          <w:color w:val="000000" w:themeColor="text1"/>
-          <w:szCs w:val="20"/>
-          <w:lang w:eastAsia="zh-CN"/>
-        </w:rPr>
-        <w:t xml:space="preserve">While it is true that global BDO production is currently in a state of overcapacity, this situation is primarily driven by the recent development of a more cost-effective </w:t>
+        <w:t>butene</w:t>
+      </w:r>
+      <w:r>
+        <w:rPr>
+          <w:rFonts w:ascii="Lato" w:eastAsia="DengXian" w:hAnsi="Lato" w:cs="Arial"/>
+          <w:color w:val="000000" w:themeColor="text1"/>
+          <w:szCs w:val="20"/>
+          <w:lang w:eastAsia="zh-CN"/>
+        </w:rPr>
+        <w:t xml:space="preserve"> have gained prominence, the </w:t>
       </w:r>
       <w:r>
         <w:rPr>
@@ -7376,221 +8309,16 @@
           <w:szCs w:val="20"/>
           <w:lang w:eastAsia="zh-CN"/>
         </w:rPr>
-        <w:t>-to-BDO process in China. This process has significantly reduced market prices and now accounts for over 55% of the world’s capacity and 40% of global production (</w:t>
-      </w:r>
-      <w:r>
-        <w:rPr>
-          <w:rFonts w:ascii="Lato" w:eastAsia="DengXian" w:hAnsi="Lato" w:cs="Arial"/>
-          <w:iCs/>
-          <w:color w:val="000000" w:themeColor="text1"/>
-          <w:szCs w:val="20"/>
-          <w:lang w:eastAsia="zh-CN"/>
-        </w:rPr>
-        <w:t>ChemCatChem</w:t>
-      </w:r>
-      <w:r>
-        <w:rPr>
-          <w:rFonts w:ascii="Lato" w:eastAsia="DengXian" w:hAnsi="Lato" w:cs="Arial"/>
-          <w:color w:val="000000" w:themeColor="text1"/>
-          <w:szCs w:val="20"/>
-          <w:lang w:eastAsia="zh-CN"/>
-        </w:rPr>
-        <w:t xml:space="preserve"> 2020, 12, 2859; </w:t>
-      </w:r>
-      <w:r>
-        <w:rPr>
-          <w:rFonts w:ascii="Lato" w:hAnsi="Lato" w:cs="Arial"/>
-          <w:iCs/>
-          <w:szCs w:val="20"/>
-        </w:rPr>
-        <w:t>J. Adv. Manuf. Process.</w:t>
-      </w:r>
-      <w:r>
-        <w:rPr>
-          <w:rFonts w:ascii="Lato" w:hAnsi="Lato" w:cs="Arial"/>
-          <w:szCs w:val="20"/>
-        </w:rPr>
-        <w:t xml:space="preserve"> </w:t>
-      </w:r>
-      <w:r>
-        <w:rPr>
-          <w:rFonts w:ascii="Lato" w:eastAsia="DengXian" w:hAnsi="Lato" w:cs="Arial"/>
-          <w:color w:val="000000" w:themeColor="text1"/>
-          <w:szCs w:val="20"/>
-          <w:lang w:eastAsia="zh-CN"/>
-        </w:rPr>
-        <w:t>2020, 2,</w:t>
-      </w:r>
-      <w:r>
-        <w:rPr>
-          <w:rFonts w:ascii="Lato" w:hAnsi="Lato" w:cs="Arial"/>
-          <w:szCs w:val="20"/>
-          <w:lang w:eastAsia="zh-CN"/>
-        </w:rPr>
-        <w:t xml:space="preserve"> </w:t>
-      </w:r>
-      <w:r>
-        <w:rPr>
-          <w:rFonts w:ascii="Lato" w:hAnsi="Lato" w:cs="Arial"/>
-          <w:szCs w:val="20"/>
-        </w:rPr>
-        <w:t>e10054</w:t>
-      </w:r>
-      <w:r>
-        <w:rPr>
-          <w:rFonts w:ascii="Lato" w:eastAsia="DengXian" w:hAnsi="Lato" w:cs="Arial"/>
-          <w:color w:val="000000" w:themeColor="text1"/>
-          <w:szCs w:val="20"/>
-          <w:lang w:eastAsia="zh-CN"/>
-        </w:rPr>
-        <w:t>).</w:t>
-      </w:r>
-      <w:r>
-        <w:rPr>
-          <w:rFonts w:ascii="Lato" w:eastAsia="Times New Roman" w:hAnsi="Lato" w:cs="Times New Roman"/>
-          <w:szCs w:val="20"/>
-          <w:lang w:eastAsia="zh-CN"/>
-        </w:rPr>
-        <w:t xml:space="preserve"> </w:t>
-      </w:r>
-      <w:r>
-        <w:rPr>
-          <w:rFonts w:ascii="Lato" w:eastAsia="DengXian" w:hAnsi="Lato" w:cs="Arial"/>
-          <w:color w:val="000000" w:themeColor="text1"/>
-          <w:szCs w:val="20"/>
-          <w:lang w:eastAsia="zh-CN"/>
-        </w:rPr>
-        <w:t xml:space="preserve">The success of </w:t>
-      </w:r>
-      <w:r>
-        <w:rPr>
-          <w:rFonts w:ascii="Lato" w:eastAsia="DengXian" w:hAnsi="Lato" w:cs="Arial"/>
-          <w:iCs/>
-          <w:color w:val="000000" w:themeColor="text1"/>
-          <w:szCs w:val="20"/>
-          <w:lang w:eastAsia="zh-CN"/>
-        </w:rPr>
-        <w:t>C</w:t>
-      </w:r>
-      <w:r>
-        <w:rPr>
-          <w:rFonts w:ascii="Lato" w:eastAsia="DengXian" w:hAnsi="Lato" w:cs="Arial"/>
-          <w:iCs/>
-          <w:color w:val="000000" w:themeColor="text1"/>
-          <w:szCs w:val="20"/>
-          <w:vertAlign w:val="subscript"/>
-          <w:lang w:eastAsia="zh-CN"/>
-        </w:rPr>
-        <w:t>2</w:t>
-      </w:r>
-      <w:r>
-        <w:rPr>
-          <w:rFonts w:ascii="Lato" w:eastAsia="DengXian" w:hAnsi="Lato" w:cs="Arial"/>
-          <w:iCs/>
-          <w:color w:val="000000" w:themeColor="text1"/>
-          <w:szCs w:val="20"/>
-          <w:lang w:eastAsia="zh-CN"/>
-        </w:rPr>
-        <w:t>H</w:t>
-      </w:r>
-      <w:r>
-        <w:rPr>
-          <w:rFonts w:ascii="Lato" w:eastAsia="DengXian" w:hAnsi="Lato" w:cs="Arial"/>
-          <w:iCs/>
-          <w:color w:val="000000" w:themeColor="text1"/>
-          <w:szCs w:val="20"/>
-          <w:vertAlign w:val="subscript"/>
-          <w:lang w:eastAsia="zh-CN"/>
-        </w:rPr>
-        <w:t>2</w:t>
-      </w:r>
-      <w:r>
-        <w:rPr>
-          <w:rFonts w:ascii="Lato" w:eastAsia="DengXian" w:hAnsi="Lato" w:cs="Arial"/>
-          <w:color w:val="000000" w:themeColor="text1"/>
-          <w:szCs w:val="20"/>
-          <w:lang w:eastAsia="zh-CN"/>
-        </w:rPr>
-        <w:t xml:space="preserve">-based BDO production in China, though contributing to overcapacity, </w:t>
-      </w:r>
-      <w:r>
-        <w:rPr>
-          <w:rFonts w:ascii="Lato" w:eastAsia="DengXian" w:hAnsi="Lato" w:cs="Arial"/>
-          <w:color w:val="000000" w:themeColor="text1"/>
-          <w:szCs w:val="20"/>
-          <w:lang w:eastAsia="zh-CN"/>
-        </w:rPr>
-        <w:t xml:space="preserve">indeed </w:t>
-      </w:r>
-      <w:r>
-        <w:rPr>
-          <w:rFonts w:ascii="Lato" w:eastAsia="DengXian" w:hAnsi="Lato" w:cs="Arial"/>
-          <w:color w:val="000000" w:themeColor="text1"/>
-          <w:szCs w:val="20"/>
-          <w:lang w:eastAsia="zh-CN"/>
-        </w:rPr>
-        <w:t xml:space="preserve">underscores the unique role of </w:t>
-      </w:r>
-      <w:r>
-        <w:rPr>
-          <w:rFonts w:ascii="Lato" w:eastAsia="DengXian" w:hAnsi="Lato" w:cs="Arial"/>
-          <w:iCs/>
-          <w:color w:val="000000" w:themeColor="text1"/>
-          <w:szCs w:val="20"/>
-          <w:lang w:eastAsia="zh-CN"/>
-        </w:rPr>
-        <w:t>C</w:t>
-      </w:r>
-      <w:r>
-        <w:rPr>
-          <w:rFonts w:ascii="Lato" w:eastAsia="DengXian" w:hAnsi="Lato" w:cs="Arial"/>
-          <w:iCs/>
-          <w:color w:val="000000" w:themeColor="text1"/>
-          <w:szCs w:val="20"/>
-          <w:vertAlign w:val="subscript"/>
-          <w:lang w:eastAsia="zh-CN"/>
-        </w:rPr>
-        <w:t>2</w:t>
-      </w:r>
-      <w:r>
-        <w:rPr>
-          <w:rFonts w:ascii="Lato" w:eastAsia="DengXian" w:hAnsi="Lato" w:cs="Arial"/>
-          <w:iCs/>
-          <w:color w:val="000000" w:themeColor="text1"/>
-          <w:szCs w:val="20"/>
-          <w:lang w:eastAsia="zh-CN"/>
-        </w:rPr>
-        <w:t>H</w:t>
-      </w:r>
-      <w:r>
-        <w:rPr>
-          <w:rFonts w:ascii="Lato" w:eastAsia="DengXian" w:hAnsi="Lato" w:cs="Arial"/>
-          <w:iCs/>
-          <w:color w:val="000000" w:themeColor="text1"/>
-          <w:szCs w:val="20"/>
-          <w:vertAlign w:val="subscript"/>
-          <w:lang w:eastAsia="zh-CN"/>
-        </w:rPr>
-        <w:t>2</w:t>
-      </w:r>
-      <w:r>
-        <w:rPr>
-          <w:rFonts w:ascii="Lato" w:eastAsia="DengXian" w:hAnsi="Lato" w:cs="Arial"/>
-          <w:iCs/>
-          <w:color w:val="000000" w:themeColor="text1"/>
-          <w:szCs w:val="20"/>
-          <w:lang w:eastAsia="zh-CN"/>
-        </w:rPr>
-        <w:t xml:space="preserve"> </w:t>
-      </w:r>
-      <w:r>
-        <w:rPr>
-          <w:rFonts w:ascii="Lato" w:eastAsia="DengXian" w:hAnsi="Lato" w:cs="Arial"/>
-          <w:color w:val="000000" w:themeColor="text1"/>
-          <w:szCs w:val="20"/>
-          <w:lang w:eastAsia="zh-CN"/>
-        </w:rPr>
-        <w:t>and its irreplaceability in certain chemical processes.</w:t>
+        <w:t xml:space="preserve">-based </w:t>
+      </w:r>
+      <w:r>
+        <w:rPr>
+          <w:rFonts w:ascii="Lato" w:eastAsia="DengXian" w:hAnsi="Lato" w:cs="Arial"/>
+          <w:color w:val="000000" w:themeColor="text1"/>
+          <w:szCs w:val="20"/>
+          <w:lang w:eastAsia="zh-CN"/>
+        </w:rPr>
+        <w:t>process remains critical in certain contexts, as demonstrated by its cost and efficiency advantages in China.</w:t>
       </w:r>
     </w:p>
     <w:p>
@@ -7832,7 +8560,6 @@
           <w:color w:val="0000FF"/>
           <w:szCs w:val="20"/>
         </w:rPr>
-        <w:lastRenderedPageBreak/>
         <w:t>2.5.</w:t>
       </w:r>
       <w:r>
@@ -7968,17 +8695,37 @@
           <w:szCs w:val="20"/>
           <w:lang w:eastAsia="zh-CN"/>
         </w:rPr>
-        <w:t xml:space="preserve">We acknowledge the concern regarding the availability of biochar and biomethane. As noted in </w:t>
-      </w:r>
-      <w:r>
-        <w:rPr>
-          <w:rFonts w:ascii="Lato" w:eastAsia="DengXian" w:hAnsi="Lato" w:cs="Arial"/>
-          <w:iCs/>
-          <w:color w:val="000000" w:themeColor="text1"/>
-          <w:szCs w:val="20"/>
-          <w:lang w:eastAsia="zh-CN"/>
-        </w:rPr>
-        <w:t xml:space="preserve">the response to </w:t>
+        <w:t xml:space="preserve">As noted in </w:t>
+      </w:r>
+      <w:r>
+        <w:rPr>
+          <w:rFonts w:ascii="Lato" w:eastAsia="DengXian" w:hAnsi="Lato" w:cs="Arial"/>
+          <w:iCs/>
+          <w:color w:val="000000" w:themeColor="text1"/>
+          <w:szCs w:val="20"/>
+          <w:lang w:eastAsia="zh-CN"/>
+        </w:rPr>
+        <w:t>our</w:t>
+      </w:r>
+      <w:r>
+        <w:rPr>
+          <w:rFonts w:ascii="Lato" w:eastAsia="DengXian" w:hAnsi="Lato" w:cs="Arial"/>
+          <w:iCs/>
+          <w:color w:val="000000" w:themeColor="text1"/>
+          <w:szCs w:val="20"/>
+          <w:lang w:eastAsia="zh-CN"/>
+        </w:rPr>
+        <w:t xml:space="preserve"> </w:t>
+      </w:r>
+      <w:r>
+        <w:rPr>
+          <w:rFonts w:ascii="Lato" w:eastAsia="DengXian" w:hAnsi="Lato" w:cs="Arial"/>
+          <w:iCs/>
+          <w:color w:val="000000" w:themeColor="text1"/>
+          <w:szCs w:val="20"/>
+          <w:lang w:eastAsia="zh-CN"/>
+        </w:rPr>
+        <w:t xml:space="preserve">response to </w:t>
       </w:r>
       <w:r>
         <w:rPr>
@@ -8008,37 +8755,147 @@
           <w:szCs w:val="20"/>
           <w:lang w:eastAsia="zh-CN"/>
         </w:rPr>
-        <w:t xml:space="preserve">2.3, by 2050, their projected availability–4% and 26% </w:t>
-      </w:r>
-      <w:r>
-        <w:rPr>
-          <w:rFonts w:ascii="Lato" w:eastAsia="DengXian" w:hAnsi="Lato" w:cs="Arial"/>
-          <w:iCs/>
-          <w:color w:val="000000" w:themeColor="text1"/>
-          <w:szCs w:val="20"/>
-          <w:lang w:eastAsia="zh-CN"/>
-        </w:rPr>
-        <w:t xml:space="preserve">(or less) </w:t>
-      </w:r>
-      <w:r>
-        <w:rPr>
-          <w:rFonts w:ascii="Lato" w:eastAsia="DengXian" w:hAnsi="Lato" w:cs="Arial"/>
-          <w:iCs/>
-          <w:color w:val="000000" w:themeColor="text1"/>
-          <w:szCs w:val="20"/>
-          <w:lang w:eastAsia="zh-CN"/>
-        </w:rPr>
-        <w:t>of their potential, respectively</w:t>
-      </w:r>
-      <w:r>
-        <w:rPr>
-          <w:rFonts w:ascii="Lato" w:eastAsia="DengXian" w:hAnsi="Lato" w:cs="Arial"/>
-          <w:iCs/>
-          <w:color w:val="000000" w:themeColor="text1"/>
-          <w:szCs w:val="20"/>
-          <w:lang w:eastAsia="zh-CN"/>
-        </w:rPr>
-        <w:t xml:space="preserve">–will be sufficient to meet current global </w:t>
+        <w:t xml:space="preserve">2.3, </w:t>
+      </w:r>
+      <w:r>
+        <w:rPr>
+          <w:rFonts w:ascii="Lato" w:eastAsia="DengXian" w:hAnsi="Lato" w:cs="Arial"/>
+          <w:iCs/>
+          <w:color w:val="000000" w:themeColor="text1"/>
+          <w:szCs w:val="20"/>
+          <w:lang w:eastAsia="zh-CN"/>
+        </w:rPr>
+        <w:t xml:space="preserve">while the current availability of </w:t>
+      </w:r>
+      <w:r>
+        <w:rPr>
+          <w:rFonts w:ascii="Lato" w:eastAsia="DengXian" w:hAnsi="Lato" w:cs="Arial"/>
+          <w:iCs/>
+          <w:color w:val="000000" w:themeColor="text1"/>
+          <w:szCs w:val="20"/>
+          <w:lang w:eastAsia="zh-CN"/>
+        </w:rPr>
+        <w:t>biochar and biomethane</w:t>
+      </w:r>
+      <w:r>
+        <w:rPr>
+          <w:rFonts w:ascii="Lato" w:eastAsia="DengXian" w:hAnsi="Lato" w:cs="Arial"/>
+          <w:iCs/>
+          <w:color w:val="000000" w:themeColor="text1"/>
+          <w:szCs w:val="20"/>
+          <w:lang w:eastAsia="zh-CN"/>
+        </w:rPr>
+        <w:t xml:space="preserve"> is limited, projections indicate that </w:t>
+      </w:r>
+      <w:r>
+        <w:rPr>
+          <w:rFonts w:ascii="Lato" w:eastAsia="DengXian" w:hAnsi="Lato" w:cs="Arial"/>
+          <w:iCs/>
+          <w:color w:val="000000" w:themeColor="text1"/>
+          <w:szCs w:val="20"/>
+          <w:lang w:eastAsia="zh-CN"/>
+        </w:rPr>
+        <w:t xml:space="preserve">by 2050, </w:t>
+      </w:r>
+      <w:r>
+        <w:rPr>
+          <w:rFonts w:ascii="Lato" w:eastAsia="DengXian" w:hAnsi="Lato" w:cs="Arial"/>
+          <w:iCs/>
+          <w:color w:val="000000" w:themeColor="text1"/>
+          <w:szCs w:val="20"/>
+          <w:lang w:eastAsia="zh-CN"/>
+        </w:rPr>
+        <w:t>biochar (</w:t>
+      </w:r>
+      <w:r>
+        <w:rPr>
+          <w:rFonts w:ascii="Lato" w:eastAsia="DengXian" w:hAnsi="Lato" w:cs="Arial"/>
+          <w:iCs/>
+          <w:color w:val="000000" w:themeColor="text1"/>
+          <w:szCs w:val="20"/>
+          <w:lang w:eastAsia="zh-CN"/>
+        </w:rPr>
+        <w:t>4%</w:t>
+      </w:r>
+      <w:r>
+        <w:rPr>
+          <w:rFonts w:ascii="Lato" w:eastAsia="DengXian" w:hAnsi="Lato" w:cs="Arial"/>
+          <w:iCs/>
+          <w:color w:val="000000" w:themeColor="text1"/>
+          <w:szCs w:val="20"/>
+          <w:lang w:eastAsia="zh-CN"/>
+        </w:rPr>
+        <w:t xml:space="preserve"> of its potential)</w:t>
+      </w:r>
+      <w:r>
+        <w:rPr>
+          <w:rFonts w:ascii="Lato" w:eastAsia="DengXian" w:hAnsi="Lato" w:cs="Arial"/>
+          <w:iCs/>
+          <w:color w:val="000000" w:themeColor="text1"/>
+          <w:szCs w:val="20"/>
+          <w:lang w:eastAsia="zh-CN"/>
+        </w:rPr>
+        <w:t xml:space="preserve"> and </w:t>
+      </w:r>
+      <w:r>
+        <w:rPr>
+          <w:rFonts w:ascii="Lato" w:eastAsia="DengXian" w:hAnsi="Lato" w:cs="Arial"/>
+          <w:iCs/>
+          <w:color w:val="000000" w:themeColor="text1"/>
+          <w:szCs w:val="20"/>
+          <w:lang w:eastAsia="zh-CN"/>
+        </w:rPr>
+        <w:t>biomethane (</w:t>
+      </w:r>
+      <w:r>
+        <w:rPr>
+          <w:rFonts w:ascii="Lato" w:eastAsia="DengXian" w:hAnsi="Lato" w:cs="Arial"/>
+          <w:iCs/>
+          <w:color w:val="000000" w:themeColor="text1"/>
+          <w:szCs w:val="20"/>
+          <w:lang w:eastAsia="zh-CN"/>
+        </w:rPr>
+        <w:t xml:space="preserve">26% </w:t>
+      </w:r>
+      <w:r>
+        <w:rPr>
+          <w:rFonts w:ascii="Lato" w:eastAsia="DengXian" w:hAnsi="Lato" w:cs="Arial"/>
+          <w:iCs/>
+          <w:color w:val="000000" w:themeColor="text1"/>
+          <w:szCs w:val="20"/>
+          <w:lang w:eastAsia="zh-CN"/>
+        </w:rPr>
+        <w:t>or less</w:t>
+      </w:r>
+      <w:r>
+        <w:rPr>
+          <w:rFonts w:ascii="Lato" w:eastAsia="DengXian" w:hAnsi="Lato" w:cs="Arial"/>
+          <w:iCs/>
+          <w:color w:val="000000" w:themeColor="text1"/>
+          <w:szCs w:val="20"/>
+          <w:lang w:eastAsia="zh-CN"/>
+        </w:rPr>
+        <w:t xml:space="preserve"> of its potential</w:t>
+      </w:r>
+      <w:r>
+        <w:rPr>
+          <w:rFonts w:ascii="Lato" w:eastAsia="DengXian" w:hAnsi="Lato" w:cs="Arial"/>
+          <w:iCs/>
+          <w:color w:val="000000" w:themeColor="text1"/>
+          <w:szCs w:val="20"/>
+          <w:lang w:eastAsia="zh-CN"/>
+        </w:rPr>
+        <w:t xml:space="preserve">) </w:t>
+      </w:r>
+      <w:r>
+        <w:rPr>
+          <w:rFonts w:ascii="Lato" w:eastAsia="DengXian" w:hAnsi="Lato" w:cs="Arial"/>
+          <w:iCs/>
+          <w:color w:val="000000" w:themeColor="text1"/>
+          <w:szCs w:val="20"/>
+          <w:lang w:eastAsia="zh-CN"/>
+        </w:rPr>
+        <w:t xml:space="preserve">will be sufficient to meet current global </w:t>
       </w:r>
       <w:r>
         <w:rPr>
@@ -8100,7 +8957,7 @@
           <w:szCs w:val="20"/>
           <w:lang w:eastAsia="zh-CN"/>
         </w:rPr>
-        <w:t>demands, despite present limitations.</w:t>
+        <w:t>demands.</w:t>
       </w:r>
     </w:p>
     <w:p>
@@ -8122,7 +8979,37 @@
           <w:szCs w:val="20"/>
           <w:lang w:eastAsia="zh-CN"/>
         </w:rPr>
-        <w:t>Regarding the concerns raised by the reviewer about acetylene synthesis in a specified location near the chlor</w:t>
+        <w:t xml:space="preserve">We recognize the reviewer’s suggestion to evaluate </w:t>
+      </w:r>
+      <w:r>
+        <w:rPr>
+          <w:rFonts w:ascii="Lato" w:eastAsia="DengXian" w:hAnsi="Lato" w:cs="Arial"/>
+          <w:iCs/>
+          <w:color w:val="000000" w:themeColor="text1"/>
+          <w:szCs w:val="20"/>
+          <w:lang w:eastAsia="zh-CN"/>
+        </w:rPr>
+        <w:t xml:space="preserve">acetylene synthesis in </w:t>
+      </w:r>
+      <w:r>
+        <w:rPr>
+          <w:rFonts w:ascii="Lato" w:eastAsia="DengXian" w:hAnsi="Lato" w:cs="Arial"/>
+          <w:iCs/>
+          <w:color w:val="000000" w:themeColor="text1"/>
+          <w:szCs w:val="20"/>
+          <w:lang w:eastAsia="zh-CN"/>
+        </w:rPr>
+        <w:t>the context of specific industrial ecosystems, such as</w:t>
+      </w:r>
+      <w:r>
+        <w:rPr>
+          <w:rFonts w:ascii="Lato" w:eastAsia="DengXian" w:hAnsi="Lato" w:cs="Arial"/>
+          <w:iCs/>
+          <w:color w:val="000000" w:themeColor="text1"/>
+          <w:szCs w:val="20"/>
+          <w:lang w:eastAsia="zh-CN"/>
+        </w:rPr>
+        <w:t xml:space="preserve"> near the chlor</w:t>
       </w:r>
       <w:r>
         <w:rPr>
@@ -8133,7 +9020,67 @@
           <w:lang w:eastAsia="zh-CN"/>
         </w:rPr>
         <w:noBreakHyphen/>
-        <w:t>alkali industry, we currently assume that the biochar, calcium carbide, and acetylene production facilities are located in close proximity, thereby excluding transport</w:t>
+        <w:t>alkali industry</w:t>
+      </w:r>
+      <w:r>
+        <w:rPr>
+          <w:rFonts w:ascii="Lato" w:eastAsia="DengXian" w:hAnsi="Lato" w:cs="Arial"/>
+          <w:iCs/>
+          <w:color w:val="000000" w:themeColor="text1"/>
+          <w:szCs w:val="20"/>
+          <w:lang w:eastAsia="zh-CN"/>
+        </w:rPr>
+        <w:t>. Our assessment</w:t>
+      </w:r>
+      <w:r>
+        <w:rPr>
+          <w:rFonts w:ascii="Lato" w:eastAsia="DengXian" w:hAnsi="Lato" w:cs="Arial"/>
+          <w:iCs/>
+          <w:color w:val="000000" w:themeColor="text1"/>
+          <w:szCs w:val="20"/>
+          <w:lang w:eastAsia="zh-CN"/>
+        </w:rPr>
+        <w:t xml:space="preserve"> assume</w:t>
+      </w:r>
+      <w:r>
+        <w:rPr>
+          <w:rFonts w:ascii="Lato" w:eastAsia="DengXian" w:hAnsi="Lato" w:cs="Arial"/>
+          <w:iCs/>
+          <w:color w:val="000000" w:themeColor="text1"/>
+          <w:szCs w:val="20"/>
+          <w:lang w:eastAsia="zh-CN"/>
+        </w:rPr>
+        <w:t>s</w:t>
+      </w:r>
+      <w:r>
+        <w:rPr>
+          <w:rFonts w:ascii="Lato" w:eastAsia="DengXian" w:hAnsi="Lato" w:cs="Arial"/>
+          <w:iCs/>
+          <w:color w:val="000000" w:themeColor="text1"/>
+          <w:szCs w:val="20"/>
+          <w:lang w:eastAsia="zh-CN"/>
+        </w:rPr>
+        <w:t xml:space="preserve"> </w:t>
+      </w:r>
+      <w:r>
+        <w:rPr>
+          <w:rFonts w:ascii="Lato" w:eastAsia="DengXian" w:hAnsi="Lato" w:cs="Arial"/>
+          <w:iCs/>
+          <w:color w:val="000000" w:themeColor="text1"/>
+          <w:szCs w:val="20"/>
+          <w:lang w:eastAsia="zh-CN"/>
+        </w:rPr>
+        <w:t>proximity between</w:t>
+      </w:r>
+      <w:r>
+        <w:rPr>
+          <w:rFonts w:ascii="Lato" w:eastAsia="DengXian" w:hAnsi="Lato" w:cs="Arial"/>
+          <w:iCs/>
+          <w:color w:val="000000" w:themeColor="text1"/>
+          <w:szCs w:val="20"/>
+          <w:lang w:eastAsia="zh-CN"/>
+        </w:rPr>
+        <w:t xml:space="preserve"> biochar, calcium carbide, and acetylene production facilities, thereby excluding transport</w:t>
       </w:r>
       <w:r>
         <w:rPr>
@@ -8184,97 +9131,178 @@
           <w:szCs w:val="20"/>
           <w:lang w:eastAsia="zh-CN"/>
         </w:rPr>
-        <w:t xml:space="preserve">000 km. Our results indicate that, regardless of the mode of transport, transportation increases the climate change impacts of acetylene production by less than 5%. Similarly, for biomethane, the impacts associated with transportation through pipelines, including system leakages, are already accounted for in our analysis. </w:t>
-      </w:r>
-      <w:r>
-        <w:rPr>
-          <w:rFonts w:ascii="Lato" w:eastAsia="DengXian" w:hAnsi="Lato" w:cs="Arial"/>
-          <w:iCs/>
-          <w:color w:val="000000" w:themeColor="text1"/>
-          <w:szCs w:val="20"/>
-          <w:lang w:eastAsia="zh-CN"/>
-        </w:rPr>
-        <w:t xml:space="preserve">Therefore, our assumption that transportation </w:t>
-      </w:r>
-      <w:r>
-        <w:rPr>
-          <w:rFonts w:ascii="Lato" w:eastAsia="DengXian" w:hAnsi="Lato" w:cs="Arial"/>
-          <w:iCs/>
-          <w:color w:val="000000" w:themeColor="text1"/>
-          <w:szCs w:val="20"/>
-          <w:lang w:eastAsia="zh-CN"/>
-        </w:rPr>
-        <w:t>contributes only a minor share</w:t>
-      </w:r>
-      <w:r>
-        <w:rPr>
-          <w:rFonts w:ascii="Lato" w:eastAsia="DengXian" w:hAnsi="Lato" w:cs="Arial"/>
-          <w:iCs/>
-          <w:color w:val="000000" w:themeColor="text1"/>
-          <w:szCs w:val="20"/>
-          <w:lang w:eastAsia="zh-CN"/>
-        </w:rPr>
-        <w:t xml:space="preserve"> to the overall climate change impact </w:t>
-      </w:r>
-      <w:r>
-        <w:rPr>
-          <w:rFonts w:ascii="Lato" w:eastAsia="DengXian" w:hAnsi="Lato" w:cs="Arial"/>
-          <w:iCs/>
-          <w:color w:val="000000" w:themeColor="text1"/>
-          <w:szCs w:val="20"/>
-          <w:lang w:eastAsia="zh-CN"/>
-        </w:rPr>
-        <w:t>remains</w:t>
-      </w:r>
-      <w:r>
-        <w:rPr>
-          <w:rFonts w:ascii="Lato" w:eastAsia="DengXian" w:hAnsi="Lato" w:cs="Arial"/>
-          <w:iCs/>
-          <w:color w:val="000000" w:themeColor="text1"/>
-          <w:szCs w:val="20"/>
-          <w:lang w:eastAsia="zh-CN"/>
-        </w:rPr>
-        <w:t xml:space="preserve"> valid, </w:t>
-      </w:r>
-      <w:r>
-        <w:rPr>
-          <w:rFonts w:ascii="Lato" w:eastAsia="DengXian" w:hAnsi="Lato" w:cs="Arial"/>
-          <w:iCs/>
-          <w:color w:val="000000" w:themeColor="text1"/>
-          <w:szCs w:val="20"/>
-          <w:lang w:eastAsia="zh-CN"/>
-        </w:rPr>
-        <w:t>ensuring that</w:t>
-      </w:r>
-      <w:r>
-        <w:rPr>
-          <w:rFonts w:ascii="Lato" w:eastAsia="DengXian" w:hAnsi="Lato" w:cs="Arial"/>
-          <w:iCs/>
-          <w:color w:val="000000" w:themeColor="text1"/>
-          <w:szCs w:val="20"/>
-          <w:lang w:eastAsia="zh-CN"/>
-        </w:rPr>
-        <w:t xml:space="preserve"> our results </w:t>
-      </w:r>
-      <w:r>
-        <w:rPr>
-          <w:rFonts w:ascii="Lato" w:eastAsia="DengXian" w:hAnsi="Lato" w:cs="Arial"/>
-          <w:iCs/>
-          <w:color w:val="000000" w:themeColor="text1"/>
-          <w:szCs w:val="20"/>
-          <w:lang w:eastAsia="zh-CN"/>
-        </w:rPr>
-        <w:t>are</w:t>
-      </w:r>
-      <w:r>
-        <w:rPr>
-          <w:rFonts w:ascii="Lato" w:eastAsia="DengXian" w:hAnsi="Lato" w:cs="Arial"/>
-          <w:iCs/>
-          <w:color w:val="000000" w:themeColor="text1"/>
-          <w:szCs w:val="20"/>
-          <w:lang w:eastAsia="zh-CN"/>
-        </w:rPr>
-        <w:t xml:space="preserve"> robust.</w:t>
+        <w:t xml:space="preserve">000 km. Our results indicate that, regardless of the mode, transportation increases the climate change impacts of acetylene production by less than 5%. Similarly, for biomethane, </w:t>
+      </w:r>
+      <w:r>
+        <w:rPr>
+          <w:rFonts w:ascii="Lato" w:eastAsia="DengXian" w:hAnsi="Lato" w:cs="Arial"/>
+          <w:iCs/>
+          <w:color w:val="000000" w:themeColor="text1"/>
+          <w:szCs w:val="20"/>
+          <w:lang w:eastAsia="zh-CN"/>
+        </w:rPr>
+        <w:t>we account for transport via pipelines</w:t>
+      </w:r>
+      <w:r>
+        <w:rPr>
+          <w:rFonts w:ascii="Lato" w:eastAsia="DengXian" w:hAnsi="Lato" w:cs="Arial"/>
+          <w:iCs/>
+          <w:color w:val="000000" w:themeColor="text1"/>
+          <w:szCs w:val="20"/>
+          <w:lang w:eastAsia="zh-CN"/>
+        </w:rPr>
+        <w:t xml:space="preserve">, including </w:t>
+      </w:r>
+      <w:r>
+        <w:rPr>
+          <w:rFonts w:ascii="Lato" w:eastAsia="DengXian" w:hAnsi="Lato" w:cs="Arial"/>
+          <w:iCs/>
+          <w:color w:val="000000" w:themeColor="text1"/>
+          <w:szCs w:val="20"/>
+          <w:lang w:eastAsia="zh-CN"/>
+        </w:rPr>
+        <w:t xml:space="preserve">emissions from potential </w:t>
+      </w:r>
+      <w:r>
+        <w:rPr>
+          <w:rFonts w:ascii="Lato" w:eastAsia="DengXian" w:hAnsi="Lato" w:cs="Arial"/>
+          <w:iCs/>
+          <w:color w:val="000000" w:themeColor="text1"/>
+          <w:szCs w:val="20"/>
+          <w:lang w:eastAsia="zh-CN"/>
+        </w:rPr>
+        <w:lastRenderedPageBreak/>
+        <w:t>system leakages</w:t>
+      </w:r>
+      <w:r>
+        <w:rPr>
+          <w:rFonts w:ascii="Lato" w:eastAsia="DengXian" w:hAnsi="Lato" w:cs="Arial"/>
+          <w:iCs/>
+          <w:color w:val="000000" w:themeColor="text1"/>
+          <w:szCs w:val="20"/>
+          <w:lang w:eastAsia="zh-CN"/>
+        </w:rPr>
+        <w:t>, within our analysis</w:t>
+      </w:r>
+      <w:r>
+        <w:rPr>
+          <w:rFonts w:ascii="Lato" w:eastAsia="DengXian" w:hAnsi="Lato" w:cs="Arial"/>
+          <w:iCs/>
+          <w:color w:val="000000" w:themeColor="text1"/>
+          <w:szCs w:val="20"/>
+          <w:lang w:eastAsia="zh-CN"/>
+        </w:rPr>
+        <w:t xml:space="preserve">. </w:t>
+      </w:r>
+      <w:r>
+        <w:rPr>
+          <w:rFonts w:ascii="Lato" w:eastAsia="DengXian" w:hAnsi="Lato" w:cs="Arial"/>
+          <w:iCs/>
+          <w:color w:val="000000" w:themeColor="text1"/>
+          <w:szCs w:val="20"/>
+          <w:lang w:eastAsia="zh-CN"/>
+        </w:rPr>
+        <w:t>These findings affirm</w:t>
+      </w:r>
+      <w:r>
+        <w:rPr>
+          <w:rFonts w:ascii="Lato" w:eastAsia="DengXian" w:hAnsi="Lato" w:cs="Arial"/>
+          <w:iCs/>
+          <w:color w:val="000000" w:themeColor="text1"/>
+          <w:szCs w:val="20"/>
+          <w:lang w:eastAsia="zh-CN"/>
+        </w:rPr>
+        <w:t xml:space="preserve"> that transportation </w:t>
+      </w:r>
+      <w:r>
+        <w:rPr>
+          <w:rFonts w:ascii="Lato" w:eastAsia="DengXian" w:hAnsi="Lato" w:cs="Arial"/>
+          <w:iCs/>
+          <w:color w:val="000000" w:themeColor="text1"/>
+          <w:szCs w:val="20"/>
+          <w:lang w:eastAsia="zh-CN"/>
+        </w:rPr>
+        <w:t>impacts are relatively</w:t>
+      </w:r>
+      <w:r>
+        <w:rPr>
+          <w:rFonts w:ascii="Lato" w:eastAsia="DengXian" w:hAnsi="Lato" w:cs="Arial"/>
+          <w:iCs/>
+          <w:color w:val="000000" w:themeColor="text1"/>
+          <w:szCs w:val="20"/>
+          <w:lang w:eastAsia="zh-CN"/>
+        </w:rPr>
+        <w:t xml:space="preserve"> minor</w:t>
+      </w:r>
+      <w:r>
+        <w:rPr>
+          <w:rFonts w:ascii="Lato" w:eastAsia="DengXian" w:hAnsi="Lato" w:cs="Arial"/>
+          <w:iCs/>
+          <w:color w:val="000000" w:themeColor="text1"/>
+          <w:szCs w:val="20"/>
+          <w:lang w:eastAsia="zh-CN"/>
+        </w:rPr>
+        <w:t>, and our results</w:t>
+      </w:r>
+      <w:r>
+        <w:rPr>
+          <w:rFonts w:ascii="Lato" w:eastAsia="DengXian" w:hAnsi="Lato" w:cs="Arial"/>
+          <w:iCs/>
+          <w:color w:val="000000" w:themeColor="text1"/>
+          <w:szCs w:val="20"/>
+          <w:lang w:eastAsia="zh-CN"/>
+        </w:rPr>
+        <w:t xml:space="preserve"> </w:t>
+      </w:r>
+      <w:r>
+        <w:rPr>
+          <w:rFonts w:ascii="Lato" w:eastAsia="DengXian" w:hAnsi="Lato" w:cs="Arial"/>
+          <w:iCs/>
+          <w:color w:val="000000" w:themeColor="text1"/>
+          <w:szCs w:val="20"/>
+          <w:lang w:eastAsia="zh-CN"/>
+        </w:rPr>
+        <w:t>remain</w:t>
+      </w:r>
+      <w:r>
+        <w:rPr>
+          <w:rFonts w:ascii="Lato" w:eastAsia="DengXian" w:hAnsi="Lato" w:cs="Arial"/>
+          <w:iCs/>
+          <w:color w:val="000000" w:themeColor="text1"/>
+          <w:szCs w:val="20"/>
+          <w:lang w:eastAsia="zh-CN"/>
+        </w:rPr>
+        <w:t xml:space="preserve"> </w:t>
+      </w:r>
+      <w:r>
+        <w:rPr>
+          <w:rFonts w:ascii="Lato" w:eastAsia="DengXian" w:hAnsi="Lato" w:cs="Arial"/>
+          <w:iCs/>
+          <w:color w:val="000000" w:themeColor="text1"/>
+          <w:szCs w:val="20"/>
+          <w:lang w:eastAsia="zh-CN"/>
+        </w:rPr>
+        <w:t>robust</w:t>
+      </w:r>
+      <w:r>
+        <w:rPr>
+          <w:rFonts w:ascii="Lato" w:eastAsia="DengXian" w:hAnsi="Lato" w:cs="Arial"/>
+          <w:iCs/>
+          <w:color w:val="000000" w:themeColor="text1"/>
+          <w:szCs w:val="20"/>
+          <w:lang w:eastAsia="zh-CN"/>
+        </w:rPr>
+        <w:t xml:space="preserve"> across scenarios</w:t>
+      </w:r>
+      <w:r>
+        <w:rPr>
+          <w:rFonts w:ascii="Lato" w:eastAsia="DengXian" w:hAnsi="Lato" w:cs="Arial"/>
+          <w:iCs/>
+          <w:color w:val="000000" w:themeColor="text1"/>
+          <w:szCs w:val="20"/>
+          <w:lang w:eastAsia="zh-CN"/>
+        </w:rPr>
+        <w:t>.</w:t>
       </w:r>
     </w:p>
     <w:p>
@@ -8296,7 +9324,37 @@
           <w:szCs w:val="20"/>
           <w:lang w:eastAsia="zh-CN"/>
         </w:rPr>
-        <w:t xml:space="preserve">In the context of using renewable electricity for </w:t>
+        <w:t xml:space="preserve">We agree with the reviewer on the pivotal role of </w:t>
+      </w:r>
+      <w:r>
+        <w:rPr>
+          <w:rFonts w:ascii="Lato" w:eastAsia="DengXian" w:hAnsi="Lato" w:cs="Arial"/>
+          <w:iCs/>
+          <w:color w:val="000000" w:themeColor="text1"/>
+          <w:szCs w:val="20"/>
+          <w:lang w:eastAsia="zh-CN"/>
+        </w:rPr>
+        <w:t>renewable electricity</w:t>
+      </w:r>
+      <w:r>
+        <w:rPr>
+          <w:rFonts w:ascii="Lato" w:eastAsia="DengXian" w:hAnsi="Lato" w:cs="Arial"/>
+          <w:iCs/>
+          <w:color w:val="000000" w:themeColor="text1"/>
+          <w:szCs w:val="20"/>
+          <w:lang w:eastAsia="zh-CN"/>
+        </w:rPr>
+        <w:t xml:space="preserve"> in reducing the environmental footprint of</w:t>
+      </w:r>
+      <w:r>
+        <w:rPr>
+          <w:rFonts w:ascii="Lato" w:eastAsia="DengXian" w:hAnsi="Lato" w:cs="Arial"/>
+          <w:iCs/>
+          <w:color w:val="000000" w:themeColor="text1"/>
+          <w:szCs w:val="20"/>
+          <w:lang w:eastAsia="zh-CN"/>
+        </w:rPr>
+        <w:t xml:space="preserve"> </w:t>
       </w:r>
       <w:r>
         <w:rPr>
@@ -8348,7 +9406,137 @@
           <w:szCs w:val="20"/>
           <w:lang w:eastAsia="zh-CN"/>
         </w:rPr>
-        <w:t xml:space="preserve"> production, as highlighted in the response to comment 2.3, our analysis includes a climate change impact assessment based on the assumption of a decarbonized (green) electricity in 2050, as shown in Fig. 6 (purple scatter). However, recognizing that no single solution fits all scenarios, we expand our focus beyond green electricity for sustainable C</w:t>
+        <w:t xml:space="preserve"> production</w:t>
+      </w:r>
+      <w:r>
+        <w:rPr>
+          <w:rFonts w:ascii="Lato" w:eastAsia="DengXian" w:hAnsi="Lato" w:cs="Arial"/>
+          <w:iCs/>
+          <w:color w:val="000000" w:themeColor="text1"/>
+          <w:szCs w:val="20"/>
+          <w:lang w:eastAsia="zh-CN"/>
+        </w:rPr>
+        <w:t>. A</w:t>
+      </w:r>
+      <w:r>
+        <w:rPr>
+          <w:rFonts w:ascii="Lato" w:eastAsia="DengXian" w:hAnsi="Lato" w:cs="Arial"/>
+          <w:iCs/>
+          <w:color w:val="000000" w:themeColor="text1"/>
+          <w:szCs w:val="20"/>
+          <w:lang w:eastAsia="zh-CN"/>
+        </w:rPr>
+        <w:t xml:space="preserve">s highlighted in the response to comment 2.3, our analysis </w:t>
+      </w:r>
+      <w:r>
+        <w:rPr>
+          <w:rFonts w:ascii="Lato" w:eastAsia="DengXian" w:hAnsi="Lato" w:cs="Arial"/>
+          <w:iCs/>
+          <w:color w:val="000000" w:themeColor="text1"/>
+          <w:szCs w:val="20"/>
+          <w:lang w:eastAsia="zh-CN"/>
+        </w:rPr>
+        <w:t xml:space="preserve">already </w:t>
+      </w:r>
+      <w:r>
+        <w:rPr>
+          <w:rFonts w:ascii="Lato" w:eastAsia="DengXian" w:hAnsi="Lato" w:cs="Arial"/>
+          <w:iCs/>
+          <w:color w:val="000000" w:themeColor="text1"/>
+          <w:szCs w:val="20"/>
+          <w:lang w:eastAsia="zh-CN"/>
+        </w:rPr>
+        <w:t xml:space="preserve">includes a </w:t>
+      </w:r>
+      <w:r>
+        <w:rPr>
+          <w:rFonts w:ascii="Lato" w:eastAsia="DengXian" w:hAnsi="Lato" w:cs="Arial"/>
+          <w:iCs/>
+          <w:color w:val="000000" w:themeColor="text1"/>
+          <w:szCs w:val="20"/>
+          <w:lang w:eastAsia="zh-CN"/>
+        </w:rPr>
+        <w:t xml:space="preserve">scenario based on </w:t>
+      </w:r>
+      <w:r>
+        <w:rPr>
+          <w:rFonts w:ascii="Lato" w:eastAsia="DengXian" w:hAnsi="Lato" w:cs="Arial"/>
+          <w:iCs/>
+          <w:color w:val="000000" w:themeColor="text1"/>
+          <w:szCs w:val="20"/>
+          <w:lang w:eastAsia="zh-CN"/>
+        </w:rPr>
+        <w:t xml:space="preserve">decarbonized (green) electricity </w:t>
+      </w:r>
+      <w:r>
+        <w:rPr>
+          <w:rFonts w:ascii="Lato" w:eastAsia="DengXian" w:hAnsi="Lato" w:cs="Arial"/>
+          <w:iCs/>
+          <w:color w:val="000000" w:themeColor="text1"/>
+          <w:szCs w:val="20"/>
+          <w:lang w:eastAsia="zh-CN"/>
+        </w:rPr>
+        <w:t>by</w:t>
+      </w:r>
+      <w:r>
+        <w:rPr>
+          <w:rFonts w:ascii="Lato" w:eastAsia="DengXian" w:hAnsi="Lato" w:cs="Arial"/>
+          <w:iCs/>
+          <w:color w:val="000000" w:themeColor="text1"/>
+          <w:szCs w:val="20"/>
+          <w:lang w:eastAsia="zh-CN"/>
+        </w:rPr>
+        <w:t xml:space="preserve"> </w:t>
+      </w:r>
+      <w:r>
+        <w:rPr>
+          <w:rFonts w:ascii="Lato" w:eastAsia="DengXian" w:hAnsi="Lato" w:cs="Arial"/>
+          <w:iCs/>
+          <w:color w:val="000000" w:themeColor="text1"/>
+          <w:szCs w:val="20"/>
+          <w:lang w:eastAsia="zh-CN"/>
+        </w:rPr>
+        <w:t>2050</w:t>
+      </w:r>
+      <w:r>
+        <w:rPr>
+          <w:rFonts w:ascii="Lato" w:eastAsia="DengXian" w:hAnsi="Lato" w:cs="Arial"/>
+          <w:iCs/>
+          <w:color w:val="000000" w:themeColor="text1"/>
+          <w:szCs w:val="20"/>
+          <w:lang w:eastAsia="zh-CN"/>
+        </w:rPr>
+        <w:t xml:space="preserve"> (Fig. 6, </w:t>
+      </w:r>
+      <w:r>
+        <w:rPr>
+          <w:rFonts w:ascii="Lato" w:eastAsia="DengXian" w:hAnsi="Lato" w:cs="Arial"/>
+          <w:iCs/>
+          <w:color w:val="000000" w:themeColor="text1"/>
+          <w:szCs w:val="20"/>
+          <w:lang w:eastAsia="zh-CN"/>
+        </w:rPr>
+        <w:t xml:space="preserve">purple scatter). </w:t>
+      </w:r>
+      <w:r>
+        <w:rPr>
+          <w:rFonts w:ascii="Lato" w:eastAsia="DengXian" w:hAnsi="Lato" w:cs="Arial"/>
+          <w:iCs/>
+          <w:color w:val="000000" w:themeColor="text1"/>
+          <w:szCs w:val="20"/>
+          <w:lang w:eastAsia="zh-CN"/>
+        </w:rPr>
+        <w:t>R</w:t>
+      </w:r>
+      <w:r>
+        <w:rPr>
+          <w:rFonts w:ascii="Lato" w:eastAsia="DengXian" w:hAnsi="Lato" w:cs="Arial"/>
+          <w:iCs/>
+          <w:color w:val="000000" w:themeColor="text1"/>
+          <w:szCs w:val="20"/>
+          <w:lang w:eastAsia="zh-CN"/>
+        </w:rPr>
+        <w:t>ecognizing that no single solution fits all scenarios, we expand our focus beyond green electricity for sustainable C</w:t>
       </w:r>
       <w:r>
         <w:rPr>
@@ -8684,7 +9872,25 @@
           <w:color w:val="000000" w:themeColor="text1"/>
           <w:szCs w:val="20"/>
         </w:rPr>
-        <w:t>We have standardized the key technical terms into four categories: partial combustion, thermal plasma, non</w:t>
+        <w:t>To ensure consistency and clarity, we</w:t>
+      </w:r>
+      <w:r>
+        <w:rPr>
+          <w:rFonts w:ascii="Lato" w:eastAsia="Cambria" w:hAnsi="Lato" w:cs="Arial"/>
+          <w:bCs/>
+          <w:color w:val="000000" w:themeColor="text1"/>
+          <w:szCs w:val="20"/>
+        </w:rPr>
+        <w:t xml:space="preserve"> </w:t>
+      </w:r>
+      <w:r>
+        <w:rPr>
+          <w:rFonts w:ascii="Lato" w:eastAsia="Cambria" w:hAnsi="Lato" w:cs="Arial"/>
+          <w:bCs/>
+          <w:color w:val="000000" w:themeColor="text1"/>
+          <w:szCs w:val="20"/>
+        </w:rPr>
+        <w:t>have standardized the key technical terms into four categories: partial combustion, thermal plasma, non</w:t>
       </w:r>
       <w:r>
         <w:rPr>
@@ -8699,10 +9905,12 @@
     </w:p>
     <w:p>
       <w:pPr>
-        <w:rPr>
-          <w:rFonts w:ascii="Lato" w:eastAsia="DengXian" w:hAnsi="Lato" w:cs="Arial"/>
-          <w:szCs w:val="20"/>
-          <w:lang w:eastAsia="zh-CN"/>
+        <w:spacing w:after="0"/>
+        <w:rPr>
+          <w:rFonts w:ascii="Lato" w:eastAsia="Cambria" w:hAnsi="Lato" w:cs="Arial"/>
+          <w:bCs/>
+          <w:color w:val="000000" w:themeColor="text1"/>
+          <w:szCs w:val="20"/>
         </w:rPr>
       </w:pPr>
     </w:p>
@@ -8723,7 +9931,6 @@
           <w:color w:val="0000FF"/>
           <w:szCs w:val="20"/>
         </w:rPr>
-        <w:lastRenderedPageBreak/>
         <w:t>2.7.</w:t>
       </w:r>
       <w:r>
@@ -8762,7 +9969,110 @@
           <w:szCs w:val="20"/>
           <w:lang w:eastAsia="zh-CN"/>
         </w:rPr>
-        <w:t xml:space="preserve">Predicting </w:t>
+        <w:t xml:space="preserve">Alongside the introduction, </w:t>
+      </w:r>
+      <w:r>
+        <w:rPr>
+          <w:rFonts w:ascii="Lato" w:eastAsia="DengXian" w:hAnsi="Lato" w:cs="Arial"/>
+          <w:color w:val="000000" w:themeColor="text1"/>
+          <w:szCs w:val="20"/>
+          <w:lang w:eastAsia="zh-CN"/>
+        </w:rPr>
+        <w:t>Fig</w:t>
+      </w:r>
+      <w:r>
+        <w:rPr>
+          <w:rFonts w:ascii="Lato" w:eastAsia="DengXian" w:hAnsi="Lato" w:cs="Arial"/>
+          <w:color w:val="000000" w:themeColor="text1"/>
+          <w:szCs w:val="20"/>
+          <w:lang w:eastAsia="zh-CN"/>
+        </w:rPr>
+        <w:t xml:space="preserve">. </w:t>
+      </w:r>
+      <w:r>
+        <w:rPr>
+          <w:rFonts w:ascii="Lato" w:eastAsia="DengXian" w:hAnsi="Lato" w:cs="Arial"/>
+          <w:color w:val="000000" w:themeColor="text1"/>
+          <w:szCs w:val="20"/>
+          <w:lang w:eastAsia="zh-CN"/>
+        </w:rPr>
+        <w:t>1 is designed to provide historical context, tracing the evolution of acetylene production and highlighting key milestones in its development. The purpose is to establish a foundation for discussing current challenges and opportunities for green C</w:t>
+      </w:r>
+      <w:r>
+        <w:rPr>
+          <w:rFonts w:ascii="Lato" w:eastAsia="DengXian" w:hAnsi="Lato" w:cs="Arial"/>
+          <w:iCs/>
+          <w:color w:val="000000" w:themeColor="text1"/>
+          <w:szCs w:val="20"/>
+          <w:vertAlign w:val="subscript"/>
+          <w:lang w:eastAsia="zh-CN"/>
+        </w:rPr>
+        <w:t>2</w:t>
+      </w:r>
+      <w:r>
+        <w:rPr>
+          <w:rFonts w:ascii="Lato" w:eastAsia="DengXian" w:hAnsi="Lato" w:cs="Arial"/>
+          <w:color w:val="000000" w:themeColor="text1"/>
+          <w:szCs w:val="20"/>
+          <w:lang w:eastAsia="zh-CN"/>
+        </w:rPr>
+        <w:t>H</w:t>
+      </w:r>
+      <w:r>
+        <w:rPr>
+          <w:rFonts w:ascii="Lato" w:eastAsia="DengXian" w:hAnsi="Lato" w:cs="Arial"/>
+          <w:iCs/>
+          <w:color w:val="000000" w:themeColor="text1"/>
+          <w:szCs w:val="20"/>
+          <w:vertAlign w:val="subscript"/>
+          <w:lang w:eastAsia="zh-CN"/>
+        </w:rPr>
+        <w:t>2</w:t>
+      </w:r>
+      <w:r>
+        <w:rPr>
+          <w:rFonts w:ascii="Lato" w:eastAsia="DengXian" w:hAnsi="Lato" w:cs="Arial"/>
+          <w:color w:val="000000" w:themeColor="text1"/>
+          <w:szCs w:val="20"/>
+          <w:lang w:eastAsia="zh-CN"/>
+        </w:rPr>
+        <w:t xml:space="preserve"> production. Adding speculative projections for 2050, while potentially interesting, would introduce significant uncertainties and detract from the focus on historical trends.</w:t>
+      </w:r>
+      <w:r>
+        <w:rPr>
+          <w:rFonts w:ascii="Lato" w:eastAsia="DengXian" w:hAnsi="Lato" w:cs="Arial"/>
+          <w:color w:val="000000" w:themeColor="text1"/>
+          <w:szCs w:val="20"/>
+          <w:lang w:eastAsia="zh-CN"/>
+        </w:rPr>
+        <w:t xml:space="preserve"> The challenge in predicting future values arise from </w:t>
+      </w:r>
+      <w:r>
+        <w:rPr>
+          <w:rFonts w:ascii="Lato" w:eastAsia="DengXian" w:hAnsi="Lato" w:cs="Arial"/>
+          <w:color w:val="000000" w:themeColor="text1"/>
+          <w:szCs w:val="20"/>
+          <w:lang w:eastAsia="zh-CN"/>
+        </w:rPr>
+        <w:t xml:space="preserve">numerous </w:t>
+      </w:r>
+      <w:r>
+        <w:rPr>
+          <w:rFonts w:ascii="Lato" w:eastAsia="DengXian" w:hAnsi="Lato" w:cs="Arial"/>
+          <w:color w:val="000000" w:themeColor="text1"/>
+          <w:szCs w:val="20"/>
+          <w:lang w:eastAsia="zh-CN"/>
+        </w:rPr>
+        <w:t>uncertainties</w:t>
+      </w:r>
+      <w:r>
+        <w:rPr>
+          <w:rFonts w:ascii="Lato" w:eastAsia="DengXian" w:hAnsi="Lato" w:cs="Arial"/>
+          <w:color w:val="000000" w:themeColor="text1"/>
+          <w:szCs w:val="20"/>
+          <w:lang w:eastAsia="zh-CN"/>
+        </w:rPr>
+        <w:t xml:space="preserve">, including advancements in </w:t>
       </w:r>
       <w:r>
         <w:rPr>
@@ -8823,29 +10133,12 @@
           <w:szCs w:val="20"/>
           <w:lang w:eastAsia="zh-CN"/>
         </w:rPr>
-        <w:t xml:space="preserve">production in 2050 is challenging due to numerous </w:t>
-      </w:r>
-      <w:r>
-        <w:rPr>
-          <w:rFonts w:ascii="Lato" w:eastAsia="DengXian" w:hAnsi="Lato" w:cs="Arial"/>
-          <w:color w:val="000000" w:themeColor="text1"/>
-          <w:szCs w:val="20"/>
-          <w:lang w:eastAsia="zh-CN"/>
-        </w:rPr>
-        <w:t>uncertainties</w:t>
-      </w:r>
-      <w:r>
-        <w:rPr>
-          <w:rFonts w:ascii="Lato" w:eastAsia="DengXian" w:hAnsi="Lato" w:cs="Arial"/>
-          <w:color w:val="000000" w:themeColor="text1"/>
-          <w:szCs w:val="20"/>
-          <w:lang w:eastAsia="zh-CN"/>
-        </w:rPr>
-        <w:t xml:space="preserve">, including advancements in </w:t>
-      </w:r>
-      <w:r>
-        <w:rPr>
-          <w:rFonts w:ascii="Lato" w:eastAsia="DengXian" w:hAnsi="Lato" w:cs="Arial"/>
+        <w:t xml:space="preserve">production technologies, the development of competing renewable </w:t>
+      </w:r>
+      <w:r>
+        <w:rPr>
+          <w:rFonts w:ascii="Lato" w:eastAsia="DengXian" w:hAnsi="Lato" w:cs="Arial"/>
+          <w:bCs/>
           <w:iCs/>
           <w:color w:val="000000" w:themeColor="text1"/>
           <w:szCs w:val="20"/>
@@ -8856,6 +10149,7 @@
       <w:r>
         <w:rPr>
           <w:rFonts w:ascii="Lato" w:eastAsia="DengXian" w:hAnsi="Lato" w:cs="Arial"/>
+          <w:bCs/>
           <w:iCs/>
           <w:color w:val="000000" w:themeColor="text1"/>
           <w:szCs w:val="20"/>
@@ -8867,6 +10161,7 @@
       <w:r>
         <w:rPr>
           <w:rFonts w:ascii="Lato" w:eastAsia="DengXian" w:hAnsi="Lato" w:cs="Arial"/>
+          <w:bCs/>
           <w:iCs/>
           <w:color w:val="000000" w:themeColor="text1"/>
           <w:szCs w:val="20"/>
@@ -8877,77 +10172,13 @@
       <w:r>
         <w:rPr>
           <w:rFonts w:ascii="Lato" w:eastAsia="DengXian" w:hAnsi="Lato" w:cs="Arial"/>
+          <w:bCs/>
           <w:iCs/>
           <w:color w:val="000000" w:themeColor="text1"/>
           <w:szCs w:val="20"/>
           <w:vertAlign w:val="subscript"/>
           <w:lang w:eastAsia="zh-CN"/>
         </w:rPr>
-        <w:t>2</w:t>
-      </w:r>
-      <w:r>
-        <w:rPr>
-          <w:rFonts w:ascii="Lato" w:eastAsia="DengXian" w:hAnsi="Lato" w:cs="Arial"/>
-          <w:iCs/>
-          <w:color w:val="000000" w:themeColor="text1"/>
-          <w:szCs w:val="20"/>
-          <w:lang w:eastAsia="zh-CN"/>
-        </w:rPr>
-        <w:t xml:space="preserve"> </w:t>
-      </w:r>
-      <w:r>
-        <w:rPr>
-          <w:rFonts w:ascii="Lato" w:eastAsia="DengXian" w:hAnsi="Lato" w:cs="Arial"/>
-          <w:color w:val="000000" w:themeColor="text1"/>
-          <w:szCs w:val="20"/>
-          <w:lang w:eastAsia="zh-CN"/>
-        </w:rPr>
-        <w:t xml:space="preserve">production technologies, the development of competing renewable </w:t>
-      </w:r>
-      <w:r>
-        <w:rPr>
-          <w:rFonts w:ascii="Lato" w:eastAsia="DengXian" w:hAnsi="Lato" w:cs="Arial"/>
-          <w:bCs/>
-          <w:iCs/>
-          <w:color w:val="000000" w:themeColor="text1"/>
-          <w:szCs w:val="20"/>
-          <w:lang w:eastAsia="zh-CN"/>
-        </w:rPr>
-        <w:t>C</w:t>
-      </w:r>
-      <w:r>
-        <w:rPr>
-          <w:rFonts w:ascii="Lato" w:eastAsia="DengXian" w:hAnsi="Lato" w:cs="Arial"/>
-          <w:bCs/>
-          <w:iCs/>
-          <w:color w:val="000000" w:themeColor="text1"/>
-          <w:szCs w:val="20"/>
-          <w:vertAlign w:val="subscript"/>
-          <w:lang w:eastAsia="zh-CN"/>
-        </w:rPr>
-        <w:t>2</w:t>
-      </w:r>
-      <w:r>
-        <w:rPr>
-          <w:rFonts w:ascii="Lato" w:eastAsia="DengXian" w:hAnsi="Lato" w:cs="Arial"/>
-          <w:bCs/>
-          <w:iCs/>
-          <w:color w:val="000000" w:themeColor="text1"/>
-          <w:szCs w:val="20"/>
-          <w:lang w:eastAsia="zh-CN"/>
-        </w:rPr>
-        <w:t>H</w:t>
-      </w:r>
-      <w:r>
-        <w:rPr>
-          <w:rFonts w:ascii="Lato" w:eastAsia="DengXian" w:hAnsi="Lato" w:cs="Arial"/>
-          <w:bCs/>
-          <w:iCs/>
-          <w:color w:val="000000" w:themeColor="text1"/>
-          <w:szCs w:val="20"/>
-          <w:vertAlign w:val="subscript"/>
-          <w:lang w:eastAsia="zh-CN"/>
-        </w:rPr>
         <w:t>4</w:t>
       </w:r>
       <w:r>
@@ -8957,201 +10188,7 @@
           <w:szCs w:val="20"/>
           <w:lang w:eastAsia="zh-CN"/>
         </w:rPr>
-        <w:t xml:space="preserve"> production pathways, the availability of renewable carbon feedstocks, and differing environmental policies across countries. Additionally, the Introduction and Fig</w:t>
-      </w:r>
-      <w:r>
-        <w:rPr>
-          <w:rFonts w:ascii="Lato" w:eastAsia="DengXian" w:hAnsi="Lato" w:cs="Arial"/>
-          <w:color w:val="000000" w:themeColor="text1"/>
-          <w:szCs w:val="20"/>
-          <w:lang w:eastAsia="zh-CN"/>
-        </w:rPr>
-        <w:t>.</w:t>
-      </w:r>
-      <w:r>
-        <w:rPr>
-          <w:rFonts w:ascii="Lato" w:eastAsia="DengXian" w:hAnsi="Lato" w:cs="Arial"/>
-          <w:color w:val="000000" w:themeColor="text1"/>
-          <w:szCs w:val="20"/>
-          <w:lang w:eastAsia="zh-CN"/>
-        </w:rPr>
-        <w:t xml:space="preserve"> </w:t>
-      </w:r>
-      <w:r>
-        <w:rPr>
-          <w:rFonts w:ascii="Lato" w:eastAsia="DengXian" w:hAnsi="Lato" w:cs="Arial"/>
-          <w:color w:val="000000" w:themeColor="text1"/>
-          <w:szCs w:val="20"/>
-          <w:lang w:eastAsia="zh-CN"/>
-        </w:rPr>
-        <w:t xml:space="preserve">1 primarily focus on historical </w:t>
-      </w:r>
-      <w:r>
-        <w:rPr>
-          <w:rFonts w:ascii="Lato" w:eastAsia="DengXian" w:hAnsi="Lato" w:cs="Arial"/>
-          <w:color w:val="000000" w:themeColor="text1"/>
-          <w:szCs w:val="20"/>
-          <w:lang w:eastAsia="zh-CN"/>
-        </w:rPr>
-        <w:t>data</w:t>
-      </w:r>
-      <w:r>
-        <w:rPr>
-          <w:rFonts w:ascii="Lato" w:eastAsia="DengXian" w:hAnsi="Lato" w:cs="Arial"/>
-          <w:color w:val="000000" w:themeColor="text1"/>
-          <w:szCs w:val="20"/>
-          <w:lang w:eastAsia="zh-CN"/>
-        </w:rPr>
-        <w:t xml:space="preserve"> and outline the potential direction for green </w:t>
-      </w:r>
-      <w:r>
-        <w:rPr>
-          <w:rFonts w:ascii="Lato" w:eastAsia="DengXian" w:hAnsi="Lato" w:cs="Arial"/>
-          <w:iCs/>
-          <w:color w:val="000000" w:themeColor="text1"/>
-          <w:szCs w:val="20"/>
-          <w:lang w:eastAsia="zh-CN"/>
-        </w:rPr>
-        <w:t>C</w:t>
-      </w:r>
-      <w:r>
-        <w:rPr>
-          <w:rFonts w:ascii="Lato" w:eastAsia="DengXian" w:hAnsi="Lato" w:cs="Arial"/>
-          <w:iCs/>
-          <w:color w:val="000000" w:themeColor="text1"/>
-          <w:szCs w:val="20"/>
-          <w:vertAlign w:val="subscript"/>
-          <w:lang w:eastAsia="zh-CN"/>
-        </w:rPr>
-        <w:t>2</w:t>
-      </w:r>
-      <w:r>
-        <w:rPr>
-          <w:rFonts w:ascii="Lato" w:eastAsia="DengXian" w:hAnsi="Lato" w:cs="Arial"/>
-          <w:iCs/>
-          <w:color w:val="000000" w:themeColor="text1"/>
-          <w:szCs w:val="20"/>
-          <w:lang w:eastAsia="zh-CN"/>
-        </w:rPr>
-        <w:t>H</w:t>
-      </w:r>
-      <w:r>
-        <w:rPr>
-          <w:rFonts w:ascii="Lato" w:eastAsia="DengXian" w:hAnsi="Lato" w:cs="Arial"/>
-          <w:iCs/>
-          <w:color w:val="000000" w:themeColor="text1"/>
-          <w:szCs w:val="20"/>
-          <w:vertAlign w:val="subscript"/>
-          <w:lang w:eastAsia="zh-CN"/>
-        </w:rPr>
-        <w:t>2</w:t>
-      </w:r>
-      <w:r>
-        <w:rPr>
-          <w:rFonts w:ascii="Lato" w:eastAsia="DengXian" w:hAnsi="Lato" w:cs="Arial"/>
-          <w:iCs/>
-          <w:color w:val="000000" w:themeColor="text1"/>
-          <w:szCs w:val="20"/>
-          <w:lang w:eastAsia="zh-CN"/>
-        </w:rPr>
-        <w:t xml:space="preserve"> </w:t>
-      </w:r>
-      <w:r>
-        <w:rPr>
-          <w:rFonts w:ascii="Lato" w:eastAsia="DengXian" w:hAnsi="Lato" w:cs="Arial"/>
-          <w:color w:val="000000" w:themeColor="text1"/>
-          <w:szCs w:val="20"/>
-          <w:lang w:eastAsia="zh-CN"/>
-        </w:rPr>
-        <w:t xml:space="preserve">production. </w:t>
-      </w:r>
-      <w:r>
-        <w:rPr>
-          <w:rFonts w:ascii="Lato" w:eastAsia="DengXian" w:hAnsi="Lato" w:cs="Arial"/>
-          <w:color w:val="000000" w:themeColor="text1"/>
-          <w:szCs w:val="20"/>
-          <w:lang w:eastAsia="zh-CN"/>
-        </w:rPr>
-        <w:t xml:space="preserve">Therefore, </w:t>
-      </w:r>
-      <w:r>
-        <w:rPr>
-          <w:rFonts w:ascii="Lato" w:eastAsia="DengXian" w:hAnsi="Lato" w:cs="Arial"/>
-          <w:color w:val="000000" w:themeColor="text1"/>
-          <w:szCs w:val="20"/>
-          <w:lang w:eastAsia="zh-CN"/>
-        </w:rPr>
-        <w:t xml:space="preserve">due to the large uncertainties involved, </w:t>
-      </w:r>
-      <w:r>
-        <w:rPr>
-          <w:rFonts w:ascii="Lato" w:eastAsia="DengXian" w:hAnsi="Lato" w:cs="Arial"/>
-          <w:color w:val="000000" w:themeColor="text1"/>
-          <w:szCs w:val="20"/>
-          <w:lang w:eastAsia="zh-CN"/>
-        </w:rPr>
-        <w:t xml:space="preserve">it would be inappropriate to include a prediction for </w:t>
-      </w:r>
-      <w:r>
-        <w:rPr>
-          <w:rFonts w:ascii="Lato" w:eastAsia="DengXian" w:hAnsi="Lato" w:cs="Arial"/>
-          <w:iCs/>
-          <w:color w:val="000000" w:themeColor="text1"/>
-          <w:szCs w:val="20"/>
-          <w:lang w:eastAsia="zh-CN"/>
-        </w:rPr>
-        <w:t>C</w:t>
-      </w:r>
-      <w:r>
-        <w:rPr>
-          <w:rFonts w:ascii="Lato" w:eastAsia="DengXian" w:hAnsi="Lato" w:cs="Arial"/>
-          <w:iCs/>
-          <w:color w:val="000000" w:themeColor="text1"/>
-          <w:szCs w:val="20"/>
-          <w:vertAlign w:val="subscript"/>
-          <w:lang w:eastAsia="zh-CN"/>
-        </w:rPr>
-        <w:t>2</w:t>
-      </w:r>
-      <w:r>
-        <w:rPr>
-          <w:rFonts w:ascii="Lato" w:eastAsia="DengXian" w:hAnsi="Lato" w:cs="Arial"/>
-          <w:iCs/>
-          <w:color w:val="000000" w:themeColor="text1"/>
-          <w:szCs w:val="20"/>
-          <w:lang w:eastAsia="zh-CN"/>
-        </w:rPr>
-        <w:t>H</w:t>
-      </w:r>
-      <w:r>
-        <w:rPr>
-          <w:rFonts w:ascii="Lato" w:eastAsia="DengXian" w:hAnsi="Lato" w:cs="Arial"/>
-          <w:iCs/>
-          <w:color w:val="000000" w:themeColor="text1"/>
-          <w:szCs w:val="20"/>
-          <w:vertAlign w:val="subscript"/>
-          <w:lang w:eastAsia="zh-CN"/>
-        </w:rPr>
-        <w:t>2</w:t>
-      </w:r>
-      <w:r>
-        <w:rPr>
-          <w:rFonts w:ascii="Lato" w:eastAsia="DengXian" w:hAnsi="Lato" w:cs="Arial"/>
-          <w:iCs/>
-          <w:color w:val="000000" w:themeColor="text1"/>
-          <w:szCs w:val="20"/>
-          <w:lang w:eastAsia="zh-CN"/>
-        </w:rPr>
-        <w:t xml:space="preserve"> </w:t>
-      </w:r>
-      <w:r>
-        <w:rPr>
-          <w:rFonts w:ascii="Lato" w:eastAsia="DengXian" w:hAnsi="Lato" w:cs="Arial"/>
-          <w:color w:val="000000" w:themeColor="text1"/>
-          <w:szCs w:val="20"/>
-          <w:lang w:eastAsia="zh-CN"/>
-        </w:rPr>
-        <w:t>production in 2050 in Fig. 1.</w:t>
+        <w:t xml:space="preserve"> production pathways, the availability of renewable carbon feedstocks, and differing environmental policies across countries.</w:t>
       </w:r>
     </w:p>
     <w:p>
@@ -9542,7 +10579,125 @@
           <w:szCs w:val="20"/>
           <w:lang w:eastAsia="zh-CN"/>
         </w:rPr>
-        <w:t xml:space="preserve">The abandoned </w:t>
+        <w:t xml:space="preserve">We appreciate the reviewers’ questions. </w:t>
+      </w:r>
+      <w:r>
+        <w:rPr>
+          <w:rFonts w:ascii="Lato" w:eastAsia="DengXian" w:hAnsi="Lato" w:cs="Arial"/>
+          <w:color w:val="000000" w:themeColor="text1"/>
+          <w:szCs w:val="20"/>
+          <w:lang w:eastAsia="zh-CN"/>
+        </w:rPr>
+        <w:t>The</w:t>
+      </w:r>
+      <w:r>
+        <w:rPr>
+          <w:rFonts w:ascii="Lato" w:eastAsia="DengXian" w:hAnsi="Lato" w:cs="Arial"/>
+          <w:color w:val="000000" w:themeColor="text1"/>
+          <w:szCs w:val="20"/>
+          <w:lang w:eastAsia="zh-CN"/>
+        </w:rPr>
+        <w:t xml:space="preserve"> inclusion of trial and</w:t>
+      </w:r>
+      <w:r>
+        <w:rPr>
+          <w:rFonts w:ascii="Lato" w:eastAsia="DengXian" w:hAnsi="Lato" w:cs="Arial"/>
+          <w:color w:val="000000" w:themeColor="text1"/>
+          <w:szCs w:val="20"/>
+          <w:lang w:eastAsia="zh-CN"/>
+        </w:rPr>
+        <w:t xml:space="preserve"> abandoned</w:t>
+      </w:r>
+      <w:r>
+        <w:rPr>
+          <w:rFonts w:ascii="Lato" w:eastAsia="DengXian" w:hAnsi="Lato" w:cs="Arial"/>
+          <w:iCs/>
+          <w:color w:val="000000" w:themeColor="text1"/>
+          <w:szCs w:val="20"/>
+          <w:lang w:eastAsia="zh-CN"/>
+        </w:rPr>
+        <w:t xml:space="preserve"> </w:t>
+      </w:r>
+      <w:r>
+        <w:rPr>
+          <w:rFonts w:ascii="Lato" w:eastAsia="DengXian" w:hAnsi="Lato" w:cs="Arial"/>
+          <w:color w:val="000000" w:themeColor="text1"/>
+          <w:szCs w:val="20"/>
+          <w:lang w:eastAsia="zh-CN"/>
+        </w:rPr>
+        <w:t xml:space="preserve">production and application routes </w:t>
+      </w:r>
+      <w:r>
+        <w:rPr>
+          <w:rFonts w:ascii="Lato" w:eastAsia="DengXian" w:hAnsi="Lato" w:cs="Arial"/>
+          <w:color w:val="000000" w:themeColor="text1"/>
+          <w:szCs w:val="20"/>
+          <w:lang w:eastAsia="zh-CN"/>
+        </w:rPr>
+        <w:t xml:space="preserve">in Fig. 2 </w:t>
+      </w:r>
+      <w:r>
+        <w:rPr>
+          <w:rFonts w:ascii="Lato" w:eastAsia="DengXian" w:hAnsi="Lato" w:cs="Arial"/>
+          <w:color w:val="000000" w:themeColor="text1"/>
+          <w:szCs w:val="20"/>
+          <w:lang w:eastAsia="zh-CN"/>
+        </w:rPr>
+        <w:t>provide</w:t>
+      </w:r>
+      <w:r>
+        <w:rPr>
+          <w:rFonts w:ascii="Lato" w:eastAsia="DengXian" w:hAnsi="Lato" w:cs="Arial"/>
+          <w:color w:val="000000" w:themeColor="text1"/>
+          <w:szCs w:val="20"/>
+          <w:lang w:eastAsia="zh-CN"/>
+        </w:rPr>
+        <w:t>s</w:t>
+      </w:r>
+      <w:r>
+        <w:rPr>
+          <w:rFonts w:ascii="Lato" w:eastAsia="DengXian" w:hAnsi="Lato" w:cs="Arial"/>
+          <w:color w:val="000000" w:themeColor="text1"/>
+          <w:szCs w:val="20"/>
+          <w:lang w:eastAsia="zh-CN"/>
+        </w:rPr>
+        <w:t xml:space="preserve"> valuable </w:t>
+      </w:r>
+      <w:r>
+        <w:rPr>
+          <w:rFonts w:ascii="Lato" w:eastAsia="DengXian" w:hAnsi="Lato" w:cs="Arial"/>
+          <w:color w:val="000000" w:themeColor="text1"/>
+          <w:szCs w:val="20"/>
+          <w:lang w:eastAsia="zh-CN"/>
+        </w:rPr>
+        <w:t xml:space="preserve">historical </w:t>
+      </w:r>
+      <w:r>
+        <w:rPr>
+          <w:rFonts w:ascii="Lato" w:eastAsia="DengXian" w:hAnsi="Lato" w:cs="Arial"/>
+          <w:color w:val="000000" w:themeColor="text1"/>
+          <w:szCs w:val="20"/>
+          <w:lang w:eastAsia="zh-CN"/>
+        </w:rPr>
+        <w:t>context for understanding the</w:t>
+      </w:r>
+      <w:r>
+        <w:rPr>
+          <w:rFonts w:ascii="Lato" w:eastAsia="DengXian" w:hAnsi="Lato" w:cs="Arial"/>
+          <w:color w:val="000000" w:themeColor="text1"/>
+          <w:szCs w:val="20"/>
+          <w:lang w:eastAsia="zh-CN"/>
+        </w:rPr>
+        <w:t xml:space="preserve"> evolution</w:t>
+      </w:r>
+      <w:r>
+        <w:rPr>
+          <w:rFonts w:ascii="Lato" w:eastAsia="DengXian" w:hAnsi="Lato" w:cs="Arial"/>
+          <w:color w:val="000000" w:themeColor="text1"/>
+          <w:szCs w:val="20"/>
+          <w:lang w:eastAsia="zh-CN"/>
+        </w:rPr>
+        <w:t xml:space="preserve"> of </w:t>
       </w:r>
       <w:r>
         <w:rPr>
@@ -9603,95 +10758,35 @@
           <w:szCs w:val="20"/>
           <w:lang w:eastAsia="zh-CN"/>
         </w:rPr>
-        <w:t xml:space="preserve">production and application routes provide valuable context for understanding the history of </w:t>
-      </w:r>
-      <w:r>
-        <w:rPr>
-          <w:rFonts w:ascii="Lato" w:eastAsia="DengXian" w:hAnsi="Lato" w:cs="Arial"/>
-          <w:iCs/>
-          <w:color w:val="000000" w:themeColor="text1"/>
-          <w:szCs w:val="20"/>
-          <w:lang w:eastAsia="zh-CN"/>
-        </w:rPr>
-        <w:t>C</w:t>
-      </w:r>
-      <w:r>
-        <w:rPr>
-          <w:rFonts w:ascii="Lato" w:eastAsia="DengXian" w:hAnsi="Lato" w:cs="Arial"/>
-          <w:iCs/>
-          <w:color w:val="000000" w:themeColor="text1"/>
-          <w:szCs w:val="20"/>
-          <w:vertAlign w:val="subscript"/>
-          <w:lang w:eastAsia="zh-CN"/>
-        </w:rPr>
-        <w:t>2</w:t>
-      </w:r>
-      <w:r>
-        <w:rPr>
-          <w:rFonts w:ascii="Lato" w:eastAsia="DengXian" w:hAnsi="Lato" w:cs="Arial"/>
-          <w:iCs/>
-          <w:color w:val="000000" w:themeColor="text1"/>
-          <w:szCs w:val="20"/>
-          <w:lang w:eastAsia="zh-CN"/>
-        </w:rPr>
-        <w:t>H</w:t>
-      </w:r>
-      <w:r>
-        <w:rPr>
-          <w:rFonts w:ascii="Lato" w:eastAsia="DengXian" w:hAnsi="Lato" w:cs="Arial"/>
-          <w:iCs/>
-          <w:color w:val="000000" w:themeColor="text1"/>
-          <w:szCs w:val="20"/>
-          <w:vertAlign w:val="subscript"/>
-          <w:lang w:eastAsia="zh-CN"/>
-        </w:rPr>
-        <w:t>2</w:t>
-      </w:r>
-      <w:r>
-        <w:rPr>
-          <w:rFonts w:ascii="Lato" w:eastAsia="DengXian" w:hAnsi="Lato" w:cs="Arial"/>
-          <w:iCs/>
+        <w:t>development</w:t>
+      </w:r>
+      <w:r>
+        <w:rPr>
+          <w:rFonts w:ascii="Lato" w:eastAsia="DengXian" w:hAnsi="Lato" w:cs="Arial"/>
+          <w:color w:val="000000" w:themeColor="text1"/>
+          <w:szCs w:val="20"/>
+          <w:lang w:eastAsia="zh-CN"/>
+        </w:rPr>
+        <w:t xml:space="preserve">, </w:t>
+      </w:r>
+      <w:r>
+        <w:rPr>
+          <w:rFonts w:ascii="Lato" w:eastAsia="DengXian" w:hAnsi="Lato" w:cs="Arial"/>
+          <w:color w:val="000000" w:themeColor="text1"/>
+          <w:szCs w:val="20"/>
+          <w:lang w:eastAsia="zh-CN"/>
+        </w:rPr>
+        <w:lastRenderedPageBreak/>
+        <w:t>especially the challenges and barriers faced in developing acetylene technologies.</w:t>
+      </w:r>
+      <w:r>
+        <w:rPr>
+          <w:rFonts w:ascii="Lato" w:eastAsia="DengXian" w:hAnsi="Lato" w:cs="Arial"/>
           <w:color w:val="000000" w:themeColor="text1"/>
           <w:szCs w:val="20"/>
           <w:lang w:eastAsia="zh-CN"/>
         </w:rPr>
         <w:t xml:space="preserve"> </w:t>
-      </w:r>
-      <w:r>
-        <w:rPr>
-          <w:rFonts w:ascii="Lato" w:eastAsia="DengXian" w:hAnsi="Lato" w:cs="Arial"/>
-          <w:color w:val="000000" w:themeColor="text1"/>
-          <w:szCs w:val="20"/>
-          <w:lang w:eastAsia="zh-CN"/>
-        </w:rPr>
-        <w:t>development. Retaining these routes in Fig.</w:t>
-      </w:r>
-      <w:r>
-        <w:rPr>
-          <w:rFonts w:ascii="Lato" w:eastAsia="DengXian" w:hAnsi="Lato" w:cs="Arial"/>
-          <w:color w:val="000000" w:themeColor="text1"/>
-          <w:szCs w:val="20"/>
-          <w:lang w:eastAsia="zh-CN"/>
-        </w:rPr>
-        <w:t xml:space="preserve"> </w:t>
-      </w:r>
-      <w:r>
-        <w:rPr>
-          <w:rFonts w:ascii="Lato" w:eastAsia="DengXian" w:hAnsi="Lato" w:cs="Arial"/>
-          <w:color w:val="000000" w:themeColor="text1"/>
-          <w:szCs w:val="20"/>
-          <w:lang w:eastAsia="zh-CN"/>
-        </w:rPr>
-        <w:t xml:space="preserve">2 while emphasizing current technologies </w:t>
-      </w:r>
-      <w:r>
-        <w:rPr>
-          <w:rFonts w:ascii="Lato" w:eastAsia="DengXian" w:hAnsi="Lato" w:cs="Arial"/>
-          <w:color w:val="000000" w:themeColor="text1"/>
-          <w:szCs w:val="20"/>
-          <w:lang w:eastAsia="zh-CN"/>
-        </w:rPr>
-        <w:t xml:space="preserve">is therefore beneficial. </w:t>
       </w:r>
       <w:r>
         <w:rPr>
@@ -10382,19 +11477,7 @@
           <w:szCs w:val="20"/>
           <w:lang w:eastAsia="zh-CN"/>
         </w:rPr>
-        <w:t>he data in Fig. 3c</w:t>
-      </w:r>
-      <w:bookmarkStart w:id="5" w:name="_GoBack"/>
-      <w:bookmarkEnd w:id="5"/>
-      <w:r>
-        <w:rPr>
-          <w:rFonts w:ascii="Lato" w:eastAsia="DengXian" w:hAnsi="Lato" w:cs="Arial"/>
-          <w:iCs/>
-          <w:color w:val="000000" w:themeColor="text1"/>
-          <w:szCs w:val="20"/>
-          <w:lang w:eastAsia="zh-CN"/>
-        </w:rPr>
-        <w:t xml:space="preserve"> are directly linked to an C</w:t>
+        <w:t>he data in Fig. 3c are directly linked to an C</w:t>
       </w:r>
       <w:r>
         <w:rPr>
@@ -10774,17 +11857,7 @@
           <w:color w:val="0000FF"/>
           <w:szCs w:val="20"/>
         </w:rPr>
-        <w:t xml:space="preserve">Figure 5: 5(a) is somewhat like a textbook or a slide of PPTs; 5(b) has little valued information; 5(c), such a plot (conversion vs. selectivity) can be often seen for comparing catalyst performance, however, </w:t>
-      </w:r>
-      <w:r>
-        <w:rPr>
-          <w:rFonts w:ascii="Lato" w:eastAsiaTheme="minorHAnsi" w:hAnsi="Lato" w:cs="Arial"/>
-          <w:iCs/>
-          <w:color w:val="0000FF"/>
-          <w:szCs w:val="20"/>
-        </w:rPr>
-        <w:lastRenderedPageBreak/>
-        <w:t>it does not fit for C</w:t>
+        <w:t>Figure 5: 5(a) is somewhat like a textbook or a slide of PPTs; 5(b) has little valued information; 5(c), such a plot (conversion vs. selectivity) can be often seen for comparing catalyst performance, however, it does not fit for C</w:t>
       </w:r>
       <w:r>
         <w:rPr>
@@ -11244,7 +12317,7 @@
         </w:rPr>
         <w:t xml:space="preserve"> uniquely presents </w:t>
       </w:r>
-      <w:bookmarkStart w:id="6" w:name="_Hlk183529658"/>
+      <w:bookmarkStart w:id="5" w:name="_Hlk183529658"/>
       <w:r>
         <w:rPr>
           <w:rFonts w:ascii="Lato" w:eastAsia="Cambria" w:hAnsi="Lato" w:cs="Arial"/>
@@ -11270,7 +12343,7 @@
         </w:rPr>
         <w:t xml:space="preserve"> </w:t>
       </w:r>
-      <w:bookmarkEnd w:id="6"/>
+      <w:bookmarkEnd w:id="5"/>
       <w:r>
         <w:rPr>
           <w:rFonts w:ascii="Lato" w:eastAsia="Cambria" w:hAnsi="Lato" w:cs="Arial"/>
@@ -11502,6 +12575,7 @@
           <w:color w:val="0000FF"/>
           <w:szCs w:val="20"/>
         </w:rPr>
+        <w:lastRenderedPageBreak/>
         <w:t>2.12.</w:t>
       </w:r>
       <w:r>
@@ -11612,16 +12686,79 @@
           <w:iCs/>
           <w:szCs w:val="20"/>
         </w:rPr>
-        <w:t>has become an essential topic</w:t>
-      </w:r>
-      <w:r>
-        <w:rPr>
-          <w:rFonts w:ascii="Lato" w:eastAsiaTheme="minorHAnsi" w:hAnsi="Lato" w:cs="Arial"/>
-          <w:bCs/>
-          <w:iCs/>
-          <w:szCs w:val="20"/>
-        </w:rPr>
-        <w:t xml:space="preserve"> for all industries, and particularly for the chemical industry due to its heavy reliance on fossil fuels for feedstock and as an energy vector. This reliance makes the chemical industry one of the most difficult sectors to decarbonize, accounting for approximately 5.6</w:t>
+        <w:t xml:space="preserve">has become </w:t>
+      </w:r>
+      <w:r>
+        <w:rPr>
+          <w:rFonts w:ascii="Lato" w:eastAsiaTheme="minorHAnsi" w:hAnsi="Lato" w:cs="Arial"/>
+          <w:bCs/>
+          <w:iCs/>
+          <w:szCs w:val="20"/>
+        </w:rPr>
+        <w:t xml:space="preserve">a central concern </w:t>
+      </w:r>
+      <w:r>
+        <w:rPr>
+          <w:rFonts w:ascii="Lato" w:eastAsiaTheme="minorHAnsi" w:hAnsi="Lato" w:cs="Arial"/>
+          <w:bCs/>
+          <w:iCs/>
+          <w:szCs w:val="20"/>
+        </w:rPr>
+        <w:t xml:space="preserve">for all industries, </w:t>
+      </w:r>
+      <w:r>
+        <w:rPr>
+          <w:rFonts w:ascii="Lato" w:eastAsiaTheme="minorHAnsi" w:hAnsi="Lato" w:cs="Arial"/>
+          <w:bCs/>
+          <w:iCs/>
+          <w:szCs w:val="20"/>
+        </w:rPr>
+        <w:t>especially</w:t>
+      </w:r>
+      <w:r>
+        <w:rPr>
+          <w:rFonts w:ascii="Lato" w:eastAsiaTheme="minorHAnsi" w:hAnsi="Lato" w:cs="Arial"/>
+          <w:bCs/>
+          <w:iCs/>
+          <w:szCs w:val="20"/>
+        </w:rPr>
+        <w:t xml:space="preserve"> the chemical industry</w:t>
+      </w:r>
+      <w:r>
+        <w:rPr>
+          <w:rFonts w:ascii="Lato" w:eastAsiaTheme="minorHAnsi" w:hAnsi="Lato" w:cs="Arial"/>
+          <w:bCs/>
+          <w:iCs/>
+          <w:szCs w:val="20"/>
+        </w:rPr>
+        <w:t xml:space="preserve">. Given </w:t>
+      </w:r>
+      <w:r>
+        <w:rPr>
+          <w:rFonts w:ascii="Lato" w:eastAsiaTheme="minorHAnsi" w:hAnsi="Lato" w:cs="Arial"/>
+          <w:bCs/>
+          <w:iCs/>
+          <w:szCs w:val="20"/>
+        </w:rPr>
+        <w:t xml:space="preserve">its heavy reliance on fossil fuels for </w:t>
+      </w:r>
+      <w:r>
+        <w:rPr>
+          <w:rFonts w:ascii="Lato" w:eastAsiaTheme="minorHAnsi" w:hAnsi="Lato" w:cs="Arial"/>
+          <w:bCs/>
+          <w:iCs/>
+          <w:szCs w:val="20"/>
+        </w:rPr>
+        <w:t xml:space="preserve">both </w:t>
+      </w:r>
+      <w:r>
+        <w:rPr>
+          <w:rFonts w:ascii="Lato" w:eastAsiaTheme="minorHAnsi" w:hAnsi="Lato" w:cs="Arial"/>
+          <w:bCs/>
+          <w:iCs/>
+          <w:szCs w:val="20"/>
+        </w:rPr>
+        <w:t>feedstock and</w:t>
       </w:r>
       <w:r>
         <w:rPr>
@@ -11639,62 +12776,43 @@
           <w:iCs/>
           <w:szCs w:val="20"/>
         </w:rPr>
-        <w:t>Gt</w:t>
-      </w:r>
-      <w:r>
-        <w:rPr>
-          <w:rFonts w:ascii="Lato" w:eastAsiaTheme="minorHAnsi" w:hAnsi="Lato" w:cs="Arial"/>
-          <w:bCs/>
-          <w:iCs/>
-          <w:szCs w:val="20"/>
-        </w:rPr>
-        <w:t xml:space="preserve"> </w:t>
-      </w:r>
-      <w:r>
-        <w:rPr>
-          <w:rFonts w:ascii="Lato" w:eastAsiaTheme="minorHAnsi" w:hAnsi="Lato" w:cs="Arial"/>
-          <w:bCs/>
-          <w:iCs/>
-          <w:szCs w:val="20"/>
-        </w:rPr>
-        <w:t>CO</w:t>
-      </w:r>
-      <w:r>
-        <w:rPr>
-          <w:rFonts w:ascii="Lato" w:eastAsiaTheme="minorHAnsi" w:hAnsi="Lato" w:cs="Arial"/>
-          <w:bCs/>
-          <w:iCs/>
-          <w:szCs w:val="20"/>
-          <w:vertAlign w:val="subscript"/>
-        </w:rPr>
-        <w:t>2</w:t>
-      </w:r>
-      <w:r>
-        <w:rPr>
-          <w:rFonts w:ascii="Lato" w:eastAsiaTheme="minorHAnsi" w:hAnsi="Lato" w:cs="Arial"/>
-          <w:bCs/>
-          <w:iCs/>
-          <w:szCs w:val="20"/>
-        </w:rPr>
-        <w:t>e</w:t>
-      </w:r>
-      <w:r>
-        <w:rPr>
-          <w:rFonts w:ascii="Lato" w:eastAsiaTheme="minorHAnsi" w:hAnsi="Lato" w:cs="Arial"/>
-          <w:bCs/>
-          <w:iCs/>
-          <w:szCs w:val="20"/>
-        </w:rPr>
-        <w:t>q</w:t>
-      </w:r>
-      <w:r>
-        <w:rPr>
-          <w:rFonts w:ascii="Lato" w:eastAsiaTheme="minorHAnsi" w:hAnsi="Lato" w:cs="Arial"/>
-          <w:bCs/>
-          <w:iCs/>
-          <w:szCs w:val="20"/>
-        </w:rPr>
-        <w:t>, or 10% of global emissions (Curr. Opin. Chem. Eng.</w:t>
+        <w:t>energy</w:t>
+      </w:r>
+      <w:r>
+        <w:rPr>
+          <w:rFonts w:ascii="Lato" w:eastAsiaTheme="minorHAnsi" w:hAnsi="Lato" w:cs="Arial"/>
+          <w:bCs/>
+          <w:iCs/>
+          <w:szCs w:val="20"/>
+        </w:rPr>
+        <w:t xml:space="preserve">, </w:t>
+      </w:r>
+      <w:r>
+        <w:rPr>
+          <w:rFonts w:ascii="Lato" w:eastAsiaTheme="minorHAnsi" w:hAnsi="Lato" w:cs="Arial"/>
+          <w:bCs/>
+          <w:iCs/>
+          <w:szCs w:val="20"/>
+        </w:rPr>
+        <w:t xml:space="preserve">the chemical industry </w:t>
+      </w:r>
+      <w:r>
+        <w:rPr>
+          <w:rFonts w:ascii="Lato" w:eastAsiaTheme="minorHAnsi" w:hAnsi="Lato" w:cs="Arial"/>
+          <w:bCs/>
+          <w:iCs/>
+          <w:szCs w:val="20"/>
+        </w:rPr>
+        <w:t xml:space="preserve">is </w:t>
+      </w:r>
+      <w:r>
+        <w:rPr>
+          <w:rFonts w:ascii="Lato" w:eastAsiaTheme="minorHAnsi" w:hAnsi="Lato" w:cs="Arial"/>
+          <w:bCs/>
+          <w:iCs/>
+          <w:szCs w:val="20"/>
+        </w:rPr>
+        <w:t>one of the most difficult sectors to decarbonize, accounting for approximately 10% of global emissions (Curr. Opin. Chem. Eng.</w:t>
       </w:r>
       <w:r>
         <w:rPr>
@@ -11895,6 +13013,7 @@
     </w:p>
     <w:p>
       <w:pPr>
+        <w:spacing w:after="80"/>
         <w:rPr>
           <w:rFonts w:ascii="Lato" w:eastAsiaTheme="minorHAnsi" w:hAnsi="Lato" w:cs="Arial"/>
           <w:iCs/>
@@ -12092,18 +13211,7 @@
           <w:szCs w:val="20"/>
           <w:lang w:eastAsia="zh-CN"/>
         </w:rPr>
-        <w:t xml:space="preserve"> production methods discussed in this section have experienced little to no significant development over the past decade. By </w:t>
-      </w:r>
-      <w:r>
-        <w:rPr>
-          <w:rFonts w:ascii="Lato" w:eastAsia="DengXian" w:hAnsi="Lato" w:cs="Arial"/>
-          <w:bCs/>
-          <w:color w:val="000000" w:themeColor="text1"/>
-          <w:szCs w:val="20"/>
-          <w:lang w:eastAsia="zh-CN"/>
-        </w:rPr>
-        <w:lastRenderedPageBreak/>
-        <w:t>emphasizing the future rather than the past, this streamlined description serves as an essential primer for readers, helping them familiarize themselves with the field and understand our motivation for pursuing sustainable green C</w:t>
+        <w:t xml:space="preserve"> production methods discussed in this section have experienced little to no significant development over the past decade. By emphasizing the future rather than the past, this streamlined description serves as an essential primer for readers, helping them familiarize themselves with the field and understand our motivation for pursuing sustainable green C</w:t>
       </w:r>
       <w:r>
         <w:rPr>
@@ -12534,11 +13642,22 @@
           <w:color w:val="0000FF"/>
           <w:szCs w:val="20"/>
         </w:rPr>
-        <w:t xml:space="preserve"> conversion and acetylene selectivity are not as good as in the thermal plasma approach. Thus, despite the savings in the quenching, non-thermal plasma technology should be far less economical than thermal plasma technology at this time. So, if this is viewed as a promising technology, what are the drivers for its development? What are the current key technical barriers? What technological breakthroughs are needed to industrialize it? At present the authors seem to be merely talk about the results reported in the literature, but not point out and analyze these issues clearly.</w:t>
+        <w:t xml:space="preserve"> conversion and acetylene selectivity are not as good as in the thermal plasma approach. Thus, despite the savings </w:t>
+      </w:r>
+      <w:r>
+        <w:rPr>
+          <w:rFonts w:ascii="Lato" w:eastAsiaTheme="minorHAnsi" w:hAnsi="Lato" w:cs="Arial"/>
+          <w:iCs/>
+          <w:color w:val="0000FF"/>
+          <w:szCs w:val="20"/>
+        </w:rPr>
+        <w:lastRenderedPageBreak/>
+        <w:t>in the quenching, non-thermal plasma technology should be far less economical than thermal plasma technology at this time. So, if this is viewed as a promising technology, what are the drivers for its development? What are the current key technical barriers? What technological breakthroughs are needed to industrialize it? At present the authors seem to be merely talk about the results reported in the literature, but not point out and analyze these issues clearly.</w:t>
       </w:r>
     </w:p>
     <w:p>
       <w:pPr>
+        <w:spacing w:after="80"/>
         <w:rPr>
           <w:rFonts w:ascii="Lato" w:eastAsia="DengXian" w:hAnsi="Lato" w:cs="Arial"/>
           <w:szCs w:val="20"/>
@@ -12861,6 +13980,24 @@
       <w:r>
         <w:rPr>
           <w:rFonts w:ascii="Lato" w:eastAsia="DengXian" w:hAnsi="Lato" w:cs="Arial"/>
+          <w:b/>
+          <w:bCs/>
+          <w:szCs w:val="20"/>
+          <w:lang w:eastAsia="zh-CN"/>
+        </w:rPr>
+        <w:t>Action:</w:t>
+      </w:r>
+      <w:r>
+        <w:rPr>
+          <w:rFonts w:ascii="Lato" w:eastAsia="DengXian" w:hAnsi="Lato" w:cs="Arial"/>
+          <w:szCs w:val="20"/>
+          <w:lang w:eastAsia="zh-CN"/>
+        </w:rPr>
+        <w:t xml:space="preserve"> </w:t>
+      </w:r>
+      <w:r>
+        <w:rPr>
+          <w:rFonts w:ascii="Lato" w:eastAsia="DengXian" w:hAnsi="Lato" w:cs="Arial"/>
           <w:szCs w:val="20"/>
           <w:lang w:eastAsia="zh-CN"/>
         </w:rPr>
@@ -13225,16 +14362,7 @@
           <w:szCs w:val="20"/>
           <w:lang w:eastAsia="zh-CN"/>
         </w:rPr>
-        <w:t xml:space="preserve">decomposition and eliminating costly cooling processes, while warm </w:t>
-      </w:r>
-      <w:r>
-        <w:rPr>
-          <w:rFonts w:ascii="Lato" w:eastAsia="DengXian" w:hAnsi="Lato" w:cs="Arial"/>
-          <w:szCs w:val="20"/>
-          <w:lang w:eastAsia="zh-CN"/>
-        </w:rPr>
-        <w:lastRenderedPageBreak/>
-        <w:t xml:space="preserve">plasma usually achieves higher </w:t>
+        <w:t xml:space="preserve">decomposition and eliminating costly cooling processes, while warm plasma usually achieves higher </w:t>
       </w:r>
       <w:r>
         <w:rPr>
@@ -13969,7 +15097,17 @@
           <w:color w:val="0000FF"/>
           <w:szCs w:val="20"/>
         </w:rPr>
-        <w:t xml:space="preserve">In section 3, the authors argue that the adoption of bio-based feedstocks for the production of acetylene, and hence PVC, could be an important driver for the revival of acetylene. However, the fact that more than 45% of the market for PVC is held by China, and that this PVC is mainly produced from calcium carbide acetylene, implies that the ATV pathway would have had an importance comparable to that of EBP. Therefore, in terms of VCM or PVC production, it needs further consideration to whether the topic about the </w:t>
+        <w:t xml:space="preserve">In section 3, the authors argue that the adoption of bio-based feedstocks for the production of acetylene, and hence PVC, could be an important driver for the revival of acetylene. However, the fact </w:t>
+      </w:r>
+      <w:r>
+        <w:rPr>
+          <w:rFonts w:ascii="Lato" w:eastAsiaTheme="minorHAnsi" w:hAnsi="Lato" w:cs="Arial"/>
+          <w:iCs/>
+          <w:color w:val="0000FF"/>
+          <w:szCs w:val="20"/>
+        </w:rPr>
+        <w:lastRenderedPageBreak/>
+        <w:t xml:space="preserve">that more than 45% of the market for PVC is held by China, and that this PVC is mainly produced from calcium carbide acetylene, implies that the ATV pathway would have had an importance comparable to that of EBP. Therefore, in terms of VCM or PVC production, it needs further consideration to whether the topic about the </w:t>
       </w:r>
       <w:r>
         <w:rPr>
@@ -14581,17 +15719,7 @@
           <w:szCs w:val="20"/>
           <w:lang w:eastAsia="zh-CN"/>
         </w:rPr>
-        <w:t xml:space="preserve">The second half of section 2.1 (Summary of acetylene production routes and its applications) puts too much emphasis on the substitution of acetylene applications, contrary to the main theme which calls </w:t>
-      </w:r>
-      <w:r>
-        <w:rPr>
-          <w:rFonts w:ascii="Lato" w:eastAsia="DengXian" w:hAnsi="Lato" w:cs="Arial"/>
-          <w:color w:val="0000FF"/>
-          <w:szCs w:val="20"/>
-          <w:lang w:eastAsia="zh-CN"/>
-        </w:rPr>
-        <w:lastRenderedPageBreak/>
-        <w:t>attention to the reuse of acetylene. Suggests that the fact that acetylene applications have been replaced is coupled with the main advantages of using acetylene for synthesis and the problems that need to be overcome.</w:t>
+        <w:t>The second half of section 2.1 (Summary of acetylene production routes and its applications) puts too much emphasis on the substitution of acetylene applications, contrary to the main theme which calls attention to the reuse of acetylene. Suggests that the fact that acetylene applications have been replaced is coupled with the main advantages of using acetylene for synthesis and the problems that need to be overcome.</w:t>
       </w:r>
     </w:p>
     <w:p>
@@ -15074,7 +16202,7 @@
         <w:spacing w:after="0"/>
         <w:rPr>
           <w:rFonts w:ascii="Lato" w:eastAsia="DengXian" w:hAnsi="Lato" w:cs="Arial"/>
-          <w:b/>
+          <w:bCs/>
           <w:szCs w:val="20"/>
           <w:lang w:eastAsia="zh-CN"/>
         </w:rPr>
@@ -15332,6 +16460,7 @@
           <w:szCs w:val="20"/>
           <w:lang w:eastAsia="zh-CN"/>
         </w:rPr>
+        <w:lastRenderedPageBreak/>
         <w:t>2.14.3. Section 5 (Environmental and economic assessment of acetylene synthesis routes) provides a more in-depth analysis of the environmental and economic evaluation of acetylene synthesis. However, processes related to acetylene inevitably need to consider safety as an equally important or even higher priority than economic and environmental aspects. It is proposed to supplement the evaluation of the safety performance related to the several synthesis methods mentioned with a summary of the risks and challenges faced by each process in terms of safety.</w:t>
       </w:r>
     </w:p>
@@ -16541,7 +17670,17 @@
           <w:szCs w:val="20"/>
           <w:lang w:eastAsia="x-none"/>
         </w:rPr>
-        <w:t>To address this, we have incorporated discussions in Section</w:t>
+        <w:t>W</w:t>
+      </w:r>
+      <w:r>
+        <w:rPr>
+          <w:rFonts w:ascii="Lato" w:eastAsia="Cambria" w:hAnsi="Lato" w:cs="Arial"/>
+          <w:bCs/>
+          <w:color w:val="000000" w:themeColor="text1"/>
+          <w:szCs w:val="20"/>
+          <w:lang w:eastAsia="x-none"/>
+        </w:rPr>
+        <w:t>e have incorporated discussions in Section</w:t>
       </w:r>
       <w:r>
         <w:rPr>
@@ -17545,7 +18684,7 @@
           <w:szCs w:val="20"/>
           <w:lang w:eastAsia="x-none"/>
         </w:rPr>
-        <w:t xml:space="preserve"> is </w:t>
+        <w:t xml:space="preserve"> is limited to </w:t>
       </w:r>
       <w:r>
         <w:rPr>
@@ -17554,44 +18693,44 @@
           <w:szCs w:val="20"/>
           <w:lang w:eastAsia="x-none"/>
         </w:rPr>
+        <w:t>ca. </w:t>
+      </w:r>
+      <w:r>
+        <w:rPr>
+          <w:rFonts w:ascii="Lato" w:eastAsia="Cambria" w:hAnsi="Lato" w:cs="Arial"/>
+          <w:color w:val="000000" w:themeColor="text1"/>
+          <w:szCs w:val="20"/>
+          <w:lang w:eastAsia="x-none"/>
+        </w:rPr>
+        <w:t>35% due to the competitive formation of other hydrocarbons and cok</w:t>
+      </w:r>
+      <w:r>
+        <w:rPr>
+          <w:rFonts w:ascii="Lato" w:eastAsia="Cambria" w:hAnsi="Lato" w:cs="Arial"/>
+          <w:color w:val="000000" w:themeColor="text1"/>
+          <w:szCs w:val="20"/>
+          <w:lang w:eastAsia="x-none"/>
+        </w:rPr>
+        <w:t>ing</w:t>
+      </w:r>
+      <w:r>
+        <w:rPr>
+          <w:rFonts w:ascii="Lato" w:eastAsia="Cambria" w:hAnsi="Lato" w:cs="Arial"/>
+          <w:color w:val="000000" w:themeColor="text1"/>
+          <w:szCs w:val="20"/>
+          <w:lang w:eastAsia="x-none"/>
+        </w:rPr>
+        <w:t xml:space="preserve">. Consequently, </w:t>
+      </w:r>
+      <w:r>
+        <w:rPr>
+          <w:rFonts w:ascii="Lato" w:eastAsia="Cambria" w:hAnsi="Lato" w:cs="Arial"/>
+          <w:color w:val="000000" w:themeColor="text1"/>
+          <w:szCs w:val="20"/>
+          <w:lang w:eastAsia="x-none"/>
+        </w:rPr>
         <w:lastRenderedPageBreak/>
-        <w:t xml:space="preserve">limited to </w:t>
-      </w:r>
-      <w:r>
-        <w:rPr>
-          <w:rFonts w:ascii="Lato" w:eastAsia="Cambria" w:hAnsi="Lato" w:cs="Arial"/>
-          <w:color w:val="000000" w:themeColor="text1"/>
-          <w:szCs w:val="20"/>
-          <w:lang w:eastAsia="x-none"/>
-        </w:rPr>
-        <w:t>ca. </w:t>
-      </w:r>
-      <w:r>
-        <w:rPr>
-          <w:rFonts w:ascii="Lato" w:eastAsia="Cambria" w:hAnsi="Lato" w:cs="Arial"/>
-          <w:color w:val="000000" w:themeColor="text1"/>
-          <w:szCs w:val="20"/>
-          <w:lang w:eastAsia="x-none"/>
-        </w:rPr>
-        <w:t>35% due to the competitive formation of other hydrocarbons and cok</w:t>
-      </w:r>
-      <w:r>
-        <w:rPr>
-          <w:rFonts w:ascii="Lato" w:eastAsia="Cambria" w:hAnsi="Lato" w:cs="Arial"/>
-          <w:color w:val="000000" w:themeColor="text1"/>
-          <w:szCs w:val="20"/>
-          <w:lang w:eastAsia="x-none"/>
-        </w:rPr>
-        <w:t>ing</w:t>
-      </w:r>
-      <w:r>
-        <w:rPr>
-          <w:rFonts w:ascii="Lato" w:eastAsia="Cambria" w:hAnsi="Lato" w:cs="Arial"/>
-          <w:color w:val="000000" w:themeColor="text1"/>
-          <w:szCs w:val="20"/>
-          <w:lang w:eastAsia="x-none"/>
-        </w:rPr>
-        <w:t xml:space="preserve">. Consequently, catalytic thermal pyrolysis </w:t>
+        <w:t xml:space="preserve">catalytic thermal pyrolysis </w:t>
       </w:r>
       <w:r>
         <w:rPr>
@@ -17812,7 +18951,6 @@
       <w:p>
         <w:pPr>
           <w:pStyle w:val="Footer"/>
-          <w:spacing w:after="480"/>
           <w:jc w:val="center"/>
           <w:rPr>
             <w:rFonts w:ascii="Lato" w:hAnsi="Lato" w:cs="Arial"/>
@@ -21155,7 +22293,6 @@
   <w:style w:type="character" w:default="1" w:styleId="DefaultParagraphFont">
     <w:name w:val="Default Paragraph Font"/>
     <w:uiPriority w:val="1"/>
-    <w:semiHidden/>
     <w:unhideWhenUsed/>
   </w:style>
   <w:style w:type="table" w:default="1" w:styleId="TableNormal">
@@ -22270,7 +23407,7 @@
 </file>
 
 <file path=customXml/itemProps1.xml><?xml version="1.0" encoding="utf-8"?>
-<ds:datastoreItem xmlns:ds="http://schemas.openxmlformats.org/officeDocument/2006/customXml" ds:itemID="{CB51759A-CBC9-4EE2-9328-3E7EB12FA1B4}">
+<ds:datastoreItem xmlns:ds="http://schemas.openxmlformats.org/officeDocument/2006/customXml" ds:itemID="{E37A05A0-96D7-4EDF-B176-80711432CFA6}">
   <ds:schemaRefs>
     <ds:schemaRef ds:uri="http://schemas.openxmlformats.org/officeDocument/2006/bibliography"/>
   </ds:schemaRefs>

--- a/writing/revision_files/final/DOC files/NATCHEMENG-24061044_response_to_reviewers.docx
+++ b/writing/revision_files/final/DOC files/NATCHEMENG-24061044_response_to_reviewers.docx
@@ -169,18 +169,7 @@
           <w:color w:val="0000FF"/>
           <w:szCs w:val="20"/>
         </w:rPr>
-        <w:t>There is not much to say about this manuscript: it is a very well written, comprehensive review about acetylene production with some comments also on downstream processes, including comments on sustainability and cost of the different pathways. As a review, it doesn't provide new discoveries, but it provides an interesting angle on a somewhat neglected topic. It is timely, since the chemical industry is facing a conversion process, in which acetylene could play a more important role again, and there are no recent comparable papers available, as far as I am aware. It has a very different focus compared to the review by Trotus et al., which is already ten years old. Within the s</w:t>
-      </w:r>
-      <w:bookmarkStart w:id="3" w:name="_GoBack"/>
-      <w:bookmarkEnd w:id="3"/>
-      <w:r>
-        <w:rPr>
-          <w:rFonts w:ascii="Lato" w:eastAsiaTheme="minorHAnsi" w:hAnsi="Lato" w:cs="Arial"/>
-          <w:iCs/>
-          <w:color w:val="0000FF"/>
-          <w:szCs w:val="20"/>
-        </w:rPr>
-        <w:t>cope of the review, all relevant aspects are adequately covered, the references are also appropriate. Thus, I suggest acceptance of the manuscript, I would require no changes. Whether this review format fits the scope of Nature Chemical Engineering as a recently launched journal is a question the editors have to answer - for me it would be an interesting supplement to the other papers that Nature Chemical Engineering carries.</w:t>
+        <w:t>There is not much to say about this manuscript: it is a very well written, comprehensive review about acetylene production with some comments also on downstream processes, including comments on sustainability and cost of the different pathways. As a review, it doesn't provide new discoveries, but it provides an interesting angle on a somewhat neglected topic. It is timely, since the chemical industry is facing a conversion process, in which acetylene could play a more important role again, and there are no recent comparable papers available, as far as I am aware. It has a very different focus compared to the review by Trotus et al., which is already ten years old. Within the scope of the review, all relevant aspects are adequately covered, the references are also appropriate. Thus, I suggest acceptance of the manuscript, I would require no changes. Whether this review format fits the scope of Nature Chemical Engineering as a recently launched journal is a question the editors have to answer - for me it would be an interesting supplement to the other papers that Nature Chemical Engineering carries.</w:t>
       </w:r>
     </w:p>
     <w:p>
@@ -427,7 +416,27 @@
           <w:color w:val="0000FF"/>
           <w:szCs w:val="20"/>
         </w:rPr>
-        <w:t>This review aims to provide a holistic overview of acetylene production technologies, proposes sustainable production initiatives and quantifies their economic and environmental performance, and explores potential applications. From my point of view, the starting point is that the authors seek to rekindle interest and foster collaborative efforts in advancing sustainable acetylene production and broadening its use as a feedstock for bulk chemicals. However, as a review paper submitted to Nature Chem Eng, the current form is still far from being considered for publication. Following are my specific comments on the review.</w:t>
+        <w:t xml:space="preserve">This review aims to provide a holistic overview of acetylene production technologies, proposes sustainable production initiatives and quantifies their economic and environmental performance, and explores potential applications. From my point of view, the starting point is that the authors seek to </w:t>
+      </w:r>
+      <w:bookmarkStart w:id="3" w:name="_Hlk184289845"/>
+      <w:r>
+        <w:rPr>
+          <w:rFonts w:ascii="Lato" w:eastAsia="Cambria" w:hAnsi="Lato" w:cs="Arial"/>
+          <w:iCs/>
+          <w:color w:val="0000FF"/>
+          <w:szCs w:val="20"/>
+        </w:rPr>
+        <w:t xml:space="preserve">rekindle interest and foster collaborative efforts in advancing sustainable acetylene production </w:t>
+      </w:r>
+      <w:bookmarkEnd w:id="3"/>
+      <w:r>
+        <w:rPr>
+          <w:rFonts w:ascii="Lato" w:eastAsia="Cambria" w:hAnsi="Lato" w:cs="Arial"/>
+          <w:iCs/>
+          <w:color w:val="0000FF"/>
+          <w:szCs w:val="20"/>
+        </w:rPr>
+        <w:t>and broadening its use as a feedstock for bulk chemicals. However, as a review paper submitted to Nature Chem Eng, the current form is still far from being considered for publication. Following are my specific comments on the review.</w:t>
       </w:r>
     </w:p>
     <w:p>
@@ -996,6 +1005,7 @@
           <w:iCs/>
           <w:color w:val="000000" w:themeColor="text1"/>
           <w:szCs w:val="20"/>
+          <w:highlight w:val="yellow"/>
           <w:lang w:eastAsia="zh-CN"/>
         </w:rPr>
         <w:t>Prompted by the reviewer’s comments</w:t>
@@ -1006,6 +1016,7 @@
           <w:iCs/>
           <w:color w:val="000000" w:themeColor="text1"/>
           <w:szCs w:val="20"/>
+          <w:highlight w:val="yellow"/>
           <w:lang w:eastAsia="zh-CN"/>
         </w:rPr>
         <w:t xml:space="preserve"> to sharpen the main novelty of our contribution</w:t>
@@ -1016,6 +1027,7 @@
           <w:iCs/>
           <w:color w:val="000000" w:themeColor="text1"/>
           <w:szCs w:val="20"/>
+          <w:highlight w:val="yellow"/>
           <w:lang w:eastAsia="zh-CN"/>
         </w:rPr>
         <w:t xml:space="preserve">, </w:t>
@@ -1026,6 +1038,7 @@
           <w:iCs/>
           <w:color w:val="000000" w:themeColor="text1"/>
           <w:szCs w:val="20"/>
+          <w:highlight w:val="yellow"/>
           <w:lang w:eastAsia="zh-CN"/>
         </w:rPr>
         <w:t>w</w:t>
@@ -1037,6 +1050,7 @@
           <w:iCs/>
           <w:color w:val="000000" w:themeColor="text1"/>
           <w:szCs w:val="20"/>
+          <w:highlight w:val="yellow"/>
           <w:lang w:eastAsia="zh-CN"/>
         </w:rPr>
         <w:t>e have</w:t>
@@ -1048,6 +1062,7 @@
           <w:iCs/>
           <w:color w:val="000000" w:themeColor="text1"/>
           <w:szCs w:val="20"/>
+          <w:highlight w:val="yellow"/>
           <w:lang w:eastAsia="zh-CN"/>
         </w:rPr>
         <w:t xml:space="preserve"> </w:t>
@@ -1059,6 +1074,7 @@
           <w:iCs/>
           <w:color w:val="000000" w:themeColor="text1"/>
           <w:szCs w:val="20"/>
+          <w:highlight w:val="yellow"/>
           <w:lang w:eastAsia="zh-CN"/>
         </w:rPr>
         <w:t xml:space="preserve">transformed </w:t>
@@ -1070,17 +1086,43 @@
           <w:iCs/>
           <w:color w:val="000000" w:themeColor="text1"/>
           <w:szCs w:val="20"/>
-          <w:lang w:eastAsia="zh-CN"/>
-        </w:rPr>
-        <w:t xml:space="preserve">the manuscript from a ‘Review’ to a ‘Perspective’ with a new title, ‘Towards green acetylene synthesis and application’. We have also modified the Introduction, significantly condensed the discussion on conventional </w:t>
-      </w:r>
-      <w:r>
-        <w:rPr>
-          <w:rFonts w:ascii="Lato" w:eastAsia="DengXian" w:hAnsi="Lato" w:cs="Arial"/>
-          <w:bCs/>
-          <w:iCs/>
-          <w:color w:val="000000" w:themeColor="text1"/>
-          <w:szCs w:val="20"/>
+          <w:highlight w:val="yellow"/>
+          <w:lang w:eastAsia="zh-CN"/>
+        </w:rPr>
+        <w:t xml:space="preserve">the manuscript from a ‘Review’ to a ‘Perspective’ with a new title, ‘Towards green acetylene synthesis and </w:t>
+      </w:r>
+      <w:r>
+        <w:rPr>
+          <w:rFonts w:ascii="Lato" w:eastAsia="DengXian" w:hAnsi="Lato" w:cs="Arial"/>
+          <w:bCs/>
+          <w:iCs/>
+          <w:color w:val="000000" w:themeColor="text1"/>
+          <w:szCs w:val="20"/>
+          <w:highlight w:val="yellow"/>
+          <w:lang w:eastAsia="zh-CN"/>
+        </w:rPr>
+        <w:t xml:space="preserve">application’. We have also modified the Introduction, significantly condensed </w:t>
+      </w:r>
+      <w:r>
+        <w:rPr>
+          <w:rFonts w:ascii="Lato" w:eastAsia="DengXian" w:hAnsi="Lato" w:cs="Arial"/>
+          <w:bCs/>
+          <w:iCs/>
+          <w:color w:val="000000" w:themeColor="text1"/>
+          <w:szCs w:val="20"/>
+          <w:highlight w:val="yellow"/>
+          <w:lang w:eastAsia="zh-CN"/>
+        </w:rPr>
+        <w:t xml:space="preserve">the discussion on conventional </w:t>
+      </w:r>
+      <w:r>
+        <w:rPr>
+          <w:rFonts w:ascii="Lato" w:eastAsia="DengXian" w:hAnsi="Lato" w:cs="Arial"/>
+          <w:bCs/>
+          <w:iCs/>
+          <w:color w:val="000000" w:themeColor="text1"/>
+          <w:szCs w:val="20"/>
+          <w:highlight w:val="yellow"/>
           <w:lang w:eastAsia="zh-CN"/>
         </w:rPr>
         <w:t>C</w:t>
@@ -1092,6 +1134,7 @@
           <w:iCs/>
           <w:color w:val="000000" w:themeColor="text1"/>
           <w:szCs w:val="20"/>
+          <w:highlight w:val="yellow"/>
           <w:vertAlign w:val="subscript"/>
           <w:lang w:eastAsia="zh-CN"/>
         </w:rPr>
@@ -1104,6 +1147,7 @@
           <w:iCs/>
           <w:color w:val="000000" w:themeColor="text1"/>
           <w:szCs w:val="20"/>
+          <w:highlight w:val="yellow"/>
           <w:lang w:eastAsia="zh-CN"/>
         </w:rPr>
         <w:t>H</w:t>
@@ -1115,6 +1159,7 @@
           <w:iCs/>
           <w:color w:val="000000" w:themeColor="text1"/>
           <w:szCs w:val="20"/>
+          <w:highlight w:val="yellow"/>
           <w:vertAlign w:val="subscript"/>
           <w:lang w:eastAsia="zh-CN"/>
         </w:rPr>
@@ -1127,6 +1172,7 @@
           <w:iCs/>
           <w:color w:val="000000" w:themeColor="text1"/>
           <w:szCs w:val="20"/>
+          <w:highlight w:val="yellow"/>
           <w:lang w:eastAsia="zh-CN"/>
         </w:rPr>
         <w:t xml:space="preserve"> </w:t>
@@ -1138,6 +1184,7 @@
           <w:iCs/>
           <w:color w:val="000000" w:themeColor="text1"/>
           <w:szCs w:val="20"/>
+          <w:highlight w:val="yellow"/>
           <w:lang w:eastAsia="zh-CN"/>
         </w:rPr>
         <w:t xml:space="preserve">production technologies in </w:t>
@@ -1149,6 +1196,7 @@
           <w:iCs/>
           <w:color w:val="000000" w:themeColor="text1"/>
           <w:szCs w:val="20"/>
+          <w:highlight w:val="yellow"/>
           <w:lang w:eastAsia="zh-CN"/>
         </w:rPr>
         <w:t>Section </w:t>
@@ -1160,6 +1208,7 @@
           <w:iCs/>
           <w:color w:val="000000" w:themeColor="text1"/>
           <w:szCs w:val="20"/>
+          <w:highlight w:val="yellow"/>
           <w:lang w:eastAsia="zh-CN"/>
         </w:rPr>
         <w:t>2, and added new emerging C</w:t>
@@ -1171,6 +1220,7 @@
           <w:iCs/>
           <w:color w:val="000000" w:themeColor="text1"/>
           <w:szCs w:val="20"/>
+          <w:highlight w:val="yellow"/>
           <w:vertAlign w:val="subscript"/>
           <w:lang w:eastAsia="zh-CN"/>
         </w:rPr>
@@ -1183,6 +1233,7 @@
           <w:iCs/>
           <w:color w:val="000000" w:themeColor="text1"/>
           <w:szCs w:val="20"/>
+          <w:highlight w:val="yellow"/>
           <w:lang w:eastAsia="zh-CN"/>
         </w:rPr>
         <w:t>H</w:t>
@@ -1194,6 +1245,7 @@
           <w:iCs/>
           <w:color w:val="000000" w:themeColor="text1"/>
           <w:szCs w:val="20"/>
+          <w:highlight w:val="yellow"/>
           <w:vertAlign w:val="subscript"/>
           <w:lang w:eastAsia="zh-CN"/>
         </w:rPr>
@@ -1206,6 +1258,7 @@
           <w:iCs/>
           <w:color w:val="000000" w:themeColor="text1"/>
           <w:szCs w:val="20"/>
+          <w:highlight w:val="yellow"/>
           <w:lang w:eastAsia="zh-CN"/>
         </w:rPr>
         <w:t xml:space="preserve"> application technologies in </w:t>
@@ -1217,6 +1270,7 @@
           <w:iCs/>
           <w:color w:val="000000" w:themeColor="text1"/>
           <w:szCs w:val="20"/>
+          <w:highlight w:val="yellow"/>
           <w:lang w:eastAsia="zh-CN"/>
         </w:rPr>
         <w:t>Section </w:t>
@@ -1228,6 +1282,7 @@
           <w:iCs/>
           <w:color w:val="000000" w:themeColor="text1"/>
           <w:szCs w:val="20"/>
+          <w:highlight w:val="yellow"/>
           <w:lang w:eastAsia="zh-CN"/>
         </w:rPr>
         <w:t xml:space="preserve">3 to </w:t>
@@ -1239,17 +1294,202 @@
           <w:iCs/>
           <w:color w:val="000000" w:themeColor="text1"/>
           <w:szCs w:val="20"/>
-          <w:lang w:eastAsia="zh-CN"/>
-        </w:rPr>
-        <w:t>better reflect</w:t>
-      </w:r>
-      <w:r>
-        <w:rPr>
-          <w:rFonts w:ascii="Lato" w:eastAsia="DengXian" w:hAnsi="Lato" w:cs="Arial"/>
-          <w:bCs/>
-          <w:iCs/>
-          <w:color w:val="000000" w:themeColor="text1"/>
-          <w:szCs w:val="20"/>
+          <w:highlight w:val="yellow"/>
+          <w:lang w:eastAsia="zh-CN"/>
+        </w:rPr>
+        <w:t xml:space="preserve">better reflect </w:t>
+      </w:r>
+      <w:r>
+        <w:rPr>
+          <w:rFonts w:ascii="Lato" w:eastAsia="DengXian" w:hAnsi="Lato" w:cs="Arial"/>
+          <w:bCs/>
+          <w:iCs/>
+          <w:color w:val="000000" w:themeColor="text1"/>
+          <w:szCs w:val="20"/>
+          <w:highlight w:val="yellow"/>
+          <w:lang w:eastAsia="zh-CN"/>
+        </w:rPr>
+        <w:t>our forward</w:t>
+      </w:r>
+      <w:r>
+        <w:rPr>
+          <w:rFonts w:ascii="Lato" w:eastAsia="DengXian" w:hAnsi="Lato" w:cs="Arial"/>
+          <w:bCs/>
+          <w:iCs/>
+          <w:color w:val="000000" w:themeColor="text1"/>
+          <w:szCs w:val="20"/>
+          <w:highlight w:val="yellow"/>
+          <w:lang w:eastAsia="zh-CN"/>
+        </w:rPr>
+        <w:noBreakHyphen/>
+        <w:t xml:space="preserve">looking </w:t>
+      </w:r>
+      <w:r>
+        <w:rPr>
+          <w:rFonts w:ascii="Lato" w:eastAsia="DengXian" w:hAnsi="Lato" w:cs="Arial"/>
+          <w:bCs/>
+          <w:iCs/>
+          <w:color w:val="000000" w:themeColor="text1"/>
+          <w:szCs w:val="20"/>
+          <w:highlight w:val="yellow"/>
+          <w:lang w:eastAsia="zh-CN"/>
+        </w:rPr>
+        <w:t xml:space="preserve">focus. </w:t>
+      </w:r>
+      <w:r>
+        <w:rPr>
+          <w:rFonts w:ascii="Lato" w:eastAsia="DengXian" w:hAnsi="Lato" w:cs="Arial"/>
+          <w:bCs/>
+          <w:iCs/>
+          <w:color w:val="000000" w:themeColor="text1"/>
+          <w:szCs w:val="20"/>
+          <w:highlight w:val="yellow"/>
+          <w:lang w:eastAsia="zh-CN"/>
+        </w:rPr>
+        <w:t>Additionally</w:t>
+      </w:r>
+      <w:r>
+        <w:rPr>
+          <w:rFonts w:ascii="Lato" w:eastAsia="DengXian" w:hAnsi="Lato" w:cs="Arial"/>
+          <w:bCs/>
+          <w:iCs/>
+          <w:color w:val="000000" w:themeColor="text1"/>
+          <w:szCs w:val="20"/>
+          <w:highlight w:val="yellow"/>
+          <w:lang w:eastAsia="zh-CN"/>
+        </w:rPr>
+        <w:t xml:space="preserve">, we have incorporated data on the predicted availability of renewable feedstocks, including biochar and biogas, by 2050, to </w:t>
+      </w:r>
+      <w:r>
+        <w:rPr>
+          <w:rFonts w:ascii="Lato" w:eastAsia="DengXian" w:hAnsi="Lato" w:cs="Arial"/>
+          <w:bCs/>
+          <w:iCs/>
+          <w:color w:val="000000" w:themeColor="text1"/>
+          <w:szCs w:val="20"/>
+          <w:highlight w:val="yellow"/>
+          <w:lang w:eastAsia="zh-CN"/>
+        </w:rPr>
+        <w:t xml:space="preserve">further </w:t>
+      </w:r>
+      <w:r>
+        <w:rPr>
+          <w:rFonts w:ascii="Lato" w:eastAsia="DengXian" w:hAnsi="Lato" w:cs="Arial"/>
+          <w:bCs/>
+          <w:iCs/>
+          <w:color w:val="000000" w:themeColor="text1"/>
+          <w:szCs w:val="20"/>
+          <w:highlight w:val="yellow"/>
+          <w:lang w:eastAsia="zh-CN"/>
+        </w:rPr>
+        <w:t xml:space="preserve">assess the feasibility of </w:t>
+      </w:r>
+      <w:r>
+        <w:rPr>
+          <w:rFonts w:ascii="Lato" w:eastAsia="DengXian" w:hAnsi="Lato" w:cs="Arial"/>
+          <w:bCs/>
+          <w:iCs/>
+          <w:color w:val="000000" w:themeColor="text1"/>
+          <w:szCs w:val="20"/>
+          <w:highlight w:val="yellow"/>
+          <w:lang w:eastAsia="zh-CN"/>
+        </w:rPr>
+        <w:t xml:space="preserve">the </w:t>
+      </w:r>
+      <w:r>
+        <w:rPr>
+          <w:rFonts w:ascii="Lato" w:eastAsia="DengXian" w:hAnsi="Lato" w:cs="Arial"/>
+          <w:bCs/>
+          <w:iCs/>
+          <w:color w:val="000000" w:themeColor="text1"/>
+          <w:szCs w:val="20"/>
+          <w:highlight w:val="yellow"/>
+          <w:lang w:eastAsia="zh-CN"/>
+        </w:rPr>
+        <w:t>proposed green C</w:t>
+      </w:r>
+      <w:r>
+        <w:rPr>
+          <w:rFonts w:ascii="Lato" w:eastAsia="DengXian" w:hAnsi="Lato" w:cs="Arial"/>
+          <w:bCs/>
+          <w:iCs/>
+          <w:color w:val="000000" w:themeColor="text1"/>
+          <w:szCs w:val="20"/>
+          <w:highlight w:val="yellow"/>
+          <w:vertAlign w:val="subscript"/>
+          <w:lang w:eastAsia="zh-CN"/>
+        </w:rPr>
+        <w:t>2</w:t>
+      </w:r>
+      <w:r>
+        <w:rPr>
+          <w:rFonts w:ascii="Lato" w:eastAsia="DengXian" w:hAnsi="Lato" w:cs="Arial"/>
+          <w:bCs/>
+          <w:iCs/>
+          <w:color w:val="000000" w:themeColor="text1"/>
+          <w:szCs w:val="20"/>
+          <w:highlight w:val="yellow"/>
+          <w:lang w:eastAsia="zh-CN"/>
+        </w:rPr>
+        <w:t>H</w:t>
+      </w:r>
+      <w:r>
+        <w:rPr>
+          <w:rFonts w:ascii="Lato" w:eastAsia="DengXian" w:hAnsi="Lato" w:cs="Arial"/>
+          <w:bCs/>
+          <w:iCs/>
+          <w:color w:val="000000" w:themeColor="text1"/>
+          <w:szCs w:val="20"/>
+          <w:highlight w:val="yellow"/>
+          <w:vertAlign w:val="subscript"/>
+          <w:lang w:eastAsia="zh-CN"/>
+        </w:rPr>
+        <w:t>2</w:t>
+      </w:r>
+      <w:r>
+        <w:rPr>
+          <w:rFonts w:ascii="Lato" w:eastAsia="DengXian" w:hAnsi="Lato" w:cs="Arial"/>
+          <w:bCs/>
+          <w:iCs/>
+          <w:color w:val="000000" w:themeColor="text1"/>
+          <w:szCs w:val="20"/>
+          <w:highlight w:val="yellow"/>
+          <w:lang w:eastAsia="zh-CN"/>
+        </w:rPr>
+        <w:t xml:space="preserve"> production </w:t>
+      </w:r>
+      <w:r>
+        <w:rPr>
+          <w:rFonts w:ascii="Lato" w:eastAsia="DengXian" w:hAnsi="Lato" w:cs="Arial"/>
+          <w:bCs/>
+          <w:iCs/>
+          <w:color w:val="000000" w:themeColor="text1"/>
+          <w:szCs w:val="20"/>
+          <w:highlight w:val="yellow"/>
+          <w:lang w:eastAsia="zh-CN"/>
+        </w:rPr>
+        <w:t>roadmap</w:t>
+      </w:r>
+      <w:r>
+        <w:rPr>
+          <w:rFonts w:ascii="Lato" w:eastAsia="DengXian" w:hAnsi="Lato" w:cs="Arial"/>
+          <w:bCs/>
+          <w:iCs/>
+          <w:color w:val="000000" w:themeColor="text1"/>
+          <w:szCs w:val="20"/>
+          <w:highlight w:val="yellow"/>
+          <w:lang w:eastAsia="zh-CN"/>
+        </w:rPr>
+        <w:t>.</w:t>
+      </w:r>
+      <w:r>
+        <w:rPr>
+          <w:rFonts w:ascii="Lato" w:eastAsia="DengXian" w:hAnsi="Lato" w:cs="Arial"/>
+          <w:bCs/>
+          <w:iCs/>
+          <w:color w:val="000000" w:themeColor="text1"/>
+          <w:szCs w:val="20"/>
+          <w:highlight w:val="yellow"/>
           <w:lang w:eastAsia="zh-CN"/>
         </w:rPr>
         <w:t xml:space="preserve"> </w:t>
@@ -1257,177 +1497,10 @@
       <w:r>
         <w:rPr>
           <w:rFonts w:ascii="Lato" w:eastAsia="DengXian" w:hAnsi="Lato" w:cs="Arial"/>
-          <w:bCs/>
-          <w:iCs/>
-          <w:color w:val="000000" w:themeColor="text1"/>
-          <w:szCs w:val="20"/>
-          <w:lang w:eastAsia="zh-CN"/>
-        </w:rPr>
-        <w:t>our forward</w:t>
-      </w:r>
-      <w:r>
-        <w:rPr>
-          <w:rFonts w:ascii="Lato" w:eastAsia="DengXian" w:hAnsi="Lato" w:cs="Arial"/>
-          <w:bCs/>
-          <w:iCs/>
-          <w:color w:val="000000" w:themeColor="text1"/>
-          <w:szCs w:val="20"/>
-          <w:lang w:eastAsia="zh-CN"/>
-        </w:rPr>
-        <w:noBreakHyphen/>
-        <w:t xml:space="preserve">looking focus. </w:t>
-      </w:r>
-      <w:r>
-        <w:rPr>
-          <w:rFonts w:ascii="Lato" w:eastAsia="DengXian" w:hAnsi="Lato" w:cs="Arial"/>
-          <w:bCs/>
-          <w:iCs/>
-          <w:color w:val="000000" w:themeColor="text1"/>
-          <w:szCs w:val="20"/>
-          <w:lang w:eastAsia="zh-CN"/>
-        </w:rPr>
-        <w:t>Additionally</w:t>
-      </w:r>
-      <w:r>
-        <w:rPr>
-          <w:rFonts w:ascii="Lato" w:eastAsia="DengXian" w:hAnsi="Lato" w:cs="Arial"/>
-          <w:bCs/>
-          <w:iCs/>
-          <w:color w:val="000000" w:themeColor="text1"/>
-          <w:szCs w:val="20"/>
-          <w:lang w:eastAsia="zh-CN"/>
-        </w:rPr>
-        <w:t xml:space="preserve">, we have incorporated data on the predicted availability of renewable feedstocks, including biochar and biogas, by 2050, to </w:t>
-      </w:r>
-      <w:r>
-        <w:rPr>
-          <w:rFonts w:ascii="Lato" w:eastAsia="DengXian" w:hAnsi="Lato" w:cs="Arial"/>
-          <w:bCs/>
-          <w:iCs/>
-          <w:color w:val="000000" w:themeColor="text1"/>
-          <w:szCs w:val="20"/>
-          <w:lang w:eastAsia="zh-CN"/>
-        </w:rPr>
-        <w:t xml:space="preserve">further </w:t>
-      </w:r>
-      <w:r>
-        <w:rPr>
-          <w:rFonts w:ascii="Lato" w:eastAsia="DengXian" w:hAnsi="Lato" w:cs="Arial"/>
-          <w:bCs/>
-          <w:iCs/>
-          <w:color w:val="000000" w:themeColor="text1"/>
-          <w:szCs w:val="20"/>
-          <w:lang w:eastAsia="zh-CN"/>
-        </w:rPr>
-        <w:t xml:space="preserve">assess the feasibility of </w:t>
-      </w:r>
-      <w:r>
-        <w:rPr>
-          <w:rFonts w:ascii="Lato" w:eastAsia="DengXian" w:hAnsi="Lato" w:cs="Arial"/>
-          <w:bCs/>
-          <w:iCs/>
-          <w:color w:val="000000" w:themeColor="text1"/>
-          <w:szCs w:val="20"/>
-          <w:lang w:eastAsia="zh-CN"/>
-        </w:rPr>
-        <w:t xml:space="preserve">the </w:t>
-      </w:r>
-      <w:r>
-        <w:rPr>
-          <w:rFonts w:ascii="Lato" w:eastAsia="DengXian" w:hAnsi="Lato" w:cs="Arial"/>
-          <w:bCs/>
-          <w:iCs/>
-          <w:color w:val="000000" w:themeColor="text1"/>
-          <w:szCs w:val="20"/>
-          <w:lang w:eastAsia="zh-CN"/>
-        </w:rPr>
-        <w:t>proposed green C</w:t>
-      </w:r>
-      <w:r>
-        <w:rPr>
-          <w:rFonts w:ascii="Lato" w:eastAsia="DengXian" w:hAnsi="Lato" w:cs="Arial"/>
-          <w:bCs/>
-          <w:iCs/>
-          <w:color w:val="000000" w:themeColor="text1"/>
-          <w:szCs w:val="20"/>
-          <w:vertAlign w:val="subscript"/>
-          <w:lang w:eastAsia="zh-CN"/>
-        </w:rPr>
-        <w:t>2</w:t>
-      </w:r>
-      <w:r>
-        <w:rPr>
-          <w:rFonts w:ascii="Lato" w:eastAsia="DengXian" w:hAnsi="Lato" w:cs="Arial"/>
-          <w:bCs/>
-          <w:iCs/>
-          <w:color w:val="000000" w:themeColor="text1"/>
-          <w:szCs w:val="20"/>
-          <w:lang w:eastAsia="zh-CN"/>
-        </w:rPr>
-        <w:t>H</w:t>
-      </w:r>
-      <w:r>
-        <w:rPr>
-          <w:rFonts w:ascii="Lato" w:eastAsia="DengXian" w:hAnsi="Lato" w:cs="Arial"/>
-          <w:bCs/>
-          <w:iCs/>
-          <w:color w:val="000000" w:themeColor="text1"/>
-          <w:szCs w:val="20"/>
-          <w:vertAlign w:val="subscript"/>
-          <w:lang w:eastAsia="zh-CN"/>
-        </w:rPr>
-        <w:t>2</w:t>
-      </w:r>
-      <w:r>
-        <w:rPr>
-          <w:rFonts w:ascii="Lato" w:eastAsia="DengXian" w:hAnsi="Lato" w:cs="Arial"/>
-          <w:bCs/>
-          <w:iCs/>
-          <w:color w:val="000000" w:themeColor="text1"/>
-          <w:szCs w:val="20"/>
-          <w:lang w:eastAsia="zh-CN"/>
-        </w:rPr>
-        <w:t xml:space="preserve"> production </w:t>
-      </w:r>
-      <w:r>
-        <w:rPr>
-          <w:rFonts w:ascii="Lato" w:eastAsia="DengXian" w:hAnsi="Lato" w:cs="Arial"/>
-          <w:bCs/>
-          <w:iCs/>
-          <w:color w:val="000000" w:themeColor="text1"/>
-          <w:szCs w:val="20"/>
-          <w:lang w:eastAsia="zh-CN"/>
-        </w:rPr>
-        <w:t>roadmap</w:t>
-      </w:r>
-      <w:r>
-        <w:rPr>
-          <w:rFonts w:ascii="Lato" w:eastAsia="DengXian" w:hAnsi="Lato" w:cs="Arial"/>
-          <w:bCs/>
-          <w:iCs/>
-          <w:color w:val="000000" w:themeColor="text1"/>
-          <w:szCs w:val="20"/>
-          <w:lang w:eastAsia="zh-CN"/>
-        </w:rPr>
-        <w:t>.</w:t>
-      </w:r>
-      <w:r>
-        <w:rPr>
-          <w:rFonts w:ascii="Lato" w:eastAsia="DengXian" w:hAnsi="Lato" w:cs="Arial"/>
-          <w:bCs/>
-          <w:iCs/>
-          <w:color w:val="000000" w:themeColor="text1"/>
-          <w:szCs w:val="20"/>
-          <w:lang w:eastAsia="zh-CN"/>
-        </w:rPr>
-        <w:t xml:space="preserve"> </w:t>
-      </w:r>
-      <w:r>
-        <w:rPr>
-          <w:rFonts w:ascii="Lato" w:eastAsia="DengXian" w:hAnsi="Lato" w:cs="Arial"/>
-          <w:iCs/>
-          <w:color w:val="000000" w:themeColor="text1"/>
-          <w:szCs w:val="20"/>
+          <w:iCs/>
+          <w:color w:val="000000" w:themeColor="text1"/>
+          <w:szCs w:val="20"/>
+          <w:highlight w:val="yellow"/>
           <w:lang w:eastAsia="zh-CN"/>
         </w:rPr>
         <w:t>Detailed responses to the reviewer’s comments are provided below.</w:t>
@@ -3387,6 +3460,7 @@
           <w:iCs/>
           <w:color w:val="000000" w:themeColor="text1"/>
           <w:szCs w:val="20"/>
+          <w:highlight w:val="yellow"/>
         </w:rPr>
         <w:t xml:space="preserve">We have significantly condensed Section 2 by merging Fig. </w:t>
       </w:r>
@@ -3397,6 +3471,7 @@
           <w:iCs/>
           <w:color w:val="000000" w:themeColor="text1"/>
           <w:szCs w:val="20"/>
+          <w:highlight w:val="yellow"/>
         </w:rPr>
         <w:t>3</w:t>
       </w:r>
@@ -3407,6 +3482,7 @@
           <w:iCs/>
           <w:color w:val="000000" w:themeColor="text1"/>
           <w:szCs w:val="20"/>
+          <w:highlight w:val="yellow"/>
         </w:rPr>
         <w:t xml:space="preserve"> and </w:t>
       </w:r>
@@ -3417,6 +3493,7 @@
           <w:iCs/>
           <w:color w:val="000000" w:themeColor="text1"/>
           <w:szCs w:val="20"/>
+          <w:highlight w:val="yellow"/>
         </w:rPr>
         <w:t>4</w:t>
       </w:r>
@@ -3427,6 +3504,7 @@
           <w:iCs/>
           <w:color w:val="000000" w:themeColor="text1"/>
           <w:szCs w:val="20"/>
+          <w:highlight w:val="yellow"/>
         </w:rPr>
         <w:t xml:space="preserve"> into a new Fig. 3</w:t>
       </w:r>
@@ -3437,6 +3515,7 @@
           <w:iCs/>
           <w:color w:val="000000" w:themeColor="text1"/>
           <w:szCs w:val="20"/>
+          <w:highlight w:val="yellow"/>
         </w:rPr>
         <w:t xml:space="preserve">, removing </w:t>
       </w:r>
@@ -3447,6 +3526,7 @@
           <w:iCs/>
           <w:color w:val="000000" w:themeColor="text1"/>
           <w:szCs w:val="20"/>
+          <w:highlight w:val="yellow"/>
         </w:rPr>
         <w:t xml:space="preserve">the previous </w:t>
       </w:r>
@@ -3457,6 +3537,7 @@
           <w:iCs/>
           <w:color w:val="000000" w:themeColor="text1"/>
           <w:szCs w:val="20"/>
+          <w:highlight w:val="yellow"/>
         </w:rPr>
         <w:t xml:space="preserve">Fig. </w:t>
       </w:r>
@@ -3467,6 +3548,7 @@
           <w:iCs/>
           <w:color w:val="000000" w:themeColor="text1"/>
           <w:szCs w:val="20"/>
+          <w:highlight w:val="yellow"/>
         </w:rPr>
         <w:t>3</w:t>
       </w:r>
@@ -3477,6 +3559,7 @@
           <w:iCs/>
           <w:color w:val="000000" w:themeColor="text1"/>
           <w:szCs w:val="20"/>
+          <w:highlight w:val="yellow"/>
         </w:rPr>
         <w:t xml:space="preserve">a, </w:t>
       </w:r>
@@ -3487,6 +3570,7 @@
           <w:iCs/>
           <w:color w:val="000000" w:themeColor="text1"/>
           <w:szCs w:val="20"/>
+          <w:highlight w:val="yellow"/>
         </w:rPr>
         <w:t>3</w:t>
       </w:r>
@@ -3497,6 +3581,7 @@
           <w:iCs/>
           <w:color w:val="000000" w:themeColor="text1"/>
           <w:szCs w:val="20"/>
+          <w:highlight w:val="yellow"/>
         </w:rPr>
         <w:t xml:space="preserve">b, </w:t>
       </w:r>
@@ -3507,6 +3592,7 @@
           <w:iCs/>
           <w:color w:val="000000" w:themeColor="text1"/>
           <w:szCs w:val="20"/>
+          <w:highlight w:val="yellow"/>
         </w:rPr>
         <w:t>4</w:t>
       </w:r>
@@ -3517,6 +3603,7 @@
           <w:iCs/>
           <w:color w:val="000000" w:themeColor="text1"/>
           <w:szCs w:val="20"/>
+          <w:highlight w:val="yellow"/>
         </w:rPr>
         <w:t xml:space="preserve">b, and </w:t>
       </w:r>
@@ -3527,6 +3614,7 @@
           <w:iCs/>
           <w:color w:val="000000" w:themeColor="text1"/>
           <w:szCs w:val="20"/>
+          <w:highlight w:val="yellow"/>
         </w:rPr>
         <w:t>4</w:t>
       </w:r>
@@ -3537,6 +3625,7 @@
           <w:iCs/>
           <w:color w:val="000000" w:themeColor="text1"/>
           <w:szCs w:val="20"/>
+          <w:highlight w:val="yellow"/>
         </w:rPr>
         <w:t>c, along with the associated discussions on conventional C</w:t>
       </w:r>
@@ -3547,6 +3636,7 @@
           <w:iCs/>
           <w:color w:val="000000" w:themeColor="text1"/>
           <w:szCs w:val="20"/>
+          <w:highlight w:val="yellow"/>
           <w:vertAlign w:val="subscript"/>
         </w:rPr>
         <w:t>2</w:t>
@@ -3558,6 +3648,7 @@
           <w:iCs/>
           <w:color w:val="000000" w:themeColor="text1"/>
           <w:szCs w:val="20"/>
+          <w:highlight w:val="yellow"/>
         </w:rPr>
         <w:t>H</w:t>
       </w:r>
@@ -3568,6 +3659,7 @@
           <w:iCs/>
           <w:color w:val="000000" w:themeColor="text1"/>
           <w:szCs w:val="20"/>
+          <w:highlight w:val="yellow"/>
           <w:vertAlign w:val="subscript"/>
         </w:rPr>
         <w:t>2</w:t>
@@ -3579,6 +3671,7 @@
           <w:iCs/>
           <w:color w:val="000000" w:themeColor="text1"/>
           <w:szCs w:val="20"/>
+          <w:highlight w:val="yellow"/>
         </w:rPr>
         <w:t xml:space="preserve"> production technologies. </w:t>
       </w:r>
@@ -3588,6 +3681,7 @@
           <w:iCs/>
           <w:color w:val="000000" w:themeColor="text1"/>
           <w:szCs w:val="20"/>
+          <w:highlight w:val="yellow"/>
           <w:lang w:eastAsia="zh-CN"/>
         </w:rPr>
         <w:t>The remaining</w:t>
@@ -3597,6 +3691,7 @@
           <w:rFonts w:ascii="Lato" w:eastAsia="DengXian" w:hAnsi="Lato" w:cs="Arial"/>
           <w:color w:val="000000" w:themeColor="text1"/>
           <w:szCs w:val="20"/>
+          <w:highlight w:val="yellow"/>
           <w:lang w:eastAsia="zh-CN"/>
         </w:rPr>
         <w:t xml:space="preserve"> streamlined discussion in Section 2 provide</w:t>
@@ -3606,6 +3701,7 @@
           <w:rFonts w:ascii="Lato" w:eastAsia="DengXian" w:hAnsi="Lato" w:cs="Arial"/>
           <w:color w:val="000000" w:themeColor="text1"/>
           <w:szCs w:val="20"/>
+          <w:highlight w:val="yellow"/>
           <w:lang w:eastAsia="zh-CN"/>
         </w:rPr>
         <w:t>s</w:t>
@@ -3615,6 +3711,7 @@
           <w:rFonts w:ascii="Lato" w:eastAsia="DengXian" w:hAnsi="Lato" w:cs="Arial"/>
           <w:color w:val="000000" w:themeColor="text1"/>
           <w:szCs w:val="20"/>
+          <w:highlight w:val="yellow"/>
           <w:lang w:eastAsia="zh-CN"/>
         </w:rPr>
         <w:t xml:space="preserve"> a concise </w:t>
@@ -3624,6 +3721,7 @@
           <w:rFonts w:ascii="Lato" w:eastAsia="DengXian" w:hAnsi="Lato" w:cs="Arial"/>
           <w:color w:val="000000" w:themeColor="text1"/>
           <w:szCs w:val="20"/>
+          <w:highlight w:val="yellow"/>
           <w:lang w:eastAsia="zh-CN"/>
         </w:rPr>
         <w:t>description</w:t>
@@ -3633,6 +3731,7 @@
           <w:rFonts w:ascii="Lato" w:eastAsia="DengXian" w:hAnsi="Lato" w:cs="Arial"/>
           <w:color w:val="000000" w:themeColor="text1"/>
           <w:szCs w:val="20"/>
+          <w:highlight w:val="yellow"/>
           <w:lang w:eastAsia="zh-CN"/>
         </w:rPr>
         <w:t xml:space="preserve"> for readers, helping them familiarize themselves with the field and understand our motivation on green </w:t>
@@ -3643,6 +3742,7 @@
           <w:iCs/>
           <w:color w:val="000000" w:themeColor="text1"/>
           <w:szCs w:val="20"/>
+          <w:highlight w:val="yellow"/>
           <w:lang w:eastAsia="zh-CN"/>
         </w:rPr>
         <w:t>C</w:t>
@@ -3653,6 +3753,7 @@
           <w:iCs/>
           <w:color w:val="000000" w:themeColor="text1"/>
           <w:szCs w:val="20"/>
+          <w:highlight w:val="yellow"/>
           <w:vertAlign w:val="subscript"/>
           <w:lang w:eastAsia="zh-CN"/>
         </w:rPr>
@@ -3664,6 +3765,7 @@
           <w:iCs/>
           <w:color w:val="000000" w:themeColor="text1"/>
           <w:szCs w:val="20"/>
+          <w:highlight w:val="yellow"/>
           <w:lang w:eastAsia="zh-CN"/>
         </w:rPr>
         <w:t>H</w:t>
@@ -3674,6 +3776,7 @@
           <w:iCs/>
           <w:color w:val="000000" w:themeColor="text1"/>
           <w:szCs w:val="20"/>
+          <w:highlight w:val="yellow"/>
           <w:vertAlign w:val="subscript"/>
           <w:lang w:eastAsia="zh-CN"/>
         </w:rPr>
@@ -3684,16 +3787,28 @@
           <w:rFonts w:ascii="Lato" w:eastAsia="DengXian" w:hAnsi="Lato" w:cs="Arial"/>
           <w:color w:val="000000" w:themeColor="text1"/>
           <w:szCs w:val="20"/>
-          <w:lang w:eastAsia="zh-CN"/>
-        </w:rPr>
-        <w:t xml:space="preserve"> production and application. </w:t>
-      </w:r>
-      <w:r>
-        <w:rPr>
-          <w:rFonts w:ascii="Lato" w:eastAsia="DengXian" w:hAnsi="Lato" w:cs="Arial"/>
-          <w:iCs/>
-          <w:color w:val="000000" w:themeColor="text1"/>
-          <w:szCs w:val="20"/>
+          <w:highlight w:val="yellow"/>
+          <w:lang w:eastAsia="zh-CN"/>
+        </w:rPr>
+        <w:t xml:space="preserve"> production and application</w:t>
+      </w:r>
+      <w:r>
+        <w:rPr>
+          <w:rFonts w:ascii="Lato" w:eastAsia="DengXian" w:hAnsi="Lato" w:cs="Arial"/>
+          <w:color w:val="000000" w:themeColor="text1"/>
+          <w:szCs w:val="20"/>
+          <w:highlight w:val="yellow"/>
+          <w:lang w:eastAsia="zh-CN"/>
+        </w:rPr>
+        <w:t xml:space="preserve">. </w:t>
+      </w:r>
+      <w:r>
+        <w:rPr>
+          <w:rFonts w:ascii="Lato" w:eastAsia="DengXian" w:hAnsi="Lato" w:cs="Arial"/>
+          <w:iCs/>
+          <w:color w:val="000000" w:themeColor="text1"/>
+          <w:szCs w:val="20"/>
+          <w:highlight w:val="yellow"/>
           <w:lang w:eastAsia="zh-CN"/>
         </w:rPr>
         <w:t>A</w:t>
@@ -3704,6 +3819,7 @@
           <w:iCs/>
           <w:color w:val="000000" w:themeColor="text1"/>
           <w:szCs w:val="20"/>
+          <w:highlight w:val="yellow"/>
         </w:rPr>
         <w:t xml:space="preserve">s suggested by </w:t>
       </w:r>
@@ -3713,6 +3829,7 @@
           <w:iCs/>
           <w:color w:val="000000" w:themeColor="text1"/>
           <w:szCs w:val="20"/>
+          <w:highlight w:val="yellow"/>
         </w:rPr>
         <w:t xml:space="preserve">Reviewer </w:t>
       </w:r>
@@ -3722,6 +3839,7 @@
           <w:iCs/>
           <w:color w:val="000000" w:themeColor="text1"/>
           <w:szCs w:val="20"/>
+          <w:highlight w:val="yellow"/>
         </w:rPr>
         <w:t>#3,</w:t>
       </w:r>
@@ -3732,6 +3850,7 @@
           <w:iCs/>
           <w:color w:val="000000" w:themeColor="text1"/>
           <w:szCs w:val="20"/>
+          <w:highlight w:val="yellow"/>
         </w:rPr>
         <w:t xml:space="preserve"> we have incorporated recent advance</w:t>
       </w:r>
@@ -3742,6 +3861,7 @@
           <w:iCs/>
           <w:color w:val="000000" w:themeColor="text1"/>
           <w:szCs w:val="20"/>
+          <w:highlight w:val="yellow"/>
         </w:rPr>
         <w:t>s</w:t>
       </w:r>
@@ -3752,6 +3872,7 @@
           <w:iCs/>
           <w:color w:val="000000" w:themeColor="text1"/>
           <w:szCs w:val="20"/>
+          <w:highlight w:val="yellow"/>
         </w:rPr>
         <w:t xml:space="preserve"> in C</w:t>
       </w:r>
@@ -3762,6 +3883,7 @@
           <w:iCs/>
           <w:color w:val="000000" w:themeColor="text1"/>
           <w:szCs w:val="20"/>
+          <w:highlight w:val="yellow"/>
           <w:vertAlign w:val="subscript"/>
         </w:rPr>
         <w:t>2</w:t>
@@ -3773,6 +3895,7 @@
           <w:iCs/>
           <w:color w:val="000000" w:themeColor="text1"/>
           <w:szCs w:val="20"/>
+          <w:highlight w:val="yellow"/>
         </w:rPr>
         <w:t>H</w:t>
       </w:r>
@@ -3783,6 +3906,7 @@
           <w:iCs/>
           <w:color w:val="000000" w:themeColor="text1"/>
           <w:szCs w:val="20"/>
+          <w:highlight w:val="yellow"/>
           <w:vertAlign w:val="subscript"/>
         </w:rPr>
         <w:t>2</w:t>
@@ -3794,6 +3918,7 @@
           <w:iCs/>
           <w:color w:val="000000" w:themeColor="text1"/>
           <w:szCs w:val="20"/>
+          <w:highlight w:val="yellow"/>
         </w:rPr>
         <w:t xml:space="preserve"> applications into Section 3 (page xx, line xx). These include:</w:t>
       </w:r>
@@ -3804,6 +3929,7 @@
           <w:iCs/>
           <w:color w:val="000000" w:themeColor="text1"/>
           <w:szCs w:val="20"/>
+          <w:highlight w:val="yellow"/>
           <w:lang w:eastAsia="zh-CN"/>
         </w:rPr>
         <w:t xml:space="preserve"> </w:t>
@@ -3814,19 +3940,33 @@
           <w:bCs/>
           <w:color w:val="000000" w:themeColor="text1"/>
           <w:szCs w:val="20"/>
+          <w:highlight w:val="yellow"/>
           <w:lang w:eastAsia="x-none"/>
         </w:rPr>
-        <w:t xml:space="preserve">(1) the conversion of </w:t>
-      </w:r>
-      <w:r>
-        <w:rPr>
-          <w:rFonts w:ascii="Lato" w:eastAsia="Cambria" w:hAnsi="Lato" w:cs="Arial"/>
-          <w:bCs/>
-          <w:iCs/>
-          <w:color w:val="000000" w:themeColor="text1"/>
-          <w:szCs w:val="20"/>
+        <w:t xml:space="preserve">(1) </w:t>
+      </w:r>
+      <w:bookmarkStart w:id="4" w:name="_Hlk184286244"/>
+      <w:r>
+        <w:rPr>
+          <w:rFonts w:ascii="Lato" w:eastAsia="Cambria" w:hAnsi="Lato" w:cs="Arial"/>
+          <w:bCs/>
+          <w:color w:val="000000" w:themeColor="text1"/>
+          <w:szCs w:val="20"/>
+          <w:highlight w:val="yellow"/>
           <w:lang w:eastAsia="x-none"/>
         </w:rPr>
+        <w:t xml:space="preserve">the conversion of </w:t>
+      </w:r>
+      <w:r>
+        <w:rPr>
+          <w:rFonts w:ascii="Lato" w:eastAsia="Cambria" w:hAnsi="Lato" w:cs="Arial"/>
+          <w:bCs/>
+          <w:iCs/>
+          <w:color w:val="000000" w:themeColor="text1"/>
+          <w:szCs w:val="20"/>
+          <w:highlight w:val="yellow"/>
+          <w:lang w:eastAsia="x-none"/>
+        </w:rPr>
         <w:t>C</w:t>
       </w:r>
       <w:r>
@@ -3836,6 +3976,7 @@
           <w:iCs/>
           <w:color w:val="000000" w:themeColor="text1"/>
           <w:szCs w:val="20"/>
+          <w:highlight w:val="yellow"/>
           <w:vertAlign w:val="subscript"/>
           <w:lang w:eastAsia="x-none"/>
         </w:rPr>
@@ -3848,6 +3989,7 @@
           <w:iCs/>
           <w:color w:val="000000" w:themeColor="text1"/>
           <w:szCs w:val="20"/>
+          <w:highlight w:val="yellow"/>
           <w:lang w:eastAsia="x-none"/>
         </w:rPr>
         <w:t>H</w:t>
@@ -3859,6 +4001,7 @@
           <w:iCs/>
           <w:color w:val="000000" w:themeColor="text1"/>
           <w:szCs w:val="20"/>
+          <w:highlight w:val="yellow"/>
           <w:vertAlign w:val="subscript"/>
           <w:lang w:eastAsia="x-none"/>
         </w:rPr>
@@ -3871,6 +4014,7 @@
           <w:iCs/>
           <w:color w:val="000000" w:themeColor="text1"/>
           <w:szCs w:val="20"/>
+          <w:highlight w:val="yellow"/>
           <w:lang w:eastAsia="x-none"/>
         </w:rPr>
         <w:t xml:space="preserve"> </w:t>
@@ -3881,19 +4025,33 @@
           <w:bCs/>
           <w:color w:val="000000" w:themeColor="text1"/>
           <w:szCs w:val="20"/>
+          <w:highlight w:val="yellow"/>
           <w:lang w:eastAsia="x-none"/>
         </w:rPr>
-        <w:t>to butadiene (</w:t>
-      </w:r>
-      <w:r>
-        <w:rPr>
-          <w:rFonts w:ascii="Lato" w:eastAsia="Cambria" w:hAnsi="Lato" w:cs="Arial"/>
-          <w:bCs/>
-          <w:iCs/>
-          <w:color w:val="000000" w:themeColor="text1"/>
-          <w:szCs w:val="20"/>
+        <w:t>to butadiene</w:t>
+      </w:r>
+      <w:bookmarkEnd w:id="4"/>
+      <w:r>
+        <w:rPr>
+          <w:rFonts w:ascii="Lato" w:eastAsia="Cambria" w:hAnsi="Lato" w:cs="Arial"/>
+          <w:bCs/>
+          <w:color w:val="000000" w:themeColor="text1"/>
+          <w:szCs w:val="20"/>
+          <w:highlight w:val="yellow"/>
           <w:lang w:eastAsia="x-none"/>
         </w:rPr>
+        <w:t xml:space="preserve"> (</w:t>
+      </w:r>
+      <w:r>
+        <w:rPr>
+          <w:rFonts w:ascii="Lato" w:eastAsia="Cambria" w:hAnsi="Lato" w:cs="Arial"/>
+          <w:bCs/>
+          <w:iCs/>
+          <w:color w:val="000000" w:themeColor="text1"/>
+          <w:szCs w:val="20"/>
+          <w:highlight w:val="yellow"/>
+          <w:lang w:eastAsia="x-none"/>
+        </w:rPr>
         <w:t>Nat. Catal</w:t>
       </w:r>
       <w:r>
@@ -3902,6 +4060,7 @@
           <w:bCs/>
           <w:color w:val="000000" w:themeColor="text1"/>
           <w:szCs w:val="20"/>
+          <w:highlight w:val="yellow"/>
           <w:lang w:eastAsia="x-none"/>
         </w:rPr>
         <w:t>. 2024, doi.org/10.1038/s41929-024-01250-0) or ethylene (C</w:t>
@@ -3912,6 +4071,7 @@
           <w:bCs/>
           <w:color w:val="000000" w:themeColor="text1"/>
           <w:szCs w:val="20"/>
+          <w:highlight w:val="yellow"/>
           <w:vertAlign w:val="subscript"/>
           <w:lang w:eastAsia="x-none"/>
         </w:rPr>
@@ -3923,6 +4083,7 @@
           <w:bCs/>
           <w:color w:val="000000" w:themeColor="text1"/>
           <w:szCs w:val="20"/>
+          <w:highlight w:val="yellow"/>
           <w:lang w:eastAsia="x-none"/>
         </w:rPr>
         <w:t>H</w:t>
@@ -3933,6 +4094,7 @@
           <w:bCs/>
           <w:color w:val="000000" w:themeColor="text1"/>
           <w:szCs w:val="20"/>
+          <w:highlight w:val="yellow"/>
           <w:vertAlign w:val="subscript"/>
           <w:lang w:eastAsia="x-none"/>
         </w:rPr>
@@ -3944,6 +4106,7 @@
           <w:bCs/>
           <w:color w:val="000000" w:themeColor="text1"/>
           <w:szCs w:val="20"/>
+          <w:highlight w:val="yellow"/>
           <w:lang w:eastAsia="x-none"/>
         </w:rPr>
         <w:t>) (</w:t>
@@ -3955,6 +4118,7 @@
           <w:iCs/>
           <w:color w:val="000000" w:themeColor="text1"/>
           <w:szCs w:val="20"/>
+          <w:highlight w:val="yellow"/>
           <w:lang w:eastAsia="x-none"/>
         </w:rPr>
         <w:t>Nat. Sustain</w:t>
@@ -3965,6 +4129,7 @@
           <w:bCs/>
           <w:color w:val="000000" w:themeColor="text1"/>
           <w:szCs w:val="20"/>
+          <w:highlight w:val="yellow"/>
           <w:lang w:eastAsia="x-none"/>
         </w:rPr>
         <w:t xml:space="preserve">. 2023, 6, 827; </w:t>
@@ -3976,6 +4141,7 @@
           <w:iCs/>
           <w:color w:val="000000" w:themeColor="text1"/>
           <w:szCs w:val="20"/>
+          <w:highlight w:val="yellow"/>
           <w:lang w:eastAsia="x-none"/>
         </w:rPr>
         <w:t>Nat. Catal</w:t>
@@ -3986,19 +4152,46 @@
           <w:bCs/>
           <w:color w:val="000000" w:themeColor="text1"/>
           <w:szCs w:val="20"/>
+          <w:highlight w:val="yellow"/>
           <w:lang w:eastAsia="x-none"/>
         </w:rPr>
-        <w:t xml:space="preserve">. 2021, 4, 565) via electrocatalysis; (2) </w:t>
-      </w:r>
-      <w:r>
-        <w:rPr>
-          <w:rFonts w:ascii="Lato" w:eastAsia="Cambria" w:hAnsi="Lato" w:cs="Arial"/>
-          <w:bCs/>
-          <w:iCs/>
-          <w:color w:val="000000" w:themeColor="text1"/>
-          <w:szCs w:val="20"/>
+        <w:t xml:space="preserve">. 2021, 4, 565) </w:t>
+      </w:r>
+      <w:bookmarkStart w:id="5" w:name="_Hlk184286305"/>
+      <w:r>
+        <w:rPr>
+          <w:rFonts w:ascii="Lato" w:eastAsia="Cambria" w:hAnsi="Lato" w:cs="Arial"/>
+          <w:bCs/>
+          <w:color w:val="000000" w:themeColor="text1"/>
+          <w:szCs w:val="20"/>
+          <w:highlight w:val="yellow"/>
           <w:lang w:eastAsia="x-none"/>
         </w:rPr>
+        <w:t>via electrocatalysis</w:t>
+      </w:r>
+      <w:bookmarkEnd w:id="5"/>
+      <w:r>
+        <w:rPr>
+          <w:rFonts w:ascii="Lato" w:eastAsia="Cambria" w:hAnsi="Lato" w:cs="Arial"/>
+          <w:bCs/>
+          <w:color w:val="000000" w:themeColor="text1"/>
+          <w:szCs w:val="20"/>
+          <w:highlight w:val="yellow"/>
+          <w:lang w:eastAsia="x-none"/>
+        </w:rPr>
+        <w:t xml:space="preserve">; (2) </w:t>
+      </w:r>
+      <w:bookmarkStart w:id="6" w:name="_Hlk184286323"/>
+      <w:r>
+        <w:rPr>
+          <w:rFonts w:ascii="Lato" w:eastAsia="Cambria" w:hAnsi="Lato" w:cs="Arial"/>
+          <w:bCs/>
+          <w:iCs/>
+          <w:color w:val="000000" w:themeColor="text1"/>
+          <w:szCs w:val="20"/>
+          <w:highlight w:val="yellow"/>
+          <w:lang w:eastAsia="x-none"/>
+        </w:rPr>
         <w:t>C</w:t>
       </w:r>
       <w:r>
@@ -4008,6 +4201,7 @@
           <w:iCs/>
           <w:color w:val="000000" w:themeColor="text1"/>
           <w:szCs w:val="20"/>
+          <w:highlight w:val="yellow"/>
           <w:vertAlign w:val="subscript"/>
           <w:lang w:eastAsia="x-none"/>
         </w:rPr>
@@ -4020,6 +4214,7 @@
           <w:iCs/>
           <w:color w:val="000000" w:themeColor="text1"/>
           <w:szCs w:val="20"/>
+          <w:highlight w:val="yellow"/>
           <w:lang w:eastAsia="x-none"/>
         </w:rPr>
         <w:t>H</w:t>
@@ -4031,6 +4226,7 @@
           <w:iCs/>
           <w:color w:val="000000" w:themeColor="text1"/>
           <w:szCs w:val="20"/>
+          <w:highlight w:val="yellow"/>
           <w:vertAlign w:val="subscript"/>
           <w:lang w:eastAsia="x-none"/>
         </w:rPr>
@@ -4043,6 +4239,7 @@
           <w:iCs/>
           <w:color w:val="000000" w:themeColor="text1"/>
           <w:szCs w:val="20"/>
+          <w:highlight w:val="yellow"/>
           <w:lang w:eastAsia="x-none"/>
         </w:rPr>
         <w:t xml:space="preserve"> </w:t>
@@ -4053,19 +4250,33 @@
           <w:bCs/>
           <w:color w:val="000000" w:themeColor="text1"/>
           <w:szCs w:val="20"/>
+          <w:highlight w:val="yellow"/>
           <w:lang w:eastAsia="x-none"/>
         </w:rPr>
-        <w:t>hydrochlorination to VCM via photocatalysis (</w:t>
-      </w:r>
-      <w:r>
-        <w:rPr>
-          <w:rFonts w:ascii="Lato" w:eastAsia="Cambria" w:hAnsi="Lato" w:cs="Arial"/>
-          <w:bCs/>
-          <w:iCs/>
-          <w:color w:val="000000" w:themeColor="text1"/>
-          <w:szCs w:val="20"/>
+        <w:t>hydrochlorination to VCM via photocatalysis</w:t>
+      </w:r>
+      <w:bookmarkEnd w:id="6"/>
+      <w:r>
+        <w:rPr>
+          <w:rFonts w:ascii="Lato" w:eastAsia="Cambria" w:hAnsi="Lato" w:cs="Arial"/>
+          <w:bCs/>
+          <w:color w:val="000000" w:themeColor="text1"/>
+          <w:szCs w:val="20"/>
+          <w:highlight w:val="yellow"/>
           <w:lang w:eastAsia="x-none"/>
         </w:rPr>
+        <w:t xml:space="preserve"> (</w:t>
+      </w:r>
+      <w:r>
+        <w:rPr>
+          <w:rFonts w:ascii="Lato" w:eastAsia="Cambria" w:hAnsi="Lato" w:cs="Arial"/>
+          <w:bCs/>
+          <w:iCs/>
+          <w:color w:val="000000" w:themeColor="text1"/>
+          <w:szCs w:val="20"/>
+          <w:highlight w:val="yellow"/>
+          <w:lang w:eastAsia="x-none"/>
+        </w:rPr>
         <w:t>J. Am. Chem. Soc.</w:t>
       </w:r>
       <w:r>
@@ -4074,19 +4285,33 @@
           <w:bCs/>
           <w:color w:val="000000" w:themeColor="text1"/>
           <w:szCs w:val="20"/>
+          <w:highlight w:val="yellow"/>
           <w:lang w:eastAsia="x-none"/>
         </w:rPr>
-        <w:t xml:space="preserve"> 2024, 146, 29441); and (3) the coupling of </w:t>
-      </w:r>
-      <w:r>
-        <w:rPr>
-          <w:rFonts w:ascii="Lato" w:eastAsia="Cambria" w:hAnsi="Lato" w:cs="Arial"/>
-          <w:bCs/>
-          <w:iCs/>
-          <w:color w:val="000000" w:themeColor="text1"/>
-          <w:szCs w:val="20"/>
+        <w:t xml:space="preserve"> 2024, 146, 29441); and (3) </w:t>
+      </w:r>
+      <w:bookmarkStart w:id="7" w:name="_Hlk184286446"/>
+      <w:r>
+        <w:rPr>
+          <w:rFonts w:ascii="Lato" w:eastAsia="Cambria" w:hAnsi="Lato" w:cs="Arial"/>
+          <w:bCs/>
+          <w:color w:val="000000" w:themeColor="text1"/>
+          <w:szCs w:val="20"/>
+          <w:highlight w:val="yellow"/>
           <w:lang w:eastAsia="x-none"/>
         </w:rPr>
+        <w:t xml:space="preserve">the coupling of </w:t>
+      </w:r>
+      <w:r>
+        <w:rPr>
+          <w:rFonts w:ascii="Lato" w:eastAsia="Cambria" w:hAnsi="Lato" w:cs="Arial"/>
+          <w:bCs/>
+          <w:iCs/>
+          <w:color w:val="000000" w:themeColor="text1"/>
+          <w:szCs w:val="20"/>
+          <w:highlight w:val="yellow"/>
+          <w:lang w:eastAsia="x-none"/>
+        </w:rPr>
         <w:t>C</w:t>
       </w:r>
       <w:r>
@@ -4096,6 +4321,7 @@
           <w:iCs/>
           <w:color w:val="000000" w:themeColor="text1"/>
           <w:szCs w:val="20"/>
+          <w:highlight w:val="yellow"/>
           <w:vertAlign w:val="subscript"/>
           <w:lang w:eastAsia="x-none"/>
         </w:rPr>
@@ -4108,6 +4334,7 @@
           <w:iCs/>
           <w:color w:val="000000" w:themeColor="text1"/>
           <w:szCs w:val="20"/>
+          <w:highlight w:val="yellow"/>
           <w:lang w:eastAsia="x-none"/>
         </w:rPr>
         <w:t>H</w:t>
@@ -4119,6 +4346,7 @@
           <w:iCs/>
           <w:color w:val="000000" w:themeColor="text1"/>
           <w:szCs w:val="20"/>
+          <w:highlight w:val="yellow"/>
           <w:vertAlign w:val="subscript"/>
           <w:lang w:eastAsia="x-none"/>
         </w:rPr>
@@ -4131,6 +4359,7 @@
           <w:iCs/>
           <w:color w:val="000000" w:themeColor="text1"/>
           <w:szCs w:val="20"/>
+          <w:highlight w:val="yellow"/>
           <w:lang w:eastAsia="x-none"/>
         </w:rPr>
         <w:t xml:space="preserve"> </w:t>
@@ -4141,19 +4370,33 @@
           <w:bCs/>
           <w:color w:val="000000" w:themeColor="text1"/>
           <w:szCs w:val="20"/>
+          <w:highlight w:val="yellow"/>
           <w:lang w:eastAsia="x-none"/>
         </w:rPr>
-        <w:t>with CO into ester or acid products via thermocatalysis (</w:t>
-      </w:r>
-      <w:r>
-        <w:rPr>
-          <w:rFonts w:ascii="Lato" w:eastAsia="Cambria" w:hAnsi="Lato" w:cs="Arial"/>
-          <w:bCs/>
-          <w:iCs/>
-          <w:color w:val="000000" w:themeColor="text1"/>
-          <w:szCs w:val="20"/>
+        <w:t xml:space="preserve">with CO into ester or acid products via thermocatalysis </w:t>
+      </w:r>
+      <w:bookmarkEnd w:id="7"/>
+      <w:r>
+        <w:rPr>
+          <w:rFonts w:ascii="Lato" w:eastAsia="Cambria" w:hAnsi="Lato" w:cs="Arial"/>
+          <w:bCs/>
+          <w:color w:val="000000" w:themeColor="text1"/>
+          <w:szCs w:val="20"/>
+          <w:highlight w:val="yellow"/>
           <w:lang w:eastAsia="x-none"/>
         </w:rPr>
+        <w:t>(</w:t>
+      </w:r>
+      <w:r>
+        <w:rPr>
+          <w:rFonts w:ascii="Lato" w:eastAsia="Cambria" w:hAnsi="Lato" w:cs="Arial"/>
+          <w:bCs/>
+          <w:iCs/>
+          <w:color w:val="000000" w:themeColor="text1"/>
+          <w:szCs w:val="20"/>
+          <w:highlight w:val="yellow"/>
+          <w:lang w:eastAsia="x-none"/>
+        </w:rPr>
         <w:t>Molecules</w:t>
       </w:r>
       <w:r>
@@ -4162,6 +4405,7 @@
           <w:bCs/>
           <w:color w:val="000000" w:themeColor="text1"/>
           <w:szCs w:val="20"/>
+          <w:highlight w:val="yellow"/>
           <w:lang w:eastAsia="x-none"/>
         </w:rPr>
         <w:t xml:space="preserve"> 2024, 29, 1987; </w:t>
@@ -4173,6 +4417,7 @@
           <w:iCs/>
           <w:color w:val="000000" w:themeColor="text1"/>
           <w:szCs w:val="20"/>
+          <w:highlight w:val="yellow"/>
           <w:lang w:eastAsia="x-none"/>
         </w:rPr>
         <w:t>Angew. Chem. Int. Ed.</w:t>
@@ -4183,16 +4428,29 @@
           <w:bCs/>
           <w:color w:val="000000" w:themeColor="text1"/>
           <w:szCs w:val="20"/>
+          <w:highlight w:val="yellow"/>
           <w:lang w:eastAsia="x-none"/>
         </w:rPr>
-        <w:t xml:space="preserve"> 2023, 52, e202307570)</w:t>
-      </w:r>
-      <w:r>
-        <w:rPr>
-          <w:rFonts w:ascii="Lato" w:eastAsia="DengXian" w:hAnsi="Lato" w:cs="Arial"/>
-          <w:iCs/>
-          <w:color w:val="000000" w:themeColor="text1"/>
-          <w:szCs w:val="20"/>
+        <w:t xml:space="preserve"> 2023, 52, e202307570</w:t>
+      </w:r>
+      <w:r>
+        <w:rPr>
+          <w:rFonts w:ascii="Lato" w:eastAsia="Cambria" w:hAnsi="Lato" w:cs="Arial"/>
+          <w:bCs/>
+          <w:color w:val="000000" w:themeColor="text1"/>
+          <w:szCs w:val="20"/>
+          <w:highlight w:val="yellow"/>
+          <w:lang w:eastAsia="x-none"/>
+        </w:rPr>
+        <w:t>)</w:t>
+      </w:r>
+      <w:r>
+        <w:rPr>
+          <w:rFonts w:ascii="Lato" w:eastAsia="DengXian" w:hAnsi="Lato" w:cs="Arial"/>
+          <w:iCs/>
+          <w:color w:val="000000" w:themeColor="text1"/>
+          <w:szCs w:val="20"/>
+          <w:highlight w:val="yellow"/>
           <w:lang w:eastAsia="zh-CN"/>
         </w:rPr>
         <w:t>.</w:t>
@@ -4203,6 +4461,7 @@
           <w:iCs/>
           <w:color w:val="000000" w:themeColor="text1"/>
           <w:szCs w:val="20"/>
+          <w:highlight w:val="yellow"/>
           <w:lang w:eastAsia="zh-CN"/>
         </w:rPr>
         <w:t xml:space="preserve"> Additionally, </w:t>
@@ -4213,6 +4472,7 @@
           <w:iCs/>
           <w:color w:val="000000" w:themeColor="text1"/>
           <w:szCs w:val="20"/>
+          <w:highlight w:val="yellow"/>
           <w:lang w:eastAsia="zh-CN"/>
         </w:rPr>
         <w:t>we have incorporated relevant discussions in Section</w:t>
@@ -4223,6 +4483,7 @@
           <w:iCs/>
           <w:color w:val="000000" w:themeColor="text1"/>
           <w:szCs w:val="20"/>
+          <w:highlight w:val="yellow"/>
           <w:lang w:eastAsia="zh-CN"/>
         </w:rPr>
         <w:t> </w:t>
@@ -4233,6 +4494,7 @@
           <w:iCs/>
           <w:color w:val="000000" w:themeColor="text1"/>
           <w:szCs w:val="20"/>
+          <w:highlight w:val="yellow"/>
           <w:lang w:eastAsia="zh-CN"/>
         </w:rPr>
         <w:t>3 (page xx, line xx) regarding the expected</w:t>
@@ -4243,16 +4505,19 @@
           <w:iCs/>
           <w:color w:val="000000" w:themeColor="text1"/>
           <w:szCs w:val="20"/>
+          <w:highlight w:val="yellow"/>
           <w:lang w:eastAsia="zh-CN"/>
         </w:rPr>
         <w:t xml:space="preserve"> </w:t>
       </w:r>
-      <w:r>
-        <w:rPr>
-          <w:rFonts w:ascii="Lato" w:eastAsia="DengXian" w:hAnsi="Lato" w:cs="Arial"/>
-          <w:iCs/>
-          <w:color w:val="000000" w:themeColor="text1"/>
-          <w:szCs w:val="20"/>
+      <w:bookmarkStart w:id="8" w:name="_Hlk184287288"/>
+      <w:r>
+        <w:rPr>
+          <w:rFonts w:ascii="Lato" w:eastAsia="DengXian" w:hAnsi="Lato" w:cs="Arial"/>
+          <w:iCs/>
+          <w:color w:val="000000" w:themeColor="text1"/>
+          <w:szCs w:val="20"/>
+          <w:highlight w:val="yellow"/>
           <w:lang w:eastAsia="zh-CN"/>
         </w:rPr>
         <w:t xml:space="preserve">3.8% </w:t>
@@ -4263,6 +4528,7 @@
           <w:iCs/>
           <w:color w:val="000000" w:themeColor="text1"/>
           <w:szCs w:val="20"/>
+          <w:highlight w:val="yellow"/>
           <w:lang w:eastAsia="zh-CN"/>
         </w:rPr>
         <w:t xml:space="preserve">annual growth </w:t>
@@ -4273,16 +4539,30 @@
           <w:iCs/>
           <w:color w:val="000000" w:themeColor="text1"/>
           <w:szCs w:val="20"/>
-          <w:lang w:eastAsia="zh-CN"/>
-        </w:rPr>
-        <w:t>rate of PVC through</w:t>
-      </w:r>
-      <w:r>
-        <w:rPr>
-          <w:rFonts w:ascii="Lato" w:eastAsia="DengXian" w:hAnsi="Lato" w:cs="Arial"/>
-          <w:iCs/>
-          <w:color w:val="000000" w:themeColor="text1"/>
-          <w:szCs w:val="20"/>
+          <w:highlight w:val="yellow"/>
+          <w:lang w:eastAsia="zh-CN"/>
+        </w:rPr>
+        <w:t xml:space="preserve">rate </w:t>
+      </w:r>
+      <w:bookmarkEnd w:id="8"/>
+      <w:r>
+        <w:rPr>
+          <w:rFonts w:ascii="Lato" w:eastAsia="DengXian" w:hAnsi="Lato" w:cs="Arial"/>
+          <w:iCs/>
+          <w:color w:val="000000" w:themeColor="text1"/>
+          <w:szCs w:val="20"/>
+          <w:highlight w:val="yellow"/>
+          <w:lang w:eastAsia="zh-CN"/>
+        </w:rPr>
+        <w:t>of PVC through</w:t>
+      </w:r>
+      <w:r>
+        <w:rPr>
+          <w:rFonts w:ascii="Lato" w:eastAsia="DengXian" w:hAnsi="Lato" w:cs="Arial"/>
+          <w:iCs/>
+          <w:color w:val="000000" w:themeColor="text1"/>
+          <w:szCs w:val="20"/>
+          <w:highlight w:val="yellow"/>
           <w:lang w:eastAsia="zh-CN"/>
         </w:rPr>
         <w:t xml:space="preserve"> 2031</w:t>
@@ -4293,6 +4573,7 @@
           <w:iCs/>
           <w:color w:val="000000" w:themeColor="text1"/>
           <w:szCs w:val="20"/>
+          <w:highlight w:val="yellow"/>
           <w:lang w:eastAsia="zh-CN"/>
         </w:rPr>
         <w:t>, that may accelerate the expansion of the acetylene</w:t>
@@ -4303,6 +4584,7 @@
           <w:iCs/>
           <w:color w:val="000000" w:themeColor="text1"/>
           <w:szCs w:val="20"/>
+          <w:highlight w:val="yellow"/>
           <w:lang w:eastAsia="zh-CN"/>
         </w:rPr>
         <w:t xml:space="preserve"> </w:t>
@@ -4313,6 +4595,7 @@
           <w:iCs/>
           <w:color w:val="000000" w:themeColor="text1"/>
           <w:szCs w:val="20"/>
+          <w:highlight w:val="yellow"/>
           <w:lang w:eastAsia="zh-CN"/>
         </w:rPr>
         <w:t xml:space="preserve">market </w:t>
@@ -4323,6 +4606,7 @@
           <w:iCs/>
           <w:color w:val="000000" w:themeColor="text1"/>
           <w:szCs w:val="20"/>
+          <w:highlight w:val="yellow"/>
           <w:lang w:eastAsia="zh-CN"/>
         </w:rPr>
         <w:t>(</w:t>
@@ -4333,6 +4617,7 @@
           <w:iCs/>
           <w:color w:val="000000" w:themeColor="text1"/>
           <w:szCs w:val="20"/>
+          <w:highlight w:val="yellow"/>
           <w:lang w:eastAsia="zh-CN"/>
         </w:rPr>
         <w:t>d</w:t>
@@ -4343,6 +4628,7 @@
           <w:iCs/>
           <w:color w:val="000000" w:themeColor="text1"/>
           <w:szCs w:val="20"/>
+          <w:highlight w:val="yellow"/>
           <w:lang w:eastAsia="zh-CN"/>
         </w:rPr>
         <w:t>ata from Statista).</w:t>
@@ -4477,7 +4763,27 @@
           <w:szCs w:val="20"/>
           <w:lang w:eastAsia="zh-CN"/>
         </w:rPr>
-        <w:t>While we agree that the referenced work are excellent and have contributed to the field, our manuscript offers a distinct perspective, a</w:t>
+        <w:t>While we agree that the referenced work</w:t>
+      </w:r>
+      <w:r>
+        <w:rPr>
+          <w:rFonts w:ascii="Lato" w:eastAsia="DengXian" w:hAnsi="Lato" w:cs="Arial" w:hint="eastAsia"/>
+          <w:iCs/>
+          <w:color w:val="000000" w:themeColor="text1"/>
+          <w:szCs w:val="20"/>
+          <w:lang w:eastAsia="zh-CN"/>
+        </w:rPr>
+        <w:t>s</w:t>
+      </w:r>
+      <w:r>
+        <w:rPr>
+          <w:rFonts w:ascii="Lato" w:eastAsia="DengXian" w:hAnsi="Lato" w:cs="Arial"/>
+          <w:iCs/>
+          <w:color w:val="000000" w:themeColor="text1"/>
+          <w:szCs w:val="20"/>
+          <w:lang w:eastAsia="zh-CN"/>
+        </w:rPr>
+        <w:t xml:space="preserve"> are excellent and have contributed to the field, our manuscript offers a distinct perspective, a</w:t>
       </w:r>
       <w:r>
         <w:rPr>
@@ -4968,15 +5274,27 @@
           <w:szCs w:val="20"/>
           <w:lang w:eastAsia="zh-CN"/>
         </w:rPr>
-        <w:t xml:space="preserve"> We</w:t>
-      </w:r>
-      <w:r>
-        <w:rPr>
-          <w:rFonts w:ascii="Lato" w:eastAsia="DengXian" w:hAnsi="Lato" w:cs="Arial"/>
-          <w:bCs/>
-          <w:iCs/>
-          <w:color w:val="000000" w:themeColor="text1"/>
-          <w:szCs w:val="20"/>
+        <w:t xml:space="preserve"> </w:t>
+      </w:r>
+      <w:r>
+        <w:rPr>
+          <w:rFonts w:ascii="Lato" w:eastAsia="DengXian" w:hAnsi="Lato" w:cs="Arial"/>
+          <w:iCs/>
+          <w:color w:val="000000" w:themeColor="text1"/>
+          <w:szCs w:val="20"/>
+          <w:highlight w:val="yellow"/>
+          <w:lang w:eastAsia="zh-CN"/>
+        </w:rPr>
+        <w:t>We</w:t>
+      </w:r>
+      <w:r>
+        <w:rPr>
+          <w:rFonts w:ascii="Lato" w:eastAsia="DengXian" w:hAnsi="Lato" w:cs="Arial"/>
+          <w:bCs/>
+          <w:iCs/>
+          <w:color w:val="000000" w:themeColor="text1"/>
+          <w:szCs w:val="20"/>
+          <w:highlight w:val="yellow"/>
           <w:lang w:eastAsia="zh-CN"/>
         </w:rPr>
         <w:t xml:space="preserve"> have revised </w:t>
@@ -4988,6 +5306,7 @@
           <w:iCs/>
           <w:color w:val="000000" w:themeColor="text1"/>
           <w:szCs w:val="20"/>
+          <w:highlight w:val="yellow"/>
           <w:lang w:eastAsia="zh-CN"/>
         </w:rPr>
         <w:t>our work</w:t>
@@ -4999,6 +5318,7 @@
           <w:iCs/>
           <w:color w:val="000000" w:themeColor="text1"/>
           <w:szCs w:val="20"/>
+          <w:highlight w:val="yellow"/>
           <w:lang w:eastAsia="zh-CN"/>
         </w:rPr>
         <w:t xml:space="preserve"> from a </w:t>
@@ -5010,6 +5330,7 @@
           <w:iCs/>
           <w:color w:val="000000" w:themeColor="text1"/>
           <w:szCs w:val="20"/>
+          <w:highlight w:val="yellow"/>
           <w:lang w:eastAsia="zh-CN"/>
         </w:rPr>
         <w:t>‘</w:t>
@@ -5021,6 +5342,7 @@
           <w:iCs/>
           <w:color w:val="000000" w:themeColor="text1"/>
           <w:szCs w:val="20"/>
+          <w:highlight w:val="yellow"/>
           <w:lang w:eastAsia="zh-CN"/>
         </w:rPr>
         <w:t>Review</w:t>
@@ -5032,6 +5354,7 @@
           <w:iCs/>
           <w:color w:val="000000" w:themeColor="text1"/>
           <w:szCs w:val="20"/>
+          <w:highlight w:val="yellow"/>
           <w:lang w:eastAsia="zh-CN"/>
         </w:rPr>
         <w:t>’</w:t>
@@ -5043,6 +5366,7 @@
           <w:iCs/>
           <w:color w:val="000000" w:themeColor="text1"/>
           <w:szCs w:val="20"/>
+          <w:highlight w:val="yellow"/>
           <w:lang w:eastAsia="zh-CN"/>
         </w:rPr>
         <w:t xml:space="preserve"> to a </w:t>
@@ -5054,6 +5378,7 @@
           <w:iCs/>
           <w:color w:val="000000" w:themeColor="text1"/>
           <w:szCs w:val="20"/>
+          <w:highlight w:val="yellow"/>
           <w:lang w:eastAsia="zh-CN"/>
         </w:rPr>
         <w:t>‘</w:t>
@@ -5065,6 +5390,7 @@
           <w:iCs/>
           <w:color w:val="000000" w:themeColor="text1"/>
           <w:szCs w:val="20"/>
+          <w:highlight w:val="yellow"/>
           <w:lang w:eastAsia="zh-CN"/>
         </w:rPr>
         <w:t>Perspective</w:t>
@@ -5076,6 +5402,7 @@
           <w:iCs/>
           <w:color w:val="000000" w:themeColor="text1"/>
           <w:szCs w:val="20"/>
+          <w:highlight w:val="yellow"/>
           <w:lang w:eastAsia="zh-CN"/>
         </w:rPr>
         <w:t>’</w:t>
@@ -5087,6 +5414,7 @@
           <w:iCs/>
           <w:color w:val="000000" w:themeColor="text1"/>
           <w:szCs w:val="20"/>
+          <w:highlight w:val="yellow"/>
           <w:lang w:eastAsia="zh-CN"/>
         </w:rPr>
         <w:t xml:space="preserve"> and updated the title to </w:t>
@@ -5098,6 +5426,7 @@
           <w:iCs/>
           <w:color w:val="000000" w:themeColor="text1"/>
           <w:szCs w:val="20"/>
+          <w:highlight w:val="yellow"/>
           <w:lang w:eastAsia="zh-CN"/>
         </w:rPr>
         <w:t>‘</w:t>
@@ -5109,6 +5438,7 @@
           <w:iCs/>
           <w:color w:val="000000" w:themeColor="text1"/>
           <w:szCs w:val="20"/>
+          <w:highlight w:val="yellow"/>
           <w:lang w:eastAsia="zh-CN"/>
         </w:rPr>
         <w:t xml:space="preserve">Towards </w:t>
@@ -5120,6 +5450,7 @@
           <w:iCs/>
           <w:color w:val="000000" w:themeColor="text1"/>
           <w:szCs w:val="20"/>
+          <w:highlight w:val="yellow"/>
           <w:lang w:eastAsia="zh-CN"/>
         </w:rPr>
         <w:t>g</w:t>
@@ -5131,6 +5462,7 @@
           <w:iCs/>
           <w:color w:val="000000" w:themeColor="text1"/>
           <w:szCs w:val="20"/>
+          <w:highlight w:val="yellow"/>
           <w:lang w:eastAsia="zh-CN"/>
         </w:rPr>
         <w:t xml:space="preserve">reen </w:t>
@@ -5142,6 +5474,7 @@
           <w:iCs/>
           <w:color w:val="000000" w:themeColor="text1"/>
           <w:szCs w:val="20"/>
+          <w:highlight w:val="yellow"/>
           <w:lang w:eastAsia="zh-CN"/>
         </w:rPr>
         <w:t>a</w:t>
@@ -5153,6 +5486,7 @@
           <w:iCs/>
           <w:color w:val="000000" w:themeColor="text1"/>
           <w:szCs w:val="20"/>
+          <w:highlight w:val="yellow"/>
           <w:lang w:eastAsia="zh-CN"/>
         </w:rPr>
         <w:t xml:space="preserve">cetylene </w:t>
@@ -5164,6 +5498,7 @@
           <w:iCs/>
           <w:color w:val="000000" w:themeColor="text1"/>
           <w:szCs w:val="20"/>
+          <w:highlight w:val="yellow"/>
           <w:lang w:eastAsia="zh-CN"/>
         </w:rPr>
         <w:t>s</w:t>
@@ -5175,6 +5510,7 @@
           <w:iCs/>
           <w:color w:val="000000" w:themeColor="text1"/>
           <w:szCs w:val="20"/>
+          <w:highlight w:val="yellow"/>
           <w:lang w:eastAsia="zh-CN"/>
         </w:rPr>
         <w:t xml:space="preserve">ynthesis and </w:t>
@@ -5186,6 +5522,7 @@
           <w:iCs/>
           <w:color w:val="000000" w:themeColor="text1"/>
           <w:szCs w:val="20"/>
+          <w:highlight w:val="yellow"/>
           <w:lang w:eastAsia="zh-CN"/>
         </w:rPr>
         <w:t>a</w:t>
@@ -5197,6 +5534,7 @@
           <w:iCs/>
           <w:color w:val="000000" w:themeColor="text1"/>
           <w:szCs w:val="20"/>
+          <w:highlight w:val="yellow"/>
           <w:lang w:eastAsia="zh-CN"/>
         </w:rPr>
         <w:t>pplication</w:t>
@@ -5208,6 +5546,7 @@
           <w:iCs/>
           <w:color w:val="000000" w:themeColor="text1"/>
           <w:szCs w:val="20"/>
+          <w:highlight w:val="yellow"/>
           <w:lang w:eastAsia="zh-CN"/>
         </w:rPr>
         <w:t>’</w:t>
@@ -5219,6 +5558,7 @@
           <w:iCs/>
           <w:color w:val="000000" w:themeColor="text1"/>
           <w:szCs w:val="20"/>
+          <w:highlight w:val="yellow"/>
           <w:lang w:eastAsia="zh-CN"/>
         </w:rPr>
         <w:t>.</w:t>
@@ -5230,6 +5570,7 @@
           <w:iCs/>
           <w:color w:val="000000" w:themeColor="text1"/>
           <w:szCs w:val="20"/>
+          <w:highlight w:val="yellow"/>
           <w:lang w:eastAsia="zh-CN"/>
         </w:rPr>
         <w:t xml:space="preserve"> Additionally, we have significantly shortened Section</w:t>
@@ -5241,6 +5582,7 @@
           <w:iCs/>
           <w:color w:val="000000" w:themeColor="text1"/>
           <w:szCs w:val="20"/>
+          <w:highlight w:val="yellow"/>
           <w:lang w:eastAsia="zh-CN"/>
         </w:rPr>
         <w:t xml:space="preserve"> </w:t>
@@ -5252,6 +5594,7 @@
           <w:iCs/>
           <w:color w:val="000000" w:themeColor="text1"/>
           <w:szCs w:val="20"/>
+          <w:highlight w:val="yellow"/>
           <w:lang w:eastAsia="zh-CN"/>
         </w:rPr>
         <w:t>2 to reduce redundancy with the ChemPlusChem review</w:t>
@@ -5263,6 +5606,7 @@
           <w:iCs/>
           <w:color w:val="000000" w:themeColor="text1"/>
           <w:szCs w:val="20"/>
+          <w:highlight w:val="yellow"/>
           <w:lang w:eastAsia="zh-CN"/>
         </w:rPr>
         <w:t xml:space="preserve"> mentioned by the reviewer</w:t>
@@ -5274,6 +5618,7 @@
           <w:iCs/>
           <w:color w:val="000000" w:themeColor="text1"/>
           <w:szCs w:val="20"/>
+          <w:highlight w:val="yellow"/>
           <w:lang w:eastAsia="zh-CN"/>
         </w:rPr>
         <w:t>.</w:t>
@@ -5284,6 +5629,7 @@
           <w:iCs/>
           <w:color w:val="000000" w:themeColor="text1"/>
           <w:szCs w:val="20"/>
+          <w:highlight w:val="yellow"/>
           <w:lang w:eastAsia="zh-CN"/>
         </w:rPr>
         <w:t xml:space="preserve"> These revisions sharpen the focus </w:t>
@@ -5294,6 +5640,7 @@
           <w:iCs/>
           <w:color w:val="000000" w:themeColor="text1"/>
           <w:szCs w:val="20"/>
+          <w:highlight w:val="yellow"/>
           <w:lang w:eastAsia="zh-CN"/>
         </w:rPr>
         <w:t xml:space="preserve">of our work </w:t>
@@ -5304,6 +5651,7 @@
           <w:iCs/>
           <w:color w:val="000000" w:themeColor="text1"/>
           <w:szCs w:val="20"/>
+          <w:highlight w:val="yellow"/>
           <w:lang w:eastAsia="zh-CN"/>
         </w:rPr>
         <w:t xml:space="preserve">on the </w:t>
@@ -5314,6 +5662,7 @@
           <w:iCs/>
           <w:color w:val="000000" w:themeColor="text1"/>
           <w:szCs w:val="20"/>
+          <w:highlight w:val="yellow"/>
           <w:lang w:eastAsia="zh-CN"/>
         </w:rPr>
         <w:t>future</w:t>
@@ -5324,6 +5673,7 @@
           <w:iCs/>
           <w:color w:val="000000" w:themeColor="text1"/>
           <w:szCs w:val="20"/>
+          <w:highlight w:val="yellow"/>
           <w:lang w:eastAsia="zh-CN"/>
         </w:rPr>
         <w:t xml:space="preserve"> green acetylene production</w:t>
@@ -5334,6 +5684,7 @@
           <w:iCs/>
           <w:color w:val="000000" w:themeColor="text1"/>
           <w:szCs w:val="20"/>
+          <w:highlight w:val="yellow"/>
           <w:lang w:eastAsia="zh-CN"/>
         </w:rPr>
         <w:t xml:space="preserve">, ensuring that it stands out </w:t>
@@ -5344,6 +5695,7 @@
           <w:iCs/>
           <w:color w:val="000000" w:themeColor="text1"/>
           <w:szCs w:val="20"/>
+          <w:highlight w:val="yellow"/>
           <w:lang w:eastAsia="zh-CN"/>
         </w:rPr>
         <w:t>distinctly</w:t>
@@ -5354,6 +5706,7 @@
           <w:iCs/>
           <w:color w:val="000000" w:themeColor="text1"/>
           <w:szCs w:val="20"/>
+          <w:highlight w:val="yellow"/>
           <w:lang w:eastAsia="zh-CN"/>
         </w:rPr>
         <w:t xml:space="preserve"> from </w:t>
@@ -5364,6 +5717,7 @@
           <w:iCs/>
           <w:color w:val="000000" w:themeColor="text1"/>
           <w:szCs w:val="20"/>
+          <w:highlight w:val="yellow"/>
           <w:lang w:eastAsia="zh-CN"/>
         </w:rPr>
         <w:t>previous</w:t>
@@ -5374,6 +5728,7 @@
           <w:iCs/>
           <w:color w:val="000000" w:themeColor="text1"/>
           <w:szCs w:val="20"/>
+          <w:highlight w:val="yellow"/>
           <w:lang w:eastAsia="zh-CN"/>
         </w:rPr>
         <w:t xml:space="preserve"> literatur</w:t>
@@ -5384,6 +5739,7 @@
           <w:iCs/>
           <w:color w:val="000000" w:themeColor="text1"/>
           <w:szCs w:val="20"/>
+          <w:highlight w:val="yellow"/>
           <w:lang w:eastAsia="zh-CN"/>
         </w:rPr>
         <w:t>es</w:t>
@@ -5394,6 +5750,7 @@
           <w:iCs/>
           <w:color w:val="000000" w:themeColor="text1"/>
           <w:szCs w:val="20"/>
+          <w:highlight w:val="yellow"/>
           <w:lang w:eastAsia="zh-CN"/>
         </w:rPr>
         <w:t>.</w:t>
@@ -5774,7 +6131,18 @@
           <w:szCs w:val="20"/>
           <w:lang w:eastAsia="zh-CN"/>
         </w:rPr>
-        <w:t>The current availability of biochar (0.4 Mt per year</w:t>
+        <w:t xml:space="preserve">The </w:t>
+      </w:r>
+      <w:bookmarkStart w:id="9" w:name="_Hlk184296626"/>
+      <w:r>
+        <w:rPr>
+          <w:rFonts w:ascii="Lato" w:eastAsia="DengXian" w:hAnsi="Lato" w:cs="Arial"/>
+          <w:iCs/>
+          <w:color w:val="000000" w:themeColor="text1"/>
+          <w:szCs w:val="20"/>
+          <w:lang w:eastAsia="zh-CN"/>
+        </w:rPr>
+        <w:t>current availability of biochar (0.4 Mt per year</w:t>
       </w:r>
       <w:r>
         <w:rPr>
@@ -5834,7 +6202,18 @@
           <w:szCs w:val="20"/>
           <w:lang w:eastAsia="zh-CN"/>
         </w:rPr>
-        <w:t xml:space="preserve">demand. </w:t>
+        <w:t>demand</w:t>
+      </w:r>
+      <w:bookmarkEnd w:id="9"/>
+      <w:r>
+        <w:rPr>
+          <w:rFonts w:ascii="Lato" w:eastAsia="DengXian" w:hAnsi="Lato" w:cs="Arial"/>
+          <w:iCs/>
+          <w:color w:val="000000" w:themeColor="text1"/>
+          <w:szCs w:val="20"/>
+          <w:lang w:eastAsia="zh-CN"/>
+        </w:rPr>
+        <w:t xml:space="preserve">. </w:t>
       </w:r>
       <w:r>
         <w:rPr>
@@ -5846,6 +6225,7 @@
         </w:rPr>
         <w:t xml:space="preserve">However, </w:t>
       </w:r>
+      <w:bookmarkStart w:id="10" w:name="_Hlk184296827"/>
       <w:r>
         <w:rPr>
           <w:rFonts w:ascii="Lato" w:eastAsia="DengXian" w:hAnsi="Lato" w:cs="Arial"/>
@@ -5874,7 +6254,18 @@
           <w:szCs w:val="20"/>
           <w:lang w:eastAsia="zh-CN"/>
         </w:rPr>
-        <w:t xml:space="preserve">Gt </w:t>
+        <w:t>Gt</w:t>
+      </w:r>
+      <w:bookmarkEnd w:id="10"/>
+      <w:r>
+        <w:rPr>
+          <w:rFonts w:ascii="Lato" w:eastAsia="DengXian" w:hAnsi="Lato" w:cs="Arial"/>
+          <w:iCs/>
+          <w:color w:val="000000" w:themeColor="text1"/>
+          <w:szCs w:val="20"/>
+          <w:lang w:eastAsia="zh-CN"/>
+        </w:rPr>
+        <w:t xml:space="preserve"> </w:t>
       </w:r>
       <w:r>
         <w:rPr>
@@ -5951,6 +6342,7 @@
         </w:rPr>
         <w:t xml:space="preserve">. Considering that the </w:t>
       </w:r>
+      <w:bookmarkStart w:id="11" w:name="_Hlk184297157"/>
       <w:r>
         <w:rPr>
           <w:rFonts w:ascii="Lato" w:eastAsia="DengXian" w:hAnsi="Lato" w:cs="Arial"/>
@@ -5990,7 +6382,18 @@
           <w:szCs w:val="20"/>
           <w:lang w:eastAsia="zh-CN"/>
         </w:rPr>
-        <w:t>process requires 2</w:t>
+        <w:t xml:space="preserve">process </w:t>
+      </w:r>
+      <w:bookmarkEnd w:id="11"/>
+      <w:r>
+        <w:rPr>
+          <w:rFonts w:ascii="Lato" w:eastAsia="DengXian" w:hAnsi="Lato" w:cs="Arial"/>
+          <w:iCs/>
+          <w:color w:val="000000" w:themeColor="text1"/>
+          <w:szCs w:val="20"/>
+          <w:lang w:eastAsia="zh-CN"/>
+        </w:rPr>
+        <w:t>requires 2</w:t>
       </w:r>
       <w:r>
         <w:rPr>
@@ -6072,7 +6475,18 @@
           <w:szCs w:val="20"/>
           <w:lang w:eastAsia="zh-CN"/>
         </w:rPr>
-        <w:t xml:space="preserve">produced, rough estimates suggest that only 4 to 7% of the available biochar could meet the global </w:t>
+        <w:t xml:space="preserve">produced, rough estimates suggest that only </w:t>
+      </w:r>
+      <w:bookmarkStart w:id="12" w:name="_Hlk184297084"/>
+      <w:r>
+        <w:rPr>
+          <w:rFonts w:ascii="Lato" w:eastAsia="DengXian" w:hAnsi="Lato" w:cs="Arial"/>
+          <w:iCs/>
+          <w:color w:val="000000" w:themeColor="text1"/>
+          <w:szCs w:val="20"/>
+          <w:lang w:eastAsia="zh-CN"/>
+        </w:rPr>
+        <w:t xml:space="preserve">4 to 7% of the available biochar could meet the global </w:t>
       </w:r>
       <w:r>
         <w:rPr>
@@ -6134,7 +6548,29 @@
           <w:szCs w:val="20"/>
           <w:lang w:eastAsia="zh-CN"/>
         </w:rPr>
-        <w:t>demand, estimated at about 11</w:t>
+        <w:t>demand</w:t>
+      </w:r>
+      <w:bookmarkEnd w:id="12"/>
+      <w:r>
+        <w:rPr>
+          <w:rFonts w:ascii="Lato" w:eastAsia="DengXian" w:hAnsi="Lato" w:cs="Arial"/>
+          <w:iCs/>
+          <w:color w:val="000000" w:themeColor="text1"/>
+          <w:szCs w:val="20"/>
+          <w:lang w:eastAsia="zh-CN"/>
+        </w:rPr>
+        <w:t xml:space="preserve">, </w:t>
+      </w:r>
+      <w:bookmarkStart w:id="13" w:name="_Hlk184297114"/>
+      <w:r>
+        <w:rPr>
+          <w:rFonts w:ascii="Lato" w:eastAsia="DengXian" w:hAnsi="Lato" w:cs="Arial"/>
+          <w:iCs/>
+          <w:color w:val="000000" w:themeColor="text1"/>
+          <w:szCs w:val="20"/>
+          <w:lang w:eastAsia="zh-CN"/>
+        </w:rPr>
+        <w:t>estimated at about 11</w:t>
       </w:r>
       <w:r>
         <w:rPr>
@@ -6164,7 +6600,18 @@
           <w:szCs w:val="20"/>
           <w:lang w:eastAsia="zh-CN"/>
         </w:rPr>
-        <w:t xml:space="preserve"> Similarly, for biomethane</w:t>
+        <w:t xml:space="preserve"> </w:t>
+      </w:r>
+      <w:bookmarkEnd w:id="13"/>
+      <w:r>
+        <w:rPr>
+          <w:rFonts w:ascii="Lato" w:eastAsia="DengXian" w:hAnsi="Lato" w:cs="Arial"/>
+          <w:iCs/>
+          <w:color w:val="000000" w:themeColor="text1"/>
+          <w:szCs w:val="20"/>
+          <w:lang w:eastAsia="zh-CN"/>
+        </w:rPr>
+        <w:t>Similarly, for biomethane</w:t>
       </w:r>
       <w:r>
         <w:rPr>
@@ -6369,7 +6816,29 @@
           <w:szCs w:val="20"/>
           <w:lang w:eastAsia="zh-CN"/>
         </w:rPr>
-        <w:t xml:space="preserve"> is projected that the biomethane potential </w:t>
+        <w:t xml:space="preserve"> is projected that the </w:t>
+      </w:r>
+      <w:bookmarkStart w:id="14" w:name="_Hlk184296866"/>
+      <w:r>
+        <w:rPr>
+          <w:rFonts w:ascii="Lato" w:eastAsia="DengXian" w:hAnsi="Lato" w:cs="Arial"/>
+          <w:iCs/>
+          <w:color w:val="000000" w:themeColor="text1"/>
+          <w:szCs w:val="20"/>
+          <w:lang w:eastAsia="zh-CN"/>
+        </w:rPr>
+        <w:t>biomethane</w:t>
+      </w:r>
+      <w:bookmarkEnd w:id="14"/>
+      <w:r>
+        <w:rPr>
+          <w:rFonts w:ascii="Lato" w:eastAsia="DengXian" w:hAnsi="Lato" w:cs="Arial"/>
+          <w:iCs/>
+          <w:color w:val="000000" w:themeColor="text1"/>
+          <w:szCs w:val="20"/>
+          <w:lang w:eastAsia="zh-CN"/>
+        </w:rPr>
+        <w:t xml:space="preserve"> potential </w:t>
       </w:r>
       <w:r>
         <w:rPr>
@@ -6419,7 +6888,29 @@
           <w:szCs w:val="20"/>
           <w:lang w:eastAsia="zh-CN"/>
         </w:rPr>
-        <w:t xml:space="preserve">. Consequently, only 26% of this biomethane potential would be needed to meet the current </w:t>
+        <w:t xml:space="preserve">. Consequently, only </w:t>
+      </w:r>
+      <w:bookmarkStart w:id="15" w:name="_Hlk184297103"/>
+      <w:r>
+        <w:rPr>
+          <w:rFonts w:ascii="Lato" w:eastAsia="DengXian" w:hAnsi="Lato" w:cs="Arial"/>
+          <w:iCs/>
+          <w:color w:val="000000" w:themeColor="text1"/>
+          <w:szCs w:val="20"/>
+          <w:lang w:eastAsia="zh-CN"/>
+        </w:rPr>
+        <w:t xml:space="preserve">26% of this biomethane </w:t>
+      </w:r>
+      <w:bookmarkEnd w:id="15"/>
+      <w:r>
+        <w:rPr>
+          <w:rFonts w:ascii="Lato" w:eastAsia="DengXian" w:hAnsi="Lato" w:cs="Arial"/>
+          <w:iCs/>
+          <w:color w:val="000000" w:themeColor="text1"/>
+          <w:szCs w:val="20"/>
+          <w:lang w:eastAsia="zh-CN"/>
+        </w:rPr>
+        <w:t xml:space="preserve">potential would be needed to meet the current </w:t>
       </w:r>
       <w:r>
         <w:rPr>
@@ -6809,7 +7300,7 @@
         </w:rPr>
         <w:t xml:space="preserve"> 1.5</w:t>
       </w:r>
-      <w:bookmarkStart w:id="4" w:name="_Hlk184115216"/>
+      <w:bookmarkStart w:id="16" w:name="_Hlk184115216"/>
       <w:r>
         <w:rPr>
           <w:rFonts w:ascii="Lato" w:eastAsiaTheme="minorEastAsia" w:hAnsi="Lato" w:cs="Arial"/>
@@ -6828,7 +7319,7 @@
         </w:rPr>
         <w:t xml:space="preserve">C </w:t>
       </w:r>
-      <w:bookmarkEnd w:id="4"/>
+      <w:bookmarkEnd w:id="16"/>
       <w:r>
         <w:rPr>
           <w:rFonts w:ascii="Lato" w:eastAsia="DengXian" w:hAnsi="Lato" w:cs="Arial"/>
@@ -6930,14 +7421,26 @@
           <w:szCs w:val="20"/>
           <w:lang w:eastAsia="zh-CN"/>
         </w:rPr>
-        <w:t xml:space="preserve"> We have emphasized these aspects in </w:t>
-      </w:r>
-      <w:r>
-        <w:rPr>
-          <w:rFonts w:ascii="Lato" w:eastAsia="DengXian" w:hAnsi="Lato" w:cs="Arial"/>
-          <w:iCs/>
-          <w:color w:val="000000" w:themeColor="text1"/>
-          <w:szCs w:val="20"/>
+        <w:t xml:space="preserve"> </w:t>
+      </w:r>
+      <w:r>
+        <w:rPr>
+          <w:rFonts w:ascii="Lato" w:eastAsia="DengXian" w:hAnsi="Lato" w:cs="Arial"/>
+          <w:iCs/>
+          <w:color w:val="000000" w:themeColor="text1"/>
+          <w:szCs w:val="20"/>
+          <w:highlight w:val="yellow"/>
+          <w:lang w:eastAsia="zh-CN"/>
+        </w:rPr>
+        <w:t xml:space="preserve">We have emphasized these aspects in </w:t>
+      </w:r>
+      <w:r>
+        <w:rPr>
+          <w:rFonts w:ascii="Lato" w:eastAsia="DengXian" w:hAnsi="Lato" w:cs="Arial"/>
+          <w:iCs/>
+          <w:color w:val="000000" w:themeColor="text1"/>
+          <w:szCs w:val="20"/>
+          <w:highlight w:val="yellow"/>
           <w:lang w:eastAsia="zh-CN"/>
         </w:rPr>
         <w:t xml:space="preserve">Section 4 of </w:t>
@@ -6948,6 +7451,7 @@
           <w:iCs/>
           <w:color w:val="000000" w:themeColor="text1"/>
           <w:szCs w:val="20"/>
+          <w:highlight w:val="yellow"/>
           <w:lang w:eastAsia="zh-CN"/>
         </w:rPr>
         <w:t>the main manuscript (page xx, line xx).</w:t>
@@ -7780,7 +8284,25 @@
           <w:szCs w:val="20"/>
           <w:lang w:eastAsia="zh-CN"/>
         </w:rPr>
-        <w:t xml:space="preserve"> acetylene production becomes economically feasible and/or environmentally friendly</w:t>
+        <w:t xml:space="preserve"> acetylene production </w:t>
+      </w:r>
+      <w:r>
+        <w:rPr>
+          <w:rFonts w:ascii="Lato" w:eastAsia="DengXian" w:hAnsi="Lato" w:cs="Arial"/>
+          <w:color w:val="000000" w:themeColor="text1"/>
+          <w:szCs w:val="20"/>
+          <w:lang w:eastAsia="zh-CN"/>
+        </w:rPr>
+        <w:t>become</w:t>
+      </w:r>
+      <w:r>
+        <w:rPr>
+          <w:rFonts w:ascii="Lato" w:eastAsia="DengXian" w:hAnsi="Lato" w:cs="Arial"/>
+          <w:color w:val="000000" w:themeColor="text1"/>
+          <w:szCs w:val="20"/>
+          <w:lang w:eastAsia="zh-CN"/>
+        </w:rPr>
+        <w:t xml:space="preserve"> economically feasible and/or environmentally friendly</w:t>
       </w:r>
       <w:r>
         <w:rPr>
@@ -7945,6 +8467,15 @@
         </w:rPr>
         <w:t>production technologies.</w:t>
       </w:r>
+      <w:r>
+        <w:rPr>
+          <w:rFonts w:ascii="Lato" w:eastAsia="DengXian" w:hAnsi="Lato" w:cs="Arial"/>
+          <w:color w:val="000000" w:themeColor="text1"/>
+          <w:szCs w:val="20"/>
+          <w:lang w:eastAsia="zh-CN"/>
+        </w:rPr>
+        <w:t xml:space="preserve"> </w:t>
+      </w:r>
     </w:p>
     <w:p>
       <w:pPr>
@@ -8360,6 +8891,7 @@
           <w:bCs/>
           <w:color w:val="000000" w:themeColor="text1"/>
           <w:szCs w:val="20"/>
+          <w:highlight w:val="yellow"/>
           <w:lang w:eastAsia="zh-CN"/>
         </w:rPr>
         <w:t xml:space="preserve">We have </w:t>
@@ -8370,6 +8902,7 @@
           <w:bCs/>
           <w:color w:val="000000" w:themeColor="text1"/>
           <w:szCs w:val="20"/>
+          <w:highlight w:val="yellow"/>
           <w:lang w:eastAsia="zh-CN"/>
         </w:rPr>
         <w:t>included</w:t>
@@ -8380,6 +8913,7 @@
           <w:bCs/>
           <w:color w:val="000000" w:themeColor="text1"/>
           <w:szCs w:val="20"/>
+          <w:highlight w:val="yellow"/>
           <w:lang w:eastAsia="zh-CN"/>
         </w:rPr>
         <w:t xml:space="preserve"> </w:t>
@@ -8390,6 +8924,7 @@
           <w:bCs/>
           <w:color w:val="000000" w:themeColor="text1"/>
           <w:szCs w:val="20"/>
+          <w:highlight w:val="yellow"/>
           <w:lang w:eastAsia="zh-CN"/>
         </w:rPr>
         <w:t xml:space="preserve">the </w:t>
@@ -8400,6 +8935,7 @@
           <w:bCs/>
           <w:color w:val="000000" w:themeColor="text1"/>
           <w:szCs w:val="20"/>
+          <w:highlight w:val="yellow"/>
           <w:lang w:eastAsia="zh-CN"/>
         </w:rPr>
         <w:t>reasons behind BDO overcapacity in Section</w:t>
@@ -8410,6 +8946,7 @@
           <w:bCs/>
           <w:color w:val="000000" w:themeColor="text1"/>
           <w:szCs w:val="20"/>
+          <w:highlight w:val="yellow"/>
           <w:lang w:eastAsia="zh-CN"/>
         </w:rPr>
         <w:t xml:space="preserve"> </w:t>
@@ -8420,6 +8957,7 @@
           <w:bCs/>
           <w:color w:val="000000" w:themeColor="text1"/>
           <w:szCs w:val="20"/>
+          <w:highlight w:val="yellow"/>
           <w:lang w:eastAsia="zh-CN"/>
         </w:rPr>
         <w:t xml:space="preserve">2.1 to highlight the significance of </w:t>
@@ -8431,6 +8969,7 @@
           <w:iCs/>
           <w:color w:val="000000" w:themeColor="text1"/>
           <w:szCs w:val="20"/>
+          <w:highlight w:val="yellow"/>
           <w:lang w:eastAsia="zh-CN"/>
         </w:rPr>
         <w:t>C</w:t>
@@ -8442,6 +8981,7 @@
           <w:iCs/>
           <w:color w:val="000000" w:themeColor="text1"/>
           <w:szCs w:val="20"/>
+          <w:highlight w:val="yellow"/>
           <w:vertAlign w:val="subscript"/>
           <w:lang w:eastAsia="zh-CN"/>
         </w:rPr>
@@ -8454,6 +8994,7 @@
           <w:iCs/>
           <w:color w:val="000000" w:themeColor="text1"/>
           <w:szCs w:val="20"/>
+          <w:highlight w:val="yellow"/>
           <w:lang w:eastAsia="zh-CN"/>
         </w:rPr>
         <w:t>H</w:t>
@@ -8465,6 +9006,7 @@
           <w:iCs/>
           <w:color w:val="000000" w:themeColor="text1"/>
           <w:szCs w:val="20"/>
+          <w:highlight w:val="yellow"/>
           <w:vertAlign w:val="subscript"/>
           <w:lang w:eastAsia="zh-CN"/>
         </w:rPr>
@@ -8477,6 +9019,7 @@
           <w:iCs/>
           <w:color w:val="000000" w:themeColor="text1"/>
           <w:szCs w:val="20"/>
+          <w:highlight w:val="yellow"/>
           <w:lang w:eastAsia="zh-CN"/>
         </w:rPr>
         <w:t xml:space="preserve"> </w:t>
@@ -8487,6 +9030,7 @@
           <w:bCs/>
           <w:color w:val="000000" w:themeColor="text1"/>
           <w:szCs w:val="20"/>
+          <w:highlight w:val="yellow"/>
           <w:lang w:eastAsia="zh-CN"/>
         </w:rPr>
         <w:t>(page</w:t>
@@ -8497,6 +9041,7 @@
           <w:bCs/>
           <w:color w:val="000000" w:themeColor="text1"/>
           <w:szCs w:val="20"/>
+          <w:highlight w:val="yellow"/>
           <w:lang w:eastAsia="zh-CN"/>
         </w:rPr>
         <w:t xml:space="preserve"> </w:t>
@@ -8507,6 +9052,7 @@
           <w:bCs/>
           <w:color w:val="000000" w:themeColor="text1"/>
           <w:szCs w:val="20"/>
+          <w:highlight w:val="yellow"/>
           <w:lang w:eastAsia="zh-CN"/>
         </w:rPr>
         <w:t>xx, line</w:t>
@@ -8517,6 +9063,7 @@
           <w:bCs/>
           <w:color w:val="000000" w:themeColor="text1"/>
           <w:szCs w:val="20"/>
+          <w:highlight w:val="yellow"/>
           <w:lang w:eastAsia="zh-CN"/>
         </w:rPr>
         <w:t xml:space="preserve"> </w:t>
@@ -8527,6 +9074,7 @@
           <w:bCs/>
           <w:color w:val="000000" w:themeColor="text1"/>
           <w:szCs w:val="20"/>
+          <w:highlight w:val="yellow"/>
           <w:lang w:eastAsia="zh-CN"/>
         </w:rPr>
         <w:t>xx).</w:t>
@@ -9771,9 +10319,20 @@
           <w:iCs/>
           <w:color w:val="000000" w:themeColor="text1"/>
           <w:szCs w:val="20"/>
-          <w:lang w:eastAsia="zh-CN"/>
-        </w:rPr>
-        <w:t xml:space="preserve">The discussion in the main manuscript has been expanded to clarify the availability of biochar and biomethane (page xx, line xx). </w:t>
+          <w:highlight w:val="yellow"/>
+          <w:lang w:eastAsia="zh-CN"/>
+        </w:rPr>
+        <w:t>The discussion in the main manuscript has been expanded to clarify the availability of biochar and biomethane (page xx, line xx).</w:t>
+      </w:r>
+      <w:r>
+        <w:rPr>
+          <w:rFonts w:ascii="Lato" w:eastAsia="DengXian" w:hAnsi="Lato" w:cs="Arial"/>
+          <w:iCs/>
+          <w:color w:val="000000" w:themeColor="text1"/>
+          <w:szCs w:val="20"/>
+          <w:lang w:eastAsia="zh-CN"/>
+        </w:rPr>
+        <w:t xml:space="preserve"> </w:t>
       </w:r>
       <w:r>
         <w:rPr>
@@ -9844,6 +10403,7 @@
           <w:bCs/>
           <w:color w:val="000000" w:themeColor="text1"/>
           <w:szCs w:val="20"/>
+          <w:highlight w:val="yellow"/>
         </w:rPr>
       </w:pPr>
       <w:r>
@@ -9871,24 +10431,17 @@
           <w:bCs/>
           <w:color w:val="000000" w:themeColor="text1"/>
           <w:szCs w:val="20"/>
-        </w:rPr>
-        <w:t>To ensure consistency and clarity, we</w:t>
-      </w:r>
-      <w:r>
-        <w:rPr>
-          <w:rFonts w:ascii="Lato" w:eastAsia="Cambria" w:hAnsi="Lato" w:cs="Arial"/>
-          <w:bCs/>
-          <w:color w:val="000000" w:themeColor="text1"/>
-          <w:szCs w:val="20"/>
-        </w:rPr>
-        <w:t xml:space="preserve"> </w:t>
-      </w:r>
-      <w:r>
-        <w:rPr>
-          <w:rFonts w:ascii="Lato" w:eastAsia="Cambria" w:hAnsi="Lato" w:cs="Arial"/>
-          <w:bCs/>
-          <w:color w:val="000000" w:themeColor="text1"/>
-          <w:szCs w:val="20"/>
+          <w:highlight w:val="yellow"/>
+        </w:rPr>
+        <w:t xml:space="preserve">To ensure consistency and clarity, we </w:t>
+      </w:r>
+      <w:r>
+        <w:rPr>
+          <w:rFonts w:ascii="Lato" w:eastAsia="Cambria" w:hAnsi="Lato" w:cs="Arial"/>
+          <w:bCs/>
+          <w:color w:val="000000" w:themeColor="text1"/>
+          <w:szCs w:val="20"/>
+          <w:highlight w:val="yellow"/>
         </w:rPr>
         <w:t>have standardized the key technical terms into four categories: partial combustion, thermal plasma, non</w:t>
       </w:r>
@@ -9898,6 +10451,7 @@
           <w:bCs/>
           <w:color w:val="000000" w:themeColor="text1"/>
           <w:szCs w:val="20"/>
+          <w:highlight w:val="yellow"/>
         </w:rPr>
         <w:noBreakHyphen/>
         <w:t>thermal plasma (including cold and warm plasma), and thermal pyrolysis.</w:t>
@@ -10227,6 +10781,7 @@
           <w:rFonts w:ascii="Lato" w:eastAsia="DengXian" w:hAnsi="Lato" w:cs="Arial"/>
           <w:color w:val="000000" w:themeColor="text1"/>
           <w:szCs w:val="20"/>
+          <w:highlight w:val="yellow"/>
           <w:lang w:eastAsia="zh-CN"/>
         </w:rPr>
         <w:t>Instead</w:t>
@@ -10236,6 +10791,7 @@
           <w:rFonts w:ascii="Lato" w:eastAsia="DengXian" w:hAnsi="Lato" w:cs="Arial"/>
           <w:color w:val="000000" w:themeColor="text1"/>
           <w:szCs w:val="20"/>
+          <w:highlight w:val="yellow"/>
           <w:lang w:eastAsia="zh-CN"/>
         </w:rPr>
         <w:t xml:space="preserve"> of predicting the future of acetylene</w:t>
@@ -10245,6 +10801,7 @@
           <w:rFonts w:ascii="Lato" w:eastAsia="DengXian" w:hAnsi="Lato" w:cs="Arial"/>
           <w:color w:val="000000" w:themeColor="text1"/>
           <w:szCs w:val="20"/>
+          <w:highlight w:val="yellow"/>
           <w:lang w:eastAsia="zh-CN"/>
         </w:rPr>
         <w:t xml:space="preserve">, </w:t>
@@ -10255,6 +10812,7 @@
           <w:bCs/>
           <w:color w:val="000000" w:themeColor="text1"/>
           <w:szCs w:val="20"/>
+          <w:highlight w:val="yellow"/>
           <w:lang w:eastAsia="zh-CN"/>
         </w:rPr>
         <w:t xml:space="preserve">we have incorporated </w:t>
@@ -10265,6 +10823,7 @@
           <w:bCs/>
           <w:color w:val="000000" w:themeColor="text1"/>
           <w:szCs w:val="20"/>
+          <w:highlight w:val="yellow"/>
           <w:lang w:eastAsia="zh-CN"/>
         </w:rPr>
         <w:t xml:space="preserve">a discussion on </w:t>
@@ -10275,6 +10834,7 @@
           <w:bCs/>
           <w:color w:val="000000" w:themeColor="text1"/>
           <w:szCs w:val="20"/>
+          <w:highlight w:val="yellow"/>
           <w:lang w:eastAsia="zh-CN"/>
         </w:rPr>
         <w:t xml:space="preserve">the anticipated availability of renewable carbon feedstocks for green </w:t>
@@ -10286,6 +10846,7 @@
           <w:iCs/>
           <w:color w:val="000000" w:themeColor="text1"/>
           <w:szCs w:val="20"/>
+          <w:highlight w:val="yellow"/>
           <w:lang w:eastAsia="zh-CN"/>
         </w:rPr>
         <w:t>C</w:t>
@@ -10297,6 +10858,7 @@
           <w:iCs/>
           <w:color w:val="000000" w:themeColor="text1"/>
           <w:szCs w:val="20"/>
+          <w:highlight w:val="yellow"/>
           <w:vertAlign w:val="subscript"/>
           <w:lang w:eastAsia="zh-CN"/>
         </w:rPr>
@@ -10309,6 +10871,7 @@
           <w:iCs/>
           <w:color w:val="000000" w:themeColor="text1"/>
           <w:szCs w:val="20"/>
+          <w:highlight w:val="yellow"/>
           <w:lang w:eastAsia="zh-CN"/>
         </w:rPr>
         <w:t>H</w:t>
@@ -10320,6 +10883,7 @@
           <w:iCs/>
           <w:color w:val="000000" w:themeColor="text1"/>
           <w:szCs w:val="20"/>
+          <w:highlight w:val="yellow"/>
           <w:vertAlign w:val="subscript"/>
           <w:lang w:eastAsia="zh-CN"/>
         </w:rPr>
@@ -10332,6 +10896,7 @@
           <w:iCs/>
           <w:color w:val="000000" w:themeColor="text1"/>
           <w:szCs w:val="20"/>
+          <w:highlight w:val="yellow"/>
           <w:lang w:eastAsia="zh-CN"/>
         </w:rPr>
         <w:t xml:space="preserve"> </w:t>
@@ -10342,6 +10907,7 @@
           <w:bCs/>
           <w:color w:val="000000" w:themeColor="text1"/>
           <w:szCs w:val="20"/>
+          <w:highlight w:val="yellow"/>
           <w:lang w:eastAsia="zh-CN"/>
         </w:rPr>
         <w:t>production by 2050, such as biochar and biomethane, in Section</w:t>
@@ -10352,6 +10918,7 @@
           <w:bCs/>
           <w:color w:val="000000" w:themeColor="text1"/>
           <w:szCs w:val="20"/>
+          <w:highlight w:val="yellow"/>
           <w:lang w:eastAsia="zh-CN"/>
         </w:rPr>
         <w:t xml:space="preserve"> </w:t>
@@ -10362,6 +10929,7 @@
           <w:bCs/>
           <w:color w:val="000000" w:themeColor="text1"/>
           <w:szCs w:val="20"/>
+          <w:highlight w:val="yellow"/>
           <w:lang w:eastAsia="zh-CN"/>
         </w:rPr>
         <w:t>4</w:t>
@@ -10372,6 +10940,7 @@
           <w:bCs/>
           <w:color w:val="000000" w:themeColor="text1"/>
           <w:szCs w:val="20"/>
+          <w:highlight w:val="yellow"/>
           <w:lang w:eastAsia="zh-CN"/>
         </w:rPr>
         <w:t xml:space="preserve"> </w:t>
@@ -10382,6 +10951,7 @@
           <w:iCs/>
           <w:color w:val="000000" w:themeColor="text1"/>
           <w:szCs w:val="20"/>
+          <w:highlight w:val="yellow"/>
           <w:lang w:eastAsia="zh-CN"/>
         </w:rPr>
         <w:t>(page</w:t>
@@ -10392,6 +10962,7 @@
           <w:iCs/>
           <w:color w:val="000000" w:themeColor="text1"/>
           <w:szCs w:val="20"/>
+          <w:highlight w:val="yellow"/>
           <w:lang w:eastAsia="zh-CN"/>
         </w:rPr>
         <w:t xml:space="preserve"> </w:t>
@@ -10402,6 +10973,7 @@
           <w:iCs/>
           <w:color w:val="000000" w:themeColor="text1"/>
           <w:szCs w:val="20"/>
+          <w:highlight w:val="yellow"/>
           <w:lang w:eastAsia="zh-CN"/>
         </w:rPr>
         <w:t>xx, line</w:t>
@@ -10412,6 +10984,7 @@
           <w:iCs/>
           <w:color w:val="000000" w:themeColor="text1"/>
           <w:szCs w:val="20"/>
+          <w:highlight w:val="yellow"/>
           <w:lang w:eastAsia="zh-CN"/>
         </w:rPr>
         <w:t xml:space="preserve"> </w:t>
@@ -10422,6 +10995,7 @@
           <w:iCs/>
           <w:color w:val="000000" w:themeColor="text1"/>
           <w:szCs w:val="20"/>
+          <w:highlight w:val="yellow"/>
           <w:lang w:eastAsia="zh-CN"/>
         </w:rPr>
         <w:t>xx)</w:t>
@@ -10432,6 +11006,7 @@
           <w:bCs/>
           <w:color w:val="000000" w:themeColor="text1"/>
           <w:szCs w:val="20"/>
+          <w:highlight w:val="yellow"/>
           <w:lang w:eastAsia="zh-CN"/>
         </w:rPr>
         <w:t>.</w:t>
@@ -10893,16 +11468,18 @@
           <w:rFonts w:ascii="Lato" w:eastAsia="DengXian" w:hAnsi="Lato" w:cs="Arial"/>
           <w:color w:val="000000" w:themeColor="text1"/>
           <w:szCs w:val="20"/>
-          <w:lang w:eastAsia="zh-CN"/>
-        </w:rPr>
-        <w:t xml:space="preserve">Fig. 2 now serves as a comprehensive analysis of both past and present </w:t>
-      </w:r>
-      <w:r>
-        <w:rPr>
-          <w:rFonts w:ascii="Lato" w:eastAsia="DengXian" w:hAnsi="Lato" w:cs="Arial"/>
-          <w:iCs/>
-          <w:color w:val="000000" w:themeColor="text1"/>
-          <w:szCs w:val="20"/>
+          <w:highlight w:val="yellow"/>
+          <w:lang w:eastAsia="zh-CN"/>
+        </w:rPr>
+        <w:t xml:space="preserve">Fig. 2 serves as a comprehensive analysis of both past and present </w:t>
+      </w:r>
+      <w:r>
+        <w:rPr>
+          <w:rFonts w:ascii="Lato" w:eastAsia="DengXian" w:hAnsi="Lato" w:cs="Arial"/>
+          <w:iCs/>
+          <w:color w:val="000000" w:themeColor="text1"/>
+          <w:szCs w:val="20"/>
+          <w:highlight w:val="yellow"/>
           <w:lang w:eastAsia="zh-CN"/>
         </w:rPr>
         <w:t>C</w:t>
@@ -10913,6 +11490,7 @@
           <w:iCs/>
           <w:color w:val="000000" w:themeColor="text1"/>
           <w:szCs w:val="20"/>
+          <w:highlight w:val="yellow"/>
           <w:vertAlign w:val="subscript"/>
           <w:lang w:eastAsia="zh-CN"/>
         </w:rPr>
@@ -10924,6 +11502,7 @@
           <w:iCs/>
           <w:color w:val="000000" w:themeColor="text1"/>
           <w:szCs w:val="20"/>
+          <w:highlight w:val="yellow"/>
           <w:lang w:eastAsia="zh-CN"/>
         </w:rPr>
         <w:t>H</w:t>
@@ -10934,6 +11513,7 @@
           <w:iCs/>
           <w:color w:val="000000" w:themeColor="text1"/>
           <w:szCs w:val="20"/>
+          <w:highlight w:val="yellow"/>
           <w:vertAlign w:val="subscript"/>
           <w:lang w:eastAsia="zh-CN"/>
         </w:rPr>
@@ -10945,6 +11525,7 @@
           <w:iCs/>
           <w:color w:val="000000" w:themeColor="text1"/>
           <w:szCs w:val="20"/>
+          <w:highlight w:val="yellow"/>
           <w:lang w:eastAsia="zh-CN"/>
         </w:rPr>
         <w:t xml:space="preserve"> </w:t>
@@ -10954,6 +11535,7 @@
           <w:rFonts w:ascii="Lato" w:eastAsia="DengXian" w:hAnsi="Lato" w:cs="Arial"/>
           <w:color w:val="000000" w:themeColor="text1"/>
           <w:szCs w:val="20"/>
+          <w:highlight w:val="yellow"/>
           <w:lang w:eastAsia="zh-CN"/>
         </w:rPr>
         <w:t xml:space="preserve">production and applications, with the associated challenges for each technology discussed in Section 2. These challenges highlight the need for exploring green </w:t>
@@ -10964,6 +11546,7 @@
           <w:iCs/>
           <w:color w:val="000000" w:themeColor="text1"/>
           <w:szCs w:val="20"/>
+          <w:highlight w:val="yellow"/>
           <w:lang w:eastAsia="zh-CN"/>
         </w:rPr>
         <w:t>C</w:t>
@@ -10974,6 +11557,7 @@
           <w:iCs/>
           <w:color w:val="000000" w:themeColor="text1"/>
           <w:szCs w:val="20"/>
+          <w:highlight w:val="yellow"/>
           <w:vertAlign w:val="subscript"/>
           <w:lang w:eastAsia="zh-CN"/>
         </w:rPr>
@@ -10985,6 +11569,7 @@
           <w:iCs/>
           <w:color w:val="000000" w:themeColor="text1"/>
           <w:szCs w:val="20"/>
+          <w:highlight w:val="yellow"/>
           <w:lang w:eastAsia="zh-CN"/>
         </w:rPr>
         <w:t>H</w:t>
@@ -10995,6 +11580,7 @@
           <w:iCs/>
           <w:color w:val="000000" w:themeColor="text1"/>
           <w:szCs w:val="20"/>
+          <w:highlight w:val="yellow"/>
           <w:vertAlign w:val="subscript"/>
           <w:lang w:eastAsia="zh-CN"/>
         </w:rPr>
@@ -11006,6 +11592,7 @@
           <w:iCs/>
           <w:color w:val="000000" w:themeColor="text1"/>
           <w:szCs w:val="20"/>
+          <w:highlight w:val="yellow"/>
           <w:lang w:eastAsia="zh-CN"/>
         </w:rPr>
         <w:t xml:space="preserve"> </w:t>
@@ -11015,15 +11602,57 @@
           <w:rFonts w:ascii="Lato" w:eastAsia="DengXian" w:hAnsi="Lato" w:cs="Arial"/>
           <w:color w:val="000000" w:themeColor="text1"/>
           <w:szCs w:val="20"/>
-          <w:lang w:eastAsia="zh-CN"/>
-        </w:rPr>
-        <w:t xml:space="preserve">production in the future, such as using biomethane or biochar as feedstocks, which we address thoroughly in Fig. 5 and the corresponding discussions. </w:t>
-      </w:r>
-      <w:r>
-        <w:rPr>
-          <w:rFonts w:ascii="Lato" w:eastAsia="DengXian" w:hAnsi="Lato" w:cs="Arial"/>
-          <w:color w:val="000000" w:themeColor="text1"/>
-          <w:szCs w:val="20"/>
+          <w:highlight w:val="yellow"/>
+          <w:lang w:eastAsia="zh-CN"/>
+        </w:rPr>
+        <w:t xml:space="preserve">production in the future, such as using </w:t>
+      </w:r>
+      <w:r>
+        <w:rPr>
+          <w:rFonts w:ascii="Lato" w:eastAsia="DengXian" w:hAnsi="Lato" w:cs="Arial"/>
+          <w:color w:val="000000" w:themeColor="text1"/>
+          <w:szCs w:val="20"/>
+          <w:highlight w:val="yellow"/>
+          <w:lang w:eastAsia="zh-CN"/>
+        </w:rPr>
+        <w:t xml:space="preserve">biomethane or biochar as feedstocks, which we address thoroughly in Fig. </w:t>
+      </w:r>
+      <w:r>
+        <w:rPr>
+          <w:rFonts w:ascii="Lato" w:eastAsia="DengXian" w:hAnsi="Lato" w:cs="Arial" w:hint="eastAsia"/>
+          <w:color w:val="000000" w:themeColor="text1"/>
+          <w:szCs w:val="20"/>
+          <w:highlight w:val="yellow"/>
+          <w:lang w:eastAsia="zh-CN"/>
+        </w:rPr>
+        <w:t>4</w:t>
+      </w:r>
+      <w:r>
+        <w:rPr>
+          <w:rFonts w:ascii="Lato" w:eastAsia="DengXian" w:hAnsi="Lato" w:cs="Arial"/>
+          <w:color w:val="000000" w:themeColor="text1"/>
+          <w:szCs w:val="20"/>
+          <w:highlight w:val="yellow"/>
+          <w:lang w:eastAsia="zh-CN"/>
+        </w:rPr>
+        <w:t xml:space="preserve"> </w:t>
+      </w:r>
+      <w:r>
+        <w:rPr>
+          <w:rFonts w:ascii="Lato" w:eastAsia="DengXian" w:hAnsi="Lato" w:cs="Arial"/>
+          <w:color w:val="000000" w:themeColor="text1"/>
+          <w:szCs w:val="20"/>
+          <w:highlight w:val="yellow"/>
+          <w:lang w:eastAsia="zh-CN"/>
+        </w:rPr>
+        <w:t xml:space="preserve">and the corresponding discussions. </w:t>
+      </w:r>
+      <w:r>
+        <w:rPr>
+          <w:rFonts w:ascii="Lato" w:eastAsia="DengXian" w:hAnsi="Lato" w:cs="Arial"/>
+          <w:color w:val="000000" w:themeColor="text1"/>
+          <w:szCs w:val="20"/>
+          <w:highlight w:val="yellow"/>
           <w:lang w:eastAsia="zh-CN"/>
         </w:rPr>
         <w:t>W</w:t>
@@ -11034,6 +11663,7 @@
           <w:bCs/>
           <w:color w:val="000000" w:themeColor="text1"/>
           <w:szCs w:val="20"/>
+          <w:highlight w:val="yellow"/>
           <w:lang w:eastAsia="zh-CN"/>
         </w:rPr>
         <w:t xml:space="preserve">e have </w:t>
@@ -11044,6 +11674,7 @@
           <w:bCs/>
           <w:color w:val="000000" w:themeColor="text1"/>
           <w:szCs w:val="20"/>
+          <w:highlight w:val="yellow"/>
           <w:lang w:eastAsia="zh-CN"/>
         </w:rPr>
         <w:t xml:space="preserve">also </w:t>
@@ -11054,6 +11685,7 @@
           <w:bCs/>
           <w:color w:val="000000" w:themeColor="text1"/>
           <w:szCs w:val="20"/>
+          <w:highlight w:val="yellow"/>
           <w:lang w:eastAsia="zh-CN"/>
         </w:rPr>
         <w:t xml:space="preserve">shortened the discussion of </w:t>
@@ -11064,6 +11696,7 @@
           <w:bCs/>
           <w:color w:val="000000" w:themeColor="text1"/>
           <w:szCs w:val="20"/>
+          <w:highlight w:val="yellow"/>
           <w:lang w:eastAsia="zh-CN"/>
         </w:rPr>
         <w:t>commercial</w:t>
@@ -11074,6 +11707,7 @@
           <w:bCs/>
           <w:color w:val="000000" w:themeColor="text1"/>
           <w:szCs w:val="20"/>
+          <w:highlight w:val="yellow"/>
           <w:lang w:eastAsia="zh-CN"/>
         </w:rPr>
         <w:t xml:space="preserve"> and discontinued routes in Section 2.1</w:t>
@@ -11083,6 +11717,7 @@
           <w:rFonts w:ascii="Lato" w:eastAsia="DengXian" w:hAnsi="Lato" w:cs="Arial"/>
           <w:color w:val="000000" w:themeColor="text1"/>
           <w:szCs w:val="20"/>
+          <w:highlight w:val="yellow"/>
           <w:lang w:eastAsia="zh-CN"/>
         </w:rPr>
         <w:t xml:space="preserve">. </w:t>
@@ -11092,6 +11727,7 @@
           <w:rFonts w:ascii="Lato" w:eastAsia="DengXian" w:hAnsi="Lato" w:cs="Arial"/>
           <w:color w:val="000000" w:themeColor="text1"/>
           <w:szCs w:val="20"/>
+          <w:highlight w:val="yellow"/>
           <w:lang w:eastAsia="zh-CN"/>
         </w:rPr>
         <w:t>Moreover, w</w:t>
@@ -11102,6 +11738,7 @@
           <w:bCs/>
           <w:color w:val="000000" w:themeColor="text1"/>
           <w:szCs w:val="20"/>
+          <w:highlight w:val="yellow"/>
           <w:lang w:eastAsia="x-none"/>
         </w:rPr>
         <w:t>e have included discussions on rece</w:t>
@@ -11112,6 +11749,7 @@
           <w:bCs/>
           <w:color w:val="000000" w:themeColor="text1"/>
           <w:szCs w:val="20"/>
+          <w:highlight w:val="yellow"/>
           <w:lang w:eastAsia="x-none"/>
         </w:rPr>
         <w:t xml:space="preserve">nt emerging </w:t>
@@ -11123,6 +11761,7 @@
           <w:iCs/>
           <w:color w:val="000000" w:themeColor="text1"/>
           <w:szCs w:val="20"/>
+          <w:highlight w:val="yellow"/>
           <w:lang w:eastAsia="x-none"/>
         </w:rPr>
         <w:t>C</w:t>
@@ -11134,6 +11773,7 @@
           <w:iCs/>
           <w:color w:val="000000" w:themeColor="text1"/>
           <w:szCs w:val="20"/>
+          <w:highlight w:val="yellow"/>
           <w:vertAlign w:val="subscript"/>
           <w:lang w:eastAsia="x-none"/>
         </w:rPr>
@@ -11146,6 +11786,7 @@
           <w:iCs/>
           <w:color w:val="000000" w:themeColor="text1"/>
           <w:szCs w:val="20"/>
+          <w:highlight w:val="yellow"/>
           <w:lang w:eastAsia="x-none"/>
         </w:rPr>
         <w:t>H</w:t>
@@ -11157,6 +11798,7 @@
           <w:iCs/>
           <w:color w:val="000000" w:themeColor="text1"/>
           <w:szCs w:val="20"/>
+          <w:highlight w:val="yellow"/>
           <w:vertAlign w:val="subscript"/>
           <w:lang w:eastAsia="x-none"/>
         </w:rPr>
@@ -11169,6 +11811,7 @@
           <w:iCs/>
           <w:color w:val="000000" w:themeColor="text1"/>
           <w:szCs w:val="20"/>
+          <w:highlight w:val="yellow"/>
           <w:lang w:eastAsia="x-none"/>
         </w:rPr>
         <w:t xml:space="preserve"> </w:t>
@@ -11179,6 +11822,7 @@
           <w:bCs/>
           <w:color w:val="000000" w:themeColor="text1"/>
           <w:szCs w:val="20"/>
+          <w:highlight w:val="yellow"/>
           <w:lang w:eastAsia="x-none"/>
         </w:rPr>
         <w:t xml:space="preserve">applications </w:t>
@@ -11189,6 +11833,7 @@
           <w:bCs/>
           <w:color w:val="000000" w:themeColor="text1"/>
           <w:szCs w:val="20"/>
+          <w:highlight w:val="yellow"/>
           <w:lang w:eastAsia="x-none"/>
         </w:rPr>
         <w:t>in Section 3</w:t>
@@ -11199,6 +11844,7 @@
           <w:bCs/>
           <w:color w:val="000000" w:themeColor="text1"/>
           <w:szCs w:val="20"/>
+          <w:highlight w:val="yellow"/>
           <w:lang w:eastAsia="x-none"/>
         </w:rPr>
         <w:t xml:space="preserve"> </w:t>
@@ -11209,6 +11855,7 @@
           <w:bCs/>
           <w:color w:val="000000" w:themeColor="text1"/>
           <w:szCs w:val="20"/>
+          <w:highlight w:val="yellow"/>
           <w:lang w:eastAsia="x-none"/>
         </w:rPr>
         <w:t>(page xx, line xx).</w:t>
@@ -11218,6 +11865,7 @@
           <w:rFonts w:ascii="Lato" w:eastAsia="Cambria" w:hAnsi="Lato" w:cs="Arial"/>
           <w:color w:val="000000" w:themeColor="text1"/>
           <w:szCs w:val="20"/>
+          <w:highlight w:val="yellow"/>
           <w:lang w:eastAsia="x-none"/>
         </w:rPr>
         <w:t xml:space="preserve"> Further details can be found in the response to comment 2.1.</w:t>
@@ -11433,16 +12081,18 @@
           <w:iCs/>
           <w:color w:val="000000" w:themeColor="text1"/>
           <w:szCs w:val="20"/>
-          <w:lang w:eastAsia="zh-CN"/>
-        </w:rPr>
-      </w:pPr>
-      <w:r>
-        <w:rPr>
-          <w:rFonts w:ascii="Lato" w:eastAsia="DengXian" w:hAnsi="Lato" w:cs="Arial"/>
-          <w:bCs/>
-          <w:iCs/>
-          <w:color w:val="000000" w:themeColor="text1"/>
-          <w:szCs w:val="20"/>
+          <w:highlight w:val="yellow"/>
+          <w:lang w:eastAsia="zh-CN"/>
+        </w:rPr>
+      </w:pPr>
+      <w:r>
+        <w:rPr>
+          <w:rFonts w:ascii="Lato" w:eastAsia="DengXian" w:hAnsi="Lato" w:cs="Arial"/>
+          <w:bCs/>
+          <w:iCs/>
+          <w:color w:val="000000" w:themeColor="text1"/>
+          <w:szCs w:val="20"/>
+          <w:highlight w:val="yellow"/>
           <w:lang w:eastAsia="zh-CN"/>
         </w:rPr>
         <w:t xml:space="preserve">In relation to the </w:t>
@@ -11454,6 +12104,7 @@
           <w:iCs/>
           <w:color w:val="000000" w:themeColor="text1"/>
           <w:szCs w:val="20"/>
+          <w:highlight w:val="yellow"/>
           <w:lang w:eastAsia="zh-CN"/>
         </w:rPr>
         <w:t>comments 2.9 and 2.10</w:t>
@@ -11465,6 +12116,7 @@
           <w:iCs/>
           <w:color w:val="000000" w:themeColor="text1"/>
           <w:szCs w:val="20"/>
+          <w:highlight w:val="yellow"/>
           <w:lang w:eastAsia="zh-CN"/>
         </w:rPr>
         <w:t>, t</w:t>
@@ -11475,6 +12127,7 @@
           <w:iCs/>
           <w:color w:val="000000" w:themeColor="text1"/>
           <w:szCs w:val="20"/>
+          <w:highlight w:val="yellow"/>
           <w:lang w:eastAsia="zh-CN"/>
         </w:rPr>
         <w:t>he data in Fig. 3c are directly linked to an C</w:t>
@@ -11485,6 +12138,7 @@
           <w:iCs/>
           <w:color w:val="000000" w:themeColor="text1"/>
           <w:szCs w:val="20"/>
+          <w:highlight w:val="yellow"/>
           <w:vertAlign w:val="subscript"/>
           <w:lang w:eastAsia="zh-CN"/>
         </w:rPr>
@@ -11496,6 +12150,7 @@
           <w:iCs/>
           <w:color w:val="000000" w:themeColor="text1"/>
           <w:szCs w:val="20"/>
+          <w:highlight w:val="yellow"/>
           <w:lang w:eastAsia="zh-CN"/>
         </w:rPr>
         <w:t>H</w:t>
@@ -11506,6 +12161,7 @@
           <w:iCs/>
           <w:color w:val="000000" w:themeColor="text1"/>
           <w:szCs w:val="20"/>
+          <w:highlight w:val="yellow"/>
           <w:vertAlign w:val="subscript"/>
           <w:lang w:eastAsia="zh-CN"/>
         </w:rPr>
@@ -11517,6 +12173,7 @@
           <w:iCs/>
           <w:color w:val="000000" w:themeColor="text1"/>
           <w:szCs w:val="20"/>
+          <w:highlight w:val="yellow"/>
           <w:lang w:eastAsia="zh-CN"/>
         </w:rPr>
         <w:t xml:space="preserve"> plant in China (</w:t>
@@ -11526,6 +12183,7 @@
           <w:rFonts w:ascii="Lato" w:hAnsi="Lato" w:cs="Arial"/>
           <w:iCs/>
           <w:szCs w:val="20"/>
+          <w:highlight w:val="yellow"/>
         </w:rPr>
         <w:t>J</w:t>
       </w:r>
@@ -11534,6 +12192,7 @@
           <w:rFonts w:ascii="Lato" w:hAnsi="Lato" w:cs="Arial"/>
           <w:iCs/>
           <w:szCs w:val="20"/>
+          <w:highlight w:val="yellow"/>
         </w:rPr>
         <w:t>. </w:t>
       </w:r>
@@ -11542,6 +12201,7 @@
           <w:rFonts w:ascii="Lato" w:hAnsi="Lato" w:cs="Arial"/>
           <w:iCs/>
           <w:szCs w:val="20"/>
+          <w:highlight w:val="yellow"/>
         </w:rPr>
         <w:t>Clean. Prod.</w:t>
       </w:r>
@@ -11549,6 +12209,7 @@
         <w:rPr>
           <w:rFonts w:ascii="Lato" w:hAnsi="Lato" w:cs="Arial"/>
           <w:szCs w:val="20"/>
+          <w:highlight w:val="yellow"/>
         </w:rPr>
         <w:t xml:space="preserve"> </w:t>
       </w:r>
@@ -11556,6 +12217,7 @@
         <w:rPr>
           <w:rFonts w:ascii="Lato" w:hAnsi="Lato" w:cs="Arial"/>
           <w:szCs w:val="20"/>
+          <w:highlight w:val="yellow"/>
           <w:lang w:eastAsia="zh-CN"/>
         </w:rPr>
         <w:t xml:space="preserve">2021, </w:t>
@@ -11565,6 +12227,7 @@
           <w:rFonts w:ascii="Lato" w:hAnsi="Lato" w:cs="Arial"/>
           <w:bCs/>
           <w:szCs w:val="20"/>
+          <w:highlight w:val="yellow"/>
         </w:rPr>
         <w:t>322</w:t>
       </w:r>
@@ -11572,6 +12235,7 @@
         <w:rPr>
           <w:rFonts w:ascii="Lato" w:hAnsi="Lato" w:cs="Arial"/>
           <w:szCs w:val="20"/>
+          <w:highlight w:val="yellow"/>
         </w:rPr>
         <w:t>, 129055)</w:t>
       </w:r>
@@ -11579,6 +12243,7 @@
         <w:rPr>
           <w:rFonts w:ascii="Lato" w:hAnsi="Lato" w:cs="Arial"/>
           <w:szCs w:val="20"/>
+          <w:highlight w:val="yellow"/>
           <w:lang w:eastAsia="zh-CN"/>
         </w:rPr>
         <w:t xml:space="preserve">. We chose to retain Fig. 4a, despite its presence in other references, because the thermodynamic curve it presents is essential for helping readers, particularly outside the field, quickly grasp why </w:t>
@@ -11588,6 +12253,7 @@
           <w:rFonts w:ascii="Lato" w:hAnsi="Lato" w:cs="Arial"/>
           <w:iCs/>
           <w:szCs w:val="20"/>
+          <w:highlight w:val="yellow"/>
           <w:lang w:eastAsia="zh-CN"/>
         </w:rPr>
         <w:t>C</w:t>
@@ -11597,6 +12263,7 @@
           <w:rFonts w:ascii="Lato" w:hAnsi="Lato" w:cs="Arial"/>
           <w:iCs/>
           <w:szCs w:val="20"/>
+          <w:highlight w:val="yellow"/>
           <w:vertAlign w:val="subscript"/>
           <w:lang w:eastAsia="zh-CN"/>
         </w:rPr>
@@ -11607,6 +12274,7 @@
           <w:rFonts w:ascii="Lato" w:hAnsi="Lato" w:cs="Arial"/>
           <w:iCs/>
           <w:szCs w:val="20"/>
+          <w:highlight w:val="yellow"/>
           <w:lang w:eastAsia="zh-CN"/>
         </w:rPr>
         <w:t>H</w:t>
@@ -11616,6 +12284,7 @@
           <w:rFonts w:ascii="Lato" w:hAnsi="Lato" w:cs="Arial"/>
           <w:iCs/>
           <w:szCs w:val="20"/>
+          <w:highlight w:val="yellow"/>
           <w:vertAlign w:val="subscript"/>
           <w:lang w:eastAsia="zh-CN"/>
         </w:rPr>
@@ -11626,6 +12295,7 @@
           <w:rFonts w:ascii="Lato" w:hAnsi="Lato" w:cs="Arial"/>
           <w:iCs/>
           <w:szCs w:val="20"/>
+          <w:highlight w:val="yellow"/>
           <w:lang w:eastAsia="zh-CN"/>
         </w:rPr>
         <w:t xml:space="preserve"> </w:t>
@@ -11634,6 +12304,7 @@
         <w:rPr>
           <w:rFonts w:ascii="Lato" w:hAnsi="Lato" w:cs="Arial"/>
           <w:szCs w:val="20"/>
+          <w:highlight w:val="yellow"/>
           <w:lang w:eastAsia="zh-CN"/>
         </w:rPr>
         <w:t>production from hydrocarbons at low temperatures is challenging.</w:t>
@@ -11656,6 +12327,7 @@
           <w:iCs/>
           <w:color w:val="000000" w:themeColor="text1"/>
           <w:szCs w:val="20"/>
+          <w:highlight w:val="yellow"/>
           <w:lang w:eastAsia="zh-CN"/>
         </w:rPr>
         <w:t>Action:</w:t>
@@ -11667,6 +12339,7 @@
           <w:iCs/>
           <w:color w:val="000000" w:themeColor="text1"/>
           <w:szCs w:val="20"/>
+          <w:highlight w:val="yellow"/>
           <w:lang w:eastAsia="zh-CN"/>
         </w:rPr>
         <w:t xml:space="preserve"> </w:t>
@@ -11678,6 +12351,7 @@
           <w:iCs/>
           <w:color w:val="000000" w:themeColor="text1"/>
           <w:szCs w:val="20"/>
+          <w:highlight w:val="yellow"/>
           <w:lang w:eastAsia="zh-CN"/>
         </w:rPr>
         <w:t>W</w:t>
@@ -11689,6 +12363,7 @@
           <w:iCs/>
           <w:color w:val="000000" w:themeColor="text1"/>
           <w:szCs w:val="20"/>
+          <w:highlight w:val="yellow"/>
           <w:lang w:eastAsia="zh-CN"/>
         </w:rPr>
         <w:t>e have significantly shortened Sections</w:t>
@@ -11700,6 +12375,7 @@
           <w:iCs/>
           <w:color w:val="000000" w:themeColor="text1"/>
           <w:szCs w:val="20"/>
+          <w:highlight w:val="yellow"/>
           <w:lang w:eastAsia="zh-CN"/>
         </w:rPr>
         <w:t xml:space="preserve"> </w:t>
@@ -11711,6 +12387,7 @@
           <w:iCs/>
           <w:color w:val="000000" w:themeColor="text1"/>
           <w:szCs w:val="20"/>
+          <w:highlight w:val="yellow"/>
           <w:lang w:eastAsia="zh-CN"/>
         </w:rPr>
         <w:t>2.1–2.3 and consolidated Fig.</w:t>
@@ -11722,6 +12399,7 @@
           <w:iCs/>
           <w:color w:val="000000" w:themeColor="text1"/>
           <w:szCs w:val="20"/>
+          <w:highlight w:val="yellow"/>
           <w:lang w:eastAsia="zh-CN"/>
         </w:rPr>
         <w:t xml:space="preserve"> </w:t>
@@ -11733,6 +12411,7 @@
           <w:iCs/>
           <w:color w:val="000000" w:themeColor="text1"/>
           <w:szCs w:val="20"/>
+          <w:highlight w:val="yellow"/>
           <w:lang w:eastAsia="zh-CN"/>
         </w:rPr>
         <w:t xml:space="preserve">3c, 4a, and 4d into a new </w:t>
@@ -11744,6 +12423,7 @@
           <w:iCs/>
           <w:color w:val="000000" w:themeColor="text1"/>
           <w:szCs w:val="20"/>
+          <w:highlight w:val="yellow"/>
           <w:lang w:eastAsia="zh-CN"/>
         </w:rPr>
         <w:t>Fig. 3</w:t>
@@ -11755,6 +12435,7 @@
           <w:iCs/>
           <w:color w:val="000000" w:themeColor="text1"/>
           <w:szCs w:val="20"/>
+          <w:highlight w:val="yellow"/>
           <w:lang w:eastAsia="zh-CN"/>
         </w:rPr>
         <w:t>, removing all other components from the original Fig.</w:t>
@@ -11766,6 +12447,7 @@
           <w:iCs/>
           <w:color w:val="000000" w:themeColor="text1"/>
           <w:szCs w:val="20"/>
+          <w:highlight w:val="yellow"/>
           <w:lang w:eastAsia="zh-CN"/>
         </w:rPr>
         <w:t xml:space="preserve"> </w:t>
@@ -11777,6 +12459,7 @@
           <w:iCs/>
           <w:color w:val="000000" w:themeColor="text1"/>
           <w:szCs w:val="20"/>
+          <w:highlight w:val="yellow"/>
           <w:lang w:eastAsia="zh-CN"/>
         </w:rPr>
         <w:t xml:space="preserve">3 and 4. </w:t>
@@ -11787,6 +12470,7 @@
           <w:iCs/>
           <w:color w:val="000000" w:themeColor="text1"/>
           <w:szCs w:val="20"/>
+          <w:highlight w:val="yellow"/>
           <w:lang w:eastAsia="zh-CN"/>
         </w:rPr>
         <w:t xml:space="preserve">This adjustment reduces </w:t>
@@ -11797,6 +12481,7 @@
           <w:iCs/>
           <w:color w:val="000000" w:themeColor="text1"/>
           <w:szCs w:val="20"/>
+          <w:highlight w:val="yellow"/>
           <w:lang w:eastAsia="zh-CN"/>
         </w:rPr>
         <w:t xml:space="preserve">overlap </w:t>
@@ -11807,6 +12492,7 @@
           <w:iCs/>
           <w:color w:val="000000" w:themeColor="text1"/>
           <w:szCs w:val="20"/>
+          <w:highlight w:val="yellow"/>
           <w:lang w:eastAsia="zh-CN"/>
         </w:rPr>
         <w:t>with existing literature.</w:t>
@@ -11943,13 +12629,15 @@
           <w:rFonts w:ascii="Lato" w:eastAsia="Cambria" w:hAnsi="Lato" w:cs="Arial"/>
           <w:color w:val="000000" w:themeColor="text1"/>
           <w:szCs w:val="20"/>
-        </w:rPr>
-      </w:pPr>
-      <w:r>
-        <w:rPr>
-          <w:rFonts w:ascii="Lato" w:eastAsia="Cambria" w:hAnsi="Lato" w:cs="Arial"/>
-          <w:color w:val="000000" w:themeColor="text1"/>
-          <w:szCs w:val="20"/>
+          <w:highlight w:val="yellow"/>
+        </w:rPr>
+      </w:pPr>
+      <w:r>
+        <w:rPr>
+          <w:rFonts w:ascii="Lato" w:eastAsia="Cambria" w:hAnsi="Lato" w:cs="Arial"/>
+          <w:color w:val="000000" w:themeColor="text1"/>
+          <w:szCs w:val="20"/>
+          <w:highlight w:val="yellow"/>
         </w:rPr>
         <w:t xml:space="preserve">We respectfully disagree with the </w:t>
       </w:r>
@@ -11958,6 +12646,7 @@
           <w:rFonts w:ascii="Lato" w:eastAsia="Cambria" w:hAnsi="Lato" w:cs="Arial"/>
           <w:color w:val="000000" w:themeColor="text1"/>
           <w:szCs w:val="20"/>
+          <w:highlight w:val="yellow"/>
         </w:rPr>
         <w:t xml:space="preserve">reviewer’s </w:t>
       </w:r>
@@ -11966,6 +12655,7 @@
           <w:rFonts w:ascii="Lato" w:eastAsia="Cambria" w:hAnsi="Lato" w:cs="Arial"/>
           <w:color w:val="000000" w:themeColor="text1"/>
           <w:szCs w:val="20"/>
+          <w:highlight w:val="yellow"/>
         </w:rPr>
         <w:t>assessment of Fig.</w:t>
       </w:r>
@@ -11974,6 +12664,7 @@
           <w:rFonts w:ascii="Lato" w:eastAsia="Cambria" w:hAnsi="Lato" w:cs="Arial"/>
           <w:color w:val="000000" w:themeColor="text1"/>
           <w:szCs w:val="20"/>
+          <w:highlight w:val="yellow"/>
         </w:rPr>
         <w:t> </w:t>
       </w:r>
@@ -11982,6 +12673,7 @@
           <w:rFonts w:ascii="Lato" w:eastAsia="Cambria" w:hAnsi="Lato" w:cs="Arial"/>
           <w:color w:val="000000" w:themeColor="text1"/>
           <w:szCs w:val="20"/>
+          <w:highlight w:val="yellow"/>
         </w:rPr>
         <w:t>4</w:t>
       </w:r>
@@ -11990,6 +12682,7 @@
           <w:rFonts w:ascii="Lato" w:eastAsia="Cambria" w:hAnsi="Lato" w:cs="Arial"/>
           <w:color w:val="000000" w:themeColor="text1"/>
           <w:szCs w:val="20"/>
+          <w:highlight w:val="yellow"/>
         </w:rPr>
         <w:t>. Each panel addresses critical aspects of the technologies discussed:</w:t>
       </w:r>
@@ -12006,14 +12699,16 @@
           <w:rFonts w:ascii="Lato" w:eastAsia="Cambria" w:hAnsi="Lato" w:cs="Arial"/>
           <w:color w:val="000000" w:themeColor="text1"/>
           <w:szCs w:val="20"/>
-        </w:rPr>
-      </w:pPr>
-      <w:r>
-        <w:rPr>
-          <w:rFonts w:ascii="Lato" w:eastAsia="Cambria" w:hAnsi="Lato" w:cs="Arial"/>
-          <w:bCs/>
-          <w:color w:val="000000" w:themeColor="text1"/>
-          <w:szCs w:val="20"/>
+          <w:highlight w:val="yellow"/>
+        </w:rPr>
+      </w:pPr>
+      <w:r>
+        <w:rPr>
+          <w:rFonts w:ascii="Lato" w:eastAsia="Cambria" w:hAnsi="Lato" w:cs="Arial"/>
+          <w:bCs/>
+          <w:color w:val="000000" w:themeColor="text1"/>
+          <w:szCs w:val="20"/>
+          <w:highlight w:val="yellow"/>
         </w:rPr>
         <w:t xml:space="preserve">Fig. 4a </w:t>
       </w:r>
@@ -12022,6 +12717,7 @@
           <w:rFonts w:ascii="Lato" w:eastAsia="Cambria" w:hAnsi="Lato" w:cs="Arial"/>
           <w:color w:val="000000" w:themeColor="text1"/>
           <w:szCs w:val="20"/>
+          <w:highlight w:val="yellow"/>
         </w:rPr>
         <w:t>showcases</w:t>
       </w:r>
@@ -12030,6 +12726,7 @@
           <w:rFonts w:ascii="Lato" w:eastAsia="Cambria" w:hAnsi="Lato" w:cs="Arial"/>
           <w:color w:val="000000" w:themeColor="text1"/>
           <w:szCs w:val="20"/>
+          <w:highlight w:val="yellow"/>
         </w:rPr>
         <w:t xml:space="preserve"> the reactor configurations of various non</w:t>
       </w:r>
@@ -12038,6 +12735,7 @@
           <w:rFonts w:ascii="Lato" w:eastAsia="Cambria" w:hAnsi="Lato" w:cs="Arial"/>
           <w:color w:val="000000" w:themeColor="text1"/>
           <w:szCs w:val="20"/>
+          <w:highlight w:val="yellow"/>
         </w:rPr>
         <w:noBreakHyphen/>
         <w:t xml:space="preserve">thermal plasma technologies, emphasizing the complexity of reactor design and its pivotal role in advancing </w:t>
@@ -12047,6 +12745,7 @@
           <w:rFonts w:ascii="Lato" w:eastAsia="Cambria" w:hAnsi="Lato" w:cs="Arial"/>
           <w:color w:val="000000" w:themeColor="text1"/>
           <w:szCs w:val="20"/>
+          <w:highlight w:val="yellow"/>
         </w:rPr>
         <w:t xml:space="preserve">these </w:t>
       </w:r>
@@ -12055,6 +12754,7 @@
           <w:rFonts w:ascii="Lato" w:eastAsia="Cambria" w:hAnsi="Lato" w:cs="Arial"/>
           <w:color w:val="000000" w:themeColor="text1"/>
           <w:szCs w:val="20"/>
+          <w:highlight w:val="yellow"/>
         </w:rPr>
         <w:t>systems.</w:t>
       </w:r>
@@ -12071,14 +12771,16 @@
           <w:rFonts w:ascii="Lato" w:eastAsia="Cambria" w:hAnsi="Lato" w:cs="Arial"/>
           <w:color w:val="000000" w:themeColor="text1"/>
           <w:szCs w:val="20"/>
-        </w:rPr>
-      </w:pPr>
-      <w:r>
-        <w:rPr>
-          <w:rFonts w:ascii="Lato" w:eastAsia="Cambria" w:hAnsi="Lato" w:cs="Arial"/>
-          <w:bCs/>
-          <w:color w:val="000000" w:themeColor="text1"/>
-          <w:szCs w:val="20"/>
+          <w:highlight w:val="yellow"/>
+        </w:rPr>
+      </w:pPr>
+      <w:r>
+        <w:rPr>
+          <w:rFonts w:ascii="Lato" w:eastAsia="Cambria" w:hAnsi="Lato" w:cs="Arial"/>
+          <w:bCs/>
+          <w:color w:val="000000" w:themeColor="text1"/>
+          <w:szCs w:val="20"/>
+          <w:highlight w:val="yellow"/>
         </w:rPr>
         <w:t>Fig</w:t>
       </w:r>
@@ -12088,6 +12790,7 @@
           <w:bCs/>
           <w:color w:val="000000" w:themeColor="text1"/>
           <w:szCs w:val="20"/>
+          <w:highlight w:val="yellow"/>
         </w:rPr>
         <w:t xml:space="preserve">. </w:t>
       </w:r>
@@ -12097,6 +12800,7 @@
           <w:bCs/>
           <w:color w:val="000000" w:themeColor="text1"/>
           <w:szCs w:val="20"/>
+          <w:highlight w:val="yellow"/>
         </w:rPr>
         <w:t>4b</w:t>
       </w:r>
@@ -12105,6 +12809,7 @@
           <w:rFonts w:ascii="Lato" w:eastAsia="Cambria" w:hAnsi="Lato" w:cs="Arial"/>
           <w:color w:val="000000" w:themeColor="text1"/>
           <w:szCs w:val="20"/>
+          <w:highlight w:val="yellow"/>
         </w:rPr>
         <w:t xml:space="preserve"> illustrates a representative membrane reactor used in thermal pyrolysis to shift the methane </w:t>
       </w:r>
@@ -12113,6 +12818,7 @@
           <w:rFonts w:ascii="Lato" w:eastAsia="Cambria" w:hAnsi="Lato" w:cs="Arial"/>
           <w:color w:val="000000" w:themeColor="text1"/>
           <w:szCs w:val="20"/>
+          <w:highlight w:val="yellow"/>
         </w:rPr>
         <w:t>(CH</w:t>
       </w:r>
@@ -12121,6 +12827,7 @@
           <w:rFonts w:ascii="Lato" w:eastAsia="Cambria" w:hAnsi="Lato" w:cs="Arial"/>
           <w:color w:val="000000" w:themeColor="text1"/>
           <w:szCs w:val="20"/>
+          <w:highlight w:val="yellow"/>
           <w:vertAlign w:val="subscript"/>
         </w:rPr>
         <w:t>4</w:t>
@@ -12130,6 +12837,7 @@
           <w:rFonts w:ascii="Lato" w:eastAsia="Cambria" w:hAnsi="Lato" w:cs="Arial"/>
           <w:color w:val="000000" w:themeColor="text1"/>
           <w:szCs w:val="20"/>
+          <w:highlight w:val="yellow"/>
         </w:rPr>
         <w:t xml:space="preserve">) </w:t>
       </w:r>
@@ -12138,6 +12846,7 @@
           <w:rFonts w:ascii="Lato" w:eastAsia="Cambria" w:hAnsi="Lato" w:cs="Arial"/>
           <w:color w:val="000000" w:themeColor="text1"/>
           <w:szCs w:val="20"/>
+          <w:highlight w:val="yellow"/>
         </w:rPr>
         <w:t>conversion equilibrium towards the product side, demonstrating the importance of reactor design not only for non-thermal plasma but also for thermal pyrolysis</w:t>
       </w:r>
@@ -12146,6 +12855,7 @@
           <w:rFonts w:ascii="Lato" w:eastAsia="DengXian" w:hAnsi="Lato" w:cs="Arial"/>
           <w:color w:val="000000" w:themeColor="text1"/>
           <w:szCs w:val="20"/>
+          <w:highlight w:val="yellow"/>
           <w:lang w:eastAsia="zh-CN"/>
         </w:rPr>
         <w:t xml:space="preserve"> in the future</w:t>
@@ -12155,6 +12865,7 @@
           <w:rFonts w:ascii="Lato" w:eastAsia="Cambria" w:hAnsi="Lato" w:cs="Arial"/>
           <w:color w:val="000000" w:themeColor="text1"/>
           <w:szCs w:val="20"/>
+          <w:highlight w:val="yellow"/>
         </w:rPr>
         <w:t>.</w:t>
       </w:r>
@@ -12171,14 +12882,16 @@
           <w:rFonts w:ascii="Lato" w:eastAsia="Cambria" w:hAnsi="Lato" w:cs="Arial"/>
           <w:color w:val="000000" w:themeColor="text1"/>
           <w:szCs w:val="20"/>
-        </w:rPr>
-      </w:pPr>
-      <w:r>
-        <w:rPr>
-          <w:rFonts w:ascii="Lato" w:eastAsia="Cambria" w:hAnsi="Lato" w:cs="Arial"/>
-          <w:bCs/>
-          <w:color w:val="000000" w:themeColor="text1"/>
-          <w:szCs w:val="20"/>
+          <w:highlight w:val="yellow"/>
+        </w:rPr>
+      </w:pPr>
+      <w:r>
+        <w:rPr>
+          <w:rFonts w:ascii="Lato" w:eastAsia="Cambria" w:hAnsi="Lato" w:cs="Arial"/>
+          <w:bCs/>
+          <w:color w:val="000000" w:themeColor="text1"/>
+          <w:szCs w:val="20"/>
+          <w:highlight w:val="yellow"/>
         </w:rPr>
         <w:t>Fig.</w:t>
       </w:r>
@@ -12188,6 +12901,7 @@
           <w:bCs/>
           <w:color w:val="000000" w:themeColor="text1"/>
           <w:szCs w:val="20"/>
+          <w:highlight w:val="yellow"/>
         </w:rPr>
         <w:t xml:space="preserve"> </w:t>
       </w:r>
@@ -12197,6 +12911,7 @@
           <w:bCs/>
           <w:color w:val="000000" w:themeColor="text1"/>
           <w:szCs w:val="20"/>
+          <w:highlight w:val="yellow"/>
         </w:rPr>
         <w:t>4c</w:t>
       </w:r>
@@ -12205,6 +12920,7 @@
           <w:rFonts w:ascii="Lato" w:eastAsia="Cambria" w:hAnsi="Lato" w:cs="Arial"/>
           <w:color w:val="000000" w:themeColor="text1"/>
           <w:szCs w:val="20"/>
+          <w:highlight w:val="yellow"/>
         </w:rPr>
         <w:t xml:space="preserve"> is intended to compare thermal plasma, non</w:t>
       </w:r>
@@ -12213,6 +12929,7 @@
           <w:rFonts w:ascii="Lato" w:eastAsia="Cambria" w:hAnsi="Lato" w:cs="Arial"/>
           <w:color w:val="000000" w:themeColor="text1"/>
           <w:szCs w:val="20"/>
+          <w:highlight w:val="yellow"/>
         </w:rPr>
         <w:noBreakHyphen/>
         <w:t xml:space="preserve">thermal plasma, and thermal cracking processes, rather than </w:t>
@@ -12222,6 +12939,7 @@
           <w:rFonts w:ascii="Lato" w:eastAsia="DengXian" w:hAnsi="Lato" w:cs="Arial"/>
           <w:color w:val="000000" w:themeColor="text1"/>
           <w:szCs w:val="20"/>
+          <w:highlight w:val="yellow"/>
           <w:lang w:eastAsia="zh-CN"/>
         </w:rPr>
         <w:t xml:space="preserve">commercial </w:t>
@@ -12231,6 +12949,7 @@
           <w:rFonts w:ascii="Lato" w:eastAsia="Cambria" w:hAnsi="Lato" w:cs="Arial"/>
           <w:color w:val="000000" w:themeColor="text1"/>
           <w:szCs w:val="20"/>
+          <w:highlight w:val="yellow"/>
         </w:rPr>
         <w:t xml:space="preserve">partial combustion technologies, which are addressed in </w:t>
       </w:r>
@@ -12239,6 +12958,7 @@
           <w:rFonts w:ascii="Lato" w:eastAsia="Cambria" w:hAnsi="Lato" w:cs="Arial"/>
           <w:color w:val="000000" w:themeColor="text1"/>
           <w:szCs w:val="20"/>
+          <w:highlight w:val="yellow"/>
         </w:rPr>
         <w:t>S</w:t>
       </w:r>
@@ -12247,6 +12967,7 @@
           <w:rFonts w:ascii="Lato" w:eastAsia="Cambria" w:hAnsi="Lato" w:cs="Arial"/>
           <w:color w:val="000000" w:themeColor="text1"/>
           <w:szCs w:val="20"/>
+          <w:highlight w:val="yellow"/>
         </w:rPr>
         <w:t>ection</w:t>
       </w:r>
@@ -12255,6 +12976,7 @@
           <w:rFonts w:ascii="Lato" w:eastAsia="DengXian" w:hAnsi="Lato" w:cs="Arial"/>
           <w:color w:val="000000" w:themeColor="text1"/>
           <w:szCs w:val="20"/>
+          <w:highlight w:val="yellow"/>
           <w:lang w:eastAsia="zh-CN"/>
         </w:rPr>
         <w:t xml:space="preserve"> 2</w:t>
@@ -12264,6 +12986,7 @@
           <w:rFonts w:ascii="Lato" w:eastAsia="Cambria" w:hAnsi="Lato" w:cs="Arial"/>
           <w:color w:val="000000" w:themeColor="text1"/>
           <w:szCs w:val="20"/>
+          <w:highlight w:val="yellow"/>
         </w:rPr>
         <w:t>.</w:t>
       </w:r>
@@ -12280,14 +13003,16 @@
           <w:rFonts w:ascii="Lato" w:eastAsia="Cambria" w:hAnsi="Lato" w:cs="Arial"/>
           <w:color w:val="000000" w:themeColor="text1"/>
           <w:szCs w:val="20"/>
-        </w:rPr>
-      </w:pPr>
-      <w:r>
-        <w:rPr>
-          <w:rFonts w:ascii="Lato" w:eastAsia="Cambria" w:hAnsi="Lato" w:cs="Arial"/>
-          <w:bCs/>
-          <w:color w:val="000000" w:themeColor="text1"/>
-          <w:szCs w:val="20"/>
+          <w:highlight w:val="yellow"/>
+        </w:rPr>
+      </w:pPr>
+      <w:r>
+        <w:rPr>
+          <w:rFonts w:ascii="Lato" w:eastAsia="Cambria" w:hAnsi="Lato" w:cs="Arial"/>
+          <w:bCs/>
+          <w:color w:val="000000" w:themeColor="text1"/>
+          <w:szCs w:val="20"/>
+          <w:highlight w:val="yellow"/>
         </w:rPr>
         <w:t>Fig.</w:t>
       </w:r>
@@ -12297,6 +13022,7 @@
           <w:bCs/>
           <w:color w:val="000000" w:themeColor="text1"/>
           <w:szCs w:val="20"/>
+          <w:highlight w:val="yellow"/>
         </w:rPr>
         <w:t xml:space="preserve"> </w:t>
       </w:r>
@@ -12306,6 +13032,7 @@
           <w:bCs/>
           <w:color w:val="000000" w:themeColor="text1"/>
           <w:szCs w:val="20"/>
+          <w:highlight w:val="yellow"/>
         </w:rPr>
         <w:t>4d</w:t>
       </w:r>
@@ -12314,15 +13041,17 @@
           <w:rFonts w:ascii="Lato" w:eastAsia="Cambria" w:hAnsi="Lato" w:cs="Arial"/>
           <w:color w:val="000000" w:themeColor="text1"/>
           <w:szCs w:val="20"/>
+          <w:highlight w:val="yellow"/>
         </w:rPr>
         <w:t xml:space="preserve"> uniquely presents </w:t>
       </w:r>
-      <w:bookmarkStart w:id="5" w:name="_Hlk183529658"/>
-      <w:r>
-        <w:rPr>
-          <w:rFonts w:ascii="Lato" w:eastAsia="Cambria" w:hAnsi="Lato" w:cs="Arial"/>
-          <w:color w:val="000000" w:themeColor="text1"/>
-          <w:szCs w:val="20"/>
+      <w:bookmarkStart w:id="17" w:name="_Hlk183529658"/>
+      <w:r>
+        <w:rPr>
+          <w:rFonts w:ascii="Lato" w:eastAsia="Cambria" w:hAnsi="Lato" w:cs="Arial"/>
+          <w:color w:val="000000" w:themeColor="text1"/>
+          <w:szCs w:val="20"/>
+          <w:highlight w:val="yellow"/>
         </w:rPr>
         <w:t>CH</w:t>
       </w:r>
@@ -12331,6 +13060,7 @@
           <w:rFonts w:ascii="Lato" w:eastAsia="Cambria" w:hAnsi="Lato" w:cs="Arial"/>
           <w:color w:val="000000" w:themeColor="text1"/>
           <w:szCs w:val="20"/>
+          <w:highlight w:val="yellow"/>
           <w:vertAlign w:val="subscript"/>
         </w:rPr>
         <w:t>4</w:t>
@@ -12340,15 +13070,17 @@
           <w:rFonts w:ascii="Lato" w:eastAsia="Cambria" w:hAnsi="Lato" w:cs="Arial"/>
           <w:color w:val="000000" w:themeColor="text1"/>
           <w:szCs w:val="20"/>
+          <w:highlight w:val="yellow"/>
         </w:rPr>
         <w:t xml:space="preserve"> </w:t>
       </w:r>
-      <w:bookmarkEnd w:id="5"/>
-      <w:r>
-        <w:rPr>
-          <w:rFonts w:ascii="Lato" w:eastAsia="Cambria" w:hAnsi="Lato" w:cs="Arial"/>
-          <w:color w:val="000000" w:themeColor="text1"/>
-          <w:szCs w:val="20"/>
+      <w:bookmarkEnd w:id="17"/>
+      <w:r>
+        <w:rPr>
+          <w:rFonts w:ascii="Lato" w:eastAsia="Cambria" w:hAnsi="Lato" w:cs="Arial"/>
+          <w:color w:val="000000" w:themeColor="text1"/>
+          <w:szCs w:val="20"/>
+          <w:highlight w:val="yellow"/>
         </w:rPr>
         <w:t xml:space="preserve">conversion, </w:t>
       </w:r>
@@ -12358,6 +13090,7 @@
           <w:iCs/>
           <w:color w:val="000000" w:themeColor="text1"/>
           <w:szCs w:val="20"/>
+          <w:highlight w:val="yellow"/>
         </w:rPr>
         <w:t>C</w:t>
       </w:r>
@@ -12367,6 +13100,7 @@
           <w:iCs/>
           <w:color w:val="000000" w:themeColor="text1"/>
           <w:szCs w:val="20"/>
+          <w:highlight w:val="yellow"/>
           <w:vertAlign w:val="subscript"/>
         </w:rPr>
         <w:t>2</w:t>
@@ -12377,6 +13111,7 @@
           <w:iCs/>
           <w:color w:val="000000" w:themeColor="text1"/>
           <w:szCs w:val="20"/>
+          <w:highlight w:val="yellow"/>
         </w:rPr>
         <w:t>H</w:t>
       </w:r>
@@ -12386,6 +13121,7 @@
           <w:iCs/>
           <w:color w:val="000000" w:themeColor="text1"/>
           <w:szCs w:val="20"/>
+          <w:highlight w:val="yellow"/>
           <w:vertAlign w:val="subscript"/>
         </w:rPr>
         <w:t>2</w:t>
@@ -12396,6 +13132,7 @@
           <w:iCs/>
           <w:color w:val="000000" w:themeColor="text1"/>
           <w:szCs w:val="20"/>
+          <w:highlight w:val="yellow"/>
         </w:rPr>
         <w:t xml:space="preserve"> </w:t>
       </w:r>
@@ -12404,6 +13141,7 @@
           <w:rFonts w:ascii="Lato" w:eastAsia="Cambria" w:hAnsi="Lato" w:cs="Arial"/>
           <w:color w:val="000000" w:themeColor="text1"/>
           <w:szCs w:val="20"/>
+          <w:highlight w:val="yellow"/>
         </w:rPr>
         <w:t>selectivity, and energy consumption in a single plot, underscoring that energy requirements</w:t>
       </w:r>
@@ -12412,6 +13150,7 @@
           <w:rFonts w:ascii="Lato" w:eastAsia="Cambria" w:hAnsi="Lato" w:cs="Lato"/>
           <w:color w:val="000000" w:themeColor="text1"/>
           <w:szCs w:val="20"/>
+          <w:highlight w:val="yellow"/>
         </w:rPr>
         <w:t>—</w:t>
       </w:r>
@@ -12420,6 +13159,7 @@
           <w:rFonts w:ascii="Lato" w:eastAsia="Cambria" w:hAnsi="Lato" w:cs="Arial"/>
           <w:color w:val="000000" w:themeColor="text1"/>
           <w:szCs w:val="20"/>
+          <w:highlight w:val="yellow"/>
         </w:rPr>
         <w:t>often overlooked in non</w:t>
       </w:r>
@@ -12428,6 +13168,7 @@
           <w:rFonts w:ascii="Lato" w:eastAsia="Cambria" w:hAnsi="Lato" w:cs="Arial"/>
           <w:color w:val="000000" w:themeColor="text1"/>
           <w:szCs w:val="20"/>
+          <w:highlight w:val="yellow"/>
         </w:rPr>
         <w:noBreakHyphen/>
         <w:t>thermal plasma studies</w:t>
@@ -12437,6 +13178,7 @@
           <w:rFonts w:ascii="Lato" w:eastAsia="Cambria" w:hAnsi="Lato" w:cs="Lato"/>
           <w:color w:val="000000" w:themeColor="text1"/>
           <w:szCs w:val="20"/>
+          <w:highlight w:val="yellow"/>
         </w:rPr>
         <w:t>—</w:t>
       </w:r>
@@ -12445,6 +13187,7 @@
           <w:rFonts w:ascii="Lato" w:eastAsia="Cambria" w:hAnsi="Lato" w:cs="Arial"/>
           <w:color w:val="000000" w:themeColor="text1"/>
           <w:szCs w:val="20"/>
+          <w:highlight w:val="yellow"/>
         </w:rPr>
         <w:t>are as critical as conversion and selectivity for industrial viability.</w:t>
       </w:r>
@@ -12463,6 +13206,7 @@
           <w:rFonts w:ascii="Lato" w:eastAsia="Cambria" w:hAnsi="Lato" w:cs="Arial"/>
           <w:color w:val="000000" w:themeColor="text1"/>
           <w:szCs w:val="20"/>
+          <w:highlight w:val="yellow"/>
         </w:rPr>
         <w:t xml:space="preserve">We believe these figures collectively provide essential insights into the challenges and opportunities of </w:t>
       </w:r>
@@ -12471,6 +13215,7 @@
           <w:rFonts w:ascii="Lato" w:eastAsia="Cambria" w:hAnsi="Lato" w:cs="Arial"/>
           <w:color w:val="000000" w:themeColor="text1"/>
           <w:szCs w:val="20"/>
+          <w:highlight w:val="yellow"/>
         </w:rPr>
         <w:t xml:space="preserve">emerging </w:t>
       </w:r>
@@ -12480,6 +13225,7 @@
           <w:iCs/>
           <w:color w:val="000000" w:themeColor="text1"/>
           <w:szCs w:val="20"/>
+          <w:highlight w:val="yellow"/>
         </w:rPr>
         <w:t>C</w:t>
       </w:r>
@@ -12489,6 +13235,7 @@
           <w:iCs/>
           <w:color w:val="000000" w:themeColor="text1"/>
           <w:szCs w:val="20"/>
+          <w:highlight w:val="yellow"/>
           <w:vertAlign w:val="subscript"/>
         </w:rPr>
         <w:t>2</w:t>
@@ -12499,6 +13246,7 @@
           <w:iCs/>
           <w:color w:val="000000" w:themeColor="text1"/>
           <w:szCs w:val="20"/>
+          <w:highlight w:val="yellow"/>
         </w:rPr>
         <w:t>H</w:t>
       </w:r>
@@ -12508,6 +13256,7 @@
           <w:iCs/>
           <w:color w:val="000000" w:themeColor="text1"/>
           <w:szCs w:val="20"/>
+          <w:highlight w:val="yellow"/>
           <w:vertAlign w:val="subscript"/>
         </w:rPr>
         <w:t>2</w:t>
@@ -12518,6 +13267,7 @@
           <w:iCs/>
           <w:color w:val="000000" w:themeColor="text1"/>
           <w:szCs w:val="20"/>
+          <w:highlight w:val="yellow"/>
         </w:rPr>
         <w:t xml:space="preserve"> </w:t>
       </w:r>
@@ -12526,6 +13276,7 @@
           <w:rFonts w:ascii="Lato" w:eastAsia="Cambria" w:hAnsi="Lato" w:cs="Arial"/>
           <w:color w:val="000000" w:themeColor="text1"/>
           <w:szCs w:val="20"/>
+          <w:highlight w:val="yellow"/>
         </w:rPr>
         <w:t xml:space="preserve">production technologies and are crucial to the overall </w:t>
       </w:r>
@@ -12534,6 +13285,7 @@
           <w:rFonts w:ascii="Lato" w:eastAsia="Cambria" w:hAnsi="Lato" w:cs="Arial"/>
           <w:color w:val="000000" w:themeColor="text1"/>
           <w:szCs w:val="20"/>
+          <w:highlight w:val="yellow"/>
         </w:rPr>
         <w:t>perspective</w:t>
       </w:r>
@@ -12542,6 +13294,7 @@
           <w:rFonts w:ascii="Lato" w:eastAsia="Cambria" w:hAnsi="Lato" w:cs="Arial"/>
           <w:color w:val="000000" w:themeColor="text1"/>
           <w:szCs w:val="20"/>
+          <w:highlight w:val="yellow"/>
         </w:rPr>
         <w:t>.</w:t>
       </w:r>
@@ -12676,6 +13429,7 @@
           <w:bCs/>
           <w:iCs/>
           <w:szCs w:val="20"/>
+          <w:highlight w:val="yellow"/>
         </w:rPr>
         <w:t xml:space="preserve">In the context of the ambitious targets set by global frameworks such as the Paris Climate Agreement and the United Nations Sustainable Development Goals (SDGs), sustainability </w:t>
       </w:r>
@@ -12685,6 +13439,7 @@
           <w:bCs/>
           <w:iCs/>
           <w:szCs w:val="20"/>
+          <w:highlight w:val="yellow"/>
         </w:rPr>
         <w:t xml:space="preserve">has become </w:t>
       </w:r>
@@ -12694,6 +13449,7 @@
           <w:bCs/>
           <w:iCs/>
           <w:szCs w:val="20"/>
+          <w:highlight w:val="yellow"/>
         </w:rPr>
         <w:t xml:space="preserve">a central concern </w:t>
       </w:r>
@@ -12703,6 +13459,7 @@
           <w:bCs/>
           <w:iCs/>
           <w:szCs w:val="20"/>
+          <w:highlight w:val="yellow"/>
         </w:rPr>
         <w:t xml:space="preserve">for all industries, </w:t>
       </w:r>
@@ -12712,6 +13469,7 @@
           <w:bCs/>
           <w:iCs/>
           <w:szCs w:val="20"/>
+          <w:highlight w:val="yellow"/>
         </w:rPr>
         <w:t>especially</w:t>
       </w:r>
@@ -12721,6 +13479,7 @@
           <w:bCs/>
           <w:iCs/>
           <w:szCs w:val="20"/>
+          <w:highlight w:val="yellow"/>
         </w:rPr>
         <w:t xml:space="preserve"> the chemical industry</w:t>
       </w:r>
@@ -12730,6 +13489,7 @@
           <w:bCs/>
           <w:iCs/>
           <w:szCs w:val="20"/>
+          <w:highlight w:val="yellow"/>
         </w:rPr>
         <w:t xml:space="preserve">. Given </w:t>
       </w:r>
@@ -12739,6 +13499,7 @@
           <w:bCs/>
           <w:iCs/>
           <w:szCs w:val="20"/>
+          <w:highlight w:val="yellow"/>
         </w:rPr>
         <w:t xml:space="preserve">its heavy reliance on fossil fuels for </w:t>
       </w:r>
@@ -12748,6 +13509,7 @@
           <w:bCs/>
           <w:iCs/>
           <w:szCs w:val="20"/>
+          <w:highlight w:val="yellow"/>
         </w:rPr>
         <w:t xml:space="preserve">both </w:t>
       </w:r>
@@ -12757,6 +13519,7 @@
           <w:bCs/>
           <w:iCs/>
           <w:szCs w:val="20"/>
+          <w:highlight w:val="yellow"/>
         </w:rPr>
         <w:t>feedstock and</w:t>
       </w:r>
@@ -12766,6 +13529,7 @@
           <w:bCs/>
           <w:iCs/>
           <w:szCs w:val="20"/>
+          <w:highlight w:val="yellow"/>
         </w:rPr>
         <w:t xml:space="preserve"> </w:t>
       </w:r>
@@ -12775,6 +13539,7 @@
           <w:bCs/>
           <w:iCs/>
           <w:szCs w:val="20"/>
+          <w:highlight w:val="yellow"/>
         </w:rPr>
         <w:t>energy</w:t>
       </w:r>
@@ -12784,6 +13549,7 @@
           <w:bCs/>
           <w:iCs/>
           <w:szCs w:val="20"/>
+          <w:highlight w:val="yellow"/>
         </w:rPr>
         <w:t xml:space="preserve">, </w:t>
       </w:r>
@@ -12793,6 +13559,7 @@
           <w:bCs/>
           <w:iCs/>
           <w:szCs w:val="20"/>
+          <w:highlight w:val="yellow"/>
         </w:rPr>
         <w:t xml:space="preserve">the chemical industry </w:t>
       </w:r>
@@ -12802,6 +13569,7 @@
           <w:bCs/>
           <w:iCs/>
           <w:szCs w:val="20"/>
+          <w:highlight w:val="yellow"/>
         </w:rPr>
         <w:t xml:space="preserve">is </w:t>
       </w:r>
@@ -12811,6 +13579,7 @@
           <w:bCs/>
           <w:iCs/>
           <w:szCs w:val="20"/>
+          <w:highlight w:val="yellow"/>
         </w:rPr>
         <w:t>one of the most difficult sectors to decarbonize, accounting for approximately 10% of global emissions (Curr. Opin. Chem. Eng.</w:t>
       </w:r>
@@ -12820,6 +13589,7 @@
           <w:bCs/>
           <w:iCs/>
           <w:szCs w:val="20"/>
+          <w:highlight w:val="yellow"/>
         </w:rPr>
         <w:t xml:space="preserve"> 2023</w:t>
       </w:r>
@@ -12829,6 +13599,7 @@
           <w:bCs/>
           <w:iCs/>
           <w:szCs w:val="20"/>
+          <w:highlight w:val="yellow"/>
         </w:rPr>
         <w:t xml:space="preserve">, </w:t>
       </w:r>
@@ -12838,6 +13609,7 @@
           <w:bCs/>
           <w:iCs/>
           <w:szCs w:val="20"/>
+          <w:highlight w:val="yellow"/>
         </w:rPr>
         <w:t xml:space="preserve">39, </w:t>
       </w:r>
@@ -12847,6 +13619,7 @@
           <w:bCs/>
           <w:iCs/>
           <w:szCs w:val="20"/>
+          <w:highlight w:val="yellow"/>
         </w:rPr>
         <w:t xml:space="preserve">100881). As a result, the chemical industry is undergoing a major transition to achieve sustainable production by utilizing defossilized feedstocks and </w:t>
       </w:r>
@@ -12856,6 +13629,7 @@
           <w:bCs/>
           <w:iCs/>
           <w:szCs w:val="20"/>
+          <w:highlight w:val="yellow"/>
           <w:lang w:eastAsia="zh-CN"/>
         </w:rPr>
         <w:t xml:space="preserve">renewable </w:t>
@@ -12866,6 +13640,7 @@
           <w:bCs/>
           <w:iCs/>
           <w:szCs w:val="20"/>
+          <w:highlight w:val="yellow"/>
         </w:rPr>
         <w:t xml:space="preserve">energy. </w:t>
       </w:r>
@@ -12875,6 +13650,7 @@
           <w:bCs/>
           <w:iCs/>
           <w:szCs w:val="20"/>
+          <w:highlight w:val="yellow"/>
           <w:lang w:eastAsia="zh-CN"/>
         </w:rPr>
         <w:t>T</w:t>
@@ -12885,6 +13661,7 @@
           <w:bCs/>
           <w:iCs/>
           <w:szCs w:val="20"/>
+          <w:highlight w:val="yellow"/>
         </w:rPr>
         <w:t xml:space="preserve">hese potential green </w:t>
       </w:r>
@@ -12894,6 +13671,7 @@
           <w:bCs/>
           <w:iCs/>
           <w:szCs w:val="20"/>
+          <w:highlight w:val="yellow"/>
         </w:rPr>
         <w:t>C</w:t>
       </w:r>
@@ -12903,6 +13681,7 @@
           <w:bCs/>
           <w:iCs/>
           <w:szCs w:val="20"/>
+          <w:highlight w:val="yellow"/>
           <w:vertAlign w:val="subscript"/>
         </w:rPr>
         <w:t>2</w:t>
@@ -12913,6 +13692,7 @@
           <w:bCs/>
           <w:iCs/>
           <w:szCs w:val="20"/>
+          <w:highlight w:val="yellow"/>
         </w:rPr>
         <w:t>H</w:t>
       </w:r>
@@ -12922,6 +13702,7 @@
           <w:bCs/>
           <w:iCs/>
           <w:szCs w:val="20"/>
+          <w:highlight w:val="yellow"/>
           <w:vertAlign w:val="subscript"/>
         </w:rPr>
         <w:t>2</w:t>
@@ -12932,6 +13713,7 @@
           <w:bCs/>
           <w:iCs/>
           <w:szCs w:val="20"/>
+          <w:highlight w:val="yellow"/>
         </w:rPr>
         <w:t xml:space="preserve"> </w:t>
       </w:r>
@@ -12941,6 +13723,7 @@
           <w:bCs/>
           <w:iCs/>
           <w:szCs w:val="20"/>
+          <w:highlight w:val="yellow"/>
         </w:rPr>
         <w:t>synthesis routes align with the broader global imperatives mentioned above.</w:t>
       </w:r>
@@ -12950,6 +13733,7 @@
           <w:bCs/>
           <w:iCs/>
           <w:szCs w:val="20"/>
+          <w:highlight w:val="yellow"/>
         </w:rPr>
         <w:t xml:space="preserve"> We </w:t>
       </w:r>
@@ -12959,6 +13743,7 @@
           <w:bCs/>
           <w:iCs/>
           <w:szCs w:val="20"/>
+          <w:highlight w:val="yellow"/>
         </w:rPr>
         <w:t>believe</w:t>
       </w:r>
@@ -12968,6 +13753,7 @@
           <w:bCs/>
           <w:iCs/>
           <w:szCs w:val="20"/>
+          <w:highlight w:val="yellow"/>
         </w:rPr>
         <w:t xml:space="preserve"> that this </w:t>
       </w:r>
@@ -12977,6 +13763,7 @@
           <w:bCs/>
           <w:iCs/>
           <w:szCs w:val="20"/>
+          <w:highlight w:val="yellow"/>
         </w:rPr>
         <w:t xml:space="preserve">grand </w:t>
       </w:r>
@@ -12986,6 +13773,7 @@
           <w:bCs/>
           <w:iCs/>
           <w:szCs w:val="20"/>
+          <w:highlight w:val="yellow"/>
         </w:rPr>
         <w:t>transition is both necessary and challenging, requiring collaboration across various disciplines, particularly with chemical engineers.</w:t>
       </w:r>
@@ -12995,6 +13783,7 @@
           <w:bCs/>
           <w:iCs/>
           <w:szCs w:val="20"/>
+          <w:highlight w:val="yellow"/>
         </w:rPr>
         <w:t xml:space="preserve"> Our experience, based on numerous interactions with the chemical industry and policymakers, indicates that the green chemicals transition is a top priority on the research agenda, with scientific literature on the topic growing exponentially.</w:t>
       </w:r>
@@ -13167,6 +13956,7 @@
           <w:bCs/>
           <w:color w:val="000000" w:themeColor="text1"/>
           <w:szCs w:val="20"/>
+          <w:highlight w:val="yellow"/>
           <w:lang w:eastAsia="zh-CN"/>
         </w:rPr>
         <w:t>We have consolidated Sections 2.2 and 2.3 into a single, concise Section 2.2, which provides a brief introduction to these technologies. The conventional commercial C</w:t>
@@ -13177,6 +13967,7 @@
           <w:bCs/>
           <w:color w:val="000000" w:themeColor="text1"/>
           <w:szCs w:val="20"/>
+          <w:highlight w:val="yellow"/>
           <w:vertAlign w:val="subscript"/>
           <w:lang w:eastAsia="zh-CN"/>
         </w:rPr>
@@ -13188,6 +13979,7 @@
           <w:bCs/>
           <w:color w:val="000000" w:themeColor="text1"/>
           <w:szCs w:val="20"/>
+          <w:highlight w:val="yellow"/>
           <w:lang w:eastAsia="zh-CN"/>
         </w:rPr>
         <w:t>H</w:t>
@@ -13198,6 +13990,7 @@
           <w:bCs/>
           <w:color w:val="000000" w:themeColor="text1"/>
           <w:szCs w:val="20"/>
+          <w:highlight w:val="yellow"/>
           <w:vertAlign w:val="subscript"/>
           <w:lang w:eastAsia="zh-CN"/>
         </w:rPr>
@@ -13209,6 +14002,7 @@
           <w:bCs/>
           <w:color w:val="000000" w:themeColor="text1"/>
           <w:szCs w:val="20"/>
+          <w:highlight w:val="yellow"/>
           <w:lang w:eastAsia="zh-CN"/>
         </w:rPr>
         <w:t xml:space="preserve"> production methods discussed in this section have experienced little to no significant development over the past decade. By emphasizing the future rather than the past, this streamlined description serves as an essential primer for readers, helping them familiarize themselves with the field and understand our motivation for pursuing sustainable green C</w:t>
@@ -13219,6 +14013,7 @@
           <w:bCs/>
           <w:color w:val="000000" w:themeColor="text1"/>
           <w:szCs w:val="20"/>
+          <w:highlight w:val="yellow"/>
           <w:vertAlign w:val="subscript"/>
           <w:lang w:eastAsia="zh-CN"/>
         </w:rPr>
@@ -13230,6 +14025,7 @@
           <w:bCs/>
           <w:color w:val="000000" w:themeColor="text1"/>
           <w:szCs w:val="20"/>
+          <w:highlight w:val="yellow"/>
           <w:lang w:eastAsia="zh-CN"/>
         </w:rPr>
         <w:t>H</w:t>
@@ -13240,6 +14036,7 @@
           <w:bCs/>
           <w:color w:val="000000" w:themeColor="text1"/>
           <w:szCs w:val="20"/>
+          <w:highlight w:val="yellow"/>
           <w:vertAlign w:val="subscript"/>
           <w:lang w:eastAsia="zh-CN"/>
         </w:rPr>
@@ -13251,6 +14048,7 @@
           <w:bCs/>
           <w:color w:val="000000" w:themeColor="text1"/>
           <w:szCs w:val="20"/>
+          <w:highlight w:val="yellow"/>
           <w:lang w:eastAsia="zh-CN"/>
         </w:rPr>
         <w:t xml:space="preserve"> technologies. Additional details are addressed in the response to comment 2.1.</w:t>
@@ -13344,6 +14142,7 @@
           <w:iCs/>
           <w:color w:val="000000" w:themeColor="text1"/>
           <w:szCs w:val="20"/>
+          <w:highlight w:val="yellow"/>
           <w:lang w:eastAsia="zh-CN"/>
         </w:rPr>
         <w:t>Action:</w:t>
@@ -13355,6 +14154,7 @@
           <w:iCs/>
           <w:color w:val="000000" w:themeColor="text1"/>
           <w:szCs w:val="20"/>
+          <w:highlight w:val="yellow"/>
           <w:lang w:eastAsia="zh-CN"/>
         </w:rPr>
         <w:t xml:space="preserve"> </w:t>
@@ -13366,6 +14166,7 @@
           <w:iCs/>
           <w:color w:val="000000" w:themeColor="text1"/>
           <w:szCs w:val="20"/>
+          <w:highlight w:val="yellow"/>
           <w:lang w:eastAsia="zh-CN"/>
         </w:rPr>
         <w:t>We have significantly shortened Sections</w:t>
@@ -13377,6 +14178,7 @@
           <w:iCs/>
           <w:color w:val="000000" w:themeColor="text1"/>
           <w:szCs w:val="20"/>
+          <w:highlight w:val="yellow"/>
           <w:lang w:eastAsia="zh-CN"/>
         </w:rPr>
         <w:t xml:space="preserve"> </w:t>
@@ -13388,6 +14190,7 @@
           <w:iCs/>
           <w:color w:val="000000" w:themeColor="text1"/>
           <w:szCs w:val="20"/>
+          <w:highlight w:val="yellow"/>
           <w:lang w:eastAsia="zh-CN"/>
         </w:rPr>
         <w:t>2.1</w:t>
@@ -13399,6 +14202,7 @@
           <w:iCs/>
           <w:color w:val="000000" w:themeColor="text1"/>
           <w:szCs w:val="20"/>
+          <w:highlight w:val="yellow"/>
           <w:lang w:eastAsia="zh-CN"/>
         </w:rPr>
         <w:t>-</w:t>
@@ -13410,6 +14214,7 @@
           <w:iCs/>
           <w:color w:val="000000" w:themeColor="text1"/>
           <w:szCs w:val="20"/>
+          <w:highlight w:val="yellow"/>
           <w:lang w:eastAsia="zh-CN"/>
         </w:rPr>
         <w:t>2.3, and combined Sections</w:t>
@@ -13421,6 +14226,7 @@
           <w:iCs/>
           <w:color w:val="000000" w:themeColor="text1"/>
           <w:szCs w:val="20"/>
+          <w:highlight w:val="yellow"/>
           <w:lang w:eastAsia="zh-CN"/>
         </w:rPr>
         <w:t xml:space="preserve"> </w:t>
@@ -13432,6 +14238,7 @@
           <w:iCs/>
           <w:color w:val="000000" w:themeColor="text1"/>
           <w:szCs w:val="20"/>
+          <w:highlight w:val="yellow"/>
           <w:lang w:eastAsia="zh-CN"/>
         </w:rPr>
         <w:t xml:space="preserve">2.2 and 2.3 into a new section titled </w:t>
@@ -13443,6 +14250,7 @@
           <w:iCs/>
           <w:color w:val="000000" w:themeColor="text1"/>
           <w:szCs w:val="20"/>
+          <w:highlight w:val="yellow"/>
           <w:lang w:eastAsia="zh-CN"/>
         </w:rPr>
         <w:t>‘</w:t>
@@ -13454,6 +14262,7 @@
           <w:iCs/>
           <w:color w:val="000000" w:themeColor="text1"/>
           <w:szCs w:val="20"/>
+          <w:highlight w:val="yellow"/>
           <w:lang w:eastAsia="zh-CN"/>
         </w:rPr>
         <w:t xml:space="preserve">Commercial </w:t>
@@ -13465,6 +14274,7 @@
           <w:iCs/>
           <w:color w:val="000000" w:themeColor="text1"/>
           <w:szCs w:val="20"/>
+          <w:highlight w:val="yellow"/>
           <w:lang w:eastAsia="zh-CN"/>
         </w:rPr>
         <w:t>acetylene</w:t>
@@ -13476,6 +14286,7 @@
           <w:iCs/>
           <w:color w:val="000000" w:themeColor="text1"/>
           <w:szCs w:val="20"/>
+          <w:highlight w:val="yellow"/>
           <w:lang w:eastAsia="zh-CN"/>
         </w:rPr>
         <w:t xml:space="preserve"> </w:t>
@@ -13487,6 +14298,7 @@
           <w:iCs/>
           <w:color w:val="000000" w:themeColor="text1"/>
           <w:szCs w:val="20"/>
+          <w:highlight w:val="yellow"/>
           <w:lang w:eastAsia="zh-CN"/>
         </w:rPr>
         <w:t>p</w:t>
@@ -13498,6 +14310,7 @@
           <w:iCs/>
           <w:color w:val="000000" w:themeColor="text1"/>
           <w:szCs w:val="20"/>
+          <w:highlight w:val="yellow"/>
           <w:lang w:eastAsia="zh-CN"/>
         </w:rPr>
         <w:t xml:space="preserve">roduction </w:t>
@@ -13509,6 +14322,7 @@
           <w:iCs/>
           <w:color w:val="000000" w:themeColor="text1"/>
           <w:szCs w:val="20"/>
+          <w:highlight w:val="yellow"/>
           <w:lang w:eastAsia="zh-CN"/>
         </w:rPr>
         <w:t>routes</w:t>
@@ -13520,6 +14334,7 @@
           <w:iCs/>
           <w:color w:val="000000" w:themeColor="text1"/>
           <w:szCs w:val="20"/>
+          <w:highlight w:val="yellow"/>
           <w:lang w:eastAsia="zh-CN"/>
         </w:rPr>
         <w:t>.</w:t>
@@ -13531,6 +14346,7 @@
           <w:iCs/>
           <w:color w:val="000000" w:themeColor="text1"/>
           <w:szCs w:val="20"/>
+          <w:highlight w:val="yellow"/>
           <w:lang w:eastAsia="zh-CN"/>
         </w:rPr>
         <w:t>’</w:t>
@@ -13652,7 +14468,18 @@
           <w:szCs w:val="20"/>
         </w:rPr>
         <w:lastRenderedPageBreak/>
-        <w:t>in the quenching, non-thermal plasma technology should be far less economical than thermal plasma technology at this time. So, if this is viewed as a promising technology, what are the drivers for its development? What are the current key technical barriers? What technological breakthroughs are needed to industrialize it? At present the authors seem to be merely talk about the results reported in the literature, but not point out and analyze these issues clearly.</w:t>
+        <w:t>in the quenching, non-thermal plasma technology should be far less economical than thermal plasma technology at this time. So, if this is viewed as a promising technology, what are the drivers for its development? What are the current key technical barriers? What technological breakthroughs are needed to industrialize it? At present the authors seem to be merely talk about the results reported in the literature, but not point out and analyze these issu</w:t>
+      </w:r>
+      <w:bookmarkStart w:id="18" w:name="_GoBack"/>
+      <w:bookmarkEnd w:id="18"/>
+      <w:r>
+        <w:rPr>
+          <w:rFonts w:ascii="Lato" w:eastAsiaTheme="minorHAnsi" w:hAnsi="Lato" w:cs="Arial"/>
+          <w:iCs/>
+          <w:color w:val="0000FF"/>
+          <w:szCs w:val="20"/>
+        </w:rPr>
+        <w:t>es clearly.</w:t>
       </w:r>
     </w:p>
     <w:p>
@@ -13983,6 +14810,7 @@
           <w:b/>
           <w:bCs/>
           <w:szCs w:val="20"/>
+          <w:highlight w:val="yellow"/>
           <w:lang w:eastAsia="zh-CN"/>
         </w:rPr>
         <w:t>Action:</w:t>
@@ -13991,6 +14819,7 @@
         <w:rPr>
           <w:rFonts w:ascii="Lato" w:eastAsia="DengXian" w:hAnsi="Lato" w:cs="Arial"/>
           <w:szCs w:val="20"/>
+          <w:highlight w:val="yellow"/>
           <w:lang w:eastAsia="zh-CN"/>
         </w:rPr>
         <w:t xml:space="preserve"> </w:t>
@@ -13999,6 +14828,7 @@
         <w:rPr>
           <w:rFonts w:ascii="Lato" w:eastAsia="DengXian" w:hAnsi="Lato" w:cs="Arial"/>
           <w:szCs w:val="20"/>
+          <w:highlight w:val="yellow"/>
           <w:lang w:eastAsia="zh-CN"/>
         </w:rPr>
         <w:t xml:space="preserve">We </w:t>
@@ -14007,6 +14837,7 @@
         <w:rPr>
           <w:rFonts w:ascii="Lato" w:eastAsia="DengXian" w:hAnsi="Lato" w:cs="Arial"/>
           <w:szCs w:val="20"/>
+          <w:highlight w:val="yellow"/>
           <w:lang w:eastAsia="zh-CN"/>
         </w:rPr>
         <w:t xml:space="preserve">have </w:t>
@@ -14015,6 +14846,7 @@
         <w:rPr>
           <w:rFonts w:ascii="Lato" w:eastAsia="DengXian" w:hAnsi="Lato" w:cs="Arial"/>
           <w:szCs w:val="20"/>
+          <w:highlight w:val="yellow"/>
           <w:lang w:eastAsia="zh-CN"/>
         </w:rPr>
         <w:t xml:space="preserve">elaborated our perspectives on non-thermal plasma in the </w:t>
@@ -14024,6 +14856,7 @@
           <w:rFonts w:ascii="Lato" w:eastAsia="DengXian" w:hAnsi="Lato" w:cs="Arial"/>
           <w:iCs/>
           <w:szCs w:val="20"/>
+          <w:highlight w:val="yellow"/>
           <w:lang w:eastAsia="zh-CN"/>
         </w:rPr>
         <w:t>Outlook</w:t>
@@ -14033,6 +14866,7 @@
           <w:rFonts w:ascii="Lato" w:eastAsia="DengXian" w:hAnsi="Lato" w:cs="Arial"/>
           <w:iCs/>
           <w:szCs w:val="20"/>
+          <w:highlight w:val="yellow"/>
           <w:lang w:eastAsia="zh-CN"/>
         </w:rPr>
         <w:t xml:space="preserve"> </w:t>
@@ -14041,6 +14875,7 @@
         <w:rPr>
           <w:rFonts w:ascii="Lato" w:eastAsia="DengXian" w:hAnsi="Lato" w:cs="Arial"/>
           <w:szCs w:val="20"/>
+          <w:highlight w:val="yellow"/>
           <w:lang w:eastAsia="zh-CN"/>
         </w:rPr>
         <w:t>section</w:t>
@@ -14049,6 +14884,7 @@
         <w:rPr>
           <w:rFonts w:ascii="Lato" w:eastAsia="DengXian" w:hAnsi="Lato" w:cs="Arial"/>
           <w:szCs w:val="20"/>
+          <w:highlight w:val="yellow"/>
           <w:lang w:eastAsia="zh-CN"/>
         </w:rPr>
         <w:t xml:space="preserve"> (page xx, line xx)</w:t>
@@ -14057,6 +14893,7 @@
         <w:rPr>
           <w:rFonts w:ascii="Lato" w:eastAsia="DengXian" w:hAnsi="Lato" w:cs="Arial"/>
           <w:szCs w:val="20"/>
+          <w:highlight w:val="yellow"/>
           <w:lang w:eastAsia="zh-CN"/>
         </w:rPr>
         <w:t>: Emerging technologies, such as non</w:t>
@@ -14065,6 +14902,7 @@
         <w:rPr>
           <w:rFonts w:ascii="Lato" w:eastAsia="DengXian" w:hAnsi="Lato" w:cs="Arial"/>
           <w:szCs w:val="20"/>
+          <w:highlight w:val="yellow"/>
           <w:lang w:eastAsia="zh-CN"/>
         </w:rPr>
         <w:noBreakHyphen/>
@@ -14074,6 +14912,7 @@
         <w:rPr>
           <w:rFonts w:ascii="Lato" w:eastAsia="DengXian" w:hAnsi="Lato" w:cs="Arial"/>
           <w:szCs w:val="20"/>
+          <w:highlight w:val="yellow"/>
           <w:lang w:eastAsia="zh-CN"/>
         </w:rPr>
         <w:noBreakHyphen/>
@@ -14084,6 +14923,7 @@
           <w:rFonts w:ascii="Lato" w:eastAsia="DengXian" w:hAnsi="Lato" w:cs="Arial"/>
           <w:iCs/>
           <w:szCs w:val="20"/>
+          <w:highlight w:val="yellow"/>
           <w:lang w:eastAsia="zh-CN"/>
         </w:rPr>
         <w:t>C</w:t>
@@ -14093,6 +14933,7 @@
           <w:rFonts w:ascii="Lato" w:eastAsia="DengXian" w:hAnsi="Lato" w:cs="Arial"/>
           <w:iCs/>
           <w:szCs w:val="20"/>
+          <w:highlight w:val="yellow"/>
           <w:vertAlign w:val="subscript"/>
           <w:lang w:eastAsia="zh-CN"/>
         </w:rPr>
@@ -14103,6 +14944,7 @@
           <w:rFonts w:ascii="Lato" w:eastAsia="DengXian" w:hAnsi="Lato" w:cs="Arial"/>
           <w:iCs/>
           <w:szCs w:val="20"/>
+          <w:highlight w:val="yellow"/>
           <w:lang w:eastAsia="zh-CN"/>
         </w:rPr>
         <w:t>H</w:t>
@@ -14112,6 +14954,7 @@
           <w:rFonts w:ascii="Lato" w:eastAsia="DengXian" w:hAnsi="Lato" w:cs="Arial"/>
           <w:iCs/>
           <w:szCs w:val="20"/>
+          <w:highlight w:val="yellow"/>
           <w:vertAlign w:val="subscript"/>
           <w:lang w:eastAsia="zh-CN"/>
         </w:rPr>
@@ -14122,6 +14965,7 @@
           <w:rFonts w:ascii="Lato" w:eastAsia="DengXian" w:hAnsi="Lato" w:cs="Arial"/>
           <w:iCs/>
           <w:szCs w:val="20"/>
+          <w:highlight w:val="yellow"/>
           <w:lang w:eastAsia="zh-CN"/>
         </w:rPr>
         <w:t xml:space="preserve"> </w:t>
@@ -14130,6 +14974,7 @@
         <w:rPr>
           <w:rFonts w:ascii="Lato" w:eastAsia="DengXian" w:hAnsi="Lato" w:cs="Arial"/>
           <w:szCs w:val="20"/>
+          <w:highlight w:val="yellow"/>
           <w:lang w:eastAsia="zh-CN"/>
         </w:rPr>
         <w:t>production, the catalytic and plasma</w:t>
@@ -14138,6 +14983,7 @@
         <w:rPr>
           <w:rFonts w:ascii="Lato" w:eastAsia="DengXian" w:hAnsi="Lato" w:cs="Arial"/>
           <w:szCs w:val="20"/>
+          <w:highlight w:val="yellow"/>
           <w:lang w:eastAsia="zh-CN"/>
         </w:rPr>
         <w:noBreakHyphen/>
@@ -14148,6 +14994,7 @@
           <w:rFonts w:ascii="Lato" w:eastAsia="DengXian" w:hAnsi="Lato" w:cs="Arial"/>
           <w:iCs/>
           <w:szCs w:val="20"/>
+          <w:highlight w:val="yellow"/>
           <w:lang w:eastAsia="zh-CN"/>
         </w:rPr>
         <w:t>C</w:t>
@@ -14157,6 +15004,7 @@
           <w:rFonts w:ascii="Lato" w:eastAsia="DengXian" w:hAnsi="Lato" w:cs="Arial"/>
           <w:iCs/>
           <w:szCs w:val="20"/>
+          <w:highlight w:val="yellow"/>
           <w:vertAlign w:val="subscript"/>
           <w:lang w:eastAsia="zh-CN"/>
         </w:rPr>
@@ -14167,6 +15015,7 @@
           <w:rFonts w:ascii="Lato" w:eastAsia="DengXian" w:hAnsi="Lato" w:cs="Arial"/>
           <w:iCs/>
           <w:szCs w:val="20"/>
+          <w:highlight w:val="yellow"/>
           <w:lang w:eastAsia="zh-CN"/>
         </w:rPr>
         <w:t>H</w:t>
@@ -14176,6 +15025,7 @@
           <w:rFonts w:ascii="Lato" w:eastAsia="DengXian" w:hAnsi="Lato" w:cs="Arial"/>
           <w:iCs/>
           <w:szCs w:val="20"/>
+          <w:highlight w:val="yellow"/>
           <w:vertAlign w:val="subscript"/>
           <w:lang w:eastAsia="zh-CN"/>
         </w:rPr>
@@ -14186,6 +15036,7 @@
           <w:rFonts w:ascii="Lato" w:eastAsia="DengXian" w:hAnsi="Lato" w:cs="Arial"/>
           <w:iCs/>
           <w:szCs w:val="20"/>
+          <w:highlight w:val="yellow"/>
           <w:lang w:eastAsia="zh-CN"/>
         </w:rPr>
         <w:t xml:space="preserve"> </w:t>
@@ -14194,6 +15045,7 @@
         <w:rPr>
           <w:rFonts w:ascii="Lato" w:eastAsia="DengXian" w:hAnsi="Lato" w:cs="Arial"/>
           <w:szCs w:val="20"/>
+          <w:highlight w:val="yellow"/>
           <w:lang w:eastAsia="zh-CN"/>
         </w:rPr>
         <w:t>yield, energy efficiency, and equipment lifespan, with the goal of reducing energy requirements to the theoretical limit of</w:t>
@@ -14202,6 +15054,7 @@
         <w:rPr>
           <w:rFonts w:ascii="Lato" w:eastAsia="DengXian" w:hAnsi="Lato" w:cs="Arial"/>
           <w:szCs w:val="20"/>
+          <w:highlight w:val="yellow"/>
           <w:lang w:eastAsia="zh-CN"/>
         </w:rPr>
         <w:t xml:space="preserve"> </w:t>
@@ -14210,6 +15063,7 @@
         <w:rPr>
           <w:rFonts w:ascii="Lato" w:eastAsia="DengXian" w:hAnsi="Lato" w:cs="Arial"/>
           <w:szCs w:val="20"/>
+          <w:highlight w:val="yellow"/>
           <w:lang w:eastAsia="zh-CN"/>
         </w:rPr>
         <w:t>4.0</w:t>
@@ -14218,6 +15072,7 @@
         <w:rPr>
           <w:rFonts w:ascii="Lato" w:eastAsia="DengXian" w:hAnsi="Lato" w:cs="Cambria"/>
           <w:szCs w:val="20"/>
+          <w:highlight w:val="yellow"/>
           <w:lang w:eastAsia="zh-CN"/>
         </w:rPr>
         <w:t> </w:t>
@@ -14226,6 +15081,7 @@
         <w:rPr>
           <w:rFonts w:ascii="Lato" w:eastAsia="DengXian" w:hAnsi="Lato" w:cs="Arial"/>
           <w:szCs w:val="20"/>
+          <w:highlight w:val="yellow"/>
           <w:lang w:eastAsia="zh-CN"/>
         </w:rPr>
         <w:t>kWh</w:t>
@@ -14234,6 +15090,7 @@
         <w:rPr>
           <w:rFonts w:ascii="Lato" w:eastAsia="DengXian" w:hAnsi="Lato" w:cs="Cambria"/>
           <w:szCs w:val="20"/>
+          <w:highlight w:val="yellow"/>
           <w:lang w:eastAsia="zh-CN"/>
         </w:rPr>
         <w:t> </w:t>
@@ -14242,6 +15099,7 @@
         <w:rPr>
           <w:rFonts w:ascii="Lato" w:eastAsia="DengXian" w:hAnsi="Lato" w:cs="Arial"/>
           <w:szCs w:val="20"/>
+          <w:highlight w:val="yellow"/>
           <w:lang w:eastAsia="zh-CN"/>
         </w:rPr>
         <w:t>kg</w:t>
@@ -14250,6 +15108,7 @@
         <w:rPr>
           <w:rFonts w:ascii="Lato" w:eastAsia="DengXian" w:hAnsi="Lato" w:cs="Arial"/>
           <w:szCs w:val="20"/>
+          <w:highlight w:val="yellow"/>
           <w:vertAlign w:val="superscript"/>
           <w:lang w:eastAsia="zh-CN"/>
         </w:rPr>
@@ -14259,6 +15118,7 @@
         <w:rPr>
           <w:rFonts w:ascii="Lato" w:eastAsia="DengXian" w:hAnsi="Lato" w:cs="Cambria"/>
           <w:szCs w:val="20"/>
+          <w:highlight w:val="yellow"/>
           <w:lang w:eastAsia="zh-CN"/>
         </w:rPr>
         <w:t> </w:t>
@@ -14268,6 +15128,7 @@
           <w:rFonts w:ascii="Lato" w:eastAsia="DengXian" w:hAnsi="Lato" w:cs="Arial"/>
           <w:iCs/>
           <w:szCs w:val="20"/>
+          <w:highlight w:val="yellow"/>
           <w:lang w:eastAsia="zh-CN"/>
         </w:rPr>
         <w:t>C</w:t>
@@ -14277,6 +15138,7 @@
           <w:rFonts w:ascii="Lato" w:eastAsia="DengXian" w:hAnsi="Lato" w:cs="Arial"/>
           <w:iCs/>
           <w:szCs w:val="20"/>
+          <w:highlight w:val="yellow"/>
           <w:vertAlign w:val="subscript"/>
           <w:lang w:eastAsia="zh-CN"/>
         </w:rPr>
@@ -14287,6 +15149,7 @@
           <w:rFonts w:ascii="Lato" w:eastAsia="DengXian" w:hAnsi="Lato" w:cs="Arial"/>
           <w:iCs/>
           <w:szCs w:val="20"/>
+          <w:highlight w:val="yellow"/>
           <w:lang w:eastAsia="zh-CN"/>
         </w:rPr>
         <w:t>H</w:t>
@@ -14296,6 +15159,7 @@
           <w:rFonts w:ascii="Lato" w:eastAsia="DengXian" w:hAnsi="Lato" w:cs="Arial"/>
           <w:iCs/>
           <w:szCs w:val="20"/>
+          <w:highlight w:val="yellow"/>
           <w:vertAlign w:val="subscript"/>
           <w:lang w:eastAsia="zh-CN"/>
         </w:rPr>
@@ -14305,6 +15169,7 @@
         <w:rPr>
           <w:rFonts w:ascii="Lato" w:eastAsia="DengXian" w:hAnsi="Lato" w:cs="Arial"/>
           <w:szCs w:val="20"/>
+          <w:highlight w:val="yellow"/>
           <w:lang w:eastAsia="zh-CN"/>
         </w:rPr>
         <w:t xml:space="preserve">. Cold plasma offers advantages by preventing </w:t>
@@ -14314,6 +15179,7 @@
           <w:rFonts w:ascii="Lato" w:eastAsia="DengXian" w:hAnsi="Lato" w:cs="Arial"/>
           <w:iCs/>
           <w:szCs w:val="20"/>
+          <w:highlight w:val="yellow"/>
           <w:lang w:eastAsia="zh-CN"/>
         </w:rPr>
         <w:t>C</w:t>
@@ -14323,6 +15189,7 @@
           <w:rFonts w:ascii="Lato" w:eastAsia="DengXian" w:hAnsi="Lato" w:cs="Arial"/>
           <w:iCs/>
           <w:szCs w:val="20"/>
+          <w:highlight w:val="yellow"/>
           <w:vertAlign w:val="subscript"/>
           <w:lang w:eastAsia="zh-CN"/>
         </w:rPr>
@@ -14333,6 +15200,7 @@
           <w:rFonts w:ascii="Lato" w:eastAsia="DengXian" w:hAnsi="Lato" w:cs="Arial"/>
           <w:iCs/>
           <w:szCs w:val="20"/>
+          <w:highlight w:val="yellow"/>
           <w:lang w:eastAsia="zh-CN"/>
         </w:rPr>
         <w:t>H</w:t>
@@ -14342,6 +15210,7 @@
           <w:rFonts w:ascii="Lato" w:eastAsia="DengXian" w:hAnsi="Lato" w:cs="Arial"/>
           <w:iCs/>
           <w:szCs w:val="20"/>
+          <w:highlight w:val="yellow"/>
           <w:vertAlign w:val="subscript"/>
           <w:lang w:eastAsia="zh-CN"/>
         </w:rPr>
@@ -14352,6 +15221,7 @@
           <w:rFonts w:ascii="Lato" w:eastAsia="DengXian" w:hAnsi="Lato" w:cs="Arial"/>
           <w:iCs/>
           <w:szCs w:val="20"/>
+          <w:highlight w:val="yellow"/>
           <w:lang w:eastAsia="zh-CN"/>
         </w:rPr>
         <w:t xml:space="preserve"> </w:t>
@@ -14360,6 +15230,7 @@
         <w:rPr>
           <w:rFonts w:ascii="Lato" w:eastAsia="DengXian" w:hAnsi="Lato" w:cs="Arial"/>
           <w:szCs w:val="20"/>
+          <w:highlight w:val="yellow"/>
           <w:lang w:eastAsia="zh-CN"/>
         </w:rPr>
         <w:t xml:space="preserve">decomposition and eliminating costly cooling processes, while warm plasma usually achieves higher </w:t>
@@ -14368,6 +15239,7 @@
         <w:rPr>
           <w:rFonts w:ascii="Lato" w:eastAsia="DengXian" w:hAnsi="Lato" w:cs="Arial"/>
           <w:szCs w:val="20"/>
+          <w:highlight w:val="yellow"/>
           <w:lang w:eastAsia="zh-CN"/>
         </w:rPr>
         <w:t>CH</w:t>
@@ -14376,6 +15248,7 @@
         <w:rPr>
           <w:rFonts w:ascii="Lato" w:eastAsia="DengXian" w:hAnsi="Lato" w:cs="Arial"/>
           <w:szCs w:val="20"/>
+          <w:highlight w:val="yellow"/>
           <w:vertAlign w:val="subscript"/>
           <w:lang w:eastAsia="zh-CN"/>
         </w:rPr>
@@ -14385,6 +15258,7 @@
         <w:rPr>
           <w:rFonts w:ascii="Lato" w:eastAsia="DengXian" w:hAnsi="Lato" w:cs="Arial"/>
           <w:szCs w:val="20"/>
+          <w:highlight w:val="yellow"/>
           <w:lang w:eastAsia="zh-CN"/>
         </w:rPr>
         <w:t xml:space="preserve"> conversion. The future dominance of either plasma type remains uncertain.</w:t>
@@ -14507,6 +15381,7 @@
         <w:rPr>
           <w:rFonts w:ascii="Lato" w:eastAsia="DengXian" w:hAnsi="Lato" w:cs="Arial"/>
           <w:szCs w:val="20"/>
+          <w:highlight w:val="yellow"/>
           <w:lang w:eastAsia="zh-CN"/>
         </w:rPr>
         <w:t>To better highlight the emerging coal-to-</w:t>
@@ -14516,6 +15391,7 @@
           <w:rFonts w:ascii="Lato" w:eastAsia="DengXian" w:hAnsi="Lato" w:cs="Arial"/>
           <w:iCs/>
           <w:szCs w:val="20"/>
+          <w:highlight w:val="yellow"/>
           <w:lang w:eastAsia="zh-CN"/>
         </w:rPr>
         <w:t>C</w:t>
@@ -14525,6 +15401,7 @@
           <w:rFonts w:ascii="Lato" w:eastAsia="DengXian" w:hAnsi="Lato" w:cs="Arial"/>
           <w:iCs/>
           <w:szCs w:val="20"/>
+          <w:highlight w:val="yellow"/>
           <w:vertAlign w:val="subscript"/>
           <w:lang w:eastAsia="zh-CN"/>
         </w:rPr>
@@ -14535,6 +15412,7 @@
           <w:rFonts w:ascii="Lato" w:eastAsia="DengXian" w:hAnsi="Lato" w:cs="Arial"/>
           <w:iCs/>
           <w:szCs w:val="20"/>
+          <w:highlight w:val="yellow"/>
           <w:lang w:eastAsia="zh-CN"/>
         </w:rPr>
         <w:t>H</w:t>
@@ -14544,6 +15422,7 @@
           <w:rFonts w:ascii="Lato" w:eastAsia="DengXian" w:hAnsi="Lato" w:cs="Arial"/>
           <w:iCs/>
           <w:szCs w:val="20"/>
+          <w:highlight w:val="yellow"/>
           <w:vertAlign w:val="subscript"/>
           <w:lang w:eastAsia="zh-CN"/>
         </w:rPr>
@@ -14554,6 +15433,7 @@
           <w:rFonts w:ascii="Lato" w:eastAsia="DengXian" w:hAnsi="Lato" w:cs="Arial"/>
           <w:iCs/>
           <w:szCs w:val="20"/>
+          <w:highlight w:val="yellow"/>
           <w:lang w:eastAsia="zh-CN"/>
         </w:rPr>
         <w:t xml:space="preserve"> </w:t>
@@ -14562,6 +15442,7 @@
         <w:rPr>
           <w:rFonts w:ascii="Lato" w:eastAsia="DengXian" w:hAnsi="Lato" w:cs="Arial"/>
           <w:szCs w:val="20"/>
+          <w:highlight w:val="yellow"/>
           <w:lang w:eastAsia="zh-CN"/>
         </w:rPr>
         <w:t xml:space="preserve">processes utilizing plasma technology, </w:t>
@@ -14571,15 +15452,27 @@
           <w:rFonts w:ascii="Lato" w:eastAsia="DengXian" w:hAnsi="Lato" w:cs="Arial"/>
           <w:bCs/>
           <w:szCs w:val="20"/>
-          <w:lang w:eastAsia="zh-CN"/>
-        </w:rPr>
-        <w:t xml:space="preserve">we have removed </w:t>
-      </w:r>
-      <w:r>
-        <w:rPr>
-          <w:rFonts w:ascii="Lato" w:eastAsia="DengXian" w:hAnsi="Lato" w:cs="Arial"/>
-          <w:bCs/>
-          <w:szCs w:val="20"/>
+          <w:highlight w:val="yellow"/>
+          <w:lang w:eastAsia="zh-CN"/>
+        </w:rPr>
+        <w:t xml:space="preserve">we have </w:t>
+      </w:r>
+      <w:r>
+        <w:rPr>
+          <w:rFonts w:ascii="Lato" w:eastAsia="DengXian" w:hAnsi="Lato" w:cs="Arial"/>
+          <w:bCs/>
+          <w:szCs w:val="20"/>
+          <w:highlight w:val="yellow"/>
+          <w:lang w:eastAsia="zh-CN"/>
+        </w:rPr>
+        <w:t xml:space="preserve">removed </w:t>
+      </w:r>
+      <w:r>
+        <w:rPr>
+          <w:rFonts w:ascii="Lato" w:eastAsia="DengXian" w:hAnsi="Lato" w:cs="Arial"/>
+          <w:bCs/>
+          <w:szCs w:val="20"/>
+          <w:highlight w:val="yellow"/>
           <w:lang w:eastAsia="zh-CN"/>
         </w:rPr>
         <w:t xml:space="preserve">the relevant discussions </w:t>
@@ -14589,6 +15482,7 @@
           <w:rFonts w:ascii="Lato" w:eastAsia="DengXian" w:hAnsi="Lato" w:cs="Arial"/>
           <w:bCs/>
           <w:szCs w:val="20"/>
+          <w:highlight w:val="yellow"/>
           <w:lang w:eastAsia="zh-CN"/>
         </w:rPr>
         <w:t>from Section</w:t>
@@ -14598,6 +15492,7 @@
           <w:rFonts w:ascii="Lato" w:eastAsia="DengXian" w:hAnsi="Lato" w:cs="Arial"/>
           <w:bCs/>
           <w:szCs w:val="20"/>
+          <w:highlight w:val="yellow"/>
           <w:lang w:eastAsia="zh-CN"/>
         </w:rPr>
         <w:t xml:space="preserve"> </w:t>
@@ -14607,6 +15502,7 @@
           <w:rFonts w:ascii="Lato" w:eastAsia="DengXian" w:hAnsi="Lato" w:cs="Arial"/>
           <w:bCs/>
           <w:szCs w:val="20"/>
+          <w:highlight w:val="yellow"/>
           <w:lang w:eastAsia="zh-CN"/>
         </w:rPr>
         <w:t xml:space="preserve">2.1 and </w:t>
@@ -14616,6 +15512,7 @@
           <w:rFonts w:ascii="Lato" w:eastAsia="DengXian" w:hAnsi="Lato" w:cs="Arial"/>
           <w:bCs/>
           <w:szCs w:val="20"/>
+          <w:highlight w:val="yellow"/>
           <w:lang w:eastAsia="zh-CN"/>
         </w:rPr>
         <w:t>included</w:t>
@@ -14625,6 +15522,7 @@
           <w:rFonts w:ascii="Lato" w:eastAsia="DengXian" w:hAnsi="Lato" w:cs="Arial"/>
           <w:bCs/>
           <w:szCs w:val="20"/>
+          <w:highlight w:val="yellow"/>
           <w:lang w:eastAsia="zh-CN"/>
         </w:rPr>
         <w:t xml:space="preserve"> the following description in Section</w:t>
@@ -14634,6 +15532,7 @@
           <w:rFonts w:ascii="Lato" w:eastAsia="DengXian" w:hAnsi="Lato" w:cs="Arial"/>
           <w:bCs/>
           <w:szCs w:val="20"/>
+          <w:highlight w:val="yellow"/>
           <w:lang w:eastAsia="zh-CN"/>
         </w:rPr>
         <w:t xml:space="preserve"> </w:t>
@@ -14643,6 +15542,7 @@
           <w:rFonts w:ascii="Lato" w:eastAsia="DengXian" w:hAnsi="Lato" w:cs="Arial"/>
           <w:bCs/>
           <w:szCs w:val="20"/>
+          <w:highlight w:val="yellow"/>
           <w:lang w:eastAsia="zh-CN"/>
         </w:rPr>
         <w:t>2.3</w:t>
@@ -14652,6 +15552,7 @@
           <w:rFonts w:ascii="Lato" w:eastAsia="DengXian" w:hAnsi="Lato" w:cs="Arial"/>
           <w:bCs/>
           <w:szCs w:val="20"/>
+          <w:highlight w:val="yellow"/>
           <w:lang w:eastAsia="zh-CN"/>
         </w:rPr>
         <w:t xml:space="preserve"> (page xx, line xx)</w:t>
@@ -14661,16 +15562,29 @@
           <w:rFonts w:ascii="Lato" w:eastAsia="DengXian" w:hAnsi="Lato" w:cs="Arial"/>
           <w:bCs/>
           <w:szCs w:val="20"/>
-          <w:lang w:eastAsia="zh-CN"/>
-        </w:rPr>
-        <w:t>: Coal-to-</w:t>
-      </w:r>
-      <w:r>
-        <w:rPr>
-          <w:rFonts w:ascii="Lato" w:eastAsia="DengXian" w:hAnsi="Lato" w:cs="Arial"/>
-          <w:bCs/>
-          <w:iCs/>
-          <w:szCs w:val="20"/>
+          <w:highlight w:val="yellow"/>
+          <w:lang w:eastAsia="zh-CN"/>
+        </w:rPr>
+        <w:t xml:space="preserve">: </w:t>
+      </w:r>
+      <w:bookmarkStart w:id="19" w:name="_Hlk184300447"/>
+      <w:r>
+        <w:rPr>
+          <w:rFonts w:ascii="Lato" w:eastAsia="DengXian" w:hAnsi="Lato" w:cs="Arial"/>
+          <w:bCs/>
+          <w:szCs w:val="20"/>
+          <w:highlight w:val="yellow"/>
+          <w:lang w:eastAsia="zh-CN"/>
+        </w:rPr>
+        <w:t>Coal-to-</w:t>
+      </w:r>
+      <w:r>
+        <w:rPr>
+          <w:rFonts w:ascii="Lato" w:eastAsia="DengXian" w:hAnsi="Lato" w:cs="Arial"/>
+          <w:bCs/>
+          <w:iCs/>
+          <w:szCs w:val="20"/>
+          <w:highlight w:val="yellow"/>
           <w:lang w:eastAsia="zh-CN"/>
         </w:rPr>
         <w:t>C</w:t>
@@ -14681,6 +15595,7 @@
           <w:bCs/>
           <w:iCs/>
           <w:szCs w:val="20"/>
+          <w:highlight w:val="yellow"/>
           <w:vertAlign w:val="subscript"/>
           <w:lang w:eastAsia="zh-CN"/>
         </w:rPr>
@@ -14692,6 +15607,7 @@
           <w:bCs/>
           <w:iCs/>
           <w:szCs w:val="20"/>
+          <w:highlight w:val="yellow"/>
           <w:lang w:eastAsia="zh-CN"/>
         </w:rPr>
         <w:t>H</w:t>
@@ -14702,6 +15618,7 @@
           <w:bCs/>
           <w:iCs/>
           <w:szCs w:val="20"/>
+          <w:highlight w:val="yellow"/>
           <w:vertAlign w:val="subscript"/>
           <w:lang w:eastAsia="zh-CN"/>
         </w:rPr>
@@ -14713,6 +15630,7 @@
           <w:bCs/>
           <w:iCs/>
           <w:szCs w:val="20"/>
+          <w:highlight w:val="yellow"/>
           <w:lang w:eastAsia="zh-CN"/>
         </w:rPr>
         <w:t xml:space="preserve"> </w:t>
@@ -14722,6 +15640,7 @@
           <w:rFonts w:ascii="Lato" w:eastAsia="DengXian" w:hAnsi="Lato" w:cs="Arial"/>
           <w:bCs/>
           <w:szCs w:val="20"/>
+          <w:highlight w:val="yellow"/>
           <w:lang w:eastAsia="zh-CN"/>
         </w:rPr>
         <w:t xml:space="preserve">production via plasma technologies has seen significant development in China </w:t>
@@ -14731,6 +15650,7 @@
           <w:rFonts w:ascii="Lato" w:eastAsia="DengXian" w:hAnsi="Lato" w:cs="Arial"/>
           <w:bCs/>
           <w:szCs w:val="20"/>
+          <w:highlight w:val="yellow"/>
           <w:lang w:eastAsia="zh-CN"/>
         </w:rPr>
         <w:t>during</w:t>
@@ -14740,6 +15660,7 @@
           <w:rFonts w:ascii="Lato" w:eastAsia="DengXian" w:hAnsi="Lato" w:cs="Arial"/>
           <w:bCs/>
           <w:szCs w:val="20"/>
+          <w:highlight w:val="yellow"/>
           <w:lang w:eastAsia="zh-CN"/>
         </w:rPr>
         <w:t xml:space="preserve"> the 21</w:t>
@@ -14749,6 +15670,7 @@
           <w:rFonts w:ascii="Lato" w:eastAsia="DengXian" w:hAnsi="Lato" w:cs="Arial"/>
           <w:bCs/>
           <w:szCs w:val="20"/>
+          <w:highlight w:val="yellow"/>
           <w:vertAlign w:val="superscript"/>
           <w:lang w:eastAsia="zh-CN"/>
         </w:rPr>
@@ -14759,6 +15681,7 @@
           <w:rFonts w:ascii="Lato" w:eastAsia="DengXian" w:hAnsi="Lato" w:cs="Arial"/>
           <w:bCs/>
           <w:szCs w:val="20"/>
+          <w:highlight w:val="yellow"/>
           <w:lang w:eastAsia="zh-CN"/>
         </w:rPr>
         <w:t xml:space="preserve"> century. Since 2014, Zhejiang University and Xinjiang Yuehetai Chemical Technology Co. Ltd. have </w:t>
@@ -14768,6 +15691,7 @@
           <w:rFonts w:ascii="Lato" w:eastAsia="DengXian" w:hAnsi="Lato" w:cs="Arial"/>
           <w:bCs/>
           <w:szCs w:val="20"/>
+          <w:highlight w:val="yellow"/>
           <w:lang w:eastAsia="zh-CN"/>
         </w:rPr>
         <w:t xml:space="preserve">collaborated to develop </w:t>
@@ -14777,6 +15701,7 @@
           <w:rFonts w:ascii="Lato" w:eastAsia="DengXian" w:hAnsi="Lato" w:cs="Arial"/>
           <w:bCs/>
           <w:szCs w:val="20"/>
+          <w:highlight w:val="yellow"/>
           <w:lang w:eastAsia="zh-CN"/>
         </w:rPr>
         <w:t>2</w:t>
@@ -14786,6 +15711,7 @@
           <w:rFonts w:ascii="Lato" w:eastAsia="DengXian" w:hAnsi="Lato" w:cs="Arial"/>
           <w:bCs/>
           <w:szCs w:val="20"/>
+          <w:highlight w:val="yellow"/>
           <w:lang w:eastAsia="zh-CN"/>
         </w:rPr>
         <w:t xml:space="preserve"> </w:t>
@@ -14795,6 +15721,7 @@
           <w:rFonts w:ascii="Lato" w:eastAsia="DengXian" w:hAnsi="Lato" w:cs="Arial"/>
           <w:bCs/>
           <w:szCs w:val="20"/>
+          <w:highlight w:val="yellow"/>
           <w:lang w:eastAsia="zh-CN"/>
         </w:rPr>
         <w:t>MW and 10</w:t>
@@ -14804,6 +15731,7 @@
           <w:rFonts w:ascii="Lato" w:eastAsia="DengXian" w:hAnsi="Lato" w:cs="Arial"/>
           <w:bCs/>
           <w:szCs w:val="20"/>
+          <w:highlight w:val="yellow"/>
           <w:lang w:eastAsia="zh-CN"/>
         </w:rPr>
         <w:t xml:space="preserve"> </w:t>
@@ -14813,6 +15741,7 @@
           <w:rFonts w:ascii="Lato" w:eastAsia="DengXian" w:hAnsi="Lato" w:cs="Arial"/>
           <w:bCs/>
           <w:szCs w:val="20"/>
+          <w:highlight w:val="yellow"/>
           <w:lang w:eastAsia="zh-CN"/>
         </w:rPr>
         <w:t>MW plasma systems</w:t>
@@ -14822,6 +15751,7 @@
           <w:rFonts w:ascii="Lato" w:eastAsia="DengXian" w:hAnsi="Lato" w:cs="Arial"/>
           <w:bCs/>
           <w:szCs w:val="20"/>
+          <w:highlight w:val="yellow"/>
           <w:lang w:eastAsia="zh-CN"/>
         </w:rPr>
         <w:t xml:space="preserve"> </w:t>
@@ -14831,6 +15761,7 @@
           <w:rFonts w:ascii="Lato" w:eastAsia="DengXian" w:hAnsi="Lato" w:cs="Arial"/>
           <w:bCs/>
           <w:szCs w:val="20"/>
+          <w:highlight w:val="yellow"/>
           <w:lang w:eastAsia="zh-CN"/>
         </w:rPr>
         <w:t xml:space="preserve">for </w:t>
@@ -14841,6 +15772,7 @@
           <w:bCs/>
           <w:iCs/>
           <w:szCs w:val="20"/>
+          <w:highlight w:val="yellow"/>
           <w:lang w:eastAsia="zh-CN"/>
         </w:rPr>
         <w:t>C</w:t>
@@ -14851,6 +15783,7 @@
           <w:bCs/>
           <w:iCs/>
           <w:szCs w:val="20"/>
+          <w:highlight w:val="yellow"/>
           <w:vertAlign w:val="subscript"/>
           <w:lang w:eastAsia="zh-CN"/>
         </w:rPr>
@@ -14862,6 +15795,7 @@
           <w:bCs/>
           <w:iCs/>
           <w:szCs w:val="20"/>
+          <w:highlight w:val="yellow"/>
           <w:lang w:eastAsia="zh-CN"/>
         </w:rPr>
         <w:t>H</w:t>
@@ -14872,6 +15806,7 @@
           <w:bCs/>
           <w:iCs/>
           <w:szCs w:val="20"/>
+          <w:highlight w:val="yellow"/>
           <w:vertAlign w:val="subscript"/>
           <w:lang w:eastAsia="zh-CN"/>
         </w:rPr>
@@ -14883,6 +15818,7 @@
           <w:bCs/>
           <w:iCs/>
           <w:szCs w:val="20"/>
+          <w:highlight w:val="yellow"/>
           <w:lang w:eastAsia="zh-CN"/>
         </w:rPr>
         <w:t xml:space="preserve"> </w:t>
@@ -14892,6 +15828,7 @@
           <w:rFonts w:ascii="Lato" w:eastAsia="DengXian" w:hAnsi="Lato" w:cs="Arial"/>
           <w:bCs/>
           <w:szCs w:val="20"/>
+          <w:highlight w:val="yellow"/>
           <w:lang w:eastAsia="zh-CN"/>
         </w:rPr>
         <w:t xml:space="preserve">production </w:t>
@@ -14901,6 +15838,7 @@
           <w:rFonts w:ascii="Lato" w:eastAsia="DengXian" w:hAnsi="Lato" w:cs="Arial"/>
           <w:bCs/>
           <w:szCs w:val="20"/>
+          <w:highlight w:val="yellow"/>
           <w:lang w:eastAsia="zh-CN"/>
         </w:rPr>
         <w:t>(</w:t>
@@ -14910,6 +15848,7 @@
           <w:rFonts w:ascii="Lato" w:eastAsia="DengXian" w:hAnsi="Lato" w:cs="Arial"/>
           <w:iCs/>
           <w:szCs w:val="20"/>
+          <w:highlight w:val="yellow"/>
           <w:lang w:eastAsia="zh-CN"/>
         </w:rPr>
         <w:t>J. Theor. Appl. Mech.</w:t>
@@ -14918,6 +15857,7 @@
         <w:rPr>
           <w:rFonts w:ascii="Lato" w:eastAsia="DengXian" w:hAnsi="Lato" w:cs="Arial"/>
           <w:szCs w:val="20"/>
+          <w:highlight w:val="yellow"/>
           <w:lang w:eastAsia="zh-CN"/>
         </w:rPr>
         <w:t xml:space="preserve"> 2023, 55, 2779; </w:t>
@@ -14927,6 +15867,7 @@
           <w:rFonts w:ascii="Lato" w:eastAsia="DengXian" w:hAnsi="Lato" w:cs="Arial"/>
           <w:iCs/>
           <w:szCs w:val="20"/>
+          <w:highlight w:val="yellow"/>
           <w:lang w:eastAsia="zh-CN"/>
         </w:rPr>
         <w:t>Environ. Prot. Chem. Ind.</w:t>
@@ -14935,6 +15876,7 @@
         <w:rPr>
           <w:rFonts w:ascii="Lato" w:eastAsia="DengXian" w:hAnsi="Lato" w:cs="Arial"/>
           <w:szCs w:val="20"/>
+          <w:highlight w:val="yellow"/>
           <w:lang w:eastAsia="zh-CN"/>
         </w:rPr>
         <w:t xml:space="preserve"> 2021, 41, 229)</w:t>
@@ -14944,6 +15886,7 @@
           <w:rFonts w:ascii="Lato" w:eastAsia="DengXian" w:hAnsi="Lato" w:cs="Arial"/>
           <w:bCs/>
           <w:szCs w:val="20"/>
+          <w:highlight w:val="yellow"/>
           <w:lang w:eastAsia="zh-CN"/>
         </w:rPr>
         <w:t xml:space="preserve">, claiming </w:t>
@@ -14953,6 +15896,7 @@
           <w:rFonts w:ascii="Lato" w:eastAsia="DengXian" w:hAnsi="Lato" w:cs="Arial"/>
           <w:bCs/>
           <w:szCs w:val="20"/>
+          <w:highlight w:val="yellow"/>
           <w:lang w:eastAsia="zh-CN"/>
         </w:rPr>
         <w:t>an annual production capacity of 5</w:t>
@@ -14962,6 +15906,7 @@
           <w:rFonts w:ascii="Lato" w:eastAsia="DengXian" w:hAnsi="Lato" w:cs="Arial"/>
           <w:bCs/>
           <w:szCs w:val="20"/>
+          <w:highlight w:val="yellow"/>
           <w:lang w:eastAsia="zh-CN"/>
         </w:rPr>
         <w:t xml:space="preserve"> </w:t>
@@ -14971,6 +15916,7 @@
           <w:rFonts w:ascii="Lato" w:eastAsia="DengXian" w:hAnsi="Lato" w:cs="Arial"/>
           <w:bCs/>
           <w:szCs w:val="20"/>
+          <w:highlight w:val="yellow"/>
           <w:lang w:eastAsia="zh-CN"/>
         </w:rPr>
         <w:t xml:space="preserve">kt, with costs over 20% lower than conventional </w:t>
@@ -14981,6 +15927,7 @@
           <w:bCs/>
           <w:iCs/>
           <w:szCs w:val="20"/>
+          <w:highlight w:val="yellow"/>
           <w:lang w:eastAsia="zh-CN"/>
         </w:rPr>
         <w:t>CaC</w:t>
@@ -14991,6 +15938,7 @@
           <w:bCs/>
           <w:iCs/>
           <w:szCs w:val="20"/>
+          <w:highlight w:val="yellow"/>
           <w:vertAlign w:val="subscript"/>
           <w:lang w:eastAsia="zh-CN"/>
         </w:rPr>
@@ -15001,6 +15949,7 @@
           <w:rFonts w:ascii="Lato" w:eastAsia="DengXian" w:hAnsi="Lato" w:cs="Arial"/>
           <w:bCs/>
           <w:szCs w:val="20"/>
+          <w:highlight w:val="yellow"/>
           <w:lang w:eastAsia="zh-CN"/>
         </w:rPr>
         <w:t xml:space="preserve"> routes and a significantly reduced carbon footprint</w:t>
@@ -15010,10 +15959,12 @@
           <w:rFonts w:ascii="Lato" w:eastAsia="DengXian" w:hAnsi="Lato" w:cs="Arial"/>
           <w:bCs/>
           <w:szCs w:val="20"/>
+          <w:highlight w:val="yellow"/>
           <w:lang w:eastAsia="zh-CN"/>
         </w:rPr>
         <w:t>.</w:t>
       </w:r>
+      <w:bookmarkEnd w:id="19"/>
     </w:p>
     <w:p>
       <w:pPr>
@@ -15527,13 +16478,24 @@
           <w:szCs w:val="20"/>
           <w:lang w:eastAsia="zh-CN"/>
         </w:rPr>
-        <w:t xml:space="preserve"> We have incorporated discussions on recent </w:t>
-      </w:r>
-      <w:r>
-        <w:rPr>
-          <w:rFonts w:ascii="Lato" w:eastAsia="DengXian" w:hAnsi="Lato" w:cs="Arial"/>
-          <w:bCs/>
-          <w:szCs w:val="20"/>
+        <w:t xml:space="preserve"> </w:t>
+      </w:r>
+      <w:r>
+        <w:rPr>
+          <w:rFonts w:ascii="Lato" w:eastAsia="DengXian" w:hAnsi="Lato" w:cs="Arial"/>
+          <w:bCs/>
+          <w:szCs w:val="20"/>
+          <w:highlight w:val="yellow"/>
+          <w:lang w:eastAsia="zh-CN"/>
+        </w:rPr>
+        <w:t xml:space="preserve">We have incorporated discussions on recent </w:t>
+      </w:r>
+      <w:r>
+        <w:rPr>
+          <w:rFonts w:ascii="Lato" w:eastAsia="DengXian" w:hAnsi="Lato" w:cs="Arial"/>
+          <w:bCs/>
+          <w:szCs w:val="20"/>
+          <w:highlight w:val="yellow"/>
           <w:lang w:eastAsia="zh-CN"/>
         </w:rPr>
         <w:t xml:space="preserve">emerging </w:t>
@@ -15544,6 +16506,7 @@
           <w:bCs/>
           <w:iCs/>
           <w:szCs w:val="20"/>
+          <w:highlight w:val="yellow"/>
           <w:lang w:eastAsia="zh-CN"/>
         </w:rPr>
         <w:t>C</w:t>
@@ -15554,6 +16517,7 @@
           <w:bCs/>
           <w:iCs/>
           <w:szCs w:val="20"/>
+          <w:highlight w:val="yellow"/>
           <w:vertAlign w:val="subscript"/>
           <w:lang w:eastAsia="zh-CN"/>
         </w:rPr>
@@ -15565,6 +16529,7 @@
           <w:bCs/>
           <w:iCs/>
           <w:szCs w:val="20"/>
+          <w:highlight w:val="yellow"/>
           <w:lang w:eastAsia="zh-CN"/>
         </w:rPr>
         <w:t>H</w:t>
@@ -15575,6 +16540,7 @@
           <w:bCs/>
           <w:iCs/>
           <w:szCs w:val="20"/>
+          <w:highlight w:val="yellow"/>
           <w:vertAlign w:val="subscript"/>
           <w:lang w:eastAsia="zh-CN"/>
         </w:rPr>
@@ -15586,6 +16552,7 @@
           <w:bCs/>
           <w:iCs/>
           <w:szCs w:val="20"/>
+          <w:highlight w:val="yellow"/>
           <w:lang w:eastAsia="zh-CN"/>
         </w:rPr>
         <w:t xml:space="preserve"> </w:t>
@@ -15595,6 +16562,7 @@
           <w:rFonts w:ascii="Lato" w:eastAsia="DengXian" w:hAnsi="Lato" w:cs="Arial"/>
           <w:bCs/>
           <w:szCs w:val="20"/>
+          <w:highlight w:val="yellow"/>
           <w:lang w:eastAsia="zh-CN"/>
         </w:rPr>
         <w:t xml:space="preserve">applications </w:t>
@@ -15604,6 +16572,7 @@
           <w:rFonts w:ascii="Lato" w:eastAsia="DengXian" w:hAnsi="Lato" w:cs="Arial"/>
           <w:bCs/>
           <w:szCs w:val="20"/>
+          <w:highlight w:val="yellow"/>
           <w:lang w:eastAsia="zh-CN"/>
         </w:rPr>
         <w:t xml:space="preserve">into </w:t>
@@ -15613,6 +16582,7 @@
           <w:rFonts w:ascii="Lato" w:eastAsia="DengXian" w:hAnsi="Lato" w:cs="Arial"/>
           <w:bCs/>
           <w:szCs w:val="20"/>
+          <w:highlight w:val="yellow"/>
           <w:lang w:eastAsia="zh-CN"/>
         </w:rPr>
         <w:t>Section </w:t>
@@ -15622,6 +16592,7 @@
           <w:rFonts w:ascii="Lato" w:eastAsia="DengXian" w:hAnsi="Lato" w:cs="Arial"/>
           <w:bCs/>
           <w:szCs w:val="20"/>
+          <w:highlight w:val="yellow"/>
           <w:lang w:eastAsia="zh-CN"/>
         </w:rPr>
         <w:t xml:space="preserve">3, as suggested by </w:t>
@@ -15631,6 +16602,7 @@
           <w:rFonts w:ascii="Lato" w:eastAsia="DengXian" w:hAnsi="Lato" w:cs="Arial"/>
           <w:bCs/>
           <w:szCs w:val="20"/>
+          <w:highlight w:val="yellow"/>
           <w:lang w:eastAsia="zh-CN"/>
         </w:rPr>
         <w:t>R</w:t>
@@ -15640,6 +16612,7 @@
           <w:rFonts w:ascii="Lato" w:eastAsia="DengXian" w:hAnsi="Lato" w:cs="Arial"/>
           <w:bCs/>
           <w:szCs w:val="20"/>
+          <w:highlight w:val="yellow"/>
           <w:lang w:eastAsia="zh-CN"/>
         </w:rPr>
         <w:t>eviewer #3 (see details in the response to the comment 2.1).</w:t>
@@ -16089,6 +17062,7 @@
         <w:rPr>
           <w:rFonts w:ascii="Lato" w:eastAsia="DengXian" w:hAnsi="Lato" w:cs="Arial"/>
           <w:szCs w:val="20"/>
+          <w:highlight w:val="yellow"/>
           <w:lang w:eastAsia="zh-CN"/>
         </w:rPr>
         <w:t>We have shortened Sections</w:t>
@@ -16097,6 +17071,7 @@
         <w:rPr>
           <w:rFonts w:ascii="Lato" w:eastAsia="DengXian" w:hAnsi="Lato" w:cs="Arial"/>
           <w:szCs w:val="20"/>
+          <w:highlight w:val="yellow"/>
           <w:lang w:eastAsia="zh-CN"/>
         </w:rPr>
         <w:t xml:space="preserve"> </w:t>
@@ -16105,15 +17080,26 @@
         <w:rPr>
           <w:rFonts w:ascii="Lato" w:eastAsia="DengXian" w:hAnsi="Lato" w:cs="Arial"/>
           <w:szCs w:val="20"/>
-          <w:lang w:eastAsia="zh-CN"/>
-        </w:rPr>
-        <w:t xml:space="preserve">2.1–2.3 and included the main advantages of using </w:t>
-      </w:r>
-      <w:r>
-        <w:rPr>
-          <w:rFonts w:ascii="Lato" w:eastAsia="DengXian" w:hAnsi="Lato" w:cs="Arial"/>
-          <w:iCs/>
-          <w:szCs w:val="20"/>
+          <w:highlight w:val="yellow"/>
+          <w:lang w:eastAsia="zh-CN"/>
+        </w:rPr>
+        <w:t>2.1</w:t>
+      </w:r>
+      <w:r>
+        <w:rPr>
+          <w:rFonts w:ascii="Lato" w:eastAsia="DengXian" w:hAnsi="Lato" w:cs="Arial"/>
+          <w:szCs w:val="20"/>
+          <w:highlight w:val="yellow"/>
+          <w:lang w:eastAsia="zh-CN"/>
+        </w:rPr>
+        <w:t xml:space="preserve">–2.3 and included the main advantages of using </w:t>
+      </w:r>
+      <w:r>
+        <w:rPr>
+          <w:rFonts w:ascii="Lato" w:eastAsia="DengXian" w:hAnsi="Lato" w:cs="Arial"/>
+          <w:iCs/>
+          <w:szCs w:val="20"/>
+          <w:highlight w:val="yellow"/>
           <w:lang w:eastAsia="zh-CN"/>
         </w:rPr>
         <w:t>C</w:t>
@@ -16123,6 +17109,7 @@
           <w:rFonts w:ascii="Lato" w:eastAsia="DengXian" w:hAnsi="Lato" w:cs="Arial"/>
           <w:iCs/>
           <w:szCs w:val="20"/>
+          <w:highlight w:val="yellow"/>
           <w:vertAlign w:val="subscript"/>
           <w:lang w:eastAsia="zh-CN"/>
         </w:rPr>
@@ -16133,6 +17120,7 @@
           <w:rFonts w:ascii="Lato" w:eastAsia="DengXian" w:hAnsi="Lato" w:cs="Arial"/>
           <w:iCs/>
           <w:szCs w:val="20"/>
+          <w:highlight w:val="yellow"/>
           <w:lang w:eastAsia="zh-CN"/>
         </w:rPr>
         <w:t>H</w:t>
@@ -16142,6 +17130,7 @@
           <w:rFonts w:ascii="Lato" w:eastAsia="DengXian" w:hAnsi="Lato" w:cs="Arial"/>
           <w:iCs/>
           <w:szCs w:val="20"/>
+          <w:highlight w:val="yellow"/>
           <w:vertAlign w:val="subscript"/>
           <w:lang w:eastAsia="zh-CN"/>
         </w:rPr>
@@ -16152,6 +17141,7 @@
           <w:rFonts w:ascii="Lato" w:eastAsia="DengXian" w:hAnsi="Lato" w:cs="Arial"/>
           <w:iCs/>
           <w:szCs w:val="20"/>
+          <w:highlight w:val="yellow"/>
           <w:lang w:eastAsia="zh-CN"/>
         </w:rPr>
         <w:t xml:space="preserve"> </w:t>
@@ -16160,6 +17150,7 @@
         <w:rPr>
           <w:rFonts w:ascii="Lato" w:eastAsia="DengXian" w:hAnsi="Lato" w:cs="Arial"/>
           <w:szCs w:val="20"/>
+          <w:highlight w:val="yellow"/>
           <w:lang w:eastAsia="zh-CN"/>
         </w:rPr>
         <w:t xml:space="preserve">as a building block </w:t>
@@ -16168,6 +17159,7 @@
         <w:rPr>
           <w:rFonts w:ascii="Lato" w:eastAsia="DengXian" w:hAnsi="Lato" w:cs="Arial"/>
           <w:szCs w:val="20"/>
+          <w:highlight w:val="yellow"/>
           <w:lang w:eastAsia="zh-CN"/>
         </w:rPr>
         <w:t>in Section</w:t>
@@ -16176,6 +17168,7 @@
         <w:rPr>
           <w:rFonts w:ascii="Lato" w:eastAsia="DengXian" w:hAnsi="Lato" w:cs="Arial"/>
           <w:szCs w:val="20"/>
+          <w:highlight w:val="yellow"/>
           <w:lang w:eastAsia="zh-CN"/>
         </w:rPr>
         <w:t xml:space="preserve"> </w:t>
@@ -16184,6 +17177,7 @@
         <w:rPr>
           <w:rFonts w:ascii="Lato" w:eastAsia="DengXian" w:hAnsi="Lato" w:cs="Arial"/>
           <w:szCs w:val="20"/>
+          <w:highlight w:val="yellow"/>
           <w:lang w:eastAsia="zh-CN"/>
         </w:rPr>
         <w:t xml:space="preserve">2.1 </w:t>
@@ -16192,9 +17186,50 @@
         <w:rPr>
           <w:rFonts w:ascii="Lato" w:eastAsia="DengXian" w:hAnsi="Lato" w:cs="Arial"/>
           <w:szCs w:val="20"/>
-          <w:lang w:eastAsia="zh-CN"/>
-        </w:rPr>
-        <w:t>(page xx, line xx). These advantages stem from its unique C≡C triple bond, which typically enables more streamlined downstream synthesis.</w:t>
+          <w:highlight w:val="yellow"/>
+          <w:lang w:eastAsia="zh-CN"/>
+        </w:rPr>
+        <w:t xml:space="preserve">(page xx, line xx). These advantages stem from its unique </w:t>
+      </w:r>
+      <w:bookmarkStart w:id="20" w:name="_Hlk184300950"/>
+      <w:r>
+        <w:rPr>
+          <w:rFonts w:ascii="Lato" w:eastAsia="DengXian" w:hAnsi="Lato" w:cs="Arial"/>
+          <w:szCs w:val="20"/>
+          <w:highlight w:val="yellow"/>
+          <w:lang w:eastAsia="zh-CN"/>
+        </w:rPr>
+        <w:t>C≡C triple bond</w:t>
+      </w:r>
+      <w:bookmarkEnd w:id="20"/>
+      <w:r>
+        <w:rPr>
+          <w:rFonts w:ascii="Lato" w:eastAsia="DengXian" w:hAnsi="Lato" w:cs="Arial"/>
+          <w:szCs w:val="20"/>
+          <w:highlight w:val="yellow"/>
+          <w:lang w:eastAsia="zh-CN"/>
+        </w:rPr>
+        <w:t xml:space="preserve">, which typically enables more </w:t>
+      </w:r>
+      <w:bookmarkStart w:id="21" w:name="_Hlk184300986"/>
+      <w:r>
+        <w:rPr>
+          <w:rFonts w:ascii="Lato" w:eastAsia="DengXian" w:hAnsi="Lato" w:cs="Arial"/>
+          <w:szCs w:val="20"/>
+          <w:highlight w:val="yellow"/>
+          <w:lang w:eastAsia="zh-CN"/>
+        </w:rPr>
+        <w:t>streamlined downstream synthesis</w:t>
+      </w:r>
+      <w:bookmarkEnd w:id="21"/>
+      <w:r>
+        <w:rPr>
+          <w:rFonts w:ascii="Lato" w:eastAsia="DengXian" w:hAnsi="Lato" w:cs="Arial"/>
+          <w:szCs w:val="20"/>
+          <w:highlight w:val="yellow"/>
+          <w:lang w:eastAsia="zh-CN"/>
+        </w:rPr>
+        <w:t>.</w:t>
       </w:r>
     </w:p>
     <w:p>
@@ -16318,6 +17353,7 @@
           <w:rFonts w:ascii="Lato" w:eastAsia="DengXian" w:hAnsi="Lato" w:cs="Arial"/>
           <w:b/>
           <w:szCs w:val="20"/>
+          <w:highlight w:val="yellow"/>
           <w:lang w:eastAsia="zh-CN"/>
         </w:rPr>
         <w:t>Action:</w:t>
@@ -16326,6 +17362,7 @@
         <w:rPr>
           <w:rFonts w:ascii="Lato" w:eastAsia="DengXian" w:hAnsi="Lato" w:cs="Arial"/>
           <w:szCs w:val="20"/>
+          <w:highlight w:val="yellow"/>
           <w:lang w:eastAsia="zh-CN"/>
         </w:rPr>
         <w:t xml:space="preserve"> </w:t>
@@ -16334,6 +17371,7 @@
         <w:rPr>
           <w:rFonts w:ascii="Lato" w:eastAsia="DengXian" w:hAnsi="Lato" w:cs="Arial"/>
           <w:szCs w:val="20"/>
+          <w:highlight w:val="yellow"/>
           <w:lang w:eastAsia="zh-CN"/>
         </w:rPr>
         <w:t>We have divided Section</w:t>
@@ -16342,6 +17380,7 @@
         <w:rPr>
           <w:rFonts w:ascii="Lato" w:eastAsia="DengXian" w:hAnsi="Lato" w:cs="Arial"/>
           <w:szCs w:val="20"/>
+          <w:highlight w:val="yellow"/>
           <w:lang w:eastAsia="zh-CN"/>
         </w:rPr>
         <w:t xml:space="preserve"> </w:t>
@@ -16350,6 +17389,7 @@
         <w:rPr>
           <w:rFonts w:ascii="Lato" w:eastAsia="DengXian" w:hAnsi="Lato" w:cs="Arial"/>
           <w:szCs w:val="20"/>
+          <w:highlight w:val="yellow"/>
           <w:lang w:eastAsia="zh-CN"/>
         </w:rPr>
         <w:t xml:space="preserve">2.4 into two subsections: (1) Emerging </w:t>
@@ -16359,6 +17399,7 @@
           <w:rFonts w:ascii="Lato" w:eastAsia="DengXian" w:hAnsi="Lato" w:cs="Arial"/>
           <w:iCs/>
           <w:szCs w:val="20"/>
+          <w:highlight w:val="yellow"/>
           <w:lang w:eastAsia="zh-CN"/>
         </w:rPr>
         <w:t>C</w:t>
@@ -16368,6 +17409,7 @@
           <w:rFonts w:ascii="Lato" w:eastAsia="DengXian" w:hAnsi="Lato" w:cs="Arial"/>
           <w:iCs/>
           <w:szCs w:val="20"/>
+          <w:highlight w:val="yellow"/>
           <w:vertAlign w:val="subscript"/>
           <w:lang w:eastAsia="zh-CN"/>
         </w:rPr>
@@ -16378,6 +17420,7 @@
           <w:rFonts w:ascii="Lato" w:eastAsia="DengXian" w:hAnsi="Lato" w:cs="Arial"/>
           <w:iCs/>
           <w:szCs w:val="20"/>
+          <w:highlight w:val="yellow"/>
           <w:lang w:eastAsia="zh-CN"/>
         </w:rPr>
         <w:t>H</w:t>
@@ -16387,6 +17430,7 @@
           <w:rFonts w:ascii="Lato" w:eastAsia="DengXian" w:hAnsi="Lato" w:cs="Arial"/>
           <w:iCs/>
           <w:szCs w:val="20"/>
+          <w:highlight w:val="yellow"/>
           <w:vertAlign w:val="subscript"/>
           <w:lang w:eastAsia="zh-CN"/>
         </w:rPr>
@@ -16396,6 +17440,7 @@
         <w:rPr>
           <w:rFonts w:ascii="Lato" w:eastAsia="DengXian" w:hAnsi="Lato" w:cs="Arial"/>
           <w:szCs w:val="20"/>
+          <w:highlight w:val="yellow"/>
           <w:lang w:eastAsia="zh-CN"/>
         </w:rPr>
         <w:t xml:space="preserve"> synthesis routes </w:t>
@@ -16404,6 +17449,7 @@
         <w:rPr>
           <w:rFonts w:ascii="Lato" w:eastAsia="DengXian" w:hAnsi="Lato" w:cs="Arial"/>
           <w:szCs w:val="20"/>
+          <w:highlight w:val="yellow"/>
           <w:lang w:eastAsia="zh-CN"/>
         </w:rPr>
         <w:t>via</w:t>
@@ -16412,14 +17458,17 @@
         <w:rPr>
           <w:rFonts w:ascii="Lato" w:eastAsia="DengXian" w:hAnsi="Lato" w:cs="Arial"/>
           <w:szCs w:val="20"/>
+          <w:highlight w:val="yellow"/>
           <w:lang w:eastAsia="zh-CN"/>
         </w:rPr>
         <w:t xml:space="preserve"> the plasma process, and (2) </w:t>
       </w:r>
-      <w:r>
-        <w:rPr>
-          <w:rFonts w:ascii="Lato" w:eastAsia="DengXian" w:hAnsi="Lato" w:cs="Arial"/>
-          <w:szCs w:val="20"/>
+      <w:bookmarkStart w:id="22" w:name="_Hlk184221203"/>
+      <w:r>
+        <w:rPr>
+          <w:rFonts w:ascii="Lato" w:eastAsia="DengXian" w:hAnsi="Lato" w:cs="Arial"/>
+          <w:szCs w:val="20"/>
+          <w:highlight w:val="yellow"/>
           <w:lang w:eastAsia="zh-CN"/>
         </w:rPr>
         <w:t>A</w:t>
@@ -16428,9 +17477,20 @@
         <w:rPr>
           <w:rFonts w:ascii="Lato" w:eastAsia="DengXian" w:hAnsi="Lato" w:cs="Arial"/>
           <w:szCs w:val="20"/>
-          <w:lang w:eastAsia="zh-CN"/>
-        </w:rPr>
-        <w:t>dvancements in catalyst design for the thermal pyrolysis process.</w:t>
+          <w:highlight w:val="yellow"/>
+          <w:lang w:eastAsia="zh-CN"/>
+        </w:rPr>
+        <w:t>dvancements in catalyst design for the thermal pyrolysis process</w:t>
+      </w:r>
+      <w:bookmarkEnd w:id="22"/>
+      <w:r>
+        <w:rPr>
+          <w:rFonts w:ascii="Lato" w:eastAsia="DengXian" w:hAnsi="Lato" w:cs="Arial"/>
+          <w:szCs w:val="20"/>
+          <w:highlight w:val="yellow"/>
+          <w:lang w:eastAsia="zh-CN"/>
+        </w:rPr>
+        <w:t>.</w:t>
       </w:r>
     </w:p>
     <w:p>
@@ -17668,6 +18728,7 @@
           <w:bCs/>
           <w:color w:val="000000" w:themeColor="text1"/>
           <w:szCs w:val="20"/>
+          <w:highlight w:val="yellow"/>
           <w:lang w:eastAsia="x-none"/>
         </w:rPr>
         <w:t>W</w:t>
@@ -17678,6 +18739,7 @@
           <w:bCs/>
           <w:color w:val="000000" w:themeColor="text1"/>
           <w:szCs w:val="20"/>
+          <w:highlight w:val="yellow"/>
           <w:lang w:eastAsia="x-none"/>
         </w:rPr>
         <w:t>e have incorporated discussions in Section</w:t>
@@ -17688,6 +18750,7 @@
           <w:bCs/>
           <w:color w:val="000000" w:themeColor="text1"/>
           <w:szCs w:val="20"/>
+          <w:highlight w:val="yellow"/>
           <w:lang w:eastAsia="x-none"/>
         </w:rPr>
         <w:t xml:space="preserve"> </w:t>
@@ -17698,6 +18761,7 @@
           <w:bCs/>
           <w:color w:val="000000" w:themeColor="text1"/>
           <w:szCs w:val="20"/>
+          <w:highlight w:val="yellow"/>
           <w:lang w:eastAsia="x-none"/>
         </w:rPr>
         <w:t xml:space="preserve">3 </w:t>
@@ -17709,6 +18773,7 @@
           <w:iCs/>
           <w:color w:val="000000" w:themeColor="text1"/>
           <w:szCs w:val="20"/>
+          <w:highlight w:val="yellow"/>
           <w:lang w:eastAsia="zh-CN"/>
         </w:rPr>
         <w:t>(page</w:t>
@@ -17720,6 +18785,7 @@
           <w:iCs/>
           <w:color w:val="000000" w:themeColor="text1"/>
           <w:szCs w:val="20"/>
+          <w:highlight w:val="yellow"/>
           <w:lang w:eastAsia="zh-CN"/>
         </w:rPr>
         <w:t xml:space="preserve"> </w:t>
@@ -17731,6 +18797,7 @@
           <w:iCs/>
           <w:color w:val="000000" w:themeColor="text1"/>
           <w:szCs w:val="20"/>
+          <w:highlight w:val="yellow"/>
           <w:lang w:eastAsia="zh-CN"/>
         </w:rPr>
         <w:t>xx, line</w:t>
@@ -17742,6 +18809,7 @@
           <w:iCs/>
           <w:color w:val="000000" w:themeColor="text1"/>
           <w:szCs w:val="20"/>
+          <w:highlight w:val="yellow"/>
           <w:lang w:eastAsia="zh-CN"/>
         </w:rPr>
         <w:t xml:space="preserve"> </w:t>
@@ -17753,6 +18821,7 @@
           <w:iCs/>
           <w:color w:val="000000" w:themeColor="text1"/>
           <w:szCs w:val="20"/>
+          <w:highlight w:val="yellow"/>
           <w:lang w:eastAsia="zh-CN"/>
         </w:rPr>
         <w:t xml:space="preserve">xx) </w:t>
@@ -17763,6 +18832,7 @@
           <w:bCs/>
           <w:color w:val="000000" w:themeColor="text1"/>
           <w:szCs w:val="20"/>
+          <w:highlight w:val="yellow"/>
           <w:lang w:eastAsia="x-none"/>
         </w:rPr>
         <w:t>on recent studies that highlight emerging applications</w:t>
@@ -17773,6 +18843,7 @@
           <w:bCs/>
           <w:color w:val="000000" w:themeColor="text1"/>
           <w:szCs w:val="20"/>
+          <w:highlight w:val="yellow"/>
           <w:lang w:eastAsia="x-none"/>
         </w:rPr>
         <w:t xml:space="preserve"> of acetylene</w:t>
@@ -17783,6 +18854,7 @@
           <w:bCs/>
           <w:color w:val="000000" w:themeColor="text1"/>
           <w:szCs w:val="20"/>
+          <w:highlight w:val="yellow"/>
           <w:lang w:eastAsia="x-none"/>
         </w:rPr>
         <w:t xml:space="preserve">: (1) the conversion of </w:t>
@@ -17794,6 +18866,7 @@
           <w:iCs/>
           <w:color w:val="000000" w:themeColor="text1"/>
           <w:szCs w:val="20"/>
+          <w:highlight w:val="yellow"/>
           <w:lang w:eastAsia="x-none"/>
         </w:rPr>
         <w:t>C</w:t>
@@ -17805,6 +18878,7 @@
           <w:iCs/>
           <w:color w:val="000000" w:themeColor="text1"/>
           <w:szCs w:val="20"/>
+          <w:highlight w:val="yellow"/>
           <w:vertAlign w:val="subscript"/>
           <w:lang w:eastAsia="x-none"/>
         </w:rPr>
@@ -17817,6 +18891,7 @@
           <w:iCs/>
           <w:color w:val="000000" w:themeColor="text1"/>
           <w:szCs w:val="20"/>
+          <w:highlight w:val="yellow"/>
           <w:lang w:eastAsia="x-none"/>
         </w:rPr>
         <w:t>H</w:t>
@@ -17828,6 +18903,7 @@
           <w:iCs/>
           <w:color w:val="000000" w:themeColor="text1"/>
           <w:szCs w:val="20"/>
+          <w:highlight w:val="yellow"/>
           <w:vertAlign w:val="subscript"/>
           <w:lang w:eastAsia="x-none"/>
         </w:rPr>
@@ -17840,6 +18916,7 @@
           <w:iCs/>
           <w:color w:val="000000" w:themeColor="text1"/>
           <w:szCs w:val="20"/>
+          <w:highlight w:val="yellow"/>
           <w:lang w:eastAsia="x-none"/>
         </w:rPr>
         <w:t xml:space="preserve"> </w:t>
@@ -17850,6 +18927,7 @@
           <w:bCs/>
           <w:color w:val="000000" w:themeColor="text1"/>
           <w:szCs w:val="20"/>
+          <w:highlight w:val="yellow"/>
           <w:lang w:eastAsia="x-none"/>
         </w:rPr>
         <w:t>to butadiene (</w:t>
@@ -17860,6 +18938,7 @@
           <w:bCs/>
           <w:color w:val="000000" w:themeColor="text1"/>
           <w:szCs w:val="20"/>
+          <w:highlight w:val="yellow"/>
           <w:lang w:eastAsia="x-none"/>
         </w:rPr>
         <w:t>Nat. Catal. 2024, doi.org/10.1038/s41929-024-01250-0</w:t>
@@ -17870,6 +18949,7 @@
           <w:bCs/>
           <w:color w:val="000000" w:themeColor="text1"/>
           <w:szCs w:val="20"/>
+          <w:highlight w:val="yellow"/>
           <w:lang w:eastAsia="x-none"/>
         </w:rPr>
         <w:t xml:space="preserve">) or </w:t>
@@ -17881,6 +18961,7 @@
           <w:iCs/>
           <w:color w:val="000000" w:themeColor="text1"/>
           <w:szCs w:val="20"/>
+          <w:highlight w:val="yellow"/>
           <w:lang w:eastAsia="x-none"/>
         </w:rPr>
         <w:t>C</w:t>
@@ -17892,6 +18973,7 @@
           <w:iCs/>
           <w:color w:val="000000" w:themeColor="text1"/>
           <w:szCs w:val="20"/>
+          <w:highlight w:val="yellow"/>
           <w:vertAlign w:val="subscript"/>
           <w:lang w:eastAsia="x-none"/>
         </w:rPr>
@@ -17904,6 +18986,7 @@
           <w:iCs/>
           <w:color w:val="000000" w:themeColor="text1"/>
           <w:szCs w:val="20"/>
+          <w:highlight w:val="yellow"/>
           <w:lang w:eastAsia="x-none"/>
         </w:rPr>
         <w:t>H</w:t>
@@ -17915,6 +18998,7 @@
           <w:iCs/>
           <w:color w:val="000000" w:themeColor="text1"/>
           <w:szCs w:val="20"/>
+          <w:highlight w:val="yellow"/>
           <w:vertAlign w:val="subscript"/>
           <w:lang w:eastAsia="x-none"/>
         </w:rPr>
@@ -17926,6 +19010,7 @@
           <w:bCs/>
           <w:color w:val="000000" w:themeColor="text1"/>
           <w:szCs w:val="20"/>
+          <w:highlight w:val="yellow"/>
           <w:lang w:eastAsia="x-none"/>
         </w:rPr>
         <w:t xml:space="preserve"> </w:t>
@@ -17936,6 +19021,7 @@
           <w:bCs/>
           <w:color w:val="000000" w:themeColor="text1"/>
           <w:szCs w:val="20"/>
+          <w:highlight w:val="yellow"/>
           <w:lang w:eastAsia="x-none"/>
         </w:rPr>
         <w:t>(</w:t>
@@ -17946,6 +19032,7 @@
           <w:bCs/>
           <w:color w:val="000000" w:themeColor="text1"/>
           <w:szCs w:val="20"/>
+          <w:highlight w:val="yellow"/>
           <w:lang w:eastAsia="x-none"/>
         </w:rPr>
         <w:t>Nat. Sustain. 2023, 6, 827; Nat. Catal. 2021, 4, 565</w:t>
@@ -17956,6 +19043,7 @@
           <w:bCs/>
           <w:color w:val="000000" w:themeColor="text1"/>
           <w:szCs w:val="20"/>
+          <w:highlight w:val="yellow"/>
           <w:lang w:eastAsia="x-none"/>
         </w:rPr>
         <w:t>)</w:t>
@@ -17966,6 +19054,7 @@
           <w:bCs/>
           <w:color w:val="000000" w:themeColor="text1"/>
           <w:szCs w:val="20"/>
+          <w:highlight w:val="yellow"/>
           <w:lang w:eastAsia="x-none"/>
         </w:rPr>
         <w:t xml:space="preserve"> via electrocatalysis; (2) </w:t>
@@ -17977,6 +19066,7 @@
           <w:iCs/>
           <w:color w:val="000000" w:themeColor="text1"/>
           <w:szCs w:val="20"/>
+          <w:highlight w:val="yellow"/>
           <w:lang w:eastAsia="x-none"/>
         </w:rPr>
         <w:t>C</w:t>
@@ -17988,6 +19078,7 @@
           <w:iCs/>
           <w:color w:val="000000" w:themeColor="text1"/>
           <w:szCs w:val="20"/>
+          <w:highlight w:val="yellow"/>
           <w:vertAlign w:val="subscript"/>
           <w:lang w:eastAsia="x-none"/>
         </w:rPr>
@@ -18000,6 +19091,7 @@
           <w:iCs/>
           <w:color w:val="000000" w:themeColor="text1"/>
           <w:szCs w:val="20"/>
+          <w:highlight w:val="yellow"/>
           <w:lang w:eastAsia="x-none"/>
         </w:rPr>
         <w:t>H</w:t>
@@ -18011,6 +19103,7 @@
           <w:iCs/>
           <w:color w:val="000000" w:themeColor="text1"/>
           <w:szCs w:val="20"/>
+          <w:highlight w:val="yellow"/>
           <w:vertAlign w:val="subscript"/>
           <w:lang w:eastAsia="x-none"/>
         </w:rPr>
@@ -18023,6 +19116,7 @@
           <w:iCs/>
           <w:color w:val="000000" w:themeColor="text1"/>
           <w:szCs w:val="20"/>
+          <w:highlight w:val="yellow"/>
           <w:lang w:eastAsia="x-none"/>
         </w:rPr>
         <w:t xml:space="preserve"> </w:t>
@@ -18033,6 +19127,7 @@
           <w:bCs/>
           <w:color w:val="000000" w:themeColor="text1"/>
           <w:szCs w:val="20"/>
+          <w:highlight w:val="yellow"/>
           <w:lang w:eastAsia="x-none"/>
         </w:rPr>
         <w:t xml:space="preserve">hydrochlorination to VCM via photocatalysis (J. Am. Chem. Soc. 2024, 146, 29441); and (3) the coupling of </w:t>
@@ -18044,6 +19139,7 @@
           <w:iCs/>
           <w:color w:val="000000" w:themeColor="text1"/>
           <w:szCs w:val="20"/>
+          <w:highlight w:val="yellow"/>
           <w:lang w:eastAsia="x-none"/>
         </w:rPr>
         <w:t>C</w:t>
@@ -18055,6 +19151,7 @@
           <w:iCs/>
           <w:color w:val="000000" w:themeColor="text1"/>
           <w:szCs w:val="20"/>
+          <w:highlight w:val="yellow"/>
           <w:vertAlign w:val="subscript"/>
           <w:lang w:eastAsia="x-none"/>
         </w:rPr>
@@ -18067,6 +19164,7 @@
           <w:iCs/>
           <w:color w:val="000000" w:themeColor="text1"/>
           <w:szCs w:val="20"/>
+          <w:highlight w:val="yellow"/>
           <w:lang w:eastAsia="x-none"/>
         </w:rPr>
         <w:t>H</w:t>
@@ -18078,6 +19176,7 @@
           <w:iCs/>
           <w:color w:val="000000" w:themeColor="text1"/>
           <w:szCs w:val="20"/>
+          <w:highlight w:val="yellow"/>
           <w:vertAlign w:val="subscript"/>
           <w:lang w:eastAsia="x-none"/>
         </w:rPr>
@@ -18090,6 +19189,7 @@
           <w:iCs/>
           <w:color w:val="000000" w:themeColor="text1"/>
           <w:szCs w:val="20"/>
+          <w:highlight w:val="yellow"/>
           <w:lang w:eastAsia="x-none"/>
         </w:rPr>
         <w:t xml:space="preserve"> </w:t>
@@ -18100,6 +19200,7 @@
           <w:bCs/>
           <w:color w:val="000000" w:themeColor="text1"/>
           <w:szCs w:val="20"/>
+          <w:highlight w:val="yellow"/>
           <w:lang w:eastAsia="x-none"/>
         </w:rPr>
         <w:t>with CO into ester or acid products via thermocatalysis (Molecules 2024, 29, 1987; Angew. Chem. Int. Ed. 2023, 52, e202307570).</w:t>
@@ -18488,8 +19589,19 @@
           <w:szCs w:val="20"/>
           <w:lang w:eastAsia="x-none"/>
         </w:rPr>
-        <w:t xml:space="preserve">of catalysts does not appear to reduce energy requirements. In fact, it often leads to energy consumption that is similar to or even higher than that of thermal plasma processes. Moreover, the design of catalytic plasma reactors </w:t>
-      </w:r>
+        <w:t xml:space="preserve">of catalysts does not appear to reduce energy requirements. In fact, it often leads to energy consumption that is similar to or even higher than that of thermal plasma processes. Moreover, </w:t>
+      </w:r>
+      <w:bookmarkStart w:id="23" w:name="_Hlk184302942"/>
+      <w:r>
+        <w:rPr>
+          <w:rFonts w:ascii="Lato" w:eastAsia="Cambria" w:hAnsi="Lato" w:cs="Arial"/>
+          <w:color w:val="000000" w:themeColor="text1"/>
+          <w:szCs w:val="20"/>
+          <w:lang w:eastAsia="x-none"/>
+        </w:rPr>
+        <w:t xml:space="preserve">the design of catalytic plasma reactors </w:t>
+      </w:r>
+      <w:bookmarkEnd w:id="23"/>
       <w:r>
         <w:rPr>
           <w:rFonts w:ascii="Lato" w:eastAsia="Cambria" w:hAnsi="Lato" w:cs="Arial"/>
@@ -18567,7 +19679,27 @@
           <w:szCs w:val="20"/>
           <w:lang w:eastAsia="x-none"/>
         </w:rPr>
-        <w:t>production remains complex and insufficiently explored.</w:t>
+        <w:t xml:space="preserve">production </w:t>
+      </w:r>
+      <w:bookmarkStart w:id="24" w:name="_Hlk184302950"/>
+      <w:r>
+        <w:rPr>
+          <w:rFonts w:ascii="Lato" w:eastAsia="Cambria" w:hAnsi="Lato" w:cs="Arial"/>
+          <w:color w:val="000000" w:themeColor="text1"/>
+          <w:szCs w:val="20"/>
+          <w:lang w:eastAsia="x-none"/>
+        </w:rPr>
+        <w:t>remains complex and insufficiently explored</w:t>
+      </w:r>
+      <w:bookmarkEnd w:id="24"/>
+      <w:r>
+        <w:rPr>
+          <w:rFonts w:ascii="Lato" w:eastAsia="Cambria" w:hAnsi="Lato" w:cs="Arial"/>
+          <w:color w:val="000000" w:themeColor="text1"/>
+          <w:szCs w:val="20"/>
+          <w:lang w:eastAsia="x-none"/>
+        </w:rPr>
+        <w:t>.</w:t>
       </w:r>
       <w:r>
         <w:rPr>
@@ -18862,16 +19994,40 @@
           <w:iCs/>
           <w:color w:val="000000" w:themeColor="text1"/>
           <w:szCs w:val="20"/>
+          <w:highlight w:val="yellow"/>
           <w:lang w:eastAsia="x-none"/>
         </w:rPr>
-        <w:t xml:space="preserve">We have summarized the key challenges related to catalysis in these two technologies separately in Section 2.4 </w:t>
-      </w:r>
-      <w:r>
-        <w:rPr>
-          <w:rFonts w:ascii="Lato" w:eastAsia="DengXian" w:hAnsi="Lato" w:cs="Arial"/>
-          <w:iCs/>
-          <w:color w:val="000000" w:themeColor="text1"/>
-          <w:szCs w:val="20"/>
+        <w:t xml:space="preserve">We have summarized the key challenges related to catalysis in these two technologies separately in Section </w:t>
+      </w:r>
+      <w:r>
+        <w:rPr>
+          <w:rFonts w:ascii="Lato" w:eastAsia="DengXian" w:hAnsi="Lato" w:cs="Arial" w:hint="eastAsia"/>
+          <w:iCs/>
+          <w:color w:val="000000" w:themeColor="text1"/>
+          <w:szCs w:val="20"/>
+          <w:highlight w:val="yellow"/>
+          <w:lang w:eastAsia="zh-CN"/>
+        </w:rPr>
+        <w:t>6</w:t>
+      </w:r>
+      <w:r>
+        <w:rPr>
+          <w:rFonts w:ascii="Lato" w:eastAsia="Times New Roman" w:hAnsi="Lato" w:cs="Arial"/>
+          <w:iCs/>
+          <w:color w:val="000000" w:themeColor="text1"/>
+          <w:szCs w:val="20"/>
+          <w:highlight w:val="yellow"/>
+          <w:lang w:eastAsia="x-none"/>
+        </w:rPr>
+        <w:t xml:space="preserve"> </w:t>
+      </w:r>
+      <w:r>
+        <w:rPr>
+          <w:rFonts w:ascii="Lato" w:eastAsia="DengXian" w:hAnsi="Lato" w:cs="Arial"/>
+          <w:iCs/>
+          <w:color w:val="000000" w:themeColor="text1"/>
+          <w:szCs w:val="20"/>
+          <w:highlight w:val="yellow"/>
           <w:lang w:eastAsia="zh-CN"/>
         </w:rPr>
         <w:t>(page xx, line xx)</w:t>
@@ -18882,6 +20038,7 @@
           <w:iCs/>
           <w:color w:val="000000" w:themeColor="text1"/>
           <w:szCs w:val="20"/>
+          <w:highlight w:val="yellow"/>
           <w:lang w:eastAsia="x-none"/>
         </w:rPr>
         <w:t>.</w:t>
@@ -18897,6 +20054,13 @@
     </w:sectPr>
   </w:body>
 </w:document>
+</file>
+
+<file path=word/commentsExtensible.xml><?xml version="1.0" encoding="utf-8"?>
+<w16cex:commentsExtensible xmlns:wpc="http://schemas.microsoft.com/office/word/2010/wordprocessingCanvas" xmlns:cx="http://schemas.microsoft.com/office/drawing/2014/chartex" xmlns:cx1="http://schemas.microsoft.com/office/drawing/2015/9/8/chartex" xmlns:cx2="http://schemas.microsoft.com/office/drawing/2015/10/21/chartex" xmlns:cx3="http://schemas.microsoft.com/office/drawing/2016/5/9/chartex" xmlns:cx4="http://schemas.microsoft.com/office/drawing/2016/5/10/chartex" xmlns:cx5="http://schemas.microsoft.com/office/drawing/2016/5/11/chartex" xmlns:cx6="http://schemas.microsoft.com/office/drawing/2016/5/12/chartex" xmlns:cx7="http://schemas.microsoft.com/office/drawing/2016/5/13/chartex" xmlns:cx8="http://schemas.microsoft.com/office/drawing/2016/5/14/chartex" xmlns:cr="http://schemas.microsoft.com/office/comments/2020/reactions" xmlns:mc="http://schemas.openxmlformats.org/markup-compatibility/2006" xmlns:aink="http://schemas.microsoft.com/office/drawing/2016/ink" xmlns:am3d="http://schemas.microsoft.com/office/drawing/2017/model3d" xmlns:o="urn:schemas-microsoft-com:office:office" xmlns:oel="http://schemas.microsoft.com/office/2019/extlst" xmlns:r="http://schemas.openxmlformats.org/officeDocument/2006/relationships" xmlns:m="http://schemas.openxmlformats.org/officeDocument/2006/math" xmlns:v="urn:schemas-microsoft-com:vml" xmlns:wp14="http://schemas.microsoft.com/office/word/2010/wordprocessingDrawing" xmlns:wp="http://schemas.openxmlformats.org/drawingml/2006/wordprocessingDrawing" xmlns:w10="urn:schemas-microsoft-com:office:word" xmlns:w="http://schemas.openxmlformats.org/wordprocessingml/2006/main" xmlns:w14="http://schemas.microsoft.com/office/word/2010/wordml" xmlns:w15="http://schemas.microsoft.com/office/word/2012/wordml" xmlns:w16cex="http://schemas.microsoft.com/office/word/2018/wordml/cex" xmlns:w16cid="http://schemas.microsoft.com/office/word/2016/wordml/cid" xmlns:w16="http://schemas.microsoft.com/office/word/2018/wordml" xmlns:w16du="http://schemas.microsoft.com/office/word/2023/wordml/word16du" xmlns:w16sdtdh="http://schemas.microsoft.com/office/word/2020/wordml/sdtdatahash" xmlns:w16se="http://schemas.microsoft.com/office/word/2015/wordml/symex" xmlns:wpg="http://schemas.microsoft.com/office/word/2010/wordprocessingGroup" xmlns:wpi="http://schemas.microsoft.com/office/word/2010/wordprocessingInk" xmlns:wne="http://schemas.microsoft.com/office/word/2006/wordml" xmlns:wps="http://schemas.microsoft.com/office/word/2010/wordprocessingShape" mc:Ignorable="w14 w15 w16se w16cid w16 w16cex w16sdtdh cr w16du wp14">
+  <w16cex:commentExtensible w16cex:durableId="4E2F36E2" w16cex:dateUtc="2024-12-05T13:08:00Z"/>
+  <w16cex:commentExtensible w16cex:durableId="638AD32F" w16cex:dateUtc="2024-12-05T13:23:00Z"/>
+</w16cex:commentsExtensible>
 </file>
 
 <file path=word/endnotes.xml><?xml version="1.0" encoding="utf-8"?>
@@ -22293,6 +23457,7 @@
   <w:style w:type="character" w:default="1" w:styleId="DefaultParagraphFont">
     <w:name w:val="Default Paragraph Font"/>
     <w:uiPriority w:val="1"/>
+    <w:semiHidden/>
     <w:unhideWhenUsed/>
   </w:style>
   <w:style w:type="table" w:default="1" w:styleId="TableNormal">
@@ -23407,7 +24572,7 @@
 </file>
 
 <file path=customXml/itemProps1.xml><?xml version="1.0" encoding="utf-8"?>
-<ds:datastoreItem xmlns:ds="http://schemas.openxmlformats.org/officeDocument/2006/customXml" ds:itemID="{E37A05A0-96D7-4EDF-B176-80711432CFA6}">
+<ds:datastoreItem xmlns:ds="http://schemas.openxmlformats.org/officeDocument/2006/customXml" ds:itemID="{A1F1FC46-74A6-4139-BDD2-0025E290BB7D}">
   <ds:schemaRefs>
     <ds:schemaRef ds:uri="http://schemas.openxmlformats.org/officeDocument/2006/bibliography"/>
   </ds:schemaRefs>

--- a/writing/revision_files/final/DOC files/NATCHEMENG-24061044_response_to_reviewers.docx
+++ b/writing/revision_files/final/DOC files/NATCHEMENG-24061044_response_to_reviewers.docx
@@ -568,17 +568,7 @@
           <w:szCs w:val="20"/>
           <w:lang w:eastAsia="zh-CN"/>
         </w:rPr>
-        <w:t>existing</w:t>
-      </w:r>
-      <w:r>
-        <w:rPr>
-          <w:rFonts w:ascii="Lato" w:eastAsia="DengXian" w:hAnsi="Lato" w:cs="Arial"/>
-          <w:iCs/>
-          <w:color w:val="000000" w:themeColor="text1"/>
-          <w:szCs w:val="20"/>
-          <w:lang w:eastAsia="zh-CN"/>
-        </w:rPr>
-        <w:t xml:space="preserve"> </w:t>
+        <w:t xml:space="preserve">existing </w:t>
       </w:r>
       <w:r>
         <w:rPr>
@@ -638,17 +628,7 @@
           <w:szCs w:val="20"/>
           <w:lang w:eastAsia="zh-CN"/>
         </w:rPr>
-        <w:t>present</w:t>
-      </w:r>
-      <w:r>
-        <w:rPr>
-          <w:rFonts w:ascii="Lato" w:eastAsia="DengXian" w:hAnsi="Lato" w:cs="Arial"/>
-          <w:iCs/>
-          <w:color w:val="000000" w:themeColor="text1"/>
-          <w:szCs w:val="20"/>
-          <w:lang w:eastAsia="zh-CN"/>
-        </w:rPr>
-        <w:t xml:space="preserve"> </w:t>
+        <w:t xml:space="preserve">present </w:t>
       </w:r>
       <w:r>
         <w:rPr>
@@ -1005,7 +985,6 @@
           <w:iCs/>
           <w:color w:val="000000" w:themeColor="text1"/>
           <w:szCs w:val="20"/>
-          <w:highlight w:val="yellow"/>
           <w:lang w:eastAsia="zh-CN"/>
         </w:rPr>
         <w:t>Prompted by the reviewer’s comments</w:t>
@@ -1016,7 +995,6 @@
           <w:iCs/>
           <w:color w:val="000000" w:themeColor="text1"/>
           <w:szCs w:val="20"/>
-          <w:highlight w:val="yellow"/>
           <w:lang w:eastAsia="zh-CN"/>
         </w:rPr>
         <w:t xml:space="preserve"> to sharpen the main novelty of our contribution</w:t>
@@ -1027,7 +1005,6 @@
           <w:iCs/>
           <w:color w:val="000000" w:themeColor="text1"/>
           <w:szCs w:val="20"/>
-          <w:highlight w:val="yellow"/>
           <w:lang w:eastAsia="zh-CN"/>
         </w:rPr>
         <w:t xml:space="preserve">, </w:t>
@@ -1038,7 +1015,6 @@
           <w:iCs/>
           <w:color w:val="000000" w:themeColor="text1"/>
           <w:szCs w:val="20"/>
-          <w:highlight w:val="yellow"/>
           <w:lang w:eastAsia="zh-CN"/>
         </w:rPr>
         <w:t>w</w:t>
@@ -1050,7 +1026,6 @@
           <w:iCs/>
           <w:color w:val="000000" w:themeColor="text1"/>
           <w:szCs w:val="20"/>
-          <w:highlight w:val="yellow"/>
           <w:lang w:eastAsia="zh-CN"/>
         </w:rPr>
         <w:t>e have</w:t>
@@ -1062,7 +1037,6 @@
           <w:iCs/>
           <w:color w:val="000000" w:themeColor="text1"/>
           <w:szCs w:val="20"/>
-          <w:highlight w:val="yellow"/>
           <w:lang w:eastAsia="zh-CN"/>
         </w:rPr>
         <w:t xml:space="preserve"> </w:t>
@@ -1074,7 +1048,6 @@
           <w:iCs/>
           <w:color w:val="000000" w:themeColor="text1"/>
           <w:szCs w:val="20"/>
-          <w:highlight w:val="yellow"/>
           <w:lang w:eastAsia="zh-CN"/>
         </w:rPr>
         <w:t xml:space="preserve">transformed </w:t>
@@ -1086,43 +1059,17 @@
           <w:iCs/>
           <w:color w:val="000000" w:themeColor="text1"/>
           <w:szCs w:val="20"/>
-          <w:highlight w:val="yellow"/>
-          <w:lang w:eastAsia="zh-CN"/>
-        </w:rPr>
-        <w:t xml:space="preserve">the manuscript from a ‘Review’ to a ‘Perspective’ with a new title, ‘Towards green acetylene synthesis and </w:t>
-      </w:r>
-      <w:r>
-        <w:rPr>
-          <w:rFonts w:ascii="Lato" w:eastAsia="DengXian" w:hAnsi="Lato" w:cs="Arial"/>
-          <w:bCs/>
-          <w:iCs/>
-          <w:color w:val="000000" w:themeColor="text1"/>
-          <w:szCs w:val="20"/>
-          <w:highlight w:val="yellow"/>
-          <w:lang w:eastAsia="zh-CN"/>
-        </w:rPr>
-        <w:t xml:space="preserve">application’. We have also modified the Introduction, significantly condensed </w:t>
-      </w:r>
-      <w:r>
-        <w:rPr>
-          <w:rFonts w:ascii="Lato" w:eastAsia="DengXian" w:hAnsi="Lato" w:cs="Arial"/>
-          <w:bCs/>
-          <w:iCs/>
-          <w:color w:val="000000" w:themeColor="text1"/>
-          <w:szCs w:val="20"/>
-          <w:highlight w:val="yellow"/>
-          <w:lang w:eastAsia="zh-CN"/>
-        </w:rPr>
-        <w:t xml:space="preserve">the discussion on conventional </w:t>
-      </w:r>
-      <w:r>
-        <w:rPr>
-          <w:rFonts w:ascii="Lato" w:eastAsia="DengXian" w:hAnsi="Lato" w:cs="Arial"/>
-          <w:bCs/>
-          <w:iCs/>
-          <w:color w:val="000000" w:themeColor="text1"/>
-          <w:szCs w:val="20"/>
-          <w:highlight w:val="yellow"/>
+          <w:lang w:eastAsia="zh-CN"/>
+        </w:rPr>
+        <w:t xml:space="preserve">the manuscript from a ‘Review’ to a ‘Perspective’ with a new title, ‘Towards green acetylene synthesis and application’. We have also modified the Introduction, significantly condensed the discussion on conventional </w:t>
+      </w:r>
+      <w:r>
+        <w:rPr>
+          <w:rFonts w:ascii="Lato" w:eastAsia="DengXian" w:hAnsi="Lato" w:cs="Arial"/>
+          <w:bCs/>
+          <w:iCs/>
+          <w:color w:val="000000" w:themeColor="text1"/>
+          <w:szCs w:val="20"/>
           <w:lang w:eastAsia="zh-CN"/>
         </w:rPr>
         <w:t>C</w:t>
@@ -1134,7 +1081,6 @@
           <w:iCs/>
           <w:color w:val="000000" w:themeColor="text1"/>
           <w:szCs w:val="20"/>
-          <w:highlight w:val="yellow"/>
           <w:vertAlign w:val="subscript"/>
           <w:lang w:eastAsia="zh-CN"/>
         </w:rPr>
@@ -1147,7 +1093,6 @@
           <w:iCs/>
           <w:color w:val="000000" w:themeColor="text1"/>
           <w:szCs w:val="20"/>
-          <w:highlight w:val="yellow"/>
           <w:lang w:eastAsia="zh-CN"/>
         </w:rPr>
         <w:t>H</w:t>
@@ -1159,7 +1104,6 @@
           <w:iCs/>
           <w:color w:val="000000" w:themeColor="text1"/>
           <w:szCs w:val="20"/>
-          <w:highlight w:val="yellow"/>
           <w:vertAlign w:val="subscript"/>
           <w:lang w:eastAsia="zh-CN"/>
         </w:rPr>
@@ -1172,7 +1116,6 @@
           <w:iCs/>
           <w:color w:val="000000" w:themeColor="text1"/>
           <w:szCs w:val="20"/>
-          <w:highlight w:val="yellow"/>
           <w:lang w:eastAsia="zh-CN"/>
         </w:rPr>
         <w:t xml:space="preserve"> </w:t>
@@ -1184,7 +1127,6 @@
           <w:iCs/>
           <w:color w:val="000000" w:themeColor="text1"/>
           <w:szCs w:val="20"/>
-          <w:highlight w:val="yellow"/>
           <w:lang w:eastAsia="zh-CN"/>
         </w:rPr>
         <w:t xml:space="preserve">production technologies in </w:t>
@@ -1196,7 +1138,6 @@
           <w:iCs/>
           <w:color w:val="000000" w:themeColor="text1"/>
           <w:szCs w:val="20"/>
-          <w:highlight w:val="yellow"/>
           <w:lang w:eastAsia="zh-CN"/>
         </w:rPr>
         <w:t>Section </w:t>
@@ -1208,7 +1149,6 @@
           <w:iCs/>
           <w:color w:val="000000" w:themeColor="text1"/>
           <w:szCs w:val="20"/>
-          <w:highlight w:val="yellow"/>
           <w:lang w:eastAsia="zh-CN"/>
         </w:rPr>
         <w:t>2, and added new emerging C</w:t>
@@ -1220,7 +1160,6 @@
           <w:iCs/>
           <w:color w:val="000000" w:themeColor="text1"/>
           <w:szCs w:val="20"/>
-          <w:highlight w:val="yellow"/>
           <w:vertAlign w:val="subscript"/>
           <w:lang w:eastAsia="zh-CN"/>
         </w:rPr>
@@ -1233,7 +1172,6 @@
           <w:iCs/>
           <w:color w:val="000000" w:themeColor="text1"/>
           <w:szCs w:val="20"/>
-          <w:highlight w:val="yellow"/>
           <w:lang w:eastAsia="zh-CN"/>
         </w:rPr>
         <w:t>H</w:t>
@@ -1245,7 +1183,6 @@
           <w:iCs/>
           <w:color w:val="000000" w:themeColor="text1"/>
           <w:szCs w:val="20"/>
-          <w:highlight w:val="yellow"/>
           <w:vertAlign w:val="subscript"/>
           <w:lang w:eastAsia="zh-CN"/>
         </w:rPr>
@@ -1258,7 +1195,6 @@
           <w:iCs/>
           <w:color w:val="000000" w:themeColor="text1"/>
           <w:szCs w:val="20"/>
-          <w:highlight w:val="yellow"/>
           <w:lang w:eastAsia="zh-CN"/>
         </w:rPr>
         <w:t xml:space="preserve"> application technologies in </w:t>
@@ -1270,7 +1206,6 @@
           <w:iCs/>
           <w:color w:val="000000" w:themeColor="text1"/>
           <w:szCs w:val="20"/>
-          <w:highlight w:val="yellow"/>
           <w:lang w:eastAsia="zh-CN"/>
         </w:rPr>
         <w:t>Section </w:t>
@@ -1282,7 +1217,6 @@
           <w:iCs/>
           <w:color w:val="000000" w:themeColor="text1"/>
           <w:szCs w:val="20"/>
-          <w:highlight w:val="yellow"/>
           <w:lang w:eastAsia="zh-CN"/>
         </w:rPr>
         <w:t xml:space="preserve">3 to </w:t>
@@ -1294,7 +1228,6 @@
           <w:iCs/>
           <w:color w:val="000000" w:themeColor="text1"/>
           <w:szCs w:val="20"/>
-          <w:highlight w:val="yellow"/>
           <w:lang w:eastAsia="zh-CN"/>
         </w:rPr>
         <w:t xml:space="preserve">better reflect </w:t>
@@ -1306,7 +1239,6 @@
           <w:iCs/>
           <w:color w:val="000000" w:themeColor="text1"/>
           <w:szCs w:val="20"/>
-          <w:highlight w:val="yellow"/>
           <w:lang w:eastAsia="zh-CN"/>
         </w:rPr>
         <w:t>our forward</w:t>
@@ -1318,32 +1250,18 @@
           <w:iCs/>
           <w:color w:val="000000" w:themeColor="text1"/>
           <w:szCs w:val="20"/>
-          <w:highlight w:val="yellow"/>
           <w:lang w:eastAsia="zh-CN"/>
         </w:rPr>
         <w:noBreakHyphen/>
-        <w:t xml:space="preserve">looking </w:t>
-      </w:r>
-      <w:r>
-        <w:rPr>
-          <w:rFonts w:ascii="Lato" w:eastAsia="DengXian" w:hAnsi="Lato" w:cs="Arial"/>
-          <w:bCs/>
-          <w:iCs/>
-          <w:color w:val="000000" w:themeColor="text1"/>
-          <w:szCs w:val="20"/>
-          <w:highlight w:val="yellow"/>
-          <w:lang w:eastAsia="zh-CN"/>
-        </w:rPr>
-        <w:t xml:space="preserve">focus. </w:t>
-      </w:r>
-      <w:r>
-        <w:rPr>
-          <w:rFonts w:ascii="Lato" w:eastAsia="DengXian" w:hAnsi="Lato" w:cs="Arial"/>
-          <w:bCs/>
-          <w:iCs/>
-          <w:color w:val="000000" w:themeColor="text1"/>
-          <w:szCs w:val="20"/>
-          <w:highlight w:val="yellow"/>
+        <w:t xml:space="preserve">looking focus. </w:t>
+      </w:r>
+      <w:r>
+        <w:rPr>
+          <w:rFonts w:ascii="Lato" w:eastAsia="DengXian" w:hAnsi="Lato" w:cs="Arial"/>
+          <w:bCs/>
+          <w:iCs/>
+          <w:color w:val="000000" w:themeColor="text1"/>
+          <w:szCs w:val="20"/>
           <w:lang w:eastAsia="zh-CN"/>
         </w:rPr>
         <w:t>Additionally</w:t>
@@ -1355,7 +1273,6 @@
           <w:iCs/>
           <w:color w:val="000000" w:themeColor="text1"/>
           <w:szCs w:val="20"/>
-          <w:highlight w:val="yellow"/>
           <w:lang w:eastAsia="zh-CN"/>
         </w:rPr>
         <w:t xml:space="preserve">, we have incorporated data on the predicted availability of renewable feedstocks, including biochar and biogas, by 2050, to </w:t>
@@ -1367,7 +1284,6 @@
           <w:iCs/>
           <w:color w:val="000000" w:themeColor="text1"/>
           <w:szCs w:val="20"/>
-          <w:highlight w:val="yellow"/>
           <w:lang w:eastAsia="zh-CN"/>
         </w:rPr>
         <w:t xml:space="preserve">further </w:t>
@@ -1379,7 +1295,6 @@
           <w:iCs/>
           <w:color w:val="000000" w:themeColor="text1"/>
           <w:szCs w:val="20"/>
-          <w:highlight w:val="yellow"/>
           <w:lang w:eastAsia="zh-CN"/>
         </w:rPr>
         <w:t xml:space="preserve">assess the feasibility of </w:t>
@@ -1391,7 +1306,6 @@
           <w:iCs/>
           <w:color w:val="000000" w:themeColor="text1"/>
           <w:szCs w:val="20"/>
-          <w:highlight w:val="yellow"/>
           <w:lang w:eastAsia="zh-CN"/>
         </w:rPr>
         <w:t xml:space="preserve">the </w:t>
@@ -1403,7 +1317,6 @@
           <w:iCs/>
           <w:color w:val="000000" w:themeColor="text1"/>
           <w:szCs w:val="20"/>
-          <w:highlight w:val="yellow"/>
           <w:lang w:eastAsia="zh-CN"/>
         </w:rPr>
         <w:t>proposed green C</w:t>
@@ -1415,7 +1328,6 @@
           <w:iCs/>
           <w:color w:val="000000" w:themeColor="text1"/>
           <w:szCs w:val="20"/>
-          <w:highlight w:val="yellow"/>
           <w:vertAlign w:val="subscript"/>
           <w:lang w:eastAsia="zh-CN"/>
         </w:rPr>
@@ -1428,7 +1340,6 @@
           <w:iCs/>
           <w:color w:val="000000" w:themeColor="text1"/>
           <w:szCs w:val="20"/>
-          <w:highlight w:val="yellow"/>
           <w:lang w:eastAsia="zh-CN"/>
         </w:rPr>
         <w:t>H</w:t>
@@ -1440,7 +1351,6 @@
           <w:iCs/>
           <w:color w:val="000000" w:themeColor="text1"/>
           <w:szCs w:val="20"/>
-          <w:highlight w:val="yellow"/>
           <w:vertAlign w:val="subscript"/>
           <w:lang w:eastAsia="zh-CN"/>
         </w:rPr>
@@ -1453,7 +1363,6 @@
           <w:iCs/>
           <w:color w:val="000000" w:themeColor="text1"/>
           <w:szCs w:val="20"/>
-          <w:highlight w:val="yellow"/>
           <w:lang w:eastAsia="zh-CN"/>
         </w:rPr>
         <w:t xml:space="preserve"> production </w:t>
@@ -1465,7 +1374,6 @@
           <w:iCs/>
           <w:color w:val="000000" w:themeColor="text1"/>
           <w:szCs w:val="20"/>
-          <w:highlight w:val="yellow"/>
           <w:lang w:eastAsia="zh-CN"/>
         </w:rPr>
         <w:t>roadmap</w:t>
@@ -1477,7 +1385,6 @@
           <w:iCs/>
           <w:color w:val="000000" w:themeColor="text1"/>
           <w:szCs w:val="20"/>
-          <w:highlight w:val="yellow"/>
           <w:lang w:eastAsia="zh-CN"/>
         </w:rPr>
         <w:t>.</w:t>
@@ -1489,7 +1396,6 @@
           <w:iCs/>
           <w:color w:val="000000" w:themeColor="text1"/>
           <w:szCs w:val="20"/>
-          <w:highlight w:val="yellow"/>
           <w:lang w:eastAsia="zh-CN"/>
         </w:rPr>
         <w:t xml:space="preserve"> </w:t>
@@ -1500,7 +1406,6 @@
           <w:iCs/>
           <w:color w:val="000000" w:themeColor="text1"/>
           <w:szCs w:val="20"/>
-          <w:highlight w:val="yellow"/>
           <w:lang w:eastAsia="zh-CN"/>
         </w:rPr>
         <w:t>Detailed responses to the reviewer’s comments are provided below.</w:t>
@@ -1777,7 +1682,167 @@
           <w:szCs w:val="20"/>
           <w:lang w:eastAsia="zh-CN"/>
         </w:rPr>
-        <w:t>with</w:t>
+        <w:t xml:space="preserve">with </w:t>
+      </w:r>
+      <w:r>
+        <w:rPr>
+          <w:rFonts w:ascii="Lato" w:eastAsia="DengXian" w:hAnsi="Lato" w:cs="Arial"/>
+          <w:iCs/>
+          <w:color w:val="000000" w:themeColor="text1"/>
+          <w:szCs w:val="20"/>
+          <w:lang w:eastAsia="zh-CN"/>
+        </w:rPr>
+        <w:t>the</w:t>
+      </w:r>
+      <w:r>
+        <w:rPr>
+          <w:rFonts w:ascii="Lato" w:eastAsia="DengXian" w:hAnsi="Lato" w:cs="Arial"/>
+          <w:iCs/>
+          <w:color w:val="000000" w:themeColor="text1"/>
+          <w:szCs w:val="20"/>
+          <w:lang w:eastAsia="zh-CN"/>
+        </w:rPr>
+        <w:t xml:space="preserve"> assertion that the authors expertise is limited to ‘catalysis’</w:t>
+      </w:r>
+      <w:r>
+        <w:rPr>
+          <w:rFonts w:ascii="Lato" w:eastAsia="DengXian" w:hAnsi="Lato" w:cs="Arial"/>
+          <w:iCs/>
+          <w:color w:val="000000" w:themeColor="text1"/>
+          <w:szCs w:val="20"/>
+          <w:lang w:eastAsia="zh-CN"/>
+        </w:rPr>
+        <w:t>. Our team also contains leaders in</w:t>
+      </w:r>
+      <w:r>
+        <w:rPr>
+          <w:rFonts w:ascii="Lato" w:eastAsia="DengXian" w:hAnsi="Lato" w:cs="Arial"/>
+          <w:iCs/>
+          <w:color w:val="000000" w:themeColor="text1"/>
+          <w:szCs w:val="20"/>
+          <w:lang w:eastAsia="zh-CN"/>
+        </w:rPr>
+        <w:t xml:space="preserve"> the areas of ‘sustainability’ and ‘systems engineering’ as </w:t>
+      </w:r>
+      <w:r>
+        <w:rPr>
+          <w:rFonts w:ascii="Lato" w:eastAsia="DengXian" w:hAnsi="Lato" w:cs="Arial"/>
+          <w:iCs/>
+          <w:color w:val="000000" w:themeColor="text1"/>
+          <w:szCs w:val="20"/>
+          <w:lang w:eastAsia="zh-CN"/>
+        </w:rPr>
+        <w:t>evidenced by our publications</w:t>
+      </w:r>
+      <w:r>
+        <w:rPr>
+          <w:rFonts w:ascii="Lato" w:eastAsia="DengXian" w:hAnsi="Lato" w:cs="Arial"/>
+          <w:iCs/>
+          <w:color w:val="000000" w:themeColor="text1"/>
+          <w:szCs w:val="20"/>
+          <w:lang w:eastAsia="zh-CN"/>
+        </w:rPr>
+        <w:t xml:space="preserve">. </w:t>
+      </w:r>
+      <w:r>
+        <w:rPr>
+          <w:rFonts w:ascii="Lato" w:eastAsia="DengXian" w:hAnsi="Lato" w:cs="Arial"/>
+          <w:iCs/>
+          <w:color w:val="000000" w:themeColor="text1"/>
+          <w:szCs w:val="20"/>
+          <w:lang w:eastAsia="zh-CN"/>
+        </w:rPr>
+        <w:t>T</w:t>
+      </w:r>
+      <w:r>
+        <w:rPr>
+          <w:rFonts w:ascii="Lato" w:eastAsia="DengXian" w:hAnsi="Lato" w:cs="Arial"/>
+          <w:iCs/>
+          <w:color w:val="000000" w:themeColor="text1"/>
+          <w:szCs w:val="20"/>
+          <w:lang w:eastAsia="zh-CN"/>
+        </w:rPr>
+        <w:t>he corresponding author</w:t>
+      </w:r>
+      <w:r>
+        <w:rPr>
+          <w:rFonts w:ascii="Lato" w:eastAsia="DengXian" w:hAnsi="Lato" w:cs="Arial"/>
+          <w:iCs/>
+          <w:color w:val="000000" w:themeColor="text1"/>
+          <w:szCs w:val="20"/>
+          <w:lang w:eastAsia="zh-CN"/>
+        </w:rPr>
+        <w:t xml:space="preserve"> alone</w:t>
+      </w:r>
+      <w:r>
+        <w:rPr>
+          <w:rFonts w:ascii="Lato" w:eastAsia="DengXian" w:hAnsi="Lato" w:cs="Arial"/>
+          <w:iCs/>
+          <w:color w:val="000000" w:themeColor="text1"/>
+          <w:szCs w:val="20"/>
+          <w:lang w:eastAsia="zh-CN"/>
+        </w:rPr>
+        <w:t xml:space="preserve"> has </w:t>
+      </w:r>
+      <w:r>
+        <w:rPr>
+          <w:rFonts w:ascii="Lato" w:eastAsia="DengXian" w:hAnsi="Lato" w:cs="Arial"/>
+          <w:iCs/>
+          <w:color w:val="000000" w:themeColor="text1"/>
+          <w:szCs w:val="20"/>
+          <w:lang w:eastAsia="zh-CN"/>
+        </w:rPr>
+        <w:t>published over 35 articles directly related to</w:t>
+      </w:r>
+      <w:r>
+        <w:rPr>
+          <w:rFonts w:ascii="Lato" w:eastAsia="DengXian" w:hAnsi="Lato" w:cs="Arial"/>
+          <w:iCs/>
+          <w:color w:val="000000" w:themeColor="text1"/>
+          <w:szCs w:val="20"/>
+          <w:lang w:eastAsia="zh-CN"/>
+        </w:rPr>
+        <w:t xml:space="preserve"> ‘acetylene chemistry’, </w:t>
+      </w:r>
+      <w:r>
+        <w:rPr>
+          <w:rFonts w:ascii="Lato" w:eastAsia="DengXian" w:hAnsi="Lato" w:cs="Arial"/>
+          <w:iCs/>
+          <w:color w:val="000000" w:themeColor="text1"/>
+          <w:szCs w:val="20"/>
+          <w:lang w:eastAsia="zh-CN"/>
+        </w:rPr>
+        <w:t>in addition to extensive contributions on</w:t>
+      </w:r>
+      <w:r>
+        <w:rPr>
+          <w:rFonts w:ascii="Lato" w:eastAsia="DengXian" w:hAnsi="Lato" w:cs="Arial"/>
+          <w:iCs/>
+          <w:color w:val="000000" w:themeColor="text1"/>
+          <w:szCs w:val="20"/>
+          <w:lang w:eastAsia="zh-CN"/>
+        </w:rPr>
+        <w:t xml:space="preserve"> on ‘alkane activation’ </w:t>
+      </w:r>
+      <w:r>
+        <w:rPr>
+          <w:rFonts w:ascii="Lato" w:eastAsia="DengXian" w:hAnsi="Lato" w:cs="Arial"/>
+          <w:iCs/>
+          <w:color w:val="000000" w:themeColor="text1"/>
+          <w:szCs w:val="20"/>
+          <w:lang w:eastAsia="zh-CN"/>
+        </w:rPr>
+        <w:t>and ‘halogen chemistry’</w:t>
+      </w:r>
+      <w:r>
+        <w:rPr>
+          <w:rFonts w:ascii="Lato" w:eastAsia="DengXian" w:hAnsi="Lato" w:cs="Arial"/>
+          <w:iCs/>
+          <w:color w:val="000000" w:themeColor="text1"/>
+          <w:szCs w:val="20"/>
+          <w:lang w:eastAsia="zh-CN"/>
+        </w:rPr>
+        <w:t>,</w:t>
       </w:r>
       <w:r>
         <w:rPr>
@@ -1797,27 +1862,7 @@
           <w:szCs w:val="20"/>
           <w:lang w:eastAsia="zh-CN"/>
         </w:rPr>
-        <w:t>the</w:t>
-      </w:r>
-      <w:r>
-        <w:rPr>
-          <w:rFonts w:ascii="Lato" w:eastAsia="DengXian" w:hAnsi="Lato" w:cs="Arial"/>
-          <w:iCs/>
-          <w:color w:val="000000" w:themeColor="text1"/>
-          <w:szCs w:val="20"/>
-          <w:lang w:eastAsia="zh-CN"/>
-        </w:rPr>
-        <w:t xml:space="preserve"> assertion that the authors expertise is limited to ‘catalysis’</w:t>
-      </w:r>
-      <w:r>
-        <w:rPr>
-          <w:rFonts w:ascii="Lato" w:eastAsia="DengXian" w:hAnsi="Lato" w:cs="Arial"/>
-          <w:iCs/>
-          <w:color w:val="000000" w:themeColor="text1"/>
-          <w:szCs w:val="20"/>
-          <w:lang w:eastAsia="zh-CN"/>
-        </w:rPr>
-        <w:t>. Our</w:t>
+        <w:t>areas highly</w:t>
       </w:r>
       <w:r>
         <w:rPr>
@@ -1837,176 +1882,6 @@
           <w:szCs w:val="20"/>
           <w:lang w:eastAsia="zh-CN"/>
         </w:rPr>
-        <w:t>team also contains leaders in</w:t>
-      </w:r>
-      <w:r>
-        <w:rPr>
-          <w:rFonts w:ascii="Lato" w:eastAsia="DengXian" w:hAnsi="Lato" w:cs="Arial"/>
-          <w:iCs/>
-          <w:color w:val="000000" w:themeColor="text1"/>
-          <w:szCs w:val="20"/>
-          <w:lang w:eastAsia="zh-CN"/>
-        </w:rPr>
-        <w:t xml:space="preserve"> the areas of ‘sustainability’ and ‘systems engineering’ as </w:t>
-      </w:r>
-      <w:r>
-        <w:rPr>
-          <w:rFonts w:ascii="Lato" w:eastAsia="DengXian" w:hAnsi="Lato" w:cs="Arial"/>
-          <w:iCs/>
-          <w:color w:val="000000" w:themeColor="text1"/>
-          <w:szCs w:val="20"/>
-          <w:lang w:eastAsia="zh-CN"/>
-        </w:rPr>
-        <w:t>evidenced by our publications</w:t>
-      </w:r>
-      <w:r>
-        <w:rPr>
-          <w:rFonts w:ascii="Lato" w:eastAsia="DengXian" w:hAnsi="Lato" w:cs="Arial"/>
-          <w:iCs/>
-          <w:color w:val="000000" w:themeColor="text1"/>
-          <w:szCs w:val="20"/>
-          <w:lang w:eastAsia="zh-CN"/>
-        </w:rPr>
-        <w:t xml:space="preserve">. </w:t>
-      </w:r>
-      <w:r>
-        <w:rPr>
-          <w:rFonts w:ascii="Lato" w:eastAsia="DengXian" w:hAnsi="Lato" w:cs="Arial"/>
-          <w:iCs/>
-          <w:color w:val="000000" w:themeColor="text1"/>
-          <w:szCs w:val="20"/>
-          <w:lang w:eastAsia="zh-CN"/>
-        </w:rPr>
-        <w:t>T</w:t>
-      </w:r>
-      <w:r>
-        <w:rPr>
-          <w:rFonts w:ascii="Lato" w:eastAsia="DengXian" w:hAnsi="Lato" w:cs="Arial"/>
-          <w:iCs/>
-          <w:color w:val="000000" w:themeColor="text1"/>
-          <w:szCs w:val="20"/>
-          <w:lang w:eastAsia="zh-CN"/>
-        </w:rPr>
-        <w:t>he corresponding author</w:t>
-      </w:r>
-      <w:r>
-        <w:rPr>
-          <w:rFonts w:ascii="Lato" w:eastAsia="DengXian" w:hAnsi="Lato" w:cs="Arial"/>
-          <w:iCs/>
-          <w:color w:val="000000" w:themeColor="text1"/>
-          <w:szCs w:val="20"/>
-          <w:lang w:eastAsia="zh-CN"/>
-        </w:rPr>
-        <w:t xml:space="preserve"> alone</w:t>
-      </w:r>
-      <w:r>
-        <w:rPr>
-          <w:rFonts w:ascii="Lato" w:eastAsia="DengXian" w:hAnsi="Lato" w:cs="Arial"/>
-          <w:iCs/>
-          <w:color w:val="000000" w:themeColor="text1"/>
-          <w:szCs w:val="20"/>
-          <w:lang w:eastAsia="zh-CN"/>
-        </w:rPr>
-        <w:t xml:space="preserve"> has </w:t>
-      </w:r>
-      <w:r>
-        <w:rPr>
-          <w:rFonts w:ascii="Lato" w:eastAsia="DengXian" w:hAnsi="Lato" w:cs="Arial"/>
-          <w:iCs/>
-          <w:color w:val="000000" w:themeColor="text1"/>
-          <w:szCs w:val="20"/>
-          <w:lang w:eastAsia="zh-CN"/>
-        </w:rPr>
-        <w:t>published over 35 articles directly related to</w:t>
-      </w:r>
-      <w:r>
-        <w:rPr>
-          <w:rFonts w:ascii="Lato" w:eastAsia="DengXian" w:hAnsi="Lato" w:cs="Arial"/>
-          <w:iCs/>
-          <w:color w:val="000000" w:themeColor="text1"/>
-          <w:szCs w:val="20"/>
-          <w:lang w:eastAsia="zh-CN"/>
-        </w:rPr>
-        <w:t xml:space="preserve"> ‘acetylene chemistry’, </w:t>
-      </w:r>
-      <w:r>
-        <w:rPr>
-          <w:rFonts w:ascii="Lato" w:eastAsia="DengXian" w:hAnsi="Lato" w:cs="Arial"/>
-          <w:iCs/>
-          <w:color w:val="000000" w:themeColor="text1"/>
-          <w:szCs w:val="20"/>
-          <w:lang w:eastAsia="zh-CN"/>
-        </w:rPr>
-        <w:t>in addition to extensive contributions on</w:t>
-      </w:r>
-      <w:r>
-        <w:rPr>
-          <w:rFonts w:ascii="Lato" w:eastAsia="DengXian" w:hAnsi="Lato" w:cs="Arial"/>
-          <w:iCs/>
-          <w:color w:val="000000" w:themeColor="text1"/>
-          <w:szCs w:val="20"/>
-          <w:lang w:eastAsia="zh-CN"/>
-        </w:rPr>
-        <w:t xml:space="preserve"> on ‘alkane activation’ </w:t>
-      </w:r>
-      <w:r>
-        <w:rPr>
-          <w:rFonts w:ascii="Lato" w:eastAsia="DengXian" w:hAnsi="Lato" w:cs="Arial"/>
-          <w:iCs/>
-          <w:color w:val="000000" w:themeColor="text1"/>
-          <w:szCs w:val="20"/>
-          <w:lang w:eastAsia="zh-CN"/>
-        </w:rPr>
-        <w:t>and ‘halogen chemistry’</w:t>
-      </w:r>
-      <w:r>
-        <w:rPr>
-          <w:rFonts w:ascii="Lato" w:eastAsia="DengXian" w:hAnsi="Lato" w:cs="Arial"/>
-          <w:iCs/>
-          <w:color w:val="000000" w:themeColor="text1"/>
-          <w:szCs w:val="20"/>
-          <w:lang w:eastAsia="zh-CN"/>
-        </w:rPr>
-        <w:t>,</w:t>
-      </w:r>
-      <w:r>
-        <w:rPr>
-          <w:rFonts w:ascii="Lato" w:eastAsia="DengXian" w:hAnsi="Lato" w:cs="Arial"/>
-          <w:iCs/>
-          <w:color w:val="000000" w:themeColor="text1"/>
-          <w:szCs w:val="20"/>
-          <w:lang w:eastAsia="zh-CN"/>
-        </w:rPr>
-        <w:t xml:space="preserve"> </w:t>
-      </w:r>
-      <w:r>
-        <w:rPr>
-          <w:rFonts w:ascii="Lato" w:eastAsia="DengXian" w:hAnsi="Lato" w:cs="Arial"/>
-          <w:iCs/>
-          <w:color w:val="000000" w:themeColor="text1"/>
-          <w:szCs w:val="20"/>
-          <w:lang w:eastAsia="zh-CN"/>
-        </w:rPr>
-        <w:t>areas highly</w:t>
-      </w:r>
-      <w:r>
-        <w:rPr>
-          <w:rFonts w:ascii="Lato" w:eastAsia="DengXian" w:hAnsi="Lato" w:cs="Arial"/>
-          <w:iCs/>
-          <w:color w:val="000000" w:themeColor="text1"/>
-          <w:szCs w:val="20"/>
-          <w:lang w:eastAsia="zh-CN"/>
-        </w:rPr>
-        <w:t xml:space="preserve"> </w:t>
-      </w:r>
-      <w:r>
-        <w:rPr>
-          <w:rFonts w:ascii="Lato" w:eastAsia="DengXian" w:hAnsi="Lato" w:cs="Arial"/>
-          <w:iCs/>
-          <w:color w:val="000000" w:themeColor="text1"/>
-          <w:szCs w:val="20"/>
-          <w:lang w:eastAsia="zh-CN"/>
-        </w:rPr>
         <w:t xml:space="preserve">relevant to the chemistry discussed in </w:t>
       </w:r>
       <w:r>
@@ -2017,27 +1892,7 @@
           <w:szCs w:val="20"/>
           <w:lang w:eastAsia="zh-CN"/>
         </w:rPr>
-        <w:t>th</w:t>
-      </w:r>
-      <w:r>
-        <w:rPr>
-          <w:rFonts w:ascii="Lato" w:eastAsia="DengXian" w:hAnsi="Lato" w:cs="Arial"/>
-          <w:iCs/>
-          <w:color w:val="000000" w:themeColor="text1"/>
-          <w:szCs w:val="20"/>
-          <w:lang w:eastAsia="zh-CN"/>
-        </w:rPr>
-        <w:t>is</w:t>
-      </w:r>
-      <w:r>
-        <w:rPr>
-          <w:rFonts w:ascii="Lato" w:eastAsia="DengXian" w:hAnsi="Lato" w:cs="Arial"/>
-          <w:iCs/>
-          <w:color w:val="000000" w:themeColor="text1"/>
-          <w:szCs w:val="20"/>
-          <w:lang w:eastAsia="zh-CN"/>
-        </w:rPr>
-        <w:t xml:space="preserve"> </w:t>
+        <w:t xml:space="preserve">this </w:t>
       </w:r>
       <w:r>
         <w:rPr>
@@ -2190,7 +2045,77 @@
           <w:szCs w:val="20"/>
           <w:lang w:eastAsia="zh-CN"/>
         </w:rPr>
-        <w:t>particularly</w:t>
+        <w:t xml:space="preserve">particularly </w:t>
+      </w:r>
+      <w:r>
+        <w:rPr>
+          <w:rFonts w:ascii="Lato" w:eastAsia="DengXian" w:hAnsi="Lato" w:cs="Arial"/>
+          <w:iCs/>
+          <w:color w:val="000000" w:themeColor="text1"/>
+          <w:szCs w:val="20"/>
+          <w:lang w:eastAsia="zh-CN"/>
+        </w:rPr>
+        <w:t xml:space="preserve">the </w:t>
+      </w:r>
+      <w:r>
+        <w:rPr>
+          <w:rFonts w:ascii="Lato" w:eastAsia="DengXian" w:hAnsi="Lato" w:cs="Arial"/>
+          <w:iCs/>
+          <w:color w:val="000000" w:themeColor="text1"/>
+          <w:szCs w:val="20"/>
+          <w:lang w:eastAsia="zh-CN"/>
+        </w:rPr>
+        <w:t>extensive discussion of</w:t>
+      </w:r>
+      <w:r>
+        <w:rPr>
+          <w:rFonts w:ascii="Lato" w:eastAsia="DengXian" w:hAnsi="Lato" w:cs="Arial"/>
+          <w:iCs/>
+          <w:color w:val="000000" w:themeColor="text1"/>
+          <w:szCs w:val="20"/>
+          <w:lang w:eastAsia="zh-CN"/>
+        </w:rPr>
+        <w:t xml:space="preserve"> conventional acetylene production technologies</w:t>
+      </w:r>
+      <w:r>
+        <w:rPr>
+          <w:rFonts w:ascii="Lato" w:eastAsia="DengXian" w:hAnsi="Lato" w:cs="Arial"/>
+          <w:iCs/>
+          <w:color w:val="000000" w:themeColor="text1"/>
+          <w:szCs w:val="20"/>
+          <w:lang w:eastAsia="zh-CN"/>
+        </w:rPr>
+        <w:t xml:space="preserve"> in Section</w:t>
+      </w:r>
+      <w:r>
+        <w:rPr>
+          <w:rFonts w:ascii="Lato" w:eastAsia="DengXian" w:hAnsi="Lato" w:cs="Arial"/>
+          <w:iCs/>
+          <w:color w:val="000000" w:themeColor="text1"/>
+          <w:szCs w:val="20"/>
+          <w:lang w:eastAsia="zh-CN"/>
+        </w:rPr>
+        <w:t> </w:t>
+      </w:r>
+      <w:r>
+        <w:rPr>
+          <w:rFonts w:ascii="Lato" w:eastAsia="DengXian" w:hAnsi="Lato" w:cs="Arial"/>
+          <w:iCs/>
+          <w:color w:val="000000" w:themeColor="text1"/>
+          <w:szCs w:val="20"/>
+          <w:lang w:eastAsia="zh-CN"/>
+        </w:rPr>
+        <w:t>2</w:t>
+      </w:r>
+      <w:r>
+        <w:rPr>
+          <w:rFonts w:ascii="Lato" w:eastAsia="DengXian" w:hAnsi="Lato" w:cs="Arial"/>
+          <w:iCs/>
+          <w:color w:val="000000" w:themeColor="text1"/>
+          <w:szCs w:val="20"/>
+          <w:lang w:eastAsia="zh-CN"/>
+        </w:rPr>
+        <w:t>,</w:t>
       </w:r>
       <w:r>
         <w:rPr>
@@ -2210,41 +2135,167 @@
           <w:szCs w:val="20"/>
           <w:lang w:eastAsia="zh-CN"/>
         </w:rPr>
-        <w:t xml:space="preserve">the </w:t>
-      </w:r>
-      <w:r>
-        <w:rPr>
-          <w:rFonts w:ascii="Lato" w:eastAsia="DengXian" w:hAnsi="Lato" w:cs="Arial"/>
-          <w:iCs/>
-          <w:color w:val="000000" w:themeColor="text1"/>
-          <w:szCs w:val="20"/>
-          <w:lang w:eastAsia="zh-CN"/>
-        </w:rPr>
-        <w:t>extensive discussion of</w:t>
-      </w:r>
-      <w:r>
-        <w:rPr>
-          <w:rFonts w:ascii="Lato" w:eastAsia="DengXian" w:hAnsi="Lato" w:cs="Arial"/>
-          <w:iCs/>
-          <w:color w:val="000000" w:themeColor="text1"/>
-          <w:szCs w:val="20"/>
-          <w:lang w:eastAsia="zh-CN"/>
-        </w:rPr>
-        <w:t xml:space="preserve"> conventional acetylene production technologies</w:t>
-      </w:r>
-      <w:r>
-        <w:rPr>
-          <w:rFonts w:ascii="Lato" w:eastAsia="DengXian" w:hAnsi="Lato" w:cs="Arial"/>
-          <w:iCs/>
-          <w:color w:val="000000" w:themeColor="text1"/>
-          <w:szCs w:val="20"/>
-          <w:lang w:eastAsia="zh-CN"/>
-        </w:rPr>
-        <w:t xml:space="preserve"> in Section</w:t>
-      </w:r>
-      <w:r>
-        <w:rPr>
-          <w:rFonts w:ascii="Lato" w:eastAsia="DengXian" w:hAnsi="Lato" w:cs="Arial"/>
+        <w:t xml:space="preserve">may </w:t>
+      </w:r>
+      <w:r>
+        <w:rPr>
+          <w:rFonts w:ascii="Lato" w:eastAsia="DengXian" w:hAnsi="Lato" w:cs="Arial"/>
+          <w:iCs/>
+          <w:color w:val="000000" w:themeColor="text1"/>
+          <w:szCs w:val="20"/>
+          <w:lang w:eastAsia="zh-CN"/>
+        </w:rPr>
+        <w:t xml:space="preserve">have diluted the manuscript’s central focus </w:t>
+      </w:r>
+      <w:r>
+        <w:rPr>
+          <w:rFonts w:ascii="Lato" w:eastAsia="DengXian" w:hAnsi="Lato" w:cs="Arial"/>
+          <w:iCs/>
+          <w:color w:val="000000" w:themeColor="text1"/>
+          <w:szCs w:val="20"/>
+          <w:lang w:eastAsia="zh-CN"/>
+        </w:rPr>
+        <w:t xml:space="preserve">and </w:t>
+      </w:r>
+      <w:r>
+        <w:rPr>
+          <w:rFonts w:ascii="Lato" w:eastAsia="DengXian" w:hAnsi="Lato" w:cs="Arial"/>
+          <w:iCs/>
+          <w:color w:val="000000" w:themeColor="text1"/>
+          <w:szCs w:val="20"/>
+          <w:lang w:eastAsia="zh-CN"/>
+        </w:rPr>
+        <w:t>overlapped</w:t>
+      </w:r>
+      <w:r>
+        <w:rPr>
+          <w:rFonts w:ascii="Lato" w:eastAsia="DengXian" w:hAnsi="Lato" w:cs="Arial"/>
+          <w:iCs/>
+          <w:color w:val="000000" w:themeColor="text1"/>
+          <w:szCs w:val="20"/>
+          <w:lang w:eastAsia="zh-CN"/>
+        </w:rPr>
+        <w:t xml:space="preserve"> with previous</w:t>
+      </w:r>
+      <w:r>
+        <w:rPr>
+          <w:rFonts w:ascii="Lato" w:eastAsia="DengXian" w:hAnsi="Lato" w:cs="Arial"/>
+          <w:iCs/>
+          <w:color w:val="000000" w:themeColor="text1"/>
+          <w:szCs w:val="20"/>
+          <w:lang w:eastAsia="zh-CN"/>
+        </w:rPr>
+        <w:t xml:space="preserve"> review</w:t>
+      </w:r>
+      <w:r>
+        <w:rPr>
+          <w:rFonts w:ascii="Lato" w:eastAsia="DengXian" w:hAnsi="Lato" w:cs="Arial"/>
+          <w:iCs/>
+          <w:color w:val="000000" w:themeColor="text1"/>
+          <w:szCs w:val="20"/>
+          <w:lang w:eastAsia="zh-CN"/>
+        </w:rPr>
+        <w:t>s</w:t>
+      </w:r>
+      <w:r>
+        <w:rPr>
+          <w:rFonts w:ascii="Lato" w:eastAsia="DengXian" w:hAnsi="Lato" w:cs="Arial"/>
+          <w:iCs/>
+          <w:color w:val="000000" w:themeColor="text1"/>
+          <w:szCs w:val="20"/>
+          <w:lang w:eastAsia="zh-CN"/>
+        </w:rPr>
+        <w:t>.</w:t>
+      </w:r>
+      <w:r>
+        <w:rPr>
+          <w:rFonts w:ascii="Lato" w:eastAsia="DengXian" w:hAnsi="Lato" w:cs="Arial"/>
+          <w:iCs/>
+          <w:color w:val="000000" w:themeColor="text1"/>
+          <w:szCs w:val="20"/>
+          <w:lang w:eastAsia="zh-CN"/>
+        </w:rPr>
+        <w:t xml:space="preserve"> </w:t>
+      </w:r>
+      <w:r>
+        <w:rPr>
+          <w:rFonts w:ascii="Lato" w:eastAsia="DengXian" w:hAnsi="Lato" w:cs="Arial"/>
+          <w:iCs/>
+          <w:color w:val="000000" w:themeColor="text1"/>
+          <w:szCs w:val="20"/>
+          <w:lang w:eastAsia="zh-CN"/>
+        </w:rPr>
+        <w:t>In response</w:t>
+      </w:r>
+      <w:r>
+        <w:rPr>
+          <w:rFonts w:ascii="Lato" w:eastAsia="DengXian" w:hAnsi="Lato" w:cs="Arial"/>
+          <w:iCs/>
+          <w:color w:val="000000" w:themeColor="text1"/>
+          <w:szCs w:val="20"/>
+          <w:lang w:eastAsia="zh-CN"/>
+        </w:rPr>
+        <w:t xml:space="preserve">, we have restructured </w:t>
+      </w:r>
+      <w:r>
+        <w:rPr>
+          <w:rFonts w:ascii="Lato" w:eastAsia="DengXian" w:hAnsi="Lato" w:cs="Arial"/>
+          <w:bCs/>
+          <w:iCs/>
+          <w:color w:val="000000" w:themeColor="text1"/>
+          <w:szCs w:val="20"/>
+          <w:lang w:eastAsia="zh-CN"/>
+        </w:rPr>
+        <w:t xml:space="preserve">the manuscript </w:t>
+      </w:r>
+      <w:r>
+        <w:rPr>
+          <w:rFonts w:ascii="Lato" w:eastAsia="DengXian" w:hAnsi="Lato" w:cs="Arial"/>
+          <w:bCs/>
+          <w:iCs/>
+          <w:color w:val="000000" w:themeColor="text1"/>
+          <w:szCs w:val="20"/>
+          <w:lang w:eastAsia="zh-CN"/>
+        </w:rPr>
+        <w:t>as a</w:t>
+      </w:r>
+      <w:r>
+        <w:rPr>
+          <w:rFonts w:ascii="Lato" w:eastAsia="DengXian" w:hAnsi="Lato" w:cs="Arial"/>
+          <w:bCs/>
+          <w:iCs/>
+          <w:color w:val="000000" w:themeColor="text1"/>
+          <w:szCs w:val="20"/>
+          <w:lang w:eastAsia="zh-CN"/>
+        </w:rPr>
+        <w:t xml:space="preserve"> Perspective and </w:t>
+      </w:r>
+      <w:r>
+        <w:rPr>
+          <w:rFonts w:ascii="Lato" w:eastAsia="DengXian" w:hAnsi="Lato" w:cs="Arial"/>
+          <w:bCs/>
+          <w:iCs/>
+          <w:color w:val="000000" w:themeColor="text1"/>
+          <w:szCs w:val="20"/>
+          <w:lang w:eastAsia="zh-CN"/>
+        </w:rPr>
+        <w:t xml:space="preserve">substantially streamlined </w:t>
+      </w:r>
+      <w:r>
+        <w:rPr>
+          <w:rFonts w:ascii="Lato" w:eastAsia="DengXian" w:hAnsi="Lato" w:cs="Arial"/>
+          <w:bCs/>
+          <w:iCs/>
+          <w:color w:val="000000" w:themeColor="text1"/>
+          <w:szCs w:val="20"/>
+          <w:lang w:eastAsia="zh-CN"/>
+        </w:rPr>
+        <w:t>Section</w:t>
+      </w:r>
+      <w:r>
+        <w:rPr>
+          <w:rFonts w:ascii="Lato" w:eastAsia="DengXian" w:hAnsi="Lato" w:cs="Arial"/>
+          <w:bCs/>
           <w:iCs/>
           <w:color w:val="000000" w:themeColor="text1"/>
           <w:szCs w:val="20"/>
@@ -2255,9 +2306,113 @@
       <w:r>
         <w:rPr>
           <w:rFonts w:ascii="Lato" w:eastAsia="DengXian" w:hAnsi="Lato" w:cs="Arial"/>
-          <w:iCs/>
-          <w:color w:val="000000" w:themeColor="text1"/>
-          <w:szCs w:val="20"/>
+          <w:bCs/>
+          <w:iCs/>
+          <w:color w:val="000000" w:themeColor="text1"/>
+          <w:szCs w:val="20"/>
+          <w:lang w:eastAsia="zh-CN"/>
+        </w:rPr>
+        <w:t>2 (</w:t>
+      </w:r>
+      <w:r>
+        <w:rPr>
+          <w:rFonts w:ascii="Lato" w:eastAsia="DengXian" w:hAnsi="Lato" w:cs="Arial"/>
+          <w:iCs/>
+          <w:color w:val="000000" w:themeColor="text1"/>
+          <w:szCs w:val="20"/>
+          <w:lang w:eastAsia="zh-CN"/>
+        </w:rPr>
+        <w:t>see Action below for details</w:t>
+      </w:r>
+      <w:r>
+        <w:rPr>
+          <w:rFonts w:ascii="Lato" w:eastAsia="DengXian" w:hAnsi="Lato" w:cs="Arial"/>
+          <w:bCs/>
+          <w:iCs/>
+          <w:color w:val="000000" w:themeColor="text1"/>
+          <w:szCs w:val="20"/>
+          <w:lang w:eastAsia="zh-CN"/>
+        </w:rPr>
+        <w:t>)</w:t>
+      </w:r>
+      <w:r>
+        <w:rPr>
+          <w:rFonts w:ascii="Lato" w:eastAsia="DengXian" w:hAnsi="Lato" w:cs="Arial"/>
+          <w:bCs/>
+          <w:iCs/>
+          <w:color w:val="000000" w:themeColor="text1"/>
+          <w:szCs w:val="20"/>
+          <w:lang w:eastAsia="zh-CN"/>
+        </w:rPr>
+        <w:t xml:space="preserve"> to better align with the future-oriented scope of the article</w:t>
+      </w:r>
+      <w:r>
+        <w:rPr>
+          <w:rFonts w:ascii="Lato" w:eastAsia="DengXian" w:hAnsi="Lato" w:cs="Arial"/>
+          <w:iCs/>
+          <w:color w:val="000000" w:themeColor="text1"/>
+          <w:szCs w:val="20"/>
+          <w:lang w:eastAsia="zh-CN"/>
+        </w:rPr>
+        <w:t>.</w:t>
+      </w:r>
+      <w:r>
+        <w:rPr>
+          <w:rFonts w:ascii="Lato" w:eastAsia="DengXian" w:hAnsi="Lato" w:cs="Arial"/>
+          <w:iCs/>
+          <w:color w:val="000000" w:themeColor="text1"/>
+          <w:szCs w:val="20"/>
+          <w:lang w:eastAsia="zh-CN"/>
+        </w:rPr>
+        <w:t xml:space="preserve"> </w:t>
+      </w:r>
+      <w:r>
+        <w:rPr>
+          <w:rFonts w:ascii="Lato" w:eastAsia="DengXian" w:hAnsi="Lato" w:cs="Arial"/>
+          <w:iCs/>
+          <w:color w:val="000000" w:themeColor="text1"/>
+          <w:szCs w:val="20"/>
+          <w:lang w:eastAsia="zh-CN"/>
+        </w:rPr>
+        <w:t>Technologically</w:t>
+      </w:r>
+      <w:r>
+        <w:rPr>
+          <w:rFonts w:ascii="Lato" w:eastAsia="DengXian" w:hAnsi="Lato" w:cs="Arial"/>
+          <w:iCs/>
+          <w:color w:val="000000" w:themeColor="text1"/>
+          <w:szCs w:val="20"/>
+          <w:lang w:eastAsia="zh-CN"/>
+        </w:rPr>
+        <w:t>, w</w:t>
+      </w:r>
+      <w:r>
+        <w:rPr>
+          <w:rFonts w:ascii="Lato" w:eastAsia="DengXian" w:hAnsi="Lato" w:cs="Arial"/>
+          <w:iCs/>
+          <w:color w:val="000000" w:themeColor="text1"/>
+          <w:szCs w:val="20"/>
+          <w:lang w:eastAsia="zh-CN"/>
+        </w:rPr>
+        <w:t xml:space="preserve">hile it is true that current commercial </w:t>
+      </w:r>
+      <w:r>
+        <w:rPr>
+          <w:rFonts w:ascii="Lato" w:eastAsia="DengXian" w:hAnsi="Lato" w:cs="Arial"/>
+          <w:iCs/>
+          <w:color w:val="000000" w:themeColor="text1"/>
+          <w:szCs w:val="20"/>
+          <w:lang w:eastAsia="zh-CN"/>
+        </w:rPr>
+        <w:t>C</w:t>
+      </w:r>
+      <w:r>
+        <w:rPr>
+          <w:rFonts w:ascii="Lato" w:eastAsia="DengXian" w:hAnsi="Lato" w:cs="Arial"/>
+          <w:iCs/>
+          <w:color w:val="000000" w:themeColor="text1"/>
+          <w:szCs w:val="20"/>
+          <w:vertAlign w:val="subscript"/>
           <w:lang w:eastAsia="zh-CN"/>
         </w:rPr>
         <w:t>2</w:t>
@@ -2270,6 +2425,290 @@
           <w:szCs w:val="20"/>
           <w:lang w:eastAsia="zh-CN"/>
         </w:rPr>
+        <w:t>H</w:t>
+      </w:r>
+      <w:r>
+        <w:rPr>
+          <w:rFonts w:ascii="Lato" w:eastAsia="DengXian" w:hAnsi="Lato" w:cs="Arial"/>
+          <w:iCs/>
+          <w:color w:val="000000" w:themeColor="text1"/>
+          <w:szCs w:val="20"/>
+          <w:vertAlign w:val="subscript"/>
+          <w:lang w:eastAsia="zh-CN"/>
+        </w:rPr>
+        <w:t>2</w:t>
+      </w:r>
+      <w:r>
+        <w:rPr>
+          <w:rFonts w:ascii="Lato" w:eastAsia="DengXian" w:hAnsi="Lato" w:cs="Arial"/>
+          <w:iCs/>
+          <w:color w:val="000000" w:themeColor="text1"/>
+          <w:szCs w:val="20"/>
+          <w:lang w:eastAsia="zh-CN"/>
+        </w:rPr>
+        <w:t xml:space="preserve"> </w:t>
+      </w:r>
+      <w:r>
+        <w:rPr>
+          <w:rFonts w:ascii="Lato" w:eastAsia="DengXian" w:hAnsi="Lato" w:cs="Arial"/>
+          <w:iCs/>
+          <w:color w:val="000000" w:themeColor="text1"/>
+          <w:szCs w:val="20"/>
+          <w:lang w:eastAsia="zh-CN"/>
+        </w:rPr>
+        <w:t xml:space="preserve">production technologies are not catalysis-driven due to thermodynamic limitations, </w:t>
+      </w:r>
+      <w:r>
+        <w:rPr>
+          <w:rFonts w:ascii="Lato" w:eastAsia="DengXian" w:hAnsi="Lato" w:cs="Arial"/>
+          <w:iCs/>
+          <w:color w:val="000000" w:themeColor="text1"/>
+          <w:szCs w:val="20"/>
+          <w:lang w:eastAsia="zh-CN"/>
+        </w:rPr>
+        <w:t xml:space="preserve">ongoing efforts in </w:t>
+      </w:r>
+      <w:r>
+        <w:rPr>
+          <w:rFonts w:ascii="Lato" w:eastAsia="DengXian" w:hAnsi="Lato" w:cs="Arial"/>
+          <w:iCs/>
+          <w:color w:val="000000" w:themeColor="text1"/>
+          <w:szCs w:val="20"/>
+          <w:lang w:eastAsia="zh-CN"/>
+        </w:rPr>
+        <w:t>non</w:t>
+      </w:r>
+      <w:r>
+        <w:rPr>
+          <w:rFonts w:ascii="Lato" w:eastAsia="DengXian" w:hAnsi="Lato" w:cs="Arial"/>
+          <w:iCs/>
+          <w:color w:val="000000" w:themeColor="text1"/>
+          <w:szCs w:val="20"/>
+          <w:lang w:eastAsia="zh-CN"/>
+        </w:rPr>
+        <w:noBreakHyphen/>
+      </w:r>
+      <w:r>
+        <w:rPr>
+          <w:rFonts w:ascii="Lato" w:eastAsia="DengXian" w:hAnsi="Lato" w:cs="Arial"/>
+          <w:iCs/>
+          <w:color w:val="000000" w:themeColor="text1"/>
+          <w:szCs w:val="20"/>
+          <w:lang w:eastAsia="zh-CN"/>
+        </w:rPr>
+        <w:t>thermal plasma and thermal pyrolysis approaches</w:t>
+      </w:r>
+      <w:r>
+        <w:rPr>
+          <w:rFonts w:ascii="Lato" w:eastAsia="DengXian" w:hAnsi="Lato" w:cs="Arial"/>
+          <w:iCs/>
+          <w:color w:val="000000" w:themeColor="text1"/>
+          <w:szCs w:val="20"/>
+          <w:lang w:eastAsia="zh-CN"/>
+        </w:rPr>
+        <w:t xml:space="preserve"> highlight the potential of catalysis in this domain</w:t>
+      </w:r>
+      <w:r>
+        <w:rPr>
+          <w:rFonts w:ascii="Lato" w:eastAsia="DengXian" w:hAnsi="Lato" w:cs="Arial"/>
+          <w:iCs/>
+          <w:color w:val="000000" w:themeColor="text1"/>
+          <w:szCs w:val="20"/>
+          <w:lang w:eastAsia="zh-CN"/>
+        </w:rPr>
+        <w:t xml:space="preserve">. As </w:t>
+      </w:r>
+      <w:r>
+        <w:rPr>
+          <w:rFonts w:ascii="Lato" w:eastAsia="DengXian" w:hAnsi="Lato" w:cs="Arial"/>
+          <w:iCs/>
+          <w:color w:val="000000" w:themeColor="text1"/>
+          <w:szCs w:val="20"/>
+          <w:lang w:eastAsia="zh-CN"/>
+        </w:rPr>
+        <w:t xml:space="preserve">discussed </w:t>
+      </w:r>
+      <w:r>
+        <w:rPr>
+          <w:rFonts w:ascii="Lato" w:eastAsia="DengXian" w:hAnsi="Lato" w:cs="Arial"/>
+          <w:iCs/>
+          <w:color w:val="000000" w:themeColor="text1"/>
+          <w:szCs w:val="20"/>
+          <w:lang w:eastAsia="zh-CN"/>
+        </w:rPr>
+        <w:t>in the Outlook section</w:t>
+      </w:r>
+      <w:r>
+        <w:rPr>
+          <w:rFonts w:ascii="Lato" w:eastAsia="DengXian" w:hAnsi="Lato" w:cs="Arial"/>
+          <w:iCs/>
+          <w:color w:val="000000" w:themeColor="text1"/>
+          <w:szCs w:val="20"/>
+          <w:lang w:eastAsia="zh-CN"/>
+        </w:rPr>
+        <w:t xml:space="preserve"> (</w:t>
+      </w:r>
+      <w:r>
+        <w:rPr>
+          <w:rFonts w:ascii="Lato" w:eastAsia="DengXian" w:hAnsi="Lato" w:cs="Arial"/>
+          <w:bCs/>
+          <w:iCs/>
+          <w:color w:val="000000" w:themeColor="text1"/>
+          <w:szCs w:val="20"/>
+          <w:lang w:eastAsia="zh-CN"/>
+        </w:rPr>
+        <w:t>page xx, line xx</w:t>
+      </w:r>
+      <w:r>
+        <w:rPr>
+          <w:rFonts w:ascii="Lato" w:eastAsia="DengXian" w:hAnsi="Lato" w:cs="Arial"/>
+          <w:iCs/>
+          <w:color w:val="000000" w:themeColor="text1"/>
+          <w:szCs w:val="20"/>
+          <w:lang w:eastAsia="zh-CN"/>
+        </w:rPr>
+        <w:t>)</w:t>
+      </w:r>
+      <w:r>
+        <w:rPr>
+          <w:rFonts w:ascii="Lato" w:eastAsia="DengXian" w:hAnsi="Lato" w:cs="Arial"/>
+          <w:iCs/>
+          <w:color w:val="000000" w:themeColor="text1"/>
+          <w:szCs w:val="20"/>
+          <w:lang w:eastAsia="zh-CN"/>
+        </w:rPr>
+        <w:t xml:space="preserve">, we propose that green </w:t>
+      </w:r>
+      <w:r>
+        <w:rPr>
+          <w:rFonts w:ascii="Lato" w:eastAsia="DengXian" w:hAnsi="Lato" w:cs="Arial"/>
+          <w:iCs/>
+          <w:color w:val="000000" w:themeColor="text1"/>
+          <w:szCs w:val="20"/>
+          <w:lang w:eastAsia="zh-CN"/>
+        </w:rPr>
+        <w:t>C</w:t>
+      </w:r>
+      <w:r>
+        <w:rPr>
+          <w:rFonts w:ascii="Lato" w:eastAsia="DengXian" w:hAnsi="Lato" w:cs="Arial"/>
+          <w:iCs/>
+          <w:color w:val="000000" w:themeColor="text1"/>
+          <w:szCs w:val="20"/>
+          <w:vertAlign w:val="subscript"/>
+          <w:lang w:eastAsia="zh-CN"/>
+        </w:rPr>
+        <w:t>2</w:t>
+      </w:r>
+      <w:r>
+        <w:rPr>
+          <w:rFonts w:ascii="Lato" w:eastAsia="DengXian" w:hAnsi="Lato" w:cs="Arial"/>
+          <w:iCs/>
+          <w:color w:val="000000" w:themeColor="text1"/>
+          <w:szCs w:val="20"/>
+          <w:lang w:eastAsia="zh-CN"/>
+        </w:rPr>
+        <w:t>H</w:t>
+      </w:r>
+      <w:r>
+        <w:rPr>
+          <w:rFonts w:ascii="Lato" w:eastAsia="DengXian" w:hAnsi="Lato" w:cs="Arial"/>
+          <w:iCs/>
+          <w:color w:val="000000" w:themeColor="text1"/>
+          <w:szCs w:val="20"/>
+          <w:vertAlign w:val="subscript"/>
+          <w:lang w:eastAsia="zh-CN"/>
+        </w:rPr>
+        <w:t>2</w:t>
+      </w:r>
+      <w:r>
+        <w:rPr>
+          <w:rFonts w:ascii="Lato" w:eastAsia="DengXian" w:hAnsi="Lato" w:cs="Arial"/>
+          <w:iCs/>
+          <w:color w:val="000000" w:themeColor="text1"/>
+          <w:szCs w:val="20"/>
+          <w:lang w:eastAsia="zh-CN"/>
+        </w:rPr>
+        <w:t xml:space="preserve"> </w:t>
+      </w:r>
+      <w:r>
+        <w:rPr>
+          <w:rFonts w:ascii="Lato" w:eastAsia="DengXian" w:hAnsi="Lato" w:cs="Arial"/>
+          <w:iCs/>
+          <w:color w:val="000000" w:themeColor="text1"/>
+          <w:szCs w:val="20"/>
+          <w:lang w:eastAsia="zh-CN"/>
+        </w:rPr>
+        <w:t>production</w:t>
+      </w:r>
+      <w:r>
+        <w:rPr>
+          <w:rFonts w:ascii="Lato" w:eastAsia="DengXian" w:hAnsi="Lato" w:cs="Arial"/>
+          <w:iCs/>
+          <w:color w:val="000000" w:themeColor="text1"/>
+          <w:szCs w:val="20"/>
+          <w:lang w:eastAsia="zh-CN"/>
+        </w:rPr>
+        <w:t xml:space="preserve"> could emerge in the near future</w:t>
+      </w:r>
+      <w:r>
+        <w:rPr>
+          <w:rFonts w:ascii="Lato" w:eastAsia="DengXian" w:hAnsi="Lato" w:cs="Arial"/>
+          <w:iCs/>
+          <w:color w:val="000000" w:themeColor="text1"/>
+          <w:szCs w:val="20"/>
+          <w:lang w:eastAsia="zh-CN"/>
+        </w:rPr>
+        <w:t xml:space="preserve"> </w:t>
+      </w:r>
+      <w:r>
+        <w:rPr>
+          <w:rFonts w:ascii="Lato" w:eastAsia="DengXian" w:hAnsi="Lato" w:cs="Arial"/>
+          <w:iCs/>
+          <w:color w:val="000000" w:themeColor="text1"/>
+          <w:szCs w:val="20"/>
+          <w:lang w:eastAsia="zh-CN"/>
+        </w:rPr>
+        <w:t>from</w:t>
+      </w:r>
+      <w:r>
+        <w:rPr>
+          <w:rFonts w:ascii="Lato" w:eastAsia="DengXian" w:hAnsi="Lato" w:cs="Arial"/>
+          <w:iCs/>
+          <w:color w:val="000000" w:themeColor="text1"/>
+          <w:szCs w:val="20"/>
+          <w:lang w:eastAsia="zh-CN"/>
+        </w:rPr>
+        <w:t xml:space="preserve"> integrat</w:t>
+      </w:r>
+      <w:r>
+        <w:rPr>
+          <w:rFonts w:ascii="Lato" w:eastAsia="DengXian" w:hAnsi="Lato" w:cs="Arial"/>
+          <w:iCs/>
+          <w:color w:val="000000" w:themeColor="text1"/>
+          <w:szCs w:val="20"/>
+          <w:lang w:eastAsia="zh-CN"/>
+        </w:rPr>
+        <w:t>ing</w:t>
+      </w:r>
+      <w:r>
+        <w:rPr>
+          <w:rFonts w:ascii="Lato" w:eastAsia="DengXian" w:hAnsi="Lato" w:cs="Arial"/>
+          <w:iCs/>
+          <w:color w:val="000000" w:themeColor="text1"/>
+          <w:szCs w:val="20"/>
+          <w:lang w:eastAsia="zh-CN"/>
+        </w:rPr>
+        <w:t xml:space="preserve"> green electricity and renewable carbon feedstocks</w:t>
+      </w:r>
+      <w:r>
+        <w:rPr>
+          <w:rFonts w:ascii="Lato" w:eastAsia="DengXian" w:hAnsi="Lato" w:cs="Arial"/>
+          <w:iCs/>
+          <w:color w:val="000000" w:themeColor="text1"/>
+          <w:szCs w:val="20"/>
+          <w:lang w:eastAsia="zh-CN"/>
+        </w:rPr>
         <w:t>,</w:t>
       </w:r>
       <w:r>
@@ -2290,641 +2729,7 @@
           <w:szCs w:val="20"/>
           <w:lang w:eastAsia="zh-CN"/>
         </w:rPr>
-        <w:t>may</w:t>
-      </w:r>
-      <w:r>
-        <w:rPr>
-          <w:rFonts w:ascii="Lato" w:eastAsia="DengXian" w:hAnsi="Lato" w:cs="Arial"/>
-          <w:iCs/>
-          <w:color w:val="000000" w:themeColor="text1"/>
-          <w:szCs w:val="20"/>
-          <w:lang w:eastAsia="zh-CN"/>
-        </w:rPr>
-        <w:t xml:space="preserve"> </w:t>
-      </w:r>
-      <w:r>
-        <w:rPr>
-          <w:rFonts w:ascii="Lato" w:eastAsia="DengXian" w:hAnsi="Lato" w:cs="Arial"/>
-          <w:iCs/>
-          <w:color w:val="000000" w:themeColor="text1"/>
-          <w:szCs w:val="20"/>
-          <w:lang w:eastAsia="zh-CN"/>
-        </w:rPr>
-        <w:t xml:space="preserve">have diluted the manuscript’s central focus </w:t>
-      </w:r>
-      <w:r>
-        <w:rPr>
-          <w:rFonts w:ascii="Lato" w:eastAsia="DengXian" w:hAnsi="Lato" w:cs="Arial"/>
-          <w:iCs/>
-          <w:color w:val="000000" w:themeColor="text1"/>
-          <w:szCs w:val="20"/>
-          <w:lang w:eastAsia="zh-CN"/>
-        </w:rPr>
-        <w:t xml:space="preserve">and </w:t>
-      </w:r>
-      <w:r>
-        <w:rPr>
-          <w:rFonts w:ascii="Lato" w:eastAsia="DengXian" w:hAnsi="Lato" w:cs="Arial"/>
-          <w:iCs/>
-          <w:color w:val="000000" w:themeColor="text1"/>
-          <w:szCs w:val="20"/>
-          <w:lang w:eastAsia="zh-CN"/>
-        </w:rPr>
-        <w:t>overlapped</w:t>
-      </w:r>
-      <w:r>
-        <w:rPr>
-          <w:rFonts w:ascii="Lato" w:eastAsia="DengXian" w:hAnsi="Lato" w:cs="Arial"/>
-          <w:iCs/>
-          <w:color w:val="000000" w:themeColor="text1"/>
-          <w:szCs w:val="20"/>
-          <w:lang w:eastAsia="zh-CN"/>
-        </w:rPr>
-        <w:t xml:space="preserve"> with previous</w:t>
-      </w:r>
-      <w:r>
-        <w:rPr>
-          <w:rFonts w:ascii="Lato" w:eastAsia="DengXian" w:hAnsi="Lato" w:cs="Arial"/>
-          <w:iCs/>
-          <w:color w:val="000000" w:themeColor="text1"/>
-          <w:szCs w:val="20"/>
-          <w:lang w:eastAsia="zh-CN"/>
-        </w:rPr>
-        <w:t xml:space="preserve"> review</w:t>
-      </w:r>
-      <w:r>
-        <w:rPr>
-          <w:rFonts w:ascii="Lato" w:eastAsia="DengXian" w:hAnsi="Lato" w:cs="Arial"/>
-          <w:iCs/>
-          <w:color w:val="000000" w:themeColor="text1"/>
-          <w:szCs w:val="20"/>
-          <w:lang w:eastAsia="zh-CN"/>
-        </w:rPr>
-        <w:t>s</w:t>
-      </w:r>
-      <w:r>
-        <w:rPr>
-          <w:rFonts w:ascii="Lato" w:eastAsia="DengXian" w:hAnsi="Lato" w:cs="Arial"/>
-          <w:iCs/>
-          <w:color w:val="000000" w:themeColor="text1"/>
-          <w:szCs w:val="20"/>
-          <w:lang w:eastAsia="zh-CN"/>
-        </w:rPr>
-        <w:t>.</w:t>
-      </w:r>
-      <w:r>
-        <w:rPr>
-          <w:rFonts w:ascii="Lato" w:eastAsia="DengXian" w:hAnsi="Lato" w:cs="Arial"/>
-          <w:iCs/>
-          <w:color w:val="000000" w:themeColor="text1"/>
-          <w:szCs w:val="20"/>
-          <w:lang w:eastAsia="zh-CN"/>
-        </w:rPr>
-        <w:t xml:space="preserve"> </w:t>
-      </w:r>
-      <w:r>
-        <w:rPr>
-          <w:rFonts w:ascii="Lato" w:eastAsia="DengXian" w:hAnsi="Lato" w:cs="Arial"/>
-          <w:iCs/>
-          <w:color w:val="000000" w:themeColor="text1"/>
-          <w:szCs w:val="20"/>
-          <w:lang w:eastAsia="zh-CN"/>
-        </w:rPr>
-        <w:t>In response</w:t>
-      </w:r>
-      <w:r>
-        <w:rPr>
-          <w:rFonts w:ascii="Lato" w:eastAsia="DengXian" w:hAnsi="Lato" w:cs="Arial"/>
-          <w:iCs/>
-          <w:color w:val="000000" w:themeColor="text1"/>
-          <w:szCs w:val="20"/>
-          <w:lang w:eastAsia="zh-CN"/>
-        </w:rPr>
-        <w:t xml:space="preserve">, we have restructured </w:t>
-      </w:r>
-      <w:r>
-        <w:rPr>
-          <w:rFonts w:ascii="Lato" w:eastAsia="DengXian" w:hAnsi="Lato" w:cs="Arial"/>
-          <w:bCs/>
-          <w:iCs/>
-          <w:color w:val="000000" w:themeColor="text1"/>
-          <w:szCs w:val="20"/>
-          <w:lang w:eastAsia="zh-CN"/>
-        </w:rPr>
-        <w:t xml:space="preserve">the manuscript </w:t>
-      </w:r>
-      <w:r>
-        <w:rPr>
-          <w:rFonts w:ascii="Lato" w:eastAsia="DengXian" w:hAnsi="Lato" w:cs="Arial"/>
-          <w:bCs/>
-          <w:iCs/>
-          <w:color w:val="000000" w:themeColor="text1"/>
-          <w:szCs w:val="20"/>
-          <w:lang w:eastAsia="zh-CN"/>
-        </w:rPr>
-        <w:t>as a</w:t>
-      </w:r>
-      <w:r>
-        <w:rPr>
-          <w:rFonts w:ascii="Lato" w:eastAsia="DengXian" w:hAnsi="Lato" w:cs="Arial"/>
-          <w:bCs/>
-          <w:iCs/>
-          <w:color w:val="000000" w:themeColor="text1"/>
-          <w:szCs w:val="20"/>
-          <w:lang w:eastAsia="zh-CN"/>
-        </w:rPr>
-        <w:t xml:space="preserve"> Perspective and </w:t>
-      </w:r>
-      <w:r>
-        <w:rPr>
-          <w:rFonts w:ascii="Lato" w:eastAsia="DengXian" w:hAnsi="Lato" w:cs="Arial"/>
-          <w:bCs/>
-          <w:iCs/>
-          <w:color w:val="000000" w:themeColor="text1"/>
-          <w:szCs w:val="20"/>
-          <w:lang w:eastAsia="zh-CN"/>
-        </w:rPr>
-        <w:t xml:space="preserve">substantially streamlined </w:t>
-      </w:r>
-      <w:r>
-        <w:rPr>
-          <w:rFonts w:ascii="Lato" w:eastAsia="DengXian" w:hAnsi="Lato" w:cs="Arial"/>
-          <w:bCs/>
-          <w:iCs/>
-          <w:color w:val="000000" w:themeColor="text1"/>
-          <w:szCs w:val="20"/>
-          <w:lang w:eastAsia="zh-CN"/>
-        </w:rPr>
-        <w:t>Section</w:t>
-      </w:r>
-      <w:r>
-        <w:rPr>
-          <w:rFonts w:ascii="Lato" w:eastAsia="DengXian" w:hAnsi="Lato" w:cs="Arial"/>
-          <w:bCs/>
-          <w:iCs/>
-          <w:color w:val="000000" w:themeColor="text1"/>
-          <w:szCs w:val="20"/>
-          <w:lang w:eastAsia="zh-CN"/>
-        </w:rPr>
-        <w:t> </w:t>
-      </w:r>
-      <w:r>
-        <w:rPr>
-          <w:rFonts w:ascii="Lato" w:eastAsia="DengXian" w:hAnsi="Lato" w:cs="Arial"/>
-          <w:bCs/>
-          <w:iCs/>
-          <w:color w:val="000000" w:themeColor="text1"/>
-          <w:szCs w:val="20"/>
-          <w:lang w:eastAsia="zh-CN"/>
-        </w:rPr>
-        <w:t>2 (</w:t>
-      </w:r>
-      <w:r>
-        <w:rPr>
-          <w:rFonts w:ascii="Lato" w:eastAsia="DengXian" w:hAnsi="Lato" w:cs="Arial"/>
-          <w:iCs/>
-          <w:color w:val="000000" w:themeColor="text1"/>
-          <w:szCs w:val="20"/>
-          <w:lang w:eastAsia="zh-CN"/>
-        </w:rPr>
-        <w:t>see Action below for details</w:t>
-      </w:r>
-      <w:r>
-        <w:rPr>
-          <w:rFonts w:ascii="Lato" w:eastAsia="DengXian" w:hAnsi="Lato" w:cs="Arial"/>
-          <w:bCs/>
-          <w:iCs/>
-          <w:color w:val="000000" w:themeColor="text1"/>
-          <w:szCs w:val="20"/>
-          <w:lang w:eastAsia="zh-CN"/>
-        </w:rPr>
-        <w:t>)</w:t>
-      </w:r>
-      <w:r>
-        <w:rPr>
-          <w:rFonts w:ascii="Lato" w:eastAsia="DengXian" w:hAnsi="Lato" w:cs="Arial"/>
-          <w:bCs/>
-          <w:iCs/>
-          <w:color w:val="000000" w:themeColor="text1"/>
-          <w:szCs w:val="20"/>
-          <w:lang w:eastAsia="zh-CN"/>
-        </w:rPr>
-        <w:t xml:space="preserve"> to better align with the future-oriented scope of the article</w:t>
-      </w:r>
-      <w:r>
-        <w:rPr>
-          <w:rFonts w:ascii="Lato" w:eastAsia="DengXian" w:hAnsi="Lato" w:cs="Arial"/>
-          <w:iCs/>
-          <w:color w:val="000000" w:themeColor="text1"/>
-          <w:szCs w:val="20"/>
-          <w:lang w:eastAsia="zh-CN"/>
-        </w:rPr>
-        <w:t>.</w:t>
-      </w:r>
-      <w:r>
-        <w:rPr>
-          <w:rFonts w:ascii="Lato" w:eastAsia="DengXian" w:hAnsi="Lato" w:cs="Arial"/>
-          <w:iCs/>
-          <w:color w:val="000000" w:themeColor="text1"/>
-          <w:szCs w:val="20"/>
-          <w:lang w:eastAsia="zh-CN"/>
-        </w:rPr>
-        <w:t xml:space="preserve"> </w:t>
-      </w:r>
-      <w:r>
-        <w:rPr>
-          <w:rFonts w:ascii="Lato" w:eastAsia="DengXian" w:hAnsi="Lato" w:cs="Arial"/>
-          <w:iCs/>
-          <w:color w:val="000000" w:themeColor="text1"/>
-          <w:szCs w:val="20"/>
-          <w:lang w:eastAsia="zh-CN"/>
-        </w:rPr>
-        <w:t>Technologically</w:t>
-      </w:r>
-      <w:r>
-        <w:rPr>
-          <w:rFonts w:ascii="Lato" w:eastAsia="DengXian" w:hAnsi="Lato" w:cs="Arial"/>
-          <w:iCs/>
-          <w:color w:val="000000" w:themeColor="text1"/>
-          <w:szCs w:val="20"/>
-          <w:lang w:eastAsia="zh-CN"/>
-        </w:rPr>
-        <w:t>, w</w:t>
-      </w:r>
-      <w:r>
-        <w:rPr>
-          <w:rFonts w:ascii="Lato" w:eastAsia="DengXian" w:hAnsi="Lato" w:cs="Arial"/>
-          <w:iCs/>
-          <w:color w:val="000000" w:themeColor="text1"/>
-          <w:szCs w:val="20"/>
-          <w:lang w:eastAsia="zh-CN"/>
-        </w:rPr>
-        <w:t xml:space="preserve">hile it is true that current commercial </w:t>
-      </w:r>
-      <w:r>
-        <w:rPr>
-          <w:rFonts w:ascii="Lato" w:eastAsia="DengXian" w:hAnsi="Lato" w:cs="Arial"/>
-          <w:iCs/>
-          <w:color w:val="000000" w:themeColor="text1"/>
-          <w:szCs w:val="20"/>
-          <w:lang w:eastAsia="zh-CN"/>
-        </w:rPr>
-        <w:t>C</w:t>
-      </w:r>
-      <w:r>
-        <w:rPr>
-          <w:rFonts w:ascii="Lato" w:eastAsia="DengXian" w:hAnsi="Lato" w:cs="Arial"/>
-          <w:iCs/>
-          <w:color w:val="000000" w:themeColor="text1"/>
-          <w:szCs w:val="20"/>
-          <w:vertAlign w:val="subscript"/>
-          <w:lang w:eastAsia="zh-CN"/>
-        </w:rPr>
-        <w:t>2</w:t>
-      </w:r>
-      <w:r>
-        <w:rPr>
-          <w:rFonts w:ascii="Lato" w:eastAsia="DengXian" w:hAnsi="Lato" w:cs="Arial"/>
-          <w:iCs/>
-          <w:color w:val="000000" w:themeColor="text1"/>
-          <w:szCs w:val="20"/>
-          <w:lang w:eastAsia="zh-CN"/>
-        </w:rPr>
-        <w:t>H</w:t>
-      </w:r>
-      <w:r>
-        <w:rPr>
-          <w:rFonts w:ascii="Lato" w:eastAsia="DengXian" w:hAnsi="Lato" w:cs="Arial"/>
-          <w:iCs/>
-          <w:color w:val="000000" w:themeColor="text1"/>
-          <w:szCs w:val="20"/>
-          <w:vertAlign w:val="subscript"/>
-          <w:lang w:eastAsia="zh-CN"/>
-        </w:rPr>
-        <w:t>2</w:t>
-      </w:r>
-      <w:r>
-        <w:rPr>
-          <w:rFonts w:ascii="Lato" w:eastAsia="DengXian" w:hAnsi="Lato" w:cs="Arial"/>
-          <w:iCs/>
-          <w:color w:val="000000" w:themeColor="text1"/>
-          <w:szCs w:val="20"/>
-          <w:lang w:eastAsia="zh-CN"/>
-        </w:rPr>
-        <w:t xml:space="preserve"> </w:t>
-      </w:r>
-      <w:r>
-        <w:rPr>
-          <w:rFonts w:ascii="Lato" w:eastAsia="DengXian" w:hAnsi="Lato" w:cs="Arial"/>
-          <w:iCs/>
-          <w:color w:val="000000" w:themeColor="text1"/>
-          <w:szCs w:val="20"/>
-          <w:lang w:eastAsia="zh-CN"/>
-        </w:rPr>
-        <w:t xml:space="preserve">production technologies are not catalysis-driven due to thermodynamic limitations, </w:t>
-      </w:r>
-      <w:r>
-        <w:rPr>
-          <w:rFonts w:ascii="Lato" w:eastAsia="DengXian" w:hAnsi="Lato" w:cs="Arial"/>
-          <w:iCs/>
-          <w:color w:val="000000" w:themeColor="text1"/>
-          <w:szCs w:val="20"/>
-          <w:lang w:eastAsia="zh-CN"/>
-        </w:rPr>
-        <w:t xml:space="preserve">ongoing efforts in </w:t>
-      </w:r>
-      <w:r>
-        <w:rPr>
-          <w:rFonts w:ascii="Lato" w:eastAsia="DengXian" w:hAnsi="Lato" w:cs="Arial"/>
-          <w:iCs/>
-          <w:color w:val="000000" w:themeColor="text1"/>
-          <w:szCs w:val="20"/>
-          <w:lang w:eastAsia="zh-CN"/>
-        </w:rPr>
-        <w:t>non</w:t>
-      </w:r>
-      <w:r>
-        <w:rPr>
-          <w:rFonts w:ascii="Lato" w:eastAsia="DengXian" w:hAnsi="Lato" w:cs="Arial"/>
-          <w:iCs/>
-          <w:color w:val="000000" w:themeColor="text1"/>
-          <w:szCs w:val="20"/>
-          <w:lang w:eastAsia="zh-CN"/>
-        </w:rPr>
-        <w:noBreakHyphen/>
-      </w:r>
-      <w:r>
-        <w:rPr>
-          <w:rFonts w:ascii="Lato" w:eastAsia="DengXian" w:hAnsi="Lato" w:cs="Arial"/>
-          <w:iCs/>
-          <w:color w:val="000000" w:themeColor="text1"/>
-          <w:szCs w:val="20"/>
-          <w:lang w:eastAsia="zh-CN"/>
-        </w:rPr>
-        <w:t>thermal plasma and thermal pyrolysis approaches</w:t>
-      </w:r>
-      <w:r>
-        <w:rPr>
-          <w:rFonts w:ascii="Lato" w:eastAsia="DengXian" w:hAnsi="Lato" w:cs="Arial"/>
-          <w:iCs/>
-          <w:color w:val="000000" w:themeColor="text1"/>
-          <w:szCs w:val="20"/>
-          <w:lang w:eastAsia="zh-CN"/>
-        </w:rPr>
-        <w:t xml:space="preserve"> highlight the potential of catalysis in this domain</w:t>
-      </w:r>
-      <w:r>
-        <w:rPr>
-          <w:rFonts w:ascii="Lato" w:eastAsia="DengXian" w:hAnsi="Lato" w:cs="Arial"/>
-          <w:iCs/>
-          <w:color w:val="000000" w:themeColor="text1"/>
-          <w:szCs w:val="20"/>
-          <w:lang w:eastAsia="zh-CN"/>
-        </w:rPr>
-        <w:t xml:space="preserve">. As </w:t>
-      </w:r>
-      <w:r>
-        <w:rPr>
-          <w:rFonts w:ascii="Lato" w:eastAsia="DengXian" w:hAnsi="Lato" w:cs="Arial"/>
-          <w:iCs/>
-          <w:color w:val="000000" w:themeColor="text1"/>
-          <w:szCs w:val="20"/>
-          <w:lang w:eastAsia="zh-CN"/>
-        </w:rPr>
-        <w:t>discussed</w:t>
-      </w:r>
-      <w:r>
-        <w:rPr>
-          <w:rFonts w:ascii="Lato" w:eastAsia="DengXian" w:hAnsi="Lato" w:cs="Arial"/>
-          <w:iCs/>
-          <w:color w:val="000000" w:themeColor="text1"/>
-          <w:szCs w:val="20"/>
-          <w:lang w:eastAsia="zh-CN"/>
-        </w:rPr>
-        <w:t xml:space="preserve"> </w:t>
-      </w:r>
-      <w:r>
-        <w:rPr>
-          <w:rFonts w:ascii="Lato" w:eastAsia="DengXian" w:hAnsi="Lato" w:cs="Arial"/>
-          <w:iCs/>
-          <w:color w:val="000000" w:themeColor="text1"/>
-          <w:szCs w:val="20"/>
-          <w:lang w:eastAsia="zh-CN"/>
-        </w:rPr>
-        <w:t>in the Outlook section</w:t>
-      </w:r>
-      <w:r>
-        <w:rPr>
-          <w:rFonts w:ascii="Lato" w:eastAsia="DengXian" w:hAnsi="Lato" w:cs="Arial"/>
-          <w:iCs/>
-          <w:color w:val="000000" w:themeColor="text1"/>
-          <w:szCs w:val="20"/>
-          <w:lang w:eastAsia="zh-CN"/>
-        </w:rPr>
-        <w:t xml:space="preserve"> (</w:t>
-      </w:r>
-      <w:r>
-        <w:rPr>
-          <w:rFonts w:ascii="Lato" w:eastAsia="DengXian" w:hAnsi="Lato" w:cs="Arial"/>
-          <w:bCs/>
-          <w:iCs/>
-          <w:color w:val="000000" w:themeColor="text1"/>
-          <w:szCs w:val="20"/>
-          <w:lang w:eastAsia="zh-CN"/>
-        </w:rPr>
-        <w:t>page xx, line xx</w:t>
-      </w:r>
-      <w:r>
-        <w:rPr>
-          <w:rFonts w:ascii="Lato" w:eastAsia="DengXian" w:hAnsi="Lato" w:cs="Arial"/>
-          <w:iCs/>
-          <w:color w:val="000000" w:themeColor="text1"/>
-          <w:szCs w:val="20"/>
-          <w:lang w:eastAsia="zh-CN"/>
-        </w:rPr>
-        <w:t>)</w:t>
-      </w:r>
-      <w:r>
-        <w:rPr>
-          <w:rFonts w:ascii="Lato" w:eastAsia="DengXian" w:hAnsi="Lato" w:cs="Arial"/>
-          <w:iCs/>
-          <w:color w:val="000000" w:themeColor="text1"/>
-          <w:szCs w:val="20"/>
-          <w:lang w:eastAsia="zh-CN"/>
-        </w:rPr>
-        <w:t xml:space="preserve">, we propose that green </w:t>
-      </w:r>
-      <w:r>
-        <w:rPr>
-          <w:rFonts w:ascii="Lato" w:eastAsia="DengXian" w:hAnsi="Lato" w:cs="Arial"/>
-          <w:iCs/>
-          <w:color w:val="000000" w:themeColor="text1"/>
-          <w:szCs w:val="20"/>
-          <w:lang w:eastAsia="zh-CN"/>
-        </w:rPr>
-        <w:t>C</w:t>
-      </w:r>
-      <w:r>
-        <w:rPr>
-          <w:rFonts w:ascii="Lato" w:eastAsia="DengXian" w:hAnsi="Lato" w:cs="Arial"/>
-          <w:iCs/>
-          <w:color w:val="000000" w:themeColor="text1"/>
-          <w:szCs w:val="20"/>
-          <w:vertAlign w:val="subscript"/>
-          <w:lang w:eastAsia="zh-CN"/>
-        </w:rPr>
-        <w:t>2</w:t>
-      </w:r>
-      <w:r>
-        <w:rPr>
-          <w:rFonts w:ascii="Lato" w:eastAsia="DengXian" w:hAnsi="Lato" w:cs="Arial"/>
-          <w:iCs/>
-          <w:color w:val="000000" w:themeColor="text1"/>
-          <w:szCs w:val="20"/>
-          <w:lang w:eastAsia="zh-CN"/>
-        </w:rPr>
-        <w:t>H</w:t>
-      </w:r>
-      <w:r>
-        <w:rPr>
-          <w:rFonts w:ascii="Lato" w:eastAsia="DengXian" w:hAnsi="Lato" w:cs="Arial"/>
-          <w:iCs/>
-          <w:color w:val="000000" w:themeColor="text1"/>
-          <w:szCs w:val="20"/>
-          <w:vertAlign w:val="subscript"/>
-          <w:lang w:eastAsia="zh-CN"/>
-        </w:rPr>
-        <w:t>2</w:t>
-      </w:r>
-      <w:r>
-        <w:rPr>
-          <w:rFonts w:ascii="Lato" w:eastAsia="DengXian" w:hAnsi="Lato" w:cs="Arial"/>
-          <w:iCs/>
-          <w:color w:val="000000" w:themeColor="text1"/>
-          <w:szCs w:val="20"/>
-          <w:lang w:eastAsia="zh-CN"/>
-        </w:rPr>
-        <w:t xml:space="preserve"> </w:t>
-      </w:r>
-      <w:r>
-        <w:rPr>
-          <w:rFonts w:ascii="Lato" w:eastAsia="DengXian" w:hAnsi="Lato" w:cs="Arial"/>
-          <w:iCs/>
-          <w:color w:val="000000" w:themeColor="text1"/>
-          <w:szCs w:val="20"/>
-          <w:lang w:eastAsia="zh-CN"/>
-        </w:rPr>
-        <w:t>production</w:t>
-      </w:r>
-      <w:r>
-        <w:rPr>
-          <w:rFonts w:ascii="Lato" w:eastAsia="DengXian" w:hAnsi="Lato" w:cs="Arial"/>
-          <w:iCs/>
-          <w:color w:val="000000" w:themeColor="text1"/>
-          <w:szCs w:val="20"/>
-          <w:lang w:eastAsia="zh-CN"/>
-        </w:rPr>
-        <w:t xml:space="preserve"> could emerge in the near future</w:t>
-      </w:r>
-      <w:r>
-        <w:rPr>
-          <w:rFonts w:ascii="Lato" w:eastAsia="DengXian" w:hAnsi="Lato" w:cs="Arial"/>
-          <w:iCs/>
-          <w:color w:val="000000" w:themeColor="text1"/>
-          <w:szCs w:val="20"/>
-          <w:lang w:eastAsia="zh-CN"/>
-        </w:rPr>
-        <w:t xml:space="preserve"> </w:t>
-      </w:r>
-      <w:r>
-        <w:rPr>
-          <w:rFonts w:ascii="Lato" w:eastAsia="DengXian" w:hAnsi="Lato" w:cs="Arial"/>
-          <w:iCs/>
-          <w:color w:val="000000" w:themeColor="text1"/>
-          <w:szCs w:val="20"/>
-          <w:lang w:eastAsia="zh-CN"/>
-        </w:rPr>
-        <w:t>from</w:t>
-      </w:r>
-      <w:r>
-        <w:rPr>
-          <w:rFonts w:ascii="Lato" w:eastAsia="DengXian" w:hAnsi="Lato" w:cs="Arial"/>
-          <w:iCs/>
-          <w:color w:val="000000" w:themeColor="text1"/>
-          <w:szCs w:val="20"/>
-          <w:lang w:eastAsia="zh-CN"/>
-        </w:rPr>
-        <w:t xml:space="preserve"> integrat</w:t>
-      </w:r>
-      <w:r>
-        <w:rPr>
-          <w:rFonts w:ascii="Lato" w:eastAsia="DengXian" w:hAnsi="Lato" w:cs="Arial"/>
-          <w:iCs/>
-          <w:color w:val="000000" w:themeColor="text1"/>
-          <w:szCs w:val="20"/>
-          <w:lang w:eastAsia="zh-CN"/>
-        </w:rPr>
-        <w:t>ing</w:t>
-      </w:r>
-      <w:r>
-        <w:rPr>
-          <w:rFonts w:ascii="Lato" w:eastAsia="DengXian" w:hAnsi="Lato" w:cs="Arial"/>
-          <w:iCs/>
-          <w:color w:val="000000" w:themeColor="text1"/>
-          <w:szCs w:val="20"/>
-          <w:lang w:eastAsia="zh-CN"/>
-        </w:rPr>
-        <w:t xml:space="preserve"> green electricity and renewable carbon feedstocks</w:t>
-      </w:r>
-      <w:r>
-        <w:rPr>
-          <w:rFonts w:ascii="Lato" w:eastAsia="DengXian" w:hAnsi="Lato" w:cs="Arial"/>
-          <w:iCs/>
-          <w:color w:val="000000" w:themeColor="text1"/>
-          <w:szCs w:val="20"/>
-          <w:lang w:eastAsia="zh-CN"/>
-        </w:rPr>
-        <w:t>,</w:t>
-      </w:r>
-      <w:r>
-        <w:rPr>
-          <w:rFonts w:ascii="Lato" w:eastAsia="DengXian" w:hAnsi="Lato" w:cs="Arial"/>
-          <w:iCs/>
-          <w:color w:val="000000" w:themeColor="text1"/>
-          <w:szCs w:val="20"/>
-          <w:lang w:eastAsia="zh-CN"/>
-        </w:rPr>
-        <w:t xml:space="preserve"> </w:t>
-      </w:r>
-      <w:r>
-        <w:rPr>
-          <w:rFonts w:ascii="Lato" w:eastAsia="DengXian" w:hAnsi="Lato" w:cs="Arial"/>
-          <w:iCs/>
-          <w:color w:val="000000" w:themeColor="text1"/>
-          <w:szCs w:val="20"/>
-          <w:lang w:eastAsia="zh-CN"/>
-        </w:rPr>
-        <w:t>provided</w:t>
-      </w:r>
-      <w:r>
-        <w:rPr>
-          <w:rFonts w:ascii="Lato" w:eastAsia="DengXian" w:hAnsi="Lato" w:cs="Arial"/>
-          <w:iCs/>
-          <w:color w:val="000000" w:themeColor="text1"/>
-          <w:szCs w:val="20"/>
-          <w:lang w:eastAsia="zh-CN"/>
-        </w:rPr>
-        <w:t xml:space="preserve"> </w:t>
-      </w:r>
-      <w:r>
-        <w:rPr>
-          <w:rFonts w:ascii="Lato" w:eastAsia="DengXian" w:hAnsi="Lato" w:cs="Arial"/>
-          <w:iCs/>
-          <w:color w:val="000000" w:themeColor="text1"/>
-          <w:szCs w:val="20"/>
-          <w:lang w:eastAsia="zh-CN"/>
-        </w:rPr>
-        <w:t>sufficient</w:t>
+        <w:t>provided sufficient</w:t>
       </w:r>
       <w:r>
         <w:rPr>
@@ -2964,17 +2769,7 @@
           <w:szCs w:val="20"/>
           <w:lang w:eastAsia="zh-CN"/>
         </w:rPr>
-        <w:t>claim</w:t>
-      </w:r>
-      <w:r>
-        <w:rPr>
-          <w:rFonts w:ascii="Lato" w:eastAsia="DengXian" w:hAnsi="Lato" w:cs="Arial"/>
-          <w:iCs/>
-          <w:color w:val="000000" w:themeColor="text1"/>
-          <w:szCs w:val="20"/>
-          <w:lang w:eastAsia="zh-CN"/>
-        </w:rPr>
-        <w:t xml:space="preserve"> </w:t>
+        <w:t xml:space="preserve">claim </w:t>
       </w:r>
       <w:r>
         <w:rPr>
@@ -2994,17 +2789,7 @@
           <w:szCs w:val="20"/>
           <w:lang w:eastAsia="zh-CN"/>
         </w:rPr>
-        <w:t>a</w:t>
-      </w:r>
-      <w:r>
-        <w:rPr>
-          <w:rFonts w:ascii="Lato" w:eastAsia="DengXian" w:hAnsi="Lato" w:cs="Arial"/>
-          <w:iCs/>
-          <w:color w:val="000000" w:themeColor="text1"/>
-          <w:szCs w:val="20"/>
-          <w:lang w:eastAsia="zh-CN"/>
-        </w:rPr>
-        <w:t xml:space="preserve">s </w:t>
+        <w:t xml:space="preserve">as </w:t>
       </w:r>
       <w:r>
         <w:rPr>
@@ -3024,17 +2809,7 @@
           <w:szCs w:val="20"/>
           <w:lang w:eastAsia="zh-CN"/>
         </w:rPr>
-        <w:t>seek</w:t>
-      </w:r>
-      <w:r>
-        <w:rPr>
-          <w:rFonts w:ascii="Lato" w:eastAsia="DengXian" w:hAnsi="Lato" w:cs="Arial"/>
-          <w:iCs/>
-          <w:color w:val="000000" w:themeColor="text1"/>
-          <w:szCs w:val="20"/>
-          <w:lang w:eastAsia="zh-CN"/>
-        </w:rPr>
-        <w:t xml:space="preserve"> </w:t>
+        <w:t xml:space="preserve">seek </w:t>
       </w:r>
       <w:r>
         <w:rPr>
@@ -3114,17 +2889,7 @@
           <w:szCs w:val="20"/>
           <w:lang w:eastAsia="zh-CN"/>
         </w:rPr>
-        <w:t xml:space="preserve"> </w:t>
-      </w:r>
-      <w:r>
-        <w:rPr>
-          <w:rFonts w:ascii="Lato" w:eastAsia="DengXian" w:hAnsi="Lato" w:cs="Arial"/>
-          <w:iCs/>
-          <w:color w:val="000000" w:themeColor="text1"/>
-          <w:szCs w:val="20"/>
-          <w:lang w:eastAsia="zh-CN"/>
-        </w:rPr>
-        <w:t>the catalysis community</w:t>
+        <w:t xml:space="preserve"> the catalysis community</w:t>
       </w:r>
       <w:r>
         <w:rPr>
@@ -3460,7 +3225,6 @@
           <w:iCs/>
           <w:color w:val="000000" w:themeColor="text1"/>
           <w:szCs w:val="20"/>
-          <w:highlight w:val="yellow"/>
         </w:rPr>
         <w:t xml:space="preserve">We have significantly condensed Section 2 by merging Fig. </w:t>
       </w:r>
@@ -3471,7 +3235,6 @@
           <w:iCs/>
           <w:color w:val="000000" w:themeColor="text1"/>
           <w:szCs w:val="20"/>
-          <w:highlight w:val="yellow"/>
         </w:rPr>
         <w:t>3</w:t>
       </w:r>
@@ -3482,7 +3245,6 @@
           <w:iCs/>
           <w:color w:val="000000" w:themeColor="text1"/>
           <w:szCs w:val="20"/>
-          <w:highlight w:val="yellow"/>
         </w:rPr>
         <w:t xml:space="preserve"> and </w:t>
       </w:r>
@@ -3493,7 +3255,6 @@
           <w:iCs/>
           <w:color w:val="000000" w:themeColor="text1"/>
           <w:szCs w:val="20"/>
-          <w:highlight w:val="yellow"/>
         </w:rPr>
         <w:t>4</w:t>
       </w:r>
@@ -3504,7 +3265,6 @@
           <w:iCs/>
           <w:color w:val="000000" w:themeColor="text1"/>
           <w:szCs w:val="20"/>
-          <w:highlight w:val="yellow"/>
         </w:rPr>
         <w:t xml:space="preserve"> into a new Fig. 3</w:t>
       </w:r>
@@ -3515,7 +3275,6 @@
           <w:iCs/>
           <w:color w:val="000000" w:themeColor="text1"/>
           <w:szCs w:val="20"/>
-          <w:highlight w:val="yellow"/>
         </w:rPr>
         <w:t xml:space="preserve">, removing </w:t>
       </w:r>
@@ -3526,7 +3285,6 @@
           <w:iCs/>
           <w:color w:val="000000" w:themeColor="text1"/>
           <w:szCs w:val="20"/>
-          <w:highlight w:val="yellow"/>
         </w:rPr>
         <w:t xml:space="preserve">the previous </w:t>
       </w:r>
@@ -3537,7 +3295,6 @@
           <w:iCs/>
           <w:color w:val="000000" w:themeColor="text1"/>
           <w:szCs w:val="20"/>
-          <w:highlight w:val="yellow"/>
         </w:rPr>
         <w:t xml:space="preserve">Fig. </w:t>
       </w:r>
@@ -3548,7 +3305,6 @@
           <w:iCs/>
           <w:color w:val="000000" w:themeColor="text1"/>
           <w:szCs w:val="20"/>
-          <w:highlight w:val="yellow"/>
         </w:rPr>
         <w:t>3</w:t>
       </w:r>
@@ -3559,7 +3315,6 @@
           <w:iCs/>
           <w:color w:val="000000" w:themeColor="text1"/>
           <w:szCs w:val="20"/>
-          <w:highlight w:val="yellow"/>
         </w:rPr>
         <w:t xml:space="preserve">a, </w:t>
       </w:r>
@@ -3570,7 +3325,6 @@
           <w:iCs/>
           <w:color w:val="000000" w:themeColor="text1"/>
           <w:szCs w:val="20"/>
-          <w:highlight w:val="yellow"/>
         </w:rPr>
         <w:t>3</w:t>
       </w:r>
@@ -3581,7 +3335,6 @@
           <w:iCs/>
           <w:color w:val="000000" w:themeColor="text1"/>
           <w:szCs w:val="20"/>
-          <w:highlight w:val="yellow"/>
         </w:rPr>
         <w:t xml:space="preserve">b, </w:t>
       </w:r>
@@ -3592,7 +3345,6 @@
           <w:iCs/>
           <w:color w:val="000000" w:themeColor="text1"/>
           <w:szCs w:val="20"/>
-          <w:highlight w:val="yellow"/>
         </w:rPr>
         <w:t>4</w:t>
       </w:r>
@@ -3603,7 +3355,6 @@
           <w:iCs/>
           <w:color w:val="000000" w:themeColor="text1"/>
           <w:szCs w:val="20"/>
-          <w:highlight w:val="yellow"/>
         </w:rPr>
         <w:t xml:space="preserve">b, and </w:t>
       </w:r>
@@ -3614,7 +3365,6 @@
           <w:iCs/>
           <w:color w:val="000000" w:themeColor="text1"/>
           <w:szCs w:val="20"/>
-          <w:highlight w:val="yellow"/>
         </w:rPr>
         <w:t>4</w:t>
       </w:r>
@@ -3625,7 +3375,6 @@
           <w:iCs/>
           <w:color w:val="000000" w:themeColor="text1"/>
           <w:szCs w:val="20"/>
-          <w:highlight w:val="yellow"/>
         </w:rPr>
         <w:t>c, along with the associated discussions on conventional C</w:t>
       </w:r>
@@ -3636,7 +3385,6 @@
           <w:iCs/>
           <w:color w:val="000000" w:themeColor="text1"/>
           <w:szCs w:val="20"/>
-          <w:highlight w:val="yellow"/>
           <w:vertAlign w:val="subscript"/>
         </w:rPr>
         <w:t>2</w:t>
@@ -3648,7 +3396,6 @@
           <w:iCs/>
           <w:color w:val="000000" w:themeColor="text1"/>
           <w:szCs w:val="20"/>
-          <w:highlight w:val="yellow"/>
         </w:rPr>
         <w:t>H</w:t>
       </w:r>
@@ -3659,7 +3406,6 @@
           <w:iCs/>
           <w:color w:val="000000" w:themeColor="text1"/>
           <w:szCs w:val="20"/>
-          <w:highlight w:val="yellow"/>
           <w:vertAlign w:val="subscript"/>
         </w:rPr>
         <w:t>2</w:t>
@@ -3671,7 +3417,6 @@
           <w:iCs/>
           <w:color w:val="000000" w:themeColor="text1"/>
           <w:szCs w:val="20"/>
-          <w:highlight w:val="yellow"/>
         </w:rPr>
         <w:t xml:space="preserve"> production technologies. </w:t>
       </w:r>
@@ -3681,7 +3426,6 @@
           <w:iCs/>
           <w:color w:val="000000" w:themeColor="text1"/>
           <w:szCs w:val="20"/>
-          <w:highlight w:val="yellow"/>
           <w:lang w:eastAsia="zh-CN"/>
         </w:rPr>
         <w:t>The remaining</w:t>
@@ -3691,7 +3435,6 @@
           <w:rFonts w:ascii="Lato" w:eastAsia="DengXian" w:hAnsi="Lato" w:cs="Arial"/>
           <w:color w:val="000000" w:themeColor="text1"/>
           <w:szCs w:val="20"/>
-          <w:highlight w:val="yellow"/>
           <w:lang w:eastAsia="zh-CN"/>
         </w:rPr>
         <w:t xml:space="preserve"> streamlined discussion in Section 2 provide</w:t>
@@ -3701,7 +3444,6 @@
           <w:rFonts w:ascii="Lato" w:eastAsia="DengXian" w:hAnsi="Lato" w:cs="Arial"/>
           <w:color w:val="000000" w:themeColor="text1"/>
           <w:szCs w:val="20"/>
-          <w:highlight w:val="yellow"/>
           <w:lang w:eastAsia="zh-CN"/>
         </w:rPr>
         <w:t>s</w:t>
@@ -3711,7 +3453,6 @@
           <w:rFonts w:ascii="Lato" w:eastAsia="DengXian" w:hAnsi="Lato" w:cs="Arial"/>
           <w:color w:val="000000" w:themeColor="text1"/>
           <w:szCs w:val="20"/>
-          <w:highlight w:val="yellow"/>
           <w:lang w:eastAsia="zh-CN"/>
         </w:rPr>
         <w:t xml:space="preserve"> a concise </w:t>
@@ -3721,7 +3462,6 @@
           <w:rFonts w:ascii="Lato" w:eastAsia="DengXian" w:hAnsi="Lato" w:cs="Arial"/>
           <w:color w:val="000000" w:themeColor="text1"/>
           <w:szCs w:val="20"/>
-          <w:highlight w:val="yellow"/>
           <w:lang w:eastAsia="zh-CN"/>
         </w:rPr>
         <w:t>description</w:t>
@@ -3731,7 +3471,6 @@
           <w:rFonts w:ascii="Lato" w:eastAsia="DengXian" w:hAnsi="Lato" w:cs="Arial"/>
           <w:color w:val="000000" w:themeColor="text1"/>
           <w:szCs w:val="20"/>
-          <w:highlight w:val="yellow"/>
           <w:lang w:eastAsia="zh-CN"/>
         </w:rPr>
         <w:t xml:space="preserve"> for readers, helping them familiarize themselves with the field and understand our motivation on green </w:t>
@@ -3742,7 +3481,6 @@
           <w:iCs/>
           <w:color w:val="000000" w:themeColor="text1"/>
           <w:szCs w:val="20"/>
-          <w:highlight w:val="yellow"/>
           <w:lang w:eastAsia="zh-CN"/>
         </w:rPr>
         <w:t>C</w:t>
@@ -3753,7 +3491,6 @@
           <w:iCs/>
           <w:color w:val="000000" w:themeColor="text1"/>
           <w:szCs w:val="20"/>
-          <w:highlight w:val="yellow"/>
           <w:vertAlign w:val="subscript"/>
           <w:lang w:eastAsia="zh-CN"/>
         </w:rPr>
@@ -3765,7 +3502,6 @@
           <w:iCs/>
           <w:color w:val="000000" w:themeColor="text1"/>
           <w:szCs w:val="20"/>
-          <w:highlight w:val="yellow"/>
           <w:lang w:eastAsia="zh-CN"/>
         </w:rPr>
         <w:t>H</w:t>
@@ -3776,7 +3512,6 @@
           <w:iCs/>
           <w:color w:val="000000" w:themeColor="text1"/>
           <w:szCs w:val="20"/>
-          <w:highlight w:val="yellow"/>
           <w:vertAlign w:val="subscript"/>
           <w:lang w:eastAsia="zh-CN"/>
         </w:rPr>
@@ -3787,28 +3522,16 @@
           <w:rFonts w:ascii="Lato" w:eastAsia="DengXian" w:hAnsi="Lato" w:cs="Arial"/>
           <w:color w:val="000000" w:themeColor="text1"/>
           <w:szCs w:val="20"/>
-          <w:highlight w:val="yellow"/>
-          <w:lang w:eastAsia="zh-CN"/>
-        </w:rPr>
-        <w:t xml:space="preserve"> production and application</w:t>
-      </w:r>
-      <w:r>
-        <w:rPr>
-          <w:rFonts w:ascii="Lato" w:eastAsia="DengXian" w:hAnsi="Lato" w:cs="Arial"/>
-          <w:color w:val="000000" w:themeColor="text1"/>
-          <w:szCs w:val="20"/>
-          <w:highlight w:val="yellow"/>
-          <w:lang w:eastAsia="zh-CN"/>
-        </w:rPr>
-        <w:t xml:space="preserve">. </w:t>
-      </w:r>
-      <w:r>
-        <w:rPr>
-          <w:rFonts w:ascii="Lato" w:eastAsia="DengXian" w:hAnsi="Lato" w:cs="Arial"/>
-          <w:iCs/>
-          <w:color w:val="000000" w:themeColor="text1"/>
-          <w:szCs w:val="20"/>
-          <w:highlight w:val="yellow"/>
+          <w:lang w:eastAsia="zh-CN"/>
+        </w:rPr>
+        <w:t xml:space="preserve"> production and application. </w:t>
+      </w:r>
+      <w:r>
+        <w:rPr>
+          <w:rFonts w:ascii="Lato" w:eastAsia="DengXian" w:hAnsi="Lato" w:cs="Arial"/>
+          <w:iCs/>
+          <w:color w:val="000000" w:themeColor="text1"/>
+          <w:szCs w:val="20"/>
           <w:lang w:eastAsia="zh-CN"/>
         </w:rPr>
         <w:t>A</w:t>
@@ -3819,7 +3542,6 @@
           <w:iCs/>
           <w:color w:val="000000" w:themeColor="text1"/>
           <w:szCs w:val="20"/>
-          <w:highlight w:val="yellow"/>
         </w:rPr>
         <w:t xml:space="preserve">s suggested by </w:t>
       </w:r>
@@ -3829,7 +3551,6 @@
           <w:iCs/>
           <w:color w:val="000000" w:themeColor="text1"/>
           <w:szCs w:val="20"/>
-          <w:highlight w:val="yellow"/>
         </w:rPr>
         <w:t xml:space="preserve">Reviewer </w:t>
       </w:r>
@@ -3839,7 +3560,6 @@
           <w:iCs/>
           <w:color w:val="000000" w:themeColor="text1"/>
           <w:szCs w:val="20"/>
-          <w:highlight w:val="yellow"/>
         </w:rPr>
         <w:t>#3,</w:t>
       </w:r>
@@ -3850,7 +3570,6 @@
           <w:iCs/>
           <w:color w:val="000000" w:themeColor="text1"/>
           <w:szCs w:val="20"/>
-          <w:highlight w:val="yellow"/>
         </w:rPr>
         <w:t xml:space="preserve"> we have incorporated recent advance</w:t>
       </w:r>
@@ -3861,7 +3580,6 @@
           <w:iCs/>
           <w:color w:val="000000" w:themeColor="text1"/>
           <w:szCs w:val="20"/>
-          <w:highlight w:val="yellow"/>
         </w:rPr>
         <w:t>s</w:t>
       </w:r>
@@ -3872,7 +3590,6 @@
           <w:iCs/>
           <w:color w:val="000000" w:themeColor="text1"/>
           <w:szCs w:val="20"/>
-          <w:highlight w:val="yellow"/>
         </w:rPr>
         <w:t xml:space="preserve"> in C</w:t>
       </w:r>
@@ -3883,7 +3600,6 @@
           <w:iCs/>
           <w:color w:val="000000" w:themeColor="text1"/>
           <w:szCs w:val="20"/>
-          <w:highlight w:val="yellow"/>
           <w:vertAlign w:val="subscript"/>
         </w:rPr>
         <w:t>2</w:t>
@@ -3895,7 +3611,6 @@
           <w:iCs/>
           <w:color w:val="000000" w:themeColor="text1"/>
           <w:szCs w:val="20"/>
-          <w:highlight w:val="yellow"/>
         </w:rPr>
         <w:t>H</w:t>
       </w:r>
@@ -3906,7 +3621,6 @@
           <w:iCs/>
           <w:color w:val="000000" w:themeColor="text1"/>
           <w:szCs w:val="20"/>
-          <w:highlight w:val="yellow"/>
           <w:vertAlign w:val="subscript"/>
         </w:rPr>
         <w:t>2</w:t>
@@ -3918,7 +3632,6 @@
           <w:iCs/>
           <w:color w:val="000000" w:themeColor="text1"/>
           <w:szCs w:val="20"/>
-          <w:highlight w:val="yellow"/>
         </w:rPr>
         <w:t xml:space="preserve"> applications into Section 3 (page xx, line xx). These include:</w:t>
       </w:r>
@@ -3929,7 +3642,6 @@
           <w:iCs/>
           <w:color w:val="000000" w:themeColor="text1"/>
           <w:szCs w:val="20"/>
-          <w:highlight w:val="yellow"/>
           <w:lang w:eastAsia="zh-CN"/>
         </w:rPr>
         <w:t xml:space="preserve"> </w:t>
@@ -3940,7 +3652,6 @@
           <w:bCs/>
           <w:color w:val="000000" w:themeColor="text1"/>
           <w:szCs w:val="20"/>
-          <w:highlight w:val="yellow"/>
           <w:lang w:eastAsia="x-none"/>
         </w:rPr>
         <w:t xml:space="preserve">(1) </w:t>
@@ -3952,7 +3663,6 @@
           <w:bCs/>
           <w:color w:val="000000" w:themeColor="text1"/>
           <w:szCs w:val="20"/>
-          <w:highlight w:val="yellow"/>
           <w:lang w:eastAsia="x-none"/>
         </w:rPr>
         <w:t xml:space="preserve">the conversion of </w:t>
@@ -3964,7 +3674,6 @@
           <w:iCs/>
           <w:color w:val="000000" w:themeColor="text1"/>
           <w:szCs w:val="20"/>
-          <w:highlight w:val="yellow"/>
           <w:lang w:eastAsia="x-none"/>
         </w:rPr>
         <w:t>C</w:t>
@@ -3976,7 +3685,6 @@
           <w:iCs/>
           <w:color w:val="000000" w:themeColor="text1"/>
           <w:szCs w:val="20"/>
-          <w:highlight w:val="yellow"/>
           <w:vertAlign w:val="subscript"/>
           <w:lang w:eastAsia="x-none"/>
         </w:rPr>
@@ -3989,7 +3697,6 @@
           <w:iCs/>
           <w:color w:val="000000" w:themeColor="text1"/>
           <w:szCs w:val="20"/>
-          <w:highlight w:val="yellow"/>
           <w:lang w:eastAsia="x-none"/>
         </w:rPr>
         <w:t>H</w:t>
@@ -4001,7 +3708,6 @@
           <w:iCs/>
           <w:color w:val="000000" w:themeColor="text1"/>
           <w:szCs w:val="20"/>
-          <w:highlight w:val="yellow"/>
           <w:vertAlign w:val="subscript"/>
           <w:lang w:eastAsia="x-none"/>
         </w:rPr>
@@ -4014,7 +3720,6 @@
           <w:iCs/>
           <w:color w:val="000000" w:themeColor="text1"/>
           <w:szCs w:val="20"/>
-          <w:highlight w:val="yellow"/>
           <w:lang w:eastAsia="x-none"/>
         </w:rPr>
         <w:t xml:space="preserve"> </w:t>
@@ -4025,7 +3730,6 @@
           <w:bCs/>
           <w:color w:val="000000" w:themeColor="text1"/>
           <w:szCs w:val="20"/>
-          <w:highlight w:val="yellow"/>
           <w:lang w:eastAsia="x-none"/>
         </w:rPr>
         <w:t>to butadiene</w:t>
@@ -4037,7 +3741,6 @@
           <w:bCs/>
           <w:color w:val="000000" w:themeColor="text1"/>
           <w:szCs w:val="20"/>
-          <w:highlight w:val="yellow"/>
           <w:lang w:eastAsia="x-none"/>
         </w:rPr>
         <w:t xml:space="preserve"> (</w:t>
@@ -4049,7 +3752,6 @@
           <w:iCs/>
           <w:color w:val="000000" w:themeColor="text1"/>
           <w:szCs w:val="20"/>
-          <w:highlight w:val="yellow"/>
           <w:lang w:eastAsia="x-none"/>
         </w:rPr>
         <w:t>Nat. Catal</w:t>
@@ -4060,7 +3762,6 @@
           <w:bCs/>
           <w:color w:val="000000" w:themeColor="text1"/>
           <w:szCs w:val="20"/>
-          <w:highlight w:val="yellow"/>
           <w:lang w:eastAsia="x-none"/>
         </w:rPr>
         <w:t>. 2024, doi.org/10.1038/s41929-024-01250-0) or ethylene (C</w:t>
@@ -4071,7 +3772,6 @@
           <w:bCs/>
           <w:color w:val="000000" w:themeColor="text1"/>
           <w:szCs w:val="20"/>
-          <w:highlight w:val="yellow"/>
           <w:vertAlign w:val="subscript"/>
           <w:lang w:eastAsia="x-none"/>
         </w:rPr>
@@ -4083,7 +3783,6 @@
           <w:bCs/>
           <w:color w:val="000000" w:themeColor="text1"/>
           <w:szCs w:val="20"/>
-          <w:highlight w:val="yellow"/>
           <w:lang w:eastAsia="x-none"/>
         </w:rPr>
         <w:t>H</w:t>
@@ -4094,7 +3793,6 @@
           <w:bCs/>
           <w:color w:val="000000" w:themeColor="text1"/>
           <w:szCs w:val="20"/>
-          <w:highlight w:val="yellow"/>
           <w:vertAlign w:val="subscript"/>
           <w:lang w:eastAsia="x-none"/>
         </w:rPr>
@@ -4106,7 +3804,6 @@
           <w:bCs/>
           <w:color w:val="000000" w:themeColor="text1"/>
           <w:szCs w:val="20"/>
-          <w:highlight w:val="yellow"/>
           <w:lang w:eastAsia="x-none"/>
         </w:rPr>
         <w:t>) (</w:t>
@@ -4118,7 +3815,6 @@
           <w:iCs/>
           <w:color w:val="000000" w:themeColor="text1"/>
           <w:szCs w:val="20"/>
-          <w:highlight w:val="yellow"/>
           <w:lang w:eastAsia="x-none"/>
         </w:rPr>
         <w:t>Nat. Sustain</w:t>
@@ -4129,7 +3825,6 @@
           <w:bCs/>
           <w:color w:val="000000" w:themeColor="text1"/>
           <w:szCs w:val="20"/>
-          <w:highlight w:val="yellow"/>
           <w:lang w:eastAsia="x-none"/>
         </w:rPr>
         <w:t xml:space="preserve">. 2023, 6, 827; </w:t>
@@ -4141,7 +3836,6 @@
           <w:iCs/>
           <w:color w:val="000000" w:themeColor="text1"/>
           <w:szCs w:val="20"/>
-          <w:highlight w:val="yellow"/>
           <w:lang w:eastAsia="x-none"/>
         </w:rPr>
         <w:t>Nat. Catal</w:t>
@@ -4152,7 +3846,6 @@
           <w:bCs/>
           <w:color w:val="000000" w:themeColor="text1"/>
           <w:szCs w:val="20"/>
-          <w:highlight w:val="yellow"/>
           <w:lang w:eastAsia="x-none"/>
         </w:rPr>
         <w:t xml:space="preserve">. 2021, 4, 565) </w:t>
@@ -4164,7 +3857,6 @@
           <w:bCs/>
           <w:color w:val="000000" w:themeColor="text1"/>
           <w:szCs w:val="20"/>
-          <w:highlight w:val="yellow"/>
           <w:lang w:eastAsia="x-none"/>
         </w:rPr>
         <w:t>via electrocatalysis</w:t>
@@ -4176,7 +3868,6 @@
           <w:bCs/>
           <w:color w:val="000000" w:themeColor="text1"/>
           <w:szCs w:val="20"/>
-          <w:highlight w:val="yellow"/>
           <w:lang w:eastAsia="x-none"/>
         </w:rPr>
         <w:t xml:space="preserve">; (2) </w:t>
@@ -4189,7 +3880,6 @@
           <w:iCs/>
           <w:color w:val="000000" w:themeColor="text1"/>
           <w:szCs w:val="20"/>
-          <w:highlight w:val="yellow"/>
           <w:lang w:eastAsia="x-none"/>
         </w:rPr>
         <w:t>C</w:t>
@@ -4201,7 +3891,6 @@
           <w:iCs/>
           <w:color w:val="000000" w:themeColor="text1"/>
           <w:szCs w:val="20"/>
-          <w:highlight w:val="yellow"/>
           <w:vertAlign w:val="subscript"/>
           <w:lang w:eastAsia="x-none"/>
         </w:rPr>
@@ -4214,7 +3903,6 @@
           <w:iCs/>
           <w:color w:val="000000" w:themeColor="text1"/>
           <w:szCs w:val="20"/>
-          <w:highlight w:val="yellow"/>
           <w:lang w:eastAsia="x-none"/>
         </w:rPr>
         <w:t>H</w:t>
@@ -4226,7 +3914,6 @@
           <w:iCs/>
           <w:color w:val="000000" w:themeColor="text1"/>
           <w:szCs w:val="20"/>
-          <w:highlight w:val="yellow"/>
           <w:vertAlign w:val="subscript"/>
           <w:lang w:eastAsia="x-none"/>
         </w:rPr>
@@ -4239,7 +3926,6 @@
           <w:iCs/>
           <w:color w:val="000000" w:themeColor="text1"/>
           <w:szCs w:val="20"/>
-          <w:highlight w:val="yellow"/>
           <w:lang w:eastAsia="x-none"/>
         </w:rPr>
         <w:t xml:space="preserve"> </w:t>
@@ -4250,7 +3936,6 @@
           <w:bCs/>
           <w:color w:val="000000" w:themeColor="text1"/>
           <w:szCs w:val="20"/>
-          <w:highlight w:val="yellow"/>
           <w:lang w:eastAsia="x-none"/>
         </w:rPr>
         <w:t>hydrochlorination to VCM via photocatalysis</w:t>
@@ -4262,7 +3947,6 @@
           <w:bCs/>
           <w:color w:val="000000" w:themeColor="text1"/>
           <w:szCs w:val="20"/>
-          <w:highlight w:val="yellow"/>
           <w:lang w:eastAsia="x-none"/>
         </w:rPr>
         <w:t xml:space="preserve"> (</w:t>
@@ -4274,7 +3958,6 @@
           <w:iCs/>
           <w:color w:val="000000" w:themeColor="text1"/>
           <w:szCs w:val="20"/>
-          <w:highlight w:val="yellow"/>
           <w:lang w:eastAsia="x-none"/>
         </w:rPr>
         <w:t>J. Am. Chem. Soc.</w:t>
@@ -4285,7 +3968,6 @@
           <w:bCs/>
           <w:color w:val="000000" w:themeColor="text1"/>
           <w:szCs w:val="20"/>
-          <w:highlight w:val="yellow"/>
           <w:lang w:eastAsia="x-none"/>
         </w:rPr>
         <w:t xml:space="preserve"> 2024, 146, 29441); and (3) </w:t>
@@ -4297,7 +3979,6 @@
           <w:bCs/>
           <w:color w:val="000000" w:themeColor="text1"/>
           <w:szCs w:val="20"/>
-          <w:highlight w:val="yellow"/>
           <w:lang w:eastAsia="x-none"/>
         </w:rPr>
         <w:t xml:space="preserve">the coupling of </w:t>
@@ -4309,7 +3990,6 @@
           <w:iCs/>
           <w:color w:val="000000" w:themeColor="text1"/>
           <w:szCs w:val="20"/>
-          <w:highlight w:val="yellow"/>
           <w:lang w:eastAsia="x-none"/>
         </w:rPr>
         <w:t>C</w:t>
@@ -4321,7 +4001,6 @@
           <w:iCs/>
           <w:color w:val="000000" w:themeColor="text1"/>
           <w:szCs w:val="20"/>
-          <w:highlight w:val="yellow"/>
           <w:vertAlign w:val="subscript"/>
           <w:lang w:eastAsia="x-none"/>
         </w:rPr>
@@ -4334,7 +4013,6 @@
           <w:iCs/>
           <w:color w:val="000000" w:themeColor="text1"/>
           <w:szCs w:val="20"/>
-          <w:highlight w:val="yellow"/>
           <w:lang w:eastAsia="x-none"/>
         </w:rPr>
         <w:t>H</w:t>
@@ -4346,7 +4024,6 @@
           <w:iCs/>
           <w:color w:val="000000" w:themeColor="text1"/>
           <w:szCs w:val="20"/>
-          <w:highlight w:val="yellow"/>
           <w:vertAlign w:val="subscript"/>
           <w:lang w:eastAsia="x-none"/>
         </w:rPr>
@@ -4359,7 +4036,6 @@
           <w:iCs/>
           <w:color w:val="000000" w:themeColor="text1"/>
           <w:szCs w:val="20"/>
-          <w:highlight w:val="yellow"/>
           <w:lang w:eastAsia="x-none"/>
         </w:rPr>
         <w:t xml:space="preserve"> </w:t>
@@ -4370,7 +4046,6 @@
           <w:bCs/>
           <w:color w:val="000000" w:themeColor="text1"/>
           <w:szCs w:val="20"/>
-          <w:highlight w:val="yellow"/>
           <w:lang w:eastAsia="x-none"/>
         </w:rPr>
         <w:t xml:space="preserve">with CO into ester or acid products via thermocatalysis </w:t>
@@ -4382,7 +4057,6 @@
           <w:bCs/>
           <w:color w:val="000000" w:themeColor="text1"/>
           <w:szCs w:val="20"/>
-          <w:highlight w:val="yellow"/>
           <w:lang w:eastAsia="x-none"/>
         </w:rPr>
         <w:t>(</w:t>
@@ -4394,7 +4068,6 @@
           <w:iCs/>
           <w:color w:val="000000" w:themeColor="text1"/>
           <w:szCs w:val="20"/>
-          <w:highlight w:val="yellow"/>
           <w:lang w:eastAsia="x-none"/>
         </w:rPr>
         <w:t>Molecules</w:t>
@@ -4405,7 +4078,6 @@
           <w:bCs/>
           <w:color w:val="000000" w:themeColor="text1"/>
           <w:szCs w:val="20"/>
-          <w:highlight w:val="yellow"/>
           <w:lang w:eastAsia="x-none"/>
         </w:rPr>
         <w:t xml:space="preserve"> 2024, 29, 1987; </w:t>
@@ -4417,7 +4089,6 @@
           <w:iCs/>
           <w:color w:val="000000" w:themeColor="text1"/>
           <w:szCs w:val="20"/>
-          <w:highlight w:val="yellow"/>
           <w:lang w:eastAsia="x-none"/>
         </w:rPr>
         <w:t>Angew. Chem. Int. Ed.</w:t>
@@ -4428,29 +4099,16 @@
           <w:bCs/>
           <w:color w:val="000000" w:themeColor="text1"/>
           <w:szCs w:val="20"/>
-          <w:highlight w:val="yellow"/>
           <w:lang w:eastAsia="x-none"/>
         </w:rPr>
-        <w:t xml:space="preserve"> 2023, 52, e202307570</w:t>
-      </w:r>
-      <w:r>
-        <w:rPr>
-          <w:rFonts w:ascii="Lato" w:eastAsia="Cambria" w:hAnsi="Lato" w:cs="Arial"/>
-          <w:bCs/>
-          <w:color w:val="000000" w:themeColor="text1"/>
-          <w:szCs w:val="20"/>
-          <w:highlight w:val="yellow"/>
-          <w:lang w:eastAsia="x-none"/>
-        </w:rPr>
-        <w:t>)</w:t>
-      </w:r>
-      <w:r>
-        <w:rPr>
-          <w:rFonts w:ascii="Lato" w:eastAsia="DengXian" w:hAnsi="Lato" w:cs="Arial"/>
-          <w:iCs/>
-          <w:color w:val="000000" w:themeColor="text1"/>
-          <w:szCs w:val="20"/>
-          <w:highlight w:val="yellow"/>
+        <w:t xml:space="preserve"> 2023, 52, e202307570)</w:t>
+      </w:r>
+      <w:r>
+        <w:rPr>
+          <w:rFonts w:ascii="Lato" w:eastAsia="DengXian" w:hAnsi="Lato" w:cs="Arial"/>
+          <w:iCs/>
+          <w:color w:val="000000" w:themeColor="text1"/>
+          <w:szCs w:val="20"/>
           <w:lang w:eastAsia="zh-CN"/>
         </w:rPr>
         <w:t>.</w:t>
@@ -4461,7 +4119,6 @@
           <w:iCs/>
           <w:color w:val="000000" w:themeColor="text1"/>
           <w:szCs w:val="20"/>
-          <w:highlight w:val="yellow"/>
           <w:lang w:eastAsia="zh-CN"/>
         </w:rPr>
         <w:t xml:space="preserve"> Additionally, </w:t>
@@ -4472,7 +4129,6 @@
           <w:iCs/>
           <w:color w:val="000000" w:themeColor="text1"/>
           <w:szCs w:val="20"/>
-          <w:highlight w:val="yellow"/>
           <w:lang w:eastAsia="zh-CN"/>
         </w:rPr>
         <w:t>we have incorporated relevant discussions in Section</w:t>
@@ -4483,7 +4139,6 @@
           <w:iCs/>
           <w:color w:val="000000" w:themeColor="text1"/>
           <w:szCs w:val="20"/>
-          <w:highlight w:val="yellow"/>
           <w:lang w:eastAsia="zh-CN"/>
         </w:rPr>
         <w:t> </w:t>
@@ -4494,7 +4149,6 @@
           <w:iCs/>
           <w:color w:val="000000" w:themeColor="text1"/>
           <w:szCs w:val="20"/>
-          <w:highlight w:val="yellow"/>
           <w:lang w:eastAsia="zh-CN"/>
         </w:rPr>
         <w:t>3 (page xx, line xx) regarding the expected</w:t>
@@ -4505,7 +4159,6 @@
           <w:iCs/>
           <w:color w:val="000000" w:themeColor="text1"/>
           <w:szCs w:val="20"/>
-          <w:highlight w:val="yellow"/>
           <w:lang w:eastAsia="zh-CN"/>
         </w:rPr>
         <w:t xml:space="preserve"> </w:t>
@@ -4517,7 +4170,6 @@
           <w:iCs/>
           <w:color w:val="000000" w:themeColor="text1"/>
           <w:szCs w:val="20"/>
-          <w:highlight w:val="yellow"/>
           <w:lang w:eastAsia="zh-CN"/>
         </w:rPr>
         <w:t xml:space="preserve">3.8% </w:t>
@@ -4528,7 +4180,6 @@
           <w:iCs/>
           <w:color w:val="000000" w:themeColor="text1"/>
           <w:szCs w:val="20"/>
-          <w:highlight w:val="yellow"/>
           <w:lang w:eastAsia="zh-CN"/>
         </w:rPr>
         <w:t xml:space="preserve">annual growth </w:t>
@@ -4539,7 +4190,6 @@
           <w:iCs/>
           <w:color w:val="000000" w:themeColor="text1"/>
           <w:szCs w:val="20"/>
-          <w:highlight w:val="yellow"/>
           <w:lang w:eastAsia="zh-CN"/>
         </w:rPr>
         <w:t xml:space="preserve">rate </w:t>
@@ -4551,7 +4201,6 @@
           <w:iCs/>
           <w:color w:val="000000" w:themeColor="text1"/>
           <w:szCs w:val="20"/>
-          <w:highlight w:val="yellow"/>
           <w:lang w:eastAsia="zh-CN"/>
         </w:rPr>
         <w:t>of PVC through</w:t>
@@ -4562,7 +4211,6 @@
           <w:iCs/>
           <w:color w:val="000000" w:themeColor="text1"/>
           <w:szCs w:val="20"/>
-          <w:highlight w:val="yellow"/>
           <w:lang w:eastAsia="zh-CN"/>
         </w:rPr>
         <w:t xml:space="preserve"> 2031</w:t>
@@ -4573,7 +4221,6 @@
           <w:iCs/>
           <w:color w:val="000000" w:themeColor="text1"/>
           <w:szCs w:val="20"/>
-          <w:highlight w:val="yellow"/>
           <w:lang w:eastAsia="zh-CN"/>
         </w:rPr>
         <w:t>, that may accelerate the expansion of the acetylene</w:t>
@@ -4584,7 +4231,6 @@
           <w:iCs/>
           <w:color w:val="000000" w:themeColor="text1"/>
           <w:szCs w:val="20"/>
-          <w:highlight w:val="yellow"/>
           <w:lang w:eastAsia="zh-CN"/>
         </w:rPr>
         <w:t xml:space="preserve"> </w:t>
@@ -4595,7 +4241,6 @@
           <w:iCs/>
           <w:color w:val="000000" w:themeColor="text1"/>
           <w:szCs w:val="20"/>
-          <w:highlight w:val="yellow"/>
           <w:lang w:eastAsia="zh-CN"/>
         </w:rPr>
         <w:t xml:space="preserve">market </w:t>
@@ -4606,7 +4251,6 @@
           <w:iCs/>
           <w:color w:val="000000" w:themeColor="text1"/>
           <w:szCs w:val="20"/>
-          <w:highlight w:val="yellow"/>
           <w:lang w:eastAsia="zh-CN"/>
         </w:rPr>
         <w:t>(</w:t>
@@ -4617,7 +4261,6 @@
           <w:iCs/>
           <w:color w:val="000000" w:themeColor="text1"/>
           <w:szCs w:val="20"/>
-          <w:highlight w:val="yellow"/>
           <w:lang w:eastAsia="zh-CN"/>
         </w:rPr>
         <w:t>d</w:t>
@@ -4628,7 +4271,6 @@
           <w:iCs/>
           <w:color w:val="000000" w:themeColor="text1"/>
           <w:szCs w:val="20"/>
-          <w:highlight w:val="yellow"/>
           <w:lang w:eastAsia="zh-CN"/>
         </w:rPr>
         <w:t>ata from Statista).</w:t>
@@ -4825,17 +4467,7 @@
           <w:szCs w:val="20"/>
           <w:lang w:eastAsia="zh-CN"/>
         </w:rPr>
-        <w:t>Specifically, t</w:t>
-      </w:r>
-      <w:r>
-        <w:rPr>
-          <w:rFonts w:ascii="Lato" w:eastAsia="DengXian" w:hAnsi="Lato" w:cs="Arial"/>
-          <w:iCs/>
-          <w:color w:val="000000" w:themeColor="text1"/>
-          <w:szCs w:val="20"/>
-          <w:lang w:eastAsia="zh-CN"/>
-        </w:rPr>
-        <w:t>he review by Trotu</w:t>
+        <w:t>Specifically, the review by Trotu</w:t>
       </w:r>
       <w:r>
         <w:rPr>
@@ -4895,17 +4527,7 @@
           <w:szCs w:val="20"/>
           <w:lang w:eastAsia="zh-CN"/>
         </w:rPr>
-        <w:t>, 1761) primarily discusses catalytic reactions of acetylene but does not engage with modern sustainability challenges or explore pathways for green acetylene production.</w:t>
-      </w:r>
-      <w:r>
-        <w:rPr>
-          <w:rFonts w:ascii="Lato" w:eastAsia="DengXian" w:hAnsi="Lato" w:cs="Arial"/>
-          <w:iCs/>
-          <w:color w:val="000000" w:themeColor="text1"/>
-          <w:szCs w:val="20"/>
-          <w:lang w:eastAsia="zh-CN"/>
-        </w:rPr>
-        <w:t xml:space="preserve"> T</w:t>
+        <w:t>, 1761) primarily discusses catalytic reactions of acetylene but does not engage with modern sustainability challenges or explore pathways for green acetylene production. T</w:t>
       </w:r>
       <w:r>
         <w:rPr>
@@ -5078,17 +4700,7 @@
           <w:szCs w:val="20"/>
           <w:lang w:eastAsia="zh-CN"/>
         </w:rPr>
-        <w:t>outside</w:t>
-      </w:r>
-      <w:r>
-        <w:rPr>
-          <w:rFonts w:ascii="Lato" w:eastAsia="DengXian" w:hAnsi="Lato" w:cs="Arial"/>
-          <w:iCs/>
-          <w:color w:val="000000" w:themeColor="text1"/>
-          <w:szCs w:val="20"/>
-          <w:lang w:eastAsia="zh-CN"/>
-        </w:rPr>
-        <w:t xml:space="preserve"> </w:t>
+        <w:t xml:space="preserve">outside </w:t>
       </w:r>
       <w:r>
         <w:rPr>
@@ -5108,17 +4720,7 @@
           <w:szCs w:val="20"/>
           <w:lang w:eastAsia="zh-CN"/>
         </w:rPr>
-        <w:t>scope</w:t>
-      </w:r>
-      <w:r>
-        <w:rPr>
-          <w:rFonts w:ascii="Lato" w:eastAsia="DengXian" w:hAnsi="Lato" w:cs="Arial"/>
-          <w:iCs/>
-          <w:color w:val="000000" w:themeColor="text1"/>
-          <w:szCs w:val="20"/>
-          <w:lang w:eastAsia="zh-CN"/>
-        </w:rPr>
-        <w:t xml:space="preserve"> </w:t>
+        <w:t xml:space="preserve">scope </w:t>
       </w:r>
       <w:r>
         <w:rPr>
@@ -5274,291 +4876,312 @@
           <w:szCs w:val="20"/>
           <w:lang w:eastAsia="zh-CN"/>
         </w:rPr>
+        <w:t xml:space="preserve"> We</w:t>
+      </w:r>
+      <w:r>
+        <w:rPr>
+          <w:rFonts w:ascii="Lato" w:eastAsia="DengXian" w:hAnsi="Lato" w:cs="Arial"/>
+          <w:bCs/>
+          <w:iCs/>
+          <w:color w:val="000000" w:themeColor="text1"/>
+          <w:szCs w:val="20"/>
+          <w:lang w:eastAsia="zh-CN"/>
+        </w:rPr>
+        <w:t xml:space="preserve"> have revised </w:t>
+      </w:r>
+      <w:r>
+        <w:rPr>
+          <w:rFonts w:ascii="Lato" w:eastAsia="DengXian" w:hAnsi="Lato" w:cs="Arial"/>
+          <w:bCs/>
+          <w:iCs/>
+          <w:color w:val="000000" w:themeColor="text1"/>
+          <w:szCs w:val="20"/>
+          <w:lang w:eastAsia="zh-CN"/>
+        </w:rPr>
+        <w:t>our work</w:t>
+      </w:r>
+      <w:r>
+        <w:rPr>
+          <w:rFonts w:ascii="Lato" w:eastAsia="DengXian" w:hAnsi="Lato" w:cs="Arial"/>
+          <w:bCs/>
+          <w:iCs/>
+          <w:color w:val="000000" w:themeColor="text1"/>
+          <w:szCs w:val="20"/>
+          <w:lang w:eastAsia="zh-CN"/>
+        </w:rPr>
+        <w:t xml:space="preserve"> from a </w:t>
+      </w:r>
+      <w:r>
+        <w:rPr>
+          <w:rFonts w:ascii="Lato" w:eastAsia="DengXian" w:hAnsi="Lato" w:cs="Arial"/>
+          <w:bCs/>
+          <w:iCs/>
+          <w:color w:val="000000" w:themeColor="text1"/>
+          <w:szCs w:val="20"/>
+          <w:lang w:eastAsia="zh-CN"/>
+        </w:rPr>
+        <w:t>‘</w:t>
+      </w:r>
+      <w:r>
+        <w:rPr>
+          <w:rFonts w:ascii="Lato" w:eastAsia="DengXian" w:hAnsi="Lato" w:cs="Arial"/>
+          <w:bCs/>
+          <w:iCs/>
+          <w:color w:val="000000" w:themeColor="text1"/>
+          <w:szCs w:val="20"/>
+          <w:lang w:eastAsia="zh-CN"/>
+        </w:rPr>
+        <w:t>Review</w:t>
+      </w:r>
+      <w:r>
+        <w:rPr>
+          <w:rFonts w:ascii="Lato" w:eastAsia="DengXian" w:hAnsi="Lato" w:cs="Arial"/>
+          <w:bCs/>
+          <w:iCs/>
+          <w:color w:val="000000" w:themeColor="text1"/>
+          <w:szCs w:val="20"/>
+          <w:lang w:eastAsia="zh-CN"/>
+        </w:rPr>
+        <w:t>’</w:t>
+      </w:r>
+      <w:r>
+        <w:rPr>
+          <w:rFonts w:ascii="Lato" w:eastAsia="DengXian" w:hAnsi="Lato" w:cs="Arial"/>
+          <w:bCs/>
+          <w:iCs/>
+          <w:color w:val="000000" w:themeColor="text1"/>
+          <w:szCs w:val="20"/>
+          <w:lang w:eastAsia="zh-CN"/>
+        </w:rPr>
+        <w:t xml:space="preserve"> to a </w:t>
+      </w:r>
+      <w:r>
+        <w:rPr>
+          <w:rFonts w:ascii="Lato" w:eastAsia="DengXian" w:hAnsi="Lato" w:cs="Arial"/>
+          <w:bCs/>
+          <w:iCs/>
+          <w:color w:val="000000" w:themeColor="text1"/>
+          <w:szCs w:val="20"/>
+          <w:lang w:eastAsia="zh-CN"/>
+        </w:rPr>
+        <w:t>‘</w:t>
+      </w:r>
+      <w:r>
+        <w:rPr>
+          <w:rFonts w:ascii="Lato" w:eastAsia="DengXian" w:hAnsi="Lato" w:cs="Arial"/>
+          <w:bCs/>
+          <w:iCs/>
+          <w:color w:val="000000" w:themeColor="text1"/>
+          <w:szCs w:val="20"/>
+          <w:lang w:eastAsia="zh-CN"/>
+        </w:rPr>
+        <w:t>Perspective</w:t>
+      </w:r>
+      <w:r>
+        <w:rPr>
+          <w:rFonts w:ascii="Lato" w:eastAsia="DengXian" w:hAnsi="Lato" w:cs="Arial"/>
+          <w:bCs/>
+          <w:iCs/>
+          <w:color w:val="000000" w:themeColor="text1"/>
+          <w:szCs w:val="20"/>
+          <w:lang w:eastAsia="zh-CN"/>
+        </w:rPr>
+        <w:t>’</w:t>
+      </w:r>
+      <w:r>
+        <w:rPr>
+          <w:rFonts w:ascii="Lato" w:eastAsia="DengXian" w:hAnsi="Lato" w:cs="Arial"/>
+          <w:bCs/>
+          <w:iCs/>
+          <w:color w:val="000000" w:themeColor="text1"/>
+          <w:szCs w:val="20"/>
+          <w:lang w:eastAsia="zh-CN"/>
+        </w:rPr>
+        <w:t xml:space="preserve"> and updated the title to </w:t>
+      </w:r>
+      <w:r>
+        <w:rPr>
+          <w:rFonts w:ascii="Lato" w:eastAsia="DengXian" w:hAnsi="Lato" w:cs="Arial"/>
+          <w:bCs/>
+          <w:iCs/>
+          <w:color w:val="000000" w:themeColor="text1"/>
+          <w:szCs w:val="20"/>
+          <w:lang w:eastAsia="zh-CN"/>
+        </w:rPr>
+        <w:t>‘</w:t>
+      </w:r>
+      <w:r>
+        <w:rPr>
+          <w:rFonts w:ascii="Lato" w:eastAsia="DengXian" w:hAnsi="Lato" w:cs="Arial"/>
+          <w:bCs/>
+          <w:iCs/>
+          <w:color w:val="000000" w:themeColor="text1"/>
+          <w:szCs w:val="20"/>
+          <w:lang w:eastAsia="zh-CN"/>
+        </w:rPr>
+        <w:t xml:space="preserve">Towards </w:t>
+      </w:r>
+      <w:r>
+        <w:rPr>
+          <w:rFonts w:ascii="Lato" w:eastAsia="DengXian" w:hAnsi="Lato" w:cs="Arial"/>
+          <w:bCs/>
+          <w:iCs/>
+          <w:color w:val="000000" w:themeColor="text1"/>
+          <w:szCs w:val="20"/>
+          <w:lang w:eastAsia="zh-CN"/>
+        </w:rPr>
+        <w:t>g</w:t>
+      </w:r>
+      <w:r>
+        <w:rPr>
+          <w:rFonts w:ascii="Lato" w:eastAsia="DengXian" w:hAnsi="Lato" w:cs="Arial"/>
+          <w:bCs/>
+          <w:iCs/>
+          <w:color w:val="000000" w:themeColor="text1"/>
+          <w:szCs w:val="20"/>
+          <w:lang w:eastAsia="zh-CN"/>
+        </w:rPr>
+        <w:t xml:space="preserve">reen </w:t>
+      </w:r>
+      <w:r>
+        <w:rPr>
+          <w:rFonts w:ascii="Lato" w:eastAsia="DengXian" w:hAnsi="Lato" w:cs="Arial"/>
+          <w:bCs/>
+          <w:iCs/>
+          <w:color w:val="000000" w:themeColor="text1"/>
+          <w:szCs w:val="20"/>
+          <w:lang w:eastAsia="zh-CN"/>
+        </w:rPr>
+        <w:t>a</w:t>
+      </w:r>
+      <w:r>
+        <w:rPr>
+          <w:rFonts w:ascii="Lato" w:eastAsia="DengXian" w:hAnsi="Lato" w:cs="Arial"/>
+          <w:bCs/>
+          <w:iCs/>
+          <w:color w:val="000000" w:themeColor="text1"/>
+          <w:szCs w:val="20"/>
+          <w:lang w:eastAsia="zh-CN"/>
+        </w:rPr>
+        <w:t xml:space="preserve">cetylene </w:t>
+      </w:r>
+      <w:r>
+        <w:rPr>
+          <w:rFonts w:ascii="Lato" w:eastAsia="DengXian" w:hAnsi="Lato" w:cs="Arial"/>
+          <w:bCs/>
+          <w:iCs/>
+          <w:color w:val="000000" w:themeColor="text1"/>
+          <w:szCs w:val="20"/>
+          <w:lang w:eastAsia="zh-CN"/>
+        </w:rPr>
+        <w:t>s</w:t>
+      </w:r>
+      <w:r>
+        <w:rPr>
+          <w:rFonts w:ascii="Lato" w:eastAsia="DengXian" w:hAnsi="Lato" w:cs="Arial"/>
+          <w:bCs/>
+          <w:iCs/>
+          <w:color w:val="000000" w:themeColor="text1"/>
+          <w:szCs w:val="20"/>
+          <w:lang w:eastAsia="zh-CN"/>
+        </w:rPr>
+        <w:t xml:space="preserve">ynthesis and </w:t>
+      </w:r>
+      <w:r>
+        <w:rPr>
+          <w:rFonts w:ascii="Lato" w:eastAsia="DengXian" w:hAnsi="Lato" w:cs="Arial"/>
+          <w:bCs/>
+          <w:iCs/>
+          <w:color w:val="000000" w:themeColor="text1"/>
+          <w:szCs w:val="20"/>
+          <w:lang w:eastAsia="zh-CN"/>
+        </w:rPr>
+        <w:t>a</w:t>
+      </w:r>
+      <w:r>
+        <w:rPr>
+          <w:rFonts w:ascii="Lato" w:eastAsia="DengXian" w:hAnsi="Lato" w:cs="Arial"/>
+          <w:bCs/>
+          <w:iCs/>
+          <w:color w:val="000000" w:themeColor="text1"/>
+          <w:szCs w:val="20"/>
+          <w:lang w:eastAsia="zh-CN"/>
+        </w:rPr>
+        <w:t>pplication</w:t>
+      </w:r>
+      <w:r>
+        <w:rPr>
+          <w:rFonts w:ascii="Lato" w:eastAsia="DengXian" w:hAnsi="Lato" w:cs="Arial"/>
+          <w:bCs/>
+          <w:iCs/>
+          <w:color w:val="000000" w:themeColor="text1"/>
+          <w:szCs w:val="20"/>
+          <w:lang w:eastAsia="zh-CN"/>
+        </w:rPr>
+        <w:t>’</w:t>
+      </w:r>
+      <w:r>
+        <w:rPr>
+          <w:rFonts w:ascii="Lato" w:eastAsia="DengXian" w:hAnsi="Lato" w:cs="Arial"/>
+          <w:bCs/>
+          <w:iCs/>
+          <w:color w:val="000000" w:themeColor="text1"/>
+          <w:szCs w:val="20"/>
+          <w:lang w:eastAsia="zh-CN"/>
+        </w:rPr>
+        <w:t>.</w:t>
+      </w:r>
+      <w:r>
+        <w:rPr>
+          <w:rFonts w:ascii="Lato" w:eastAsia="DengXian" w:hAnsi="Lato" w:cs="Arial"/>
+          <w:bCs/>
+          <w:iCs/>
+          <w:color w:val="000000" w:themeColor="text1"/>
+          <w:szCs w:val="20"/>
+          <w:lang w:eastAsia="zh-CN"/>
+        </w:rPr>
+        <w:t xml:space="preserve"> Additionally, we have significantly shortened Section</w:t>
+      </w:r>
+      <w:r>
+        <w:rPr>
+          <w:rFonts w:ascii="Lato" w:eastAsia="DengXian" w:hAnsi="Lato" w:cs="Arial"/>
+          <w:bCs/>
+          <w:iCs/>
+          <w:color w:val="000000" w:themeColor="text1"/>
+          <w:szCs w:val="20"/>
+          <w:lang w:eastAsia="zh-CN"/>
+        </w:rPr>
         <w:t xml:space="preserve"> </w:t>
       </w:r>
       <w:r>
         <w:rPr>
           <w:rFonts w:ascii="Lato" w:eastAsia="DengXian" w:hAnsi="Lato" w:cs="Arial"/>
-          <w:iCs/>
-          <w:color w:val="000000" w:themeColor="text1"/>
-          <w:szCs w:val="20"/>
-          <w:highlight w:val="yellow"/>
-          <w:lang w:eastAsia="zh-CN"/>
-        </w:rPr>
-        <w:t>We</w:t>
-      </w:r>
-      <w:r>
-        <w:rPr>
-          <w:rFonts w:ascii="Lato" w:eastAsia="DengXian" w:hAnsi="Lato" w:cs="Arial"/>
-          <w:bCs/>
-          <w:iCs/>
-          <w:color w:val="000000" w:themeColor="text1"/>
-          <w:szCs w:val="20"/>
-          <w:highlight w:val="yellow"/>
-          <w:lang w:eastAsia="zh-CN"/>
-        </w:rPr>
-        <w:t xml:space="preserve"> have revised </w:t>
-      </w:r>
-      <w:r>
-        <w:rPr>
-          <w:rFonts w:ascii="Lato" w:eastAsia="DengXian" w:hAnsi="Lato" w:cs="Arial"/>
-          <w:bCs/>
-          <w:iCs/>
-          <w:color w:val="000000" w:themeColor="text1"/>
-          <w:szCs w:val="20"/>
-          <w:highlight w:val="yellow"/>
-          <w:lang w:eastAsia="zh-CN"/>
-        </w:rPr>
-        <w:t>our work</w:t>
-      </w:r>
-      <w:r>
-        <w:rPr>
-          <w:rFonts w:ascii="Lato" w:eastAsia="DengXian" w:hAnsi="Lato" w:cs="Arial"/>
-          <w:bCs/>
-          <w:iCs/>
-          <w:color w:val="000000" w:themeColor="text1"/>
-          <w:szCs w:val="20"/>
-          <w:highlight w:val="yellow"/>
-          <w:lang w:eastAsia="zh-CN"/>
-        </w:rPr>
-        <w:t xml:space="preserve"> from a </w:t>
-      </w:r>
-      <w:r>
-        <w:rPr>
-          <w:rFonts w:ascii="Lato" w:eastAsia="DengXian" w:hAnsi="Lato" w:cs="Arial"/>
-          <w:bCs/>
-          <w:iCs/>
-          <w:color w:val="000000" w:themeColor="text1"/>
-          <w:szCs w:val="20"/>
-          <w:highlight w:val="yellow"/>
-          <w:lang w:eastAsia="zh-CN"/>
-        </w:rPr>
-        <w:t>‘</w:t>
-      </w:r>
-      <w:r>
-        <w:rPr>
-          <w:rFonts w:ascii="Lato" w:eastAsia="DengXian" w:hAnsi="Lato" w:cs="Arial"/>
-          <w:bCs/>
-          <w:iCs/>
-          <w:color w:val="000000" w:themeColor="text1"/>
-          <w:szCs w:val="20"/>
-          <w:highlight w:val="yellow"/>
-          <w:lang w:eastAsia="zh-CN"/>
-        </w:rPr>
-        <w:t>Review</w:t>
-      </w:r>
-      <w:r>
-        <w:rPr>
-          <w:rFonts w:ascii="Lato" w:eastAsia="DengXian" w:hAnsi="Lato" w:cs="Arial"/>
-          <w:bCs/>
-          <w:iCs/>
-          <w:color w:val="000000" w:themeColor="text1"/>
-          <w:szCs w:val="20"/>
-          <w:highlight w:val="yellow"/>
-          <w:lang w:eastAsia="zh-CN"/>
-        </w:rPr>
-        <w:t>’</w:t>
-      </w:r>
-      <w:r>
-        <w:rPr>
-          <w:rFonts w:ascii="Lato" w:eastAsia="DengXian" w:hAnsi="Lato" w:cs="Arial"/>
-          <w:bCs/>
-          <w:iCs/>
-          <w:color w:val="000000" w:themeColor="text1"/>
-          <w:szCs w:val="20"/>
-          <w:highlight w:val="yellow"/>
-          <w:lang w:eastAsia="zh-CN"/>
-        </w:rPr>
-        <w:t xml:space="preserve"> to a </w:t>
-      </w:r>
-      <w:r>
-        <w:rPr>
-          <w:rFonts w:ascii="Lato" w:eastAsia="DengXian" w:hAnsi="Lato" w:cs="Arial"/>
-          <w:bCs/>
-          <w:iCs/>
-          <w:color w:val="000000" w:themeColor="text1"/>
-          <w:szCs w:val="20"/>
-          <w:highlight w:val="yellow"/>
-          <w:lang w:eastAsia="zh-CN"/>
-        </w:rPr>
-        <w:t>‘</w:t>
-      </w:r>
-      <w:r>
-        <w:rPr>
-          <w:rFonts w:ascii="Lato" w:eastAsia="DengXian" w:hAnsi="Lato" w:cs="Arial"/>
-          <w:bCs/>
-          <w:iCs/>
-          <w:color w:val="000000" w:themeColor="text1"/>
-          <w:szCs w:val="20"/>
-          <w:highlight w:val="yellow"/>
-          <w:lang w:eastAsia="zh-CN"/>
-        </w:rPr>
-        <w:t>Perspective</w:t>
-      </w:r>
-      <w:r>
-        <w:rPr>
-          <w:rFonts w:ascii="Lato" w:eastAsia="DengXian" w:hAnsi="Lato" w:cs="Arial"/>
-          <w:bCs/>
-          <w:iCs/>
-          <w:color w:val="000000" w:themeColor="text1"/>
-          <w:szCs w:val="20"/>
-          <w:highlight w:val="yellow"/>
-          <w:lang w:eastAsia="zh-CN"/>
-        </w:rPr>
-        <w:t>’</w:t>
-      </w:r>
-      <w:r>
-        <w:rPr>
-          <w:rFonts w:ascii="Lato" w:eastAsia="DengXian" w:hAnsi="Lato" w:cs="Arial"/>
-          <w:bCs/>
-          <w:iCs/>
-          <w:color w:val="000000" w:themeColor="text1"/>
-          <w:szCs w:val="20"/>
-          <w:highlight w:val="yellow"/>
-          <w:lang w:eastAsia="zh-CN"/>
-        </w:rPr>
-        <w:t xml:space="preserve"> and updated the title to </w:t>
-      </w:r>
-      <w:r>
-        <w:rPr>
-          <w:rFonts w:ascii="Lato" w:eastAsia="DengXian" w:hAnsi="Lato" w:cs="Arial"/>
-          <w:bCs/>
-          <w:iCs/>
-          <w:color w:val="000000" w:themeColor="text1"/>
-          <w:szCs w:val="20"/>
-          <w:highlight w:val="yellow"/>
-          <w:lang w:eastAsia="zh-CN"/>
-        </w:rPr>
-        <w:t>‘</w:t>
-      </w:r>
-      <w:r>
-        <w:rPr>
-          <w:rFonts w:ascii="Lato" w:eastAsia="DengXian" w:hAnsi="Lato" w:cs="Arial"/>
-          <w:bCs/>
-          <w:iCs/>
-          <w:color w:val="000000" w:themeColor="text1"/>
-          <w:szCs w:val="20"/>
-          <w:highlight w:val="yellow"/>
-          <w:lang w:eastAsia="zh-CN"/>
-        </w:rPr>
-        <w:t xml:space="preserve">Towards </w:t>
-      </w:r>
-      <w:r>
-        <w:rPr>
-          <w:rFonts w:ascii="Lato" w:eastAsia="DengXian" w:hAnsi="Lato" w:cs="Arial"/>
-          <w:bCs/>
-          <w:iCs/>
-          <w:color w:val="000000" w:themeColor="text1"/>
-          <w:szCs w:val="20"/>
-          <w:highlight w:val="yellow"/>
-          <w:lang w:eastAsia="zh-CN"/>
-        </w:rPr>
-        <w:t>g</w:t>
-      </w:r>
-      <w:r>
-        <w:rPr>
-          <w:rFonts w:ascii="Lato" w:eastAsia="DengXian" w:hAnsi="Lato" w:cs="Arial"/>
-          <w:bCs/>
-          <w:iCs/>
-          <w:color w:val="000000" w:themeColor="text1"/>
-          <w:szCs w:val="20"/>
-          <w:highlight w:val="yellow"/>
-          <w:lang w:eastAsia="zh-CN"/>
-        </w:rPr>
-        <w:t xml:space="preserve">reen </w:t>
-      </w:r>
-      <w:r>
-        <w:rPr>
-          <w:rFonts w:ascii="Lato" w:eastAsia="DengXian" w:hAnsi="Lato" w:cs="Arial"/>
-          <w:bCs/>
-          <w:iCs/>
-          <w:color w:val="000000" w:themeColor="text1"/>
-          <w:szCs w:val="20"/>
-          <w:highlight w:val="yellow"/>
-          <w:lang w:eastAsia="zh-CN"/>
-        </w:rPr>
-        <w:t>a</w:t>
-      </w:r>
-      <w:r>
-        <w:rPr>
-          <w:rFonts w:ascii="Lato" w:eastAsia="DengXian" w:hAnsi="Lato" w:cs="Arial"/>
-          <w:bCs/>
-          <w:iCs/>
-          <w:color w:val="000000" w:themeColor="text1"/>
-          <w:szCs w:val="20"/>
-          <w:highlight w:val="yellow"/>
-          <w:lang w:eastAsia="zh-CN"/>
-        </w:rPr>
-        <w:t xml:space="preserve">cetylene </w:t>
-      </w:r>
-      <w:r>
-        <w:rPr>
-          <w:rFonts w:ascii="Lato" w:eastAsia="DengXian" w:hAnsi="Lato" w:cs="Arial"/>
-          <w:bCs/>
-          <w:iCs/>
-          <w:color w:val="000000" w:themeColor="text1"/>
-          <w:szCs w:val="20"/>
-          <w:highlight w:val="yellow"/>
-          <w:lang w:eastAsia="zh-CN"/>
-        </w:rPr>
-        <w:t>s</w:t>
-      </w:r>
-      <w:r>
-        <w:rPr>
-          <w:rFonts w:ascii="Lato" w:eastAsia="DengXian" w:hAnsi="Lato" w:cs="Arial"/>
-          <w:bCs/>
-          <w:iCs/>
-          <w:color w:val="000000" w:themeColor="text1"/>
-          <w:szCs w:val="20"/>
-          <w:highlight w:val="yellow"/>
-          <w:lang w:eastAsia="zh-CN"/>
-        </w:rPr>
-        <w:t xml:space="preserve">ynthesis and </w:t>
-      </w:r>
-      <w:r>
-        <w:rPr>
-          <w:rFonts w:ascii="Lato" w:eastAsia="DengXian" w:hAnsi="Lato" w:cs="Arial"/>
-          <w:bCs/>
-          <w:iCs/>
-          <w:color w:val="000000" w:themeColor="text1"/>
-          <w:szCs w:val="20"/>
-          <w:highlight w:val="yellow"/>
-          <w:lang w:eastAsia="zh-CN"/>
-        </w:rPr>
-        <w:t>a</w:t>
-      </w:r>
-      <w:r>
-        <w:rPr>
-          <w:rFonts w:ascii="Lato" w:eastAsia="DengXian" w:hAnsi="Lato" w:cs="Arial"/>
-          <w:bCs/>
-          <w:iCs/>
-          <w:color w:val="000000" w:themeColor="text1"/>
-          <w:szCs w:val="20"/>
-          <w:highlight w:val="yellow"/>
-          <w:lang w:eastAsia="zh-CN"/>
-        </w:rPr>
-        <w:t>pplication</w:t>
-      </w:r>
-      <w:r>
-        <w:rPr>
-          <w:rFonts w:ascii="Lato" w:eastAsia="DengXian" w:hAnsi="Lato" w:cs="Arial"/>
-          <w:bCs/>
-          <w:iCs/>
-          <w:color w:val="000000" w:themeColor="text1"/>
-          <w:szCs w:val="20"/>
-          <w:highlight w:val="yellow"/>
-          <w:lang w:eastAsia="zh-CN"/>
-        </w:rPr>
-        <w:t>’</w:t>
-      </w:r>
-      <w:r>
-        <w:rPr>
-          <w:rFonts w:ascii="Lato" w:eastAsia="DengXian" w:hAnsi="Lato" w:cs="Arial"/>
-          <w:bCs/>
-          <w:iCs/>
-          <w:color w:val="000000" w:themeColor="text1"/>
-          <w:szCs w:val="20"/>
-          <w:highlight w:val="yellow"/>
+          <w:bCs/>
+          <w:iCs/>
+          <w:color w:val="000000" w:themeColor="text1"/>
+          <w:szCs w:val="20"/>
+          <w:lang w:eastAsia="zh-CN"/>
+        </w:rPr>
+        <w:t>2 to reduce redundancy with the ChemPlusChem review</w:t>
+      </w:r>
+      <w:r>
+        <w:rPr>
+          <w:rFonts w:ascii="Lato" w:eastAsia="DengXian" w:hAnsi="Lato" w:cs="Arial"/>
+          <w:bCs/>
+          <w:iCs/>
+          <w:color w:val="000000" w:themeColor="text1"/>
+          <w:szCs w:val="20"/>
+          <w:lang w:eastAsia="zh-CN"/>
+        </w:rPr>
+        <w:t xml:space="preserve"> mentioned by the reviewer</w:t>
+      </w:r>
+      <w:r>
+        <w:rPr>
+          <w:rFonts w:ascii="Lato" w:eastAsia="DengXian" w:hAnsi="Lato" w:cs="Arial"/>
+          <w:bCs/>
+          <w:iCs/>
+          <w:color w:val="000000" w:themeColor="text1"/>
+          <w:szCs w:val="20"/>
           <w:lang w:eastAsia="zh-CN"/>
         </w:rPr>
         <w:t>.</w:t>
@@ -5566,70 +5189,9 @@
       <w:r>
         <w:rPr>
           <w:rFonts w:ascii="Lato" w:eastAsia="DengXian" w:hAnsi="Lato" w:cs="Arial"/>
-          <w:bCs/>
-          <w:iCs/>
-          <w:color w:val="000000" w:themeColor="text1"/>
-          <w:szCs w:val="20"/>
-          <w:highlight w:val="yellow"/>
-          <w:lang w:eastAsia="zh-CN"/>
-        </w:rPr>
-        <w:t xml:space="preserve"> Additionally, we have significantly shortened Section</w:t>
-      </w:r>
-      <w:r>
-        <w:rPr>
-          <w:rFonts w:ascii="Lato" w:eastAsia="DengXian" w:hAnsi="Lato" w:cs="Arial"/>
-          <w:bCs/>
-          <w:iCs/>
-          <w:color w:val="000000" w:themeColor="text1"/>
-          <w:szCs w:val="20"/>
-          <w:highlight w:val="yellow"/>
-          <w:lang w:eastAsia="zh-CN"/>
-        </w:rPr>
-        <w:t xml:space="preserve"> </w:t>
-      </w:r>
-      <w:r>
-        <w:rPr>
-          <w:rFonts w:ascii="Lato" w:eastAsia="DengXian" w:hAnsi="Lato" w:cs="Arial"/>
-          <w:bCs/>
-          <w:iCs/>
-          <w:color w:val="000000" w:themeColor="text1"/>
-          <w:szCs w:val="20"/>
-          <w:highlight w:val="yellow"/>
-          <w:lang w:eastAsia="zh-CN"/>
-        </w:rPr>
-        <w:t>2 to reduce redundancy with the ChemPlusChem review</w:t>
-      </w:r>
-      <w:r>
-        <w:rPr>
-          <w:rFonts w:ascii="Lato" w:eastAsia="DengXian" w:hAnsi="Lato" w:cs="Arial"/>
-          <w:bCs/>
-          <w:iCs/>
-          <w:color w:val="000000" w:themeColor="text1"/>
-          <w:szCs w:val="20"/>
-          <w:highlight w:val="yellow"/>
-          <w:lang w:eastAsia="zh-CN"/>
-        </w:rPr>
-        <w:t xml:space="preserve"> mentioned by the reviewer</w:t>
-      </w:r>
-      <w:r>
-        <w:rPr>
-          <w:rFonts w:ascii="Lato" w:eastAsia="DengXian" w:hAnsi="Lato" w:cs="Arial"/>
-          <w:bCs/>
-          <w:iCs/>
-          <w:color w:val="000000" w:themeColor="text1"/>
-          <w:szCs w:val="20"/>
-          <w:highlight w:val="yellow"/>
-          <w:lang w:eastAsia="zh-CN"/>
-        </w:rPr>
-        <w:t>.</w:t>
-      </w:r>
-      <w:r>
-        <w:rPr>
-          <w:rFonts w:ascii="Lato" w:eastAsia="DengXian" w:hAnsi="Lato" w:cs="Arial"/>
-          <w:iCs/>
-          <w:color w:val="000000" w:themeColor="text1"/>
-          <w:szCs w:val="20"/>
-          <w:highlight w:val="yellow"/>
+          <w:iCs/>
+          <w:color w:val="000000" w:themeColor="text1"/>
+          <w:szCs w:val="20"/>
           <w:lang w:eastAsia="zh-CN"/>
         </w:rPr>
         <w:t xml:space="preserve"> These revisions sharpen the focus </w:t>
@@ -5640,7 +5202,6 @@
           <w:iCs/>
           <w:color w:val="000000" w:themeColor="text1"/>
           <w:szCs w:val="20"/>
-          <w:highlight w:val="yellow"/>
           <w:lang w:eastAsia="zh-CN"/>
         </w:rPr>
         <w:t xml:space="preserve">of our work </w:t>
@@ -5651,7 +5212,6 @@
           <w:iCs/>
           <w:color w:val="000000" w:themeColor="text1"/>
           <w:szCs w:val="20"/>
-          <w:highlight w:val="yellow"/>
           <w:lang w:eastAsia="zh-CN"/>
         </w:rPr>
         <w:t xml:space="preserve">on the </w:t>
@@ -5662,7 +5222,6 @@
           <w:iCs/>
           <w:color w:val="000000" w:themeColor="text1"/>
           <w:szCs w:val="20"/>
-          <w:highlight w:val="yellow"/>
           <w:lang w:eastAsia="zh-CN"/>
         </w:rPr>
         <w:t>future</w:t>
@@ -5673,7 +5232,6 @@
           <w:iCs/>
           <w:color w:val="000000" w:themeColor="text1"/>
           <w:szCs w:val="20"/>
-          <w:highlight w:val="yellow"/>
           <w:lang w:eastAsia="zh-CN"/>
         </w:rPr>
         <w:t xml:space="preserve"> green acetylene production</w:t>
@@ -5684,7 +5242,6 @@
           <w:iCs/>
           <w:color w:val="000000" w:themeColor="text1"/>
           <w:szCs w:val="20"/>
-          <w:highlight w:val="yellow"/>
           <w:lang w:eastAsia="zh-CN"/>
         </w:rPr>
         <w:t xml:space="preserve">, ensuring that it stands out </w:t>
@@ -5695,7 +5252,6 @@
           <w:iCs/>
           <w:color w:val="000000" w:themeColor="text1"/>
           <w:szCs w:val="20"/>
-          <w:highlight w:val="yellow"/>
           <w:lang w:eastAsia="zh-CN"/>
         </w:rPr>
         <w:t>distinctly</w:t>
@@ -5706,7 +5262,6 @@
           <w:iCs/>
           <w:color w:val="000000" w:themeColor="text1"/>
           <w:szCs w:val="20"/>
-          <w:highlight w:val="yellow"/>
           <w:lang w:eastAsia="zh-CN"/>
         </w:rPr>
         <w:t xml:space="preserve"> from </w:t>
@@ -5717,7 +5272,6 @@
           <w:iCs/>
           <w:color w:val="000000" w:themeColor="text1"/>
           <w:szCs w:val="20"/>
-          <w:highlight w:val="yellow"/>
           <w:lang w:eastAsia="zh-CN"/>
         </w:rPr>
         <w:t>previous</w:t>
@@ -5728,7 +5282,6 @@
           <w:iCs/>
           <w:color w:val="000000" w:themeColor="text1"/>
           <w:szCs w:val="20"/>
-          <w:highlight w:val="yellow"/>
           <w:lang w:eastAsia="zh-CN"/>
         </w:rPr>
         <w:t xml:space="preserve"> literatur</w:t>
@@ -5739,7 +5292,6 @@
           <w:iCs/>
           <w:color w:val="000000" w:themeColor="text1"/>
           <w:szCs w:val="20"/>
-          <w:highlight w:val="yellow"/>
           <w:lang w:eastAsia="zh-CN"/>
         </w:rPr>
         <w:t>es</w:t>
@@ -5750,7 +5302,6 @@
           <w:iCs/>
           <w:color w:val="000000" w:themeColor="text1"/>
           <w:szCs w:val="20"/>
-          <w:highlight w:val="yellow"/>
           <w:lang w:eastAsia="zh-CN"/>
         </w:rPr>
         <w:t>.</w:t>
@@ -5946,16 +5497,7 @@
           <w:color w:val="000000" w:themeColor="text1"/>
           <w:szCs w:val="20"/>
         </w:rPr>
-        <w:t xml:space="preserve">-based production, </w:t>
-      </w:r>
-      <w:r>
-        <w:rPr>
-          <w:rFonts w:ascii="Lato" w:eastAsiaTheme="minorHAnsi" w:hAnsi="Lato" w:cs="Arial"/>
-          <w:iCs/>
-          <w:color w:val="000000" w:themeColor="text1"/>
-          <w:szCs w:val="20"/>
-        </w:rPr>
-        <w:t>o</w:t>
+        <w:t>-based production, o</w:t>
       </w:r>
       <w:r>
         <w:rPr>
@@ -6061,17 +5603,7 @@
           <w:szCs w:val="20"/>
           <w:lang w:eastAsia="zh-CN"/>
         </w:rPr>
-        <w:t>feasibility</w:t>
-      </w:r>
-      <w:r>
-        <w:rPr>
-          <w:rFonts w:ascii="Lato" w:eastAsia="DengXian" w:hAnsi="Lato" w:cs="Arial"/>
-          <w:iCs/>
-          <w:color w:val="000000" w:themeColor="text1"/>
-          <w:szCs w:val="20"/>
-          <w:lang w:eastAsia="zh-CN"/>
-        </w:rPr>
-        <w:t xml:space="preserve"> </w:t>
+        <w:t xml:space="preserve">feasibility </w:t>
       </w:r>
       <w:r>
         <w:rPr>
@@ -7421,26 +6953,14 @@
           <w:szCs w:val="20"/>
           <w:lang w:eastAsia="zh-CN"/>
         </w:rPr>
-        <w:t xml:space="preserve"> </w:t>
-      </w:r>
-      <w:r>
-        <w:rPr>
-          <w:rFonts w:ascii="Lato" w:eastAsia="DengXian" w:hAnsi="Lato" w:cs="Arial"/>
-          <w:iCs/>
-          <w:color w:val="000000" w:themeColor="text1"/>
-          <w:szCs w:val="20"/>
-          <w:highlight w:val="yellow"/>
-          <w:lang w:eastAsia="zh-CN"/>
-        </w:rPr>
-        <w:t xml:space="preserve">We have emphasized these aspects in </w:t>
-      </w:r>
-      <w:r>
-        <w:rPr>
-          <w:rFonts w:ascii="Lato" w:eastAsia="DengXian" w:hAnsi="Lato" w:cs="Arial"/>
-          <w:iCs/>
-          <w:color w:val="000000" w:themeColor="text1"/>
-          <w:szCs w:val="20"/>
-          <w:highlight w:val="yellow"/>
+        <w:t xml:space="preserve"> We have emphasized these aspects in </w:t>
+      </w:r>
+      <w:r>
+        <w:rPr>
+          <w:rFonts w:ascii="Lato" w:eastAsia="DengXian" w:hAnsi="Lato" w:cs="Arial"/>
+          <w:iCs/>
+          <w:color w:val="000000" w:themeColor="text1"/>
+          <w:szCs w:val="20"/>
           <w:lang w:eastAsia="zh-CN"/>
         </w:rPr>
         <w:t xml:space="preserve">Section 4 of </w:t>
@@ -7451,7 +6971,6 @@
           <w:iCs/>
           <w:color w:val="000000" w:themeColor="text1"/>
           <w:szCs w:val="20"/>
-          <w:highlight w:val="yellow"/>
           <w:lang w:eastAsia="zh-CN"/>
         </w:rPr>
         <w:t>the main manuscript (page xx, line xx).</w:t>
@@ -7898,16 +7417,7 @@
           <w:szCs w:val="20"/>
           <w:lang w:eastAsia="zh-CN"/>
         </w:rPr>
-        <w:t>ensures</w:t>
-      </w:r>
-      <w:r>
-        <w:rPr>
-          <w:rFonts w:ascii="Lato" w:eastAsia="DengXian" w:hAnsi="Lato" w:cs="Arial"/>
-          <w:color w:val="000000" w:themeColor="text1"/>
-          <w:szCs w:val="20"/>
-          <w:lang w:eastAsia="zh-CN"/>
-        </w:rPr>
-        <w:t xml:space="preserve"> </w:t>
+        <w:t xml:space="preserve">ensures </w:t>
       </w:r>
       <w:r>
         <w:rPr>
@@ -7965,16 +7475,7 @@
           <w:szCs w:val="20"/>
           <w:lang w:eastAsia="zh-CN"/>
         </w:rPr>
-        <w:t>note</w:t>
-      </w:r>
-      <w:r>
-        <w:rPr>
-          <w:rFonts w:ascii="Lato" w:eastAsia="DengXian" w:hAnsi="Lato" w:cs="Arial"/>
-          <w:color w:val="000000" w:themeColor="text1"/>
-          <w:szCs w:val="20"/>
-          <w:lang w:eastAsia="zh-CN"/>
-        </w:rPr>
-        <w:t>s</w:t>
+        <w:t>notes</w:t>
       </w:r>
       <w:r>
         <w:rPr>
@@ -8275,16 +7776,7 @@
           <w:szCs w:val="20"/>
           <w:lang w:eastAsia="zh-CN"/>
         </w:rPr>
-        <w:t>Should green</w:t>
-      </w:r>
-      <w:r>
-        <w:rPr>
-          <w:rFonts w:ascii="Lato" w:eastAsia="DengXian" w:hAnsi="Lato" w:cs="Arial"/>
-          <w:color w:val="000000" w:themeColor="text1"/>
-          <w:szCs w:val="20"/>
-          <w:lang w:eastAsia="zh-CN"/>
-        </w:rPr>
-        <w:t xml:space="preserve"> acetylene production </w:t>
+        <w:t xml:space="preserve">Should green acetylene production </w:t>
       </w:r>
       <w:r>
         <w:rPr>
@@ -8302,16 +7794,7 @@
           <w:szCs w:val="20"/>
           <w:lang w:eastAsia="zh-CN"/>
         </w:rPr>
-        <w:t xml:space="preserve"> economically feasible and/or environmentally friendly</w:t>
-      </w:r>
-      <w:r>
-        <w:rPr>
-          <w:rFonts w:ascii="Lato" w:eastAsia="DengXian" w:hAnsi="Lato" w:cs="Arial"/>
-          <w:color w:val="000000" w:themeColor="text1"/>
-          <w:szCs w:val="20"/>
-          <w:lang w:eastAsia="zh-CN"/>
-        </w:rPr>
-        <w:t>,</w:t>
+        <w:t xml:space="preserve"> economically feasible and/or environmentally friendly,</w:t>
       </w:r>
       <w:r>
         <w:rPr>
@@ -8522,52 +8005,7 @@
           <w:szCs w:val="20"/>
           <w:lang w:eastAsia="zh-CN"/>
         </w:rPr>
-        <w:t xml:space="preserve">, we agree that global </w:t>
-      </w:r>
-      <w:r>
-        <w:rPr>
-          <w:rFonts w:ascii="Lato" w:eastAsia="DengXian" w:hAnsi="Lato" w:cs="Arial"/>
-          <w:color w:val="000000" w:themeColor="text1"/>
-          <w:szCs w:val="20"/>
-          <w:lang w:eastAsia="zh-CN"/>
-        </w:rPr>
-        <w:t>production is currently in a state of overcapacity</w:t>
-      </w:r>
-      <w:r>
-        <w:rPr>
-          <w:rFonts w:ascii="Lato" w:eastAsia="DengXian" w:hAnsi="Lato" w:cs="Arial"/>
-          <w:color w:val="000000" w:themeColor="text1"/>
-          <w:szCs w:val="20"/>
-          <w:lang w:eastAsia="zh-CN"/>
-        </w:rPr>
-        <w:t xml:space="preserve">, </w:t>
-      </w:r>
-      <w:r>
-        <w:rPr>
-          <w:rFonts w:ascii="Lato" w:eastAsia="DengXian" w:hAnsi="Lato" w:cs="Arial"/>
-          <w:color w:val="000000" w:themeColor="text1"/>
-          <w:szCs w:val="20"/>
-          <w:lang w:eastAsia="zh-CN"/>
-        </w:rPr>
-        <w:t>driven</w:t>
-      </w:r>
-      <w:r>
-        <w:rPr>
-          <w:rFonts w:ascii="Lato" w:eastAsia="DengXian" w:hAnsi="Lato" w:cs="Arial"/>
-          <w:color w:val="000000" w:themeColor="text1"/>
-          <w:szCs w:val="20"/>
-          <w:lang w:eastAsia="zh-CN"/>
-        </w:rPr>
-        <w:t xml:space="preserve"> largely</w:t>
-      </w:r>
-      <w:r>
-        <w:rPr>
-          <w:rFonts w:ascii="Lato" w:eastAsia="DengXian" w:hAnsi="Lato" w:cs="Arial"/>
-          <w:color w:val="000000" w:themeColor="text1"/>
-          <w:szCs w:val="20"/>
-          <w:lang w:eastAsia="zh-CN"/>
-        </w:rPr>
-        <w:t xml:space="preserve"> by the recent development of a more cost-effective </w:t>
+        <w:t xml:space="preserve">, we agree that global production is currently in a state of overcapacity, driven largely by the recent development of a more cost-effective </w:t>
       </w:r>
       <w:r>
         <w:rPr>
@@ -8696,16 +8134,7 @@
           <w:szCs w:val="20"/>
           <w:lang w:eastAsia="zh-CN"/>
         </w:rPr>
-        <w:t>).</w:t>
-      </w:r>
-      <w:r>
-        <w:rPr>
-          <w:rFonts w:ascii="Lato" w:eastAsia="DengXian" w:hAnsi="Lato" w:cs="Arial"/>
-          <w:color w:val="000000" w:themeColor="text1"/>
-          <w:szCs w:val="20"/>
-          <w:lang w:eastAsia="zh-CN"/>
-        </w:rPr>
-        <w:t xml:space="preserve"> While </w:t>
+        <w:t xml:space="preserve">). While </w:t>
       </w:r>
       <w:r>
         <w:rPr>
@@ -8891,7 +8320,6 @@
           <w:bCs/>
           <w:color w:val="000000" w:themeColor="text1"/>
           <w:szCs w:val="20"/>
-          <w:highlight w:val="yellow"/>
           <w:lang w:eastAsia="zh-CN"/>
         </w:rPr>
         <w:t xml:space="preserve">We have </w:t>
@@ -8902,7 +8330,6 @@
           <w:bCs/>
           <w:color w:val="000000" w:themeColor="text1"/>
           <w:szCs w:val="20"/>
-          <w:highlight w:val="yellow"/>
           <w:lang w:eastAsia="zh-CN"/>
         </w:rPr>
         <w:t>included</w:t>
@@ -8913,7 +8340,6 @@
           <w:bCs/>
           <w:color w:val="000000" w:themeColor="text1"/>
           <w:szCs w:val="20"/>
-          <w:highlight w:val="yellow"/>
           <w:lang w:eastAsia="zh-CN"/>
         </w:rPr>
         <w:t xml:space="preserve"> </w:t>
@@ -8924,7 +8350,6 @@
           <w:bCs/>
           <w:color w:val="000000" w:themeColor="text1"/>
           <w:szCs w:val="20"/>
-          <w:highlight w:val="yellow"/>
           <w:lang w:eastAsia="zh-CN"/>
         </w:rPr>
         <w:t xml:space="preserve">the </w:t>
@@ -8935,7 +8360,6 @@
           <w:bCs/>
           <w:color w:val="000000" w:themeColor="text1"/>
           <w:szCs w:val="20"/>
-          <w:highlight w:val="yellow"/>
           <w:lang w:eastAsia="zh-CN"/>
         </w:rPr>
         <w:t>reasons behind BDO overcapacity in Section</w:t>
@@ -8946,7 +8370,6 @@
           <w:bCs/>
           <w:color w:val="000000" w:themeColor="text1"/>
           <w:szCs w:val="20"/>
-          <w:highlight w:val="yellow"/>
           <w:lang w:eastAsia="zh-CN"/>
         </w:rPr>
         <w:t xml:space="preserve"> </w:t>
@@ -8957,7 +8380,6 @@
           <w:bCs/>
           <w:color w:val="000000" w:themeColor="text1"/>
           <w:szCs w:val="20"/>
-          <w:highlight w:val="yellow"/>
           <w:lang w:eastAsia="zh-CN"/>
         </w:rPr>
         <w:t xml:space="preserve">2.1 to highlight the significance of </w:t>
@@ -8969,7 +8391,6 @@
           <w:iCs/>
           <w:color w:val="000000" w:themeColor="text1"/>
           <w:szCs w:val="20"/>
-          <w:highlight w:val="yellow"/>
           <w:lang w:eastAsia="zh-CN"/>
         </w:rPr>
         <w:t>C</w:t>
@@ -8981,7 +8402,6 @@
           <w:iCs/>
           <w:color w:val="000000" w:themeColor="text1"/>
           <w:szCs w:val="20"/>
-          <w:highlight w:val="yellow"/>
           <w:vertAlign w:val="subscript"/>
           <w:lang w:eastAsia="zh-CN"/>
         </w:rPr>
@@ -8994,7 +8414,6 @@
           <w:iCs/>
           <w:color w:val="000000" w:themeColor="text1"/>
           <w:szCs w:val="20"/>
-          <w:highlight w:val="yellow"/>
           <w:lang w:eastAsia="zh-CN"/>
         </w:rPr>
         <w:t>H</w:t>
@@ -9006,7 +8425,6 @@
           <w:iCs/>
           <w:color w:val="000000" w:themeColor="text1"/>
           <w:szCs w:val="20"/>
-          <w:highlight w:val="yellow"/>
           <w:vertAlign w:val="subscript"/>
           <w:lang w:eastAsia="zh-CN"/>
         </w:rPr>
@@ -9019,7 +8437,6 @@
           <w:iCs/>
           <w:color w:val="000000" w:themeColor="text1"/>
           <w:szCs w:val="20"/>
-          <w:highlight w:val="yellow"/>
           <w:lang w:eastAsia="zh-CN"/>
         </w:rPr>
         <w:t xml:space="preserve"> </w:t>
@@ -9030,7 +8447,6 @@
           <w:bCs/>
           <w:color w:val="000000" w:themeColor="text1"/>
           <w:szCs w:val="20"/>
-          <w:highlight w:val="yellow"/>
           <w:lang w:eastAsia="zh-CN"/>
         </w:rPr>
         <w:t>(page</w:t>
@@ -9041,7 +8457,6 @@
           <w:bCs/>
           <w:color w:val="000000" w:themeColor="text1"/>
           <w:szCs w:val="20"/>
-          <w:highlight w:val="yellow"/>
           <w:lang w:eastAsia="zh-CN"/>
         </w:rPr>
         <w:t xml:space="preserve"> </w:t>
@@ -9052,7 +8467,6 @@
           <w:bCs/>
           <w:color w:val="000000" w:themeColor="text1"/>
           <w:szCs w:val="20"/>
-          <w:highlight w:val="yellow"/>
           <w:lang w:eastAsia="zh-CN"/>
         </w:rPr>
         <w:t>xx, line</w:t>
@@ -9063,7 +8477,6 @@
           <w:bCs/>
           <w:color w:val="000000" w:themeColor="text1"/>
           <w:szCs w:val="20"/>
-          <w:highlight w:val="yellow"/>
           <w:lang w:eastAsia="zh-CN"/>
         </w:rPr>
         <w:t xml:space="preserve"> </w:t>
@@ -9074,7 +8487,6 @@
           <w:bCs/>
           <w:color w:val="000000" w:themeColor="text1"/>
           <w:szCs w:val="20"/>
-          <w:highlight w:val="yellow"/>
           <w:lang w:eastAsia="zh-CN"/>
         </w:rPr>
         <w:t>xx).</w:t>
@@ -9253,7 +8665,27 @@
           <w:szCs w:val="20"/>
           <w:lang w:eastAsia="zh-CN"/>
         </w:rPr>
-        <w:t>our</w:t>
+        <w:t xml:space="preserve">our </w:t>
+      </w:r>
+      <w:r>
+        <w:rPr>
+          <w:rFonts w:ascii="Lato" w:eastAsia="DengXian" w:hAnsi="Lato" w:cs="Arial"/>
+          <w:iCs/>
+          <w:color w:val="000000" w:themeColor="text1"/>
+          <w:szCs w:val="20"/>
+          <w:lang w:eastAsia="zh-CN"/>
+        </w:rPr>
+        <w:t xml:space="preserve">response to </w:t>
+      </w:r>
+      <w:r>
+        <w:rPr>
+          <w:rFonts w:ascii="Lato" w:eastAsia="DengXian" w:hAnsi="Lato" w:cs="Arial"/>
+          <w:iCs/>
+          <w:color w:val="000000" w:themeColor="text1"/>
+          <w:szCs w:val="20"/>
+          <w:lang w:eastAsia="zh-CN"/>
+        </w:rPr>
+        <w:t>comment</w:t>
       </w:r>
       <w:r>
         <w:rPr>
@@ -9273,36 +8705,6 @@
           <w:szCs w:val="20"/>
           <w:lang w:eastAsia="zh-CN"/>
         </w:rPr>
-        <w:t xml:space="preserve">response to </w:t>
-      </w:r>
-      <w:r>
-        <w:rPr>
-          <w:rFonts w:ascii="Lato" w:eastAsia="DengXian" w:hAnsi="Lato" w:cs="Arial"/>
-          <w:iCs/>
-          <w:color w:val="000000" w:themeColor="text1"/>
-          <w:szCs w:val="20"/>
-          <w:lang w:eastAsia="zh-CN"/>
-        </w:rPr>
-        <w:t>comment</w:t>
-      </w:r>
-      <w:r>
-        <w:rPr>
-          <w:rFonts w:ascii="Lato" w:eastAsia="DengXian" w:hAnsi="Lato" w:cs="Arial"/>
-          <w:iCs/>
-          <w:color w:val="000000" w:themeColor="text1"/>
-          <w:szCs w:val="20"/>
-          <w:lang w:eastAsia="zh-CN"/>
-        </w:rPr>
-        <w:t xml:space="preserve"> </w:t>
-      </w:r>
-      <w:r>
-        <w:rPr>
-          <w:rFonts w:ascii="Lato" w:eastAsia="DengXian" w:hAnsi="Lato" w:cs="Arial"/>
-          <w:iCs/>
-          <w:color w:val="000000" w:themeColor="text1"/>
-          <w:szCs w:val="20"/>
-          <w:lang w:eastAsia="zh-CN"/>
-        </w:rPr>
         <w:t xml:space="preserve">2.3, </w:t>
       </w:r>
       <w:r>
@@ -9313,27 +8715,7 @@
           <w:szCs w:val="20"/>
           <w:lang w:eastAsia="zh-CN"/>
         </w:rPr>
-        <w:t xml:space="preserve">while the current availability of </w:t>
-      </w:r>
-      <w:r>
-        <w:rPr>
-          <w:rFonts w:ascii="Lato" w:eastAsia="DengXian" w:hAnsi="Lato" w:cs="Arial"/>
-          <w:iCs/>
-          <w:color w:val="000000" w:themeColor="text1"/>
-          <w:szCs w:val="20"/>
-          <w:lang w:eastAsia="zh-CN"/>
-        </w:rPr>
-        <w:t>biochar and biomethane</w:t>
-      </w:r>
-      <w:r>
-        <w:rPr>
-          <w:rFonts w:ascii="Lato" w:eastAsia="DengXian" w:hAnsi="Lato" w:cs="Arial"/>
-          <w:iCs/>
-          <w:color w:val="000000" w:themeColor="text1"/>
-          <w:szCs w:val="20"/>
-          <w:lang w:eastAsia="zh-CN"/>
-        </w:rPr>
-        <w:t xml:space="preserve"> is limited, projections indicate that </w:t>
+        <w:t xml:space="preserve">while the current availability of biochar and biomethane is limited, projections indicate that </w:t>
       </w:r>
       <w:r>
         <w:rPr>
@@ -9800,17 +9182,7 @@
           <w:szCs w:val="20"/>
           <w:lang w:eastAsia="zh-CN"/>
         </w:rPr>
-        <w:t xml:space="preserve"> </w:t>
-      </w:r>
-      <w:r>
-        <w:rPr>
-          <w:rFonts w:ascii="Lato" w:eastAsia="DengXian" w:hAnsi="Lato" w:cs="Arial"/>
-          <w:iCs/>
-          <w:color w:val="000000" w:themeColor="text1"/>
-          <w:szCs w:val="20"/>
-          <w:lang w:eastAsia="zh-CN"/>
-        </w:rPr>
-        <w:t>remain</w:t>
+        <w:t xml:space="preserve"> remain</w:t>
       </w:r>
       <w:r>
         <w:rPr>
@@ -10024,17 +9396,7 @@
           <w:szCs w:val="20"/>
           <w:lang w:eastAsia="zh-CN"/>
         </w:rPr>
-        <w:t>by</w:t>
-      </w:r>
-      <w:r>
-        <w:rPr>
-          <w:rFonts w:ascii="Lato" w:eastAsia="DengXian" w:hAnsi="Lato" w:cs="Arial"/>
-          <w:iCs/>
-          <w:color w:val="000000" w:themeColor="text1"/>
-          <w:szCs w:val="20"/>
-          <w:lang w:eastAsia="zh-CN"/>
-        </w:rPr>
-        <w:t xml:space="preserve"> </w:t>
+        <w:t xml:space="preserve">by </w:t>
       </w:r>
       <w:r>
         <w:rPr>
@@ -10319,20 +9681,9 @@
           <w:iCs/>
           <w:color w:val="000000" w:themeColor="text1"/>
           <w:szCs w:val="20"/>
-          <w:highlight w:val="yellow"/>
-          <w:lang w:eastAsia="zh-CN"/>
-        </w:rPr>
-        <w:t>The discussion in the main manuscript has been expanded to clarify the availability of biochar and biomethane (page xx, line xx).</w:t>
-      </w:r>
-      <w:r>
-        <w:rPr>
-          <w:rFonts w:ascii="Lato" w:eastAsia="DengXian" w:hAnsi="Lato" w:cs="Arial"/>
-          <w:iCs/>
-          <w:color w:val="000000" w:themeColor="text1"/>
-          <w:szCs w:val="20"/>
-          <w:lang w:eastAsia="zh-CN"/>
-        </w:rPr>
-        <w:t xml:space="preserve"> </w:t>
+          <w:lang w:eastAsia="zh-CN"/>
+        </w:rPr>
+        <w:t xml:space="preserve">The discussion in the main manuscript has been expanded to clarify the availability of biochar and biomethane (page xx, line xx). </w:t>
       </w:r>
       <w:r>
         <w:rPr>
@@ -10403,7 +9754,6 @@
           <w:bCs/>
           <w:color w:val="000000" w:themeColor="text1"/>
           <w:szCs w:val="20"/>
-          <w:highlight w:val="yellow"/>
         </w:rPr>
       </w:pPr>
       <w:r>
@@ -10431,7 +9781,6 @@
           <w:bCs/>
           <w:color w:val="000000" w:themeColor="text1"/>
           <w:szCs w:val="20"/>
-          <w:highlight w:val="yellow"/>
         </w:rPr>
         <w:t xml:space="preserve">To ensure consistency and clarity, we </w:t>
       </w:r>
@@ -10441,7 +9790,6 @@
           <w:bCs/>
           <w:color w:val="000000" w:themeColor="text1"/>
           <w:szCs w:val="20"/>
-          <w:highlight w:val="yellow"/>
         </w:rPr>
         <w:t>have standardized the key technical terms into four categories: partial combustion, thermal plasma, non</w:t>
       </w:r>
@@ -10451,7 +9799,6 @@
           <w:bCs/>
           <w:color w:val="000000" w:themeColor="text1"/>
           <w:szCs w:val="20"/>
-          <w:highlight w:val="yellow"/>
         </w:rPr>
         <w:noBreakHyphen/>
         <w:t>thermal plasma (including cold and warm plasma), and thermal pyrolysis.</w:t>
@@ -10523,34 +9870,7 @@
           <w:szCs w:val="20"/>
           <w:lang w:eastAsia="zh-CN"/>
         </w:rPr>
-        <w:t xml:space="preserve">Alongside the introduction, </w:t>
-      </w:r>
-      <w:r>
-        <w:rPr>
-          <w:rFonts w:ascii="Lato" w:eastAsia="DengXian" w:hAnsi="Lato" w:cs="Arial"/>
-          <w:color w:val="000000" w:themeColor="text1"/>
-          <w:szCs w:val="20"/>
-          <w:lang w:eastAsia="zh-CN"/>
-        </w:rPr>
-        <w:t>Fig</w:t>
-      </w:r>
-      <w:r>
-        <w:rPr>
-          <w:rFonts w:ascii="Lato" w:eastAsia="DengXian" w:hAnsi="Lato" w:cs="Arial"/>
-          <w:color w:val="000000" w:themeColor="text1"/>
-          <w:szCs w:val="20"/>
-          <w:lang w:eastAsia="zh-CN"/>
-        </w:rPr>
-        <w:t xml:space="preserve">. </w:t>
-      </w:r>
-      <w:r>
-        <w:rPr>
-          <w:rFonts w:ascii="Lato" w:eastAsia="DengXian" w:hAnsi="Lato" w:cs="Arial"/>
-          <w:color w:val="000000" w:themeColor="text1"/>
-          <w:szCs w:val="20"/>
-          <w:lang w:eastAsia="zh-CN"/>
-        </w:rPr>
-        <w:t>1 is designed to provide historical context, tracing the evolution of acetylene production and highlighting key milestones in its development. The purpose is to establish a foundation for discussing current challenges and opportunities for green C</w:t>
+        <w:t>Alongside the introduction, Fig. 1 is designed to provide historical context, tracing the evolution of acetylene production and highlighting key milestones in its development. The purpose is to establish a foundation for discussing current challenges and opportunities for green C</w:t>
       </w:r>
       <w:r>
         <w:rPr>
@@ -10590,16 +9910,7 @@
           <w:szCs w:val="20"/>
           <w:lang w:eastAsia="zh-CN"/>
         </w:rPr>
-        <w:t xml:space="preserve"> production. Adding speculative projections for 2050, while potentially interesting, would introduce significant uncertainties and detract from the focus on historical trends.</w:t>
-      </w:r>
-      <w:r>
-        <w:rPr>
-          <w:rFonts w:ascii="Lato" w:eastAsia="DengXian" w:hAnsi="Lato" w:cs="Arial"/>
-          <w:color w:val="000000" w:themeColor="text1"/>
-          <w:szCs w:val="20"/>
-          <w:lang w:eastAsia="zh-CN"/>
-        </w:rPr>
-        <w:t xml:space="preserve"> The challenge in predicting future values arise from </w:t>
+        <w:t xml:space="preserve"> production. Adding speculative projections for 2050, while potentially interesting, would introduce significant uncertainties and detract from the focus on historical trends. The challenge in predicting future values arise from </w:t>
       </w:r>
       <w:r>
         <w:rPr>
@@ -10781,7 +10092,6 @@
           <w:rFonts w:ascii="Lato" w:eastAsia="DengXian" w:hAnsi="Lato" w:cs="Arial"/>
           <w:color w:val="000000" w:themeColor="text1"/>
           <w:szCs w:val="20"/>
-          <w:highlight w:val="yellow"/>
           <w:lang w:eastAsia="zh-CN"/>
         </w:rPr>
         <w:t>Instead</w:t>
@@ -10791,7 +10101,6 @@
           <w:rFonts w:ascii="Lato" w:eastAsia="DengXian" w:hAnsi="Lato" w:cs="Arial"/>
           <w:color w:val="000000" w:themeColor="text1"/>
           <w:szCs w:val="20"/>
-          <w:highlight w:val="yellow"/>
           <w:lang w:eastAsia="zh-CN"/>
         </w:rPr>
         <w:t xml:space="preserve"> of predicting the future of acetylene</w:t>
@@ -10801,7 +10110,6 @@
           <w:rFonts w:ascii="Lato" w:eastAsia="DengXian" w:hAnsi="Lato" w:cs="Arial"/>
           <w:color w:val="000000" w:themeColor="text1"/>
           <w:szCs w:val="20"/>
-          <w:highlight w:val="yellow"/>
           <w:lang w:eastAsia="zh-CN"/>
         </w:rPr>
         <w:t xml:space="preserve">, </w:t>
@@ -10812,7 +10120,6 @@
           <w:bCs/>
           <w:color w:val="000000" w:themeColor="text1"/>
           <w:szCs w:val="20"/>
-          <w:highlight w:val="yellow"/>
           <w:lang w:eastAsia="zh-CN"/>
         </w:rPr>
         <w:t xml:space="preserve">we have incorporated </w:t>
@@ -10823,7 +10130,6 @@
           <w:bCs/>
           <w:color w:val="000000" w:themeColor="text1"/>
           <w:szCs w:val="20"/>
-          <w:highlight w:val="yellow"/>
           <w:lang w:eastAsia="zh-CN"/>
         </w:rPr>
         <w:t xml:space="preserve">a discussion on </w:t>
@@ -10834,7 +10140,6 @@
           <w:bCs/>
           <w:color w:val="000000" w:themeColor="text1"/>
           <w:szCs w:val="20"/>
-          <w:highlight w:val="yellow"/>
           <w:lang w:eastAsia="zh-CN"/>
         </w:rPr>
         <w:t xml:space="preserve">the anticipated availability of renewable carbon feedstocks for green </w:t>
@@ -10846,7 +10151,6 @@
           <w:iCs/>
           <w:color w:val="000000" w:themeColor="text1"/>
           <w:szCs w:val="20"/>
-          <w:highlight w:val="yellow"/>
           <w:lang w:eastAsia="zh-CN"/>
         </w:rPr>
         <w:t>C</w:t>
@@ -10858,7 +10162,6 @@
           <w:iCs/>
           <w:color w:val="000000" w:themeColor="text1"/>
           <w:szCs w:val="20"/>
-          <w:highlight w:val="yellow"/>
           <w:vertAlign w:val="subscript"/>
           <w:lang w:eastAsia="zh-CN"/>
         </w:rPr>
@@ -10871,7 +10174,6 @@
           <w:iCs/>
           <w:color w:val="000000" w:themeColor="text1"/>
           <w:szCs w:val="20"/>
-          <w:highlight w:val="yellow"/>
           <w:lang w:eastAsia="zh-CN"/>
         </w:rPr>
         <w:t>H</w:t>
@@ -10883,7 +10185,6 @@
           <w:iCs/>
           <w:color w:val="000000" w:themeColor="text1"/>
           <w:szCs w:val="20"/>
-          <w:highlight w:val="yellow"/>
           <w:vertAlign w:val="subscript"/>
           <w:lang w:eastAsia="zh-CN"/>
         </w:rPr>
@@ -10896,7 +10197,6 @@
           <w:iCs/>
           <w:color w:val="000000" w:themeColor="text1"/>
           <w:szCs w:val="20"/>
-          <w:highlight w:val="yellow"/>
           <w:lang w:eastAsia="zh-CN"/>
         </w:rPr>
         <w:t xml:space="preserve"> </w:t>
@@ -10907,7 +10207,6 @@
           <w:bCs/>
           <w:color w:val="000000" w:themeColor="text1"/>
           <w:szCs w:val="20"/>
-          <w:highlight w:val="yellow"/>
           <w:lang w:eastAsia="zh-CN"/>
         </w:rPr>
         <w:t>production by 2050, such as biochar and biomethane, in Section</w:t>
@@ -10918,7 +10217,6 @@
           <w:bCs/>
           <w:color w:val="000000" w:themeColor="text1"/>
           <w:szCs w:val="20"/>
-          <w:highlight w:val="yellow"/>
           <w:lang w:eastAsia="zh-CN"/>
         </w:rPr>
         <w:t xml:space="preserve"> </w:t>
@@ -10929,7 +10227,6 @@
           <w:bCs/>
           <w:color w:val="000000" w:themeColor="text1"/>
           <w:szCs w:val="20"/>
-          <w:highlight w:val="yellow"/>
           <w:lang w:eastAsia="zh-CN"/>
         </w:rPr>
         <w:t>4</w:t>
@@ -10940,7 +10237,6 @@
           <w:bCs/>
           <w:color w:val="000000" w:themeColor="text1"/>
           <w:szCs w:val="20"/>
-          <w:highlight w:val="yellow"/>
           <w:lang w:eastAsia="zh-CN"/>
         </w:rPr>
         <w:t xml:space="preserve"> </w:t>
@@ -10951,7 +10247,6 @@
           <w:iCs/>
           <w:color w:val="000000" w:themeColor="text1"/>
           <w:szCs w:val="20"/>
-          <w:highlight w:val="yellow"/>
           <w:lang w:eastAsia="zh-CN"/>
         </w:rPr>
         <w:t>(page</w:t>
@@ -10962,7 +10257,6 @@
           <w:iCs/>
           <w:color w:val="000000" w:themeColor="text1"/>
           <w:szCs w:val="20"/>
-          <w:highlight w:val="yellow"/>
           <w:lang w:eastAsia="zh-CN"/>
         </w:rPr>
         <w:t xml:space="preserve"> </w:t>
@@ -10973,7 +10267,6 @@
           <w:iCs/>
           <w:color w:val="000000" w:themeColor="text1"/>
           <w:szCs w:val="20"/>
-          <w:highlight w:val="yellow"/>
           <w:lang w:eastAsia="zh-CN"/>
         </w:rPr>
         <w:t>xx, line</w:t>
@@ -10984,7 +10277,6 @@
           <w:iCs/>
           <w:color w:val="000000" w:themeColor="text1"/>
           <w:szCs w:val="20"/>
-          <w:highlight w:val="yellow"/>
           <w:lang w:eastAsia="zh-CN"/>
         </w:rPr>
         <w:t xml:space="preserve"> </w:t>
@@ -10995,7 +10287,6 @@
           <w:iCs/>
           <w:color w:val="000000" w:themeColor="text1"/>
           <w:szCs w:val="20"/>
-          <w:highlight w:val="yellow"/>
           <w:lang w:eastAsia="zh-CN"/>
         </w:rPr>
         <w:t>xx)</w:t>
@@ -11006,7 +10297,6 @@
           <w:bCs/>
           <w:color w:val="000000" w:themeColor="text1"/>
           <w:szCs w:val="20"/>
-          <w:highlight w:val="yellow"/>
           <w:lang w:eastAsia="zh-CN"/>
         </w:rPr>
         <w:t>.</w:t>
@@ -11468,7 +10758,6 @@
           <w:rFonts w:ascii="Lato" w:eastAsia="DengXian" w:hAnsi="Lato" w:cs="Arial"/>
           <w:color w:val="000000" w:themeColor="text1"/>
           <w:szCs w:val="20"/>
-          <w:highlight w:val="yellow"/>
           <w:lang w:eastAsia="zh-CN"/>
         </w:rPr>
         <w:t xml:space="preserve">Fig. 2 serves as a comprehensive analysis of both past and present </w:t>
@@ -11479,7 +10768,6 @@
           <w:iCs/>
           <w:color w:val="000000" w:themeColor="text1"/>
           <w:szCs w:val="20"/>
-          <w:highlight w:val="yellow"/>
           <w:lang w:eastAsia="zh-CN"/>
         </w:rPr>
         <w:t>C</w:t>
@@ -11490,7 +10778,6 @@
           <w:iCs/>
           <w:color w:val="000000" w:themeColor="text1"/>
           <w:szCs w:val="20"/>
-          <w:highlight w:val="yellow"/>
           <w:vertAlign w:val="subscript"/>
           <w:lang w:eastAsia="zh-CN"/>
         </w:rPr>
@@ -11502,7 +10789,6 @@
           <w:iCs/>
           <w:color w:val="000000" w:themeColor="text1"/>
           <w:szCs w:val="20"/>
-          <w:highlight w:val="yellow"/>
           <w:lang w:eastAsia="zh-CN"/>
         </w:rPr>
         <w:t>H</w:t>
@@ -11513,7 +10799,6 @@
           <w:iCs/>
           <w:color w:val="000000" w:themeColor="text1"/>
           <w:szCs w:val="20"/>
-          <w:highlight w:val="yellow"/>
           <w:vertAlign w:val="subscript"/>
           <w:lang w:eastAsia="zh-CN"/>
         </w:rPr>
@@ -11525,7 +10810,6 @@
           <w:iCs/>
           <w:color w:val="000000" w:themeColor="text1"/>
           <w:szCs w:val="20"/>
-          <w:highlight w:val="yellow"/>
           <w:lang w:eastAsia="zh-CN"/>
         </w:rPr>
         <w:t xml:space="preserve"> </w:t>
@@ -11535,7 +10819,6 @@
           <w:rFonts w:ascii="Lato" w:eastAsia="DengXian" w:hAnsi="Lato" w:cs="Arial"/>
           <w:color w:val="000000" w:themeColor="text1"/>
           <w:szCs w:val="20"/>
-          <w:highlight w:val="yellow"/>
           <w:lang w:eastAsia="zh-CN"/>
         </w:rPr>
         <w:t xml:space="preserve">production and applications, with the associated challenges for each technology discussed in Section 2. These challenges highlight the need for exploring green </w:t>
@@ -11546,7 +10829,6 @@
           <w:iCs/>
           <w:color w:val="000000" w:themeColor="text1"/>
           <w:szCs w:val="20"/>
-          <w:highlight w:val="yellow"/>
           <w:lang w:eastAsia="zh-CN"/>
         </w:rPr>
         <w:t>C</w:t>
@@ -11557,7 +10839,6 @@
           <w:iCs/>
           <w:color w:val="000000" w:themeColor="text1"/>
           <w:szCs w:val="20"/>
-          <w:highlight w:val="yellow"/>
           <w:vertAlign w:val="subscript"/>
           <w:lang w:eastAsia="zh-CN"/>
         </w:rPr>
@@ -11569,7 +10850,6 @@
           <w:iCs/>
           <w:color w:val="000000" w:themeColor="text1"/>
           <w:szCs w:val="20"/>
-          <w:highlight w:val="yellow"/>
           <w:lang w:eastAsia="zh-CN"/>
         </w:rPr>
         <w:t>H</w:t>
@@ -11580,7 +10860,6 @@
           <w:iCs/>
           <w:color w:val="000000" w:themeColor="text1"/>
           <w:szCs w:val="20"/>
-          <w:highlight w:val="yellow"/>
           <w:vertAlign w:val="subscript"/>
           <w:lang w:eastAsia="zh-CN"/>
         </w:rPr>
@@ -11592,7 +10871,6 @@
           <w:iCs/>
           <w:color w:val="000000" w:themeColor="text1"/>
           <w:szCs w:val="20"/>
-          <w:highlight w:val="yellow"/>
           <w:lang w:eastAsia="zh-CN"/>
         </w:rPr>
         <w:t xml:space="preserve"> </w:t>
@@ -11602,27 +10880,15 @@
           <w:rFonts w:ascii="Lato" w:eastAsia="DengXian" w:hAnsi="Lato" w:cs="Arial"/>
           <w:color w:val="000000" w:themeColor="text1"/>
           <w:szCs w:val="20"/>
-          <w:highlight w:val="yellow"/>
-          <w:lang w:eastAsia="zh-CN"/>
-        </w:rPr>
-        <w:t xml:space="preserve">production in the future, such as using </w:t>
-      </w:r>
-      <w:r>
-        <w:rPr>
-          <w:rFonts w:ascii="Lato" w:eastAsia="DengXian" w:hAnsi="Lato" w:cs="Arial"/>
-          <w:color w:val="000000" w:themeColor="text1"/>
-          <w:szCs w:val="20"/>
-          <w:highlight w:val="yellow"/>
-          <w:lang w:eastAsia="zh-CN"/>
-        </w:rPr>
-        <w:t xml:space="preserve">biomethane or biochar as feedstocks, which we address thoroughly in Fig. </w:t>
+          <w:lang w:eastAsia="zh-CN"/>
+        </w:rPr>
+        <w:t xml:space="preserve">production in the future, such as using biomethane or biochar as feedstocks, which we address thoroughly in Fig. </w:t>
       </w:r>
       <w:r>
         <w:rPr>
           <w:rFonts w:ascii="Lato" w:eastAsia="DengXian" w:hAnsi="Lato" w:cs="Arial" w:hint="eastAsia"/>
           <w:color w:val="000000" w:themeColor="text1"/>
           <w:szCs w:val="20"/>
-          <w:highlight w:val="yellow"/>
           <w:lang w:eastAsia="zh-CN"/>
         </w:rPr>
         <w:t>4</w:t>
@@ -11632,7 +10898,6 @@
           <w:rFonts w:ascii="Lato" w:eastAsia="DengXian" w:hAnsi="Lato" w:cs="Arial"/>
           <w:color w:val="000000" w:themeColor="text1"/>
           <w:szCs w:val="20"/>
-          <w:highlight w:val="yellow"/>
           <w:lang w:eastAsia="zh-CN"/>
         </w:rPr>
         <w:t xml:space="preserve"> </w:t>
@@ -11642,7 +10907,6 @@
           <w:rFonts w:ascii="Lato" w:eastAsia="DengXian" w:hAnsi="Lato" w:cs="Arial"/>
           <w:color w:val="000000" w:themeColor="text1"/>
           <w:szCs w:val="20"/>
-          <w:highlight w:val="yellow"/>
           <w:lang w:eastAsia="zh-CN"/>
         </w:rPr>
         <w:t xml:space="preserve">and the corresponding discussions. </w:t>
@@ -11652,7 +10916,6 @@
           <w:rFonts w:ascii="Lato" w:eastAsia="DengXian" w:hAnsi="Lato" w:cs="Arial"/>
           <w:color w:val="000000" w:themeColor="text1"/>
           <w:szCs w:val="20"/>
-          <w:highlight w:val="yellow"/>
           <w:lang w:eastAsia="zh-CN"/>
         </w:rPr>
         <w:t>W</w:t>
@@ -11663,7 +10926,6 @@
           <w:bCs/>
           <w:color w:val="000000" w:themeColor="text1"/>
           <w:szCs w:val="20"/>
-          <w:highlight w:val="yellow"/>
           <w:lang w:eastAsia="zh-CN"/>
         </w:rPr>
         <w:t xml:space="preserve">e have </w:t>
@@ -11674,7 +10936,6 @@
           <w:bCs/>
           <w:color w:val="000000" w:themeColor="text1"/>
           <w:szCs w:val="20"/>
-          <w:highlight w:val="yellow"/>
           <w:lang w:eastAsia="zh-CN"/>
         </w:rPr>
         <w:t xml:space="preserve">also </w:t>
@@ -11685,7 +10946,6 @@
           <w:bCs/>
           <w:color w:val="000000" w:themeColor="text1"/>
           <w:szCs w:val="20"/>
-          <w:highlight w:val="yellow"/>
           <w:lang w:eastAsia="zh-CN"/>
         </w:rPr>
         <w:t xml:space="preserve">shortened the discussion of </w:t>
@@ -11696,7 +10956,6 @@
           <w:bCs/>
           <w:color w:val="000000" w:themeColor="text1"/>
           <w:szCs w:val="20"/>
-          <w:highlight w:val="yellow"/>
           <w:lang w:eastAsia="zh-CN"/>
         </w:rPr>
         <w:t>commercial</w:t>
@@ -11707,7 +10966,6 @@
           <w:bCs/>
           <w:color w:val="000000" w:themeColor="text1"/>
           <w:szCs w:val="20"/>
-          <w:highlight w:val="yellow"/>
           <w:lang w:eastAsia="zh-CN"/>
         </w:rPr>
         <w:t xml:space="preserve"> and discontinued routes in Section 2.1</w:t>
@@ -11717,7 +10975,6 @@
           <w:rFonts w:ascii="Lato" w:eastAsia="DengXian" w:hAnsi="Lato" w:cs="Arial"/>
           <w:color w:val="000000" w:themeColor="text1"/>
           <w:szCs w:val="20"/>
-          <w:highlight w:val="yellow"/>
           <w:lang w:eastAsia="zh-CN"/>
         </w:rPr>
         <w:t xml:space="preserve">. </w:t>
@@ -11727,7 +10984,6 @@
           <w:rFonts w:ascii="Lato" w:eastAsia="DengXian" w:hAnsi="Lato" w:cs="Arial"/>
           <w:color w:val="000000" w:themeColor="text1"/>
           <w:szCs w:val="20"/>
-          <w:highlight w:val="yellow"/>
           <w:lang w:eastAsia="zh-CN"/>
         </w:rPr>
         <w:t>Moreover, w</w:t>
@@ -11738,7 +10994,6 @@
           <w:bCs/>
           <w:color w:val="000000" w:themeColor="text1"/>
           <w:szCs w:val="20"/>
-          <w:highlight w:val="yellow"/>
           <w:lang w:eastAsia="x-none"/>
         </w:rPr>
         <w:t>e have included discussions on rece</w:t>
@@ -11749,7 +11004,6 @@
           <w:bCs/>
           <w:color w:val="000000" w:themeColor="text1"/>
           <w:szCs w:val="20"/>
-          <w:highlight w:val="yellow"/>
           <w:lang w:eastAsia="x-none"/>
         </w:rPr>
         <w:t xml:space="preserve">nt emerging </w:t>
@@ -11761,7 +11015,6 @@
           <w:iCs/>
           <w:color w:val="000000" w:themeColor="text1"/>
           <w:szCs w:val="20"/>
-          <w:highlight w:val="yellow"/>
           <w:lang w:eastAsia="x-none"/>
         </w:rPr>
         <w:t>C</w:t>
@@ -11773,7 +11026,6 @@
           <w:iCs/>
           <w:color w:val="000000" w:themeColor="text1"/>
           <w:szCs w:val="20"/>
-          <w:highlight w:val="yellow"/>
           <w:vertAlign w:val="subscript"/>
           <w:lang w:eastAsia="x-none"/>
         </w:rPr>
@@ -11786,7 +11038,6 @@
           <w:iCs/>
           <w:color w:val="000000" w:themeColor="text1"/>
           <w:szCs w:val="20"/>
-          <w:highlight w:val="yellow"/>
           <w:lang w:eastAsia="x-none"/>
         </w:rPr>
         <w:t>H</w:t>
@@ -11798,7 +11049,6 @@
           <w:iCs/>
           <w:color w:val="000000" w:themeColor="text1"/>
           <w:szCs w:val="20"/>
-          <w:highlight w:val="yellow"/>
           <w:vertAlign w:val="subscript"/>
           <w:lang w:eastAsia="x-none"/>
         </w:rPr>
@@ -11811,7 +11061,6 @@
           <w:iCs/>
           <w:color w:val="000000" w:themeColor="text1"/>
           <w:szCs w:val="20"/>
-          <w:highlight w:val="yellow"/>
           <w:lang w:eastAsia="x-none"/>
         </w:rPr>
         <w:t xml:space="preserve"> </w:t>
@@ -11822,7 +11071,6 @@
           <w:bCs/>
           <w:color w:val="000000" w:themeColor="text1"/>
           <w:szCs w:val="20"/>
-          <w:highlight w:val="yellow"/>
           <w:lang w:eastAsia="x-none"/>
         </w:rPr>
         <w:t xml:space="preserve">applications </w:t>
@@ -11833,7 +11081,6 @@
           <w:bCs/>
           <w:color w:val="000000" w:themeColor="text1"/>
           <w:szCs w:val="20"/>
-          <w:highlight w:val="yellow"/>
           <w:lang w:eastAsia="x-none"/>
         </w:rPr>
         <w:t>in Section 3</w:t>
@@ -11844,7 +11091,6 @@
           <w:bCs/>
           <w:color w:val="000000" w:themeColor="text1"/>
           <w:szCs w:val="20"/>
-          <w:highlight w:val="yellow"/>
           <w:lang w:eastAsia="x-none"/>
         </w:rPr>
         <w:t xml:space="preserve"> </w:t>
@@ -11855,7 +11101,6 @@
           <w:bCs/>
           <w:color w:val="000000" w:themeColor="text1"/>
           <w:szCs w:val="20"/>
-          <w:highlight w:val="yellow"/>
           <w:lang w:eastAsia="x-none"/>
         </w:rPr>
         <w:t>(page xx, line xx).</w:t>
@@ -11865,7 +11110,6 @@
           <w:rFonts w:ascii="Lato" w:eastAsia="Cambria" w:hAnsi="Lato" w:cs="Arial"/>
           <w:color w:val="000000" w:themeColor="text1"/>
           <w:szCs w:val="20"/>
-          <w:highlight w:val="yellow"/>
           <w:lang w:eastAsia="x-none"/>
         </w:rPr>
         <w:t xml:space="preserve"> Further details can be found in the response to comment 2.1.</w:t>
@@ -12081,18 +11325,16 @@
           <w:iCs/>
           <w:color w:val="000000" w:themeColor="text1"/>
           <w:szCs w:val="20"/>
-          <w:highlight w:val="yellow"/>
-          <w:lang w:eastAsia="zh-CN"/>
-        </w:rPr>
-      </w:pPr>
-      <w:r>
-        <w:rPr>
-          <w:rFonts w:ascii="Lato" w:eastAsia="DengXian" w:hAnsi="Lato" w:cs="Arial"/>
-          <w:bCs/>
-          <w:iCs/>
-          <w:color w:val="000000" w:themeColor="text1"/>
-          <w:szCs w:val="20"/>
-          <w:highlight w:val="yellow"/>
+          <w:lang w:eastAsia="zh-CN"/>
+        </w:rPr>
+      </w:pPr>
+      <w:r>
+        <w:rPr>
+          <w:rFonts w:ascii="Lato" w:eastAsia="DengXian" w:hAnsi="Lato" w:cs="Arial"/>
+          <w:bCs/>
+          <w:iCs/>
+          <w:color w:val="000000" w:themeColor="text1"/>
+          <w:szCs w:val="20"/>
           <w:lang w:eastAsia="zh-CN"/>
         </w:rPr>
         <w:t xml:space="preserve">In relation to the </w:t>
@@ -12104,7 +11346,6 @@
           <w:iCs/>
           <w:color w:val="000000" w:themeColor="text1"/>
           <w:szCs w:val="20"/>
-          <w:highlight w:val="yellow"/>
           <w:lang w:eastAsia="zh-CN"/>
         </w:rPr>
         <w:t>comments 2.9 and 2.10</w:t>
@@ -12116,7 +11357,6 @@
           <w:iCs/>
           <w:color w:val="000000" w:themeColor="text1"/>
           <w:szCs w:val="20"/>
-          <w:highlight w:val="yellow"/>
           <w:lang w:eastAsia="zh-CN"/>
         </w:rPr>
         <w:t>, t</w:t>
@@ -12127,7 +11367,6 @@
           <w:iCs/>
           <w:color w:val="000000" w:themeColor="text1"/>
           <w:szCs w:val="20"/>
-          <w:highlight w:val="yellow"/>
           <w:lang w:eastAsia="zh-CN"/>
         </w:rPr>
         <w:t>he data in Fig. 3c are directly linked to an C</w:t>
@@ -12138,7 +11377,6 @@
           <w:iCs/>
           <w:color w:val="000000" w:themeColor="text1"/>
           <w:szCs w:val="20"/>
-          <w:highlight w:val="yellow"/>
           <w:vertAlign w:val="subscript"/>
           <w:lang w:eastAsia="zh-CN"/>
         </w:rPr>
@@ -12150,7 +11388,6 @@
           <w:iCs/>
           <w:color w:val="000000" w:themeColor="text1"/>
           <w:szCs w:val="20"/>
-          <w:highlight w:val="yellow"/>
           <w:lang w:eastAsia="zh-CN"/>
         </w:rPr>
         <w:t>H</w:t>
@@ -12161,7 +11398,6 @@
           <w:iCs/>
           <w:color w:val="000000" w:themeColor="text1"/>
           <w:szCs w:val="20"/>
-          <w:highlight w:val="yellow"/>
           <w:vertAlign w:val="subscript"/>
           <w:lang w:eastAsia="zh-CN"/>
         </w:rPr>
@@ -12173,7 +11409,6 @@
           <w:iCs/>
           <w:color w:val="000000" w:themeColor="text1"/>
           <w:szCs w:val="20"/>
-          <w:highlight w:val="yellow"/>
           <w:lang w:eastAsia="zh-CN"/>
         </w:rPr>
         <w:t xml:space="preserve"> plant in China (</w:t>
@@ -12183,7 +11418,6 @@
           <w:rFonts w:ascii="Lato" w:hAnsi="Lato" w:cs="Arial"/>
           <w:iCs/>
           <w:szCs w:val="20"/>
-          <w:highlight w:val="yellow"/>
         </w:rPr>
         <w:t>J</w:t>
       </w:r>
@@ -12192,7 +11426,6 @@
           <w:rFonts w:ascii="Lato" w:hAnsi="Lato" w:cs="Arial"/>
           <w:iCs/>
           <w:szCs w:val="20"/>
-          <w:highlight w:val="yellow"/>
         </w:rPr>
         <w:t>. </w:t>
       </w:r>
@@ -12201,7 +11434,6 @@
           <w:rFonts w:ascii="Lato" w:hAnsi="Lato" w:cs="Arial"/>
           <w:iCs/>
           <w:szCs w:val="20"/>
-          <w:highlight w:val="yellow"/>
         </w:rPr>
         <w:t>Clean. Prod.</w:t>
       </w:r>
@@ -12209,7 +11441,6 @@
         <w:rPr>
           <w:rFonts w:ascii="Lato" w:hAnsi="Lato" w:cs="Arial"/>
           <w:szCs w:val="20"/>
-          <w:highlight w:val="yellow"/>
         </w:rPr>
         <w:t xml:space="preserve"> </w:t>
       </w:r>
@@ -12217,7 +11448,6 @@
         <w:rPr>
           <w:rFonts w:ascii="Lato" w:hAnsi="Lato" w:cs="Arial"/>
           <w:szCs w:val="20"/>
-          <w:highlight w:val="yellow"/>
           <w:lang w:eastAsia="zh-CN"/>
         </w:rPr>
         <w:t xml:space="preserve">2021, </w:t>
@@ -12227,7 +11457,6 @@
           <w:rFonts w:ascii="Lato" w:hAnsi="Lato" w:cs="Arial"/>
           <w:bCs/>
           <w:szCs w:val="20"/>
-          <w:highlight w:val="yellow"/>
         </w:rPr>
         <w:t>322</w:t>
       </w:r>
@@ -12235,7 +11464,6 @@
         <w:rPr>
           <w:rFonts w:ascii="Lato" w:hAnsi="Lato" w:cs="Arial"/>
           <w:szCs w:val="20"/>
-          <w:highlight w:val="yellow"/>
         </w:rPr>
         <w:t>, 129055)</w:t>
       </w:r>
@@ -12243,7 +11471,6 @@
         <w:rPr>
           <w:rFonts w:ascii="Lato" w:hAnsi="Lato" w:cs="Arial"/>
           <w:szCs w:val="20"/>
-          <w:highlight w:val="yellow"/>
           <w:lang w:eastAsia="zh-CN"/>
         </w:rPr>
         <w:t xml:space="preserve">. We chose to retain Fig. 4a, despite its presence in other references, because the thermodynamic curve it presents is essential for helping readers, particularly outside the field, quickly grasp why </w:t>
@@ -12253,7 +11480,6 @@
           <w:rFonts w:ascii="Lato" w:hAnsi="Lato" w:cs="Arial"/>
           <w:iCs/>
           <w:szCs w:val="20"/>
-          <w:highlight w:val="yellow"/>
           <w:lang w:eastAsia="zh-CN"/>
         </w:rPr>
         <w:t>C</w:t>
@@ -12263,7 +11489,6 @@
           <w:rFonts w:ascii="Lato" w:hAnsi="Lato" w:cs="Arial"/>
           <w:iCs/>
           <w:szCs w:val="20"/>
-          <w:highlight w:val="yellow"/>
           <w:vertAlign w:val="subscript"/>
           <w:lang w:eastAsia="zh-CN"/>
         </w:rPr>
@@ -12274,7 +11499,6 @@
           <w:rFonts w:ascii="Lato" w:hAnsi="Lato" w:cs="Arial"/>
           <w:iCs/>
           <w:szCs w:val="20"/>
-          <w:highlight w:val="yellow"/>
           <w:lang w:eastAsia="zh-CN"/>
         </w:rPr>
         <w:t>H</w:t>
@@ -12284,7 +11508,6 @@
           <w:rFonts w:ascii="Lato" w:hAnsi="Lato" w:cs="Arial"/>
           <w:iCs/>
           <w:szCs w:val="20"/>
-          <w:highlight w:val="yellow"/>
           <w:vertAlign w:val="subscript"/>
           <w:lang w:eastAsia="zh-CN"/>
         </w:rPr>
@@ -12295,7 +11518,6 @@
           <w:rFonts w:ascii="Lato" w:hAnsi="Lato" w:cs="Arial"/>
           <w:iCs/>
           <w:szCs w:val="20"/>
-          <w:highlight w:val="yellow"/>
           <w:lang w:eastAsia="zh-CN"/>
         </w:rPr>
         <w:t xml:space="preserve"> </w:t>
@@ -12304,7 +11526,6 @@
         <w:rPr>
           <w:rFonts w:ascii="Lato" w:hAnsi="Lato" w:cs="Arial"/>
           <w:szCs w:val="20"/>
-          <w:highlight w:val="yellow"/>
           <w:lang w:eastAsia="zh-CN"/>
         </w:rPr>
         <w:t>production from hydrocarbons at low temperatures is challenging.</w:t>
@@ -12327,7 +11548,6 @@
           <w:iCs/>
           <w:color w:val="000000" w:themeColor="text1"/>
           <w:szCs w:val="20"/>
-          <w:highlight w:val="yellow"/>
           <w:lang w:eastAsia="zh-CN"/>
         </w:rPr>
         <w:t>Action:</w:t>
@@ -12339,7 +11559,6 @@
           <w:iCs/>
           <w:color w:val="000000" w:themeColor="text1"/>
           <w:szCs w:val="20"/>
-          <w:highlight w:val="yellow"/>
           <w:lang w:eastAsia="zh-CN"/>
         </w:rPr>
         <w:t xml:space="preserve"> </w:t>
@@ -12351,7 +11570,6 @@
           <w:iCs/>
           <w:color w:val="000000" w:themeColor="text1"/>
           <w:szCs w:val="20"/>
-          <w:highlight w:val="yellow"/>
           <w:lang w:eastAsia="zh-CN"/>
         </w:rPr>
         <w:t>W</w:t>
@@ -12363,7 +11581,6 @@
           <w:iCs/>
           <w:color w:val="000000" w:themeColor="text1"/>
           <w:szCs w:val="20"/>
-          <w:highlight w:val="yellow"/>
           <w:lang w:eastAsia="zh-CN"/>
         </w:rPr>
         <w:t>e have significantly shortened Sections</w:t>
@@ -12375,7 +11592,6 @@
           <w:iCs/>
           <w:color w:val="000000" w:themeColor="text1"/>
           <w:szCs w:val="20"/>
-          <w:highlight w:val="yellow"/>
           <w:lang w:eastAsia="zh-CN"/>
         </w:rPr>
         <w:t xml:space="preserve"> </w:t>
@@ -12387,7 +11603,6 @@
           <w:iCs/>
           <w:color w:val="000000" w:themeColor="text1"/>
           <w:szCs w:val="20"/>
-          <w:highlight w:val="yellow"/>
           <w:lang w:eastAsia="zh-CN"/>
         </w:rPr>
         <w:t>2.1–2.3 and consolidated Fig.</w:t>
@@ -12399,7 +11614,6 @@
           <w:iCs/>
           <w:color w:val="000000" w:themeColor="text1"/>
           <w:szCs w:val="20"/>
-          <w:highlight w:val="yellow"/>
           <w:lang w:eastAsia="zh-CN"/>
         </w:rPr>
         <w:t xml:space="preserve"> </w:t>
@@ -12411,7 +11625,6 @@
           <w:iCs/>
           <w:color w:val="000000" w:themeColor="text1"/>
           <w:szCs w:val="20"/>
-          <w:highlight w:val="yellow"/>
           <w:lang w:eastAsia="zh-CN"/>
         </w:rPr>
         <w:t xml:space="preserve">3c, 4a, and 4d into a new </w:t>
@@ -12423,7 +11636,6 @@
           <w:iCs/>
           <w:color w:val="000000" w:themeColor="text1"/>
           <w:szCs w:val="20"/>
-          <w:highlight w:val="yellow"/>
           <w:lang w:eastAsia="zh-CN"/>
         </w:rPr>
         <w:t>Fig. 3</w:t>
@@ -12435,7 +11647,6 @@
           <w:iCs/>
           <w:color w:val="000000" w:themeColor="text1"/>
           <w:szCs w:val="20"/>
-          <w:highlight w:val="yellow"/>
           <w:lang w:eastAsia="zh-CN"/>
         </w:rPr>
         <w:t>, removing all other components from the original Fig.</w:t>
@@ -12447,7 +11658,6 @@
           <w:iCs/>
           <w:color w:val="000000" w:themeColor="text1"/>
           <w:szCs w:val="20"/>
-          <w:highlight w:val="yellow"/>
           <w:lang w:eastAsia="zh-CN"/>
         </w:rPr>
         <w:t xml:space="preserve"> </w:t>
@@ -12459,7 +11669,6 @@
           <w:iCs/>
           <w:color w:val="000000" w:themeColor="text1"/>
           <w:szCs w:val="20"/>
-          <w:highlight w:val="yellow"/>
           <w:lang w:eastAsia="zh-CN"/>
         </w:rPr>
         <w:t xml:space="preserve">3 and 4. </w:t>
@@ -12470,7 +11679,6 @@
           <w:iCs/>
           <w:color w:val="000000" w:themeColor="text1"/>
           <w:szCs w:val="20"/>
-          <w:highlight w:val="yellow"/>
           <w:lang w:eastAsia="zh-CN"/>
         </w:rPr>
         <w:t xml:space="preserve">This adjustment reduces </w:t>
@@ -12481,7 +11689,6 @@
           <w:iCs/>
           <w:color w:val="000000" w:themeColor="text1"/>
           <w:szCs w:val="20"/>
-          <w:highlight w:val="yellow"/>
           <w:lang w:eastAsia="zh-CN"/>
         </w:rPr>
         <w:t xml:space="preserve">overlap </w:t>
@@ -12492,7 +11699,6 @@
           <w:iCs/>
           <w:color w:val="000000" w:themeColor="text1"/>
           <w:szCs w:val="20"/>
-          <w:highlight w:val="yellow"/>
           <w:lang w:eastAsia="zh-CN"/>
         </w:rPr>
         <w:t>with existing literature.</w:t>
@@ -12629,15 +11835,13 @@
           <w:rFonts w:ascii="Lato" w:eastAsia="Cambria" w:hAnsi="Lato" w:cs="Arial"/>
           <w:color w:val="000000" w:themeColor="text1"/>
           <w:szCs w:val="20"/>
-          <w:highlight w:val="yellow"/>
-        </w:rPr>
-      </w:pPr>
-      <w:r>
-        <w:rPr>
-          <w:rFonts w:ascii="Lato" w:eastAsia="Cambria" w:hAnsi="Lato" w:cs="Arial"/>
-          <w:color w:val="000000" w:themeColor="text1"/>
-          <w:szCs w:val="20"/>
-          <w:highlight w:val="yellow"/>
+        </w:rPr>
+      </w:pPr>
+      <w:r>
+        <w:rPr>
+          <w:rFonts w:ascii="Lato" w:eastAsia="Cambria" w:hAnsi="Lato" w:cs="Arial"/>
+          <w:color w:val="000000" w:themeColor="text1"/>
+          <w:szCs w:val="20"/>
         </w:rPr>
         <w:t xml:space="preserve">We respectfully disagree with the </w:t>
       </w:r>
@@ -12646,7 +11850,6 @@
           <w:rFonts w:ascii="Lato" w:eastAsia="Cambria" w:hAnsi="Lato" w:cs="Arial"/>
           <w:color w:val="000000" w:themeColor="text1"/>
           <w:szCs w:val="20"/>
-          <w:highlight w:val="yellow"/>
         </w:rPr>
         <w:t xml:space="preserve">reviewer’s </w:t>
       </w:r>
@@ -12655,7 +11858,6 @@
           <w:rFonts w:ascii="Lato" w:eastAsia="Cambria" w:hAnsi="Lato" w:cs="Arial"/>
           <w:color w:val="000000" w:themeColor="text1"/>
           <w:szCs w:val="20"/>
-          <w:highlight w:val="yellow"/>
         </w:rPr>
         <w:t>assessment of Fig.</w:t>
       </w:r>
@@ -12664,7 +11866,6 @@
           <w:rFonts w:ascii="Lato" w:eastAsia="Cambria" w:hAnsi="Lato" w:cs="Arial"/>
           <w:color w:val="000000" w:themeColor="text1"/>
           <w:szCs w:val="20"/>
-          <w:highlight w:val="yellow"/>
         </w:rPr>
         <w:t> </w:t>
       </w:r>
@@ -12673,7 +11874,6 @@
           <w:rFonts w:ascii="Lato" w:eastAsia="Cambria" w:hAnsi="Lato" w:cs="Arial"/>
           <w:color w:val="000000" w:themeColor="text1"/>
           <w:szCs w:val="20"/>
-          <w:highlight w:val="yellow"/>
         </w:rPr>
         <w:t>4</w:t>
       </w:r>
@@ -12682,7 +11882,6 @@
           <w:rFonts w:ascii="Lato" w:eastAsia="Cambria" w:hAnsi="Lato" w:cs="Arial"/>
           <w:color w:val="000000" w:themeColor="text1"/>
           <w:szCs w:val="20"/>
-          <w:highlight w:val="yellow"/>
         </w:rPr>
         <w:t>. Each panel addresses critical aspects of the technologies discussed:</w:t>
       </w:r>
@@ -12699,16 +11898,14 @@
           <w:rFonts w:ascii="Lato" w:eastAsia="Cambria" w:hAnsi="Lato" w:cs="Arial"/>
           <w:color w:val="000000" w:themeColor="text1"/>
           <w:szCs w:val="20"/>
-          <w:highlight w:val="yellow"/>
-        </w:rPr>
-      </w:pPr>
-      <w:r>
-        <w:rPr>
-          <w:rFonts w:ascii="Lato" w:eastAsia="Cambria" w:hAnsi="Lato" w:cs="Arial"/>
-          <w:bCs/>
-          <w:color w:val="000000" w:themeColor="text1"/>
-          <w:szCs w:val="20"/>
-          <w:highlight w:val="yellow"/>
+        </w:rPr>
+      </w:pPr>
+      <w:r>
+        <w:rPr>
+          <w:rFonts w:ascii="Lato" w:eastAsia="Cambria" w:hAnsi="Lato" w:cs="Arial"/>
+          <w:bCs/>
+          <w:color w:val="000000" w:themeColor="text1"/>
+          <w:szCs w:val="20"/>
         </w:rPr>
         <w:t xml:space="preserve">Fig. 4a </w:t>
       </w:r>
@@ -12717,7 +11914,6 @@
           <w:rFonts w:ascii="Lato" w:eastAsia="Cambria" w:hAnsi="Lato" w:cs="Arial"/>
           <w:color w:val="000000" w:themeColor="text1"/>
           <w:szCs w:val="20"/>
-          <w:highlight w:val="yellow"/>
         </w:rPr>
         <w:t>showcases</w:t>
       </w:r>
@@ -12726,7 +11922,6 @@
           <w:rFonts w:ascii="Lato" w:eastAsia="Cambria" w:hAnsi="Lato" w:cs="Arial"/>
           <w:color w:val="000000" w:themeColor="text1"/>
           <w:szCs w:val="20"/>
-          <w:highlight w:val="yellow"/>
         </w:rPr>
         <w:t xml:space="preserve"> the reactor configurations of various non</w:t>
       </w:r>
@@ -12735,7 +11930,6 @@
           <w:rFonts w:ascii="Lato" w:eastAsia="Cambria" w:hAnsi="Lato" w:cs="Arial"/>
           <w:color w:val="000000" w:themeColor="text1"/>
           <w:szCs w:val="20"/>
-          <w:highlight w:val="yellow"/>
         </w:rPr>
         <w:noBreakHyphen/>
         <w:t xml:space="preserve">thermal plasma technologies, emphasizing the complexity of reactor design and its pivotal role in advancing </w:t>
@@ -12745,7 +11939,6 @@
           <w:rFonts w:ascii="Lato" w:eastAsia="Cambria" w:hAnsi="Lato" w:cs="Arial"/>
           <w:color w:val="000000" w:themeColor="text1"/>
           <w:szCs w:val="20"/>
-          <w:highlight w:val="yellow"/>
         </w:rPr>
         <w:t xml:space="preserve">these </w:t>
       </w:r>
@@ -12754,7 +11947,6 @@
           <w:rFonts w:ascii="Lato" w:eastAsia="Cambria" w:hAnsi="Lato" w:cs="Arial"/>
           <w:color w:val="000000" w:themeColor="text1"/>
           <w:szCs w:val="20"/>
-          <w:highlight w:val="yellow"/>
         </w:rPr>
         <w:t>systems.</w:t>
       </w:r>
@@ -12771,16 +11963,14 @@
           <w:rFonts w:ascii="Lato" w:eastAsia="Cambria" w:hAnsi="Lato" w:cs="Arial"/>
           <w:color w:val="000000" w:themeColor="text1"/>
           <w:szCs w:val="20"/>
-          <w:highlight w:val="yellow"/>
-        </w:rPr>
-      </w:pPr>
-      <w:r>
-        <w:rPr>
-          <w:rFonts w:ascii="Lato" w:eastAsia="Cambria" w:hAnsi="Lato" w:cs="Arial"/>
-          <w:bCs/>
-          <w:color w:val="000000" w:themeColor="text1"/>
-          <w:szCs w:val="20"/>
-          <w:highlight w:val="yellow"/>
+        </w:rPr>
+      </w:pPr>
+      <w:r>
+        <w:rPr>
+          <w:rFonts w:ascii="Lato" w:eastAsia="Cambria" w:hAnsi="Lato" w:cs="Arial"/>
+          <w:bCs/>
+          <w:color w:val="000000" w:themeColor="text1"/>
+          <w:szCs w:val="20"/>
         </w:rPr>
         <w:t>Fig</w:t>
       </w:r>
@@ -12790,7 +11980,6 @@
           <w:bCs/>
           <w:color w:val="000000" w:themeColor="text1"/>
           <w:szCs w:val="20"/>
-          <w:highlight w:val="yellow"/>
         </w:rPr>
         <w:t xml:space="preserve">. </w:t>
       </w:r>
@@ -12800,7 +11989,6 @@
           <w:bCs/>
           <w:color w:val="000000" w:themeColor="text1"/>
           <w:szCs w:val="20"/>
-          <w:highlight w:val="yellow"/>
         </w:rPr>
         <w:t>4b</w:t>
       </w:r>
@@ -12809,7 +11997,6 @@
           <w:rFonts w:ascii="Lato" w:eastAsia="Cambria" w:hAnsi="Lato" w:cs="Arial"/>
           <w:color w:val="000000" w:themeColor="text1"/>
           <w:szCs w:val="20"/>
-          <w:highlight w:val="yellow"/>
         </w:rPr>
         <w:t xml:space="preserve"> illustrates a representative membrane reactor used in thermal pyrolysis to shift the methane </w:t>
       </w:r>
@@ -12818,7 +12005,6 @@
           <w:rFonts w:ascii="Lato" w:eastAsia="Cambria" w:hAnsi="Lato" w:cs="Arial"/>
           <w:color w:val="000000" w:themeColor="text1"/>
           <w:szCs w:val="20"/>
-          <w:highlight w:val="yellow"/>
         </w:rPr>
         <w:t>(CH</w:t>
       </w:r>
@@ -12827,7 +12013,6 @@
           <w:rFonts w:ascii="Lato" w:eastAsia="Cambria" w:hAnsi="Lato" w:cs="Arial"/>
           <w:color w:val="000000" w:themeColor="text1"/>
           <w:szCs w:val="20"/>
-          <w:highlight w:val="yellow"/>
           <w:vertAlign w:val="subscript"/>
         </w:rPr>
         <w:t>4</w:t>
@@ -12837,7 +12022,6 @@
           <w:rFonts w:ascii="Lato" w:eastAsia="Cambria" w:hAnsi="Lato" w:cs="Arial"/>
           <w:color w:val="000000" w:themeColor="text1"/>
           <w:szCs w:val="20"/>
-          <w:highlight w:val="yellow"/>
         </w:rPr>
         <w:t xml:space="preserve">) </w:t>
       </w:r>
@@ -12846,7 +12030,6 @@
           <w:rFonts w:ascii="Lato" w:eastAsia="Cambria" w:hAnsi="Lato" w:cs="Arial"/>
           <w:color w:val="000000" w:themeColor="text1"/>
           <w:szCs w:val="20"/>
-          <w:highlight w:val="yellow"/>
         </w:rPr>
         <w:t>conversion equilibrium towards the product side, demonstrating the importance of reactor design not only for non-thermal plasma but also for thermal pyrolysis</w:t>
       </w:r>
@@ -12855,7 +12038,6 @@
           <w:rFonts w:ascii="Lato" w:eastAsia="DengXian" w:hAnsi="Lato" w:cs="Arial"/>
           <w:color w:val="000000" w:themeColor="text1"/>
           <w:szCs w:val="20"/>
-          <w:highlight w:val="yellow"/>
           <w:lang w:eastAsia="zh-CN"/>
         </w:rPr>
         <w:t xml:space="preserve"> in the future</w:t>
@@ -12865,7 +12047,6 @@
           <w:rFonts w:ascii="Lato" w:eastAsia="Cambria" w:hAnsi="Lato" w:cs="Arial"/>
           <w:color w:val="000000" w:themeColor="text1"/>
           <w:szCs w:val="20"/>
-          <w:highlight w:val="yellow"/>
         </w:rPr>
         <w:t>.</w:t>
       </w:r>
@@ -12882,16 +12063,14 @@
           <w:rFonts w:ascii="Lato" w:eastAsia="Cambria" w:hAnsi="Lato" w:cs="Arial"/>
           <w:color w:val="000000" w:themeColor="text1"/>
           <w:szCs w:val="20"/>
-          <w:highlight w:val="yellow"/>
-        </w:rPr>
-      </w:pPr>
-      <w:r>
-        <w:rPr>
-          <w:rFonts w:ascii="Lato" w:eastAsia="Cambria" w:hAnsi="Lato" w:cs="Arial"/>
-          <w:bCs/>
-          <w:color w:val="000000" w:themeColor="text1"/>
-          <w:szCs w:val="20"/>
-          <w:highlight w:val="yellow"/>
+        </w:rPr>
+      </w:pPr>
+      <w:r>
+        <w:rPr>
+          <w:rFonts w:ascii="Lato" w:eastAsia="Cambria" w:hAnsi="Lato" w:cs="Arial"/>
+          <w:bCs/>
+          <w:color w:val="000000" w:themeColor="text1"/>
+          <w:szCs w:val="20"/>
         </w:rPr>
         <w:t>Fig.</w:t>
       </w:r>
@@ -12901,7 +12080,6 @@
           <w:bCs/>
           <w:color w:val="000000" w:themeColor="text1"/>
           <w:szCs w:val="20"/>
-          <w:highlight w:val="yellow"/>
         </w:rPr>
         <w:t xml:space="preserve"> </w:t>
       </w:r>
@@ -12911,7 +12089,6 @@
           <w:bCs/>
           <w:color w:val="000000" w:themeColor="text1"/>
           <w:szCs w:val="20"/>
-          <w:highlight w:val="yellow"/>
         </w:rPr>
         <w:t>4c</w:t>
       </w:r>
@@ -12920,7 +12097,6 @@
           <w:rFonts w:ascii="Lato" w:eastAsia="Cambria" w:hAnsi="Lato" w:cs="Arial"/>
           <w:color w:val="000000" w:themeColor="text1"/>
           <w:szCs w:val="20"/>
-          <w:highlight w:val="yellow"/>
         </w:rPr>
         <w:t xml:space="preserve"> is intended to compare thermal plasma, non</w:t>
       </w:r>
@@ -12929,7 +12105,6 @@
           <w:rFonts w:ascii="Lato" w:eastAsia="Cambria" w:hAnsi="Lato" w:cs="Arial"/>
           <w:color w:val="000000" w:themeColor="text1"/>
           <w:szCs w:val="20"/>
-          <w:highlight w:val="yellow"/>
         </w:rPr>
         <w:noBreakHyphen/>
         <w:t xml:space="preserve">thermal plasma, and thermal cracking processes, rather than </w:t>
@@ -12939,7 +12114,6 @@
           <w:rFonts w:ascii="Lato" w:eastAsia="DengXian" w:hAnsi="Lato" w:cs="Arial"/>
           <w:color w:val="000000" w:themeColor="text1"/>
           <w:szCs w:val="20"/>
-          <w:highlight w:val="yellow"/>
           <w:lang w:eastAsia="zh-CN"/>
         </w:rPr>
         <w:t xml:space="preserve">commercial </w:t>
@@ -12949,7 +12123,6 @@
           <w:rFonts w:ascii="Lato" w:eastAsia="Cambria" w:hAnsi="Lato" w:cs="Arial"/>
           <w:color w:val="000000" w:themeColor="text1"/>
           <w:szCs w:val="20"/>
-          <w:highlight w:val="yellow"/>
         </w:rPr>
         <w:t xml:space="preserve">partial combustion technologies, which are addressed in </w:t>
       </w:r>
@@ -12958,7 +12131,6 @@
           <w:rFonts w:ascii="Lato" w:eastAsia="Cambria" w:hAnsi="Lato" w:cs="Arial"/>
           <w:color w:val="000000" w:themeColor="text1"/>
           <w:szCs w:val="20"/>
-          <w:highlight w:val="yellow"/>
         </w:rPr>
         <w:t>S</w:t>
       </w:r>
@@ -12967,7 +12139,6 @@
           <w:rFonts w:ascii="Lato" w:eastAsia="Cambria" w:hAnsi="Lato" w:cs="Arial"/>
           <w:color w:val="000000" w:themeColor="text1"/>
           <w:szCs w:val="20"/>
-          <w:highlight w:val="yellow"/>
         </w:rPr>
         <w:t>ection</w:t>
       </w:r>
@@ -12976,7 +12147,6 @@
           <w:rFonts w:ascii="Lato" w:eastAsia="DengXian" w:hAnsi="Lato" w:cs="Arial"/>
           <w:color w:val="000000" w:themeColor="text1"/>
           <w:szCs w:val="20"/>
-          <w:highlight w:val="yellow"/>
           <w:lang w:eastAsia="zh-CN"/>
         </w:rPr>
         <w:t xml:space="preserve"> 2</w:t>
@@ -12986,7 +12156,6 @@
           <w:rFonts w:ascii="Lato" w:eastAsia="Cambria" w:hAnsi="Lato" w:cs="Arial"/>
           <w:color w:val="000000" w:themeColor="text1"/>
           <w:szCs w:val="20"/>
-          <w:highlight w:val="yellow"/>
         </w:rPr>
         <w:t>.</w:t>
       </w:r>
@@ -13003,16 +12172,14 @@
           <w:rFonts w:ascii="Lato" w:eastAsia="Cambria" w:hAnsi="Lato" w:cs="Arial"/>
           <w:color w:val="000000" w:themeColor="text1"/>
           <w:szCs w:val="20"/>
-          <w:highlight w:val="yellow"/>
-        </w:rPr>
-      </w:pPr>
-      <w:r>
-        <w:rPr>
-          <w:rFonts w:ascii="Lato" w:eastAsia="Cambria" w:hAnsi="Lato" w:cs="Arial"/>
-          <w:bCs/>
-          <w:color w:val="000000" w:themeColor="text1"/>
-          <w:szCs w:val="20"/>
-          <w:highlight w:val="yellow"/>
+        </w:rPr>
+      </w:pPr>
+      <w:r>
+        <w:rPr>
+          <w:rFonts w:ascii="Lato" w:eastAsia="Cambria" w:hAnsi="Lato" w:cs="Arial"/>
+          <w:bCs/>
+          <w:color w:val="000000" w:themeColor="text1"/>
+          <w:szCs w:val="20"/>
         </w:rPr>
         <w:t>Fig.</w:t>
       </w:r>
@@ -13022,7 +12189,6 @@
           <w:bCs/>
           <w:color w:val="000000" w:themeColor="text1"/>
           <w:szCs w:val="20"/>
-          <w:highlight w:val="yellow"/>
         </w:rPr>
         <w:t xml:space="preserve"> </w:t>
       </w:r>
@@ -13032,7 +12198,6 @@
           <w:bCs/>
           <w:color w:val="000000" w:themeColor="text1"/>
           <w:szCs w:val="20"/>
-          <w:highlight w:val="yellow"/>
         </w:rPr>
         <w:t>4d</w:t>
       </w:r>
@@ -13041,7 +12206,6 @@
           <w:rFonts w:ascii="Lato" w:eastAsia="Cambria" w:hAnsi="Lato" w:cs="Arial"/>
           <w:color w:val="000000" w:themeColor="text1"/>
           <w:szCs w:val="20"/>
-          <w:highlight w:val="yellow"/>
         </w:rPr>
         <w:t xml:space="preserve"> uniquely presents </w:t>
       </w:r>
@@ -13051,7 +12215,6 @@
           <w:rFonts w:ascii="Lato" w:eastAsia="Cambria" w:hAnsi="Lato" w:cs="Arial"/>
           <w:color w:val="000000" w:themeColor="text1"/>
           <w:szCs w:val="20"/>
-          <w:highlight w:val="yellow"/>
         </w:rPr>
         <w:t>CH</w:t>
       </w:r>
@@ -13060,7 +12223,6 @@
           <w:rFonts w:ascii="Lato" w:eastAsia="Cambria" w:hAnsi="Lato" w:cs="Arial"/>
           <w:color w:val="000000" w:themeColor="text1"/>
           <w:szCs w:val="20"/>
-          <w:highlight w:val="yellow"/>
           <w:vertAlign w:val="subscript"/>
         </w:rPr>
         <w:t>4</w:t>
@@ -13070,7 +12232,6 @@
           <w:rFonts w:ascii="Lato" w:eastAsia="Cambria" w:hAnsi="Lato" w:cs="Arial"/>
           <w:color w:val="000000" w:themeColor="text1"/>
           <w:szCs w:val="20"/>
-          <w:highlight w:val="yellow"/>
         </w:rPr>
         <w:t xml:space="preserve"> </w:t>
       </w:r>
@@ -13080,7 +12241,6 @@
           <w:rFonts w:ascii="Lato" w:eastAsia="Cambria" w:hAnsi="Lato" w:cs="Arial"/>
           <w:color w:val="000000" w:themeColor="text1"/>
           <w:szCs w:val="20"/>
-          <w:highlight w:val="yellow"/>
         </w:rPr>
         <w:t xml:space="preserve">conversion, </w:t>
       </w:r>
@@ -13090,7 +12250,6 @@
           <w:iCs/>
           <w:color w:val="000000" w:themeColor="text1"/>
           <w:szCs w:val="20"/>
-          <w:highlight w:val="yellow"/>
         </w:rPr>
         <w:t>C</w:t>
       </w:r>
@@ -13100,7 +12259,6 @@
           <w:iCs/>
           <w:color w:val="000000" w:themeColor="text1"/>
           <w:szCs w:val="20"/>
-          <w:highlight w:val="yellow"/>
           <w:vertAlign w:val="subscript"/>
         </w:rPr>
         <w:t>2</w:t>
@@ -13111,7 +12269,6 @@
           <w:iCs/>
           <w:color w:val="000000" w:themeColor="text1"/>
           <w:szCs w:val="20"/>
-          <w:highlight w:val="yellow"/>
         </w:rPr>
         <w:t>H</w:t>
       </w:r>
@@ -13121,7 +12278,6 @@
           <w:iCs/>
           <w:color w:val="000000" w:themeColor="text1"/>
           <w:szCs w:val="20"/>
-          <w:highlight w:val="yellow"/>
           <w:vertAlign w:val="subscript"/>
         </w:rPr>
         <w:t>2</w:t>
@@ -13132,7 +12288,6 @@
           <w:iCs/>
           <w:color w:val="000000" w:themeColor="text1"/>
           <w:szCs w:val="20"/>
-          <w:highlight w:val="yellow"/>
         </w:rPr>
         <w:t xml:space="preserve"> </w:t>
       </w:r>
@@ -13141,7 +12296,6 @@
           <w:rFonts w:ascii="Lato" w:eastAsia="Cambria" w:hAnsi="Lato" w:cs="Arial"/>
           <w:color w:val="000000" w:themeColor="text1"/>
           <w:szCs w:val="20"/>
-          <w:highlight w:val="yellow"/>
         </w:rPr>
         <w:t>selectivity, and energy consumption in a single plot, underscoring that energy requirements</w:t>
       </w:r>
@@ -13150,7 +12304,6 @@
           <w:rFonts w:ascii="Lato" w:eastAsia="Cambria" w:hAnsi="Lato" w:cs="Lato"/>
           <w:color w:val="000000" w:themeColor="text1"/>
           <w:szCs w:val="20"/>
-          <w:highlight w:val="yellow"/>
         </w:rPr>
         <w:t>—</w:t>
       </w:r>
@@ -13159,7 +12312,6 @@
           <w:rFonts w:ascii="Lato" w:eastAsia="Cambria" w:hAnsi="Lato" w:cs="Arial"/>
           <w:color w:val="000000" w:themeColor="text1"/>
           <w:szCs w:val="20"/>
-          <w:highlight w:val="yellow"/>
         </w:rPr>
         <w:t>often overlooked in non</w:t>
       </w:r>
@@ -13168,7 +12320,6 @@
           <w:rFonts w:ascii="Lato" w:eastAsia="Cambria" w:hAnsi="Lato" w:cs="Arial"/>
           <w:color w:val="000000" w:themeColor="text1"/>
           <w:szCs w:val="20"/>
-          <w:highlight w:val="yellow"/>
         </w:rPr>
         <w:noBreakHyphen/>
         <w:t>thermal plasma studies</w:t>
@@ -13178,7 +12329,6 @@
           <w:rFonts w:ascii="Lato" w:eastAsia="Cambria" w:hAnsi="Lato" w:cs="Lato"/>
           <w:color w:val="000000" w:themeColor="text1"/>
           <w:szCs w:val="20"/>
-          <w:highlight w:val="yellow"/>
         </w:rPr>
         <w:t>—</w:t>
       </w:r>
@@ -13187,7 +12337,6 @@
           <w:rFonts w:ascii="Lato" w:eastAsia="Cambria" w:hAnsi="Lato" w:cs="Arial"/>
           <w:color w:val="000000" w:themeColor="text1"/>
           <w:szCs w:val="20"/>
-          <w:highlight w:val="yellow"/>
         </w:rPr>
         <w:t>are as critical as conversion and selectivity for industrial viability.</w:t>
       </w:r>
@@ -13206,7 +12355,6 @@
           <w:rFonts w:ascii="Lato" w:eastAsia="Cambria" w:hAnsi="Lato" w:cs="Arial"/>
           <w:color w:val="000000" w:themeColor="text1"/>
           <w:szCs w:val="20"/>
-          <w:highlight w:val="yellow"/>
         </w:rPr>
         <w:t xml:space="preserve">We believe these figures collectively provide essential insights into the challenges and opportunities of </w:t>
       </w:r>
@@ -13215,7 +12363,6 @@
           <w:rFonts w:ascii="Lato" w:eastAsia="Cambria" w:hAnsi="Lato" w:cs="Arial"/>
           <w:color w:val="000000" w:themeColor="text1"/>
           <w:szCs w:val="20"/>
-          <w:highlight w:val="yellow"/>
         </w:rPr>
         <w:t xml:space="preserve">emerging </w:t>
       </w:r>
@@ -13225,7 +12372,6 @@
           <w:iCs/>
           <w:color w:val="000000" w:themeColor="text1"/>
           <w:szCs w:val="20"/>
-          <w:highlight w:val="yellow"/>
         </w:rPr>
         <w:t>C</w:t>
       </w:r>
@@ -13235,7 +12381,6 @@
           <w:iCs/>
           <w:color w:val="000000" w:themeColor="text1"/>
           <w:szCs w:val="20"/>
-          <w:highlight w:val="yellow"/>
           <w:vertAlign w:val="subscript"/>
         </w:rPr>
         <w:t>2</w:t>
@@ -13246,7 +12391,6 @@
           <w:iCs/>
           <w:color w:val="000000" w:themeColor="text1"/>
           <w:szCs w:val="20"/>
-          <w:highlight w:val="yellow"/>
         </w:rPr>
         <w:t>H</w:t>
       </w:r>
@@ -13256,7 +12400,6 @@
           <w:iCs/>
           <w:color w:val="000000" w:themeColor="text1"/>
           <w:szCs w:val="20"/>
-          <w:highlight w:val="yellow"/>
           <w:vertAlign w:val="subscript"/>
         </w:rPr>
         <w:t>2</w:t>
@@ -13267,7 +12410,6 @@
           <w:iCs/>
           <w:color w:val="000000" w:themeColor="text1"/>
           <w:szCs w:val="20"/>
-          <w:highlight w:val="yellow"/>
         </w:rPr>
         <w:t xml:space="preserve"> </w:t>
       </w:r>
@@ -13276,7 +12418,6 @@
           <w:rFonts w:ascii="Lato" w:eastAsia="Cambria" w:hAnsi="Lato" w:cs="Arial"/>
           <w:color w:val="000000" w:themeColor="text1"/>
           <w:szCs w:val="20"/>
-          <w:highlight w:val="yellow"/>
         </w:rPr>
         <w:t xml:space="preserve">production technologies and are crucial to the overall </w:t>
       </w:r>
@@ -13285,7 +12426,6 @@
           <w:rFonts w:ascii="Lato" w:eastAsia="Cambria" w:hAnsi="Lato" w:cs="Arial"/>
           <w:color w:val="000000" w:themeColor="text1"/>
           <w:szCs w:val="20"/>
-          <w:highlight w:val="yellow"/>
         </w:rPr>
         <w:t>perspective</w:t>
       </w:r>
@@ -13294,7 +12434,6 @@
           <w:rFonts w:ascii="Lato" w:eastAsia="Cambria" w:hAnsi="Lato" w:cs="Arial"/>
           <w:color w:val="000000" w:themeColor="text1"/>
           <w:szCs w:val="20"/>
-          <w:highlight w:val="yellow"/>
         </w:rPr>
         <w:t>.</w:t>
       </w:r>
@@ -13429,7 +12568,6 @@
           <w:bCs/>
           <w:iCs/>
           <w:szCs w:val="20"/>
-          <w:highlight w:val="yellow"/>
         </w:rPr>
         <w:t xml:space="preserve">In the context of the ambitious targets set by global frameworks such as the Paris Climate Agreement and the United Nations Sustainable Development Goals (SDGs), sustainability </w:t>
       </w:r>
@@ -13439,7 +12577,6 @@
           <w:bCs/>
           <w:iCs/>
           <w:szCs w:val="20"/>
-          <w:highlight w:val="yellow"/>
         </w:rPr>
         <w:t xml:space="preserve">has become </w:t>
       </w:r>
@@ -13449,7 +12586,6 @@
           <w:bCs/>
           <w:iCs/>
           <w:szCs w:val="20"/>
-          <w:highlight w:val="yellow"/>
         </w:rPr>
         <w:t xml:space="preserve">a central concern </w:t>
       </w:r>
@@ -13459,7 +12595,6 @@
           <w:bCs/>
           <w:iCs/>
           <w:szCs w:val="20"/>
-          <w:highlight w:val="yellow"/>
         </w:rPr>
         <w:t xml:space="preserve">for all industries, </w:t>
       </w:r>
@@ -13469,7 +12604,6 @@
           <w:bCs/>
           <w:iCs/>
           <w:szCs w:val="20"/>
-          <w:highlight w:val="yellow"/>
         </w:rPr>
         <w:t>especially</w:t>
       </w:r>
@@ -13479,7 +12613,6 @@
           <w:bCs/>
           <w:iCs/>
           <w:szCs w:val="20"/>
-          <w:highlight w:val="yellow"/>
         </w:rPr>
         <w:t xml:space="preserve"> the chemical industry</w:t>
       </w:r>
@@ -13489,7 +12622,6 @@
           <w:bCs/>
           <w:iCs/>
           <w:szCs w:val="20"/>
-          <w:highlight w:val="yellow"/>
         </w:rPr>
         <w:t xml:space="preserve">. Given </w:t>
       </w:r>
@@ -13499,7 +12631,6 @@
           <w:bCs/>
           <w:iCs/>
           <w:szCs w:val="20"/>
-          <w:highlight w:val="yellow"/>
         </w:rPr>
         <w:t xml:space="preserve">its heavy reliance on fossil fuels for </w:t>
       </w:r>
@@ -13509,7 +12640,6 @@
           <w:bCs/>
           <w:iCs/>
           <w:szCs w:val="20"/>
-          <w:highlight w:val="yellow"/>
         </w:rPr>
         <w:t xml:space="preserve">both </w:t>
       </w:r>
@@ -13519,7 +12649,6 @@
           <w:bCs/>
           <w:iCs/>
           <w:szCs w:val="20"/>
-          <w:highlight w:val="yellow"/>
         </w:rPr>
         <w:t>feedstock and</w:t>
       </w:r>
@@ -13529,7 +12658,6 @@
           <w:bCs/>
           <w:iCs/>
           <w:szCs w:val="20"/>
-          <w:highlight w:val="yellow"/>
         </w:rPr>
         <w:t xml:space="preserve"> </w:t>
       </w:r>
@@ -13539,7 +12667,6 @@
           <w:bCs/>
           <w:iCs/>
           <w:szCs w:val="20"/>
-          <w:highlight w:val="yellow"/>
         </w:rPr>
         <w:t>energy</w:t>
       </w:r>
@@ -13549,7 +12676,6 @@
           <w:bCs/>
           <w:iCs/>
           <w:szCs w:val="20"/>
-          <w:highlight w:val="yellow"/>
         </w:rPr>
         <w:t xml:space="preserve">, </w:t>
       </w:r>
@@ -13559,7 +12685,6 @@
           <w:bCs/>
           <w:iCs/>
           <w:szCs w:val="20"/>
-          <w:highlight w:val="yellow"/>
         </w:rPr>
         <w:t xml:space="preserve">the chemical industry </w:t>
       </w:r>
@@ -13569,7 +12694,6 @@
           <w:bCs/>
           <w:iCs/>
           <w:szCs w:val="20"/>
-          <w:highlight w:val="yellow"/>
         </w:rPr>
         <w:t xml:space="preserve">is </w:t>
       </w:r>
@@ -13579,7 +12703,6 @@
           <w:bCs/>
           <w:iCs/>
           <w:szCs w:val="20"/>
-          <w:highlight w:val="yellow"/>
         </w:rPr>
         <w:t>one of the most difficult sectors to decarbonize, accounting for approximately 10% of global emissions (Curr. Opin. Chem. Eng.</w:t>
       </w:r>
@@ -13589,7 +12712,6 @@
           <w:bCs/>
           <w:iCs/>
           <w:szCs w:val="20"/>
-          <w:highlight w:val="yellow"/>
         </w:rPr>
         <w:t xml:space="preserve"> 2023</w:t>
       </w:r>
@@ -13599,7 +12721,6 @@
           <w:bCs/>
           <w:iCs/>
           <w:szCs w:val="20"/>
-          <w:highlight w:val="yellow"/>
         </w:rPr>
         <w:t xml:space="preserve">, </w:t>
       </w:r>
@@ -13609,7 +12730,6 @@
           <w:bCs/>
           <w:iCs/>
           <w:szCs w:val="20"/>
-          <w:highlight w:val="yellow"/>
         </w:rPr>
         <w:t xml:space="preserve">39, </w:t>
       </w:r>
@@ -13619,7 +12739,6 @@
           <w:bCs/>
           <w:iCs/>
           <w:szCs w:val="20"/>
-          <w:highlight w:val="yellow"/>
         </w:rPr>
         <w:t xml:space="preserve">100881). As a result, the chemical industry is undergoing a major transition to achieve sustainable production by utilizing defossilized feedstocks and </w:t>
       </w:r>
@@ -13629,7 +12748,6 @@
           <w:bCs/>
           <w:iCs/>
           <w:szCs w:val="20"/>
-          <w:highlight w:val="yellow"/>
           <w:lang w:eastAsia="zh-CN"/>
         </w:rPr>
         <w:t xml:space="preserve">renewable </w:t>
@@ -13640,7 +12758,6 @@
           <w:bCs/>
           <w:iCs/>
           <w:szCs w:val="20"/>
-          <w:highlight w:val="yellow"/>
         </w:rPr>
         <w:t xml:space="preserve">energy. </w:t>
       </w:r>
@@ -13650,7 +12767,6 @@
           <w:bCs/>
           <w:iCs/>
           <w:szCs w:val="20"/>
-          <w:highlight w:val="yellow"/>
           <w:lang w:eastAsia="zh-CN"/>
         </w:rPr>
         <w:t>T</w:t>
@@ -13661,7 +12777,6 @@
           <w:bCs/>
           <w:iCs/>
           <w:szCs w:val="20"/>
-          <w:highlight w:val="yellow"/>
         </w:rPr>
         <w:t xml:space="preserve">hese potential green </w:t>
       </w:r>
@@ -13671,7 +12786,6 @@
           <w:bCs/>
           <w:iCs/>
           <w:szCs w:val="20"/>
-          <w:highlight w:val="yellow"/>
         </w:rPr>
         <w:t>C</w:t>
       </w:r>
@@ -13681,7 +12795,6 @@
           <w:bCs/>
           <w:iCs/>
           <w:szCs w:val="20"/>
-          <w:highlight w:val="yellow"/>
           <w:vertAlign w:val="subscript"/>
         </w:rPr>
         <w:t>2</w:t>
@@ -13692,7 +12805,6 @@
           <w:bCs/>
           <w:iCs/>
           <w:szCs w:val="20"/>
-          <w:highlight w:val="yellow"/>
         </w:rPr>
         <w:t>H</w:t>
       </w:r>
@@ -13702,7 +12814,6 @@
           <w:bCs/>
           <w:iCs/>
           <w:szCs w:val="20"/>
-          <w:highlight w:val="yellow"/>
           <w:vertAlign w:val="subscript"/>
         </w:rPr>
         <w:t>2</w:t>
@@ -13713,7 +12824,6 @@
           <w:bCs/>
           <w:iCs/>
           <w:szCs w:val="20"/>
-          <w:highlight w:val="yellow"/>
         </w:rPr>
         <w:t xml:space="preserve"> </w:t>
       </w:r>
@@ -13723,7 +12833,6 @@
           <w:bCs/>
           <w:iCs/>
           <w:szCs w:val="20"/>
-          <w:highlight w:val="yellow"/>
         </w:rPr>
         <w:t>synthesis routes align with the broader global imperatives mentioned above.</w:t>
       </w:r>
@@ -13733,7 +12842,6 @@
           <w:bCs/>
           <w:iCs/>
           <w:szCs w:val="20"/>
-          <w:highlight w:val="yellow"/>
         </w:rPr>
         <w:t xml:space="preserve"> We </w:t>
       </w:r>
@@ -13743,7 +12851,6 @@
           <w:bCs/>
           <w:iCs/>
           <w:szCs w:val="20"/>
-          <w:highlight w:val="yellow"/>
         </w:rPr>
         <w:t>believe</w:t>
       </w:r>
@@ -13753,7 +12860,6 @@
           <w:bCs/>
           <w:iCs/>
           <w:szCs w:val="20"/>
-          <w:highlight w:val="yellow"/>
         </w:rPr>
         <w:t xml:space="preserve"> that this </w:t>
       </w:r>
@@ -13763,7 +12869,6 @@
           <w:bCs/>
           <w:iCs/>
           <w:szCs w:val="20"/>
-          <w:highlight w:val="yellow"/>
         </w:rPr>
         <w:t xml:space="preserve">grand </w:t>
       </w:r>
@@ -13773,7 +12878,6 @@
           <w:bCs/>
           <w:iCs/>
           <w:szCs w:val="20"/>
-          <w:highlight w:val="yellow"/>
         </w:rPr>
         <w:t>transition is both necessary and challenging, requiring collaboration across various disciplines, particularly with chemical engineers.</w:t>
       </w:r>
@@ -13783,7 +12887,6 @@
           <w:bCs/>
           <w:iCs/>
           <w:szCs w:val="20"/>
-          <w:highlight w:val="yellow"/>
         </w:rPr>
         <w:t xml:space="preserve"> Our experience, based on numerous interactions with the chemical industry and policymakers, indicates that the green chemicals transition is a top priority on the research agenda, with scientific literature on the topic growing exponentially.</w:t>
       </w:r>
@@ -13956,7 +13059,6 @@
           <w:bCs/>
           <w:color w:val="000000" w:themeColor="text1"/>
           <w:szCs w:val="20"/>
-          <w:highlight w:val="yellow"/>
           <w:lang w:eastAsia="zh-CN"/>
         </w:rPr>
         <w:t>We have consolidated Sections 2.2 and 2.3 into a single, concise Section 2.2, which provides a brief introduction to these technologies. The conventional commercial C</w:t>
@@ -13967,7 +13069,6 @@
           <w:bCs/>
           <w:color w:val="000000" w:themeColor="text1"/>
           <w:szCs w:val="20"/>
-          <w:highlight w:val="yellow"/>
           <w:vertAlign w:val="subscript"/>
           <w:lang w:eastAsia="zh-CN"/>
         </w:rPr>
@@ -13979,7 +13080,6 @@
           <w:bCs/>
           <w:color w:val="000000" w:themeColor="text1"/>
           <w:szCs w:val="20"/>
-          <w:highlight w:val="yellow"/>
           <w:lang w:eastAsia="zh-CN"/>
         </w:rPr>
         <w:t>H</w:t>
@@ -13990,7 +13090,6 @@
           <w:bCs/>
           <w:color w:val="000000" w:themeColor="text1"/>
           <w:szCs w:val="20"/>
-          <w:highlight w:val="yellow"/>
           <w:vertAlign w:val="subscript"/>
           <w:lang w:eastAsia="zh-CN"/>
         </w:rPr>
@@ -14002,7 +13101,6 @@
           <w:bCs/>
           <w:color w:val="000000" w:themeColor="text1"/>
           <w:szCs w:val="20"/>
-          <w:highlight w:val="yellow"/>
           <w:lang w:eastAsia="zh-CN"/>
         </w:rPr>
         <w:t xml:space="preserve"> production methods discussed in this section have experienced little to no significant development over the past decade. By emphasizing the future rather than the past, this streamlined description serves as an essential primer for readers, helping them familiarize themselves with the field and understand our motivation for pursuing sustainable green C</w:t>
@@ -14013,7 +13111,6 @@
           <w:bCs/>
           <w:color w:val="000000" w:themeColor="text1"/>
           <w:szCs w:val="20"/>
-          <w:highlight w:val="yellow"/>
           <w:vertAlign w:val="subscript"/>
           <w:lang w:eastAsia="zh-CN"/>
         </w:rPr>
@@ -14025,7 +13122,6 @@
           <w:bCs/>
           <w:color w:val="000000" w:themeColor="text1"/>
           <w:szCs w:val="20"/>
-          <w:highlight w:val="yellow"/>
           <w:lang w:eastAsia="zh-CN"/>
         </w:rPr>
         <w:t>H</w:t>
@@ -14036,7 +13132,6 @@
           <w:bCs/>
           <w:color w:val="000000" w:themeColor="text1"/>
           <w:szCs w:val="20"/>
-          <w:highlight w:val="yellow"/>
           <w:vertAlign w:val="subscript"/>
           <w:lang w:eastAsia="zh-CN"/>
         </w:rPr>
@@ -14048,7 +13143,6 @@
           <w:bCs/>
           <w:color w:val="000000" w:themeColor="text1"/>
           <w:szCs w:val="20"/>
-          <w:highlight w:val="yellow"/>
           <w:lang w:eastAsia="zh-CN"/>
         </w:rPr>
         <w:t xml:space="preserve"> technologies. Additional details are addressed in the response to comment 2.1.</w:t>
@@ -14142,7 +13236,6 @@
           <w:iCs/>
           <w:color w:val="000000" w:themeColor="text1"/>
           <w:szCs w:val="20"/>
-          <w:highlight w:val="yellow"/>
           <w:lang w:eastAsia="zh-CN"/>
         </w:rPr>
         <w:t>Action:</w:t>
@@ -14154,7 +13247,6 @@
           <w:iCs/>
           <w:color w:val="000000" w:themeColor="text1"/>
           <w:szCs w:val="20"/>
-          <w:highlight w:val="yellow"/>
           <w:lang w:eastAsia="zh-CN"/>
         </w:rPr>
         <w:t xml:space="preserve"> </w:t>
@@ -14166,7 +13258,6 @@
           <w:iCs/>
           <w:color w:val="000000" w:themeColor="text1"/>
           <w:szCs w:val="20"/>
-          <w:highlight w:val="yellow"/>
           <w:lang w:eastAsia="zh-CN"/>
         </w:rPr>
         <w:t>We have significantly shortened Sections</w:t>
@@ -14178,7 +13269,6 @@
           <w:iCs/>
           <w:color w:val="000000" w:themeColor="text1"/>
           <w:szCs w:val="20"/>
-          <w:highlight w:val="yellow"/>
           <w:lang w:eastAsia="zh-CN"/>
         </w:rPr>
         <w:t xml:space="preserve"> </w:t>
@@ -14190,7 +13280,6 @@
           <w:iCs/>
           <w:color w:val="000000" w:themeColor="text1"/>
           <w:szCs w:val="20"/>
-          <w:highlight w:val="yellow"/>
           <w:lang w:eastAsia="zh-CN"/>
         </w:rPr>
         <w:t>2.1</w:t>
@@ -14202,7 +13291,6 @@
           <w:iCs/>
           <w:color w:val="000000" w:themeColor="text1"/>
           <w:szCs w:val="20"/>
-          <w:highlight w:val="yellow"/>
           <w:lang w:eastAsia="zh-CN"/>
         </w:rPr>
         <w:t>-</w:t>
@@ -14214,7 +13302,6 @@
           <w:iCs/>
           <w:color w:val="000000" w:themeColor="text1"/>
           <w:szCs w:val="20"/>
-          <w:highlight w:val="yellow"/>
           <w:lang w:eastAsia="zh-CN"/>
         </w:rPr>
         <w:t>2.3, and combined Sections</w:t>
@@ -14226,7 +13313,6 @@
           <w:iCs/>
           <w:color w:val="000000" w:themeColor="text1"/>
           <w:szCs w:val="20"/>
-          <w:highlight w:val="yellow"/>
           <w:lang w:eastAsia="zh-CN"/>
         </w:rPr>
         <w:t xml:space="preserve"> </w:t>
@@ -14238,7 +13324,6 @@
           <w:iCs/>
           <w:color w:val="000000" w:themeColor="text1"/>
           <w:szCs w:val="20"/>
-          <w:highlight w:val="yellow"/>
           <w:lang w:eastAsia="zh-CN"/>
         </w:rPr>
         <w:t xml:space="preserve">2.2 and 2.3 into a new section titled </w:t>
@@ -14250,7 +13335,6 @@
           <w:iCs/>
           <w:color w:val="000000" w:themeColor="text1"/>
           <w:szCs w:val="20"/>
-          <w:highlight w:val="yellow"/>
           <w:lang w:eastAsia="zh-CN"/>
         </w:rPr>
         <w:t>‘</w:t>
@@ -14262,7 +13346,6 @@
           <w:iCs/>
           <w:color w:val="000000" w:themeColor="text1"/>
           <w:szCs w:val="20"/>
-          <w:highlight w:val="yellow"/>
           <w:lang w:eastAsia="zh-CN"/>
         </w:rPr>
         <w:t xml:space="preserve">Commercial </w:t>
@@ -14274,7 +13357,6 @@
           <w:iCs/>
           <w:color w:val="000000" w:themeColor="text1"/>
           <w:szCs w:val="20"/>
-          <w:highlight w:val="yellow"/>
           <w:lang w:eastAsia="zh-CN"/>
         </w:rPr>
         <w:t>acetylene</w:t>
@@ -14286,7 +13368,6 @@
           <w:iCs/>
           <w:color w:val="000000" w:themeColor="text1"/>
           <w:szCs w:val="20"/>
-          <w:highlight w:val="yellow"/>
           <w:lang w:eastAsia="zh-CN"/>
         </w:rPr>
         <w:t xml:space="preserve"> </w:t>
@@ -14298,7 +13379,6 @@
           <w:iCs/>
           <w:color w:val="000000" w:themeColor="text1"/>
           <w:szCs w:val="20"/>
-          <w:highlight w:val="yellow"/>
           <w:lang w:eastAsia="zh-CN"/>
         </w:rPr>
         <w:t>p</w:t>
@@ -14310,7 +13390,6 @@
           <w:iCs/>
           <w:color w:val="000000" w:themeColor="text1"/>
           <w:szCs w:val="20"/>
-          <w:highlight w:val="yellow"/>
           <w:lang w:eastAsia="zh-CN"/>
         </w:rPr>
         <w:t xml:space="preserve">roduction </w:t>
@@ -14322,7 +13401,6 @@
           <w:iCs/>
           <w:color w:val="000000" w:themeColor="text1"/>
           <w:szCs w:val="20"/>
-          <w:highlight w:val="yellow"/>
           <w:lang w:eastAsia="zh-CN"/>
         </w:rPr>
         <w:t>routes</w:t>
@@ -14334,7 +13412,6 @@
           <w:iCs/>
           <w:color w:val="000000" w:themeColor="text1"/>
           <w:szCs w:val="20"/>
-          <w:highlight w:val="yellow"/>
           <w:lang w:eastAsia="zh-CN"/>
         </w:rPr>
         <w:t>.</w:t>
@@ -14346,7 +13423,6 @@
           <w:iCs/>
           <w:color w:val="000000" w:themeColor="text1"/>
           <w:szCs w:val="20"/>
-          <w:highlight w:val="yellow"/>
           <w:lang w:eastAsia="zh-CN"/>
         </w:rPr>
         <w:t>’</w:t>
@@ -14468,18 +13544,7 @@
           <w:szCs w:val="20"/>
         </w:rPr>
         <w:lastRenderedPageBreak/>
-        <w:t>in the quenching, non-thermal plasma technology should be far less economical than thermal plasma technology at this time. So, if this is viewed as a promising technology, what are the drivers for its development? What are the current key technical barriers? What technological breakthroughs are needed to industrialize it? At present the authors seem to be merely talk about the results reported in the literature, but not point out and analyze these issu</w:t>
-      </w:r>
-      <w:bookmarkStart w:id="18" w:name="_GoBack"/>
-      <w:bookmarkEnd w:id="18"/>
-      <w:r>
-        <w:rPr>
-          <w:rFonts w:ascii="Lato" w:eastAsiaTheme="minorHAnsi" w:hAnsi="Lato" w:cs="Arial"/>
-          <w:iCs/>
-          <w:color w:val="0000FF"/>
-          <w:szCs w:val="20"/>
-        </w:rPr>
-        <w:t>es clearly.</w:t>
+        <w:t>in the quenching, non-thermal plasma technology should be far less economical than thermal plasma technology at this time. So, if this is viewed as a promising technology, what are the drivers for its development? What are the current key technical barriers? What technological breakthroughs are needed to industrialize it? At present the authors seem to be merely talk about the results reported in the literature, but not point out and analyze these issues clearly.</w:t>
       </w:r>
     </w:p>
     <w:p>
@@ -14810,7 +13875,6 @@
           <w:b/>
           <w:bCs/>
           <w:szCs w:val="20"/>
-          <w:highlight w:val="yellow"/>
           <w:lang w:eastAsia="zh-CN"/>
         </w:rPr>
         <w:t>Action:</w:t>
@@ -14819,7 +13883,6 @@
         <w:rPr>
           <w:rFonts w:ascii="Lato" w:eastAsia="DengXian" w:hAnsi="Lato" w:cs="Arial"/>
           <w:szCs w:val="20"/>
-          <w:highlight w:val="yellow"/>
           <w:lang w:eastAsia="zh-CN"/>
         </w:rPr>
         <w:t xml:space="preserve"> </w:t>
@@ -14828,7 +13891,6 @@
         <w:rPr>
           <w:rFonts w:ascii="Lato" w:eastAsia="DengXian" w:hAnsi="Lato" w:cs="Arial"/>
           <w:szCs w:val="20"/>
-          <w:highlight w:val="yellow"/>
           <w:lang w:eastAsia="zh-CN"/>
         </w:rPr>
         <w:t xml:space="preserve">We </w:t>
@@ -14837,7 +13899,6 @@
         <w:rPr>
           <w:rFonts w:ascii="Lato" w:eastAsia="DengXian" w:hAnsi="Lato" w:cs="Arial"/>
           <w:szCs w:val="20"/>
-          <w:highlight w:val="yellow"/>
           <w:lang w:eastAsia="zh-CN"/>
         </w:rPr>
         <w:t xml:space="preserve">have </w:t>
@@ -14846,7 +13907,6 @@
         <w:rPr>
           <w:rFonts w:ascii="Lato" w:eastAsia="DengXian" w:hAnsi="Lato" w:cs="Arial"/>
           <w:szCs w:val="20"/>
-          <w:highlight w:val="yellow"/>
           <w:lang w:eastAsia="zh-CN"/>
         </w:rPr>
         <w:t xml:space="preserve">elaborated our perspectives on non-thermal plasma in the </w:t>
@@ -14856,7 +13916,6 @@
           <w:rFonts w:ascii="Lato" w:eastAsia="DengXian" w:hAnsi="Lato" w:cs="Arial"/>
           <w:iCs/>
           <w:szCs w:val="20"/>
-          <w:highlight w:val="yellow"/>
           <w:lang w:eastAsia="zh-CN"/>
         </w:rPr>
         <w:t>Outlook</w:t>
@@ -14866,7 +13925,6 @@
           <w:rFonts w:ascii="Lato" w:eastAsia="DengXian" w:hAnsi="Lato" w:cs="Arial"/>
           <w:iCs/>
           <w:szCs w:val="20"/>
-          <w:highlight w:val="yellow"/>
           <w:lang w:eastAsia="zh-CN"/>
         </w:rPr>
         <w:t xml:space="preserve"> </w:t>
@@ -14875,7 +13933,6 @@
         <w:rPr>
           <w:rFonts w:ascii="Lato" w:eastAsia="DengXian" w:hAnsi="Lato" w:cs="Arial"/>
           <w:szCs w:val="20"/>
-          <w:highlight w:val="yellow"/>
           <w:lang w:eastAsia="zh-CN"/>
         </w:rPr>
         <w:t>section</w:t>
@@ -14884,7 +13941,6 @@
         <w:rPr>
           <w:rFonts w:ascii="Lato" w:eastAsia="DengXian" w:hAnsi="Lato" w:cs="Arial"/>
           <w:szCs w:val="20"/>
-          <w:highlight w:val="yellow"/>
           <w:lang w:eastAsia="zh-CN"/>
         </w:rPr>
         <w:t xml:space="preserve"> (page xx, line xx)</w:t>
@@ -14893,7 +13949,6 @@
         <w:rPr>
           <w:rFonts w:ascii="Lato" w:eastAsia="DengXian" w:hAnsi="Lato" w:cs="Arial"/>
           <w:szCs w:val="20"/>
-          <w:highlight w:val="yellow"/>
           <w:lang w:eastAsia="zh-CN"/>
         </w:rPr>
         <w:t>: Emerging technologies, such as non</w:t>
@@ -14902,7 +13957,6 @@
         <w:rPr>
           <w:rFonts w:ascii="Lato" w:eastAsia="DengXian" w:hAnsi="Lato" w:cs="Arial"/>
           <w:szCs w:val="20"/>
-          <w:highlight w:val="yellow"/>
           <w:lang w:eastAsia="zh-CN"/>
         </w:rPr>
         <w:noBreakHyphen/>
@@ -14912,7 +13966,6 @@
         <w:rPr>
           <w:rFonts w:ascii="Lato" w:eastAsia="DengXian" w:hAnsi="Lato" w:cs="Arial"/>
           <w:szCs w:val="20"/>
-          <w:highlight w:val="yellow"/>
           <w:lang w:eastAsia="zh-CN"/>
         </w:rPr>
         <w:noBreakHyphen/>
@@ -14923,7 +13976,6 @@
           <w:rFonts w:ascii="Lato" w:eastAsia="DengXian" w:hAnsi="Lato" w:cs="Arial"/>
           <w:iCs/>
           <w:szCs w:val="20"/>
-          <w:highlight w:val="yellow"/>
           <w:lang w:eastAsia="zh-CN"/>
         </w:rPr>
         <w:t>C</w:t>
@@ -14933,7 +13985,6 @@
           <w:rFonts w:ascii="Lato" w:eastAsia="DengXian" w:hAnsi="Lato" w:cs="Arial"/>
           <w:iCs/>
           <w:szCs w:val="20"/>
-          <w:highlight w:val="yellow"/>
           <w:vertAlign w:val="subscript"/>
           <w:lang w:eastAsia="zh-CN"/>
         </w:rPr>
@@ -14944,7 +13995,6 @@
           <w:rFonts w:ascii="Lato" w:eastAsia="DengXian" w:hAnsi="Lato" w:cs="Arial"/>
           <w:iCs/>
           <w:szCs w:val="20"/>
-          <w:highlight w:val="yellow"/>
           <w:lang w:eastAsia="zh-CN"/>
         </w:rPr>
         <w:t>H</w:t>
@@ -14954,7 +14004,6 @@
           <w:rFonts w:ascii="Lato" w:eastAsia="DengXian" w:hAnsi="Lato" w:cs="Arial"/>
           <w:iCs/>
           <w:szCs w:val="20"/>
-          <w:highlight w:val="yellow"/>
           <w:vertAlign w:val="subscript"/>
           <w:lang w:eastAsia="zh-CN"/>
         </w:rPr>
@@ -14965,7 +14014,6 @@
           <w:rFonts w:ascii="Lato" w:eastAsia="DengXian" w:hAnsi="Lato" w:cs="Arial"/>
           <w:iCs/>
           <w:szCs w:val="20"/>
-          <w:highlight w:val="yellow"/>
           <w:lang w:eastAsia="zh-CN"/>
         </w:rPr>
         <w:t xml:space="preserve"> </w:t>
@@ -14974,7 +14022,6 @@
         <w:rPr>
           <w:rFonts w:ascii="Lato" w:eastAsia="DengXian" w:hAnsi="Lato" w:cs="Arial"/>
           <w:szCs w:val="20"/>
-          <w:highlight w:val="yellow"/>
           <w:lang w:eastAsia="zh-CN"/>
         </w:rPr>
         <w:t>production, the catalytic and plasma</w:t>
@@ -14983,7 +14030,6 @@
         <w:rPr>
           <w:rFonts w:ascii="Lato" w:eastAsia="DengXian" w:hAnsi="Lato" w:cs="Arial"/>
           <w:szCs w:val="20"/>
-          <w:highlight w:val="yellow"/>
           <w:lang w:eastAsia="zh-CN"/>
         </w:rPr>
         <w:noBreakHyphen/>
@@ -14994,7 +14040,6 @@
           <w:rFonts w:ascii="Lato" w:eastAsia="DengXian" w:hAnsi="Lato" w:cs="Arial"/>
           <w:iCs/>
           <w:szCs w:val="20"/>
-          <w:highlight w:val="yellow"/>
           <w:lang w:eastAsia="zh-CN"/>
         </w:rPr>
         <w:t>C</w:t>
@@ -15004,7 +14049,6 @@
           <w:rFonts w:ascii="Lato" w:eastAsia="DengXian" w:hAnsi="Lato" w:cs="Arial"/>
           <w:iCs/>
           <w:szCs w:val="20"/>
-          <w:highlight w:val="yellow"/>
           <w:vertAlign w:val="subscript"/>
           <w:lang w:eastAsia="zh-CN"/>
         </w:rPr>
@@ -15015,7 +14059,6 @@
           <w:rFonts w:ascii="Lato" w:eastAsia="DengXian" w:hAnsi="Lato" w:cs="Arial"/>
           <w:iCs/>
           <w:szCs w:val="20"/>
-          <w:highlight w:val="yellow"/>
           <w:lang w:eastAsia="zh-CN"/>
         </w:rPr>
         <w:t>H</w:t>
@@ -15025,7 +14068,6 @@
           <w:rFonts w:ascii="Lato" w:eastAsia="DengXian" w:hAnsi="Lato" w:cs="Arial"/>
           <w:iCs/>
           <w:szCs w:val="20"/>
-          <w:highlight w:val="yellow"/>
           <w:vertAlign w:val="subscript"/>
           <w:lang w:eastAsia="zh-CN"/>
         </w:rPr>
@@ -15036,7 +14078,6 @@
           <w:rFonts w:ascii="Lato" w:eastAsia="DengXian" w:hAnsi="Lato" w:cs="Arial"/>
           <w:iCs/>
           <w:szCs w:val="20"/>
-          <w:highlight w:val="yellow"/>
           <w:lang w:eastAsia="zh-CN"/>
         </w:rPr>
         <w:t xml:space="preserve"> </w:t>
@@ -15045,7 +14086,6 @@
         <w:rPr>
           <w:rFonts w:ascii="Lato" w:eastAsia="DengXian" w:hAnsi="Lato" w:cs="Arial"/>
           <w:szCs w:val="20"/>
-          <w:highlight w:val="yellow"/>
           <w:lang w:eastAsia="zh-CN"/>
         </w:rPr>
         <w:t>yield, energy efficiency, and equipment lifespan, with the goal of reducing energy requirements to the theoretical limit of</w:t>
@@ -15054,7 +14094,6 @@
         <w:rPr>
           <w:rFonts w:ascii="Lato" w:eastAsia="DengXian" w:hAnsi="Lato" w:cs="Arial"/>
           <w:szCs w:val="20"/>
-          <w:highlight w:val="yellow"/>
           <w:lang w:eastAsia="zh-CN"/>
         </w:rPr>
         <w:t xml:space="preserve"> </w:t>
@@ -15063,7 +14102,6 @@
         <w:rPr>
           <w:rFonts w:ascii="Lato" w:eastAsia="DengXian" w:hAnsi="Lato" w:cs="Arial"/>
           <w:szCs w:val="20"/>
-          <w:highlight w:val="yellow"/>
           <w:lang w:eastAsia="zh-CN"/>
         </w:rPr>
         <w:t>4.0</w:t>
@@ -15072,7 +14110,6 @@
         <w:rPr>
           <w:rFonts w:ascii="Lato" w:eastAsia="DengXian" w:hAnsi="Lato" w:cs="Cambria"/>
           <w:szCs w:val="20"/>
-          <w:highlight w:val="yellow"/>
           <w:lang w:eastAsia="zh-CN"/>
         </w:rPr>
         <w:t> </w:t>
@@ -15081,7 +14118,6 @@
         <w:rPr>
           <w:rFonts w:ascii="Lato" w:eastAsia="DengXian" w:hAnsi="Lato" w:cs="Arial"/>
           <w:szCs w:val="20"/>
-          <w:highlight w:val="yellow"/>
           <w:lang w:eastAsia="zh-CN"/>
         </w:rPr>
         <w:t>kWh</w:t>
@@ -15090,7 +14126,6 @@
         <w:rPr>
           <w:rFonts w:ascii="Lato" w:eastAsia="DengXian" w:hAnsi="Lato" w:cs="Cambria"/>
           <w:szCs w:val="20"/>
-          <w:highlight w:val="yellow"/>
           <w:lang w:eastAsia="zh-CN"/>
         </w:rPr>
         <w:t> </w:t>
@@ -15099,7 +14134,6 @@
         <w:rPr>
           <w:rFonts w:ascii="Lato" w:eastAsia="DengXian" w:hAnsi="Lato" w:cs="Arial"/>
           <w:szCs w:val="20"/>
-          <w:highlight w:val="yellow"/>
           <w:lang w:eastAsia="zh-CN"/>
         </w:rPr>
         <w:t>kg</w:t>
@@ -15108,7 +14142,6 @@
         <w:rPr>
           <w:rFonts w:ascii="Lato" w:eastAsia="DengXian" w:hAnsi="Lato" w:cs="Arial"/>
           <w:szCs w:val="20"/>
-          <w:highlight w:val="yellow"/>
           <w:vertAlign w:val="superscript"/>
           <w:lang w:eastAsia="zh-CN"/>
         </w:rPr>
@@ -15118,7 +14151,6 @@
         <w:rPr>
           <w:rFonts w:ascii="Lato" w:eastAsia="DengXian" w:hAnsi="Lato" w:cs="Cambria"/>
           <w:szCs w:val="20"/>
-          <w:highlight w:val="yellow"/>
           <w:lang w:eastAsia="zh-CN"/>
         </w:rPr>
         <w:t> </w:t>
@@ -15128,7 +14160,6 @@
           <w:rFonts w:ascii="Lato" w:eastAsia="DengXian" w:hAnsi="Lato" w:cs="Arial"/>
           <w:iCs/>
           <w:szCs w:val="20"/>
-          <w:highlight w:val="yellow"/>
           <w:lang w:eastAsia="zh-CN"/>
         </w:rPr>
         <w:t>C</w:t>
@@ -15138,7 +14169,6 @@
           <w:rFonts w:ascii="Lato" w:eastAsia="DengXian" w:hAnsi="Lato" w:cs="Arial"/>
           <w:iCs/>
           <w:szCs w:val="20"/>
-          <w:highlight w:val="yellow"/>
           <w:vertAlign w:val="subscript"/>
           <w:lang w:eastAsia="zh-CN"/>
         </w:rPr>
@@ -15149,7 +14179,6 @@
           <w:rFonts w:ascii="Lato" w:eastAsia="DengXian" w:hAnsi="Lato" w:cs="Arial"/>
           <w:iCs/>
           <w:szCs w:val="20"/>
-          <w:highlight w:val="yellow"/>
           <w:lang w:eastAsia="zh-CN"/>
         </w:rPr>
         <w:t>H</w:t>
@@ -15159,7 +14188,6 @@
           <w:rFonts w:ascii="Lato" w:eastAsia="DengXian" w:hAnsi="Lato" w:cs="Arial"/>
           <w:iCs/>
           <w:szCs w:val="20"/>
-          <w:highlight w:val="yellow"/>
           <w:vertAlign w:val="subscript"/>
           <w:lang w:eastAsia="zh-CN"/>
         </w:rPr>
@@ -15169,7 +14197,6 @@
         <w:rPr>
           <w:rFonts w:ascii="Lato" w:eastAsia="DengXian" w:hAnsi="Lato" w:cs="Arial"/>
           <w:szCs w:val="20"/>
-          <w:highlight w:val="yellow"/>
           <w:lang w:eastAsia="zh-CN"/>
         </w:rPr>
         <w:t xml:space="preserve">. Cold plasma offers advantages by preventing </w:t>
@@ -15179,7 +14206,6 @@
           <w:rFonts w:ascii="Lato" w:eastAsia="DengXian" w:hAnsi="Lato" w:cs="Arial"/>
           <w:iCs/>
           <w:szCs w:val="20"/>
-          <w:highlight w:val="yellow"/>
           <w:lang w:eastAsia="zh-CN"/>
         </w:rPr>
         <w:t>C</w:t>
@@ -15189,7 +14215,6 @@
           <w:rFonts w:ascii="Lato" w:eastAsia="DengXian" w:hAnsi="Lato" w:cs="Arial"/>
           <w:iCs/>
           <w:szCs w:val="20"/>
-          <w:highlight w:val="yellow"/>
           <w:vertAlign w:val="subscript"/>
           <w:lang w:eastAsia="zh-CN"/>
         </w:rPr>
@@ -15200,7 +14225,6 @@
           <w:rFonts w:ascii="Lato" w:eastAsia="DengXian" w:hAnsi="Lato" w:cs="Arial"/>
           <w:iCs/>
           <w:szCs w:val="20"/>
-          <w:highlight w:val="yellow"/>
           <w:lang w:eastAsia="zh-CN"/>
         </w:rPr>
         <w:t>H</w:t>
@@ -15210,7 +14234,6 @@
           <w:rFonts w:ascii="Lato" w:eastAsia="DengXian" w:hAnsi="Lato" w:cs="Arial"/>
           <w:iCs/>
           <w:szCs w:val="20"/>
-          <w:highlight w:val="yellow"/>
           <w:vertAlign w:val="subscript"/>
           <w:lang w:eastAsia="zh-CN"/>
         </w:rPr>
@@ -15221,7 +14244,6 @@
           <w:rFonts w:ascii="Lato" w:eastAsia="DengXian" w:hAnsi="Lato" w:cs="Arial"/>
           <w:iCs/>
           <w:szCs w:val="20"/>
-          <w:highlight w:val="yellow"/>
           <w:lang w:eastAsia="zh-CN"/>
         </w:rPr>
         <w:t xml:space="preserve"> </w:t>
@@ -15230,7 +14252,6 @@
         <w:rPr>
           <w:rFonts w:ascii="Lato" w:eastAsia="DengXian" w:hAnsi="Lato" w:cs="Arial"/>
           <w:szCs w:val="20"/>
-          <w:highlight w:val="yellow"/>
           <w:lang w:eastAsia="zh-CN"/>
         </w:rPr>
         <w:t xml:space="preserve">decomposition and eliminating costly cooling processes, while warm plasma usually achieves higher </w:t>
@@ -15239,7 +14260,6 @@
         <w:rPr>
           <w:rFonts w:ascii="Lato" w:eastAsia="DengXian" w:hAnsi="Lato" w:cs="Arial"/>
           <w:szCs w:val="20"/>
-          <w:highlight w:val="yellow"/>
           <w:lang w:eastAsia="zh-CN"/>
         </w:rPr>
         <w:t>CH</w:t>
@@ -15248,7 +14268,6 @@
         <w:rPr>
           <w:rFonts w:ascii="Lato" w:eastAsia="DengXian" w:hAnsi="Lato" w:cs="Arial"/>
           <w:szCs w:val="20"/>
-          <w:highlight w:val="yellow"/>
           <w:vertAlign w:val="subscript"/>
           <w:lang w:eastAsia="zh-CN"/>
         </w:rPr>
@@ -15258,7 +14277,6 @@
         <w:rPr>
           <w:rFonts w:ascii="Lato" w:eastAsia="DengXian" w:hAnsi="Lato" w:cs="Arial"/>
           <w:szCs w:val="20"/>
-          <w:highlight w:val="yellow"/>
           <w:lang w:eastAsia="zh-CN"/>
         </w:rPr>
         <w:t xml:space="preserve"> conversion. The future dominance of either plasma type remains uncertain.</w:t>
@@ -15381,7 +14399,6 @@
         <w:rPr>
           <w:rFonts w:ascii="Lato" w:eastAsia="DengXian" w:hAnsi="Lato" w:cs="Arial"/>
           <w:szCs w:val="20"/>
-          <w:highlight w:val="yellow"/>
           <w:lang w:eastAsia="zh-CN"/>
         </w:rPr>
         <w:t>To better highlight the emerging coal-to-</w:t>
@@ -15391,7 +14408,6 @@
           <w:rFonts w:ascii="Lato" w:eastAsia="DengXian" w:hAnsi="Lato" w:cs="Arial"/>
           <w:iCs/>
           <w:szCs w:val="20"/>
-          <w:highlight w:val="yellow"/>
           <w:lang w:eastAsia="zh-CN"/>
         </w:rPr>
         <w:t>C</w:t>
@@ -15401,7 +14417,6 @@
           <w:rFonts w:ascii="Lato" w:eastAsia="DengXian" w:hAnsi="Lato" w:cs="Arial"/>
           <w:iCs/>
           <w:szCs w:val="20"/>
-          <w:highlight w:val="yellow"/>
           <w:vertAlign w:val="subscript"/>
           <w:lang w:eastAsia="zh-CN"/>
         </w:rPr>
@@ -15412,7 +14427,6 @@
           <w:rFonts w:ascii="Lato" w:eastAsia="DengXian" w:hAnsi="Lato" w:cs="Arial"/>
           <w:iCs/>
           <w:szCs w:val="20"/>
-          <w:highlight w:val="yellow"/>
           <w:lang w:eastAsia="zh-CN"/>
         </w:rPr>
         <w:t>H</w:t>
@@ -15422,7 +14436,6 @@
           <w:rFonts w:ascii="Lato" w:eastAsia="DengXian" w:hAnsi="Lato" w:cs="Arial"/>
           <w:iCs/>
           <w:szCs w:val="20"/>
-          <w:highlight w:val="yellow"/>
           <w:vertAlign w:val="subscript"/>
           <w:lang w:eastAsia="zh-CN"/>
         </w:rPr>
@@ -15433,7 +14446,6 @@
           <w:rFonts w:ascii="Lato" w:eastAsia="DengXian" w:hAnsi="Lato" w:cs="Arial"/>
           <w:iCs/>
           <w:szCs w:val="20"/>
-          <w:highlight w:val="yellow"/>
           <w:lang w:eastAsia="zh-CN"/>
         </w:rPr>
         <w:t xml:space="preserve"> </w:t>
@@ -15442,7 +14454,6 @@
         <w:rPr>
           <w:rFonts w:ascii="Lato" w:eastAsia="DengXian" w:hAnsi="Lato" w:cs="Arial"/>
           <w:szCs w:val="20"/>
-          <w:highlight w:val="yellow"/>
           <w:lang w:eastAsia="zh-CN"/>
         </w:rPr>
         <w:t xml:space="preserve">processes utilizing plasma technology, </w:t>
@@ -15452,27 +14463,15 @@
           <w:rFonts w:ascii="Lato" w:eastAsia="DengXian" w:hAnsi="Lato" w:cs="Arial"/>
           <w:bCs/>
           <w:szCs w:val="20"/>
-          <w:highlight w:val="yellow"/>
-          <w:lang w:eastAsia="zh-CN"/>
-        </w:rPr>
-        <w:t xml:space="preserve">we have </w:t>
-      </w:r>
-      <w:r>
-        <w:rPr>
-          <w:rFonts w:ascii="Lato" w:eastAsia="DengXian" w:hAnsi="Lato" w:cs="Arial"/>
-          <w:bCs/>
-          <w:szCs w:val="20"/>
-          <w:highlight w:val="yellow"/>
-          <w:lang w:eastAsia="zh-CN"/>
-        </w:rPr>
-        <w:t xml:space="preserve">removed </w:t>
-      </w:r>
-      <w:r>
-        <w:rPr>
-          <w:rFonts w:ascii="Lato" w:eastAsia="DengXian" w:hAnsi="Lato" w:cs="Arial"/>
-          <w:bCs/>
-          <w:szCs w:val="20"/>
-          <w:highlight w:val="yellow"/>
+          <w:lang w:eastAsia="zh-CN"/>
+        </w:rPr>
+        <w:t xml:space="preserve">we have removed </w:t>
+      </w:r>
+      <w:r>
+        <w:rPr>
+          <w:rFonts w:ascii="Lato" w:eastAsia="DengXian" w:hAnsi="Lato" w:cs="Arial"/>
+          <w:bCs/>
+          <w:szCs w:val="20"/>
           <w:lang w:eastAsia="zh-CN"/>
         </w:rPr>
         <w:t xml:space="preserve">the relevant discussions </w:t>
@@ -15482,7 +14481,6 @@
           <w:rFonts w:ascii="Lato" w:eastAsia="DengXian" w:hAnsi="Lato" w:cs="Arial"/>
           <w:bCs/>
           <w:szCs w:val="20"/>
-          <w:highlight w:val="yellow"/>
           <w:lang w:eastAsia="zh-CN"/>
         </w:rPr>
         <w:t>from Section</w:t>
@@ -15492,7 +14490,6 @@
           <w:rFonts w:ascii="Lato" w:eastAsia="DengXian" w:hAnsi="Lato" w:cs="Arial"/>
           <w:bCs/>
           <w:szCs w:val="20"/>
-          <w:highlight w:val="yellow"/>
           <w:lang w:eastAsia="zh-CN"/>
         </w:rPr>
         <w:t xml:space="preserve"> </w:t>
@@ -15502,7 +14499,6 @@
           <w:rFonts w:ascii="Lato" w:eastAsia="DengXian" w:hAnsi="Lato" w:cs="Arial"/>
           <w:bCs/>
           <w:szCs w:val="20"/>
-          <w:highlight w:val="yellow"/>
           <w:lang w:eastAsia="zh-CN"/>
         </w:rPr>
         <w:t xml:space="preserve">2.1 and </w:t>
@@ -15512,7 +14508,6 @@
           <w:rFonts w:ascii="Lato" w:eastAsia="DengXian" w:hAnsi="Lato" w:cs="Arial"/>
           <w:bCs/>
           <w:szCs w:val="20"/>
-          <w:highlight w:val="yellow"/>
           <w:lang w:eastAsia="zh-CN"/>
         </w:rPr>
         <w:t>included</w:t>
@@ -15522,7 +14517,6 @@
           <w:rFonts w:ascii="Lato" w:eastAsia="DengXian" w:hAnsi="Lato" w:cs="Arial"/>
           <w:bCs/>
           <w:szCs w:val="20"/>
-          <w:highlight w:val="yellow"/>
           <w:lang w:eastAsia="zh-CN"/>
         </w:rPr>
         <w:t xml:space="preserve"> the following description in Section</w:t>
@@ -15532,7 +14526,6 @@
           <w:rFonts w:ascii="Lato" w:eastAsia="DengXian" w:hAnsi="Lato" w:cs="Arial"/>
           <w:bCs/>
           <w:szCs w:val="20"/>
-          <w:highlight w:val="yellow"/>
           <w:lang w:eastAsia="zh-CN"/>
         </w:rPr>
         <w:t xml:space="preserve"> </w:t>
@@ -15542,7 +14535,6 @@
           <w:rFonts w:ascii="Lato" w:eastAsia="DengXian" w:hAnsi="Lato" w:cs="Arial"/>
           <w:bCs/>
           <w:szCs w:val="20"/>
-          <w:highlight w:val="yellow"/>
           <w:lang w:eastAsia="zh-CN"/>
         </w:rPr>
         <w:t>2.3</w:t>
@@ -15552,7 +14544,6 @@
           <w:rFonts w:ascii="Lato" w:eastAsia="DengXian" w:hAnsi="Lato" w:cs="Arial"/>
           <w:bCs/>
           <w:szCs w:val="20"/>
-          <w:highlight w:val="yellow"/>
           <w:lang w:eastAsia="zh-CN"/>
         </w:rPr>
         <w:t xml:space="preserve"> (page xx, line xx)</w:t>
@@ -15562,18 +14553,16 @@
           <w:rFonts w:ascii="Lato" w:eastAsia="DengXian" w:hAnsi="Lato" w:cs="Arial"/>
           <w:bCs/>
           <w:szCs w:val="20"/>
-          <w:highlight w:val="yellow"/>
           <w:lang w:eastAsia="zh-CN"/>
         </w:rPr>
         <w:t xml:space="preserve">: </w:t>
       </w:r>
-      <w:bookmarkStart w:id="19" w:name="_Hlk184300447"/>
-      <w:r>
-        <w:rPr>
-          <w:rFonts w:ascii="Lato" w:eastAsia="DengXian" w:hAnsi="Lato" w:cs="Arial"/>
-          <w:bCs/>
-          <w:szCs w:val="20"/>
-          <w:highlight w:val="yellow"/>
+      <w:bookmarkStart w:id="18" w:name="_Hlk184300447"/>
+      <w:r>
+        <w:rPr>
+          <w:rFonts w:ascii="Lato" w:eastAsia="DengXian" w:hAnsi="Lato" w:cs="Arial"/>
+          <w:bCs/>
+          <w:szCs w:val="20"/>
           <w:lang w:eastAsia="zh-CN"/>
         </w:rPr>
         <w:t>Coal-to-</w:t>
@@ -15584,7 +14573,6 @@
           <w:bCs/>
           <w:iCs/>
           <w:szCs w:val="20"/>
-          <w:highlight w:val="yellow"/>
           <w:lang w:eastAsia="zh-CN"/>
         </w:rPr>
         <w:t>C</w:t>
@@ -15595,7 +14583,6 @@
           <w:bCs/>
           <w:iCs/>
           <w:szCs w:val="20"/>
-          <w:highlight w:val="yellow"/>
           <w:vertAlign w:val="subscript"/>
           <w:lang w:eastAsia="zh-CN"/>
         </w:rPr>
@@ -15607,7 +14594,6 @@
           <w:bCs/>
           <w:iCs/>
           <w:szCs w:val="20"/>
-          <w:highlight w:val="yellow"/>
           <w:lang w:eastAsia="zh-CN"/>
         </w:rPr>
         <w:t>H</w:t>
@@ -15618,7 +14604,6 @@
           <w:bCs/>
           <w:iCs/>
           <w:szCs w:val="20"/>
-          <w:highlight w:val="yellow"/>
           <w:vertAlign w:val="subscript"/>
           <w:lang w:eastAsia="zh-CN"/>
         </w:rPr>
@@ -15630,7 +14615,6 @@
           <w:bCs/>
           <w:iCs/>
           <w:szCs w:val="20"/>
-          <w:highlight w:val="yellow"/>
           <w:lang w:eastAsia="zh-CN"/>
         </w:rPr>
         <w:t xml:space="preserve"> </w:t>
@@ -15640,7 +14624,6 @@
           <w:rFonts w:ascii="Lato" w:eastAsia="DengXian" w:hAnsi="Lato" w:cs="Arial"/>
           <w:bCs/>
           <w:szCs w:val="20"/>
-          <w:highlight w:val="yellow"/>
           <w:lang w:eastAsia="zh-CN"/>
         </w:rPr>
         <w:t xml:space="preserve">production via plasma technologies has seen significant development in China </w:t>
@@ -15650,7 +14633,6 @@
           <w:rFonts w:ascii="Lato" w:eastAsia="DengXian" w:hAnsi="Lato" w:cs="Arial"/>
           <w:bCs/>
           <w:szCs w:val="20"/>
-          <w:highlight w:val="yellow"/>
           <w:lang w:eastAsia="zh-CN"/>
         </w:rPr>
         <w:t>during</w:t>
@@ -15660,7 +14642,6 @@
           <w:rFonts w:ascii="Lato" w:eastAsia="DengXian" w:hAnsi="Lato" w:cs="Arial"/>
           <w:bCs/>
           <w:szCs w:val="20"/>
-          <w:highlight w:val="yellow"/>
           <w:lang w:eastAsia="zh-CN"/>
         </w:rPr>
         <w:t xml:space="preserve"> the 21</w:t>
@@ -15670,7 +14651,6 @@
           <w:rFonts w:ascii="Lato" w:eastAsia="DengXian" w:hAnsi="Lato" w:cs="Arial"/>
           <w:bCs/>
           <w:szCs w:val="20"/>
-          <w:highlight w:val="yellow"/>
           <w:vertAlign w:val="superscript"/>
           <w:lang w:eastAsia="zh-CN"/>
         </w:rPr>
@@ -15681,7 +14661,6 @@
           <w:rFonts w:ascii="Lato" w:eastAsia="DengXian" w:hAnsi="Lato" w:cs="Arial"/>
           <w:bCs/>
           <w:szCs w:val="20"/>
-          <w:highlight w:val="yellow"/>
           <w:lang w:eastAsia="zh-CN"/>
         </w:rPr>
         <w:t xml:space="preserve"> century. Since 2014, Zhejiang University and Xinjiang Yuehetai Chemical Technology Co. Ltd. have </w:t>
@@ -15691,7 +14670,6 @@
           <w:rFonts w:ascii="Lato" w:eastAsia="DengXian" w:hAnsi="Lato" w:cs="Arial"/>
           <w:bCs/>
           <w:szCs w:val="20"/>
-          <w:highlight w:val="yellow"/>
           <w:lang w:eastAsia="zh-CN"/>
         </w:rPr>
         <w:t xml:space="preserve">collaborated to develop </w:t>
@@ -15701,7 +14679,6 @@
           <w:rFonts w:ascii="Lato" w:eastAsia="DengXian" w:hAnsi="Lato" w:cs="Arial"/>
           <w:bCs/>
           <w:szCs w:val="20"/>
-          <w:highlight w:val="yellow"/>
           <w:lang w:eastAsia="zh-CN"/>
         </w:rPr>
         <w:t>2</w:t>
@@ -15711,7 +14688,6 @@
           <w:rFonts w:ascii="Lato" w:eastAsia="DengXian" w:hAnsi="Lato" w:cs="Arial"/>
           <w:bCs/>
           <w:szCs w:val="20"/>
-          <w:highlight w:val="yellow"/>
           <w:lang w:eastAsia="zh-CN"/>
         </w:rPr>
         <w:t xml:space="preserve"> </w:t>
@@ -15721,7 +14697,6 @@
           <w:rFonts w:ascii="Lato" w:eastAsia="DengXian" w:hAnsi="Lato" w:cs="Arial"/>
           <w:bCs/>
           <w:szCs w:val="20"/>
-          <w:highlight w:val="yellow"/>
           <w:lang w:eastAsia="zh-CN"/>
         </w:rPr>
         <w:t>MW and 10</w:t>
@@ -15731,7 +14706,6 @@
           <w:rFonts w:ascii="Lato" w:eastAsia="DengXian" w:hAnsi="Lato" w:cs="Arial"/>
           <w:bCs/>
           <w:szCs w:val="20"/>
-          <w:highlight w:val="yellow"/>
           <w:lang w:eastAsia="zh-CN"/>
         </w:rPr>
         <w:t xml:space="preserve"> </w:t>
@@ -15741,7 +14715,6 @@
           <w:rFonts w:ascii="Lato" w:eastAsia="DengXian" w:hAnsi="Lato" w:cs="Arial"/>
           <w:bCs/>
           <w:szCs w:val="20"/>
-          <w:highlight w:val="yellow"/>
           <w:lang w:eastAsia="zh-CN"/>
         </w:rPr>
         <w:t>MW plasma systems</w:t>
@@ -15751,7 +14724,6 @@
           <w:rFonts w:ascii="Lato" w:eastAsia="DengXian" w:hAnsi="Lato" w:cs="Arial"/>
           <w:bCs/>
           <w:szCs w:val="20"/>
-          <w:highlight w:val="yellow"/>
           <w:lang w:eastAsia="zh-CN"/>
         </w:rPr>
         <w:t xml:space="preserve"> </w:t>
@@ -15761,7 +14733,6 @@
           <w:rFonts w:ascii="Lato" w:eastAsia="DengXian" w:hAnsi="Lato" w:cs="Arial"/>
           <w:bCs/>
           <w:szCs w:val="20"/>
-          <w:highlight w:val="yellow"/>
           <w:lang w:eastAsia="zh-CN"/>
         </w:rPr>
         <w:t xml:space="preserve">for </w:t>
@@ -15772,7 +14743,6 @@
           <w:bCs/>
           <w:iCs/>
           <w:szCs w:val="20"/>
-          <w:highlight w:val="yellow"/>
           <w:lang w:eastAsia="zh-CN"/>
         </w:rPr>
         <w:t>C</w:t>
@@ -15783,7 +14753,6 @@
           <w:bCs/>
           <w:iCs/>
           <w:szCs w:val="20"/>
-          <w:highlight w:val="yellow"/>
           <w:vertAlign w:val="subscript"/>
           <w:lang w:eastAsia="zh-CN"/>
         </w:rPr>
@@ -15795,7 +14764,6 @@
           <w:bCs/>
           <w:iCs/>
           <w:szCs w:val="20"/>
-          <w:highlight w:val="yellow"/>
           <w:lang w:eastAsia="zh-CN"/>
         </w:rPr>
         <w:t>H</w:t>
@@ -15806,7 +14774,6 @@
           <w:bCs/>
           <w:iCs/>
           <w:szCs w:val="20"/>
-          <w:highlight w:val="yellow"/>
           <w:vertAlign w:val="subscript"/>
           <w:lang w:eastAsia="zh-CN"/>
         </w:rPr>
@@ -15818,7 +14785,6 @@
           <w:bCs/>
           <w:iCs/>
           <w:szCs w:val="20"/>
-          <w:highlight w:val="yellow"/>
           <w:lang w:eastAsia="zh-CN"/>
         </w:rPr>
         <w:t xml:space="preserve"> </w:t>
@@ -15828,7 +14794,6 @@
           <w:rFonts w:ascii="Lato" w:eastAsia="DengXian" w:hAnsi="Lato" w:cs="Arial"/>
           <w:bCs/>
           <w:szCs w:val="20"/>
-          <w:highlight w:val="yellow"/>
           <w:lang w:eastAsia="zh-CN"/>
         </w:rPr>
         <w:t xml:space="preserve">production </w:t>
@@ -15838,7 +14803,6 @@
           <w:rFonts w:ascii="Lato" w:eastAsia="DengXian" w:hAnsi="Lato" w:cs="Arial"/>
           <w:bCs/>
           <w:szCs w:val="20"/>
-          <w:highlight w:val="yellow"/>
           <w:lang w:eastAsia="zh-CN"/>
         </w:rPr>
         <w:t>(</w:t>
@@ -15848,7 +14812,6 @@
           <w:rFonts w:ascii="Lato" w:eastAsia="DengXian" w:hAnsi="Lato" w:cs="Arial"/>
           <w:iCs/>
           <w:szCs w:val="20"/>
-          <w:highlight w:val="yellow"/>
           <w:lang w:eastAsia="zh-CN"/>
         </w:rPr>
         <w:t>J. Theor. Appl. Mech.</w:t>
@@ -15857,7 +14820,6 @@
         <w:rPr>
           <w:rFonts w:ascii="Lato" w:eastAsia="DengXian" w:hAnsi="Lato" w:cs="Arial"/>
           <w:szCs w:val="20"/>
-          <w:highlight w:val="yellow"/>
           <w:lang w:eastAsia="zh-CN"/>
         </w:rPr>
         <w:t xml:space="preserve"> 2023, 55, 2779; </w:t>
@@ -15867,7 +14829,6 @@
           <w:rFonts w:ascii="Lato" w:eastAsia="DengXian" w:hAnsi="Lato" w:cs="Arial"/>
           <w:iCs/>
           <w:szCs w:val="20"/>
-          <w:highlight w:val="yellow"/>
           <w:lang w:eastAsia="zh-CN"/>
         </w:rPr>
         <w:t>Environ. Prot. Chem. Ind.</w:t>
@@ -15876,7 +14837,6 @@
         <w:rPr>
           <w:rFonts w:ascii="Lato" w:eastAsia="DengXian" w:hAnsi="Lato" w:cs="Arial"/>
           <w:szCs w:val="20"/>
-          <w:highlight w:val="yellow"/>
           <w:lang w:eastAsia="zh-CN"/>
         </w:rPr>
         <w:t xml:space="preserve"> 2021, 41, 229)</w:t>
@@ -15886,7 +14846,6 @@
           <w:rFonts w:ascii="Lato" w:eastAsia="DengXian" w:hAnsi="Lato" w:cs="Arial"/>
           <w:bCs/>
           <w:szCs w:val="20"/>
-          <w:highlight w:val="yellow"/>
           <w:lang w:eastAsia="zh-CN"/>
         </w:rPr>
         <w:t xml:space="preserve">, claiming </w:t>
@@ -15896,7 +14855,6 @@
           <w:rFonts w:ascii="Lato" w:eastAsia="DengXian" w:hAnsi="Lato" w:cs="Arial"/>
           <w:bCs/>
           <w:szCs w:val="20"/>
-          <w:highlight w:val="yellow"/>
           <w:lang w:eastAsia="zh-CN"/>
         </w:rPr>
         <w:t>an annual production capacity of 5</w:t>
@@ -15906,7 +14864,6 @@
           <w:rFonts w:ascii="Lato" w:eastAsia="DengXian" w:hAnsi="Lato" w:cs="Arial"/>
           <w:bCs/>
           <w:szCs w:val="20"/>
-          <w:highlight w:val="yellow"/>
           <w:lang w:eastAsia="zh-CN"/>
         </w:rPr>
         <w:t xml:space="preserve"> </w:t>
@@ -15916,7 +14873,6 @@
           <w:rFonts w:ascii="Lato" w:eastAsia="DengXian" w:hAnsi="Lato" w:cs="Arial"/>
           <w:bCs/>
           <w:szCs w:val="20"/>
-          <w:highlight w:val="yellow"/>
           <w:lang w:eastAsia="zh-CN"/>
         </w:rPr>
         <w:t xml:space="preserve">kt, with costs over 20% lower than conventional </w:t>
@@ -15927,7 +14883,6 @@
           <w:bCs/>
           <w:iCs/>
           <w:szCs w:val="20"/>
-          <w:highlight w:val="yellow"/>
           <w:lang w:eastAsia="zh-CN"/>
         </w:rPr>
         <w:t>CaC</w:t>
@@ -15938,7 +14893,6 @@
           <w:bCs/>
           <w:iCs/>
           <w:szCs w:val="20"/>
-          <w:highlight w:val="yellow"/>
           <w:vertAlign w:val="subscript"/>
           <w:lang w:eastAsia="zh-CN"/>
         </w:rPr>
@@ -15949,7 +14903,6 @@
           <w:rFonts w:ascii="Lato" w:eastAsia="DengXian" w:hAnsi="Lato" w:cs="Arial"/>
           <w:bCs/>
           <w:szCs w:val="20"/>
-          <w:highlight w:val="yellow"/>
           <w:lang w:eastAsia="zh-CN"/>
         </w:rPr>
         <w:t xml:space="preserve"> routes and a significantly reduced carbon footprint</w:t>
@@ -15959,12 +14912,11 @@
           <w:rFonts w:ascii="Lato" w:eastAsia="DengXian" w:hAnsi="Lato" w:cs="Arial"/>
           <w:bCs/>
           <w:szCs w:val="20"/>
-          <w:highlight w:val="yellow"/>
           <w:lang w:eastAsia="zh-CN"/>
         </w:rPr>
         <w:t>.</w:t>
       </w:r>
-      <w:bookmarkEnd w:id="19"/>
+      <w:bookmarkEnd w:id="18"/>
     </w:p>
     <w:p>
       <w:pPr>
@@ -16478,6 +15430,67 @@
           <w:szCs w:val="20"/>
           <w:lang w:eastAsia="zh-CN"/>
         </w:rPr>
+        <w:t xml:space="preserve"> We have incorporated discussions on recent </w:t>
+      </w:r>
+      <w:r>
+        <w:rPr>
+          <w:rFonts w:ascii="Lato" w:eastAsia="DengXian" w:hAnsi="Lato" w:cs="Arial"/>
+          <w:bCs/>
+          <w:szCs w:val="20"/>
+          <w:lang w:eastAsia="zh-CN"/>
+        </w:rPr>
+        <w:t xml:space="preserve">emerging </w:t>
+      </w:r>
+      <w:r>
+        <w:rPr>
+          <w:rFonts w:ascii="Lato" w:eastAsia="DengXian" w:hAnsi="Lato" w:cs="Arial"/>
+          <w:bCs/>
+          <w:iCs/>
+          <w:szCs w:val="20"/>
+          <w:lang w:eastAsia="zh-CN"/>
+        </w:rPr>
+        <w:t>C</w:t>
+      </w:r>
+      <w:r>
+        <w:rPr>
+          <w:rFonts w:ascii="Lato" w:eastAsia="DengXian" w:hAnsi="Lato" w:cs="Arial"/>
+          <w:bCs/>
+          <w:iCs/>
+          <w:szCs w:val="20"/>
+          <w:vertAlign w:val="subscript"/>
+          <w:lang w:eastAsia="zh-CN"/>
+        </w:rPr>
+        <w:t>2</w:t>
+      </w:r>
+      <w:r>
+        <w:rPr>
+          <w:rFonts w:ascii="Lato" w:eastAsia="DengXian" w:hAnsi="Lato" w:cs="Arial"/>
+          <w:bCs/>
+          <w:iCs/>
+          <w:szCs w:val="20"/>
+          <w:lang w:eastAsia="zh-CN"/>
+        </w:rPr>
+        <w:t>H</w:t>
+      </w:r>
+      <w:r>
+        <w:rPr>
+          <w:rFonts w:ascii="Lato" w:eastAsia="DengXian" w:hAnsi="Lato" w:cs="Arial"/>
+          <w:bCs/>
+          <w:iCs/>
+          <w:szCs w:val="20"/>
+          <w:vertAlign w:val="subscript"/>
+          <w:lang w:eastAsia="zh-CN"/>
+        </w:rPr>
+        <w:t>2</w:t>
+      </w:r>
+      <w:r>
+        <w:rPr>
+          <w:rFonts w:ascii="Lato" w:eastAsia="DengXian" w:hAnsi="Lato" w:cs="Arial"/>
+          <w:bCs/>
+          <w:iCs/>
+          <w:szCs w:val="20"/>
+          <w:lang w:eastAsia="zh-CN"/>
+        </w:rPr>
         <w:t xml:space="preserve"> </w:t>
       </w:r>
       <w:r>
@@ -16485,84 +15498,6 @@
           <w:rFonts w:ascii="Lato" w:eastAsia="DengXian" w:hAnsi="Lato" w:cs="Arial"/>
           <w:bCs/>
           <w:szCs w:val="20"/>
-          <w:highlight w:val="yellow"/>
-          <w:lang w:eastAsia="zh-CN"/>
-        </w:rPr>
-        <w:t xml:space="preserve">We have incorporated discussions on recent </w:t>
-      </w:r>
-      <w:r>
-        <w:rPr>
-          <w:rFonts w:ascii="Lato" w:eastAsia="DengXian" w:hAnsi="Lato" w:cs="Arial"/>
-          <w:bCs/>
-          <w:szCs w:val="20"/>
-          <w:highlight w:val="yellow"/>
-          <w:lang w:eastAsia="zh-CN"/>
-        </w:rPr>
-        <w:t xml:space="preserve">emerging </w:t>
-      </w:r>
-      <w:r>
-        <w:rPr>
-          <w:rFonts w:ascii="Lato" w:eastAsia="DengXian" w:hAnsi="Lato" w:cs="Arial"/>
-          <w:bCs/>
-          <w:iCs/>
-          <w:szCs w:val="20"/>
-          <w:highlight w:val="yellow"/>
-          <w:lang w:eastAsia="zh-CN"/>
-        </w:rPr>
-        <w:t>C</w:t>
-      </w:r>
-      <w:r>
-        <w:rPr>
-          <w:rFonts w:ascii="Lato" w:eastAsia="DengXian" w:hAnsi="Lato" w:cs="Arial"/>
-          <w:bCs/>
-          <w:iCs/>
-          <w:szCs w:val="20"/>
-          <w:highlight w:val="yellow"/>
-          <w:vertAlign w:val="subscript"/>
-          <w:lang w:eastAsia="zh-CN"/>
-        </w:rPr>
-        <w:t>2</w:t>
-      </w:r>
-      <w:r>
-        <w:rPr>
-          <w:rFonts w:ascii="Lato" w:eastAsia="DengXian" w:hAnsi="Lato" w:cs="Arial"/>
-          <w:bCs/>
-          <w:iCs/>
-          <w:szCs w:val="20"/>
-          <w:highlight w:val="yellow"/>
-          <w:lang w:eastAsia="zh-CN"/>
-        </w:rPr>
-        <w:t>H</w:t>
-      </w:r>
-      <w:r>
-        <w:rPr>
-          <w:rFonts w:ascii="Lato" w:eastAsia="DengXian" w:hAnsi="Lato" w:cs="Arial"/>
-          <w:bCs/>
-          <w:iCs/>
-          <w:szCs w:val="20"/>
-          <w:highlight w:val="yellow"/>
-          <w:vertAlign w:val="subscript"/>
-          <w:lang w:eastAsia="zh-CN"/>
-        </w:rPr>
-        <w:t>2</w:t>
-      </w:r>
-      <w:r>
-        <w:rPr>
-          <w:rFonts w:ascii="Lato" w:eastAsia="DengXian" w:hAnsi="Lato" w:cs="Arial"/>
-          <w:bCs/>
-          <w:iCs/>
-          <w:szCs w:val="20"/>
-          <w:highlight w:val="yellow"/>
-          <w:lang w:eastAsia="zh-CN"/>
-        </w:rPr>
-        <w:t xml:space="preserve"> </w:t>
-      </w:r>
-      <w:r>
-        <w:rPr>
-          <w:rFonts w:ascii="Lato" w:eastAsia="DengXian" w:hAnsi="Lato" w:cs="Arial"/>
-          <w:bCs/>
-          <w:szCs w:val="20"/>
-          <w:highlight w:val="yellow"/>
           <w:lang w:eastAsia="zh-CN"/>
         </w:rPr>
         <w:t xml:space="preserve">applications </w:t>
@@ -16572,7 +15507,6 @@
           <w:rFonts w:ascii="Lato" w:eastAsia="DengXian" w:hAnsi="Lato" w:cs="Arial"/>
           <w:bCs/>
           <w:szCs w:val="20"/>
-          <w:highlight w:val="yellow"/>
           <w:lang w:eastAsia="zh-CN"/>
         </w:rPr>
         <w:t xml:space="preserve">into </w:t>
@@ -16582,7 +15516,6 @@
           <w:rFonts w:ascii="Lato" w:eastAsia="DengXian" w:hAnsi="Lato" w:cs="Arial"/>
           <w:bCs/>
           <w:szCs w:val="20"/>
-          <w:highlight w:val="yellow"/>
           <w:lang w:eastAsia="zh-CN"/>
         </w:rPr>
         <w:t>Section </w:t>
@@ -16592,7 +15525,6 @@
           <w:rFonts w:ascii="Lato" w:eastAsia="DengXian" w:hAnsi="Lato" w:cs="Arial"/>
           <w:bCs/>
           <w:szCs w:val="20"/>
-          <w:highlight w:val="yellow"/>
           <w:lang w:eastAsia="zh-CN"/>
         </w:rPr>
         <w:t xml:space="preserve">3, as suggested by </w:t>
@@ -16602,7 +15534,6 @@
           <w:rFonts w:ascii="Lato" w:eastAsia="DengXian" w:hAnsi="Lato" w:cs="Arial"/>
           <w:bCs/>
           <w:szCs w:val="20"/>
-          <w:highlight w:val="yellow"/>
           <w:lang w:eastAsia="zh-CN"/>
         </w:rPr>
         <w:t>R</w:t>
@@ -16612,7 +15543,6 @@
           <w:rFonts w:ascii="Lato" w:eastAsia="DengXian" w:hAnsi="Lato" w:cs="Arial"/>
           <w:bCs/>
           <w:szCs w:val="20"/>
-          <w:highlight w:val="yellow"/>
           <w:lang w:eastAsia="zh-CN"/>
         </w:rPr>
         <w:t>eviewer #3 (see details in the response to the comment 2.1).</w:t>
@@ -17062,7 +15992,6 @@
         <w:rPr>
           <w:rFonts w:ascii="Lato" w:eastAsia="DengXian" w:hAnsi="Lato" w:cs="Arial"/>
           <w:szCs w:val="20"/>
-          <w:highlight w:val="yellow"/>
           <w:lang w:eastAsia="zh-CN"/>
         </w:rPr>
         <w:t>We have shortened Sections</w:t>
@@ -17071,7 +16000,6 @@
         <w:rPr>
           <w:rFonts w:ascii="Lato" w:eastAsia="DengXian" w:hAnsi="Lato" w:cs="Arial"/>
           <w:szCs w:val="20"/>
-          <w:highlight w:val="yellow"/>
           <w:lang w:eastAsia="zh-CN"/>
         </w:rPr>
         <w:t xml:space="preserve"> </w:t>
@@ -17080,26 +16008,15 @@
         <w:rPr>
           <w:rFonts w:ascii="Lato" w:eastAsia="DengXian" w:hAnsi="Lato" w:cs="Arial"/>
           <w:szCs w:val="20"/>
-          <w:highlight w:val="yellow"/>
-          <w:lang w:eastAsia="zh-CN"/>
-        </w:rPr>
-        <w:t>2.1</w:t>
-      </w:r>
-      <w:r>
-        <w:rPr>
-          <w:rFonts w:ascii="Lato" w:eastAsia="DengXian" w:hAnsi="Lato" w:cs="Arial"/>
-          <w:szCs w:val="20"/>
-          <w:highlight w:val="yellow"/>
-          <w:lang w:eastAsia="zh-CN"/>
-        </w:rPr>
-        <w:t xml:space="preserve">–2.3 and included the main advantages of using </w:t>
-      </w:r>
-      <w:r>
-        <w:rPr>
-          <w:rFonts w:ascii="Lato" w:eastAsia="DengXian" w:hAnsi="Lato" w:cs="Arial"/>
-          <w:iCs/>
-          <w:szCs w:val="20"/>
-          <w:highlight w:val="yellow"/>
+          <w:lang w:eastAsia="zh-CN"/>
+        </w:rPr>
+        <w:t xml:space="preserve">2.1–2.3 and included the main advantages of using </w:t>
+      </w:r>
+      <w:r>
+        <w:rPr>
+          <w:rFonts w:ascii="Lato" w:eastAsia="DengXian" w:hAnsi="Lato" w:cs="Arial"/>
+          <w:iCs/>
+          <w:szCs w:val="20"/>
           <w:lang w:eastAsia="zh-CN"/>
         </w:rPr>
         <w:t>C</w:t>
@@ -17109,7 +16026,6 @@
           <w:rFonts w:ascii="Lato" w:eastAsia="DengXian" w:hAnsi="Lato" w:cs="Arial"/>
           <w:iCs/>
           <w:szCs w:val="20"/>
-          <w:highlight w:val="yellow"/>
           <w:vertAlign w:val="subscript"/>
           <w:lang w:eastAsia="zh-CN"/>
         </w:rPr>
@@ -17120,7 +16036,6 @@
           <w:rFonts w:ascii="Lato" w:eastAsia="DengXian" w:hAnsi="Lato" w:cs="Arial"/>
           <w:iCs/>
           <w:szCs w:val="20"/>
-          <w:highlight w:val="yellow"/>
           <w:lang w:eastAsia="zh-CN"/>
         </w:rPr>
         <w:t>H</w:t>
@@ -17130,7 +16045,6 @@
           <w:rFonts w:ascii="Lato" w:eastAsia="DengXian" w:hAnsi="Lato" w:cs="Arial"/>
           <w:iCs/>
           <w:szCs w:val="20"/>
-          <w:highlight w:val="yellow"/>
           <w:vertAlign w:val="subscript"/>
           <w:lang w:eastAsia="zh-CN"/>
         </w:rPr>
@@ -17141,7 +16055,6 @@
           <w:rFonts w:ascii="Lato" w:eastAsia="DengXian" w:hAnsi="Lato" w:cs="Arial"/>
           <w:iCs/>
           <w:szCs w:val="20"/>
-          <w:highlight w:val="yellow"/>
           <w:lang w:eastAsia="zh-CN"/>
         </w:rPr>
         <w:t xml:space="preserve"> </w:t>
@@ -17150,7 +16063,6 @@
         <w:rPr>
           <w:rFonts w:ascii="Lato" w:eastAsia="DengXian" w:hAnsi="Lato" w:cs="Arial"/>
           <w:szCs w:val="20"/>
-          <w:highlight w:val="yellow"/>
           <w:lang w:eastAsia="zh-CN"/>
         </w:rPr>
         <w:t xml:space="preserve">as a building block </w:t>
@@ -17159,7 +16071,6 @@
         <w:rPr>
           <w:rFonts w:ascii="Lato" w:eastAsia="DengXian" w:hAnsi="Lato" w:cs="Arial"/>
           <w:szCs w:val="20"/>
-          <w:highlight w:val="yellow"/>
           <w:lang w:eastAsia="zh-CN"/>
         </w:rPr>
         <w:t>in Section</w:t>
@@ -17168,7 +16079,6 @@
         <w:rPr>
           <w:rFonts w:ascii="Lato" w:eastAsia="DengXian" w:hAnsi="Lato" w:cs="Arial"/>
           <w:szCs w:val="20"/>
-          <w:highlight w:val="yellow"/>
           <w:lang w:eastAsia="zh-CN"/>
         </w:rPr>
         <w:t xml:space="preserve"> </w:t>
@@ -17177,7 +16087,6 @@
         <w:rPr>
           <w:rFonts w:ascii="Lato" w:eastAsia="DengXian" w:hAnsi="Lato" w:cs="Arial"/>
           <w:szCs w:val="20"/>
-          <w:highlight w:val="yellow"/>
           <w:lang w:eastAsia="zh-CN"/>
         </w:rPr>
         <w:t xml:space="preserve">2.1 </w:t>
@@ -17186,47 +16095,42 @@
         <w:rPr>
           <w:rFonts w:ascii="Lato" w:eastAsia="DengXian" w:hAnsi="Lato" w:cs="Arial"/>
           <w:szCs w:val="20"/>
-          <w:highlight w:val="yellow"/>
           <w:lang w:eastAsia="zh-CN"/>
         </w:rPr>
         <w:t xml:space="preserve">(page xx, line xx). These advantages stem from its unique </w:t>
       </w:r>
-      <w:bookmarkStart w:id="20" w:name="_Hlk184300950"/>
-      <w:r>
-        <w:rPr>
-          <w:rFonts w:ascii="Lato" w:eastAsia="DengXian" w:hAnsi="Lato" w:cs="Arial"/>
-          <w:szCs w:val="20"/>
-          <w:highlight w:val="yellow"/>
+      <w:bookmarkStart w:id="19" w:name="_Hlk184300950"/>
+      <w:r>
+        <w:rPr>
+          <w:rFonts w:ascii="Lato" w:eastAsia="DengXian" w:hAnsi="Lato" w:cs="Arial"/>
+          <w:szCs w:val="20"/>
           <w:lang w:eastAsia="zh-CN"/>
         </w:rPr>
         <w:t>C≡C triple bond</w:t>
       </w:r>
+      <w:bookmarkEnd w:id="19"/>
+      <w:r>
+        <w:rPr>
+          <w:rFonts w:ascii="Lato" w:eastAsia="DengXian" w:hAnsi="Lato" w:cs="Arial"/>
+          <w:szCs w:val="20"/>
+          <w:lang w:eastAsia="zh-CN"/>
+        </w:rPr>
+        <w:t xml:space="preserve">, which typically enables more </w:t>
+      </w:r>
+      <w:bookmarkStart w:id="20" w:name="_Hlk184300986"/>
+      <w:r>
+        <w:rPr>
+          <w:rFonts w:ascii="Lato" w:eastAsia="DengXian" w:hAnsi="Lato" w:cs="Arial"/>
+          <w:szCs w:val="20"/>
+          <w:lang w:eastAsia="zh-CN"/>
+        </w:rPr>
+        <w:t>streamlined downstream synthesis</w:t>
+      </w:r>
       <w:bookmarkEnd w:id="20"/>
       <w:r>
         <w:rPr>
           <w:rFonts w:ascii="Lato" w:eastAsia="DengXian" w:hAnsi="Lato" w:cs="Arial"/>
           <w:szCs w:val="20"/>
-          <w:highlight w:val="yellow"/>
-          <w:lang w:eastAsia="zh-CN"/>
-        </w:rPr>
-        <w:t xml:space="preserve">, which typically enables more </w:t>
-      </w:r>
-      <w:bookmarkStart w:id="21" w:name="_Hlk184300986"/>
-      <w:r>
-        <w:rPr>
-          <w:rFonts w:ascii="Lato" w:eastAsia="DengXian" w:hAnsi="Lato" w:cs="Arial"/>
-          <w:szCs w:val="20"/>
-          <w:highlight w:val="yellow"/>
-          <w:lang w:eastAsia="zh-CN"/>
-        </w:rPr>
-        <w:t>streamlined downstream synthesis</w:t>
-      </w:r>
-      <w:bookmarkEnd w:id="21"/>
-      <w:r>
-        <w:rPr>
-          <w:rFonts w:ascii="Lato" w:eastAsia="DengXian" w:hAnsi="Lato" w:cs="Arial"/>
-          <w:szCs w:val="20"/>
-          <w:highlight w:val="yellow"/>
           <w:lang w:eastAsia="zh-CN"/>
         </w:rPr>
         <w:t>.</w:t>
@@ -17353,7 +16257,6 @@
           <w:rFonts w:ascii="Lato" w:eastAsia="DengXian" w:hAnsi="Lato" w:cs="Arial"/>
           <w:b/>
           <w:szCs w:val="20"/>
-          <w:highlight w:val="yellow"/>
           <w:lang w:eastAsia="zh-CN"/>
         </w:rPr>
         <w:t>Action:</w:t>
@@ -17362,7 +16265,6 @@
         <w:rPr>
           <w:rFonts w:ascii="Lato" w:eastAsia="DengXian" w:hAnsi="Lato" w:cs="Arial"/>
           <w:szCs w:val="20"/>
-          <w:highlight w:val="yellow"/>
           <w:lang w:eastAsia="zh-CN"/>
         </w:rPr>
         <w:t xml:space="preserve"> </w:t>
@@ -17371,7 +16273,6 @@
         <w:rPr>
           <w:rFonts w:ascii="Lato" w:eastAsia="DengXian" w:hAnsi="Lato" w:cs="Arial"/>
           <w:szCs w:val="20"/>
-          <w:highlight w:val="yellow"/>
           <w:lang w:eastAsia="zh-CN"/>
         </w:rPr>
         <w:t>We have divided Section</w:t>
@@ -17380,7 +16281,6 @@
         <w:rPr>
           <w:rFonts w:ascii="Lato" w:eastAsia="DengXian" w:hAnsi="Lato" w:cs="Arial"/>
           <w:szCs w:val="20"/>
-          <w:highlight w:val="yellow"/>
           <w:lang w:eastAsia="zh-CN"/>
         </w:rPr>
         <w:t xml:space="preserve"> </w:t>
@@ -17389,7 +16289,6 @@
         <w:rPr>
           <w:rFonts w:ascii="Lato" w:eastAsia="DengXian" w:hAnsi="Lato" w:cs="Arial"/>
           <w:szCs w:val="20"/>
-          <w:highlight w:val="yellow"/>
           <w:lang w:eastAsia="zh-CN"/>
         </w:rPr>
         <w:t xml:space="preserve">2.4 into two subsections: (1) Emerging </w:t>
@@ -17399,7 +16298,6 @@
           <w:rFonts w:ascii="Lato" w:eastAsia="DengXian" w:hAnsi="Lato" w:cs="Arial"/>
           <w:iCs/>
           <w:szCs w:val="20"/>
-          <w:highlight w:val="yellow"/>
           <w:lang w:eastAsia="zh-CN"/>
         </w:rPr>
         <w:t>C</w:t>
@@ -17409,7 +16307,6 @@
           <w:rFonts w:ascii="Lato" w:eastAsia="DengXian" w:hAnsi="Lato" w:cs="Arial"/>
           <w:iCs/>
           <w:szCs w:val="20"/>
-          <w:highlight w:val="yellow"/>
           <w:vertAlign w:val="subscript"/>
           <w:lang w:eastAsia="zh-CN"/>
         </w:rPr>
@@ -17420,7 +16317,6 @@
           <w:rFonts w:ascii="Lato" w:eastAsia="DengXian" w:hAnsi="Lato" w:cs="Arial"/>
           <w:iCs/>
           <w:szCs w:val="20"/>
-          <w:highlight w:val="yellow"/>
           <w:lang w:eastAsia="zh-CN"/>
         </w:rPr>
         <w:t>H</w:t>
@@ -17430,7 +16326,6 @@
           <w:rFonts w:ascii="Lato" w:eastAsia="DengXian" w:hAnsi="Lato" w:cs="Arial"/>
           <w:iCs/>
           <w:szCs w:val="20"/>
-          <w:highlight w:val="yellow"/>
           <w:vertAlign w:val="subscript"/>
           <w:lang w:eastAsia="zh-CN"/>
         </w:rPr>
@@ -17440,7 +16335,6 @@
         <w:rPr>
           <w:rFonts w:ascii="Lato" w:eastAsia="DengXian" w:hAnsi="Lato" w:cs="Arial"/>
           <w:szCs w:val="20"/>
-          <w:highlight w:val="yellow"/>
           <w:lang w:eastAsia="zh-CN"/>
         </w:rPr>
         <w:t xml:space="preserve"> synthesis routes </w:t>
@@ -17449,7 +16343,6 @@
         <w:rPr>
           <w:rFonts w:ascii="Lato" w:eastAsia="DengXian" w:hAnsi="Lato" w:cs="Arial"/>
           <w:szCs w:val="20"/>
-          <w:highlight w:val="yellow"/>
           <w:lang w:eastAsia="zh-CN"/>
         </w:rPr>
         <w:t>via</w:t>
@@ -17458,17 +16351,15 @@
         <w:rPr>
           <w:rFonts w:ascii="Lato" w:eastAsia="DengXian" w:hAnsi="Lato" w:cs="Arial"/>
           <w:szCs w:val="20"/>
-          <w:highlight w:val="yellow"/>
           <w:lang w:eastAsia="zh-CN"/>
         </w:rPr>
         <w:t xml:space="preserve"> the plasma process, and (2) </w:t>
       </w:r>
-      <w:bookmarkStart w:id="22" w:name="_Hlk184221203"/>
-      <w:r>
-        <w:rPr>
-          <w:rFonts w:ascii="Lato" w:eastAsia="DengXian" w:hAnsi="Lato" w:cs="Arial"/>
-          <w:szCs w:val="20"/>
-          <w:highlight w:val="yellow"/>
+      <w:bookmarkStart w:id="21" w:name="_Hlk184221203"/>
+      <w:r>
+        <w:rPr>
+          <w:rFonts w:ascii="Lato" w:eastAsia="DengXian" w:hAnsi="Lato" w:cs="Arial"/>
+          <w:szCs w:val="20"/>
           <w:lang w:eastAsia="zh-CN"/>
         </w:rPr>
         <w:t>A</w:t>
@@ -17477,17 +16368,15 @@
         <w:rPr>
           <w:rFonts w:ascii="Lato" w:eastAsia="DengXian" w:hAnsi="Lato" w:cs="Arial"/>
           <w:szCs w:val="20"/>
-          <w:highlight w:val="yellow"/>
           <w:lang w:eastAsia="zh-CN"/>
         </w:rPr>
         <w:t>dvancements in catalyst design for the thermal pyrolysis process</w:t>
       </w:r>
-      <w:bookmarkEnd w:id="22"/>
-      <w:r>
-        <w:rPr>
-          <w:rFonts w:ascii="Lato" w:eastAsia="DengXian" w:hAnsi="Lato" w:cs="Arial"/>
-          <w:szCs w:val="20"/>
-          <w:highlight w:val="yellow"/>
+      <w:bookmarkEnd w:id="21"/>
+      <w:r>
+        <w:rPr>
+          <w:rFonts w:ascii="Lato" w:eastAsia="DengXian" w:hAnsi="Lato" w:cs="Arial"/>
+          <w:szCs w:val="20"/>
           <w:lang w:eastAsia="zh-CN"/>
         </w:rPr>
         <w:t>.</w:t>
@@ -18728,7 +17617,6 @@
           <w:bCs/>
           <w:color w:val="000000" w:themeColor="text1"/>
           <w:szCs w:val="20"/>
-          <w:highlight w:val="yellow"/>
           <w:lang w:eastAsia="x-none"/>
         </w:rPr>
         <w:t>W</w:t>
@@ -18739,7 +17627,6 @@
           <w:bCs/>
           <w:color w:val="000000" w:themeColor="text1"/>
           <w:szCs w:val="20"/>
-          <w:highlight w:val="yellow"/>
           <w:lang w:eastAsia="x-none"/>
         </w:rPr>
         <w:t>e have incorporated discussions in Section</w:t>
@@ -18750,7 +17637,6 @@
           <w:bCs/>
           <w:color w:val="000000" w:themeColor="text1"/>
           <w:szCs w:val="20"/>
-          <w:highlight w:val="yellow"/>
           <w:lang w:eastAsia="x-none"/>
         </w:rPr>
         <w:t xml:space="preserve"> </w:t>
@@ -18761,7 +17647,6 @@
           <w:bCs/>
           <w:color w:val="000000" w:themeColor="text1"/>
           <w:szCs w:val="20"/>
-          <w:highlight w:val="yellow"/>
           <w:lang w:eastAsia="x-none"/>
         </w:rPr>
         <w:t xml:space="preserve">3 </w:t>
@@ -18773,7 +17658,6 @@
           <w:iCs/>
           <w:color w:val="000000" w:themeColor="text1"/>
           <w:szCs w:val="20"/>
-          <w:highlight w:val="yellow"/>
           <w:lang w:eastAsia="zh-CN"/>
         </w:rPr>
         <w:t>(page</w:t>
@@ -18785,7 +17669,6 @@
           <w:iCs/>
           <w:color w:val="000000" w:themeColor="text1"/>
           <w:szCs w:val="20"/>
-          <w:highlight w:val="yellow"/>
           <w:lang w:eastAsia="zh-CN"/>
         </w:rPr>
         <w:t xml:space="preserve"> </w:t>
@@ -18797,7 +17680,6 @@
           <w:iCs/>
           <w:color w:val="000000" w:themeColor="text1"/>
           <w:szCs w:val="20"/>
-          <w:highlight w:val="yellow"/>
           <w:lang w:eastAsia="zh-CN"/>
         </w:rPr>
         <w:t>xx, line</w:t>
@@ -18809,7 +17691,6 @@
           <w:iCs/>
           <w:color w:val="000000" w:themeColor="text1"/>
           <w:szCs w:val="20"/>
-          <w:highlight w:val="yellow"/>
           <w:lang w:eastAsia="zh-CN"/>
         </w:rPr>
         <w:t xml:space="preserve"> </w:t>
@@ -18821,7 +17702,6 @@
           <w:iCs/>
           <w:color w:val="000000" w:themeColor="text1"/>
           <w:szCs w:val="20"/>
-          <w:highlight w:val="yellow"/>
           <w:lang w:eastAsia="zh-CN"/>
         </w:rPr>
         <w:t xml:space="preserve">xx) </w:t>
@@ -18832,7 +17712,6 @@
           <w:bCs/>
           <w:color w:val="000000" w:themeColor="text1"/>
           <w:szCs w:val="20"/>
-          <w:highlight w:val="yellow"/>
           <w:lang w:eastAsia="x-none"/>
         </w:rPr>
         <w:t>on recent studies that highlight emerging applications</w:t>
@@ -18843,7 +17722,6 @@
           <w:bCs/>
           <w:color w:val="000000" w:themeColor="text1"/>
           <w:szCs w:val="20"/>
-          <w:highlight w:val="yellow"/>
           <w:lang w:eastAsia="x-none"/>
         </w:rPr>
         <w:t xml:space="preserve"> of acetylene</w:t>
@@ -18854,7 +17732,6 @@
           <w:bCs/>
           <w:color w:val="000000" w:themeColor="text1"/>
           <w:szCs w:val="20"/>
-          <w:highlight w:val="yellow"/>
           <w:lang w:eastAsia="x-none"/>
         </w:rPr>
         <w:t xml:space="preserve">: (1) the conversion of </w:t>
@@ -18866,7 +17743,6 @@
           <w:iCs/>
           <w:color w:val="000000" w:themeColor="text1"/>
           <w:szCs w:val="20"/>
-          <w:highlight w:val="yellow"/>
           <w:lang w:eastAsia="x-none"/>
         </w:rPr>
         <w:t>C</w:t>
@@ -18878,7 +17754,6 @@
           <w:iCs/>
           <w:color w:val="000000" w:themeColor="text1"/>
           <w:szCs w:val="20"/>
-          <w:highlight w:val="yellow"/>
           <w:vertAlign w:val="subscript"/>
           <w:lang w:eastAsia="x-none"/>
         </w:rPr>
@@ -18891,7 +17766,6 @@
           <w:iCs/>
           <w:color w:val="000000" w:themeColor="text1"/>
           <w:szCs w:val="20"/>
-          <w:highlight w:val="yellow"/>
           <w:lang w:eastAsia="x-none"/>
         </w:rPr>
         <w:t>H</w:t>
@@ -18903,7 +17777,6 @@
           <w:iCs/>
           <w:color w:val="000000" w:themeColor="text1"/>
           <w:szCs w:val="20"/>
-          <w:highlight w:val="yellow"/>
           <w:vertAlign w:val="subscript"/>
           <w:lang w:eastAsia="x-none"/>
         </w:rPr>
@@ -18916,7 +17789,6 @@
           <w:iCs/>
           <w:color w:val="000000" w:themeColor="text1"/>
           <w:szCs w:val="20"/>
-          <w:highlight w:val="yellow"/>
           <w:lang w:eastAsia="x-none"/>
         </w:rPr>
         <w:t xml:space="preserve"> </w:t>
@@ -18927,7 +17799,6 @@
           <w:bCs/>
           <w:color w:val="000000" w:themeColor="text1"/>
           <w:szCs w:val="20"/>
-          <w:highlight w:val="yellow"/>
           <w:lang w:eastAsia="x-none"/>
         </w:rPr>
         <w:t>to butadiene (</w:t>
@@ -18938,7 +17809,6 @@
           <w:bCs/>
           <w:color w:val="000000" w:themeColor="text1"/>
           <w:szCs w:val="20"/>
-          <w:highlight w:val="yellow"/>
           <w:lang w:eastAsia="x-none"/>
         </w:rPr>
         <w:t>Nat. Catal. 2024, doi.org/10.1038/s41929-024-01250-0</w:t>
@@ -18949,7 +17819,6 @@
           <w:bCs/>
           <w:color w:val="000000" w:themeColor="text1"/>
           <w:szCs w:val="20"/>
-          <w:highlight w:val="yellow"/>
           <w:lang w:eastAsia="x-none"/>
         </w:rPr>
         <w:t xml:space="preserve">) or </w:t>
@@ -18961,7 +17830,6 @@
           <w:iCs/>
           <w:color w:val="000000" w:themeColor="text1"/>
           <w:szCs w:val="20"/>
-          <w:highlight w:val="yellow"/>
           <w:lang w:eastAsia="x-none"/>
         </w:rPr>
         <w:t>C</w:t>
@@ -18973,7 +17841,6 @@
           <w:iCs/>
           <w:color w:val="000000" w:themeColor="text1"/>
           <w:szCs w:val="20"/>
-          <w:highlight w:val="yellow"/>
           <w:vertAlign w:val="subscript"/>
           <w:lang w:eastAsia="x-none"/>
         </w:rPr>
@@ -18986,7 +17853,6 @@
           <w:iCs/>
           <w:color w:val="000000" w:themeColor="text1"/>
           <w:szCs w:val="20"/>
-          <w:highlight w:val="yellow"/>
           <w:lang w:eastAsia="x-none"/>
         </w:rPr>
         <w:t>H</w:t>
@@ -18998,7 +17864,6 @@
           <w:iCs/>
           <w:color w:val="000000" w:themeColor="text1"/>
           <w:szCs w:val="20"/>
-          <w:highlight w:val="yellow"/>
           <w:vertAlign w:val="subscript"/>
           <w:lang w:eastAsia="x-none"/>
         </w:rPr>
@@ -19010,7 +17875,6 @@
           <w:bCs/>
           <w:color w:val="000000" w:themeColor="text1"/>
           <w:szCs w:val="20"/>
-          <w:highlight w:val="yellow"/>
           <w:lang w:eastAsia="x-none"/>
         </w:rPr>
         <w:t xml:space="preserve"> </w:t>
@@ -19021,7 +17885,6 @@
           <w:bCs/>
           <w:color w:val="000000" w:themeColor="text1"/>
           <w:szCs w:val="20"/>
-          <w:highlight w:val="yellow"/>
           <w:lang w:eastAsia="x-none"/>
         </w:rPr>
         <w:t>(</w:t>
@@ -19032,7 +17895,6 @@
           <w:bCs/>
           <w:color w:val="000000" w:themeColor="text1"/>
           <w:szCs w:val="20"/>
-          <w:highlight w:val="yellow"/>
           <w:lang w:eastAsia="x-none"/>
         </w:rPr>
         <w:t>Nat. Sustain. 2023, 6, 827; Nat. Catal. 2021, 4, 565</w:t>
@@ -19043,7 +17905,6 @@
           <w:bCs/>
           <w:color w:val="000000" w:themeColor="text1"/>
           <w:szCs w:val="20"/>
-          <w:highlight w:val="yellow"/>
           <w:lang w:eastAsia="x-none"/>
         </w:rPr>
         <w:t>)</w:t>
@@ -19054,7 +17915,6 @@
           <w:bCs/>
           <w:color w:val="000000" w:themeColor="text1"/>
           <w:szCs w:val="20"/>
-          <w:highlight w:val="yellow"/>
           <w:lang w:eastAsia="x-none"/>
         </w:rPr>
         <w:t xml:space="preserve"> via electrocatalysis; (2) </w:t>
@@ -19066,7 +17926,6 @@
           <w:iCs/>
           <w:color w:val="000000" w:themeColor="text1"/>
           <w:szCs w:val="20"/>
-          <w:highlight w:val="yellow"/>
           <w:lang w:eastAsia="x-none"/>
         </w:rPr>
         <w:t>C</w:t>
@@ -19078,7 +17937,6 @@
           <w:iCs/>
           <w:color w:val="000000" w:themeColor="text1"/>
           <w:szCs w:val="20"/>
-          <w:highlight w:val="yellow"/>
           <w:vertAlign w:val="subscript"/>
           <w:lang w:eastAsia="x-none"/>
         </w:rPr>
@@ -19091,7 +17949,6 @@
           <w:iCs/>
           <w:color w:val="000000" w:themeColor="text1"/>
           <w:szCs w:val="20"/>
-          <w:highlight w:val="yellow"/>
           <w:lang w:eastAsia="x-none"/>
         </w:rPr>
         <w:t>H</w:t>
@@ -19103,7 +17960,6 @@
           <w:iCs/>
           <w:color w:val="000000" w:themeColor="text1"/>
           <w:szCs w:val="20"/>
-          <w:highlight w:val="yellow"/>
           <w:vertAlign w:val="subscript"/>
           <w:lang w:eastAsia="x-none"/>
         </w:rPr>
@@ -19116,7 +17972,6 @@
           <w:iCs/>
           <w:color w:val="000000" w:themeColor="text1"/>
           <w:szCs w:val="20"/>
-          <w:highlight w:val="yellow"/>
           <w:lang w:eastAsia="x-none"/>
         </w:rPr>
         <w:t xml:space="preserve"> </w:t>
@@ -19127,7 +17982,6 @@
           <w:bCs/>
           <w:color w:val="000000" w:themeColor="text1"/>
           <w:szCs w:val="20"/>
-          <w:highlight w:val="yellow"/>
           <w:lang w:eastAsia="x-none"/>
         </w:rPr>
         <w:t xml:space="preserve">hydrochlorination to VCM via photocatalysis (J. Am. Chem. Soc. 2024, 146, 29441); and (3) the coupling of </w:t>
@@ -19139,7 +17993,6 @@
           <w:iCs/>
           <w:color w:val="000000" w:themeColor="text1"/>
           <w:szCs w:val="20"/>
-          <w:highlight w:val="yellow"/>
           <w:lang w:eastAsia="x-none"/>
         </w:rPr>
         <w:t>C</w:t>
@@ -19151,7 +18004,6 @@
           <w:iCs/>
           <w:color w:val="000000" w:themeColor="text1"/>
           <w:szCs w:val="20"/>
-          <w:highlight w:val="yellow"/>
           <w:vertAlign w:val="subscript"/>
           <w:lang w:eastAsia="x-none"/>
         </w:rPr>
@@ -19164,7 +18016,6 @@
           <w:iCs/>
           <w:color w:val="000000" w:themeColor="text1"/>
           <w:szCs w:val="20"/>
-          <w:highlight w:val="yellow"/>
           <w:lang w:eastAsia="x-none"/>
         </w:rPr>
         <w:t>H</w:t>
@@ -19176,7 +18027,6 @@
           <w:iCs/>
           <w:color w:val="000000" w:themeColor="text1"/>
           <w:szCs w:val="20"/>
-          <w:highlight w:val="yellow"/>
           <w:vertAlign w:val="subscript"/>
           <w:lang w:eastAsia="x-none"/>
         </w:rPr>
@@ -19189,7 +18039,6 @@
           <w:iCs/>
           <w:color w:val="000000" w:themeColor="text1"/>
           <w:szCs w:val="20"/>
-          <w:highlight w:val="yellow"/>
           <w:lang w:eastAsia="x-none"/>
         </w:rPr>
         <w:t xml:space="preserve"> </w:t>
@@ -19200,7 +18049,6 @@
           <w:bCs/>
           <w:color w:val="000000" w:themeColor="text1"/>
           <w:szCs w:val="20"/>
-          <w:highlight w:val="yellow"/>
           <w:lang w:eastAsia="x-none"/>
         </w:rPr>
         <w:t>with CO into ester or acid products via thermocatalysis (Molecules 2024, 29, 1987; Angew. Chem. Int. Ed. 2023, 52, e202307570).</w:t>
@@ -19591,7 +18439,7 @@
         </w:rPr>
         <w:t xml:space="preserve">of catalysts does not appear to reduce energy requirements. In fact, it often leads to energy consumption that is similar to or even higher than that of thermal plasma processes. Moreover, </w:t>
       </w:r>
-      <w:bookmarkStart w:id="23" w:name="_Hlk184302942"/>
+      <w:bookmarkStart w:id="22" w:name="_Hlk184302942"/>
       <w:r>
         <w:rPr>
           <w:rFonts w:ascii="Lato" w:eastAsia="Cambria" w:hAnsi="Lato" w:cs="Arial"/>
@@ -19601,7 +18449,7 @@
         </w:rPr>
         <w:t xml:space="preserve">the design of catalytic plasma reactors </w:t>
       </w:r>
-      <w:bookmarkEnd w:id="23"/>
+      <w:bookmarkEnd w:id="22"/>
       <w:r>
         <w:rPr>
           <w:rFonts w:ascii="Lato" w:eastAsia="Cambria" w:hAnsi="Lato" w:cs="Arial"/>
@@ -19681,7 +18529,7 @@
         </w:rPr>
         <w:t xml:space="preserve">production </w:t>
       </w:r>
-      <w:bookmarkStart w:id="24" w:name="_Hlk184302950"/>
+      <w:bookmarkStart w:id="23" w:name="_Hlk184302950"/>
       <w:r>
         <w:rPr>
           <w:rFonts w:ascii="Lato" w:eastAsia="Cambria" w:hAnsi="Lato" w:cs="Arial"/>
@@ -19691,7 +18539,7 @@
         </w:rPr>
         <w:t>remains complex and insufficiently explored</w:t>
       </w:r>
-      <w:bookmarkEnd w:id="24"/>
+      <w:bookmarkEnd w:id="23"/>
       <w:r>
         <w:rPr>
           <w:rFonts w:ascii="Lato" w:eastAsia="Cambria" w:hAnsi="Lato" w:cs="Arial"/>
@@ -19994,7 +18842,6 @@
           <w:iCs/>
           <w:color w:val="000000" w:themeColor="text1"/>
           <w:szCs w:val="20"/>
-          <w:highlight w:val="yellow"/>
           <w:lang w:eastAsia="x-none"/>
         </w:rPr>
         <w:t xml:space="preserve">We have summarized the key challenges related to catalysis in these two technologies separately in Section </w:t>
@@ -20005,7 +18852,6 @@
           <w:iCs/>
           <w:color w:val="000000" w:themeColor="text1"/>
           <w:szCs w:val="20"/>
-          <w:highlight w:val="yellow"/>
           <w:lang w:eastAsia="zh-CN"/>
         </w:rPr>
         <w:t>6</w:t>
@@ -20016,7 +18862,6 @@
           <w:iCs/>
           <w:color w:val="000000" w:themeColor="text1"/>
           <w:szCs w:val="20"/>
-          <w:highlight w:val="yellow"/>
           <w:lang w:eastAsia="x-none"/>
         </w:rPr>
         <w:t xml:space="preserve"> </w:t>
@@ -20027,7 +18872,6 @@
           <w:iCs/>
           <w:color w:val="000000" w:themeColor="text1"/>
           <w:szCs w:val="20"/>
-          <w:highlight w:val="yellow"/>
           <w:lang w:eastAsia="zh-CN"/>
         </w:rPr>
         <w:t>(page xx, line xx)</w:t>
@@ -20038,11 +18882,12 @@
           <w:iCs/>
           <w:color w:val="000000" w:themeColor="text1"/>
           <w:szCs w:val="20"/>
-          <w:highlight w:val="yellow"/>
           <w:lang w:eastAsia="x-none"/>
         </w:rPr>
         <w:t>.</w:t>
       </w:r>
+      <w:bookmarkStart w:id="24" w:name="_GoBack"/>
+      <w:bookmarkEnd w:id="24"/>
     </w:p>
     <w:sectPr>
       <w:footerReference w:type="default" r:id="rId8"/>
@@ -24572,7 +23417,7 @@
 </file>
 
 <file path=customXml/itemProps1.xml><?xml version="1.0" encoding="utf-8"?>
-<ds:datastoreItem xmlns:ds="http://schemas.openxmlformats.org/officeDocument/2006/customXml" ds:itemID="{A1F1FC46-74A6-4139-BDD2-0025E290BB7D}">
+<ds:datastoreItem xmlns:ds="http://schemas.openxmlformats.org/officeDocument/2006/customXml" ds:itemID="{3DC02828-7BF9-4273-A681-29D1C6E7F09C}">
   <ds:schemaRefs>
     <ds:schemaRef ds:uri="http://schemas.openxmlformats.org/officeDocument/2006/bibliography"/>
   </ds:schemaRefs>
